--- a/Report/Отчет по ПП06.docx
+++ b/Report/Отчет по ПП06.docx
@@ -2334,6 +2334,18 @@
     <w:p>
       <w:pPr>
         <w:spacing w:after="0" w:line="360" w:lineRule="auto"/>
+        <w:jc w:val="center"/>
+        <w:rPr>
+          <w:rFonts w:ascii="Times New Roman" w:eastAsia="Times New Roman" w:hAnsi="Times New Roman" w:cs="Times New Roman"/>
+          <w:sz w:val="28"/>
+          <w:szCs w:val="28"/>
+          <w:lang w:eastAsia="ru-RU"/>
+        </w:rPr>
+      </w:pPr>
+    </w:p>
+    <w:p>
+      <w:pPr>
+        <w:spacing w:after="0" w:line="360" w:lineRule="auto"/>
         <w:ind w:firstLine="709"/>
         <w:jc w:val="both"/>
         <w:rPr>
@@ -3694,7 +3706,7 @@
           <w:numId w:val="4"/>
         </w:numPr>
         <w:spacing w:after="0" w:line="360" w:lineRule="auto"/>
-        <w:ind w:left="709" w:hanging="709"/>
+        <w:ind w:left="0" w:firstLine="0"/>
         <w:contextualSpacing w:val="0"/>
         <w:jc w:val="both"/>
         <w:rPr>
@@ -3720,7 +3732,7 @@
           <w:numId w:val="4"/>
         </w:numPr>
         <w:spacing w:after="0" w:line="360" w:lineRule="auto"/>
-        <w:ind w:left="709" w:hanging="709"/>
+        <w:ind w:left="0" w:firstLine="0"/>
         <w:contextualSpacing w:val="0"/>
         <w:jc w:val="both"/>
         <w:rPr>
@@ -3746,7 +3758,7 @@
           <w:numId w:val="4"/>
         </w:numPr>
         <w:spacing w:after="0" w:line="360" w:lineRule="auto"/>
-        <w:ind w:left="709" w:hanging="709"/>
+        <w:ind w:left="0" w:firstLine="0"/>
         <w:contextualSpacing w:val="0"/>
         <w:jc w:val="both"/>
         <w:rPr>
@@ -3772,7 +3784,7 @@
           <w:numId w:val="4"/>
         </w:numPr>
         <w:spacing w:after="0" w:line="360" w:lineRule="auto"/>
-        <w:ind w:left="709" w:hanging="709"/>
+        <w:ind w:left="0" w:firstLine="0"/>
         <w:jc w:val="both"/>
         <w:rPr>
           <w:rFonts w:ascii="Times New Roman" w:hAnsi="Times New Roman" w:cs="Times New Roman"/>
@@ -3927,7 +3939,6 @@
           <w:sz w:val="28"/>
           <w:szCs w:val="28"/>
         </w:rPr>
-        <w:lastRenderedPageBreak/>
         <w:t>2.4 Методы и инструменты сопровождения</w:t>
       </w:r>
       <w:bookmarkEnd w:id="8"/>
@@ -4309,13 +4320,221 @@
     </w:p>
     <w:p>
       <w:pPr>
-        <w:spacing w:after="0" w:line="240" w:lineRule="auto"/>
-        <w:ind w:left="1069"/>
+        <w:spacing w:after="0" w:line="360" w:lineRule="auto"/>
         <w:contextualSpacing/>
         <w:jc w:val="both"/>
         <w:rPr>
           <w:rFonts w:ascii="Times New Roman" w:eastAsia="Times New Roman" w:hAnsi="Times New Roman" w:cs="Times New Roman"/>
           <w:kern w:val="36"/>
+          <w:sz w:val="28"/>
+          <w:szCs w:val="28"/>
+          <w:lang w:eastAsia="ru-RU"/>
+        </w:rPr>
+      </w:pPr>
+    </w:p>
+    <w:p>
+      <w:pPr>
+        <w:pStyle w:val="a3"/>
+        <w:spacing w:after="0" w:line="360" w:lineRule="auto"/>
+        <w:ind w:left="709"/>
+        <w:jc w:val="both"/>
+        <w:rPr>
+          <w:rFonts w:ascii="Times New Roman" w:eastAsia="Times New Roman" w:hAnsi="Times New Roman" w:cs="Times New Roman"/>
+          <w:sz w:val="28"/>
+          <w:szCs w:val="28"/>
+          <w:lang w:eastAsia="ru-RU"/>
+        </w:rPr>
+      </w:pPr>
+      <w:r>
+        <w:rPr>
+          <w:rFonts w:ascii="Times New Roman" w:eastAsia="Times New Roman" w:hAnsi="Times New Roman" w:cs="Times New Roman"/>
+          <w:sz w:val="28"/>
+          <w:szCs w:val="28"/>
+          <w:lang w:eastAsia="ru-RU"/>
+        </w:rPr>
+        <w:t>Назначение системы</w:t>
+      </w:r>
+      <w:r>
+        <w:rPr>
+          <w:rFonts w:ascii="Times New Roman" w:eastAsia="Times New Roman" w:hAnsi="Times New Roman" w:cs="Times New Roman"/>
+          <w:sz w:val="28"/>
+          <w:szCs w:val="28"/>
+          <w:lang w:eastAsia="ru-RU"/>
+        </w:rPr>
+        <w:t>:</w:t>
+      </w:r>
+    </w:p>
+    <w:p>
+      <w:pPr>
+        <w:spacing w:after="0" w:line="360" w:lineRule="auto"/>
+        <w:ind w:firstLine="709"/>
+        <w:jc w:val="both"/>
+        <w:rPr>
+          <w:rFonts w:ascii="Times New Roman" w:eastAsia="Times New Roman" w:hAnsi="Times New Roman" w:cs="Times New Roman"/>
+          <w:sz w:val="28"/>
+          <w:szCs w:val="28"/>
+          <w:lang w:eastAsia="ru-RU"/>
+        </w:rPr>
+      </w:pPr>
+      <w:r>
+        <w:rPr>
+          <w:rFonts w:ascii="Times New Roman" w:eastAsia="Times New Roman" w:hAnsi="Times New Roman" w:cs="Times New Roman"/>
+          <w:sz w:val="28"/>
+          <w:szCs w:val="28"/>
+          <w:lang w:eastAsia="ru-RU"/>
+        </w:rPr>
+        <w:t>Bitrix24 — это корпоративная платформа для организации совместной работы сотрудников, автоматизации продаж и сопровождения клиентов. Система используется в отделах продаж, сервисных центрах, IT-компаниях и интернет-магазинах.</w:t>
+      </w:r>
+    </w:p>
+    <w:p>
+      <w:pPr>
+        <w:spacing w:after="0" w:line="360" w:lineRule="auto"/>
+        <w:ind w:firstLine="709"/>
+        <w:jc w:val="both"/>
+        <w:rPr>
+          <w:rFonts w:ascii="Times New Roman" w:eastAsia="Times New Roman" w:hAnsi="Times New Roman" w:cs="Times New Roman"/>
+          <w:sz w:val="28"/>
+          <w:szCs w:val="28"/>
+          <w:lang w:eastAsia="ru-RU"/>
+        </w:rPr>
+      </w:pPr>
+      <w:r>
+        <w:rPr>
+          <w:rFonts w:ascii="Times New Roman" w:eastAsia="Times New Roman" w:hAnsi="Times New Roman" w:cs="Times New Roman"/>
+          <w:sz w:val="28"/>
+          <w:szCs w:val="28"/>
+          <w:lang w:eastAsia="ru-RU"/>
+        </w:rPr>
+        <w:t>Bitrix24 позволяет объединить CRM, задачи, документы, телефонию и коммуникацию сотрудников в единой системе.</w:t>
+      </w:r>
+    </w:p>
+    <w:p>
+      <w:pPr>
+        <w:pStyle w:val="a3"/>
+        <w:spacing w:after="0" w:line="360" w:lineRule="auto"/>
+        <w:ind w:left="709"/>
+        <w:jc w:val="both"/>
+        <w:rPr>
+          <w:rFonts w:ascii="Times New Roman" w:eastAsia="Times New Roman" w:hAnsi="Times New Roman" w:cs="Times New Roman"/>
+          <w:sz w:val="28"/>
+          <w:szCs w:val="28"/>
+          <w:lang w:eastAsia="ru-RU"/>
+        </w:rPr>
+      </w:pPr>
+      <w:r>
+        <w:rPr>
+          <w:rFonts w:ascii="Times New Roman" w:eastAsia="Times New Roman" w:hAnsi="Times New Roman" w:cs="Times New Roman"/>
+          <w:sz w:val="28"/>
+          <w:szCs w:val="28"/>
+          <w:lang w:eastAsia="ru-RU"/>
+        </w:rPr>
+        <w:t>Инструменты совместной работы</w:t>
+      </w:r>
+      <w:r>
+        <w:rPr>
+          <w:rFonts w:ascii="Times New Roman" w:eastAsia="Times New Roman" w:hAnsi="Times New Roman" w:cs="Times New Roman"/>
+          <w:sz w:val="28"/>
+          <w:szCs w:val="28"/>
+          <w:lang w:eastAsia="ru-RU"/>
+        </w:rPr>
+        <w:t>:</w:t>
+      </w:r>
+    </w:p>
+    <w:p>
+      <w:pPr>
+        <w:spacing w:after="0" w:line="360" w:lineRule="auto"/>
+        <w:ind w:firstLine="709"/>
+        <w:jc w:val="both"/>
+        <w:rPr>
+          <w:rFonts w:ascii="Times New Roman" w:eastAsia="Times New Roman" w:hAnsi="Times New Roman" w:cs="Times New Roman"/>
+          <w:sz w:val="28"/>
+          <w:szCs w:val="28"/>
+          <w:lang w:eastAsia="ru-RU"/>
+        </w:rPr>
+      </w:pPr>
+      <w:r>
+        <w:rPr>
+          <w:rFonts w:ascii="Times New Roman" w:eastAsia="Times New Roman" w:hAnsi="Times New Roman" w:cs="Times New Roman"/>
+          <w:sz w:val="28"/>
+          <w:szCs w:val="28"/>
+          <w:lang w:eastAsia="ru-RU"/>
+        </w:rPr>
+        <w:t>Для совместной работы сотрудников в Bitrix24 используются задачи, проекты, корпоративный чат, видеозвонки и календарь.</w:t>
+      </w:r>
+    </w:p>
+    <w:p>
+      <w:pPr>
+        <w:spacing w:after="0" w:line="360" w:lineRule="auto"/>
+        <w:ind w:firstLine="709"/>
+        <w:jc w:val="both"/>
+        <w:rPr>
+          <w:rFonts w:ascii="Times New Roman" w:eastAsia="Times New Roman" w:hAnsi="Times New Roman" w:cs="Times New Roman"/>
+          <w:sz w:val="28"/>
+          <w:szCs w:val="28"/>
+          <w:lang w:eastAsia="ru-RU"/>
+        </w:rPr>
+      </w:pPr>
+      <w:r>
+        <w:rPr>
+          <w:rFonts w:ascii="Times New Roman" w:eastAsia="Times New Roman" w:hAnsi="Times New Roman" w:cs="Times New Roman"/>
+          <w:sz w:val="28"/>
+          <w:szCs w:val="28"/>
+          <w:lang w:eastAsia="ru-RU"/>
+        </w:rPr>
+        <w:t>Сотрудник может создать задачу, назначить исполнителя, установить сроки выполнения и контролировать статус работы. Например, руководитель отдела продаж может создать задачу менеджеру на обработку заявки клиента с дедлайном до конца рабочего дня.</w:t>
+      </w:r>
+    </w:p>
+    <w:p>
+      <w:pPr>
+        <w:spacing w:after="0" w:line="360" w:lineRule="auto"/>
+        <w:ind w:firstLine="709"/>
+        <w:jc w:val="both"/>
+        <w:rPr>
+          <w:rFonts w:ascii="Times New Roman" w:eastAsia="Times New Roman" w:hAnsi="Times New Roman" w:cs="Times New Roman"/>
+          <w:sz w:val="28"/>
+          <w:szCs w:val="28"/>
+          <w:lang w:eastAsia="ru-RU"/>
+        </w:rPr>
+      </w:pPr>
+      <w:r>
+        <w:rPr>
+          <w:rFonts w:ascii="Times New Roman" w:eastAsia="Times New Roman" w:hAnsi="Times New Roman" w:cs="Times New Roman"/>
+          <w:sz w:val="28"/>
+          <w:szCs w:val="28"/>
+          <w:lang w:eastAsia="ru-RU"/>
+        </w:rPr>
+        <w:t>Корпоративный чат используется для быстрого обмена сообщениями и файлами между сотрудниками. Также система поддерживает видеоконференции, что удобно при удалённой работе.</w:t>
+      </w:r>
+    </w:p>
+    <w:p>
+      <w:pPr>
+        <w:spacing w:after="0" w:line="360" w:lineRule="auto"/>
+        <w:ind w:firstLine="709"/>
+        <w:jc w:val="both"/>
+        <w:rPr>
+          <w:rFonts w:ascii="Times New Roman" w:eastAsia="Times New Roman" w:hAnsi="Times New Roman" w:cs="Times New Roman"/>
+          <w:sz w:val="28"/>
+          <w:szCs w:val="28"/>
+          <w:lang w:eastAsia="ru-RU"/>
+        </w:rPr>
+      </w:pPr>
+      <w:r>
+        <w:rPr>
+          <w:rFonts w:ascii="Times New Roman" w:eastAsia="Times New Roman" w:hAnsi="Times New Roman" w:cs="Times New Roman"/>
+          <w:sz w:val="28"/>
+          <w:szCs w:val="28"/>
+          <w:lang w:eastAsia="ru-RU"/>
+        </w:rPr>
+        <w:t>Проекты и рабочие группы позволяют объединять сотрудников по определённым направлениям деятельности. Внутри проекта можно хранить документы, переписку и задачи команды.</w:t>
+      </w:r>
+    </w:p>
+    <w:p>
+      <w:pPr>
+        <w:spacing w:after="0" w:line="480" w:lineRule="auto"/>
+        <w:ind w:firstLine="709"/>
+        <w:jc w:val="both"/>
+        <w:rPr>
+          <w:rFonts w:ascii="Times New Roman" w:eastAsia="Times New Roman" w:hAnsi="Times New Roman" w:cs="Times New Roman"/>
           <w:sz w:val="28"/>
           <w:szCs w:val="28"/>
           <w:lang w:eastAsia="ru-RU"/>
@@ -4346,70 +4565,371 @@
           <w:szCs w:val="28"/>
           <w:lang w:eastAsia="ru-RU"/>
         </w:rPr>
-        <w:t>Назначение системы</w:t>
-      </w:r>
-    </w:p>
-    <w:p>
-      <w:pPr>
-        <w:spacing w:after="0" w:line="360" w:lineRule="auto"/>
-        <w:ind w:left="709"/>
-        <w:jc w:val="both"/>
-        <w:rPr>
-          <w:rFonts w:ascii="Times New Roman" w:eastAsia="Times New Roman" w:hAnsi="Times New Roman" w:cs="Times New Roman"/>
-          <w:sz w:val="28"/>
-          <w:szCs w:val="28"/>
-          <w:lang w:eastAsia="ru-RU"/>
-        </w:rPr>
-      </w:pPr>
-    </w:p>
-    <w:p>
-      <w:pPr>
-        <w:spacing w:after="0" w:line="360" w:lineRule="auto"/>
-        <w:ind w:firstLine="709"/>
-        <w:jc w:val="both"/>
-        <w:rPr>
-          <w:rFonts w:ascii="Times New Roman" w:eastAsia="Times New Roman" w:hAnsi="Times New Roman" w:cs="Times New Roman"/>
-          <w:sz w:val="28"/>
-          <w:szCs w:val="28"/>
-          <w:lang w:eastAsia="ru-RU"/>
-        </w:rPr>
-      </w:pPr>
-      <w:r>
-        <w:rPr>
-          <w:rFonts w:ascii="Times New Roman" w:eastAsia="Times New Roman" w:hAnsi="Times New Roman" w:cs="Times New Roman"/>
-          <w:sz w:val="28"/>
-          <w:szCs w:val="28"/>
-          <w:lang w:eastAsia="ru-RU"/>
-        </w:rPr>
-        <w:t>Bitrix24 — это корпоративная платформа для организации совместной работы сотрудников, автоматизации продаж и сопровождения клиентов. Система используется в отделах продаж, сервисных центрах, IT-компаниях и интернет-магазинах.</w:t>
-      </w:r>
-    </w:p>
-    <w:p>
-      <w:pPr>
-        <w:spacing w:after="0" w:line="360" w:lineRule="auto"/>
-        <w:ind w:firstLine="709"/>
-        <w:jc w:val="both"/>
-        <w:rPr>
-          <w:rFonts w:ascii="Times New Roman" w:eastAsia="Times New Roman" w:hAnsi="Times New Roman" w:cs="Times New Roman"/>
-          <w:sz w:val="28"/>
-          <w:szCs w:val="28"/>
-          <w:lang w:eastAsia="ru-RU"/>
-        </w:rPr>
-      </w:pPr>
-      <w:r>
-        <w:rPr>
-          <w:rFonts w:ascii="Times New Roman" w:eastAsia="Times New Roman" w:hAnsi="Times New Roman" w:cs="Times New Roman"/>
-          <w:sz w:val="28"/>
-          <w:szCs w:val="28"/>
-          <w:lang w:eastAsia="ru-RU"/>
-        </w:rPr>
-        <w:t>Bitrix24 позволяет объединить CRM, задачи, документы, телефонию и коммуникацию сотрудников в единой системе.</w:t>
+        <w:lastRenderedPageBreak/>
+        <w:t>Автоматизация процессов продаж</w:t>
+      </w:r>
+    </w:p>
+    <w:p>
+      <w:pPr>
+        <w:spacing w:after="0" w:line="360" w:lineRule="auto"/>
+        <w:ind w:firstLine="709"/>
+        <w:jc w:val="both"/>
+        <w:rPr>
+          <w:rFonts w:ascii="Times New Roman" w:eastAsia="Times New Roman" w:hAnsi="Times New Roman" w:cs="Times New Roman"/>
+          <w:sz w:val="28"/>
+          <w:szCs w:val="28"/>
+          <w:lang w:eastAsia="ru-RU"/>
+        </w:rPr>
+      </w:pPr>
+    </w:p>
+    <w:p>
+      <w:pPr>
+        <w:spacing w:after="0" w:line="360" w:lineRule="auto"/>
+        <w:ind w:firstLine="709"/>
+        <w:jc w:val="both"/>
+        <w:rPr>
+          <w:rFonts w:ascii="Times New Roman" w:eastAsia="Times New Roman" w:hAnsi="Times New Roman" w:cs="Times New Roman"/>
+          <w:sz w:val="28"/>
+          <w:szCs w:val="28"/>
+          <w:lang w:eastAsia="ru-RU"/>
+        </w:rPr>
+      </w:pPr>
+      <w:r>
+        <w:rPr>
+          <w:rFonts w:ascii="Times New Roman" w:eastAsia="Times New Roman" w:hAnsi="Times New Roman" w:cs="Times New Roman"/>
+          <w:sz w:val="28"/>
+          <w:szCs w:val="28"/>
+          <w:lang w:eastAsia="ru-RU"/>
+        </w:rPr>
+        <w:t>В Bitrix24 автоматизация продаж реализована через CRM, воронки продаж, роботов и триггеры.</w:t>
+      </w:r>
+    </w:p>
+    <w:p>
+      <w:pPr>
+        <w:spacing w:after="0" w:line="360" w:lineRule="auto"/>
+        <w:ind w:firstLine="709"/>
+        <w:jc w:val="both"/>
+        <w:rPr>
+          <w:rFonts w:ascii="Times New Roman" w:eastAsia="Times New Roman" w:hAnsi="Times New Roman" w:cs="Times New Roman"/>
+          <w:sz w:val="28"/>
+          <w:szCs w:val="28"/>
+          <w:lang w:eastAsia="ru-RU"/>
+        </w:rPr>
+      </w:pPr>
+      <w:r>
+        <w:rPr>
+          <w:rFonts w:ascii="Times New Roman" w:eastAsia="Times New Roman" w:hAnsi="Times New Roman" w:cs="Times New Roman"/>
+          <w:sz w:val="28"/>
+          <w:szCs w:val="28"/>
+          <w:lang w:eastAsia="ru-RU"/>
+        </w:rPr>
+        <w:t>Воронка продаж разделяет работу с клиентом на этапы:</w:t>
+      </w:r>
+    </w:p>
+    <w:p>
+      <w:pPr>
+        <w:numPr>
+          <w:ilvl w:val="0"/>
+          <w:numId w:val="10"/>
+        </w:numPr>
+        <w:spacing w:after="0" w:line="360" w:lineRule="auto"/>
+        <w:ind w:left="0" w:firstLine="0"/>
+        <w:jc w:val="both"/>
+        <w:rPr>
+          <w:rFonts w:ascii="Times New Roman" w:eastAsia="Times New Roman" w:hAnsi="Times New Roman" w:cs="Times New Roman"/>
+          <w:sz w:val="28"/>
+          <w:szCs w:val="28"/>
+          <w:lang w:eastAsia="ru-RU"/>
+        </w:rPr>
+      </w:pPr>
+      <w:r>
+        <w:rPr>
+          <w:rFonts w:ascii="Times New Roman" w:eastAsia="Times New Roman" w:hAnsi="Times New Roman" w:cs="Times New Roman"/>
+          <w:sz w:val="28"/>
+          <w:szCs w:val="28"/>
+          <w:lang w:eastAsia="ru-RU"/>
+        </w:rPr>
+        <w:t>новая заявка;</w:t>
+      </w:r>
+    </w:p>
+    <w:p>
+      <w:pPr>
+        <w:numPr>
+          <w:ilvl w:val="0"/>
+          <w:numId w:val="10"/>
+        </w:numPr>
+        <w:spacing w:after="0" w:line="360" w:lineRule="auto"/>
+        <w:ind w:left="0" w:firstLine="0"/>
+        <w:jc w:val="both"/>
+        <w:rPr>
+          <w:rFonts w:ascii="Times New Roman" w:eastAsia="Times New Roman" w:hAnsi="Times New Roman" w:cs="Times New Roman"/>
+          <w:sz w:val="28"/>
+          <w:szCs w:val="28"/>
+          <w:lang w:eastAsia="ru-RU"/>
+        </w:rPr>
+      </w:pPr>
+      <w:r>
+        <w:rPr>
+          <w:rFonts w:ascii="Times New Roman" w:eastAsia="Times New Roman" w:hAnsi="Times New Roman" w:cs="Times New Roman"/>
+          <w:sz w:val="28"/>
+          <w:szCs w:val="28"/>
+          <w:lang w:eastAsia="ru-RU"/>
+        </w:rPr>
+        <w:t>обработка обращения;</w:t>
+      </w:r>
+    </w:p>
+    <w:p>
+      <w:pPr>
+        <w:numPr>
+          <w:ilvl w:val="0"/>
+          <w:numId w:val="10"/>
+        </w:numPr>
+        <w:spacing w:after="0" w:line="360" w:lineRule="auto"/>
+        <w:ind w:left="0" w:firstLine="0"/>
+        <w:jc w:val="both"/>
+        <w:rPr>
+          <w:rFonts w:ascii="Times New Roman" w:eastAsia="Times New Roman" w:hAnsi="Times New Roman" w:cs="Times New Roman"/>
+          <w:sz w:val="28"/>
+          <w:szCs w:val="28"/>
+          <w:lang w:eastAsia="ru-RU"/>
+        </w:rPr>
+      </w:pPr>
+      <w:r>
+        <w:rPr>
+          <w:rFonts w:ascii="Times New Roman" w:eastAsia="Times New Roman" w:hAnsi="Times New Roman" w:cs="Times New Roman"/>
+          <w:sz w:val="28"/>
+          <w:szCs w:val="28"/>
+          <w:lang w:eastAsia="ru-RU"/>
+        </w:rPr>
+        <w:t>согласование условий;</w:t>
+      </w:r>
+    </w:p>
+    <w:p>
+      <w:pPr>
+        <w:numPr>
+          <w:ilvl w:val="0"/>
+          <w:numId w:val="10"/>
+        </w:numPr>
+        <w:spacing w:after="0" w:line="360" w:lineRule="auto"/>
+        <w:ind w:left="0" w:firstLine="0"/>
+        <w:jc w:val="both"/>
+        <w:rPr>
+          <w:rFonts w:ascii="Times New Roman" w:eastAsia="Times New Roman" w:hAnsi="Times New Roman" w:cs="Times New Roman"/>
+          <w:sz w:val="28"/>
+          <w:szCs w:val="28"/>
+          <w:lang w:eastAsia="ru-RU"/>
+        </w:rPr>
+      </w:pPr>
+      <w:r>
+        <w:rPr>
+          <w:rFonts w:ascii="Times New Roman" w:eastAsia="Times New Roman" w:hAnsi="Times New Roman" w:cs="Times New Roman"/>
+          <w:sz w:val="28"/>
+          <w:szCs w:val="28"/>
+          <w:lang w:eastAsia="ru-RU"/>
+        </w:rPr>
+        <w:t>выставление счёта;</w:t>
+      </w:r>
+    </w:p>
+    <w:p>
+      <w:pPr>
+        <w:numPr>
+          <w:ilvl w:val="0"/>
+          <w:numId w:val="10"/>
+        </w:numPr>
+        <w:spacing w:after="0" w:line="360" w:lineRule="auto"/>
+        <w:ind w:left="0" w:firstLine="0"/>
+        <w:jc w:val="both"/>
+        <w:rPr>
+          <w:rFonts w:ascii="Times New Roman" w:eastAsia="Times New Roman" w:hAnsi="Times New Roman" w:cs="Times New Roman"/>
+          <w:sz w:val="28"/>
+          <w:szCs w:val="28"/>
+          <w:lang w:eastAsia="ru-RU"/>
+        </w:rPr>
+      </w:pPr>
+      <w:r>
+        <w:rPr>
+          <w:rFonts w:ascii="Times New Roman" w:eastAsia="Times New Roman" w:hAnsi="Times New Roman" w:cs="Times New Roman"/>
+          <w:sz w:val="28"/>
+          <w:szCs w:val="28"/>
+          <w:lang w:eastAsia="ru-RU"/>
+        </w:rPr>
+        <w:t>завершение сделки.</w:t>
+      </w:r>
+    </w:p>
+    <w:p>
+      <w:pPr>
+        <w:spacing w:after="0" w:line="360" w:lineRule="auto"/>
+        <w:ind w:firstLine="709"/>
+        <w:jc w:val="both"/>
+        <w:rPr>
+          <w:rFonts w:ascii="Times New Roman" w:eastAsia="Times New Roman" w:hAnsi="Times New Roman" w:cs="Times New Roman"/>
+          <w:sz w:val="28"/>
+          <w:szCs w:val="28"/>
+          <w:lang w:eastAsia="ru-RU"/>
+        </w:rPr>
+      </w:pPr>
+      <w:r>
+        <w:rPr>
+          <w:rFonts w:ascii="Times New Roman" w:eastAsia="Times New Roman" w:hAnsi="Times New Roman" w:cs="Times New Roman"/>
+          <w:sz w:val="28"/>
+          <w:szCs w:val="28"/>
+          <w:lang w:eastAsia="ru-RU"/>
+        </w:rPr>
+        <w:t>Роботы автоматически выполняют действия при изменении статуса сделки. Например, после поступления новой заявки система:</w:t>
+      </w:r>
+    </w:p>
+    <w:p>
+      <w:pPr>
+        <w:numPr>
+          <w:ilvl w:val="0"/>
+          <w:numId w:val="11"/>
+        </w:numPr>
+        <w:spacing w:after="0" w:line="360" w:lineRule="auto"/>
+        <w:ind w:left="0" w:firstLine="0"/>
+        <w:jc w:val="both"/>
+        <w:rPr>
+          <w:rFonts w:ascii="Times New Roman" w:eastAsia="Times New Roman" w:hAnsi="Times New Roman" w:cs="Times New Roman"/>
+          <w:sz w:val="28"/>
+          <w:szCs w:val="28"/>
+          <w:lang w:eastAsia="ru-RU"/>
+        </w:rPr>
+      </w:pPr>
+      <w:r>
+        <w:rPr>
+          <w:rFonts w:ascii="Times New Roman" w:eastAsia="Times New Roman" w:hAnsi="Times New Roman" w:cs="Times New Roman"/>
+          <w:sz w:val="28"/>
+          <w:szCs w:val="28"/>
+          <w:lang w:eastAsia="ru-RU"/>
+        </w:rPr>
+        <w:t>назначает ответственного менеджера;</w:t>
+      </w:r>
+    </w:p>
+    <w:p>
+      <w:pPr>
+        <w:numPr>
+          <w:ilvl w:val="0"/>
+          <w:numId w:val="11"/>
+        </w:numPr>
+        <w:spacing w:after="0" w:line="360" w:lineRule="auto"/>
+        <w:ind w:left="0" w:firstLine="0"/>
+        <w:jc w:val="both"/>
+        <w:rPr>
+          <w:rFonts w:ascii="Times New Roman" w:eastAsia="Times New Roman" w:hAnsi="Times New Roman" w:cs="Times New Roman"/>
+          <w:sz w:val="28"/>
+          <w:szCs w:val="28"/>
+          <w:lang w:eastAsia="ru-RU"/>
+        </w:rPr>
+      </w:pPr>
+      <w:r>
+        <w:rPr>
+          <w:rFonts w:ascii="Times New Roman" w:eastAsia="Times New Roman" w:hAnsi="Times New Roman" w:cs="Times New Roman"/>
+          <w:sz w:val="28"/>
+          <w:szCs w:val="28"/>
+          <w:lang w:eastAsia="ru-RU"/>
+        </w:rPr>
+        <w:t>отправляет клиенту письмо;</w:t>
+      </w:r>
+    </w:p>
+    <w:p>
+      <w:pPr>
+        <w:numPr>
+          <w:ilvl w:val="0"/>
+          <w:numId w:val="11"/>
+        </w:numPr>
+        <w:spacing w:after="0" w:line="360" w:lineRule="auto"/>
+        <w:ind w:left="0" w:firstLine="0"/>
+        <w:jc w:val="both"/>
+        <w:rPr>
+          <w:rFonts w:ascii="Times New Roman" w:eastAsia="Times New Roman" w:hAnsi="Times New Roman" w:cs="Times New Roman"/>
+          <w:sz w:val="28"/>
+          <w:szCs w:val="28"/>
+          <w:lang w:eastAsia="ru-RU"/>
+        </w:rPr>
+      </w:pPr>
+      <w:r>
+        <w:rPr>
+          <w:rFonts w:ascii="Times New Roman" w:eastAsia="Times New Roman" w:hAnsi="Times New Roman" w:cs="Times New Roman"/>
+          <w:sz w:val="28"/>
+          <w:szCs w:val="28"/>
+          <w:lang w:eastAsia="ru-RU"/>
+        </w:rPr>
+        <w:t>создаёт задачу сотруднику;</w:t>
+      </w:r>
+    </w:p>
+    <w:p>
+      <w:pPr>
+        <w:numPr>
+          <w:ilvl w:val="0"/>
+          <w:numId w:val="11"/>
+        </w:numPr>
+        <w:spacing w:after="0" w:line="360" w:lineRule="auto"/>
+        <w:ind w:left="0" w:firstLine="0"/>
+        <w:jc w:val="both"/>
+        <w:rPr>
+          <w:rFonts w:ascii="Times New Roman" w:eastAsia="Times New Roman" w:hAnsi="Times New Roman" w:cs="Times New Roman"/>
+          <w:sz w:val="28"/>
+          <w:szCs w:val="28"/>
+          <w:lang w:eastAsia="ru-RU"/>
+        </w:rPr>
+      </w:pPr>
+      <w:r>
+        <w:rPr>
+          <w:rFonts w:ascii="Times New Roman" w:eastAsia="Times New Roman" w:hAnsi="Times New Roman" w:cs="Times New Roman"/>
+          <w:sz w:val="28"/>
+          <w:szCs w:val="28"/>
+          <w:lang w:eastAsia="ru-RU"/>
+        </w:rPr>
+        <w:t>ставит напоминание о звонке.</w:t>
+      </w:r>
+    </w:p>
+    <w:p>
+      <w:pPr>
+        <w:spacing w:after="0" w:line="360" w:lineRule="auto"/>
+        <w:ind w:firstLine="709"/>
+        <w:jc w:val="both"/>
+        <w:rPr>
+          <w:rFonts w:ascii="Times New Roman" w:eastAsia="Times New Roman" w:hAnsi="Times New Roman" w:cs="Times New Roman"/>
+          <w:sz w:val="28"/>
+          <w:szCs w:val="28"/>
+          <w:lang w:eastAsia="ru-RU"/>
+        </w:rPr>
+      </w:pPr>
+      <w:r>
+        <w:rPr>
+          <w:rFonts w:ascii="Times New Roman" w:eastAsia="Times New Roman" w:hAnsi="Times New Roman" w:cs="Times New Roman"/>
+          <w:sz w:val="28"/>
+          <w:szCs w:val="28"/>
+          <w:lang w:eastAsia="ru-RU"/>
+        </w:rPr>
+        <w:t>Триггеры запускают действия после определённого события. Например, если клиент заполнил форму на сайте, система автоматически создаёт новую сделку в CRM.</w:t>
+      </w:r>
+    </w:p>
+    <w:p>
+      <w:pPr>
+        <w:spacing w:after="0" w:line="360" w:lineRule="auto"/>
+        <w:ind w:firstLine="709"/>
+        <w:jc w:val="both"/>
+        <w:rPr>
+          <w:rFonts w:ascii="Times New Roman" w:eastAsia="Times New Roman" w:hAnsi="Times New Roman" w:cs="Times New Roman"/>
+          <w:sz w:val="28"/>
+          <w:szCs w:val="28"/>
+          <w:lang w:eastAsia="ru-RU"/>
+        </w:rPr>
+      </w:pPr>
+      <w:r>
+        <w:rPr>
+          <w:rFonts w:ascii="Times New Roman" w:eastAsia="Times New Roman" w:hAnsi="Times New Roman" w:cs="Times New Roman"/>
+          <w:sz w:val="28"/>
+          <w:szCs w:val="28"/>
+          <w:lang w:eastAsia="ru-RU"/>
+        </w:rPr>
+        <w:t>Использование автоматизации снижает нагрузку на сотрудников и ускоряет обработку клиентов.</w:t>
       </w:r>
     </w:p>
     <w:p>
       <w:pPr>
         <w:spacing w:after="0" w:line="480" w:lineRule="auto"/>
-        <w:ind w:left="709"/>
+        <w:ind w:firstLine="709"/>
         <w:jc w:val="both"/>
         <w:rPr>
           <w:rFonts w:ascii="Times New Roman" w:eastAsia="Times New Roman" w:hAnsi="Times New Roman" w:cs="Times New Roman"/>
@@ -4443,92 +4963,156 @@
           <w:szCs w:val="28"/>
           <w:lang w:eastAsia="ru-RU"/>
         </w:rPr>
-        <w:t>Инструменты совместной работы</w:t>
-      </w:r>
-    </w:p>
-    <w:p>
-      <w:pPr>
-        <w:spacing w:after="0" w:line="360" w:lineRule="auto"/>
-        <w:ind w:firstLine="709"/>
-        <w:jc w:val="both"/>
-        <w:rPr>
-          <w:rFonts w:ascii="Times New Roman" w:eastAsia="Times New Roman" w:hAnsi="Times New Roman" w:cs="Times New Roman"/>
-          <w:sz w:val="28"/>
-          <w:szCs w:val="28"/>
-          <w:lang w:eastAsia="ru-RU"/>
-        </w:rPr>
-      </w:pPr>
-    </w:p>
-    <w:p>
-      <w:pPr>
-        <w:spacing w:after="0" w:line="360" w:lineRule="auto"/>
-        <w:ind w:firstLine="709"/>
-        <w:jc w:val="both"/>
-        <w:rPr>
-          <w:rFonts w:ascii="Times New Roman" w:eastAsia="Times New Roman" w:hAnsi="Times New Roman" w:cs="Times New Roman"/>
-          <w:sz w:val="28"/>
-          <w:szCs w:val="28"/>
-          <w:lang w:eastAsia="ru-RU"/>
-        </w:rPr>
-      </w:pPr>
-      <w:r>
-        <w:rPr>
-          <w:rFonts w:ascii="Times New Roman" w:eastAsia="Times New Roman" w:hAnsi="Times New Roman" w:cs="Times New Roman"/>
-          <w:sz w:val="28"/>
-          <w:szCs w:val="28"/>
-          <w:lang w:eastAsia="ru-RU"/>
-        </w:rPr>
-        <w:t>Для совместной работы сотрудников в Bitrix24 используются задачи, проекты, корпоративный чат, видеозвонки и календарь.</w:t>
-      </w:r>
-    </w:p>
-    <w:p>
-      <w:pPr>
-        <w:spacing w:after="0" w:line="360" w:lineRule="auto"/>
-        <w:ind w:firstLine="709"/>
-        <w:jc w:val="both"/>
-        <w:rPr>
-          <w:rFonts w:ascii="Times New Roman" w:eastAsia="Times New Roman" w:hAnsi="Times New Roman" w:cs="Times New Roman"/>
-          <w:sz w:val="28"/>
-          <w:szCs w:val="28"/>
-          <w:lang w:eastAsia="ru-RU"/>
-        </w:rPr>
-      </w:pPr>
-      <w:r>
-        <w:rPr>
-          <w:rFonts w:ascii="Times New Roman" w:eastAsia="Times New Roman" w:hAnsi="Times New Roman" w:cs="Times New Roman"/>
-          <w:sz w:val="28"/>
-          <w:szCs w:val="28"/>
-          <w:lang w:eastAsia="ru-RU"/>
-        </w:rPr>
-        <w:t>Сотрудник может создать задачу, назначить исполнителя, установить сроки выполнения и контролировать статус работы. Например, руководитель отдела продаж может создать задачу менеджеру на обработку заявки клиента с дедлайном до конца рабочего дня.</w:t>
-      </w:r>
-    </w:p>
-    <w:p>
-      <w:pPr>
-        <w:spacing w:after="0" w:line="360" w:lineRule="auto"/>
-        <w:ind w:firstLine="709"/>
-        <w:jc w:val="both"/>
-        <w:rPr>
-          <w:rFonts w:ascii="Times New Roman" w:eastAsia="Times New Roman" w:hAnsi="Times New Roman" w:cs="Times New Roman"/>
-          <w:sz w:val="28"/>
-          <w:szCs w:val="28"/>
-          <w:lang w:eastAsia="ru-RU"/>
-        </w:rPr>
-      </w:pPr>
-      <w:r>
-        <w:rPr>
-          <w:rFonts w:ascii="Times New Roman" w:eastAsia="Times New Roman" w:hAnsi="Times New Roman" w:cs="Times New Roman"/>
-          <w:sz w:val="28"/>
-          <w:szCs w:val="28"/>
-          <w:lang w:eastAsia="ru-RU"/>
-        </w:rPr>
-        <w:t>Корпоративный чат используется для быстрого обмена сообщениями и файлами между сотрудниками. Также система поддерживает видеоконференции, что удобно при удалённой работе.</w:t>
-      </w:r>
-    </w:p>
-    <w:p>
-      <w:pPr>
-        <w:spacing w:after="0" w:line="360" w:lineRule="auto"/>
-        <w:ind w:firstLine="709"/>
+        <w:t>Встроенные сервисы системы</w:t>
+      </w:r>
+    </w:p>
+    <w:p>
+      <w:pPr>
+        <w:spacing w:after="0" w:line="360" w:lineRule="auto"/>
+        <w:ind w:firstLine="709"/>
+        <w:jc w:val="both"/>
+        <w:rPr>
+          <w:rFonts w:ascii="Times New Roman" w:eastAsia="Times New Roman" w:hAnsi="Times New Roman" w:cs="Times New Roman"/>
+          <w:sz w:val="28"/>
+          <w:szCs w:val="28"/>
+          <w:lang w:eastAsia="ru-RU"/>
+        </w:rPr>
+      </w:pPr>
+    </w:p>
+    <w:p>
+      <w:pPr>
+        <w:spacing w:after="0" w:line="360" w:lineRule="auto"/>
+        <w:ind w:firstLine="709"/>
+        <w:jc w:val="both"/>
+        <w:rPr>
+          <w:rFonts w:ascii="Times New Roman" w:eastAsia="Times New Roman" w:hAnsi="Times New Roman" w:cs="Times New Roman"/>
+          <w:sz w:val="28"/>
+          <w:szCs w:val="28"/>
+          <w:lang w:eastAsia="ru-RU"/>
+        </w:rPr>
+      </w:pPr>
+      <w:r>
+        <w:rPr>
+          <w:rFonts w:ascii="Times New Roman" w:eastAsia="Times New Roman" w:hAnsi="Times New Roman" w:cs="Times New Roman"/>
+          <w:sz w:val="28"/>
+          <w:szCs w:val="28"/>
+          <w:lang w:eastAsia="ru-RU"/>
+        </w:rPr>
+        <w:t>Bitrix24 включает большое количество встроенных сервисов:</w:t>
+      </w:r>
+    </w:p>
+    <w:p>
+      <w:pPr>
+        <w:numPr>
+          <w:ilvl w:val="0"/>
+          <w:numId w:val="12"/>
+        </w:numPr>
+        <w:spacing w:after="0" w:line="360" w:lineRule="auto"/>
+        <w:ind w:left="0" w:firstLine="0"/>
+        <w:jc w:val="both"/>
+        <w:rPr>
+          <w:rFonts w:ascii="Times New Roman" w:eastAsia="Times New Roman" w:hAnsi="Times New Roman" w:cs="Times New Roman"/>
+          <w:sz w:val="28"/>
+          <w:szCs w:val="28"/>
+          <w:lang w:eastAsia="ru-RU"/>
+        </w:rPr>
+      </w:pPr>
+      <w:r>
+        <w:rPr>
+          <w:rFonts w:ascii="Times New Roman" w:eastAsia="Times New Roman" w:hAnsi="Times New Roman" w:cs="Times New Roman"/>
+          <w:sz w:val="28"/>
+          <w:szCs w:val="28"/>
+          <w:lang w:eastAsia="ru-RU"/>
+        </w:rPr>
+        <w:t>CRM-систему;</w:t>
+      </w:r>
+    </w:p>
+    <w:p>
+      <w:pPr>
+        <w:numPr>
+          <w:ilvl w:val="0"/>
+          <w:numId w:val="12"/>
+        </w:numPr>
+        <w:spacing w:after="0" w:line="360" w:lineRule="auto"/>
+        <w:ind w:left="0" w:firstLine="0"/>
+        <w:jc w:val="both"/>
+        <w:rPr>
+          <w:rFonts w:ascii="Times New Roman" w:eastAsia="Times New Roman" w:hAnsi="Times New Roman" w:cs="Times New Roman"/>
+          <w:sz w:val="28"/>
+          <w:szCs w:val="28"/>
+          <w:lang w:eastAsia="ru-RU"/>
+        </w:rPr>
+      </w:pPr>
+      <w:r>
+        <w:rPr>
+          <w:rFonts w:ascii="Times New Roman" w:eastAsia="Times New Roman" w:hAnsi="Times New Roman" w:cs="Times New Roman"/>
+          <w:sz w:val="28"/>
+          <w:szCs w:val="28"/>
+          <w:lang w:eastAsia="ru-RU"/>
+        </w:rPr>
+        <w:t>управление задачами и проектами;</w:t>
+      </w:r>
+    </w:p>
+    <w:p>
+      <w:pPr>
+        <w:numPr>
+          <w:ilvl w:val="0"/>
+          <w:numId w:val="12"/>
+        </w:numPr>
+        <w:spacing w:after="0" w:line="360" w:lineRule="auto"/>
+        <w:ind w:left="0" w:firstLine="0"/>
+        <w:jc w:val="both"/>
+        <w:rPr>
+          <w:rFonts w:ascii="Times New Roman" w:eastAsia="Times New Roman" w:hAnsi="Times New Roman" w:cs="Times New Roman"/>
+          <w:sz w:val="28"/>
+          <w:szCs w:val="28"/>
+          <w:lang w:eastAsia="ru-RU"/>
+        </w:rPr>
+      </w:pPr>
+      <w:r>
+        <w:rPr>
+          <w:rFonts w:ascii="Times New Roman" w:eastAsia="Times New Roman" w:hAnsi="Times New Roman" w:cs="Times New Roman"/>
+          <w:sz w:val="28"/>
+          <w:szCs w:val="28"/>
+          <w:lang w:eastAsia="ru-RU"/>
+        </w:rPr>
+        <w:t>корпоративную почту;</w:t>
+      </w:r>
+    </w:p>
+    <w:p>
+      <w:pPr>
+        <w:numPr>
+          <w:ilvl w:val="0"/>
+          <w:numId w:val="12"/>
+        </w:numPr>
+        <w:spacing w:after="0" w:line="360" w:lineRule="auto"/>
+        <w:ind w:left="0" w:firstLine="0"/>
+        <w:jc w:val="both"/>
+        <w:rPr>
+          <w:rFonts w:ascii="Times New Roman" w:eastAsia="Times New Roman" w:hAnsi="Times New Roman" w:cs="Times New Roman"/>
+          <w:sz w:val="28"/>
+          <w:szCs w:val="28"/>
+          <w:lang w:eastAsia="ru-RU"/>
+        </w:rPr>
+      </w:pPr>
+      <w:r>
+        <w:rPr>
+          <w:rFonts w:ascii="Times New Roman" w:eastAsia="Times New Roman" w:hAnsi="Times New Roman" w:cs="Times New Roman"/>
+          <w:sz w:val="28"/>
+          <w:szCs w:val="28"/>
+          <w:lang w:eastAsia="ru-RU"/>
+        </w:rPr>
+        <w:t>IP-телефонию;</w:t>
+      </w:r>
+    </w:p>
+    <w:p>
+      <w:pPr>
+        <w:numPr>
+          <w:ilvl w:val="0"/>
+          <w:numId w:val="12"/>
+        </w:numPr>
+        <w:spacing w:after="0" w:line="360" w:lineRule="auto"/>
+        <w:ind w:left="0" w:firstLine="0"/>
         <w:jc w:val="both"/>
         <w:rPr>
           <w:rFonts w:ascii="Times New Roman" w:eastAsia="Times New Roman" w:hAnsi="Times New Roman" w:cs="Times New Roman"/>
@@ -4545,7 +5129,133 @@
           <w:lang w:eastAsia="ru-RU"/>
         </w:rPr>
         <w:lastRenderedPageBreak/>
-        <w:t>Проекты и рабочие группы позволяют объединять сотрудников по определённым направлениям деятельности. Внутри проекта можно хранить документы, переписку и задачи команды.</w:t>
+        <w:t>видеозвонки;</w:t>
+      </w:r>
+    </w:p>
+    <w:p>
+      <w:pPr>
+        <w:numPr>
+          <w:ilvl w:val="0"/>
+          <w:numId w:val="12"/>
+        </w:numPr>
+        <w:spacing w:after="0" w:line="360" w:lineRule="auto"/>
+        <w:ind w:left="0" w:firstLine="0"/>
+        <w:jc w:val="both"/>
+        <w:rPr>
+          <w:rFonts w:ascii="Times New Roman" w:eastAsia="Times New Roman" w:hAnsi="Times New Roman" w:cs="Times New Roman"/>
+          <w:sz w:val="28"/>
+          <w:szCs w:val="28"/>
+          <w:lang w:eastAsia="ru-RU"/>
+        </w:rPr>
+      </w:pPr>
+      <w:r>
+        <w:rPr>
+          <w:rFonts w:ascii="Times New Roman" w:eastAsia="Times New Roman" w:hAnsi="Times New Roman" w:cs="Times New Roman"/>
+          <w:sz w:val="28"/>
+          <w:szCs w:val="28"/>
+          <w:lang w:eastAsia="ru-RU"/>
+        </w:rPr>
+        <w:t>календарь;</w:t>
+      </w:r>
+    </w:p>
+    <w:p>
+      <w:pPr>
+        <w:numPr>
+          <w:ilvl w:val="0"/>
+          <w:numId w:val="12"/>
+        </w:numPr>
+        <w:spacing w:after="0" w:line="360" w:lineRule="auto"/>
+        <w:ind w:left="0" w:firstLine="0"/>
+        <w:jc w:val="both"/>
+        <w:rPr>
+          <w:rFonts w:ascii="Times New Roman" w:eastAsia="Times New Roman" w:hAnsi="Times New Roman" w:cs="Times New Roman"/>
+          <w:sz w:val="28"/>
+          <w:szCs w:val="28"/>
+          <w:lang w:eastAsia="ru-RU"/>
+        </w:rPr>
+      </w:pPr>
+      <w:r>
+        <w:rPr>
+          <w:rFonts w:ascii="Times New Roman" w:eastAsia="Times New Roman" w:hAnsi="Times New Roman" w:cs="Times New Roman"/>
+          <w:sz w:val="28"/>
+          <w:szCs w:val="28"/>
+          <w:lang w:eastAsia="ru-RU"/>
+        </w:rPr>
+        <w:t>корпоративный диск;</w:t>
+      </w:r>
+    </w:p>
+    <w:p>
+      <w:pPr>
+        <w:numPr>
+          <w:ilvl w:val="0"/>
+          <w:numId w:val="12"/>
+        </w:numPr>
+        <w:spacing w:after="0" w:line="360" w:lineRule="auto"/>
+        <w:ind w:left="0" w:firstLine="0"/>
+        <w:jc w:val="both"/>
+        <w:rPr>
+          <w:rFonts w:ascii="Times New Roman" w:eastAsia="Times New Roman" w:hAnsi="Times New Roman" w:cs="Times New Roman"/>
+          <w:sz w:val="28"/>
+          <w:szCs w:val="28"/>
+          <w:lang w:eastAsia="ru-RU"/>
+        </w:rPr>
+      </w:pPr>
+      <w:r>
+        <w:rPr>
+          <w:rFonts w:ascii="Times New Roman" w:eastAsia="Times New Roman" w:hAnsi="Times New Roman" w:cs="Times New Roman"/>
+          <w:sz w:val="28"/>
+          <w:szCs w:val="28"/>
+          <w:lang w:eastAsia="ru-RU"/>
+        </w:rPr>
+        <w:t>документы и базы знаний;</w:t>
+      </w:r>
+    </w:p>
+    <w:p>
+      <w:pPr>
+        <w:numPr>
+          <w:ilvl w:val="0"/>
+          <w:numId w:val="12"/>
+        </w:numPr>
+        <w:spacing w:after="0" w:line="360" w:lineRule="auto"/>
+        <w:ind w:left="0" w:firstLine="0"/>
+        <w:jc w:val="both"/>
+        <w:rPr>
+          <w:rFonts w:ascii="Times New Roman" w:eastAsia="Times New Roman" w:hAnsi="Times New Roman" w:cs="Times New Roman"/>
+          <w:sz w:val="28"/>
+          <w:szCs w:val="28"/>
+          <w:lang w:eastAsia="ru-RU"/>
+        </w:rPr>
+      </w:pPr>
+      <w:r>
+        <w:rPr>
+          <w:rFonts w:ascii="Times New Roman" w:eastAsia="Times New Roman" w:hAnsi="Times New Roman" w:cs="Times New Roman"/>
+          <w:sz w:val="28"/>
+          <w:szCs w:val="28"/>
+          <w:lang w:eastAsia="ru-RU"/>
+        </w:rPr>
+        <w:t>аналитику и отчёты.</w:t>
+      </w:r>
+    </w:p>
+    <w:p>
+      <w:pPr>
+        <w:spacing w:after="0" w:line="360" w:lineRule="auto"/>
+        <w:ind w:firstLine="709"/>
+        <w:jc w:val="both"/>
+        <w:rPr>
+          <w:rFonts w:ascii="Times New Roman" w:eastAsia="Times New Roman" w:hAnsi="Times New Roman" w:cs="Times New Roman"/>
+          <w:sz w:val="28"/>
+          <w:szCs w:val="28"/>
+          <w:lang w:eastAsia="ru-RU"/>
+        </w:rPr>
+      </w:pPr>
+      <w:r>
+        <w:rPr>
+          <w:rFonts w:ascii="Times New Roman" w:eastAsia="Times New Roman" w:hAnsi="Times New Roman" w:cs="Times New Roman"/>
+          <w:sz w:val="28"/>
+          <w:szCs w:val="28"/>
+          <w:lang w:eastAsia="ru-RU"/>
+        </w:rPr>
+        <w:t>Например, менеджер может принять звонок клиента через встроенную телефонию, сразу открыть карточку клиента в CRM и создать задачу для технического специалиста.</w:t>
       </w:r>
     </w:p>
     <w:p>
@@ -4585,71 +5295,49 @@
           <w:szCs w:val="28"/>
           <w:lang w:eastAsia="ru-RU"/>
         </w:rPr>
-        <w:t>Автоматизация процессов продаж</w:t>
-      </w:r>
-    </w:p>
-    <w:p>
-      <w:pPr>
-        <w:spacing w:after="0" w:line="360" w:lineRule="auto"/>
-        <w:ind w:firstLine="709"/>
-        <w:jc w:val="both"/>
-        <w:rPr>
-          <w:rFonts w:ascii="Times New Roman" w:eastAsia="Times New Roman" w:hAnsi="Times New Roman" w:cs="Times New Roman"/>
-          <w:sz w:val="28"/>
-          <w:szCs w:val="28"/>
-          <w:lang w:eastAsia="ru-RU"/>
-        </w:rPr>
-      </w:pPr>
-    </w:p>
-    <w:p>
-      <w:pPr>
-        <w:spacing w:after="0" w:line="360" w:lineRule="auto"/>
-        <w:ind w:firstLine="709"/>
-        <w:jc w:val="both"/>
-        <w:rPr>
-          <w:rFonts w:ascii="Times New Roman" w:eastAsia="Times New Roman" w:hAnsi="Times New Roman" w:cs="Times New Roman"/>
-          <w:sz w:val="28"/>
-          <w:szCs w:val="28"/>
-          <w:lang w:eastAsia="ru-RU"/>
-        </w:rPr>
-      </w:pPr>
-      <w:r>
-        <w:rPr>
-          <w:rFonts w:ascii="Times New Roman" w:eastAsia="Times New Roman" w:hAnsi="Times New Roman" w:cs="Times New Roman"/>
-          <w:sz w:val="28"/>
-          <w:szCs w:val="28"/>
-          <w:lang w:eastAsia="ru-RU"/>
-        </w:rPr>
-        <w:t>В Bitrix24 автоматизация продаж реализована через CRM, воронки продаж, роботов и триггеры.</w:t>
-      </w:r>
-    </w:p>
-    <w:p>
-      <w:pPr>
-        <w:spacing w:after="0" w:line="360" w:lineRule="auto"/>
-        <w:ind w:firstLine="709"/>
-        <w:jc w:val="both"/>
-        <w:rPr>
-          <w:rFonts w:ascii="Times New Roman" w:eastAsia="Times New Roman" w:hAnsi="Times New Roman" w:cs="Times New Roman"/>
-          <w:sz w:val="28"/>
-          <w:szCs w:val="28"/>
-          <w:lang w:eastAsia="ru-RU"/>
-        </w:rPr>
-      </w:pPr>
-      <w:r>
-        <w:rPr>
-          <w:rFonts w:ascii="Times New Roman" w:eastAsia="Times New Roman" w:hAnsi="Times New Roman" w:cs="Times New Roman"/>
-          <w:sz w:val="28"/>
-          <w:szCs w:val="28"/>
-          <w:lang w:eastAsia="ru-RU"/>
-        </w:rPr>
-        <w:t>Воронка продаж разделяет работу с клиентом на этапы:</w:t>
+        <w:t>Интеграция с внешними системами</w:t>
+      </w:r>
+    </w:p>
+    <w:p>
+      <w:pPr>
+        <w:spacing w:after="0" w:line="360" w:lineRule="auto"/>
+        <w:ind w:firstLine="709"/>
+        <w:jc w:val="both"/>
+        <w:rPr>
+          <w:rFonts w:ascii="Times New Roman" w:eastAsia="Times New Roman" w:hAnsi="Times New Roman" w:cs="Times New Roman"/>
+          <w:sz w:val="28"/>
+          <w:szCs w:val="28"/>
+          <w:lang w:eastAsia="ru-RU"/>
+        </w:rPr>
+      </w:pPr>
+    </w:p>
+    <w:p>
+      <w:pPr>
+        <w:spacing w:after="0" w:line="360" w:lineRule="auto"/>
+        <w:ind w:firstLine="709"/>
+        <w:jc w:val="both"/>
+        <w:rPr>
+          <w:rFonts w:ascii="Times New Roman" w:eastAsia="Times New Roman" w:hAnsi="Times New Roman" w:cs="Times New Roman"/>
+          <w:sz w:val="28"/>
+          <w:szCs w:val="28"/>
+          <w:lang w:eastAsia="ru-RU"/>
+        </w:rPr>
+      </w:pPr>
+      <w:r>
+        <w:rPr>
+          <w:rFonts w:ascii="Times New Roman" w:eastAsia="Times New Roman" w:hAnsi="Times New Roman" w:cs="Times New Roman"/>
+          <w:sz w:val="28"/>
+          <w:szCs w:val="28"/>
+          <w:lang w:eastAsia="ru-RU"/>
+        </w:rPr>
+        <w:t>Bitrix24 поддерживает интеграцию с:</w:t>
       </w:r>
     </w:p>
     <w:p>
       <w:pPr>
         <w:numPr>
           <w:ilvl w:val="0"/>
-          <w:numId w:val="10"/>
+          <w:numId w:val="13"/>
         </w:numPr>
         <w:spacing w:after="0" w:line="360" w:lineRule="auto"/>
         <w:ind w:left="0" w:firstLine="0"/>
@@ -4668,14 +5356,14 @@
           <w:szCs w:val="28"/>
           <w:lang w:eastAsia="ru-RU"/>
         </w:rPr>
-        <w:t>новая заявка;</w:t>
+        <w:t>1С;</w:t>
       </w:r>
     </w:p>
     <w:p>
       <w:pPr>
         <w:numPr>
           <w:ilvl w:val="0"/>
-          <w:numId w:val="10"/>
+          <w:numId w:val="13"/>
         </w:numPr>
         <w:spacing w:after="0" w:line="360" w:lineRule="auto"/>
         <w:ind w:left="0" w:firstLine="0"/>
@@ -4694,14 +5382,14 @@
           <w:szCs w:val="28"/>
           <w:lang w:eastAsia="ru-RU"/>
         </w:rPr>
-        <w:t>обработка обращения;</w:t>
+        <w:t>электронной почтой;</w:t>
       </w:r>
     </w:p>
     <w:p>
       <w:pPr>
         <w:numPr>
           <w:ilvl w:val="0"/>
-          <w:numId w:val="10"/>
+          <w:numId w:val="13"/>
         </w:numPr>
         <w:spacing w:after="0" w:line="360" w:lineRule="auto"/>
         <w:ind w:left="0" w:firstLine="0"/>
@@ -4720,14 +5408,14 @@
           <w:szCs w:val="28"/>
           <w:lang w:eastAsia="ru-RU"/>
         </w:rPr>
-        <w:t>согласование условий;</w:t>
+        <w:t>IP-телефонией;</w:t>
       </w:r>
     </w:p>
     <w:p>
       <w:pPr>
         <w:numPr>
           <w:ilvl w:val="0"/>
-          <w:numId w:val="10"/>
+          <w:numId w:val="13"/>
         </w:numPr>
         <w:spacing w:after="0" w:line="360" w:lineRule="auto"/>
         <w:ind w:left="0" w:firstLine="0"/>
@@ -4746,14 +5434,14 @@
           <w:szCs w:val="28"/>
           <w:lang w:eastAsia="ru-RU"/>
         </w:rPr>
-        <w:t>выставление счёта;</w:t>
+        <w:t>интернет-магазинами;</w:t>
       </w:r>
     </w:p>
     <w:p>
       <w:pPr>
         <w:numPr>
           <w:ilvl w:val="0"/>
-          <w:numId w:val="10"/>
+          <w:numId w:val="13"/>
         </w:numPr>
         <w:spacing w:after="0" w:line="360" w:lineRule="auto"/>
         <w:ind w:left="0" w:firstLine="0"/>
@@ -4772,36 +5460,14 @@
           <w:szCs w:val="28"/>
           <w:lang w:eastAsia="ru-RU"/>
         </w:rPr>
-        <w:t>завершение сделки.</w:t>
-      </w:r>
-    </w:p>
-    <w:p>
-      <w:pPr>
-        <w:spacing w:after="0" w:line="360" w:lineRule="auto"/>
-        <w:ind w:firstLine="709"/>
-        <w:jc w:val="both"/>
-        <w:rPr>
-          <w:rFonts w:ascii="Times New Roman" w:eastAsia="Times New Roman" w:hAnsi="Times New Roman" w:cs="Times New Roman"/>
-          <w:sz w:val="28"/>
-          <w:szCs w:val="28"/>
-          <w:lang w:eastAsia="ru-RU"/>
-        </w:rPr>
-      </w:pPr>
-      <w:r>
-        <w:rPr>
-          <w:rFonts w:ascii="Times New Roman" w:eastAsia="Times New Roman" w:hAnsi="Times New Roman" w:cs="Times New Roman"/>
-          <w:sz w:val="28"/>
-          <w:szCs w:val="28"/>
-          <w:lang w:eastAsia="ru-RU"/>
-        </w:rPr>
-        <w:t>Роботы автоматически выполняют действия при изменении статуса сделки. Например, после поступления новой заявки система:</w:t>
+        <w:t>социальными сетями;</w:t>
       </w:r>
     </w:p>
     <w:p>
       <w:pPr>
         <w:numPr>
           <w:ilvl w:val="0"/>
-          <w:numId w:val="11"/>
+          <w:numId w:val="13"/>
         </w:numPr>
         <w:spacing w:after="0" w:line="360" w:lineRule="auto"/>
         <w:ind w:left="0" w:firstLine="0"/>
@@ -4820,14 +5486,14 @@
           <w:szCs w:val="28"/>
           <w:lang w:eastAsia="ru-RU"/>
         </w:rPr>
-        <w:t>назначает ответственного менеджера;</w:t>
+        <w:t>мессенджерами;</w:t>
       </w:r>
     </w:p>
     <w:p>
       <w:pPr>
         <w:numPr>
           <w:ilvl w:val="0"/>
-          <w:numId w:val="11"/>
+          <w:numId w:val="13"/>
         </w:numPr>
         <w:spacing w:after="0" w:line="360" w:lineRule="auto"/>
         <w:ind w:left="0" w:firstLine="0"/>
@@ -4846,117 +5512,74 @@
           <w:szCs w:val="28"/>
           <w:lang w:eastAsia="ru-RU"/>
         </w:rPr>
-        <w:t>отправляет клиенту письмо;</w:t>
-      </w:r>
-    </w:p>
-    <w:p>
-      <w:pPr>
-        <w:numPr>
-          <w:ilvl w:val="0"/>
-          <w:numId w:val="11"/>
-        </w:numPr>
-        <w:spacing w:after="0" w:line="360" w:lineRule="auto"/>
-        <w:ind w:left="0" w:firstLine="0"/>
-        <w:jc w:val="both"/>
-        <w:rPr>
-          <w:rFonts w:ascii="Times New Roman" w:eastAsia="Times New Roman" w:hAnsi="Times New Roman" w:cs="Times New Roman"/>
-          <w:sz w:val="28"/>
-          <w:szCs w:val="28"/>
-          <w:lang w:eastAsia="ru-RU"/>
-        </w:rPr>
-      </w:pPr>
-      <w:r>
-        <w:rPr>
-          <w:rFonts w:ascii="Times New Roman" w:eastAsia="Times New Roman" w:hAnsi="Times New Roman" w:cs="Times New Roman"/>
-          <w:sz w:val="28"/>
-          <w:szCs w:val="28"/>
-          <w:lang w:eastAsia="ru-RU"/>
-        </w:rPr>
-        <w:t>создаёт задачу сотруднику;</w:t>
-      </w:r>
-    </w:p>
-    <w:p>
-      <w:pPr>
-        <w:numPr>
-          <w:ilvl w:val="0"/>
-          <w:numId w:val="11"/>
-        </w:numPr>
-        <w:spacing w:after="0" w:line="360" w:lineRule="auto"/>
-        <w:ind w:left="0" w:firstLine="0"/>
-        <w:jc w:val="both"/>
-        <w:rPr>
-          <w:rFonts w:ascii="Times New Roman" w:eastAsia="Times New Roman" w:hAnsi="Times New Roman" w:cs="Times New Roman"/>
-          <w:sz w:val="28"/>
-          <w:szCs w:val="28"/>
-          <w:lang w:eastAsia="ru-RU"/>
-        </w:rPr>
-      </w:pPr>
-      <w:r>
-        <w:rPr>
-          <w:rFonts w:ascii="Times New Roman" w:eastAsia="Times New Roman" w:hAnsi="Times New Roman" w:cs="Times New Roman"/>
-          <w:sz w:val="28"/>
-          <w:szCs w:val="28"/>
-          <w:lang w:eastAsia="ru-RU"/>
-        </w:rPr>
-        <w:t>ставит напоминание о звонке.</w:t>
-      </w:r>
-    </w:p>
-    <w:p>
-      <w:pPr>
-        <w:spacing w:after="0" w:line="360" w:lineRule="auto"/>
-        <w:ind w:firstLine="709"/>
-        <w:jc w:val="both"/>
-        <w:rPr>
-          <w:rFonts w:ascii="Times New Roman" w:eastAsia="Times New Roman" w:hAnsi="Times New Roman" w:cs="Times New Roman"/>
-          <w:sz w:val="28"/>
-          <w:szCs w:val="28"/>
-          <w:lang w:eastAsia="ru-RU"/>
-        </w:rPr>
-      </w:pPr>
-      <w:r>
-        <w:rPr>
-          <w:rFonts w:ascii="Times New Roman" w:eastAsia="Times New Roman" w:hAnsi="Times New Roman" w:cs="Times New Roman"/>
-          <w:sz w:val="28"/>
-          <w:szCs w:val="28"/>
-          <w:lang w:eastAsia="ru-RU"/>
-        </w:rPr>
-        <w:t>Триггеры запускают действия после определённого события. Например, если клиент заполнил форму на сайте, система автоматически создаёт новую сделку в CRM.</w:t>
-      </w:r>
-    </w:p>
-    <w:p>
-      <w:pPr>
-        <w:spacing w:after="0" w:line="360" w:lineRule="auto"/>
-        <w:ind w:firstLine="709"/>
-        <w:jc w:val="both"/>
-        <w:rPr>
-          <w:rFonts w:ascii="Times New Roman" w:eastAsia="Times New Roman" w:hAnsi="Times New Roman" w:cs="Times New Roman"/>
-          <w:sz w:val="28"/>
-          <w:szCs w:val="28"/>
-          <w:lang w:eastAsia="ru-RU"/>
-        </w:rPr>
-      </w:pPr>
-      <w:r>
-        <w:rPr>
-          <w:rFonts w:ascii="Times New Roman" w:eastAsia="Times New Roman" w:hAnsi="Times New Roman" w:cs="Times New Roman"/>
-          <w:sz w:val="28"/>
-          <w:szCs w:val="28"/>
-          <w:lang w:eastAsia="ru-RU"/>
-        </w:rPr>
-        <w:t>Использование автоматизации снижает нагрузку на сотрудников и ускоряет обработку клиентов.</w:t>
-      </w:r>
-    </w:p>
-    <w:p>
-      <w:pPr>
-        <w:spacing w:after="0" w:line="480" w:lineRule="auto"/>
-        <w:ind w:firstLine="709"/>
-        <w:jc w:val="both"/>
-        <w:rPr>
-          <w:rFonts w:ascii="Times New Roman" w:eastAsia="Times New Roman" w:hAnsi="Times New Roman" w:cs="Times New Roman"/>
-          <w:sz w:val="28"/>
-          <w:szCs w:val="28"/>
-          <w:lang w:eastAsia="ru-RU"/>
-        </w:rPr>
-      </w:pPr>
+        <w:t>платёжными системами.</w:t>
+      </w:r>
+    </w:p>
+    <w:p>
+      <w:pPr>
+        <w:spacing w:after="0" w:line="360" w:lineRule="auto"/>
+        <w:ind w:firstLine="709"/>
+        <w:jc w:val="both"/>
+        <w:rPr>
+          <w:rFonts w:ascii="Times New Roman" w:eastAsia="Times New Roman" w:hAnsi="Times New Roman" w:cs="Times New Roman"/>
+          <w:sz w:val="28"/>
+          <w:szCs w:val="28"/>
+          <w:lang w:eastAsia="ru-RU"/>
+        </w:rPr>
+      </w:pPr>
+      <w:r>
+        <w:rPr>
+          <w:rFonts w:ascii="Times New Roman" w:eastAsia="Times New Roman" w:hAnsi="Times New Roman" w:cs="Times New Roman"/>
+          <w:sz w:val="28"/>
+          <w:szCs w:val="28"/>
+          <w:lang w:eastAsia="ru-RU"/>
+        </w:rPr>
+        <w:t>Интеграция с 1С позволяет автоматически передавать данные о товарах, клиентах и счетах между системами.</w:t>
+      </w:r>
+    </w:p>
+    <w:p>
+      <w:pPr>
+        <w:spacing w:after="0" w:line="360" w:lineRule="auto"/>
+        <w:ind w:firstLine="709"/>
+        <w:jc w:val="both"/>
+        <w:rPr>
+          <w:rFonts w:ascii="Times New Roman" w:eastAsia="Times New Roman" w:hAnsi="Times New Roman" w:cs="Times New Roman"/>
+          <w:sz w:val="28"/>
+          <w:szCs w:val="28"/>
+          <w:lang w:eastAsia="ru-RU"/>
+        </w:rPr>
+      </w:pPr>
+      <w:r>
+        <w:rPr>
+          <w:rFonts w:ascii="Times New Roman" w:eastAsia="Times New Roman" w:hAnsi="Times New Roman" w:cs="Times New Roman"/>
+          <w:sz w:val="28"/>
+          <w:szCs w:val="28"/>
+          <w:lang w:eastAsia="ru-RU"/>
+        </w:rPr>
+        <w:t>Интеграция с сайтом помогает автоматически загружать заявки клиентов в CRM без ручного ввода данных.</w:t>
+      </w:r>
+    </w:p>
+    <w:p>
+      <w:pPr>
+        <w:spacing w:after="0" w:line="360" w:lineRule="auto"/>
+        <w:ind w:firstLine="709"/>
+        <w:jc w:val="both"/>
+        <w:rPr>
+          <w:rFonts w:ascii="Times New Roman" w:eastAsia="Times New Roman" w:hAnsi="Times New Roman" w:cs="Times New Roman"/>
+          <w:sz w:val="28"/>
+          <w:szCs w:val="28"/>
+          <w:lang w:eastAsia="ru-RU"/>
+        </w:rPr>
+      </w:pPr>
+      <w:r>
+        <w:rPr>
+          <w:rFonts w:ascii="Times New Roman" w:eastAsia="Times New Roman" w:hAnsi="Times New Roman" w:cs="Times New Roman"/>
+          <w:sz w:val="28"/>
+          <w:szCs w:val="28"/>
+          <w:lang w:eastAsia="ru-RU"/>
+        </w:rPr>
+        <w:t>Подключение телефонии позволяет записывать звонки и сохранять историю общения с клиентом.</w:t>
+      </w:r>
     </w:p>
     <w:p>
       <w:pPr>
@@ -4982,49 +5605,49 @@
           <w:szCs w:val="28"/>
           <w:lang w:eastAsia="ru-RU"/>
         </w:rPr>
-        <w:t>Встроенные сервисы системы</w:t>
-      </w:r>
-    </w:p>
-    <w:p>
-      <w:pPr>
-        <w:spacing w:after="0" w:line="360" w:lineRule="auto"/>
-        <w:ind w:firstLine="709"/>
-        <w:jc w:val="both"/>
-        <w:rPr>
-          <w:rFonts w:ascii="Times New Roman" w:eastAsia="Times New Roman" w:hAnsi="Times New Roman" w:cs="Times New Roman"/>
-          <w:sz w:val="28"/>
-          <w:szCs w:val="28"/>
-          <w:lang w:eastAsia="ru-RU"/>
-        </w:rPr>
-      </w:pPr>
-    </w:p>
-    <w:p>
-      <w:pPr>
-        <w:spacing w:after="0" w:line="360" w:lineRule="auto"/>
-        <w:ind w:firstLine="709"/>
-        <w:jc w:val="both"/>
-        <w:rPr>
-          <w:rFonts w:ascii="Times New Roman" w:eastAsia="Times New Roman" w:hAnsi="Times New Roman" w:cs="Times New Roman"/>
-          <w:sz w:val="28"/>
-          <w:szCs w:val="28"/>
-          <w:lang w:eastAsia="ru-RU"/>
-        </w:rPr>
-      </w:pPr>
-      <w:r>
-        <w:rPr>
-          <w:rFonts w:ascii="Times New Roman" w:eastAsia="Times New Roman" w:hAnsi="Times New Roman" w:cs="Times New Roman"/>
-          <w:sz w:val="28"/>
-          <w:szCs w:val="28"/>
-          <w:lang w:eastAsia="ru-RU"/>
-        </w:rPr>
-        <w:t>Bitrix24 включает большое количество встроенных сервисов:</w:t>
+        <w:t>Обеспечение сохранности данных</w:t>
+      </w:r>
+    </w:p>
+    <w:p>
+      <w:pPr>
+        <w:spacing w:after="0" w:line="360" w:lineRule="auto"/>
+        <w:ind w:firstLine="709"/>
+        <w:jc w:val="both"/>
+        <w:rPr>
+          <w:rFonts w:ascii="Times New Roman" w:eastAsia="Times New Roman" w:hAnsi="Times New Roman" w:cs="Times New Roman"/>
+          <w:sz w:val="28"/>
+          <w:szCs w:val="28"/>
+          <w:lang w:eastAsia="ru-RU"/>
+        </w:rPr>
+      </w:pPr>
+    </w:p>
+    <w:p>
+      <w:pPr>
+        <w:spacing w:after="0" w:line="360" w:lineRule="auto"/>
+        <w:ind w:firstLine="709"/>
+        <w:jc w:val="both"/>
+        <w:rPr>
+          <w:rFonts w:ascii="Times New Roman" w:eastAsia="Times New Roman" w:hAnsi="Times New Roman" w:cs="Times New Roman"/>
+          <w:sz w:val="28"/>
+          <w:szCs w:val="28"/>
+          <w:lang w:eastAsia="ru-RU"/>
+        </w:rPr>
+      </w:pPr>
+      <w:r>
+        <w:rPr>
+          <w:rFonts w:ascii="Times New Roman" w:eastAsia="Times New Roman" w:hAnsi="Times New Roman" w:cs="Times New Roman"/>
+          <w:sz w:val="28"/>
+          <w:szCs w:val="28"/>
+          <w:lang w:eastAsia="ru-RU"/>
+        </w:rPr>
+        <w:t>Для обеспечения сохранности данных в Bitrix24 используются:</w:t>
       </w:r>
     </w:p>
     <w:p>
       <w:pPr>
         <w:numPr>
           <w:ilvl w:val="0"/>
-          <w:numId w:val="12"/>
+          <w:numId w:val="14"/>
         </w:numPr>
         <w:spacing w:after="0" w:line="360" w:lineRule="auto"/>
         <w:ind w:left="0" w:firstLine="0"/>
@@ -5043,15 +5666,14 @@
           <w:szCs w:val="28"/>
           <w:lang w:eastAsia="ru-RU"/>
         </w:rPr>
-        <w:lastRenderedPageBreak/>
-        <w:t>CRM-систему;</w:t>
+        <w:t>резервное копирование;</w:t>
       </w:r>
     </w:p>
     <w:p>
       <w:pPr>
         <w:numPr>
           <w:ilvl w:val="0"/>
-          <w:numId w:val="12"/>
+          <w:numId w:val="14"/>
         </w:numPr>
         <w:spacing w:after="0" w:line="360" w:lineRule="auto"/>
         <w:ind w:left="0" w:firstLine="0"/>
@@ -5070,14 +5692,15 @@
           <w:szCs w:val="28"/>
           <w:lang w:eastAsia="ru-RU"/>
         </w:rPr>
-        <w:t>управление задачами и проектами;</w:t>
+        <w:lastRenderedPageBreak/>
+        <w:t>разграничение прав доступа;</w:t>
       </w:r>
     </w:p>
     <w:p>
       <w:pPr>
         <w:numPr>
           <w:ilvl w:val="0"/>
-          <w:numId w:val="12"/>
+          <w:numId w:val="14"/>
         </w:numPr>
         <w:spacing w:after="0" w:line="360" w:lineRule="auto"/>
         <w:ind w:left="0" w:firstLine="0"/>
@@ -5096,14 +5719,14 @@
           <w:szCs w:val="28"/>
           <w:lang w:eastAsia="ru-RU"/>
         </w:rPr>
-        <w:t>корпоративную почту;</w:t>
+        <w:t>защита серверной инфраструктуры;</w:t>
       </w:r>
     </w:p>
     <w:p>
       <w:pPr>
         <w:numPr>
           <w:ilvl w:val="0"/>
-          <w:numId w:val="12"/>
+          <w:numId w:val="14"/>
         </w:numPr>
         <w:spacing w:after="0" w:line="360" w:lineRule="auto"/>
         <w:ind w:left="0" w:firstLine="0"/>
@@ -5122,14 +5745,14 @@
           <w:szCs w:val="28"/>
           <w:lang w:eastAsia="ru-RU"/>
         </w:rPr>
-        <w:t>IP-телефонию;</w:t>
+        <w:t>шифрование данных;</w:t>
       </w:r>
     </w:p>
     <w:p>
       <w:pPr>
         <w:numPr>
           <w:ilvl w:val="0"/>
-          <w:numId w:val="12"/>
+          <w:numId w:val="14"/>
         </w:numPr>
         <w:spacing w:after="0" w:line="360" w:lineRule="auto"/>
         <w:ind w:left="0" w:firstLine="0"/>
@@ -5148,133 +5771,51 @@
           <w:szCs w:val="28"/>
           <w:lang w:eastAsia="ru-RU"/>
         </w:rPr>
-        <w:t>видеозвонки;</w:t>
-      </w:r>
-    </w:p>
-    <w:p>
-      <w:pPr>
-        <w:numPr>
-          <w:ilvl w:val="0"/>
-          <w:numId w:val="12"/>
-        </w:numPr>
-        <w:spacing w:after="0" w:line="360" w:lineRule="auto"/>
-        <w:ind w:left="0" w:firstLine="0"/>
-        <w:jc w:val="both"/>
-        <w:rPr>
-          <w:rFonts w:ascii="Times New Roman" w:eastAsia="Times New Roman" w:hAnsi="Times New Roman" w:cs="Times New Roman"/>
-          <w:sz w:val="28"/>
-          <w:szCs w:val="28"/>
-          <w:lang w:eastAsia="ru-RU"/>
-        </w:rPr>
-      </w:pPr>
-      <w:r>
-        <w:rPr>
-          <w:rFonts w:ascii="Times New Roman" w:eastAsia="Times New Roman" w:hAnsi="Times New Roman" w:cs="Times New Roman"/>
-          <w:sz w:val="28"/>
-          <w:szCs w:val="28"/>
-          <w:lang w:eastAsia="ru-RU"/>
-        </w:rPr>
-        <w:t>календарь;</w:t>
-      </w:r>
-    </w:p>
-    <w:p>
-      <w:pPr>
-        <w:numPr>
-          <w:ilvl w:val="0"/>
-          <w:numId w:val="12"/>
-        </w:numPr>
-        <w:spacing w:after="0" w:line="360" w:lineRule="auto"/>
-        <w:ind w:left="0" w:firstLine="0"/>
-        <w:jc w:val="both"/>
-        <w:rPr>
-          <w:rFonts w:ascii="Times New Roman" w:eastAsia="Times New Roman" w:hAnsi="Times New Roman" w:cs="Times New Roman"/>
-          <w:sz w:val="28"/>
-          <w:szCs w:val="28"/>
-          <w:lang w:eastAsia="ru-RU"/>
-        </w:rPr>
-      </w:pPr>
-      <w:r>
-        <w:rPr>
-          <w:rFonts w:ascii="Times New Roman" w:eastAsia="Times New Roman" w:hAnsi="Times New Roman" w:cs="Times New Roman"/>
-          <w:sz w:val="28"/>
-          <w:szCs w:val="28"/>
-          <w:lang w:eastAsia="ru-RU"/>
-        </w:rPr>
-        <w:t>корпоративный диск;</w:t>
-      </w:r>
-    </w:p>
-    <w:p>
-      <w:pPr>
-        <w:numPr>
-          <w:ilvl w:val="0"/>
-          <w:numId w:val="12"/>
-        </w:numPr>
-        <w:spacing w:after="0" w:line="360" w:lineRule="auto"/>
-        <w:ind w:left="0" w:firstLine="0"/>
-        <w:jc w:val="both"/>
-        <w:rPr>
-          <w:rFonts w:ascii="Times New Roman" w:eastAsia="Times New Roman" w:hAnsi="Times New Roman" w:cs="Times New Roman"/>
-          <w:sz w:val="28"/>
-          <w:szCs w:val="28"/>
-          <w:lang w:eastAsia="ru-RU"/>
-        </w:rPr>
-      </w:pPr>
-      <w:r>
-        <w:rPr>
-          <w:rFonts w:ascii="Times New Roman" w:eastAsia="Times New Roman" w:hAnsi="Times New Roman" w:cs="Times New Roman"/>
-          <w:sz w:val="28"/>
-          <w:szCs w:val="28"/>
-          <w:lang w:eastAsia="ru-RU"/>
-        </w:rPr>
-        <w:t>документы и базы знаний;</w:t>
-      </w:r>
-    </w:p>
-    <w:p>
-      <w:pPr>
-        <w:numPr>
-          <w:ilvl w:val="0"/>
-          <w:numId w:val="12"/>
-        </w:numPr>
-        <w:spacing w:after="0" w:line="360" w:lineRule="auto"/>
-        <w:ind w:left="0" w:firstLine="0"/>
-        <w:jc w:val="both"/>
-        <w:rPr>
-          <w:rFonts w:ascii="Times New Roman" w:eastAsia="Times New Roman" w:hAnsi="Times New Roman" w:cs="Times New Roman"/>
-          <w:sz w:val="28"/>
-          <w:szCs w:val="28"/>
-          <w:lang w:eastAsia="ru-RU"/>
-        </w:rPr>
-      </w:pPr>
-      <w:r>
-        <w:rPr>
-          <w:rFonts w:ascii="Times New Roman" w:eastAsia="Times New Roman" w:hAnsi="Times New Roman" w:cs="Times New Roman"/>
-          <w:sz w:val="28"/>
-          <w:szCs w:val="28"/>
-          <w:lang w:eastAsia="ru-RU"/>
-        </w:rPr>
-        <w:t>аналитику и отчёты.</w:t>
-      </w:r>
-    </w:p>
-    <w:p>
-      <w:pPr>
-        <w:spacing w:after="0" w:line="360" w:lineRule="auto"/>
-        <w:ind w:firstLine="709"/>
-        <w:jc w:val="both"/>
-        <w:rPr>
-          <w:rFonts w:ascii="Times New Roman" w:eastAsia="Times New Roman" w:hAnsi="Times New Roman" w:cs="Times New Roman"/>
-          <w:sz w:val="28"/>
-          <w:szCs w:val="28"/>
-          <w:lang w:eastAsia="ru-RU"/>
-        </w:rPr>
-      </w:pPr>
-      <w:r>
-        <w:rPr>
-          <w:rFonts w:ascii="Times New Roman" w:eastAsia="Times New Roman" w:hAnsi="Times New Roman" w:cs="Times New Roman"/>
-          <w:sz w:val="28"/>
-          <w:szCs w:val="28"/>
-          <w:lang w:eastAsia="ru-RU"/>
-        </w:rPr>
-        <w:t>Например, менеджер может принять звонок клиента через встроенную телефонию, сразу открыть карточку клиента в CRM и создать задачу для технического специалиста.</w:t>
+        <w:t>двухфакторная аутентификация.</w:t>
+      </w:r>
+    </w:p>
+    <w:p>
+      <w:pPr>
+        <w:spacing w:after="0" w:line="360" w:lineRule="auto"/>
+        <w:ind w:firstLine="709"/>
+        <w:jc w:val="both"/>
+        <w:rPr>
+          <w:rFonts w:ascii="Times New Roman" w:eastAsia="Times New Roman" w:hAnsi="Times New Roman" w:cs="Times New Roman"/>
+          <w:sz w:val="28"/>
+          <w:szCs w:val="28"/>
+          <w:lang w:eastAsia="ru-RU"/>
+        </w:rPr>
+      </w:pPr>
+      <w:r>
+        <w:rPr>
+          <w:rFonts w:ascii="Times New Roman" w:eastAsia="Times New Roman" w:hAnsi="Times New Roman" w:cs="Times New Roman"/>
+          <w:sz w:val="28"/>
+          <w:szCs w:val="28"/>
+          <w:lang w:eastAsia="ru-RU"/>
+        </w:rPr>
+        <w:t>Резервные копии позволяют восстановить информацию после сбоев, ошибок сотрудников или повреждения системы.</w:t>
+      </w:r>
+    </w:p>
+    <w:p>
+      <w:pPr>
+        <w:spacing w:after="0" w:line="360" w:lineRule="auto"/>
+        <w:ind w:firstLine="709"/>
+        <w:jc w:val="both"/>
+        <w:rPr>
+          <w:rFonts w:ascii="Times New Roman" w:eastAsia="Times New Roman" w:hAnsi="Times New Roman" w:cs="Times New Roman"/>
+          <w:sz w:val="28"/>
+          <w:szCs w:val="28"/>
+          <w:lang w:eastAsia="ru-RU"/>
+        </w:rPr>
+      </w:pPr>
+      <w:r>
+        <w:rPr>
+          <w:rFonts w:ascii="Times New Roman" w:eastAsia="Times New Roman" w:hAnsi="Times New Roman" w:cs="Times New Roman"/>
+          <w:sz w:val="28"/>
+          <w:szCs w:val="28"/>
+          <w:lang w:eastAsia="ru-RU"/>
+        </w:rPr>
+        <w:t>Администратор может ограничивать доступ пользователей к определённым разделам CRM или документам.</w:t>
       </w:r>
     </w:p>
     <w:p>
@@ -5314,49 +5855,49 @@
           <w:szCs w:val="28"/>
           <w:lang w:eastAsia="ru-RU"/>
         </w:rPr>
-        <w:t>Интеграция с внешними системами</w:t>
-      </w:r>
-    </w:p>
-    <w:p>
-      <w:pPr>
-        <w:spacing w:after="0" w:line="360" w:lineRule="auto"/>
-        <w:ind w:firstLine="709"/>
-        <w:jc w:val="both"/>
-        <w:rPr>
-          <w:rFonts w:ascii="Times New Roman" w:eastAsia="Times New Roman" w:hAnsi="Times New Roman" w:cs="Times New Roman"/>
-          <w:sz w:val="28"/>
-          <w:szCs w:val="28"/>
-          <w:lang w:eastAsia="ru-RU"/>
-        </w:rPr>
-      </w:pPr>
-    </w:p>
-    <w:p>
-      <w:pPr>
-        <w:spacing w:after="0" w:line="360" w:lineRule="auto"/>
-        <w:ind w:firstLine="709"/>
-        <w:jc w:val="both"/>
-        <w:rPr>
-          <w:rFonts w:ascii="Times New Roman" w:eastAsia="Times New Roman" w:hAnsi="Times New Roman" w:cs="Times New Roman"/>
-          <w:sz w:val="28"/>
-          <w:szCs w:val="28"/>
-          <w:lang w:eastAsia="ru-RU"/>
-        </w:rPr>
-      </w:pPr>
-      <w:r>
-        <w:rPr>
-          <w:rFonts w:ascii="Times New Roman" w:eastAsia="Times New Roman" w:hAnsi="Times New Roman" w:cs="Times New Roman"/>
-          <w:sz w:val="28"/>
-          <w:szCs w:val="28"/>
-          <w:lang w:eastAsia="ru-RU"/>
-        </w:rPr>
-        <w:t>Bitrix24 поддерживает интеграцию с:</w:t>
+        <w:t>Ограничения бесплатной версии</w:t>
+      </w:r>
+    </w:p>
+    <w:p>
+      <w:pPr>
+        <w:spacing w:after="0" w:line="360" w:lineRule="auto"/>
+        <w:ind w:firstLine="709"/>
+        <w:jc w:val="both"/>
+        <w:rPr>
+          <w:rFonts w:ascii="Times New Roman" w:eastAsia="Times New Roman" w:hAnsi="Times New Roman" w:cs="Times New Roman"/>
+          <w:sz w:val="28"/>
+          <w:szCs w:val="28"/>
+          <w:lang w:eastAsia="ru-RU"/>
+        </w:rPr>
+      </w:pPr>
+    </w:p>
+    <w:p>
+      <w:pPr>
+        <w:spacing w:after="0" w:line="360" w:lineRule="auto"/>
+        <w:ind w:firstLine="709"/>
+        <w:jc w:val="both"/>
+        <w:rPr>
+          <w:rFonts w:ascii="Times New Roman" w:eastAsia="Times New Roman" w:hAnsi="Times New Roman" w:cs="Times New Roman"/>
+          <w:sz w:val="28"/>
+          <w:szCs w:val="28"/>
+          <w:lang w:eastAsia="ru-RU"/>
+        </w:rPr>
+      </w:pPr>
+      <w:r>
+        <w:rPr>
+          <w:rFonts w:ascii="Times New Roman" w:eastAsia="Times New Roman" w:hAnsi="Times New Roman" w:cs="Times New Roman"/>
+          <w:sz w:val="28"/>
+          <w:szCs w:val="28"/>
+          <w:lang w:eastAsia="ru-RU"/>
+        </w:rPr>
+        <w:t>Бесплатная версия Bitrix24 имеет ряд ограничений:</w:t>
       </w:r>
     </w:p>
     <w:p>
       <w:pPr>
         <w:numPr>
           <w:ilvl w:val="0"/>
-          <w:numId w:val="13"/>
+          <w:numId w:val="15"/>
         </w:numPr>
         <w:spacing w:after="0" w:line="360" w:lineRule="auto"/>
         <w:ind w:left="0" w:firstLine="0"/>
@@ -5375,14 +5916,14 @@
           <w:szCs w:val="28"/>
           <w:lang w:eastAsia="ru-RU"/>
         </w:rPr>
-        <w:t>1С;</w:t>
+        <w:t>ограниченный объём облачного хранилища;</w:t>
       </w:r>
     </w:p>
     <w:p>
       <w:pPr>
         <w:numPr>
           <w:ilvl w:val="0"/>
-          <w:numId w:val="13"/>
+          <w:numId w:val="15"/>
         </w:numPr>
         <w:spacing w:after="0" w:line="360" w:lineRule="auto"/>
         <w:ind w:left="0" w:firstLine="0"/>
@@ -5401,14 +5942,14 @@
           <w:szCs w:val="28"/>
           <w:lang w:eastAsia="ru-RU"/>
         </w:rPr>
-        <w:t>электронной почтой;</w:t>
+        <w:t>ограниченное количество инструментов автоматизации;</w:t>
       </w:r>
     </w:p>
     <w:p>
       <w:pPr>
         <w:numPr>
           <w:ilvl w:val="0"/>
-          <w:numId w:val="13"/>
+          <w:numId w:val="15"/>
         </w:numPr>
         <w:spacing w:after="0" w:line="360" w:lineRule="auto"/>
         <w:ind w:left="0" w:firstLine="0"/>
@@ -5427,14 +5968,14 @@
           <w:szCs w:val="28"/>
           <w:lang w:eastAsia="ru-RU"/>
         </w:rPr>
-        <w:t>IP-телефонией;</w:t>
+        <w:t>отсутствие расширенной аналитики;</w:t>
       </w:r>
     </w:p>
     <w:p>
       <w:pPr>
         <w:numPr>
           <w:ilvl w:val="0"/>
-          <w:numId w:val="13"/>
+          <w:numId w:val="15"/>
         </w:numPr>
         <w:spacing w:after="0" w:line="360" w:lineRule="auto"/>
         <w:ind w:left="0" w:firstLine="0"/>
@@ -5453,14 +5994,14 @@
           <w:szCs w:val="28"/>
           <w:lang w:eastAsia="ru-RU"/>
         </w:rPr>
-        <w:t>интернет-магазинами;</w:t>
+        <w:t>ограничения CRM;</w:t>
       </w:r>
     </w:p>
     <w:p>
       <w:pPr>
         <w:numPr>
           <w:ilvl w:val="0"/>
-          <w:numId w:val="13"/>
+          <w:numId w:val="15"/>
         </w:numPr>
         <w:spacing w:after="0" w:line="360" w:lineRule="auto"/>
         <w:ind w:left="0" w:firstLine="0"/>
@@ -5479,126 +6020,43 @@
           <w:szCs w:val="28"/>
           <w:lang w:eastAsia="ru-RU"/>
         </w:rPr>
-        <w:t>социальными сетями;</w:t>
-      </w:r>
-    </w:p>
-    <w:p>
-      <w:pPr>
-        <w:numPr>
-          <w:ilvl w:val="0"/>
-          <w:numId w:val="13"/>
-        </w:numPr>
-        <w:spacing w:after="0" w:line="360" w:lineRule="auto"/>
-        <w:ind w:left="0" w:firstLine="0"/>
-        <w:jc w:val="both"/>
-        <w:rPr>
-          <w:rFonts w:ascii="Times New Roman" w:eastAsia="Times New Roman" w:hAnsi="Times New Roman" w:cs="Times New Roman"/>
-          <w:sz w:val="28"/>
-          <w:szCs w:val="28"/>
-          <w:lang w:eastAsia="ru-RU"/>
-        </w:rPr>
-      </w:pPr>
-      <w:r>
-        <w:rPr>
-          <w:rFonts w:ascii="Times New Roman" w:eastAsia="Times New Roman" w:hAnsi="Times New Roman" w:cs="Times New Roman"/>
-          <w:sz w:val="28"/>
-          <w:szCs w:val="28"/>
-          <w:lang w:eastAsia="ru-RU"/>
-        </w:rPr>
-        <w:t>мессенджерами;</w:t>
-      </w:r>
-    </w:p>
-    <w:p>
-      <w:pPr>
-        <w:numPr>
-          <w:ilvl w:val="0"/>
-          <w:numId w:val="13"/>
-        </w:numPr>
-        <w:spacing w:after="0" w:line="360" w:lineRule="auto"/>
-        <w:ind w:left="0" w:firstLine="0"/>
-        <w:jc w:val="both"/>
-        <w:rPr>
-          <w:rFonts w:ascii="Times New Roman" w:eastAsia="Times New Roman" w:hAnsi="Times New Roman" w:cs="Times New Roman"/>
-          <w:sz w:val="28"/>
-          <w:szCs w:val="28"/>
-          <w:lang w:eastAsia="ru-RU"/>
-        </w:rPr>
-      </w:pPr>
-      <w:r>
-        <w:rPr>
-          <w:rFonts w:ascii="Times New Roman" w:eastAsia="Times New Roman" w:hAnsi="Times New Roman" w:cs="Times New Roman"/>
-          <w:sz w:val="28"/>
-          <w:szCs w:val="28"/>
-          <w:lang w:eastAsia="ru-RU"/>
-        </w:rPr>
-        <w:t>платёжными системами.</w:t>
-      </w:r>
-    </w:p>
-    <w:p>
-      <w:pPr>
-        <w:spacing w:after="0" w:line="360" w:lineRule="auto"/>
-        <w:ind w:firstLine="709"/>
-        <w:jc w:val="both"/>
-        <w:rPr>
-          <w:rFonts w:ascii="Times New Roman" w:eastAsia="Times New Roman" w:hAnsi="Times New Roman" w:cs="Times New Roman"/>
-          <w:sz w:val="28"/>
-          <w:szCs w:val="28"/>
-          <w:lang w:eastAsia="ru-RU"/>
-        </w:rPr>
-      </w:pPr>
-      <w:r>
-        <w:rPr>
-          <w:rFonts w:ascii="Times New Roman" w:eastAsia="Times New Roman" w:hAnsi="Times New Roman" w:cs="Times New Roman"/>
-          <w:sz w:val="28"/>
-          <w:szCs w:val="28"/>
-          <w:lang w:eastAsia="ru-RU"/>
-        </w:rPr>
-        <w:t>Интеграция с 1С позволяет автоматически передавать данные о товарах, клиентах и счетах между системами.</w:t>
-      </w:r>
-    </w:p>
-    <w:p>
-      <w:pPr>
-        <w:spacing w:after="0" w:line="360" w:lineRule="auto"/>
-        <w:ind w:firstLine="709"/>
-        <w:jc w:val="both"/>
-        <w:rPr>
-          <w:rFonts w:ascii="Times New Roman" w:eastAsia="Times New Roman" w:hAnsi="Times New Roman" w:cs="Times New Roman"/>
-          <w:sz w:val="28"/>
-          <w:szCs w:val="28"/>
-          <w:lang w:eastAsia="ru-RU"/>
-        </w:rPr>
-      </w:pPr>
-      <w:r>
-        <w:rPr>
-          <w:rFonts w:ascii="Times New Roman" w:eastAsia="Times New Roman" w:hAnsi="Times New Roman" w:cs="Times New Roman"/>
-          <w:sz w:val="28"/>
-          <w:szCs w:val="28"/>
-          <w:lang w:eastAsia="ru-RU"/>
-        </w:rPr>
-        <w:t>Интеграция с сайтом помогает автоматически загружать заявки клиентов в CRM без ручного ввода данных.</w:t>
-      </w:r>
-    </w:p>
-    <w:p>
-      <w:pPr>
-        <w:spacing w:after="0" w:line="360" w:lineRule="auto"/>
-        <w:ind w:firstLine="709"/>
-        <w:jc w:val="both"/>
-        <w:rPr>
-          <w:rFonts w:ascii="Times New Roman" w:eastAsia="Times New Roman" w:hAnsi="Times New Roman" w:cs="Times New Roman"/>
-          <w:sz w:val="28"/>
-          <w:szCs w:val="28"/>
-          <w:lang w:eastAsia="ru-RU"/>
-        </w:rPr>
-      </w:pPr>
-      <w:r>
-        <w:rPr>
-          <w:rFonts w:ascii="Times New Roman" w:eastAsia="Times New Roman" w:hAnsi="Times New Roman" w:cs="Times New Roman"/>
-          <w:sz w:val="28"/>
-          <w:szCs w:val="28"/>
-          <w:lang w:eastAsia="ru-RU"/>
-        </w:rPr>
-        <w:t>Подключение телефонии позволяет записывать звонки и сохранять историю общения с клиентом.</w:t>
-      </w:r>
+        <w:t>ограниченный функционал телефонии.</w:t>
+      </w:r>
+    </w:p>
+    <w:p>
+      <w:pPr>
+        <w:spacing w:after="0" w:line="360" w:lineRule="auto"/>
+        <w:ind w:firstLine="709"/>
+        <w:jc w:val="both"/>
+        <w:rPr>
+          <w:rFonts w:ascii="Times New Roman" w:eastAsia="Times New Roman" w:hAnsi="Times New Roman" w:cs="Times New Roman"/>
+          <w:sz w:val="28"/>
+          <w:szCs w:val="28"/>
+          <w:lang w:eastAsia="ru-RU"/>
+        </w:rPr>
+      </w:pPr>
+      <w:r>
+        <w:rPr>
+          <w:rFonts w:ascii="Times New Roman" w:eastAsia="Times New Roman" w:hAnsi="Times New Roman" w:cs="Times New Roman"/>
+          <w:sz w:val="28"/>
+          <w:szCs w:val="28"/>
+          <w:lang w:eastAsia="ru-RU"/>
+        </w:rPr>
+        <w:t>Для полноценного использования системы организации обычно подключают платные тарифы.</w:t>
+      </w:r>
+    </w:p>
+    <w:p>
+      <w:pPr>
+        <w:spacing w:after="0" w:line="480" w:lineRule="auto"/>
+        <w:ind w:firstLine="709"/>
+        <w:jc w:val="both"/>
+        <w:rPr>
+          <w:rFonts w:ascii="Times New Roman" w:eastAsia="Times New Roman" w:hAnsi="Times New Roman" w:cs="Times New Roman"/>
+          <w:sz w:val="28"/>
+          <w:szCs w:val="28"/>
+          <w:lang w:eastAsia="ru-RU"/>
+        </w:rPr>
+      </w:pPr>
     </w:p>
     <w:p>
       <w:pPr>
@@ -5624,50 +6082,71 @@
           <w:szCs w:val="28"/>
           <w:lang w:eastAsia="ru-RU"/>
         </w:rPr>
-        <w:lastRenderedPageBreak/>
-        <w:t>Обеспечение сохранности данных</w:t>
-      </w:r>
-    </w:p>
-    <w:p>
-      <w:pPr>
-        <w:spacing w:after="0" w:line="360" w:lineRule="auto"/>
-        <w:ind w:firstLine="709"/>
-        <w:jc w:val="both"/>
-        <w:rPr>
-          <w:rFonts w:ascii="Times New Roman" w:eastAsia="Times New Roman" w:hAnsi="Times New Roman" w:cs="Times New Roman"/>
-          <w:sz w:val="28"/>
-          <w:szCs w:val="28"/>
-          <w:lang w:eastAsia="ru-RU"/>
-        </w:rPr>
-      </w:pPr>
-    </w:p>
-    <w:p>
-      <w:pPr>
-        <w:spacing w:after="0" w:line="360" w:lineRule="auto"/>
-        <w:ind w:firstLine="709"/>
-        <w:jc w:val="both"/>
-        <w:rPr>
-          <w:rFonts w:ascii="Times New Roman" w:eastAsia="Times New Roman" w:hAnsi="Times New Roman" w:cs="Times New Roman"/>
-          <w:sz w:val="28"/>
-          <w:szCs w:val="28"/>
-          <w:lang w:eastAsia="ru-RU"/>
-        </w:rPr>
-      </w:pPr>
-      <w:r>
-        <w:rPr>
-          <w:rFonts w:ascii="Times New Roman" w:eastAsia="Times New Roman" w:hAnsi="Times New Roman" w:cs="Times New Roman"/>
-          <w:sz w:val="28"/>
-          <w:szCs w:val="28"/>
-          <w:lang w:eastAsia="ru-RU"/>
-        </w:rPr>
-        <w:t>Для обеспечения сохранности данных в Bitrix24 используются:</w:t>
+        <w:t>Пример использования системы</w:t>
+      </w:r>
+    </w:p>
+    <w:p>
+      <w:pPr>
+        <w:spacing w:after="0" w:line="360" w:lineRule="auto"/>
+        <w:ind w:firstLine="709"/>
+        <w:jc w:val="both"/>
+        <w:rPr>
+          <w:rFonts w:ascii="Times New Roman" w:eastAsia="Times New Roman" w:hAnsi="Times New Roman" w:cs="Times New Roman"/>
+          <w:sz w:val="28"/>
+          <w:szCs w:val="28"/>
+          <w:lang w:eastAsia="ru-RU"/>
+        </w:rPr>
+      </w:pPr>
+    </w:p>
+    <w:p>
+      <w:pPr>
+        <w:spacing w:after="0" w:line="360" w:lineRule="auto"/>
+        <w:ind w:firstLine="709"/>
+        <w:jc w:val="both"/>
+        <w:rPr>
+          <w:rFonts w:ascii="Times New Roman" w:eastAsia="Times New Roman" w:hAnsi="Times New Roman" w:cs="Times New Roman"/>
+          <w:sz w:val="28"/>
+          <w:szCs w:val="28"/>
+          <w:lang w:eastAsia="ru-RU"/>
+        </w:rPr>
+      </w:pPr>
+      <w:r>
+        <w:rPr>
+          <w:rFonts w:ascii="Times New Roman" w:eastAsia="Times New Roman" w:hAnsi="Times New Roman" w:cs="Times New Roman"/>
+          <w:sz w:val="28"/>
+          <w:szCs w:val="28"/>
+          <w:lang w:eastAsia="ru-RU"/>
+        </w:rPr>
+        <w:t>Bitrix24 эффективно использовать в интернет-магазине или сервисной компании.</w:t>
+      </w:r>
+    </w:p>
+    <w:p>
+      <w:pPr>
+        <w:spacing w:after="0" w:line="360" w:lineRule="auto"/>
+        <w:ind w:firstLine="709"/>
+        <w:jc w:val="both"/>
+        <w:rPr>
+          <w:rFonts w:ascii="Times New Roman" w:eastAsia="Times New Roman" w:hAnsi="Times New Roman" w:cs="Times New Roman"/>
+          <w:sz w:val="28"/>
+          <w:szCs w:val="28"/>
+          <w:lang w:eastAsia="ru-RU"/>
+        </w:rPr>
+      </w:pPr>
+      <w:r>
+        <w:rPr>
+          <w:rFonts w:ascii="Times New Roman" w:eastAsia="Times New Roman" w:hAnsi="Times New Roman" w:cs="Times New Roman"/>
+          <w:sz w:val="28"/>
+          <w:szCs w:val="28"/>
+          <w:lang w:eastAsia="ru-RU"/>
+        </w:rPr>
+        <w:t>Например, в интернет-магазине система позволяет:</w:t>
       </w:r>
     </w:p>
     <w:p>
       <w:pPr>
         <w:numPr>
           <w:ilvl w:val="0"/>
-          <w:numId w:val="14"/>
+          <w:numId w:val="16"/>
         </w:numPr>
         <w:spacing w:after="0" w:line="360" w:lineRule="auto"/>
         <w:ind w:left="0" w:firstLine="0"/>
@@ -5686,14 +6165,14 @@
           <w:szCs w:val="28"/>
           <w:lang w:eastAsia="ru-RU"/>
         </w:rPr>
-        <w:t>резервное копирование;</w:t>
+        <w:t>автоматически принимать заявки с сайта;</w:t>
       </w:r>
     </w:p>
     <w:p>
       <w:pPr>
         <w:numPr>
           <w:ilvl w:val="0"/>
-          <w:numId w:val="14"/>
+          <w:numId w:val="16"/>
         </w:numPr>
         <w:spacing w:after="0" w:line="360" w:lineRule="auto"/>
         <w:ind w:left="0" w:firstLine="0"/>
@@ -5712,14 +6191,14 @@
           <w:szCs w:val="28"/>
           <w:lang w:eastAsia="ru-RU"/>
         </w:rPr>
-        <w:t>разграничение прав доступа;</w:t>
+        <w:t>распределять клиентов между менеджерами;</w:t>
       </w:r>
     </w:p>
     <w:p>
       <w:pPr>
         <w:numPr>
           <w:ilvl w:val="0"/>
-          <w:numId w:val="14"/>
+          <w:numId w:val="16"/>
         </w:numPr>
         <w:spacing w:after="0" w:line="360" w:lineRule="auto"/>
         <w:ind w:left="0" w:firstLine="0"/>
@@ -5738,14 +6217,14 @@
           <w:szCs w:val="28"/>
           <w:lang w:eastAsia="ru-RU"/>
         </w:rPr>
-        <w:t>защита серверной инфраструктуры;</w:t>
+        <w:t>контролировать оплату заказов;</w:t>
       </w:r>
     </w:p>
     <w:p>
       <w:pPr>
         <w:numPr>
           <w:ilvl w:val="0"/>
-          <w:numId w:val="14"/>
+          <w:numId w:val="16"/>
         </w:numPr>
         <w:spacing w:after="0" w:line="360" w:lineRule="auto"/>
         <w:ind w:left="0" w:firstLine="0"/>
@@ -5764,14 +6243,14 @@
           <w:szCs w:val="28"/>
           <w:lang w:eastAsia="ru-RU"/>
         </w:rPr>
-        <w:t>шифрование данных;</w:t>
+        <w:t>вести базу клиентов;</w:t>
       </w:r>
     </w:p>
     <w:p>
       <w:pPr>
         <w:numPr>
           <w:ilvl w:val="0"/>
-          <w:numId w:val="14"/>
+          <w:numId w:val="16"/>
         </w:numPr>
         <w:spacing w:after="0" w:line="360" w:lineRule="auto"/>
         <w:ind w:left="0" w:firstLine="0"/>
@@ -5790,56 +6269,85 @@
           <w:szCs w:val="28"/>
           <w:lang w:eastAsia="ru-RU"/>
         </w:rPr>
-        <w:t>двухфакторная аутентификация.</w:t>
-      </w:r>
-    </w:p>
-    <w:p>
-      <w:pPr>
-        <w:spacing w:after="0" w:line="360" w:lineRule="auto"/>
-        <w:ind w:firstLine="709"/>
-        <w:jc w:val="both"/>
-        <w:rPr>
-          <w:rFonts w:ascii="Times New Roman" w:eastAsia="Times New Roman" w:hAnsi="Times New Roman" w:cs="Times New Roman"/>
-          <w:sz w:val="28"/>
-          <w:szCs w:val="28"/>
-          <w:lang w:eastAsia="ru-RU"/>
-        </w:rPr>
-      </w:pPr>
-      <w:r>
-        <w:rPr>
-          <w:rFonts w:ascii="Times New Roman" w:eastAsia="Times New Roman" w:hAnsi="Times New Roman" w:cs="Times New Roman"/>
-          <w:sz w:val="28"/>
-          <w:szCs w:val="28"/>
-          <w:lang w:eastAsia="ru-RU"/>
-        </w:rPr>
-        <w:t>Резервные копии позволяют восстановить информацию после сбоев, ошибок сотрудников или повреждения системы.</w:t>
-      </w:r>
-    </w:p>
-    <w:p>
-      <w:pPr>
-        <w:spacing w:after="0" w:line="360" w:lineRule="auto"/>
-        <w:ind w:firstLine="709"/>
-        <w:jc w:val="both"/>
-        <w:rPr>
-          <w:rFonts w:ascii="Times New Roman" w:eastAsia="Times New Roman" w:hAnsi="Times New Roman" w:cs="Times New Roman"/>
-          <w:sz w:val="28"/>
-          <w:szCs w:val="28"/>
-          <w:lang w:eastAsia="ru-RU"/>
-        </w:rPr>
-      </w:pPr>
-      <w:r>
-        <w:rPr>
-          <w:rFonts w:ascii="Times New Roman" w:eastAsia="Times New Roman" w:hAnsi="Times New Roman" w:cs="Times New Roman"/>
-          <w:sz w:val="28"/>
-          <w:szCs w:val="28"/>
-          <w:lang w:eastAsia="ru-RU"/>
-        </w:rPr>
-        <w:t>Администратор может ограничивать доступ пользователей к определённым разделам CRM или документам.</w:t>
+        <w:lastRenderedPageBreak/>
+        <w:t>фиксировать историю обращений.</w:t>
+      </w:r>
+    </w:p>
+    <w:p>
+      <w:pPr>
+        <w:spacing w:after="0" w:line="360" w:lineRule="auto"/>
+        <w:ind w:firstLine="709"/>
+        <w:jc w:val="both"/>
+        <w:rPr>
+          <w:rFonts w:ascii="Times New Roman" w:eastAsia="Times New Roman" w:hAnsi="Times New Roman" w:cs="Times New Roman"/>
+          <w:sz w:val="28"/>
+          <w:szCs w:val="28"/>
+          <w:lang w:eastAsia="ru-RU"/>
+        </w:rPr>
+      </w:pPr>
+      <w:r>
+        <w:rPr>
+          <w:rFonts w:ascii="Times New Roman" w:eastAsia="Times New Roman" w:hAnsi="Times New Roman" w:cs="Times New Roman"/>
+          <w:sz w:val="28"/>
+          <w:szCs w:val="28"/>
+          <w:lang w:eastAsia="ru-RU"/>
+        </w:rPr>
+        <w:t>Это позволяет ускорить работу сотрудников и повысить качество обслуживания клиентов.</w:t>
       </w:r>
     </w:p>
     <w:p>
       <w:pPr>
         <w:spacing w:after="0" w:line="480" w:lineRule="auto"/>
+        <w:ind w:firstLine="709"/>
+        <w:jc w:val="both"/>
+        <w:rPr>
+          <w:rFonts w:ascii="Times New Roman" w:eastAsia="Times New Roman" w:hAnsi="Times New Roman" w:cs="Times New Roman"/>
+          <w:sz w:val="28"/>
+          <w:szCs w:val="28"/>
+          <w:lang w:eastAsia="ru-RU"/>
+        </w:rPr>
+      </w:pPr>
+    </w:p>
+    <w:p>
+      <w:pPr>
+        <w:spacing w:after="0" w:line="360" w:lineRule="auto"/>
+        <w:ind w:firstLine="709"/>
+        <w:jc w:val="both"/>
+        <w:outlineLvl w:val="2"/>
+        <w:rPr>
+          <w:rFonts w:ascii="Times New Roman" w:eastAsia="Times New Roman" w:hAnsi="Times New Roman" w:cs="Times New Roman"/>
+          <w:kern w:val="36"/>
+          <w:sz w:val="28"/>
+          <w:szCs w:val="28"/>
+          <w:lang w:eastAsia="ru-RU"/>
+        </w:rPr>
+      </w:pPr>
+      <w:bookmarkStart w:id="13" w:name="_Toc230020364"/>
+      <w:r>
+        <w:rPr>
+          <w:rFonts w:ascii="Times New Roman" w:eastAsia="Times New Roman" w:hAnsi="Times New Roman" w:cs="Times New Roman"/>
+          <w:kern w:val="36"/>
+          <w:sz w:val="28"/>
+          <w:szCs w:val="28"/>
+          <w:lang w:eastAsia="ru-RU"/>
+        </w:rPr>
+        <w:t>1.2</w:t>
+      </w:r>
+      <w:r>
+        <w:rPr>
+          <w:rFonts w:ascii="Times New Roman" w:eastAsia="Times New Roman" w:hAnsi="Times New Roman" w:cs="Times New Roman"/>
+          <w:kern w:val="36"/>
+          <w:sz w:val="28"/>
+          <w:szCs w:val="28"/>
+          <w:lang w:eastAsia="ru-RU"/>
+        </w:rPr>
+        <w:t xml:space="preserve"> Yandex Tracker</w:t>
+      </w:r>
+      <w:bookmarkEnd w:id="13"/>
+    </w:p>
+    <w:p>
+      <w:pPr>
+        <w:spacing w:after="0" w:line="240" w:lineRule="auto"/>
         <w:ind w:firstLine="709"/>
         <w:jc w:val="both"/>
         <w:rPr>
@@ -5874,194 +6382,64 @@
           <w:szCs w:val="28"/>
           <w:lang w:eastAsia="ru-RU"/>
         </w:rPr>
-        <w:t>Ограничения бесплатной версии</w:t>
-      </w:r>
-    </w:p>
-    <w:p>
-      <w:pPr>
-        <w:spacing w:after="0" w:line="360" w:lineRule="auto"/>
-        <w:ind w:firstLine="709"/>
-        <w:jc w:val="both"/>
-        <w:rPr>
-          <w:rFonts w:ascii="Times New Roman" w:eastAsia="Times New Roman" w:hAnsi="Times New Roman" w:cs="Times New Roman"/>
-          <w:sz w:val="28"/>
-          <w:szCs w:val="28"/>
-          <w:lang w:eastAsia="ru-RU"/>
-        </w:rPr>
-      </w:pPr>
-    </w:p>
-    <w:p>
-      <w:pPr>
-        <w:spacing w:after="0" w:line="360" w:lineRule="auto"/>
-        <w:ind w:firstLine="709"/>
-        <w:jc w:val="both"/>
-        <w:rPr>
-          <w:rFonts w:ascii="Times New Roman" w:eastAsia="Times New Roman" w:hAnsi="Times New Roman" w:cs="Times New Roman"/>
-          <w:sz w:val="28"/>
-          <w:szCs w:val="28"/>
-          <w:lang w:eastAsia="ru-RU"/>
-        </w:rPr>
-      </w:pPr>
-      <w:r>
-        <w:rPr>
-          <w:rFonts w:ascii="Times New Roman" w:eastAsia="Times New Roman" w:hAnsi="Times New Roman" w:cs="Times New Roman"/>
-          <w:sz w:val="28"/>
-          <w:szCs w:val="28"/>
-          <w:lang w:eastAsia="ru-RU"/>
-        </w:rPr>
-        <w:t>Бесплатная версия Bitrix24 имеет ряд ограничений:</w:t>
-      </w:r>
-    </w:p>
-    <w:p>
-      <w:pPr>
-        <w:numPr>
-          <w:ilvl w:val="0"/>
-          <w:numId w:val="15"/>
-        </w:numPr>
-        <w:spacing w:after="0" w:line="360" w:lineRule="auto"/>
-        <w:ind w:left="0" w:firstLine="0"/>
-        <w:jc w:val="both"/>
-        <w:rPr>
-          <w:rFonts w:ascii="Times New Roman" w:eastAsia="Times New Roman" w:hAnsi="Times New Roman" w:cs="Times New Roman"/>
-          <w:sz w:val="28"/>
-          <w:szCs w:val="28"/>
-          <w:lang w:eastAsia="ru-RU"/>
-        </w:rPr>
-      </w:pPr>
-      <w:r>
-        <w:rPr>
-          <w:rFonts w:ascii="Times New Roman" w:eastAsia="Times New Roman" w:hAnsi="Times New Roman" w:cs="Times New Roman"/>
-          <w:sz w:val="28"/>
-          <w:szCs w:val="28"/>
-          <w:lang w:eastAsia="ru-RU"/>
-        </w:rPr>
-        <w:t>ограниченный объём облачного хранилища;</w:t>
-      </w:r>
-    </w:p>
-    <w:p>
-      <w:pPr>
-        <w:numPr>
-          <w:ilvl w:val="0"/>
-          <w:numId w:val="15"/>
-        </w:numPr>
-        <w:spacing w:after="0" w:line="360" w:lineRule="auto"/>
-        <w:ind w:left="0" w:firstLine="0"/>
-        <w:jc w:val="both"/>
-        <w:rPr>
-          <w:rFonts w:ascii="Times New Roman" w:eastAsia="Times New Roman" w:hAnsi="Times New Roman" w:cs="Times New Roman"/>
-          <w:sz w:val="28"/>
-          <w:szCs w:val="28"/>
-          <w:lang w:eastAsia="ru-RU"/>
-        </w:rPr>
-      </w:pPr>
-      <w:r>
-        <w:rPr>
-          <w:rFonts w:ascii="Times New Roman" w:eastAsia="Times New Roman" w:hAnsi="Times New Roman" w:cs="Times New Roman"/>
-          <w:sz w:val="28"/>
-          <w:szCs w:val="28"/>
-          <w:lang w:eastAsia="ru-RU"/>
-        </w:rPr>
-        <w:t>ограниченное количество инструментов автоматизации;</w:t>
-      </w:r>
-    </w:p>
-    <w:p>
-      <w:pPr>
-        <w:numPr>
-          <w:ilvl w:val="0"/>
-          <w:numId w:val="15"/>
-        </w:numPr>
-        <w:spacing w:after="0" w:line="360" w:lineRule="auto"/>
-        <w:ind w:left="0" w:firstLine="0"/>
-        <w:jc w:val="both"/>
-        <w:rPr>
-          <w:rFonts w:ascii="Times New Roman" w:eastAsia="Times New Roman" w:hAnsi="Times New Roman" w:cs="Times New Roman"/>
-          <w:sz w:val="28"/>
-          <w:szCs w:val="28"/>
-          <w:lang w:eastAsia="ru-RU"/>
-        </w:rPr>
-      </w:pPr>
-      <w:r>
-        <w:rPr>
-          <w:rFonts w:ascii="Times New Roman" w:eastAsia="Times New Roman" w:hAnsi="Times New Roman" w:cs="Times New Roman"/>
-          <w:sz w:val="28"/>
-          <w:szCs w:val="28"/>
-          <w:lang w:eastAsia="ru-RU"/>
-        </w:rPr>
-        <w:t>отсутствие расширенной аналитики;</w:t>
-      </w:r>
-    </w:p>
-    <w:p>
-      <w:pPr>
-        <w:numPr>
-          <w:ilvl w:val="0"/>
-          <w:numId w:val="15"/>
-        </w:numPr>
-        <w:spacing w:after="0" w:line="360" w:lineRule="auto"/>
-        <w:ind w:left="0" w:firstLine="0"/>
-        <w:jc w:val="both"/>
-        <w:rPr>
-          <w:rFonts w:ascii="Times New Roman" w:eastAsia="Times New Roman" w:hAnsi="Times New Roman" w:cs="Times New Roman"/>
-          <w:sz w:val="28"/>
-          <w:szCs w:val="28"/>
-          <w:lang w:eastAsia="ru-RU"/>
-        </w:rPr>
-      </w:pPr>
-      <w:r>
-        <w:rPr>
-          <w:rFonts w:ascii="Times New Roman" w:eastAsia="Times New Roman" w:hAnsi="Times New Roman" w:cs="Times New Roman"/>
-          <w:sz w:val="28"/>
-          <w:szCs w:val="28"/>
-          <w:lang w:eastAsia="ru-RU"/>
-        </w:rPr>
-        <w:t>ограничения CRM;</w:t>
-      </w:r>
-    </w:p>
-    <w:p>
-      <w:pPr>
-        <w:numPr>
-          <w:ilvl w:val="0"/>
-          <w:numId w:val="15"/>
-        </w:numPr>
-        <w:spacing w:after="0" w:line="360" w:lineRule="auto"/>
-        <w:ind w:left="0" w:firstLine="0"/>
-        <w:jc w:val="both"/>
-        <w:rPr>
-          <w:rFonts w:ascii="Times New Roman" w:eastAsia="Times New Roman" w:hAnsi="Times New Roman" w:cs="Times New Roman"/>
-          <w:sz w:val="28"/>
-          <w:szCs w:val="28"/>
-          <w:lang w:eastAsia="ru-RU"/>
-        </w:rPr>
-      </w:pPr>
-      <w:r>
-        <w:rPr>
-          <w:rFonts w:ascii="Times New Roman" w:eastAsia="Times New Roman" w:hAnsi="Times New Roman" w:cs="Times New Roman"/>
-          <w:sz w:val="28"/>
-          <w:szCs w:val="28"/>
-          <w:lang w:eastAsia="ru-RU"/>
-        </w:rPr>
-        <w:t>ограниченный функционал телефонии.</w:t>
-      </w:r>
-    </w:p>
-    <w:p>
-      <w:pPr>
-        <w:spacing w:after="0" w:line="360" w:lineRule="auto"/>
-        <w:ind w:firstLine="709"/>
-        <w:jc w:val="both"/>
-        <w:rPr>
-          <w:rFonts w:ascii="Times New Roman" w:eastAsia="Times New Roman" w:hAnsi="Times New Roman" w:cs="Times New Roman"/>
-          <w:sz w:val="28"/>
-          <w:szCs w:val="28"/>
-          <w:lang w:eastAsia="ru-RU"/>
-        </w:rPr>
-      </w:pPr>
-      <w:r>
-        <w:rPr>
-          <w:rFonts w:ascii="Times New Roman" w:eastAsia="Times New Roman" w:hAnsi="Times New Roman" w:cs="Times New Roman"/>
-          <w:sz w:val="28"/>
-          <w:szCs w:val="28"/>
-          <w:lang w:eastAsia="ru-RU"/>
-        </w:rPr>
-        <w:t>Для полноценного использования системы организации обычно подключают платные тарифы.</w:t>
+        <w:t>Назначение системы</w:t>
+      </w:r>
+    </w:p>
+    <w:p>
+      <w:pPr>
+        <w:spacing w:after="0" w:line="360" w:lineRule="auto"/>
+        <w:ind w:firstLine="709"/>
+        <w:jc w:val="both"/>
+        <w:rPr>
+          <w:rFonts w:ascii="Times New Roman" w:eastAsia="Times New Roman" w:hAnsi="Times New Roman" w:cs="Times New Roman"/>
+          <w:sz w:val="28"/>
+          <w:szCs w:val="28"/>
+          <w:lang w:eastAsia="ru-RU"/>
+        </w:rPr>
+      </w:pPr>
+    </w:p>
+    <w:p>
+      <w:pPr>
+        <w:spacing w:after="0" w:line="360" w:lineRule="auto"/>
+        <w:ind w:firstLine="709"/>
+        <w:jc w:val="both"/>
+        <w:rPr>
+          <w:rFonts w:ascii="Times New Roman" w:eastAsia="Times New Roman" w:hAnsi="Times New Roman" w:cs="Times New Roman"/>
+          <w:sz w:val="28"/>
+          <w:szCs w:val="28"/>
+          <w:lang w:eastAsia="ru-RU"/>
+        </w:rPr>
+      </w:pPr>
+      <w:r>
+        <w:rPr>
+          <w:rFonts w:ascii="Times New Roman" w:eastAsia="Times New Roman" w:hAnsi="Times New Roman" w:cs="Times New Roman"/>
+          <w:sz w:val="28"/>
+          <w:szCs w:val="28"/>
+          <w:lang w:eastAsia="ru-RU"/>
+        </w:rPr>
+        <w:t>Yandex Tracker — это система управления задачами и проектами, предназначенная для организации командной работы и сопровождения процессов разработки.</w:t>
+      </w:r>
+    </w:p>
+    <w:p>
+      <w:pPr>
+        <w:spacing w:after="0" w:line="360" w:lineRule="auto"/>
+        <w:ind w:firstLine="709"/>
+        <w:jc w:val="both"/>
+        <w:rPr>
+          <w:rFonts w:ascii="Times New Roman" w:eastAsia="Times New Roman" w:hAnsi="Times New Roman" w:cs="Times New Roman"/>
+          <w:sz w:val="28"/>
+          <w:szCs w:val="28"/>
+          <w:lang w:eastAsia="ru-RU"/>
+        </w:rPr>
+      </w:pPr>
+      <w:r>
+        <w:rPr>
+          <w:rFonts w:ascii="Times New Roman" w:eastAsia="Times New Roman" w:hAnsi="Times New Roman" w:cs="Times New Roman"/>
+          <w:sz w:val="28"/>
+          <w:szCs w:val="28"/>
+          <w:lang w:eastAsia="ru-RU"/>
+        </w:rPr>
+        <w:t>Система применяется в IT-командах, технической поддержке и бизнес-подразделениях компаний.</w:t>
       </w:r>
     </w:p>
     <w:p>
@@ -6101,71 +6479,49 @@
           <w:szCs w:val="28"/>
           <w:lang w:eastAsia="ru-RU"/>
         </w:rPr>
-        <w:t>Пример использования системы</w:t>
-      </w:r>
-    </w:p>
-    <w:p>
-      <w:pPr>
-        <w:spacing w:after="0" w:line="360" w:lineRule="auto"/>
-        <w:ind w:firstLine="709"/>
-        <w:jc w:val="both"/>
-        <w:rPr>
-          <w:rFonts w:ascii="Times New Roman" w:eastAsia="Times New Roman" w:hAnsi="Times New Roman" w:cs="Times New Roman"/>
-          <w:sz w:val="28"/>
-          <w:szCs w:val="28"/>
-          <w:lang w:eastAsia="ru-RU"/>
-        </w:rPr>
-      </w:pPr>
-    </w:p>
-    <w:p>
-      <w:pPr>
-        <w:spacing w:after="0" w:line="360" w:lineRule="auto"/>
-        <w:ind w:firstLine="709"/>
-        <w:jc w:val="both"/>
-        <w:rPr>
-          <w:rFonts w:ascii="Times New Roman" w:eastAsia="Times New Roman" w:hAnsi="Times New Roman" w:cs="Times New Roman"/>
-          <w:sz w:val="28"/>
-          <w:szCs w:val="28"/>
-          <w:lang w:eastAsia="ru-RU"/>
-        </w:rPr>
-      </w:pPr>
-      <w:r>
-        <w:rPr>
-          <w:rFonts w:ascii="Times New Roman" w:eastAsia="Times New Roman" w:hAnsi="Times New Roman" w:cs="Times New Roman"/>
-          <w:sz w:val="28"/>
-          <w:szCs w:val="28"/>
-          <w:lang w:eastAsia="ru-RU"/>
-        </w:rPr>
-        <w:t>Bitrix24 эффективно использовать в интернет-магазине или сервисной компании.</w:t>
-      </w:r>
-    </w:p>
-    <w:p>
-      <w:pPr>
-        <w:spacing w:after="0" w:line="360" w:lineRule="auto"/>
-        <w:ind w:firstLine="709"/>
-        <w:jc w:val="both"/>
-        <w:rPr>
-          <w:rFonts w:ascii="Times New Roman" w:eastAsia="Times New Roman" w:hAnsi="Times New Roman" w:cs="Times New Roman"/>
-          <w:sz w:val="28"/>
-          <w:szCs w:val="28"/>
-          <w:lang w:eastAsia="ru-RU"/>
-        </w:rPr>
-      </w:pPr>
-      <w:r>
-        <w:rPr>
-          <w:rFonts w:ascii="Times New Roman" w:eastAsia="Times New Roman" w:hAnsi="Times New Roman" w:cs="Times New Roman"/>
-          <w:sz w:val="28"/>
-          <w:szCs w:val="28"/>
-          <w:lang w:eastAsia="ru-RU"/>
-        </w:rPr>
-        <w:t>Например, в интернет-магазине система позволяет:</w:t>
+        <w:t>Создание и отслеживание задач</w:t>
+      </w:r>
+    </w:p>
+    <w:p>
+      <w:pPr>
+        <w:spacing w:after="0" w:line="360" w:lineRule="auto"/>
+        <w:ind w:firstLine="709"/>
+        <w:jc w:val="both"/>
+        <w:rPr>
+          <w:rFonts w:ascii="Times New Roman" w:eastAsia="Times New Roman" w:hAnsi="Times New Roman" w:cs="Times New Roman"/>
+          <w:sz w:val="28"/>
+          <w:szCs w:val="28"/>
+          <w:lang w:eastAsia="ru-RU"/>
+        </w:rPr>
+      </w:pPr>
+    </w:p>
+    <w:p>
+      <w:pPr>
+        <w:spacing w:after="0" w:line="360" w:lineRule="auto"/>
+        <w:ind w:firstLine="709"/>
+        <w:jc w:val="both"/>
+        <w:rPr>
+          <w:rFonts w:ascii="Times New Roman" w:eastAsia="Times New Roman" w:hAnsi="Times New Roman" w:cs="Times New Roman"/>
+          <w:sz w:val="28"/>
+          <w:szCs w:val="28"/>
+          <w:lang w:eastAsia="ru-RU"/>
+        </w:rPr>
+      </w:pPr>
+      <w:r>
+        <w:rPr>
+          <w:rFonts w:ascii="Times New Roman" w:eastAsia="Times New Roman" w:hAnsi="Times New Roman" w:cs="Times New Roman"/>
+          <w:sz w:val="28"/>
+          <w:szCs w:val="28"/>
+          <w:lang w:eastAsia="ru-RU"/>
+        </w:rPr>
+        <w:t>В Yandex Tracker задачи создаются через специальную форму, где указываются:</w:t>
       </w:r>
     </w:p>
     <w:p>
       <w:pPr>
         <w:numPr>
           <w:ilvl w:val="0"/>
-          <w:numId w:val="16"/>
+          <w:numId w:val="17"/>
         </w:numPr>
         <w:spacing w:after="0" w:line="360" w:lineRule="auto"/>
         <w:ind w:left="0" w:firstLine="0"/>
@@ -6184,15 +6540,14 @@
           <w:szCs w:val="28"/>
           <w:lang w:eastAsia="ru-RU"/>
         </w:rPr>
-        <w:lastRenderedPageBreak/>
-        <w:t>автоматически принимать заявки с сайта;</w:t>
+        <w:t>название задачи;</w:t>
       </w:r>
     </w:p>
     <w:p>
       <w:pPr>
         <w:numPr>
           <w:ilvl w:val="0"/>
-          <w:numId w:val="16"/>
+          <w:numId w:val="17"/>
         </w:numPr>
         <w:spacing w:after="0" w:line="360" w:lineRule="auto"/>
         <w:ind w:left="0" w:firstLine="0"/>
@@ -6211,14 +6566,14 @@
           <w:szCs w:val="28"/>
           <w:lang w:eastAsia="ru-RU"/>
         </w:rPr>
-        <w:t>распределять клиентов между менеджерами;</w:t>
+        <w:t>описание;</w:t>
       </w:r>
     </w:p>
     <w:p>
       <w:pPr>
         <w:numPr>
           <w:ilvl w:val="0"/>
-          <w:numId w:val="16"/>
+          <w:numId w:val="17"/>
         </w:numPr>
         <w:spacing w:after="0" w:line="360" w:lineRule="auto"/>
         <w:ind w:left="0" w:firstLine="0"/>
@@ -6237,14 +6592,14 @@
           <w:szCs w:val="28"/>
           <w:lang w:eastAsia="ru-RU"/>
         </w:rPr>
-        <w:t>контролировать оплату заказов;</w:t>
+        <w:t>исполнитель;</w:t>
       </w:r>
     </w:p>
     <w:p>
       <w:pPr>
         <w:numPr>
           <w:ilvl w:val="0"/>
-          <w:numId w:val="16"/>
+          <w:numId w:val="17"/>
         </w:numPr>
         <w:spacing w:after="0" w:line="360" w:lineRule="auto"/>
         <w:ind w:left="0" w:firstLine="0"/>
@@ -6263,14 +6618,14 @@
           <w:szCs w:val="28"/>
           <w:lang w:eastAsia="ru-RU"/>
         </w:rPr>
-        <w:t>вести базу клиентов;</w:t>
+        <w:t>сроки выполнения;</w:t>
       </w:r>
     </w:p>
     <w:p>
       <w:pPr>
         <w:numPr>
           <w:ilvl w:val="0"/>
-          <w:numId w:val="16"/>
+          <w:numId w:val="17"/>
         </w:numPr>
         <w:spacing w:after="0" w:line="360" w:lineRule="auto"/>
         <w:ind w:left="0" w:firstLine="0"/>
@@ -6289,84 +6644,82 @@
           <w:szCs w:val="28"/>
           <w:lang w:eastAsia="ru-RU"/>
         </w:rPr>
-        <w:t>фиксировать историю обращений.</w:t>
-      </w:r>
-    </w:p>
-    <w:p>
-      <w:pPr>
-        <w:spacing w:after="0" w:line="360" w:lineRule="auto"/>
-        <w:ind w:firstLine="709"/>
-        <w:jc w:val="both"/>
-        <w:rPr>
-          <w:rFonts w:ascii="Times New Roman" w:eastAsia="Times New Roman" w:hAnsi="Times New Roman" w:cs="Times New Roman"/>
-          <w:sz w:val="28"/>
-          <w:szCs w:val="28"/>
-          <w:lang w:eastAsia="ru-RU"/>
-        </w:rPr>
-      </w:pPr>
-      <w:r>
-        <w:rPr>
-          <w:rFonts w:ascii="Times New Roman" w:eastAsia="Times New Roman" w:hAnsi="Times New Roman" w:cs="Times New Roman"/>
-          <w:sz w:val="28"/>
-          <w:szCs w:val="28"/>
-          <w:lang w:eastAsia="ru-RU"/>
-        </w:rPr>
-        <w:t>Это позволяет ускорить работу сотрудников и повысить качество обслуживания клиентов.</w:t>
+        <w:t>приоритет;</w:t>
+      </w:r>
+    </w:p>
+    <w:p>
+      <w:pPr>
+        <w:numPr>
+          <w:ilvl w:val="0"/>
+          <w:numId w:val="17"/>
+        </w:numPr>
+        <w:spacing w:after="0" w:line="360" w:lineRule="auto"/>
+        <w:ind w:left="0" w:firstLine="0"/>
+        <w:jc w:val="both"/>
+        <w:rPr>
+          <w:rFonts w:ascii="Times New Roman" w:eastAsia="Times New Roman" w:hAnsi="Times New Roman" w:cs="Times New Roman"/>
+          <w:sz w:val="28"/>
+          <w:szCs w:val="28"/>
+          <w:lang w:eastAsia="ru-RU"/>
+        </w:rPr>
+      </w:pPr>
+      <w:r>
+        <w:rPr>
+          <w:rFonts w:ascii="Times New Roman" w:eastAsia="Times New Roman" w:hAnsi="Times New Roman" w:cs="Times New Roman"/>
+          <w:sz w:val="28"/>
+          <w:szCs w:val="28"/>
+          <w:lang w:eastAsia="ru-RU"/>
+        </w:rPr>
+        <w:t>тип задачи.</w:t>
+      </w:r>
+    </w:p>
+    <w:p>
+      <w:pPr>
+        <w:spacing w:after="0" w:line="360" w:lineRule="auto"/>
+        <w:ind w:firstLine="709"/>
+        <w:jc w:val="both"/>
+        <w:rPr>
+          <w:rFonts w:ascii="Times New Roman" w:eastAsia="Times New Roman" w:hAnsi="Times New Roman" w:cs="Times New Roman"/>
+          <w:sz w:val="28"/>
+          <w:szCs w:val="28"/>
+          <w:lang w:eastAsia="ru-RU"/>
+        </w:rPr>
+      </w:pPr>
+      <w:r>
+        <w:rPr>
+          <w:rFonts w:ascii="Times New Roman" w:eastAsia="Times New Roman" w:hAnsi="Times New Roman" w:cs="Times New Roman"/>
+          <w:sz w:val="28"/>
+          <w:szCs w:val="28"/>
+          <w:lang w:eastAsia="ru-RU"/>
+        </w:rPr>
+        <w:t>Каждая задача получает уникальный номер. Все изменения автоматически сохраняются в истории.</w:t>
+      </w:r>
+    </w:p>
+    <w:p>
+      <w:pPr>
+        <w:spacing w:after="0" w:line="360" w:lineRule="auto"/>
+        <w:ind w:firstLine="709"/>
+        <w:jc w:val="both"/>
+        <w:rPr>
+          <w:rFonts w:ascii="Times New Roman" w:eastAsia="Times New Roman" w:hAnsi="Times New Roman" w:cs="Times New Roman"/>
+          <w:sz w:val="28"/>
+          <w:szCs w:val="28"/>
+          <w:lang w:eastAsia="ru-RU"/>
+        </w:rPr>
+      </w:pPr>
+      <w:r>
+        <w:rPr>
+          <w:rFonts w:ascii="Times New Roman" w:eastAsia="Times New Roman" w:hAnsi="Times New Roman" w:cs="Times New Roman"/>
+          <w:sz w:val="28"/>
+          <w:szCs w:val="28"/>
+          <w:lang w:eastAsia="ru-RU"/>
+        </w:rPr>
+        <w:t>Например, сотрудник технической поддержки может создать задачу «Ошибка авторизации пользователя» и назначить её разработчику.</w:t>
       </w:r>
     </w:p>
     <w:p>
       <w:pPr>
         <w:spacing w:after="0" w:line="480" w:lineRule="auto"/>
-        <w:ind w:firstLine="709"/>
-        <w:jc w:val="both"/>
-        <w:rPr>
-          <w:rFonts w:ascii="Times New Roman" w:eastAsia="Times New Roman" w:hAnsi="Times New Roman" w:cs="Times New Roman"/>
-          <w:sz w:val="28"/>
-          <w:szCs w:val="28"/>
-          <w:lang w:eastAsia="ru-RU"/>
-        </w:rPr>
-      </w:pPr>
-    </w:p>
-    <w:p>
-      <w:pPr>
-        <w:spacing w:after="0" w:line="360" w:lineRule="auto"/>
-        <w:ind w:firstLine="709"/>
-        <w:jc w:val="both"/>
-        <w:outlineLvl w:val="2"/>
-        <w:rPr>
-          <w:rFonts w:ascii="Times New Roman" w:eastAsia="Times New Roman" w:hAnsi="Times New Roman" w:cs="Times New Roman"/>
-          <w:kern w:val="36"/>
-          <w:sz w:val="28"/>
-          <w:szCs w:val="28"/>
-          <w:lang w:eastAsia="ru-RU"/>
-        </w:rPr>
-      </w:pPr>
-      <w:bookmarkStart w:id="13" w:name="_Toc230020364"/>
-      <w:r>
-        <w:rPr>
-          <w:rFonts w:ascii="Times New Roman" w:eastAsia="Times New Roman" w:hAnsi="Times New Roman" w:cs="Times New Roman"/>
-          <w:kern w:val="36"/>
-          <w:sz w:val="28"/>
-          <w:szCs w:val="28"/>
-          <w:lang w:eastAsia="ru-RU"/>
-        </w:rPr>
-        <w:t>1.2</w:t>
-      </w:r>
-      <w:r>
-        <w:rPr>
-          <w:rFonts w:ascii="Times New Roman" w:eastAsia="Times New Roman" w:hAnsi="Times New Roman" w:cs="Times New Roman"/>
-          <w:kern w:val="36"/>
-          <w:sz w:val="28"/>
-          <w:szCs w:val="28"/>
-          <w:lang w:eastAsia="ru-RU"/>
-        </w:rPr>
-        <w:t xml:space="preserve"> Yandex Tracker</w:t>
-      </w:r>
-      <w:bookmarkEnd w:id="13"/>
-    </w:p>
-    <w:p>
-      <w:pPr>
-        <w:spacing w:after="0" w:line="240" w:lineRule="auto"/>
         <w:ind w:firstLine="709"/>
         <w:jc w:val="both"/>
         <w:rPr>
@@ -6401,64 +6754,440 @@
           <w:szCs w:val="28"/>
           <w:lang w:eastAsia="ru-RU"/>
         </w:rPr>
-        <w:t>Назначение системы</w:t>
-      </w:r>
-    </w:p>
-    <w:p>
-      <w:pPr>
-        <w:spacing w:after="0" w:line="360" w:lineRule="auto"/>
-        <w:ind w:firstLine="709"/>
-        <w:jc w:val="both"/>
-        <w:rPr>
-          <w:rFonts w:ascii="Times New Roman" w:eastAsia="Times New Roman" w:hAnsi="Times New Roman" w:cs="Times New Roman"/>
-          <w:sz w:val="28"/>
-          <w:szCs w:val="28"/>
-          <w:lang w:eastAsia="ru-RU"/>
-        </w:rPr>
-      </w:pPr>
-    </w:p>
-    <w:p>
-      <w:pPr>
-        <w:spacing w:after="0" w:line="360" w:lineRule="auto"/>
-        <w:ind w:firstLine="709"/>
-        <w:jc w:val="both"/>
-        <w:rPr>
-          <w:rFonts w:ascii="Times New Roman" w:eastAsia="Times New Roman" w:hAnsi="Times New Roman" w:cs="Times New Roman"/>
-          <w:sz w:val="28"/>
-          <w:szCs w:val="28"/>
-          <w:lang w:eastAsia="ru-RU"/>
-        </w:rPr>
-      </w:pPr>
-      <w:r>
-        <w:rPr>
-          <w:rFonts w:ascii="Times New Roman" w:eastAsia="Times New Roman" w:hAnsi="Times New Roman" w:cs="Times New Roman"/>
-          <w:sz w:val="28"/>
-          <w:szCs w:val="28"/>
-          <w:lang w:eastAsia="ru-RU"/>
-        </w:rPr>
-        <w:t>Yandex Tracker — это система управления задачами и проектами, предназначенная для организации командной работы и сопровождения процессов разработки.</w:t>
-      </w:r>
-    </w:p>
-    <w:p>
-      <w:pPr>
-        <w:spacing w:after="0" w:line="360" w:lineRule="auto"/>
-        <w:ind w:firstLine="709"/>
-        <w:jc w:val="both"/>
-        <w:rPr>
-          <w:rFonts w:ascii="Times New Roman" w:eastAsia="Times New Roman" w:hAnsi="Times New Roman" w:cs="Times New Roman"/>
-          <w:sz w:val="28"/>
-          <w:szCs w:val="28"/>
-          <w:lang w:eastAsia="ru-RU"/>
-        </w:rPr>
-      </w:pPr>
-      <w:r>
-        <w:rPr>
-          <w:rFonts w:ascii="Times New Roman" w:eastAsia="Times New Roman" w:hAnsi="Times New Roman" w:cs="Times New Roman"/>
-          <w:sz w:val="28"/>
-          <w:szCs w:val="28"/>
-          <w:lang w:eastAsia="ru-RU"/>
-        </w:rPr>
-        <w:t>Система применяется в IT-командах, технической поддержке и бизнес-подразделениях компаний.</w:t>
+        <w:lastRenderedPageBreak/>
+        <w:t>Инструменты командной работы</w:t>
+      </w:r>
+    </w:p>
+    <w:p>
+      <w:pPr>
+        <w:spacing w:after="0" w:line="360" w:lineRule="auto"/>
+        <w:ind w:firstLine="709"/>
+        <w:jc w:val="both"/>
+        <w:rPr>
+          <w:rFonts w:ascii="Times New Roman" w:eastAsia="Times New Roman" w:hAnsi="Times New Roman" w:cs="Times New Roman"/>
+          <w:sz w:val="28"/>
+          <w:szCs w:val="28"/>
+          <w:lang w:eastAsia="ru-RU"/>
+        </w:rPr>
+      </w:pPr>
+    </w:p>
+    <w:p>
+      <w:pPr>
+        <w:spacing w:after="0" w:line="360" w:lineRule="auto"/>
+        <w:ind w:firstLine="709"/>
+        <w:jc w:val="both"/>
+        <w:rPr>
+          <w:rFonts w:ascii="Times New Roman" w:eastAsia="Times New Roman" w:hAnsi="Times New Roman" w:cs="Times New Roman"/>
+          <w:sz w:val="28"/>
+          <w:szCs w:val="28"/>
+          <w:lang w:eastAsia="ru-RU"/>
+        </w:rPr>
+      </w:pPr>
+      <w:r>
+        <w:rPr>
+          <w:rFonts w:ascii="Times New Roman" w:eastAsia="Times New Roman" w:hAnsi="Times New Roman" w:cs="Times New Roman"/>
+          <w:sz w:val="28"/>
+          <w:szCs w:val="28"/>
+          <w:lang w:eastAsia="ru-RU"/>
+        </w:rPr>
+        <w:t>Для командной работы используются:</w:t>
+      </w:r>
+    </w:p>
+    <w:p>
+      <w:pPr>
+        <w:numPr>
+          <w:ilvl w:val="0"/>
+          <w:numId w:val="18"/>
+        </w:numPr>
+        <w:spacing w:after="0" w:line="360" w:lineRule="auto"/>
+        <w:ind w:left="0" w:firstLine="0"/>
+        <w:jc w:val="both"/>
+        <w:rPr>
+          <w:rFonts w:ascii="Times New Roman" w:eastAsia="Times New Roman" w:hAnsi="Times New Roman" w:cs="Times New Roman"/>
+          <w:sz w:val="28"/>
+          <w:szCs w:val="28"/>
+          <w:lang w:eastAsia="ru-RU"/>
+        </w:rPr>
+      </w:pPr>
+      <w:r>
+        <w:rPr>
+          <w:rFonts w:ascii="Times New Roman" w:eastAsia="Times New Roman" w:hAnsi="Times New Roman" w:cs="Times New Roman"/>
+          <w:sz w:val="28"/>
+          <w:szCs w:val="28"/>
+          <w:lang w:eastAsia="ru-RU"/>
+        </w:rPr>
+        <w:t>исполнители;</w:t>
+      </w:r>
+    </w:p>
+    <w:p>
+      <w:pPr>
+        <w:numPr>
+          <w:ilvl w:val="0"/>
+          <w:numId w:val="18"/>
+        </w:numPr>
+        <w:spacing w:after="0" w:line="360" w:lineRule="auto"/>
+        <w:ind w:left="0" w:firstLine="0"/>
+        <w:jc w:val="both"/>
+        <w:rPr>
+          <w:rFonts w:ascii="Times New Roman" w:eastAsia="Times New Roman" w:hAnsi="Times New Roman" w:cs="Times New Roman"/>
+          <w:sz w:val="28"/>
+          <w:szCs w:val="28"/>
+          <w:lang w:eastAsia="ru-RU"/>
+        </w:rPr>
+      </w:pPr>
+      <w:r>
+        <w:rPr>
+          <w:rFonts w:ascii="Times New Roman" w:eastAsia="Times New Roman" w:hAnsi="Times New Roman" w:cs="Times New Roman"/>
+          <w:sz w:val="28"/>
+          <w:szCs w:val="28"/>
+          <w:lang w:eastAsia="ru-RU"/>
+        </w:rPr>
+        <w:t>статусы задач;</w:t>
+      </w:r>
+    </w:p>
+    <w:p>
+      <w:pPr>
+        <w:numPr>
+          <w:ilvl w:val="0"/>
+          <w:numId w:val="18"/>
+        </w:numPr>
+        <w:spacing w:after="0" w:line="360" w:lineRule="auto"/>
+        <w:ind w:left="0" w:firstLine="0"/>
+        <w:jc w:val="both"/>
+        <w:rPr>
+          <w:rFonts w:ascii="Times New Roman" w:eastAsia="Times New Roman" w:hAnsi="Times New Roman" w:cs="Times New Roman"/>
+          <w:sz w:val="28"/>
+          <w:szCs w:val="28"/>
+          <w:lang w:eastAsia="ru-RU"/>
+        </w:rPr>
+      </w:pPr>
+      <w:r>
+        <w:rPr>
+          <w:rFonts w:ascii="Times New Roman" w:eastAsia="Times New Roman" w:hAnsi="Times New Roman" w:cs="Times New Roman"/>
+          <w:sz w:val="28"/>
+          <w:szCs w:val="28"/>
+          <w:lang w:eastAsia="ru-RU"/>
+        </w:rPr>
+        <w:t>комментарии;</w:t>
+      </w:r>
+    </w:p>
+    <w:p>
+      <w:pPr>
+        <w:numPr>
+          <w:ilvl w:val="0"/>
+          <w:numId w:val="18"/>
+        </w:numPr>
+        <w:spacing w:after="0" w:line="360" w:lineRule="auto"/>
+        <w:ind w:left="0" w:firstLine="0"/>
+        <w:jc w:val="both"/>
+        <w:rPr>
+          <w:rFonts w:ascii="Times New Roman" w:eastAsia="Times New Roman" w:hAnsi="Times New Roman" w:cs="Times New Roman"/>
+          <w:sz w:val="28"/>
+          <w:szCs w:val="28"/>
+          <w:lang w:eastAsia="ru-RU"/>
+        </w:rPr>
+      </w:pPr>
+      <w:r>
+        <w:rPr>
+          <w:rFonts w:ascii="Times New Roman" w:eastAsia="Times New Roman" w:hAnsi="Times New Roman" w:cs="Times New Roman"/>
+          <w:sz w:val="28"/>
+          <w:szCs w:val="28"/>
+          <w:lang w:eastAsia="ru-RU"/>
+        </w:rPr>
+        <w:t>сроки выполнения;</w:t>
+      </w:r>
+    </w:p>
+    <w:p>
+      <w:pPr>
+        <w:numPr>
+          <w:ilvl w:val="0"/>
+          <w:numId w:val="18"/>
+        </w:numPr>
+        <w:spacing w:after="0" w:line="360" w:lineRule="auto"/>
+        <w:ind w:left="0" w:firstLine="0"/>
+        <w:jc w:val="both"/>
+        <w:rPr>
+          <w:rFonts w:ascii="Times New Roman" w:eastAsia="Times New Roman" w:hAnsi="Times New Roman" w:cs="Times New Roman"/>
+          <w:sz w:val="28"/>
+          <w:szCs w:val="28"/>
+          <w:lang w:eastAsia="ru-RU"/>
+        </w:rPr>
+      </w:pPr>
+      <w:r>
+        <w:rPr>
+          <w:rFonts w:ascii="Times New Roman" w:eastAsia="Times New Roman" w:hAnsi="Times New Roman" w:cs="Times New Roman"/>
+          <w:sz w:val="28"/>
+          <w:szCs w:val="28"/>
+          <w:lang w:eastAsia="ru-RU"/>
+        </w:rPr>
+        <w:t>уведомления.</w:t>
+      </w:r>
+    </w:p>
+    <w:p>
+      <w:pPr>
+        <w:spacing w:after="0" w:line="360" w:lineRule="auto"/>
+        <w:ind w:firstLine="709"/>
+        <w:jc w:val="both"/>
+        <w:rPr>
+          <w:rFonts w:ascii="Times New Roman" w:eastAsia="Times New Roman" w:hAnsi="Times New Roman" w:cs="Times New Roman"/>
+          <w:sz w:val="28"/>
+          <w:szCs w:val="28"/>
+          <w:lang w:eastAsia="ru-RU"/>
+        </w:rPr>
+      </w:pPr>
+      <w:r>
+        <w:rPr>
+          <w:rFonts w:ascii="Times New Roman" w:eastAsia="Times New Roman" w:hAnsi="Times New Roman" w:cs="Times New Roman"/>
+          <w:sz w:val="28"/>
+          <w:szCs w:val="28"/>
+          <w:lang w:eastAsia="ru-RU"/>
+        </w:rPr>
+        <w:t>Руководитель проекта может распределять задачи между сотрудниками и контролировать их выполнение.</w:t>
+      </w:r>
+    </w:p>
+    <w:p>
+      <w:pPr>
+        <w:spacing w:after="0" w:line="360" w:lineRule="auto"/>
+        <w:ind w:firstLine="709"/>
+        <w:jc w:val="both"/>
+        <w:rPr>
+          <w:rFonts w:ascii="Times New Roman" w:eastAsia="Times New Roman" w:hAnsi="Times New Roman" w:cs="Times New Roman"/>
+          <w:sz w:val="28"/>
+          <w:szCs w:val="28"/>
+          <w:lang w:eastAsia="ru-RU"/>
+        </w:rPr>
+      </w:pPr>
+      <w:r>
+        <w:rPr>
+          <w:rFonts w:ascii="Times New Roman" w:eastAsia="Times New Roman" w:hAnsi="Times New Roman" w:cs="Times New Roman"/>
+          <w:sz w:val="28"/>
+          <w:szCs w:val="28"/>
+          <w:lang w:eastAsia="ru-RU"/>
+        </w:rPr>
+        <w:t>Комментарии позволяют сотрудникам обсуждать проблему прямо внутри задачи без использования сторонних мессенджеров.</w:t>
+      </w:r>
+    </w:p>
+    <w:p>
+      <w:pPr>
+        <w:spacing w:after="0" w:line="480" w:lineRule="auto"/>
+        <w:ind w:firstLine="709"/>
+        <w:jc w:val="both"/>
+        <w:rPr>
+          <w:rFonts w:ascii="Times New Roman" w:eastAsia="Times New Roman" w:hAnsi="Times New Roman" w:cs="Times New Roman"/>
+          <w:sz w:val="28"/>
+          <w:szCs w:val="28"/>
+          <w:lang w:eastAsia="ru-RU"/>
+        </w:rPr>
+      </w:pPr>
+    </w:p>
+    <w:p>
+      <w:pPr>
+        <w:pStyle w:val="a3"/>
+        <w:numPr>
+          <w:ilvl w:val="1"/>
+          <w:numId w:val="31"/>
+        </w:numPr>
+        <w:spacing w:after="0" w:line="360" w:lineRule="auto"/>
+        <w:ind w:left="0" w:firstLine="709"/>
+        <w:jc w:val="both"/>
+        <w:rPr>
+          <w:rFonts w:ascii="Times New Roman" w:eastAsia="Times New Roman" w:hAnsi="Times New Roman" w:cs="Times New Roman"/>
+          <w:sz w:val="28"/>
+          <w:szCs w:val="28"/>
+          <w:lang w:eastAsia="ru-RU"/>
+        </w:rPr>
+      </w:pPr>
+      <w:r>
+        <w:rPr>
+          <w:rFonts w:ascii="Times New Roman" w:eastAsia="Times New Roman" w:hAnsi="Times New Roman" w:cs="Times New Roman"/>
+          <w:sz w:val="28"/>
+          <w:szCs w:val="28"/>
+          <w:lang w:eastAsia="ru-RU"/>
+        </w:rPr>
+        <w:t>Визуальные инструменты управления</w:t>
+      </w:r>
+    </w:p>
+    <w:p>
+      <w:pPr>
+        <w:spacing w:after="0" w:line="360" w:lineRule="auto"/>
+        <w:ind w:firstLine="709"/>
+        <w:jc w:val="both"/>
+        <w:rPr>
+          <w:rFonts w:ascii="Times New Roman" w:eastAsia="Times New Roman" w:hAnsi="Times New Roman" w:cs="Times New Roman"/>
+          <w:sz w:val="28"/>
+          <w:szCs w:val="28"/>
+          <w:lang w:eastAsia="ru-RU"/>
+        </w:rPr>
+      </w:pPr>
+    </w:p>
+    <w:p>
+      <w:pPr>
+        <w:spacing w:after="0" w:line="360" w:lineRule="auto"/>
+        <w:ind w:firstLine="709"/>
+        <w:jc w:val="both"/>
+        <w:rPr>
+          <w:rFonts w:ascii="Times New Roman" w:eastAsia="Times New Roman" w:hAnsi="Times New Roman" w:cs="Times New Roman"/>
+          <w:sz w:val="28"/>
+          <w:szCs w:val="28"/>
+          <w:lang w:eastAsia="ru-RU"/>
+        </w:rPr>
+      </w:pPr>
+      <w:r>
+        <w:rPr>
+          <w:rFonts w:ascii="Times New Roman" w:eastAsia="Times New Roman" w:hAnsi="Times New Roman" w:cs="Times New Roman"/>
+          <w:sz w:val="28"/>
+          <w:szCs w:val="28"/>
+          <w:lang w:eastAsia="ru-RU"/>
+        </w:rPr>
+        <w:t>В системе используются канбан-доски.</w:t>
+      </w:r>
+    </w:p>
+    <w:p>
+      <w:pPr>
+        <w:spacing w:after="0" w:line="360" w:lineRule="auto"/>
+        <w:ind w:firstLine="709"/>
+        <w:jc w:val="both"/>
+        <w:rPr>
+          <w:rFonts w:ascii="Times New Roman" w:eastAsia="Times New Roman" w:hAnsi="Times New Roman" w:cs="Times New Roman"/>
+          <w:sz w:val="28"/>
+          <w:szCs w:val="28"/>
+          <w:lang w:eastAsia="ru-RU"/>
+        </w:rPr>
+      </w:pPr>
+      <w:r>
+        <w:rPr>
+          <w:rFonts w:ascii="Times New Roman" w:eastAsia="Times New Roman" w:hAnsi="Times New Roman" w:cs="Times New Roman"/>
+          <w:sz w:val="28"/>
+          <w:szCs w:val="28"/>
+          <w:lang w:eastAsia="ru-RU"/>
+        </w:rPr>
+        <w:t>Задачи отображаются в виде карточек и перемещаются между этапами:</w:t>
+      </w:r>
+    </w:p>
+    <w:p>
+      <w:pPr>
+        <w:numPr>
+          <w:ilvl w:val="0"/>
+          <w:numId w:val="19"/>
+        </w:numPr>
+        <w:spacing w:after="0" w:line="360" w:lineRule="auto"/>
+        <w:ind w:left="0" w:firstLine="0"/>
+        <w:jc w:val="both"/>
+        <w:rPr>
+          <w:rFonts w:ascii="Times New Roman" w:eastAsia="Times New Roman" w:hAnsi="Times New Roman" w:cs="Times New Roman"/>
+          <w:sz w:val="28"/>
+          <w:szCs w:val="28"/>
+          <w:lang w:eastAsia="ru-RU"/>
+        </w:rPr>
+      </w:pPr>
+      <w:r>
+        <w:rPr>
+          <w:rFonts w:ascii="Times New Roman" w:eastAsia="Times New Roman" w:hAnsi="Times New Roman" w:cs="Times New Roman"/>
+          <w:sz w:val="28"/>
+          <w:szCs w:val="28"/>
+          <w:lang w:eastAsia="ru-RU"/>
+        </w:rPr>
+        <w:t>«Новая»;</w:t>
+      </w:r>
+    </w:p>
+    <w:p>
+      <w:pPr>
+        <w:numPr>
+          <w:ilvl w:val="0"/>
+          <w:numId w:val="19"/>
+        </w:numPr>
+        <w:spacing w:after="0" w:line="360" w:lineRule="auto"/>
+        <w:ind w:left="0" w:firstLine="0"/>
+        <w:jc w:val="both"/>
+        <w:rPr>
+          <w:rFonts w:ascii="Times New Roman" w:eastAsia="Times New Roman" w:hAnsi="Times New Roman" w:cs="Times New Roman"/>
+          <w:sz w:val="28"/>
+          <w:szCs w:val="28"/>
+          <w:lang w:eastAsia="ru-RU"/>
+        </w:rPr>
+      </w:pPr>
+      <w:r>
+        <w:rPr>
+          <w:rFonts w:ascii="Times New Roman" w:eastAsia="Times New Roman" w:hAnsi="Times New Roman" w:cs="Times New Roman"/>
+          <w:sz w:val="28"/>
+          <w:szCs w:val="28"/>
+          <w:lang w:eastAsia="ru-RU"/>
+        </w:rPr>
+        <w:t>«В работе»;</w:t>
+      </w:r>
+    </w:p>
+    <w:p>
+      <w:pPr>
+        <w:numPr>
+          <w:ilvl w:val="0"/>
+          <w:numId w:val="19"/>
+        </w:numPr>
+        <w:spacing w:after="0" w:line="360" w:lineRule="auto"/>
+        <w:ind w:left="0" w:firstLine="0"/>
+        <w:jc w:val="both"/>
+        <w:rPr>
+          <w:rFonts w:ascii="Times New Roman" w:eastAsia="Times New Roman" w:hAnsi="Times New Roman" w:cs="Times New Roman"/>
+          <w:sz w:val="28"/>
+          <w:szCs w:val="28"/>
+          <w:lang w:eastAsia="ru-RU"/>
+        </w:rPr>
+      </w:pPr>
+      <w:r>
+        <w:rPr>
+          <w:rFonts w:ascii="Times New Roman" w:eastAsia="Times New Roman" w:hAnsi="Times New Roman" w:cs="Times New Roman"/>
+          <w:sz w:val="28"/>
+          <w:szCs w:val="28"/>
+          <w:lang w:eastAsia="ru-RU"/>
+        </w:rPr>
+        <w:t>«На проверке»;</w:t>
+      </w:r>
+    </w:p>
+    <w:p>
+      <w:pPr>
+        <w:numPr>
+          <w:ilvl w:val="0"/>
+          <w:numId w:val="19"/>
+        </w:numPr>
+        <w:spacing w:after="0" w:line="360" w:lineRule="auto"/>
+        <w:ind w:left="0" w:firstLine="0"/>
+        <w:jc w:val="both"/>
+        <w:rPr>
+          <w:rFonts w:ascii="Times New Roman" w:eastAsia="Times New Roman" w:hAnsi="Times New Roman" w:cs="Times New Roman"/>
+          <w:sz w:val="28"/>
+          <w:szCs w:val="28"/>
+          <w:lang w:eastAsia="ru-RU"/>
+        </w:rPr>
+      </w:pPr>
+      <w:r>
+        <w:rPr>
+          <w:rFonts w:ascii="Times New Roman" w:eastAsia="Times New Roman" w:hAnsi="Times New Roman" w:cs="Times New Roman"/>
+          <w:sz w:val="28"/>
+          <w:szCs w:val="28"/>
+          <w:lang w:eastAsia="ru-RU"/>
+        </w:rPr>
+        <w:t>«Завершена».</w:t>
+      </w:r>
+    </w:p>
+    <w:p>
+      <w:pPr>
+        <w:spacing w:after="0" w:line="360" w:lineRule="auto"/>
+        <w:ind w:firstLine="709"/>
+        <w:jc w:val="both"/>
+        <w:rPr>
+          <w:rFonts w:ascii="Times New Roman" w:eastAsia="Times New Roman" w:hAnsi="Times New Roman" w:cs="Times New Roman"/>
+          <w:sz w:val="28"/>
+          <w:szCs w:val="28"/>
+          <w:lang w:eastAsia="ru-RU"/>
+        </w:rPr>
+      </w:pPr>
+      <w:r>
+        <w:rPr>
+          <w:rFonts w:ascii="Times New Roman" w:eastAsia="Times New Roman" w:hAnsi="Times New Roman" w:cs="Times New Roman"/>
+          <w:sz w:val="28"/>
+          <w:szCs w:val="28"/>
+          <w:lang w:eastAsia="ru-RU"/>
+        </w:rPr>
+        <w:t>Это позволяет наглядно видеть текущее состояние проекта и загрузку команды.</w:t>
       </w:r>
     </w:p>
     <w:p>
@@ -6498,49 +7227,49 @@
           <w:szCs w:val="28"/>
           <w:lang w:eastAsia="ru-RU"/>
         </w:rPr>
-        <w:t>Создание и отслеживание задач</w:t>
-      </w:r>
-    </w:p>
-    <w:p>
-      <w:pPr>
-        <w:spacing w:after="0" w:line="360" w:lineRule="auto"/>
-        <w:ind w:firstLine="709"/>
-        <w:jc w:val="both"/>
-        <w:rPr>
-          <w:rFonts w:ascii="Times New Roman" w:eastAsia="Times New Roman" w:hAnsi="Times New Roman" w:cs="Times New Roman"/>
-          <w:sz w:val="28"/>
-          <w:szCs w:val="28"/>
-          <w:lang w:eastAsia="ru-RU"/>
-        </w:rPr>
-      </w:pPr>
-    </w:p>
-    <w:p>
-      <w:pPr>
-        <w:spacing w:after="0" w:line="360" w:lineRule="auto"/>
-        <w:ind w:firstLine="709"/>
-        <w:jc w:val="both"/>
-        <w:rPr>
-          <w:rFonts w:ascii="Times New Roman" w:eastAsia="Times New Roman" w:hAnsi="Times New Roman" w:cs="Times New Roman"/>
-          <w:sz w:val="28"/>
-          <w:szCs w:val="28"/>
-          <w:lang w:eastAsia="ru-RU"/>
-        </w:rPr>
-      </w:pPr>
-      <w:r>
-        <w:rPr>
-          <w:rFonts w:ascii="Times New Roman" w:eastAsia="Times New Roman" w:hAnsi="Times New Roman" w:cs="Times New Roman"/>
-          <w:sz w:val="28"/>
-          <w:szCs w:val="28"/>
-          <w:lang w:eastAsia="ru-RU"/>
-        </w:rPr>
-        <w:t>В Yandex Tracker задачи создаются через специальную форму, где указываются:</w:t>
+        <w:t>Оценка загрузки команды</w:t>
+      </w:r>
+    </w:p>
+    <w:p>
+      <w:pPr>
+        <w:spacing w:after="0" w:line="360" w:lineRule="auto"/>
+        <w:ind w:firstLine="709"/>
+        <w:jc w:val="both"/>
+        <w:rPr>
+          <w:rFonts w:ascii="Times New Roman" w:eastAsia="Times New Roman" w:hAnsi="Times New Roman" w:cs="Times New Roman"/>
+          <w:sz w:val="28"/>
+          <w:szCs w:val="28"/>
+          <w:lang w:eastAsia="ru-RU"/>
+        </w:rPr>
+      </w:pPr>
+    </w:p>
+    <w:p>
+      <w:pPr>
+        <w:spacing w:after="0" w:line="360" w:lineRule="auto"/>
+        <w:ind w:firstLine="709"/>
+        <w:jc w:val="both"/>
+        <w:rPr>
+          <w:rFonts w:ascii="Times New Roman" w:eastAsia="Times New Roman" w:hAnsi="Times New Roman" w:cs="Times New Roman"/>
+          <w:sz w:val="28"/>
+          <w:szCs w:val="28"/>
+          <w:lang w:eastAsia="ru-RU"/>
+        </w:rPr>
+      </w:pPr>
+      <w:r>
+        <w:rPr>
+          <w:rFonts w:ascii="Times New Roman" w:eastAsia="Times New Roman" w:hAnsi="Times New Roman" w:cs="Times New Roman"/>
+          <w:sz w:val="28"/>
+          <w:szCs w:val="28"/>
+          <w:lang w:eastAsia="ru-RU"/>
+        </w:rPr>
+        <w:t>Для оценки загрузки сотрудников используются:</w:t>
       </w:r>
     </w:p>
     <w:p>
       <w:pPr>
         <w:numPr>
           <w:ilvl w:val="0"/>
-          <w:numId w:val="17"/>
+          <w:numId w:val="20"/>
         </w:numPr>
         <w:spacing w:after="0" w:line="360" w:lineRule="auto"/>
         <w:ind w:left="0" w:firstLine="0"/>
@@ -6559,14 +7288,14 @@
           <w:szCs w:val="28"/>
           <w:lang w:eastAsia="ru-RU"/>
         </w:rPr>
-        <w:t>название задачи;</w:t>
+        <w:t>фильтры;</w:t>
       </w:r>
     </w:p>
     <w:p>
       <w:pPr>
         <w:numPr>
           <w:ilvl w:val="0"/>
-          <w:numId w:val="17"/>
+          <w:numId w:val="20"/>
         </w:numPr>
         <w:spacing w:after="0" w:line="360" w:lineRule="auto"/>
         <w:ind w:left="0" w:firstLine="0"/>
@@ -6585,14 +7314,14 @@
           <w:szCs w:val="28"/>
           <w:lang w:eastAsia="ru-RU"/>
         </w:rPr>
-        <w:t>описание;</w:t>
+        <w:t>отчёты;</w:t>
       </w:r>
     </w:p>
     <w:p>
       <w:pPr>
         <w:numPr>
           <w:ilvl w:val="0"/>
-          <w:numId w:val="17"/>
+          <w:numId w:val="20"/>
         </w:numPr>
         <w:spacing w:after="0" w:line="360" w:lineRule="auto"/>
         <w:ind w:left="0" w:firstLine="0"/>
@@ -6611,14 +7340,15 @@
           <w:szCs w:val="28"/>
           <w:lang w:eastAsia="ru-RU"/>
         </w:rPr>
-        <w:t>исполнитель;</w:t>
+        <w:lastRenderedPageBreak/>
+        <w:t>статистика задач;</w:t>
       </w:r>
     </w:p>
     <w:p>
       <w:pPr>
         <w:numPr>
           <w:ilvl w:val="0"/>
-          <w:numId w:val="17"/>
+          <w:numId w:val="20"/>
         </w:numPr>
         <w:spacing w:after="0" w:line="360" w:lineRule="auto"/>
         <w:ind w:left="0" w:firstLine="0"/>
@@ -6637,14 +7367,36 @@
           <w:szCs w:val="28"/>
           <w:lang w:eastAsia="ru-RU"/>
         </w:rPr>
-        <w:t>сроки выполнения;</w:t>
+        <w:t>аналитика производительности.</w:t>
+      </w:r>
+    </w:p>
+    <w:p>
+      <w:pPr>
+        <w:spacing w:after="0" w:line="360" w:lineRule="auto"/>
+        <w:ind w:firstLine="709"/>
+        <w:jc w:val="both"/>
+        <w:rPr>
+          <w:rFonts w:ascii="Times New Roman" w:eastAsia="Times New Roman" w:hAnsi="Times New Roman" w:cs="Times New Roman"/>
+          <w:sz w:val="28"/>
+          <w:szCs w:val="28"/>
+          <w:lang w:eastAsia="ru-RU"/>
+        </w:rPr>
+      </w:pPr>
+      <w:r>
+        <w:rPr>
+          <w:rFonts w:ascii="Times New Roman" w:eastAsia="Times New Roman" w:hAnsi="Times New Roman" w:cs="Times New Roman"/>
+          <w:sz w:val="28"/>
+          <w:szCs w:val="28"/>
+          <w:lang w:eastAsia="ru-RU"/>
+        </w:rPr>
+        <w:t>Руководитель может видеть:</w:t>
       </w:r>
     </w:p>
     <w:p>
       <w:pPr>
         <w:numPr>
           <w:ilvl w:val="0"/>
-          <w:numId w:val="17"/>
+          <w:numId w:val="21"/>
         </w:numPr>
         <w:spacing w:after="0" w:line="360" w:lineRule="auto"/>
         <w:ind w:left="0" w:firstLine="0"/>
@@ -6663,14 +7415,14 @@
           <w:szCs w:val="28"/>
           <w:lang w:eastAsia="ru-RU"/>
         </w:rPr>
-        <w:t>приоритет;</w:t>
+        <w:t>количество задач у сотрудника;</w:t>
       </w:r>
     </w:p>
     <w:p>
       <w:pPr>
         <w:numPr>
           <w:ilvl w:val="0"/>
-          <w:numId w:val="17"/>
+          <w:numId w:val="21"/>
         </w:numPr>
         <w:spacing w:after="0" w:line="360" w:lineRule="auto"/>
         <w:ind w:left="0" w:firstLine="0"/>
@@ -6689,52 +7441,81 @@
           <w:szCs w:val="28"/>
           <w:lang w:eastAsia="ru-RU"/>
         </w:rPr>
-        <w:t>тип задачи.</w:t>
-      </w:r>
-    </w:p>
-    <w:p>
-      <w:pPr>
-        <w:spacing w:after="0" w:line="360" w:lineRule="auto"/>
-        <w:ind w:firstLine="709"/>
-        <w:jc w:val="both"/>
-        <w:rPr>
-          <w:rFonts w:ascii="Times New Roman" w:eastAsia="Times New Roman" w:hAnsi="Times New Roman" w:cs="Times New Roman"/>
-          <w:sz w:val="28"/>
-          <w:szCs w:val="28"/>
-          <w:lang w:eastAsia="ru-RU"/>
-        </w:rPr>
-      </w:pPr>
-      <w:r>
-        <w:rPr>
-          <w:rFonts w:ascii="Times New Roman" w:eastAsia="Times New Roman" w:hAnsi="Times New Roman" w:cs="Times New Roman"/>
-          <w:sz w:val="28"/>
-          <w:szCs w:val="28"/>
-          <w:lang w:eastAsia="ru-RU"/>
-        </w:rPr>
-        <w:lastRenderedPageBreak/>
-        <w:t>Каждая задача получает уникальный номер. Все изменения автоматически сохраняются в истории.</w:t>
-      </w:r>
-    </w:p>
-    <w:p>
-      <w:pPr>
-        <w:spacing w:after="0" w:line="360" w:lineRule="auto"/>
-        <w:ind w:firstLine="709"/>
-        <w:jc w:val="both"/>
-        <w:rPr>
-          <w:rFonts w:ascii="Times New Roman" w:eastAsia="Times New Roman" w:hAnsi="Times New Roman" w:cs="Times New Roman"/>
-          <w:sz w:val="28"/>
-          <w:szCs w:val="28"/>
-          <w:lang w:eastAsia="ru-RU"/>
-        </w:rPr>
-      </w:pPr>
-      <w:r>
-        <w:rPr>
-          <w:rFonts w:ascii="Times New Roman" w:eastAsia="Times New Roman" w:hAnsi="Times New Roman" w:cs="Times New Roman"/>
-          <w:sz w:val="28"/>
-          <w:szCs w:val="28"/>
-          <w:lang w:eastAsia="ru-RU"/>
-        </w:rPr>
-        <w:t>Например, сотрудник технической поддержки может создать задачу «Ошибка авторизации пользователя» и назначить её разработчику.</w:t>
+        <w:t>сроки выполнения;</w:t>
+      </w:r>
+    </w:p>
+    <w:p>
+      <w:pPr>
+        <w:numPr>
+          <w:ilvl w:val="0"/>
+          <w:numId w:val="21"/>
+        </w:numPr>
+        <w:spacing w:after="0" w:line="360" w:lineRule="auto"/>
+        <w:ind w:left="0" w:firstLine="0"/>
+        <w:jc w:val="both"/>
+        <w:rPr>
+          <w:rFonts w:ascii="Times New Roman" w:eastAsia="Times New Roman" w:hAnsi="Times New Roman" w:cs="Times New Roman"/>
+          <w:sz w:val="28"/>
+          <w:szCs w:val="28"/>
+          <w:lang w:eastAsia="ru-RU"/>
+        </w:rPr>
+      </w:pPr>
+      <w:r>
+        <w:rPr>
+          <w:rFonts w:ascii="Times New Roman" w:eastAsia="Times New Roman" w:hAnsi="Times New Roman" w:cs="Times New Roman"/>
+          <w:sz w:val="28"/>
+          <w:szCs w:val="28"/>
+          <w:lang w:eastAsia="ru-RU"/>
+        </w:rPr>
+        <w:t>просроченные задачи;</w:t>
+      </w:r>
+    </w:p>
+    <w:p>
+      <w:pPr>
+        <w:numPr>
+          <w:ilvl w:val="0"/>
+          <w:numId w:val="21"/>
+        </w:numPr>
+        <w:spacing w:after="0" w:line="360" w:lineRule="auto"/>
+        <w:ind w:left="0" w:firstLine="0"/>
+        <w:jc w:val="both"/>
+        <w:rPr>
+          <w:rFonts w:ascii="Times New Roman" w:eastAsia="Times New Roman" w:hAnsi="Times New Roman" w:cs="Times New Roman"/>
+          <w:sz w:val="28"/>
+          <w:szCs w:val="28"/>
+          <w:lang w:eastAsia="ru-RU"/>
+        </w:rPr>
+      </w:pPr>
+      <w:r>
+        <w:rPr>
+          <w:rFonts w:ascii="Times New Roman" w:eastAsia="Times New Roman" w:hAnsi="Times New Roman" w:cs="Times New Roman"/>
+          <w:sz w:val="28"/>
+          <w:szCs w:val="28"/>
+          <w:lang w:eastAsia="ru-RU"/>
+        </w:rPr>
+        <w:t>эффективность работы команды.</w:t>
+      </w:r>
+    </w:p>
+    <w:p>
+      <w:pPr>
+        <w:spacing w:after="0" w:line="360" w:lineRule="auto"/>
+        <w:ind w:firstLine="709"/>
+        <w:jc w:val="both"/>
+        <w:rPr>
+          <w:rFonts w:ascii="Times New Roman" w:eastAsia="Times New Roman" w:hAnsi="Times New Roman" w:cs="Times New Roman"/>
+          <w:sz w:val="28"/>
+          <w:szCs w:val="28"/>
+          <w:lang w:eastAsia="ru-RU"/>
+        </w:rPr>
+      </w:pPr>
+      <w:r>
+        <w:rPr>
+          <w:rFonts w:ascii="Times New Roman" w:eastAsia="Times New Roman" w:hAnsi="Times New Roman" w:cs="Times New Roman"/>
+          <w:sz w:val="28"/>
+          <w:szCs w:val="28"/>
+          <w:lang w:eastAsia="ru-RU"/>
+        </w:rPr>
+        <w:t>Это помогает равномерно распределять нагрузку между сотрудниками.</w:t>
       </w:r>
     </w:p>
     <w:p>
@@ -6774,49 +7555,49 @@
           <w:szCs w:val="28"/>
           <w:lang w:eastAsia="ru-RU"/>
         </w:rPr>
-        <w:t>Инструменты командной работы</w:t>
-      </w:r>
-    </w:p>
-    <w:p>
-      <w:pPr>
-        <w:spacing w:after="0" w:line="360" w:lineRule="auto"/>
-        <w:ind w:firstLine="709"/>
-        <w:jc w:val="both"/>
-        <w:rPr>
-          <w:rFonts w:ascii="Times New Roman" w:eastAsia="Times New Roman" w:hAnsi="Times New Roman" w:cs="Times New Roman"/>
-          <w:sz w:val="28"/>
-          <w:szCs w:val="28"/>
-          <w:lang w:eastAsia="ru-RU"/>
-        </w:rPr>
-      </w:pPr>
-    </w:p>
-    <w:p>
-      <w:pPr>
-        <w:spacing w:after="0" w:line="360" w:lineRule="auto"/>
-        <w:ind w:firstLine="709"/>
-        <w:jc w:val="both"/>
-        <w:rPr>
-          <w:rFonts w:ascii="Times New Roman" w:eastAsia="Times New Roman" w:hAnsi="Times New Roman" w:cs="Times New Roman"/>
-          <w:sz w:val="28"/>
-          <w:szCs w:val="28"/>
-          <w:lang w:eastAsia="ru-RU"/>
-        </w:rPr>
-      </w:pPr>
-      <w:r>
-        <w:rPr>
-          <w:rFonts w:ascii="Times New Roman" w:eastAsia="Times New Roman" w:hAnsi="Times New Roman" w:cs="Times New Roman"/>
-          <w:sz w:val="28"/>
-          <w:szCs w:val="28"/>
-          <w:lang w:eastAsia="ru-RU"/>
-        </w:rPr>
-        <w:t>Для командной работы используются:</w:t>
+        <w:t>Интеграция с сервисами</w:t>
+      </w:r>
+    </w:p>
+    <w:p>
+      <w:pPr>
+        <w:spacing w:after="0" w:line="360" w:lineRule="auto"/>
+        <w:ind w:firstLine="709"/>
+        <w:jc w:val="both"/>
+        <w:rPr>
+          <w:rFonts w:ascii="Times New Roman" w:eastAsia="Times New Roman" w:hAnsi="Times New Roman" w:cs="Times New Roman"/>
+          <w:sz w:val="28"/>
+          <w:szCs w:val="28"/>
+          <w:lang w:eastAsia="ru-RU"/>
+        </w:rPr>
+      </w:pPr>
+    </w:p>
+    <w:p>
+      <w:pPr>
+        <w:spacing w:after="0" w:line="360" w:lineRule="auto"/>
+        <w:ind w:firstLine="709"/>
+        <w:jc w:val="both"/>
+        <w:rPr>
+          <w:rFonts w:ascii="Times New Roman" w:eastAsia="Times New Roman" w:hAnsi="Times New Roman" w:cs="Times New Roman"/>
+          <w:sz w:val="28"/>
+          <w:szCs w:val="28"/>
+          <w:lang w:eastAsia="ru-RU"/>
+        </w:rPr>
+      </w:pPr>
+      <w:r>
+        <w:rPr>
+          <w:rFonts w:ascii="Times New Roman" w:eastAsia="Times New Roman" w:hAnsi="Times New Roman" w:cs="Times New Roman"/>
+          <w:sz w:val="28"/>
+          <w:szCs w:val="28"/>
+          <w:lang w:eastAsia="ru-RU"/>
+        </w:rPr>
+        <w:t>Yandex Tracker интегрируется с:</w:t>
       </w:r>
     </w:p>
     <w:p>
       <w:pPr>
         <w:numPr>
           <w:ilvl w:val="0"/>
-          <w:numId w:val="18"/>
+          <w:numId w:val="22"/>
         </w:numPr>
         <w:spacing w:after="0" w:line="360" w:lineRule="auto"/>
         <w:ind w:left="0" w:firstLine="0"/>
@@ -6835,14 +7616,14 @@
           <w:szCs w:val="28"/>
           <w:lang w:eastAsia="ru-RU"/>
         </w:rPr>
-        <w:t>исполнители;</w:t>
+        <w:t>Yandex Cloud;</w:t>
       </w:r>
     </w:p>
     <w:p>
       <w:pPr>
         <w:numPr>
           <w:ilvl w:val="0"/>
-          <w:numId w:val="18"/>
+          <w:numId w:val="22"/>
         </w:numPr>
         <w:spacing w:after="0" w:line="360" w:lineRule="auto"/>
         <w:ind w:left="0" w:firstLine="0"/>
@@ -6861,14 +7642,14 @@
           <w:szCs w:val="28"/>
           <w:lang w:eastAsia="ru-RU"/>
         </w:rPr>
-        <w:t>статусы задач;</w:t>
+        <w:t>Yandex Wiki;</w:t>
       </w:r>
     </w:p>
     <w:p>
       <w:pPr>
         <w:numPr>
           <w:ilvl w:val="0"/>
-          <w:numId w:val="18"/>
+          <w:numId w:val="22"/>
         </w:numPr>
         <w:spacing w:after="0" w:line="360" w:lineRule="auto"/>
         <w:ind w:left="0" w:firstLine="0"/>
@@ -6887,14 +7668,14 @@
           <w:szCs w:val="28"/>
           <w:lang w:eastAsia="ru-RU"/>
         </w:rPr>
-        <w:t>комментарии;</w:t>
+        <w:t>GitHub;</w:t>
       </w:r>
     </w:p>
     <w:p>
       <w:pPr>
         <w:numPr>
           <w:ilvl w:val="0"/>
-          <w:numId w:val="18"/>
+          <w:numId w:val="22"/>
         </w:numPr>
         <w:spacing w:after="0" w:line="360" w:lineRule="auto"/>
         <w:ind w:left="0" w:firstLine="0"/>
@@ -6913,14 +7694,14 @@
           <w:szCs w:val="28"/>
           <w:lang w:eastAsia="ru-RU"/>
         </w:rPr>
-        <w:t>сроки выполнения;</w:t>
+        <w:t>GitLab;</w:t>
       </w:r>
     </w:p>
     <w:p>
       <w:pPr>
         <w:numPr>
           <w:ilvl w:val="0"/>
-          <w:numId w:val="18"/>
+          <w:numId w:val="22"/>
         </w:numPr>
         <w:spacing w:after="0" w:line="360" w:lineRule="auto"/>
         <w:ind w:left="0" w:firstLine="0"/>
@@ -6939,274 +7720,51 @@
           <w:szCs w:val="28"/>
           <w:lang w:eastAsia="ru-RU"/>
         </w:rPr>
-        <w:t>уведомления.</w:t>
-      </w:r>
-    </w:p>
-    <w:p>
-      <w:pPr>
-        <w:spacing w:after="0" w:line="360" w:lineRule="auto"/>
-        <w:ind w:firstLine="709"/>
-        <w:jc w:val="both"/>
-        <w:rPr>
-          <w:rFonts w:ascii="Times New Roman" w:eastAsia="Times New Roman" w:hAnsi="Times New Roman" w:cs="Times New Roman"/>
-          <w:sz w:val="28"/>
-          <w:szCs w:val="28"/>
-          <w:lang w:eastAsia="ru-RU"/>
-        </w:rPr>
-      </w:pPr>
-      <w:r>
-        <w:rPr>
-          <w:rFonts w:ascii="Times New Roman" w:eastAsia="Times New Roman" w:hAnsi="Times New Roman" w:cs="Times New Roman"/>
-          <w:sz w:val="28"/>
-          <w:szCs w:val="28"/>
-          <w:lang w:eastAsia="ru-RU"/>
-        </w:rPr>
-        <w:t>Руководитель проекта может распределять задачи между сотрудниками и контролировать их выполнение.</w:t>
-      </w:r>
-    </w:p>
-    <w:p>
-      <w:pPr>
-        <w:spacing w:after="0" w:line="360" w:lineRule="auto"/>
-        <w:ind w:firstLine="709"/>
-        <w:jc w:val="both"/>
-        <w:rPr>
-          <w:rFonts w:ascii="Times New Roman" w:eastAsia="Times New Roman" w:hAnsi="Times New Roman" w:cs="Times New Roman"/>
-          <w:sz w:val="28"/>
-          <w:szCs w:val="28"/>
-          <w:lang w:eastAsia="ru-RU"/>
-        </w:rPr>
-      </w:pPr>
-      <w:r>
-        <w:rPr>
-          <w:rFonts w:ascii="Times New Roman" w:eastAsia="Times New Roman" w:hAnsi="Times New Roman" w:cs="Times New Roman"/>
-          <w:sz w:val="28"/>
-          <w:szCs w:val="28"/>
-          <w:lang w:eastAsia="ru-RU"/>
-        </w:rPr>
-        <w:t>Комментарии позволяют сотрудникам обсуждать проблему прямо внутри задачи без использования сторонних мессенджеров.</w:t>
-      </w:r>
-    </w:p>
-    <w:p>
-      <w:pPr>
-        <w:spacing w:after="0" w:line="480" w:lineRule="auto"/>
-        <w:ind w:firstLine="709"/>
-        <w:jc w:val="both"/>
-        <w:rPr>
-          <w:rFonts w:ascii="Times New Roman" w:eastAsia="Times New Roman" w:hAnsi="Times New Roman" w:cs="Times New Roman"/>
-          <w:sz w:val="28"/>
-          <w:szCs w:val="28"/>
-          <w:lang w:eastAsia="ru-RU"/>
-        </w:rPr>
-      </w:pPr>
-    </w:p>
-    <w:p>
-      <w:pPr>
-        <w:pStyle w:val="a3"/>
-        <w:numPr>
-          <w:ilvl w:val="1"/>
-          <w:numId w:val="31"/>
-        </w:numPr>
-        <w:spacing w:after="0" w:line="360" w:lineRule="auto"/>
-        <w:ind w:left="0" w:firstLine="709"/>
-        <w:jc w:val="both"/>
-        <w:rPr>
-          <w:rFonts w:ascii="Times New Roman" w:eastAsia="Times New Roman" w:hAnsi="Times New Roman" w:cs="Times New Roman"/>
-          <w:sz w:val="28"/>
-          <w:szCs w:val="28"/>
-          <w:lang w:eastAsia="ru-RU"/>
-        </w:rPr>
-      </w:pPr>
-      <w:r>
-        <w:rPr>
-          <w:rFonts w:ascii="Times New Roman" w:eastAsia="Times New Roman" w:hAnsi="Times New Roman" w:cs="Times New Roman"/>
-          <w:sz w:val="28"/>
-          <w:szCs w:val="28"/>
-          <w:lang w:eastAsia="ru-RU"/>
-        </w:rPr>
-        <w:t>Визуальные инструменты управления</w:t>
-      </w:r>
-    </w:p>
-    <w:p>
-      <w:pPr>
-        <w:spacing w:after="0" w:line="360" w:lineRule="auto"/>
-        <w:ind w:firstLine="709"/>
-        <w:jc w:val="both"/>
-        <w:rPr>
-          <w:rFonts w:ascii="Times New Roman" w:eastAsia="Times New Roman" w:hAnsi="Times New Roman" w:cs="Times New Roman"/>
-          <w:sz w:val="28"/>
-          <w:szCs w:val="28"/>
-          <w:lang w:eastAsia="ru-RU"/>
-        </w:rPr>
-      </w:pPr>
-    </w:p>
-    <w:p>
-      <w:pPr>
-        <w:spacing w:after="0" w:line="360" w:lineRule="auto"/>
-        <w:ind w:firstLine="709"/>
-        <w:jc w:val="both"/>
-        <w:rPr>
-          <w:rFonts w:ascii="Times New Roman" w:eastAsia="Times New Roman" w:hAnsi="Times New Roman" w:cs="Times New Roman"/>
-          <w:sz w:val="28"/>
-          <w:szCs w:val="28"/>
-          <w:lang w:eastAsia="ru-RU"/>
-        </w:rPr>
-      </w:pPr>
-      <w:r>
-        <w:rPr>
-          <w:rFonts w:ascii="Times New Roman" w:eastAsia="Times New Roman" w:hAnsi="Times New Roman" w:cs="Times New Roman"/>
-          <w:sz w:val="28"/>
-          <w:szCs w:val="28"/>
-          <w:lang w:eastAsia="ru-RU"/>
-        </w:rPr>
-        <w:t>В системе используются канбан-доски.</w:t>
-      </w:r>
-    </w:p>
-    <w:p>
-      <w:pPr>
-        <w:spacing w:after="0" w:line="360" w:lineRule="auto"/>
-        <w:ind w:firstLine="709"/>
-        <w:jc w:val="both"/>
-        <w:rPr>
-          <w:rFonts w:ascii="Times New Roman" w:eastAsia="Times New Roman" w:hAnsi="Times New Roman" w:cs="Times New Roman"/>
-          <w:sz w:val="28"/>
-          <w:szCs w:val="28"/>
-          <w:lang w:eastAsia="ru-RU"/>
-        </w:rPr>
-      </w:pPr>
-      <w:r>
-        <w:rPr>
-          <w:rFonts w:ascii="Times New Roman" w:eastAsia="Times New Roman" w:hAnsi="Times New Roman" w:cs="Times New Roman"/>
-          <w:sz w:val="28"/>
-          <w:szCs w:val="28"/>
-          <w:lang w:eastAsia="ru-RU"/>
-        </w:rPr>
-        <w:t>Задачи отображаются в виде карточек и перемещаются между этапами:</w:t>
-      </w:r>
-    </w:p>
-    <w:p>
-      <w:pPr>
-        <w:numPr>
-          <w:ilvl w:val="0"/>
-          <w:numId w:val="19"/>
-        </w:numPr>
-        <w:spacing w:after="0" w:line="360" w:lineRule="auto"/>
-        <w:ind w:left="0" w:firstLine="0"/>
-        <w:jc w:val="both"/>
-        <w:rPr>
-          <w:rFonts w:ascii="Times New Roman" w:eastAsia="Times New Roman" w:hAnsi="Times New Roman" w:cs="Times New Roman"/>
-          <w:sz w:val="28"/>
-          <w:szCs w:val="28"/>
-          <w:lang w:eastAsia="ru-RU"/>
-        </w:rPr>
-      </w:pPr>
-      <w:r>
-        <w:rPr>
-          <w:rFonts w:ascii="Times New Roman" w:eastAsia="Times New Roman" w:hAnsi="Times New Roman" w:cs="Times New Roman"/>
-          <w:sz w:val="28"/>
-          <w:szCs w:val="28"/>
-          <w:lang w:eastAsia="ru-RU"/>
-        </w:rPr>
-        <w:t>«Новая»;</w:t>
-      </w:r>
-    </w:p>
-    <w:p>
-      <w:pPr>
-        <w:numPr>
-          <w:ilvl w:val="0"/>
-          <w:numId w:val="19"/>
-        </w:numPr>
-        <w:spacing w:after="0" w:line="360" w:lineRule="auto"/>
-        <w:ind w:left="0" w:firstLine="0"/>
-        <w:jc w:val="both"/>
-        <w:rPr>
-          <w:rFonts w:ascii="Times New Roman" w:eastAsia="Times New Roman" w:hAnsi="Times New Roman" w:cs="Times New Roman"/>
-          <w:sz w:val="28"/>
-          <w:szCs w:val="28"/>
-          <w:lang w:eastAsia="ru-RU"/>
-        </w:rPr>
-      </w:pPr>
-      <w:r>
-        <w:rPr>
-          <w:rFonts w:ascii="Times New Roman" w:eastAsia="Times New Roman" w:hAnsi="Times New Roman" w:cs="Times New Roman"/>
-          <w:sz w:val="28"/>
-          <w:szCs w:val="28"/>
-          <w:lang w:eastAsia="ru-RU"/>
-        </w:rPr>
-        <w:t>«В работе»;</w:t>
-      </w:r>
-    </w:p>
-    <w:p>
-      <w:pPr>
-        <w:numPr>
-          <w:ilvl w:val="0"/>
-          <w:numId w:val="19"/>
-        </w:numPr>
-        <w:spacing w:after="0" w:line="360" w:lineRule="auto"/>
-        <w:ind w:left="0" w:firstLine="0"/>
-        <w:jc w:val="both"/>
-        <w:rPr>
-          <w:rFonts w:ascii="Times New Roman" w:eastAsia="Times New Roman" w:hAnsi="Times New Roman" w:cs="Times New Roman"/>
-          <w:sz w:val="28"/>
-          <w:szCs w:val="28"/>
-          <w:lang w:eastAsia="ru-RU"/>
-        </w:rPr>
-      </w:pPr>
-      <w:r>
-        <w:rPr>
-          <w:rFonts w:ascii="Times New Roman" w:eastAsia="Times New Roman" w:hAnsi="Times New Roman" w:cs="Times New Roman"/>
-          <w:sz w:val="28"/>
-          <w:szCs w:val="28"/>
-          <w:lang w:eastAsia="ru-RU"/>
-        </w:rPr>
-        <w:t>«На проверке»;</w:t>
-      </w:r>
-    </w:p>
-    <w:p>
-      <w:pPr>
-        <w:numPr>
-          <w:ilvl w:val="0"/>
-          <w:numId w:val="19"/>
-        </w:numPr>
-        <w:spacing w:after="0" w:line="360" w:lineRule="auto"/>
-        <w:ind w:left="0" w:firstLine="0"/>
-        <w:jc w:val="both"/>
-        <w:rPr>
-          <w:rFonts w:ascii="Times New Roman" w:eastAsia="Times New Roman" w:hAnsi="Times New Roman" w:cs="Times New Roman"/>
-          <w:sz w:val="28"/>
-          <w:szCs w:val="28"/>
-          <w:lang w:eastAsia="ru-RU"/>
-        </w:rPr>
-      </w:pPr>
-      <w:r>
-        <w:rPr>
-          <w:rFonts w:ascii="Times New Roman" w:eastAsia="Times New Roman" w:hAnsi="Times New Roman" w:cs="Times New Roman"/>
-          <w:sz w:val="28"/>
-          <w:szCs w:val="28"/>
-          <w:lang w:eastAsia="ru-RU"/>
-        </w:rPr>
-        <w:t>«Завершена».</w:t>
-      </w:r>
-    </w:p>
-    <w:p>
-      <w:pPr>
-        <w:spacing w:after="0" w:line="360" w:lineRule="auto"/>
-        <w:ind w:firstLine="709"/>
-        <w:jc w:val="both"/>
-        <w:rPr>
-          <w:rFonts w:ascii="Times New Roman" w:eastAsia="Times New Roman" w:hAnsi="Times New Roman" w:cs="Times New Roman"/>
-          <w:sz w:val="28"/>
-          <w:szCs w:val="28"/>
-          <w:lang w:eastAsia="ru-RU"/>
-        </w:rPr>
-      </w:pPr>
-      <w:r>
-        <w:rPr>
-          <w:rFonts w:ascii="Times New Roman" w:eastAsia="Times New Roman" w:hAnsi="Times New Roman" w:cs="Times New Roman"/>
-          <w:sz w:val="28"/>
-          <w:szCs w:val="28"/>
-          <w:lang w:eastAsia="ru-RU"/>
-        </w:rPr>
-        <w:t>Это позволяет наглядно видеть текущее состояние проекта и загрузку команды.</w:t>
+        <w:t>системами уведомлений.</w:t>
+      </w:r>
+    </w:p>
+    <w:p>
+      <w:pPr>
+        <w:spacing w:after="0" w:line="360" w:lineRule="auto"/>
+        <w:ind w:firstLine="709"/>
+        <w:jc w:val="both"/>
+        <w:rPr>
+          <w:rFonts w:ascii="Times New Roman" w:eastAsia="Times New Roman" w:hAnsi="Times New Roman" w:cs="Times New Roman"/>
+          <w:sz w:val="28"/>
+          <w:szCs w:val="28"/>
+          <w:lang w:eastAsia="ru-RU"/>
+        </w:rPr>
+      </w:pPr>
+      <w:r>
+        <w:rPr>
+          <w:rFonts w:ascii="Times New Roman" w:eastAsia="Times New Roman" w:hAnsi="Times New Roman" w:cs="Times New Roman"/>
+          <w:sz w:val="28"/>
+          <w:szCs w:val="28"/>
+          <w:lang w:eastAsia="ru-RU"/>
+        </w:rPr>
+        <w:t>Интеграция с Git позволяет автоматически связывать задачи с изменениями программного кода.</w:t>
+      </w:r>
+    </w:p>
+    <w:p>
+      <w:pPr>
+        <w:spacing w:after="0" w:line="360" w:lineRule="auto"/>
+        <w:ind w:firstLine="709"/>
+        <w:jc w:val="both"/>
+        <w:rPr>
+          <w:rFonts w:ascii="Times New Roman" w:eastAsia="Times New Roman" w:hAnsi="Times New Roman" w:cs="Times New Roman"/>
+          <w:sz w:val="28"/>
+          <w:szCs w:val="28"/>
+          <w:lang w:eastAsia="ru-RU"/>
+        </w:rPr>
+      </w:pPr>
+      <w:r>
+        <w:rPr>
+          <w:rFonts w:ascii="Times New Roman" w:eastAsia="Times New Roman" w:hAnsi="Times New Roman" w:cs="Times New Roman"/>
+          <w:sz w:val="28"/>
+          <w:szCs w:val="28"/>
+          <w:lang w:eastAsia="ru-RU"/>
+        </w:rPr>
+        <w:t>Подключение Yandex Wiki используется для хранения документации проекта.</w:t>
       </w:r>
     </w:p>
     <w:p>
@@ -7246,50 +7804,49 @@
           <w:szCs w:val="28"/>
           <w:lang w:eastAsia="ru-RU"/>
         </w:rPr>
-        <w:lastRenderedPageBreak/>
-        <w:t>Оценка загрузки команды</w:t>
-      </w:r>
-    </w:p>
-    <w:p>
-      <w:pPr>
-        <w:spacing w:after="0" w:line="360" w:lineRule="auto"/>
-        <w:ind w:firstLine="709"/>
-        <w:jc w:val="both"/>
-        <w:rPr>
-          <w:rFonts w:ascii="Times New Roman" w:eastAsia="Times New Roman" w:hAnsi="Times New Roman" w:cs="Times New Roman"/>
-          <w:sz w:val="28"/>
-          <w:szCs w:val="28"/>
-          <w:lang w:eastAsia="ru-RU"/>
-        </w:rPr>
-      </w:pPr>
-    </w:p>
-    <w:p>
-      <w:pPr>
-        <w:spacing w:after="0" w:line="360" w:lineRule="auto"/>
-        <w:ind w:firstLine="709"/>
-        <w:jc w:val="both"/>
-        <w:rPr>
-          <w:rFonts w:ascii="Times New Roman" w:eastAsia="Times New Roman" w:hAnsi="Times New Roman" w:cs="Times New Roman"/>
-          <w:sz w:val="28"/>
-          <w:szCs w:val="28"/>
-          <w:lang w:eastAsia="ru-RU"/>
-        </w:rPr>
-      </w:pPr>
-      <w:r>
-        <w:rPr>
-          <w:rFonts w:ascii="Times New Roman" w:eastAsia="Times New Roman" w:hAnsi="Times New Roman" w:cs="Times New Roman"/>
-          <w:sz w:val="28"/>
-          <w:szCs w:val="28"/>
-          <w:lang w:eastAsia="ru-RU"/>
-        </w:rPr>
-        <w:t>Для оценки загрузки сотрудников используются:</w:t>
+        <w:t>Область применения</w:t>
+      </w:r>
+    </w:p>
+    <w:p>
+      <w:pPr>
+        <w:spacing w:after="0" w:line="360" w:lineRule="auto"/>
+        <w:ind w:firstLine="709"/>
+        <w:jc w:val="both"/>
+        <w:rPr>
+          <w:rFonts w:ascii="Times New Roman" w:eastAsia="Times New Roman" w:hAnsi="Times New Roman" w:cs="Times New Roman"/>
+          <w:sz w:val="28"/>
+          <w:szCs w:val="28"/>
+          <w:lang w:eastAsia="ru-RU"/>
+        </w:rPr>
+      </w:pPr>
+    </w:p>
+    <w:p>
+      <w:pPr>
+        <w:spacing w:after="0" w:line="360" w:lineRule="auto"/>
+        <w:ind w:firstLine="709"/>
+        <w:jc w:val="both"/>
+        <w:rPr>
+          <w:rFonts w:ascii="Times New Roman" w:eastAsia="Times New Roman" w:hAnsi="Times New Roman" w:cs="Times New Roman"/>
+          <w:sz w:val="28"/>
+          <w:szCs w:val="28"/>
+          <w:lang w:eastAsia="ru-RU"/>
+        </w:rPr>
+      </w:pPr>
+      <w:r>
+        <w:rPr>
+          <w:rFonts w:ascii="Times New Roman" w:eastAsia="Times New Roman" w:hAnsi="Times New Roman" w:cs="Times New Roman"/>
+          <w:sz w:val="28"/>
+          <w:szCs w:val="28"/>
+          <w:lang w:eastAsia="ru-RU"/>
+        </w:rPr>
+        <w:t>Yandex Tracker лучше всего подходит для:</w:t>
       </w:r>
     </w:p>
     <w:p>
       <w:pPr>
         <w:numPr>
           <w:ilvl w:val="0"/>
-          <w:numId w:val="20"/>
+          <w:numId w:val="23"/>
         </w:numPr>
         <w:spacing w:after="0" w:line="360" w:lineRule="auto"/>
         <w:ind w:left="0" w:firstLine="0"/>
@@ -7308,14 +7865,14 @@
           <w:szCs w:val="28"/>
           <w:lang w:eastAsia="ru-RU"/>
         </w:rPr>
-        <w:t>фильтры;</w:t>
+        <w:t>сопровождения проектов;</w:t>
       </w:r>
     </w:p>
     <w:p>
       <w:pPr>
         <w:numPr>
           <w:ilvl w:val="0"/>
-          <w:numId w:val="20"/>
+          <w:numId w:val="23"/>
         </w:numPr>
         <w:spacing w:after="0" w:line="360" w:lineRule="auto"/>
         <w:ind w:left="0" w:firstLine="0"/>
@@ -7334,14 +7891,14 @@
           <w:szCs w:val="28"/>
           <w:lang w:eastAsia="ru-RU"/>
         </w:rPr>
-        <w:t>отчёты;</w:t>
+        <w:t>технической поддержки;</w:t>
       </w:r>
     </w:p>
     <w:p>
       <w:pPr>
         <w:numPr>
           <w:ilvl w:val="0"/>
-          <w:numId w:val="20"/>
+          <w:numId w:val="23"/>
         </w:numPr>
         <w:spacing w:after="0" w:line="360" w:lineRule="auto"/>
         <w:ind w:left="0" w:firstLine="0"/>
@@ -7360,14 +7917,14 @@
           <w:szCs w:val="28"/>
           <w:lang w:eastAsia="ru-RU"/>
         </w:rPr>
-        <w:t>статистика задач;</w:t>
+        <w:t>управления разработкой ПО;</w:t>
       </w:r>
     </w:p>
     <w:p>
       <w:pPr>
         <w:numPr>
           <w:ilvl w:val="0"/>
-          <w:numId w:val="20"/>
+          <w:numId w:val="23"/>
         </w:numPr>
         <w:spacing w:after="0" w:line="360" w:lineRule="auto"/>
         <w:ind w:left="0" w:firstLine="0"/>
@@ -7386,160 +7943,85 @@
           <w:szCs w:val="28"/>
           <w:lang w:eastAsia="ru-RU"/>
         </w:rPr>
-        <w:t>аналитика производительности.</w:t>
-      </w:r>
-    </w:p>
-    <w:p>
-      <w:pPr>
-        <w:spacing w:after="0" w:line="360" w:lineRule="auto"/>
-        <w:ind w:firstLine="709"/>
-        <w:jc w:val="both"/>
-        <w:rPr>
-          <w:rFonts w:ascii="Times New Roman" w:eastAsia="Times New Roman" w:hAnsi="Times New Roman" w:cs="Times New Roman"/>
-          <w:sz w:val="28"/>
-          <w:szCs w:val="28"/>
-          <w:lang w:eastAsia="ru-RU"/>
-        </w:rPr>
-      </w:pPr>
-      <w:r>
-        <w:rPr>
-          <w:rFonts w:ascii="Times New Roman" w:eastAsia="Times New Roman" w:hAnsi="Times New Roman" w:cs="Times New Roman"/>
-          <w:sz w:val="28"/>
-          <w:szCs w:val="28"/>
-          <w:lang w:eastAsia="ru-RU"/>
-        </w:rPr>
-        <w:t>Руководитель может видеть:</w:t>
-      </w:r>
-    </w:p>
-    <w:p>
-      <w:pPr>
-        <w:numPr>
-          <w:ilvl w:val="0"/>
-          <w:numId w:val="21"/>
-        </w:numPr>
-        <w:spacing w:after="0" w:line="360" w:lineRule="auto"/>
-        <w:ind w:left="0" w:firstLine="0"/>
-        <w:jc w:val="both"/>
-        <w:rPr>
-          <w:rFonts w:ascii="Times New Roman" w:eastAsia="Times New Roman" w:hAnsi="Times New Roman" w:cs="Times New Roman"/>
-          <w:sz w:val="28"/>
-          <w:szCs w:val="28"/>
-          <w:lang w:eastAsia="ru-RU"/>
-        </w:rPr>
-      </w:pPr>
-      <w:r>
-        <w:rPr>
-          <w:rFonts w:ascii="Times New Roman" w:eastAsia="Times New Roman" w:hAnsi="Times New Roman" w:cs="Times New Roman"/>
-          <w:sz w:val="28"/>
-          <w:szCs w:val="28"/>
-          <w:lang w:eastAsia="ru-RU"/>
-        </w:rPr>
-        <w:t>количество задач у сотрудника;</w:t>
-      </w:r>
-    </w:p>
-    <w:p>
-      <w:pPr>
-        <w:numPr>
-          <w:ilvl w:val="0"/>
-          <w:numId w:val="21"/>
-        </w:numPr>
-        <w:spacing w:after="0" w:line="360" w:lineRule="auto"/>
-        <w:ind w:left="0" w:firstLine="0"/>
-        <w:jc w:val="both"/>
-        <w:rPr>
-          <w:rFonts w:ascii="Times New Roman" w:eastAsia="Times New Roman" w:hAnsi="Times New Roman" w:cs="Times New Roman"/>
-          <w:sz w:val="28"/>
-          <w:szCs w:val="28"/>
-          <w:lang w:eastAsia="ru-RU"/>
-        </w:rPr>
-      </w:pPr>
-      <w:r>
-        <w:rPr>
-          <w:rFonts w:ascii="Times New Roman" w:eastAsia="Times New Roman" w:hAnsi="Times New Roman" w:cs="Times New Roman"/>
-          <w:sz w:val="28"/>
-          <w:szCs w:val="28"/>
-          <w:lang w:eastAsia="ru-RU"/>
-        </w:rPr>
-        <w:t>сроки выполнения;</w:t>
-      </w:r>
-    </w:p>
-    <w:p>
-      <w:pPr>
-        <w:numPr>
-          <w:ilvl w:val="0"/>
-          <w:numId w:val="21"/>
-        </w:numPr>
-        <w:spacing w:after="0" w:line="360" w:lineRule="auto"/>
-        <w:ind w:left="0" w:firstLine="0"/>
-        <w:jc w:val="both"/>
-        <w:rPr>
-          <w:rFonts w:ascii="Times New Roman" w:eastAsia="Times New Roman" w:hAnsi="Times New Roman" w:cs="Times New Roman"/>
-          <w:sz w:val="28"/>
-          <w:szCs w:val="28"/>
-          <w:lang w:eastAsia="ru-RU"/>
-        </w:rPr>
-      </w:pPr>
-      <w:r>
-        <w:rPr>
-          <w:rFonts w:ascii="Times New Roman" w:eastAsia="Times New Roman" w:hAnsi="Times New Roman" w:cs="Times New Roman"/>
-          <w:sz w:val="28"/>
-          <w:szCs w:val="28"/>
-          <w:lang w:eastAsia="ru-RU"/>
-        </w:rPr>
-        <w:t>просроченные задачи;</w:t>
-      </w:r>
-    </w:p>
-    <w:p>
-      <w:pPr>
-        <w:numPr>
-          <w:ilvl w:val="0"/>
-          <w:numId w:val="21"/>
-        </w:numPr>
-        <w:spacing w:after="0" w:line="360" w:lineRule="auto"/>
-        <w:ind w:left="0" w:firstLine="0"/>
-        <w:jc w:val="both"/>
-        <w:rPr>
-          <w:rFonts w:ascii="Times New Roman" w:eastAsia="Times New Roman" w:hAnsi="Times New Roman" w:cs="Times New Roman"/>
-          <w:sz w:val="28"/>
-          <w:szCs w:val="28"/>
-          <w:lang w:eastAsia="ru-RU"/>
-        </w:rPr>
-      </w:pPr>
-      <w:r>
-        <w:rPr>
-          <w:rFonts w:ascii="Times New Roman" w:eastAsia="Times New Roman" w:hAnsi="Times New Roman" w:cs="Times New Roman"/>
-          <w:sz w:val="28"/>
-          <w:szCs w:val="28"/>
-          <w:lang w:eastAsia="ru-RU"/>
-        </w:rPr>
-        <w:t>эффективность работы команды.</w:t>
-      </w:r>
-    </w:p>
-    <w:p>
-      <w:pPr>
-        <w:spacing w:after="0" w:line="360" w:lineRule="auto"/>
-        <w:ind w:firstLine="709"/>
-        <w:jc w:val="both"/>
-        <w:rPr>
-          <w:rFonts w:ascii="Times New Roman" w:eastAsia="Times New Roman" w:hAnsi="Times New Roman" w:cs="Times New Roman"/>
-          <w:sz w:val="28"/>
-          <w:szCs w:val="28"/>
-          <w:lang w:eastAsia="ru-RU"/>
-        </w:rPr>
-      </w:pPr>
-      <w:r>
-        <w:rPr>
-          <w:rFonts w:ascii="Times New Roman" w:eastAsia="Times New Roman" w:hAnsi="Times New Roman" w:cs="Times New Roman"/>
-          <w:sz w:val="28"/>
-          <w:szCs w:val="28"/>
-          <w:lang w:eastAsia="ru-RU"/>
-        </w:rPr>
-        <w:t>Это помогает равномерно распределять нагрузку между сотрудниками.</w:t>
+        <w:t>организации внутренних бизнес-процессов.</w:t>
+      </w:r>
+    </w:p>
+    <w:p>
+      <w:pPr>
+        <w:spacing w:after="0" w:line="360" w:lineRule="auto"/>
+        <w:ind w:firstLine="709"/>
+        <w:jc w:val="both"/>
+        <w:rPr>
+          <w:rFonts w:ascii="Times New Roman" w:eastAsia="Times New Roman" w:hAnsi="Times New Roman" w:cs="Times New Roman"/>
+          <w:sz w:val="28"/>
+          <w:szCs w:val="28"/>
+          <w:lang w:eastAsia="ru-RU"/>
+        </w:rPr>
+      </w:pPr>
+      <w:r>
+        <w:rPr>
+          <w:rFonts w:ascii="Times New Roman" w:eastAsia="Times New Roman" w:hAnsi="Times New Roman" w:cs="Times New Roman"/>
+          <w:sz w:val="28"/>
+          <w:szCs w:val="28"/>
+          <w:lang w:eastAsia="ru-RU"/>
+        </w:rPr>
+        <w:lastRenderedPageBreak/>
+        <w:t>Система особенно эффективна для IT-команд, работающих с большим количеством задач.</w:t>
       </w:r>
     </w:p>
     <w:p>
       <w:pPr>
         <w:spacing w:after="0" w:line="480" w:lineRule="auto"/>
+        <w:ind w:firstLine="709"/>
+        <w:jc w:val="both"/>
+        <w:rPr>
+          <w:rFonts w:ascii="Times New Roman" w:eastAsia="Times New Roman" w:hAnsi="Times New Roman" w:cs="Times New Roman"/>
+          <w:sz w:val="28"/>
+          <w:szCs w:val="28"/>
+          <w:lang w:eastAsia="ru-RU"/>
+        </w:rPr>
+      </w:pPr>
+    </w:p>
+    <w:p>
+      <w:pPr>
+        <w:spacing w:after="0" w:line="360" w:lineRule="auto"/>
+        <w:ind w:firstLine="709"/>
+        <w:jc w:val="both"/>
+        <w:outlineLvl w:val="2"/>
+        <w:rPr>
+          <w:rFonts w:ascii="Times New Roman" w:eastAsia="Times New Roman" w:hAnsi="Times New Roman" w:cs="Times New Roman"/>
+          <w:kern w:val="36"/>
+          <w:sz w:val="28"/>
+          <w:szCs w:val="28"/>
+          <w:lang w:eastAsia="ru-RU"/>
+        </w:rPr>
+      </w:pPr>
+      <w:bookmarkStart w:id="14" w:name="_Toc230020365"/>
+      <w:r>
+        <w:rPr>
+          <w:rFonts w:ascii="Times New Roman" w:eastAsia="Times New Roman" w:hAnsi="Times New Roman" w:cs="Times New Roman"/>
+          <w:kern w:val="36"/>
+          <w:sz w:val="28"/>
+          <w:szCs w:val="28"/>
+          <w:lang w:eastAsia="ru-RU"/>
+        </w:rPr>
+        <w:t>1.</w:t>
+      </w:r>
+      <w:r>
+        <w:rPr>
+          <w:rFonts w:ascii="Times New Roman" w:eastAsia="Times New Roman" w:hAnsi="Times New Roman" w:cs="Times New Roman"/>
+          <w:kern w:val="36"/>
+          <w:sz w:val="28"/>
+          <w:szCs w:val="28"/>
+          <w:lang w:eastAsia="ru-RU"/>
+        </w:rPr>
+        <w:t>3 Jira</w:t>
+      </w:r>
+      <w:bookmarkEnd w:id="14"/>
+    </w:p>
+    <w:p>
+      <w:pPr>
+        <w:spacing w:after="0" w:line="240" w:lineRule="auto"/>
         <w:ind w:firstLine="709"/>
         <w:jc w:val="both"/>
         <w:rPr>
@@ -7574,216 +8056,64 @@
           <w:szCs w:val="28"/>
           <w:lang w:eastAsia="ru-RU"/>
         </w:rPr>
-        <w:t>Интеграция с сервисами</w:t>
-      </w:r>
-    </w:p>
-    <w:p>
-      <w:pPr>
-        <w:spacing w:after="0" w:line="360" w:lineRule="auto"/>
-        <w:ind w:firstLine="709"/>
-        <w:jc w:val="both"/>
-        <w:rPr>
-          <w:rFonts w:ascii="Times New Roman" w:eastAsia="Times New Roman" w:hAnsi="Times New Roman" w:cs="Times New Roman"/>
-          <w:sz w:val="28"/>
-          <w:szCs w:val="28"/>
-          <w:lang w:eastAsia="ru-RU"/>
-        </w:rPr>
-      </w:pPr>
-    </w:p>
-    <w:p>
-      <w:pPr>
-        <w:spacing w:after="0" w:line="360" w:lineRule="auto"/>
-        <w:ind w:firstLine="709"/>
-        <w:jc w:val="both"/>
-        <w:rPr>
-          <w:rFonts w:ascii="Times New Roman" w:eastAsia="Times New Roman" w:hAnsi="Times New Roman" w:cs="Times New Roman"/>
-          <w:sz w:val="28"/>
-          <w:szCs w:val="28"/>
-          <w:lang w:eastAsia="ru-RU"/>
-        </w:rPr>
-      </w:pPr>
-      <w:r>
-        <w:rPr>
-          <w:rFonts w:ascii="Times New Roman" w:eastAsia="Times New Roman" w:hAnsi="Times New Roman" w:cs="Times New Roman"/>
-          <w:sz w:val="28"/>
-          <w:szCs w:val="28"/>
-          <w:lang w:eastAsia="ru-RU"/>
-        </w:rPr>
-        <w:t>Yandex Tracker интегрируется с:</w:t>
-      </w:r>
-    </w:p>
-    <w:p>
-      <w:pPr>
-        <w:numPr>
-          <w:ilvl w:val="0"/>
-          <w:numId w:val="22"/>
-        </w:numPr>
-        <w:spacing w:after="0" w:line="360" w:lineRule="auto"/>
-        <w:ind w:left="0" w:firstLine="0"/>
-        <w:jc w:val="both"/>
-        <w:rPr>
-          <w:rFonts w:ascii="Times New Roman" w:eastAsia="Times New Roman" w:hAnsi="Times New Roman" w:cs="Times New Roman"/>
-          <w:sz w:val="28"/>
-          <w:szCs w:val="28"/>
-          <w:lang w:eastAsia="ru-RU"/>
-        </w:rPr>
-      </w:pPr>
-      <w:r>
-        <w:rPr>
-          <w:rFonts w:ascii="Times New Roman" w:eastAsia="Times New Roman" w:hAnsi="Times New Roman" w:cs="Times New Roman"/>
-          <w:sz w:val="28"/>
-          <w:szCs w:val="28"/>
-          <w:lang w:eastAsia="ru-RU"/>
-        </w:rPr>
-        <w:t>Yandex Cloud;</w:t>
-      </w:r>
-    </w:p>
-    <w:p>
-      <w:pPr>
-        <w:numPr>
-          <w:ilvl w:val="0"/>
-          <w:numId w:val="22"/>
-        </w:numPr>
-        <w:spacing w:after="0" w:line="360" w:lineRule="auto"/>
-        <w:ind w:left="0" w:firstLine="0"/>
-        <w:jc w:val="both"/>
-        <w:rPr>
-          <w:rFonts w:ascii="Times New Roman" w:eastAsia="Times New Roman" w:hAnsi="Times New Roman" w:cs="Times New Roman"/>
-          <w:sz w:val="28"/>
-          <w:szCs w:val="28"/>
-          <w:lang w:eastAsia="ru-RU"/>
-        </w:rPr>
-      </w:pPr>
-      <w:r>
-        <w:rPr>
-          <w:rFonts w:ascii="Times New Roman" w:eastAsia="Times New Roman" w:hAnsi="Times New Roman" w:cs="Times New Roman"/>
-          <w:sz w:val="28"/>
-          <w:szCs w:val="28"/>
-          <w:lang w:eastAsia="ru-RU"/>
-        </w:rPr>
-        <w:t>Yandex Wiki;</w:t>
-      </w:r>
-    </w:p>
-    <w:p>
-      <w:pPr>
-        <w:numPr>
-          <w:ilvl w:val="0"/>
-          <w:numId w:val="22"/>
-        </w:numPr>
-        <w:spacing w:after="0" w:line="360" w:lineRule="auto"/>
-        <w:ind w:left="0" w:firstLine="0"/>
-        <w:jc w:val="both"/>
-        <w:rPr>
-          <w:rFonts w:ascii="Times New Roman" w:eastAsia="Times New Roman" w:hAnsi="Times New Roman" w:cs="Times New Roman"/>
-          <w:sz w:val="28"/>
-          <w:szCs w:val="28"/>
-          <w:lang w:eastAsia="ru-RU"/>
-        </w:rPr>
-      </w:pPr>
-      <w:r>
-        <w:rPr>
-          <w:rFonts w:ascii="Times New Roman" w:eastAsia="Times New Roman" w:hAnsi="Times New Roman" w:cs="Times New Roman"/>
-          <w:sz w:val="28"/>
-          <w:szCs w:val="28"/>
-          <w:lang w:eastAsia="ru-RU"/>
-        </w:rPr>
-        <w:t>GitHub;</w:t>
-      </w:r>
-    </w:p>
-    <w:p>
-      <w:pPr>
-        <w:numPr>
-          <w:ilvl w:val="0"/>
-          <w:numId w:val="22"/>
-        </w:numPr>
-        <w:spacing w:after="0" w:line="360" w:lineRule="auto"/>
-        <w:ind w:left="0" w:firstLine="0"/>
-        <w:jc w:val="both"/>
-        <w:rPr>
-          <w:rFonts w:ascii="Times New Roman" w:eastAsia="Times New Roman" w:hAnsi="Times New Roman" w:cs="Times New Roman"/>
-          <w:sz w:val="28"/>
-          <w:szCs w:val="28"/>
-          <w:lang w:eastAsia="ru-RU"/>
-        </w:rPr>
-      </w:pPr>
-      <w:r>
-        <w:rPr>
-          <w:rFonts w:ascii="Times New Roman" w:eastAsia="Times New Roman" w:hAnsi="Times New Roman" w:cs="Times New Roman"/>
-          <w:sz w:val="28"/>
-          <w:szCs w:val="28"/>
-          <w:lang w:eastAsia="ru-RU"/>
-        </w:rPr>
-        <w:t>GitLab;</w:t>
-      </w:r>
-    </w:p>
-    <w:p>
-      <w:pPr>
-        <w:numPr>
-          <w:ilvl w:val="0"/>
-          <w:numId w:val="22"/>
-        </w:numPr>
-        <w:spacing w:after="0" w:line="360" w:lineRule="auto"/>
-        <w:ind w:left="0" w:firstLine="0"/>
-        <w:jc w:val="both"/>
-        <w:rPr>
-          <w:rFonts w:ascii="Times New Roman" w:eastAsia="Times New Roman" w:hAnsi="Times New Roman" w:cs="Times New Roman"/>
-          <w:sz w:val="28"/>
-          <w:szCs w:val="28"/>
-          <w:lang w:eastAsia="ru-RU"/>
-        </w:rPr>
-      </w:pPr>
-      <w:r>
-        <w:rPr>
-          <w:rFonts w:ascii="Times New Roman" w:eastAsia="Times New Roman" w:hAnsi="Times New Roman" w:cs="Times New Roman"/>
-          <w:sz w:val="28"/>
-          <w:szCs w:val="28"/>
-          <w:lang w:eastAsia="ru-RU"/>
-        </w:rPr>
-        <w:t>системами уведомлений.</w:t>
-      </w:r>
-    </w:p>
-    <w:p>
-      <w:pPr>
-        <w:spacing w:after="0" w:line="360" w:lineRule="auto"/>
-        <w:ind w:firstLine="709"/>
-        <w:jc w:val="both"/>
-        <w:rPr>
-          <w:rFonts w:ascii="Times New Roman" w:eastAsia="Times New Roman" w:hAnsi="Times New Roman" w:cs="Times New Roman"/>
-          <w:sz w:val="28"/>
-          <w:szCs w:val="28"/>
-          <w:lang w:eastAsia="ru-RU"/>
-        </w:rPr>
-      </w:pPr>
-      <w:r>
-        <w:rPr>
-          <w:rFonts w:ascii="Times New Roman" w:eastAsia="Times New Roman" w:hAnsi="Times New Roman" w:cs="Times New Roman"/>
-          <w:sz w:val="28"/>
-          <w:szCs w:val="28"/>
-          <w:lang w:eastAsia="ru-RU"/>
-        </w:rPr>
-        <w:t>Интеграция с Git позволяет автоматически связывать задачи с изменениями программного кода.</w:t>
-      </w:r>
-    </w:p>
-    <w:p>
-      <w:pPr>
-        <w:spacing w:after="0" w:line="360" w:lineRule="auto"/>
-        <w:ind w:firstLine="709"/>
-        <w:jc w:val="both"/>
-        <w:rPr>
-          <w:rFonts w:ascii="Times New Roman" w:eastAsia="Times New Roman" w:hAnsi="Times New Roman" w:cs="Times New Roman"/>
-          <w:sz w:val="28"/>
-          <w:szCs w:val="28"/>
-          <w:lang w:eastAsia="ru-RU"/>
-        </w:rPr>
-      </w:pPr>
-      <w:r>
-        <w:rPr>
-          <w:rFonts w:ascii="Times New Roman" w:eastAsia="Times New Roman" w:hAnsi="Times New Roman" w:cs="Times New Roman"/>
-          <w:sz w:val="28"/>
-          <w:szCs w:val="28"/>
-          <w:lang w:eastAsia="ru-RU"/>
-        </w:rPr>
-        <w:t>Подключение Yandex Wiki используется для хранения документации проекта.</w:t>
+        <w:t>Назначение системы</w:t>
+      </w:r>
+    </w:p>
+    <w:p>
+      <w:pPr>
+        <w:spacing w:after="0" w:line="360" w:lineRule="auto"/>
+        <w:ind w:firstLine="709"/>
+        <w:jc w:val="both"/>
+        <w:rPr>
+          <w:rFonts w:ascii="Times New Roman" w:eastAsia="Times New Roman" w:hAnsi="Times New Roman" w:cs="Times New Roman"/>
+          <w:sz w:val="28"/>
+          <w:szCs w:val="28"/>
+          <w:lang w:eastAsia="ru-RU"/>
+        </w:rPr>
+      </w:pPr>
+    </w:p>
+    <w:p>
+      <w:pPr>
+        <w:spacing w:after="0" w:line="360" w:lineRule="auto"/>
+        <w:ind w:firstLine="709"/>
+        <w:jc w:val="both"/>
+        <w:rPr>
+          <w:rFonts w:ascii="Times New Roman" w:eastAsia="Times New Roman" w:hAnsi="Times New Roman" w:cs="Times New Roman"/>
+          <w:sz w:val="28"/>
+          <w:szCs w:val="28"/>
+          <w:lang w:eastAsia="ru-RU"/>
+        </w:rPr>
+      </w:pPr>
+      <w:r>
+        <w:rPr>
+          <w:rFonts w:ascii="Times New Roman" w:eastAsia="Times New Roman" w:hAnsi="Times New Roman" w:cs="Times New Roman"/>
+          <w:sz w:val="28"/>
+          <w:szCs w:val="28"/>
+          <w:lang w:eastAsia="ru-RU"/>
+        </w:rPr>
+        <w:t>Jira — это система управления проектами и задачами, разработанная компанией Atlassian.</w:t>
+      </w:r>
+    </w:p>
+    <w:p>
+      <w:pPr>
+        <w:spacing w:after="0" w:line="360" w:lineRule="auto"/>
+        <w:ind w:firstLine="709"/>
+        <w:jc w:val="both"/>
+        <w:rPr>
+          <w:rFonts w:ascii="Times New Roman" w:eastAsia="Times New Roman" w:hAnsi="Times New Roman" w:cs="Times New Roman"/>
+          <w:sz w:val="28"/>
+          <w:szCs w:val="28"/>
+          <w:lang w:eastAsia="ru-RU"/>
+        </w:rPr>
+      </w:pPr>
+      <w:r>
+        <w:rPr>
+          <w:rFonts w:ascii="Times New Roman" w:eastAsia="Times New Roman" w:hAnsi="Times New Roman" w:cs="Times New Roman"/>
+          <w:sz w:val="28"/>
+          <w:szCs w:val="28"/>
+          <w:lang w:eastAsia="ru-RU"/>
+        </w:rPr>
+        <w:t>Jira широко используется в IT-сфере для организации разработки программного обеспечения и сопровождения проектов.</w:t>
       </w:r>
     </w:p>
     <w:p>
@@ -7823,50 +8153,49 @@
           <w:szCs w:val="28"/>
           <w:lang w:eastAsia="ru-RU"/>
         </w:rPr>
-        <w:t>Область применения</w:t>
-      </w:r>
-    </w:p>
-    <w:p>
-      <w:pPr>
-        <w:spacing w:after="0" w:line="360" w:lineRule="auto"/>
-        <w:ind w:firstLine="709"/>
-        <w:jc w:val="both"/>
-        <w:rPr>
-          <w:rFonts w:ascii="Times New Roman" w:eastAsia="Times New Roman" w:hAnsi="Times New Roman" w:cs="Times New Roman"/>
-          <w:sz w:val="28"/>
-          <w:szCs w:val="28"/>
-          <w:lang w:eastAsia="ru-RU"/>
-        </w:rPr>
-      </w:pPr>
-    </w:p>
-    <w:p>
-      <w:pPr>
-        <w:spacing w:after="0" w:line="360" w:lineRule="auto"/>
-        <w:ind w:firstLine="709"/>
-        <w:jc w:val="both"/>
-        <w:rPr>
-          <w:rFonts w:ascii="Times New Roman" w:eastAsia="Times New Roman" w:hAnsi="Times New Roman" w:cs="Times New Roman"/>
-          <w:sz w:val="28"/>
-          <w:szCs w:val="28"/>
-          <w:lang w:eastAsia="ru-RU"/>
-        </w:rPr>
-      </w:pPr>
-      <w:r>
-        <w:rPr>
-          <w:rFonts w:ascii="Times New Roman" w:eastAsia="Times New Roman" w:hAnsi="Times New Roman" w:cs="Times New Roman"/>
-          <w:sz w:val="28"/>
-          <w:szCs w:val="28"/>
-          <w:lang w:eastAsia="ru-RU"/>
-        </w:rPr>
-        <w:lastRenderedPageBreak/>
-        <w:t>Yandex Tracker лучше всего подходит для:</w:t>
+        <w:t>Управление задачами</w:t>
+      </w:r>
+    </w:p>
+    <w:p>
+      <w:pPr>
+        <w:spacing w:after="0" w:line="360" w:lineRule="auto"/>
+        <w:ind w:firstLine="709"/>
+        <w:jc w:val="both"/>
+        <w:rPr>
+          <w:rFonts w:ascii="Times New Roman" w:eastAsia="Times New Roman" w:hAnsi="Times New Roman" w:cs="Times New Roman"/>
+          <w:sz w:val="28"/>
+          <w:szCs w:val="28"/>
+          <w:lang w:eastAsia="ru-RU"/>
+        </w:rPr>
+      </w:pPr>
+    </w:p>
+    <w:p>
+      <w:pPr>
+        <w:spacing w:after="0" w:line="360" w:lineRule="auto"/>
+        <w:ind w:firstLine="709"/>
+        <w:jc w:val="both"/>
+        <w:rPr>
+          <w:rFonts w:ascii="Times New Roman" w:eastAsia="Times New Roman" w:hAnsi="Times New Roman" w:cs="Times New Roman"/>
+          <w:sz w:val="28"/>
+          <w:szCs w:val="28"/>
+          <w:lang w:eastAsia="ru-RU"/>
+        </w:rPr>
+      </w:pPr>
+      <w:r>
+        <w:rPr>
+          <w:rFonts w:ascii="Times New Roman" w:eastAsia="Times New Roman" w:hAnsi="Times New Roman" w:cs="Times New Roman"/>
+          <w:sz w:val="28"/>
+          <w:szCs w:val="28"/>
+          <w:lang w:eastAsia="ru-RU"/>
+        </w:rPr>
+        <w:t>В Jira задачи организованы с помощью:</w:t>
       </w:r>
     </w:p>
     <w:p>
       <w:pPr>
         <w:numPr>
           <w:ilvl w:val="0"/>
-          <w:numId w:val="23"/>
+          <w:numId w:val="24"/>
         </w:numPr>
         <w:spacing w:after="0" w:line="360" w:lineRule="auto"/>
         <w:ind w:left="0" w:firstLine="0"/>
@@ -7885,14 +8214,14 @@
           <w:szCs w:val="28"/>
           <w:lang w:eastAsia="ru-RU"/>
         </w:rPr>
-        <w:t>сопровождения проектов;</w:t>
+        <w:t>статусов;</w:t>
       </w:r>
     </w:p>
     <w:p>
       <w:pPr>
         <w:numPr>
           <w:ilvl w:val="0"/>
-          <w:numId w:val="23"/>
+          <w:numId w:val="24"/>
         </w:numPr>
         <w:spacing w:after="0" w:line="360" w:lineRule="auto"/>
         <w:ind w:left="0" w:firstLine="0"/>
@@ -7911,14 +8240,14 @@
           <w:szCs w:val="28"/>
           <w:lang w:eastAsia="ru-RU"/>
         </w:rPr>
-        <w:t>технической поддержки;</w:t>
+        <w:t>приоритетов;</w:t>
       </w:r>
     </w:p>
     <w:p>
       <w:pPr>
         <w:numPr>
           <w:ilvl w:val="0"/>
-          <w:numId w:val="23"/>
+          <w:numId w:val="24"/>
         </w:numPr>
         <w:spacing w:after="0" w:line="360" w:lineRule="auto"/>
         <w:ind w:left="0" w:firstLine="0"/>
@@ -7937,14 +8266,14 @@
           <w:szCs w:val="28"/>
           <w:lang w:eastAsia="ru-RU"/>
         </w:rPr>
-        <w:t>управления разработкой ПО;</w:t>
+        <w:t>типов задач;</w:t>
       </w:r>
     </w:p>
     <w:p>
       <w:pPr>
         <w:numPr>
           <w:ilvl w:val="0"/>
-          <w:numId w:val="23"/>
+          <w:numId w:val="24"/>
         </w:numPr>
         <w:spacing w:after="0" w:line="360" w:lineRule="auto"/>
         <w:ind w:left="0" w:firstLine="0"/>
@@ -7963,84 +8292,182 @@
           <w:szCs w:val="28"/>
           <w:lang w:eastAsia="ru-RU"/>
         </w:rPr>
-        <w:t>организации внутренних бизнес-процессов.</w:t>
-      </w:r>
-    </w:p>
-    <w:p>
-      <w:pPr>
-        <w:spacing w:after="0" w:line="360" w:lineRule="auto"/>
-        <w:ind w:firstLine="709"/>
-        <w:jc w:val="both"/>
-        <w:rPr>
-          <w:rFonts w:ascii="Times New Roman" w:eastAsia="Times New Roman" w:hAnsi="Times New Roman" w:cs="Times New Roman"/>
-          <w:sz w:val="28"/>
-          <w:szCs w:val="28"/>
-          <w:lang w:eastAsia="ru-RU"/>
-        </w:rPr>
-      </w:pPr>
-      <w:r>
-        <w:rPr>
-          <w:rFonts w:ascii="Times New Roman" w:eastAsia="Times New Roman" w:hAnsi="Times New Roman" w:cs="Times New Roman"/>
-          <w:sz w:val="28"/>
-          <w:szCs w:val="28"/>
-          <w:lang w:eastAsia="ru-RU"/>
-        </w:rPr>
-        <w:t>Система особенно эффективна для IT-команд, работающих с большим количеством задач.</w:t>
+        <w:t>исполнителей.</w:t>
+      </w:r>
+    </w:p>
+    <w:p>
+      <w:pPr>
+        <w:spacing w:after="0" w:line="360" w:lineRule="auto"/>
+        <w:ind w:firstLine="709"/>
+        <w:jc w:val="both"/>
+        <w:rPr>
+          <w:rFonts w:ascii="Times New Roman" w:eastAsia="Times New Roman" w:hAnsi="Times New Roman" w:cs="Times New Roman"/>
+          <w:sz w:val="28"/>
+          <w:szCs w:val="28"/>
+          <w:lang w:eastAsia="ru-RU"/>
+        </w:rPr>
+      </w:pPr>
+      <w:r>
+        <w:rPr>
+          <w:rFonts w:ascii="Times New Roman" w:eastAsia="Times New Roman" w:hAnsi="Times New Roman" w:cs="Times New Roman"/>
+          <w:sz w:val="28"/>
+          <w:szCs w:val="28"/>
+          <w:lang w:eastAsia="ru-RU"/>
+        </w:rPr>
+        <w:t>Основные статусы:</w:t>
+      </w:r>
+    </w:p>
+    <w:p>
+      <w:pPr>
+        <w:numPr>
+          <w:ilvl w:val="0"/>
+          <w:numId w:val="25"/>
+        </w:numPr>
+        <w:spacing w:after="0" w:line="360" w:lineRule="auto"/>
+        <w:ind w:left="0" w:firstLine="0"/>
+        <w:jc w:val="both"/>
+        <w:rPr>
+          <w:rFonts w:ascii="Times New Roman" w:eastAsia="Times New Roman" w:hAnsi="Times New Roman" w:cs="Times New Roman"/>
+          <w:sz w:val="28"/>
+          <w:szCs w:val="28"/>
+          <w:lang w:eastAsia="ru-RU"/>
+        </w:rPr>
+      </w:pPr>
+      <w:r>
+        <w:rPr>
+          <w:rFonts w:ascii="Times New Roman" w:eastAsia="Times New Roman" w:hAnsi="Times New Roman" w:cs="Times New Roman"/>
+          <w:sz w:val="28"/>
+          <w:szCs w:val="28"/>
+          <w:lang w:eastAsia="ru-RU"/>
+        </w:rPr>
+        <w:t>«Новая»;</w:t>
+      </w:r>
+    </w:p>
+    <w:p>
+      <w:pPr>
+        <w:numPr>
+          <w:ilvl w:val="0"/>
+          <w:numId w:val="25"/>
+        </w:numPr>
+        <w:spacing w:after="0" w:line="360" w:lineRule="auto"/>
+        <w:ind w:left="0" w:firstLine="0"/>
+        <w:jc w:val="both"/>
+        <w:rPr>
+          <w:rFonts w:ascii="Times New Roman" w:eastAsia="Times New Roman" w:hAnsi="Times New Roman" w:cs="Times New Roman"/>
+          <w:sz w:val="28"/>
+          <w:szCs w:val="28"/>
+          <w:lang w:eastAsia="ru-RU"/>
+        </w:rPr>
+      </w:pPr>
+      <w:r>
+        <w:rPr>
+          <w:rFonts w:ascii="Times New Roman" w:eastAsia="Times New Roman" w:hAnsi="Times New Roman" w:cs="Times New Roman"/>
+          <w:sz w:val="28"/>
+          <w:szCs w:val="28"/>
+          <w:lang w:eastAsia="ru-RU"/>
+        </w:rPr>
+        <w:t>«В работе»;</w:t>
+      </w:r>
+    </w:p>
+    <w:p>
+      <w:pPr>
+        <w:numPr>
+          <w:ilvl w:val="0"/>
+          <w:numId w:val="25"/>
+        </w:numPr>
+        <w:spacing w:after="0" w:line="360" w:lineRule="auto"/>
+        <w:ind w:left="0" w:firstLine="0"/>
+        <w:jc w:val="both"/>
+        <w:rPr>
+          <w:rFonts w:ascii="Times New Roman" w:eastAsia="Times New Roman" w:hAnsi="Times New Roman" w:cs="Times New Roman"/>
+          <w:sz w:val="28"/>
+          <w:szCs w:val="28"/>
+          <w:lang w:eastAsia="ru-RU"/>
+        </w:rPr>
+      </w:pPr>
+      <w:r>
+        <w:rPr>
+          <w:rFonts w:ascii="Times New Roman" w:eastAsia="Times New Roman" w:hAnsi="Times New Roman" w:cs="Times New Roman"/>
+          <w:sz w:val="28"/>
+          <w:szCs w:val="28"/>
+          <w:lang w:eastAsia="ru-RU"/>
+        </w:rPr>
+        <w:t>«На проверке»;</w:t>
+      </w:r>
+    </w:p>
+    <w:p>
+      <w:pPr>
+        <w:numPr>
+          <w:ilvl w:val="0"/>
+          <w:numId w:val="25"/>
+        </w:numPr>
+        <w:spacing w:after="0" w:line="360" w:lineRule="auto"/>
+        <w:ind w:left="0" w:firstLine="0"/>
+        <w:jc w:val="both"/>
+        <w:rPr>
+          <w:rFonts w:ascii="Times New Roman" w:eastAsia="Times New Roman" w:hAnsi="Times New Roman" w:cs="Times New Roman"/>
+          <w:sz w:val="28"/>
+          <w:szCs w:val="28"/>
+          <w:lang w:eastAsia="ru-RU"/>
+        </w:rPr>
+      </w:pPr>
+      <w:r>
+        <w:rPr>
+          <w:rFonts w:ascii="Times New Roman" w:eastAsia="Times New Roman" w:hAnsi="Times New Roman" w:cs="Times New Roman"/>
+          <w:sz w:val="28"/>
+          <w:szCs w:val="28"/>
+          <w:lang w:eastAsia="ru-RU"/>
+        </w:rPr>
+        <w:t>«Завершена».</w:t>
+      </w:r>
+    </w:p>
+    <w:p>
+      <w:pPr>
+        <w:spacing w:after="0" w:line="360" w:lineRule="auto"/>
+        <w:ind w:firstLine="709"/>
+        <w:jc w:val="both"/>
+        <w:rPr>
+          <w:rFonts w:ascii="Times New Roman" w:eastAsia="Times New Roman" w:hAnsi="Times New Roman" w:cs="Times New Roman"/>
+          <w:sz w:val="28"/>
+          <w:szCs w:val="28"/>
+          <w:lang w:eastAsia="ru-RU"/>
+        </w:rPr>
+      </w:pPr>
+      <w:r>
+        <w:rPr>
+          <w:rFonts w:ascii="Times New Roman" w:eastAsia="Times New Roman" w:hAnsi="Times New Roman" w:cs="Times New Roman"/>
+          <w:sz w:val="28"/>
+          <w:szCs w:val="28"/>
+          <w:lang w:eastAsia="ru-RU"/>
+        </w:rPr>
+        <w:t>Приоритет задачи определяет срочность её выполнения.</w:t>
+      </w:r>
+    </w:p>
+    <w:p>
+      <w:pPr>
+        <w:spacing w:after="0" w:line="360" w:lineRule="auto"/>
+        <w:ind w:firstLine="709"/>
+        <w:jc w:val="both"/>
+        <w:rPr>
+          <w:rFonts w:ascii="Times New Roman" w:eastAsia="Times New Roman" w:hAnsi="Times New Roman" w:cs="Times New Roman"/>
+          <w:sz w:val="28"/>
+          <w:szCs w:val="28"/>
+          <w:lang w:eastAsia="ru-RU"/>
+        </w:rPr>
+      </w:pPr>
+      <w:r>
+        <w:rPr>
+          <w:rFonts w:ascii="Times New Roman" w:eastAsia="Times New Roman" w:hAnsi="Times New Roman" w:cs="Times New Roman"/>
+          <w:sz w:val="28"/>
+          <w:szCs w:val="28"/>
+          <w:lang w:eastAsia="ru-RU"/>
+        </w:rPr>
+        <w:t>Например, критическая ошибка системы получает высокий приоритет и должна быть устранена в первую очередь.</w:t>
       </w:r>
     </w:p>
     <w:p>
       <w:pPr>
         <w:spacing w:after="0" w:line="480" w:lineRule="auto"/>
-        <w:ind w:firstLine="709"/>
-        <w:jc w:val="both"/>
-        <w:rPr>
-          <w:rFonts w:ascii="Times New Roman" w:eastAsia="Times New Roman" w:hAnsi="Times New Roman" w:cs="Times New Roman"/>
-          <w:sz w:val="28"/>
-          <w:szCs w:val="28"/>
-          <w:lang w:eastAsia="ru-RU"/>
-        </w:rPr>
-      </w:pPr>
-    </w:p>
-    <w:p>
-      <w:pPr>
-        <w:spacing w:after="0" w:line="360" w:lineRule="auto"/>
-        <w:ind w:firstLine="709"/>
-        <w:jc w:val="both"/>
-        <w:outlineLvl w:val="2"/>
-        <w:rPr>
-          <w:rFonts w:ascii="Times New Roman" w:eastAsia="Times New Roman" w:hAnsi="Times New Roman" w:cs="Times New Roman"/>
-          <w:kern w:val="36"/>
-          <w:sz w:val="28"/>
-          <w:szCs w:val="28"/>
-          <w:lang w:eastAsia="ru-RU"/>
-        </w:rPr>
-      </w:pPr>
-      <w:bookmarkStart w:id="14" w:name="_Toc230020365"/>
-      <w:r>
-        <w:rPr>
-          <w:rFonts w:ascii="Times New Roman" w:eastAsia="Times New Roman" w:hAnsi="Times New Roman" w:cs="Times New Roman"/>
-          <w:kern w:val="36"/>
-          <w:sz w:val="28"/>
-          <w:szCs w:val="28"/>
-          <w:lang w:eastAsia="ru-RU"/>
-        </w:rPr>
-        <w:t>1.</w:t>
-      </w:r>
-      <w:r>
-        <w:rPr>
-          <w:rFonts w:ascii="Times New Roman" w:eastAsia="Times New Roman" w:hAnsi="Times New Roman" w:cs="Times New Roman"/>
-          <w:kern w:val="36"/>
-          <w:sz w:val="28"/>
-          <w:szCs w:val="28"/>
-          <w:lang w:eastAsia="ru-RU"/>
-        </w:rPr>
-        <w:t>3 Jira</w:t>
-      </w:r>
-      <w:bookmarkEnd w:id="14"/>
-    </w:p>
-    <w:p>
-      <w:pPr>
-        <w:spacing w:after="0" w:line="240" w:lineRule="auto"/>
         <w:ind w:firstLine="709"/>
         <w:jc w:val="both"/>
         <w:rPr>
@@ -8075,64 +8502,138 @@
           <w:szCs w:val="28"/>
           <w:lang w:eastAsia="ru-RU"/>
         </w:rPr>
-        <w:t>Назначение системы</w:t>
-      </w:r>
-    </w:p>
-    <w:p>
-      <w:pPr>
-        <w:spacing w:after="0" w:line="360" w:lineRule="auto"/>
-        <w:ind w:firstLine="709"/>
-        <w:jc w:val="both"/>
-        <w:rPr>
-          <w:rFonts w:ascii="Times New Roman" w:eastAsia="Times New Roman" w:hAnsi="Times New Roman" w:cs="Times New Roman"/>
-          <w:sz w:val="28"/>
-          <w:szCs w:val="28"/>
-          <w:lang w:eastAsia="ru-RU"/>
-        </w:rPr>
-      </w:pPr>
-    </w:p>
-    <w:p>
-      <w:pPr>
-        <w:spacing w:after="0" w:line="360" w:lineRule="auto"/>
-        <w:ind w:firstLine="709"/>
-        <w:jc w:val="both"/>
-        <w:rPr>
-          <w:rFonts w:ascii="Times New Roman" w:eastAsia="Times New Roman" w:hAnsi="Times New Roman" w:cs="Times New Roman"/>
-          <w:sz w:val="28"/>
-          <w:szCs w:val="28"/>
-          <w:lang w:eastAsia="ru-RU"/>
-        </w:rPr>
-      </w:pPr>
-      <w:r>
-        <w:rPr>
-          <w:rFonts w:ascii="Times New Roman" w:eastAsia="Times New Roman" w:hAnsi="Times New Roman" w:cs="Times New Roman"/>
-          <w:sz w:val="28"/>
-          <w:szCs w:val="28"/>
-          <w:lang w:eastAsia="ru-RU"/>
-        </w:rPr>
-        <w:t>Jira — это система управления проектами и задачами, разработанная компанией Atlassian.</w:t>
-      </w:r>
-    </w:p>
-    <w:p>
-      <w:pPr>
-        <w:spacing w:after="0" w:line="360" w:lineRule="auto"/>
-        <w:ind w:firstLine="709"/>
-        <w:jc w:val="both"/>
-        <w:rPr>
-          <w:rFonts w:ascii="Times New Roman" w:eastAsia="Times New Roman" w:hAnsi="Times New Roman" w:cs="Times New Roman"/>
-          <w:sz w:val="28"/>
-          <w:szCs w:val="28"/>
-          <w:lang w:eastAsia="ru-RU"/>
-        </w:rPr>
-      </w:pPr>
-      <w:r>
-        <w:rPr>
-          <w:rFonts w:ascii="Times New Roman" w:eastAsia="Times New Roman" w:hAnsi="Times New Roman" w:cs="Times New Roman"/>
-          <w:sz w:val="28"/>
-          <w:szCs w:val="28"/>
-          <w:lang w:eastAsia="ru-RU"/>
-        </w:rPr>
-        <w:t>Jira широко используется в IT-сфере для организации разработки программного обеспечения и сопровождения проектов.</w:t>
+        <w:t>Поддерживаемые методологии</w:t>
+      </w:r>
+    </w:p>
+    <w:p>
+      <w:pPr>
+        <w:spacing w:after="0" w:line="360" w:lineRule="auto"/>
+        <w:ind w:firstLine="709"/>
+        <w:jc w:val="both"/>
+        <w:rPr>
+          <w:rFonts w:ascii="Times New Roman" w:eastAsia="Times New Roman" w:hAnsi="Times New Roman" w:cs="Times New Roman"/>
+          <w:sz w:val="28"/>
+          <w:szCs w:val="28"/>
+          <w:lang w:eastAsia="ru-RU"/>
+        </w:rPr>
+      </w:pPr>
+    </w:p>
+    <w:p>
+      <w:pPr>
+        <w:spacing w:after="0" w:line="360" w:lineRule="auto"/>
+        <w:ind w:firstLine="709"/>
+        <w:jc w:val="both"/>
+        <w:rPr>
+          <w:rFonts w:ascii="Times New Roman" w:eastAsia="Times New Roman" w:hAnsi="Times New Roman" w:cs="Times New Roman"/>
+          <w:sz w:val="28"/>
+          <w:szCs w:val="28"/>
+          <w:lang w:eastAsia="ru-RU"/>
+        </w:rPr>
+      </w:pPr>
+      <w:r>
+        <w:rPr>
+          <w:rFonts w:ascii="Times New Roman" w:eastAsia="Times New Roman" w:hAnsi="Times New Roman" w:cs="Times New Roman"/>
+          <w:sz w:val="28"/>
+          <w:szCs w:val="28"/>
+          <w:lang w:eastAsia="ru-RU"/>
+        </w:rPr>
+        <w:t>Jira поддерживает методологии:</w:t>
+      </w:r>
+    </w:p>
+    <w:p>
+      <w:pPr>
+        <w:numPr>
+          <w:ilvl w:val="0"/>
+          <w:numId w:val="26"/>
+        </w:numPr>
+        <w:spacing w:after="0" w:line="360" w:lineRule="auto"/>
+        <w:ind w:left="0" w:firstLine="0"/>
+        <w:jc w:val="both"/>
+        <w:rPr>
+          <w:rFonts w:ascii="Times New Roman" w:eastAsia="Times New Roman" w:hAnsi="Times New Roman" w:cs="Times New Roman"/>
+          <w:sz w:val="28"/>
+          <w:szCs w:val="28"/>
+          <w:lang w:eastAsia="ru-RU"/>
+        </w:rPr>
+      </w:pPr>
+      <w:r>
+        <w:rPr>
+          <w:rFonts w:ascii="Times New Roman" w:eastAsia="Times New Roman" w:hAnsi="Times New Roman" w:cs="Times New Roman"/>
+          <w:sz w:val="28"/>
+          <w:szCs w:val="28"/>
+          <w:lang w:eastAsia="ru-RU"/>
+        </w:rPr>
+        <w:t>Scrum;</w:t>
+      </w:r>
+    </w:p>
+    <w:p>
+      <w:pPr>
+        <w:numPr>
+          <w:ilvl w:val="0"/>
+          <w:numId w:val="26"/>
+        </w:numPr>
+        <w:spacing w:after="0" w:line="360" w:lineRule="auto"/>
+        <w:ind w:left="0" w:firstLine="0"/>
+        <w:jc w:val="both"/>
+        <w:rPr>
+          <w:rFonts w:ascii="Times New Roman" w:eastAsia="Times New Roman" w:hAnsi="Times New Roman" w:cs="Times New Roman"/>
+          <w:sz w:val="28"/>
+          <w:szCs w:val="28"/>
+          <w:lang w:eastAsia="ru-RU"/>
+        </w:rPr>
+      </w:pPr>
+      <w:r>
+        <w:rPr>
+          <w:rFonts w:ascii="Times New Roman" w:eastAsia="Times New Roman" w:hAnsi="Times New Roman" w:cs="Times New Roman"/>
+          <w:sz w:val="28"/>
+          <w:szCs w:val="28"/>
+          <w:lang w:eastAsia="ru-RU"/>
+        </w:rPr>
+        <w:t>Kanban.</w:t>
+      </w:r>
+    </w:p>
+    <w:p>
+      <w:pPr>
+        <w:spacing w:after="0" w:line="360" w:lineRule="auto"/>
+        <w:ind w:firstLine="709"/>
+        <w:jc w:val="both"/>
+        <w:rPr>
+          <w:rFonts w:ascii="Times New Roman" w:eastAsia="Times New Roman" w:hAnsi="Times New Roman" w:cs="Times New Roman"/>
+          <w:sz w:val="28"/>
+          <w:szCs w:val="28"/>
+          <w:lang w:eastAsia="ru-RU"/>
+        </w:rPr>
+      </w:pPr>
+      <w:r>
+        <w:rPr>
+          <w:rFonts w:ascii="Times New Roman" w:eastAsia="Times New Roman" w:hAnsi="Times New Roman" w:cs="Times New Roman"/>
+          <w:sz w:val="28"/>
+          <w:szCs w:val="28"/>
+          <w:lang w:eastAsia="ru-RU"/>
+        </w:rPr>
+        <w:t>При использовании Scrum работа делится на спринты — короткие периоды разработки.</w:t>
+      </w:r>
+    </w:p>
+    <w:p>
+      <w:pPr>
+        <w:spacing w:after="0" w:line="360" w:lineRule="auto"/>
+        <w:ind w:firstLine="709"/>
+        <w:jc w:val="both"/>
+        <w:rPr>
+          <w:rFonts w:ascii="Times New Roman" w:eastAsia="Times New Roman" w:hAnsi="Times New Roman" w:cs="Times New Roman"/>
+          <w:sz w:val="28"/>
+          <w:szCs w:val="28"/>
+          <w:lang w:eastAsia="ru-RU"/>
+        </w:rPr>
+      </w:pPr>
+      <w:r>
+        <w:rPr>
+          <w:rFonts w:ascii="Times New Roman" w:eastAsia="Times New Roman" w:hAnsi="Times New Roman" w:cs="Times New Roman"/>
+          <w:sz w:val="28"/>
+          <w:szCs w:val="28"/>
+          <w:lang w:eastAsia="ru-RU"/>
+        </w:rPr>
+        <w:t>В Kanban задачи отображаются на визуальной доске и постепенно перемещаются между этапами выполнения.</w:t>
       </w:r>
     </w:p>
     <w:p>
@@ -8172,317 +8673,86 @@
           <w:szCs w:val="28"/>
           <w:lang w:eastAsia="ru-RU"/>
         </w:rPr>
-        <w:t>Управление задачами</w:t>
-      </w:r>
-    </w:p>
-    <w:p>
-      <w:pPr>
-        <w:spacing w:after="0" w:line="360" w:lineRule="auto"/>
-        <w:ind w:firstLine="709"/>
-        <w:jc w:val="both"/>
-        <w:rPr>
-          <w:rFonts w:ascii="Times New Roman" w:eastAsia="Times New Roman" w:hAnsi="Times New Roman" w:cs="Times New Roman"/>
-          <w:sz w:val="28"/>
-          <w:szCs w:val="28"/>
-          <w:lang w:eastAsia="ru-RU"/>
-        </w:rPr>
-      </w:pPr>
-    </w:p>
-    <w:p>
-      <w:pPr>
-        <w:spacing w:after="0" w:line="360" w:lineRule="auto"/>
-        <w:ind w:firstLine="709"/>
-        <w:jc w:val="both"/>
-        <w:rPr>
-          <w:rFonts w:ascii="Times New Roman" w:eastAsia="Times New Roman" w:hAnsi="Times New Roman" w:cs="Times New Roman"/>
-          <w:sz w:val="28"/>
-          <w:szCs w:val="28"/>
-          <w:lang w:eastAsia="ru-RU"/>
-        </w:rPr>
-      </w:pPr>
-      <w:r>
-        <w:rPr>
-          <w:rFonts w:ascii="Times New Roman" w:eastAsia="Times New Roman" w:hAnsi="Times New Roman" w:cs="Times New Roman"/>
-          <w:sz w:val="28"/>
-          <w:szCs w:val="28"/>
-          <w:lang w:eastAsia="ru-RU"/>
-        </w:rPr>
-        <w:t>В Jira задачи организованы с помощью:</w:t>
-      </w:r>
-    </w:p>
-    <w:p>
-      <w:pPr>
-        <w:numPr>
-          <w:ilvl w:val="0"/>
-          <w:numId w:val="24"/>
-        </w:numPr>
-        <w:spacing w:after="0" w:line="360" w:lineRule="auto"/>
-        <w:ind w:left="0" w:firstLine="0"/>
-        <w:jc w:val="both"/>
-        <w:rPr>
-          <w:rFonts w:ascii="Times New Roman" w:eastAsia="Times New Roman" w:hAnsi="Times New Roman" w:cs="Times New Roman"/>
-          <w:sz w:val="28"/>
-          <w:szCs w:val="28"/>
-          <w:lang w:eastAsia="ru-RU"/>
-        </w:rPr>
-      </w:pPr>
-      <w:r>
-        <w:rPr>
-          <w:rFonts w:ascii="Times New Roman" w:eastAsia="Times New Roman" w:hAnsi="Times New Roman" w:cs="Times New Roman"/>
-          <w:sz w:val="28"/>
-          <w:szCs w:val="28"/>
-          <w:lang w:eastAsia="ru-RU"/>
-        </w:rPr>
-        <w:t>статусов;</w:t>
-      </w:r>
-    </w:p>
-    <w:p>
-      <w:pPr>
-        <w:numPr>
-          <w:ilvl w:val="0"/>
-          <w:numId w:val="24"/>
-        </w:numPr>
-        <w:spacing w:after="0" w:line="360" w:lineRule="auto"/>
-        <w:ind w:left="0" w:firstLine="0"/>
-        <w:jc w:val="both"/>
-        <w:rPr>
-          <w:rFonts w:ascii="Times New Roman" w:eastAsia="Times New Roman" w:hAnsi="Times New Roman" w:cs="Times New Roman"/>
-          <w:sz w:val="28"/>
-          <w:szCs w:val="28"/>
-          <w:lang w:eastAsia="ru-RU"/>
-        </w:rPr>
-      </w:pPr>
-      <w:r>
-        <w:rPr>
-          <w:rFonts w:ascii="Times New Roman" w:eastAsia="Times New Roman" w:hAnsi="Times New Roman" w:cs="Times New Roman"/>
-          <w:sz w:val="28"/>
-          <w:szCs w:val="28"/>
-          <w:lang w:eastAsia="ru-RU"/>
-        </w:rPr>
-        <w:t>приоритетов;</w:t>
-      </w:r>
-    </w:p>
-    <w:p>
-      <w:pPr>
-        <w:numPr>
-          <w:ilvl w:val="0"/>
-          <w:numId w:val="24"/>
-        </w:numPr>
-        <w:spacing w:after="0" w:line="360" w:lineRule="auto"/>
-        <w:ind w:left="0" w:firstLine="0"/>
-        <w:jc w:val="both"/>
-        <w:rPr>
-          <w:rFonts w:ascii="Times New Roman" w:eastAsia="Times New Roman" w:hAnsi="Times New Roman" w:cs="Times New Roman"/>
-          <w:sz w:val="28"/>
-          <w:szCs w:val="28"/>
-          <w:lang w:eastAsia="ru-RU"/>
-        </w:rPr>
-      </w:pPr>
-      <w:r>
-        <w:rPr>
-          <w:rFonts w:ascii="Times New Roman" w:eastAsia="Times New Roman" w:hAnsi="Times New Roman" w:cs="Times New Roman"/>
-          <w:sz w:val="28"/>
-          <w:szCs w:val="28"/>
-          <w:lang w:eastAsia="ru-RU"/>
-        </w:rPr>
-        <w:t>типов задач;</w:t>
-      </w:r>
-    </w:p>
-    <w:p>
-      <w:pPr>
-        <w:numPr>
-          <w:ilvl w:val="0"/>
-          <w:numId w:val="24"/>
-        </w:numPr>
-        <w:spacing w:after="0" w:line="360" w:lineRule="auto"/>
-        <w:ind w:left="0" w:firstLine="0"/>
-        <w:jc w:val="both"/>
-        <w:rPr>
-          <w:rFonts w:ascii="Times New Roman" w:eastAsia="Times New Roman" w:hAnsi="Times New Roman" w:cs="Times New Roman"/>
-          <w:sz w:val="28"/>
-          <w:szCs w:val="28"/>
-          <w:lang w:eastAsia="ru-RU"/>
-        </w:rPr>
-      </w:pPr>
-      <w:r>
-        <w:rPr>
-          <w:rFonts w:ascii="Times New Roman" w:eastAsia="Times New Roman" w:hAnsi="Times New Roman" w:cs="Times New Roman"/>
-          <w:sz w:val="28"/>
-          <w:szCs w:val="28"/>
-          <w:lang w:eastAsia="ru-RU"/>
-        </w:rPr>
-        <w:t>исполнителей.</w:t>
-      </w:r>
-    </w:p>
-    <w:p>
-      <w:pPr>
-        <w:spacing w:after="0" w:line="360" w:lineRule="auto"/>
-        <w:ind w:firstLine="709"/>
-        <w:jc w:val="both"/>
-        <w:rPr>
-          <w:rFonts w:ascii="Times New Roman" w:eastAsia="Times New Roman" w:hAnsi="Times New Roman" w:cs="Times New Roman"/>
-          <w:sz w:val="28"/>
-          <w:szCs w:val="28"/>
-          <w:lang w:eastAsia="ru-RU"/>
-        </w:rPr>
-      </w:pPr>
-      <w:r>
-        <w:rPr>
-          <w:rFonts w:ascii="Times New Roman" w:eastAsia="Times New Roman" w:hAnsi="Times New Roman" w:cs="Times New Roman"/>
-          <w:sz w:val="28"/>
-          <w:szCs w:val="28"/>
-          <w:lang w:eastAsia="ru-RU"/>
-        </w:rPr>
-        <w:t>Основные статусы:</w:t>
-      </w:r>
-    </w:p>
-    <w:p>
-      <w:pPr>
-        <w:numPr>
-          <w:ilvl w:val="0"/>
-          <w:numId w:val="25"/>
-        </w:numPr>
-        <w:spacing w:after="0" w:line="360" w:lineRule="auto"/>
-        <w:ind w:left="0" w:firstLine="0"/>
-        <w:jc w:val="both"/>
-        <w:rPr>
-          <w:rFonts w:ascii="Times New Roman" w:eastAsia="Times New Roman" w:hAnsi="Times New Roman" w:cs="Times New Roman"/>
-          <w:sz w:val="28"/>
-          <w:szCs w:val="28"/>
-          <w:lang w:eastAsia="ru-RU"/>
-        </w:rPr>
-      </w:pPr>
-      <w:r>
-        <w:rPr>
-          <w:rFonts w:ascii="Times New Roman" w:eastAsia="Times New Roman" w:hAnsi="Times New Roman" w:cs="Times New Roman"/>
-          <w:sz w:val="28"/>
-          <w:szCs w:val="28"/>
-          <w:lang w:eastAsia="ru-RU"/>
-        </w:rPr>
-        <w:t>«Новая»;</w:t>
-      </w:r>
-    </w:p>
-    <w:p>
-      <w:pPr>
-        <w:numPr>
-          <w:ilvl w:val="0"/>
-          <w:numId w:val="25"/>
-        </w:numPr>
-        <w:spacing w:after="0" w:line="360" w:lineRule="auto"/>
-        <w:ind w:left="0" w:firstLine="0"/>
-        <w:jc w:val="both"/>
-        <w:rPr>
-          <w:rFonts w:ascii="Times New Roman" w:eastAsia="Times New Roman" w:hAnsi="Times New Roman" w:cs="Times New Roman"/>
-          <w:sz w:val="28"/>
-          <w:szCs w:val="28"/>
-          <w:lang w:eastAsia="ru-RU"/>
-        </w:rPr>
-      </w:pPr>
-      <w:r>
-        <w:rPr>
-          <w:rFonts w:ascii="Times New Roman" w:eastAsia="Times New Roman" w:hAnsi="Times New Roman" w:cs="Times New Roman"/>
-          <w:sz w:val="28"/>
-          <w:szCs w:val="28"/>
-          <w:lang w:eastAsia="ru-RU"/>
-        </w:rPr>
-        <w:t>«В работе»;</w:t>
-      </w:r>
-    </w:p>
-    <w:p>
-      <w:pPr>
-        <w:numPr>
-          <w:ilvl w:val="0"/>
-          <w:numId w:val="25"/>
-        </w:numPr>
-        <w:spacing w:after="0" w:line="360" w:lineRule="auto"/>
-        <w:ind w:left="0" w:firstLine="0"/>
-        <w:jc w:val="both"/>
-        <w:rPr>
-          <w:rFonts w:ascii="Times New Roman" w:eastAsia="Times New Roman" w:hAnsi="Times New Roman" w:cs="Times New Roman"/>
-          <w:sz w:val="28"/>
-          <w:szCs w:val="28"/>
-          <w:lang w:eastAsia="ru-RU"/>
-        </w:rPr>
-      </w:pPr>
-      <w:r>
-        <w:rPr>
-          <w:rFonts w:ascii="Times New Roman" w:eastAsia="Times New Roman" w:hAnsi="Times New Roman" w:cs="Times New Roman"/>
-          <w:sz w:val="28"/>
-          <w:szCs w:val="28"/>
-          <w:lang w:eastAsia="ru-RU"/>
-        </w:rPr>
-        <w:t>«На проверке»;</w:t>
-      </w:r>
-    </w:p>
-    <w:p>
-      <w:pPr>
-        <w:numPr>
-          <w:ilvl w:val="0"/>
-          <w:numId w:val="25"/>
-        </w:numPr>
-        <w:spacing w:after="0" w:line="360" w:lineRule="auto"/>
-        <w:ind w:left="0" w:firstLine="0"/>
-        <w:jc w:val="both"/>
-        <w:rPr>
-          <w:rFonts w:ascii="Times New Roman" w:eastAsia="Times New Roman" w:hAnsi="Times New Roman" w:cs="Times New Roman"/>
-          <w:sz w:val="28"/>
-          <w:szCs w:val="28"/>
-          <w:lang w:eastAsia="ru-RU"/>
-        </w:rPr>
-      </w:pPr>
-      <w:r>
-        <w:rPr>
-          <w:rFonts w:ascii="Times New Roman" w:eastAsia="Times New Roman" w:hAnsi="Times New Roman" w:cs="Times New Roman"/>
-          <w:sz w:val="28"/>
-          <w:szCs w:val="28"/>
-          <w:lang w:eastAsia="ru-RU"/>
-        </w:rPr>
-        <w:t>«Завершена».</w:t>
-      </w:r>
-    </w:p>
-    <w:p>
-      <w:pPr>
-        <w:spacing w:after="0" w:line="360" w:lineRule="auto"/>
-        <w:ind w:firstLine="709"/>
-        <w:jc w:val="both"/>
-        <w:rPr>
-          <w:rFonts w:ascii="Times New Roman" w:eastAsia="Times New Roman" w:hAnsi="Times New Roman" w:cs="Times New Roman"/>
-          <w:sz w:val="28"/>
-          <w:szCs w:val="28"/>
-          <w:lang w:eastAsia="ru-RU"/>
-        </w:rPr>
-      </w:pPr>
-      <w:r>
-        <w:rPr>
-          <w:rFonts w:ascii="Times New Roman" w:eastAsia="Times New Roman" w:hAnsi="Times New Roman" w:cs="Times New Roman"/>
-          <w:sz w:val="28"/>
-          <w:szCs w:val="28"/>
-          <w:lang w:eastAsia="ru-RU"/>
-        </w:rPr>
-        <w:lastRenderedPageBreak/>
-        <w:t>Приоритет задачи определяет срочность её выполнения.</w:t>
-      </w:r>
-    </w:p>
-    <w:p>
-      <w:pPr>
-        <w:spacing w:after="0" w:line="360" w:lineRule="auto"/>
-        <w:ind w:firstLine="709"/>
-        <w:jc w:val="both"/>
-        <w:rPr>
-          <w:rFonts w:ascii="Times New Roman" w:eastAsia="Times New Roman" w:hAnsi="Times New Roman" w:cs="Times New Roman"/>
-          <w:sz w:val="28"/>
-          <w:szCs w:val="28"/>
-          <w:lang w:eastAsia="ru-RU"/>
-        </w:rPr>
-      </w:pPr>
-      <w:r>
-        <w:rPr>
-          <w:rFonts w:ascii="Times New Roman" w:eastAsia="Times New Roman" w:hAnsi="Times New Roman" w:cs="Times New Roman"/>
-          <w:sz w:val="28"/>
-          <w:szCs w:val="28"/>
-          <w:lang w:eastAsia="ru-RU"/>
-        </w:rPr>
-        <w:t>Например, критическая ошибка системы получает высокий приоритет и должна быть устранена в первую очередь.</w:t>
+        <w:t>Планирование работы команды</w:t>
+      </w:r>
+    </w:p>
+    <w:p>
+      <w:pPr>
+        <w:spacing w:after="0" w:line="360" w:lineRule="auto"/>
+        <w:ind w:firstLine="709"/>
+        <w:jc w:val="both"/>
+        <w:rPr>
+          <w:rFonts w:ascii="Times New Roman" w:eastAsia="Times New Roman" w:hAnsi="Times New Roman" w:cs="Times New Roman"/>
+          <w:sz w:val="28"/>
+          <w:szCs w:val="28"/>
+          <w:lang w:eastAsia="ru-RU"/>
+        </w:rPr>
+      </w:pPr>
+    </w:p>
+    <w:p>
+      <w:pPr>
+        <w:spacing w:after="0" w:line="360" w:lineRule="auto"/>
+        <w:ind w:firstLine="709"/>
+        <w:jc w:val="both"/>
+        <w:rPr>
+          <w:rFonts w:ascii="Times New Roman" w:eastAsia="Times New Roman" w:hAnsi="Times New Roman" w:cs="Times New Roman"/>
+          <w:sz w:val="28"/>
+          <w:szCs w:val="28"/>
+          <w:lang w:eastAsia="ru-RU"/>
+        </w:rPr>
+      </w:pPr>
+      <w:r>
+        <w:rPr>
+          <w:rFonts w:ascii="Times New Roman" w:eastAsia="Times New Roman" w:hAnsi="Times New Roman" w:cs="Times New Roman"/>
+          <w:sz w:val="28"/>
+          <w:szCs w:val="28"/>
+          <w:lang w:eastAsia="ru-RU"/>
+        </w:rPr>
+        <w:t>Планирование работы в Jira осуществляется через backlog и спринты.</w:t>
+      </w:r>
+    </w:p>
+    <w:p>
+      <w:pPr>
+        <w:spacing w:after="0" w:line="360" w:lineRule="auto"/>
+        <w:ind w:firstLine="709"/>
+        <w:jc w:val="both"/>
+        <w:rPr>
+          <w:rFonts w:ascii="Times New Roman" w:eastAsia="Times New Roman" w:hAnsi="Times New Roman" w:cs="Times New Roman"/>
+          <w:sz w:val="28"/>
+          <w:szCs w:val="28"/>
+          <w:lang w:eastAsia="ru-RU"/>
+        </w:rPr>
+      </w:pPr>
+      <w:r>
+        <w:rPr>
+          <w:rFonts w:ascii="Times New Roman" w:eastAsia="Times New Roman" w:hAnsi="Times New Roman" w:cs="Times New Roman"/>
+          <w:sz w:val="28"/>
+          <w:szCs w:val="28"/>
+          <w:lang w:eastAsia="ru-RU"/>
+        </w:rPr>
+        <w:t>Backlog содержит список всех задач проекта. Перед началом спринта задачи распределяются между разработчиками.</w:t>
+      </w:r>
+    </w:p>
+    <w:p>
+      <w:pPr>
+        <w:spacing w:after="0" w:line="360" w:lineRule="auto"/>
+        <w:ind w:firstLine="709"/>
+        <w:jc w:val="both"/>
+        <w:rPr>
+          <w:rFonts w:ascii="Times New Roman" w:eastAsia="Times New Roman" w:hAnsi="Times New Roman" w:cs="Times New Roman"/>
+          <w:sz w:val="28"/>
+          <w:szCs w:val="28"/>
+          <w:lang w:eastAsia="ru-RU"/>
+        </w:rPr>
+      </w:pPr>
+      <w:r>
+        <w:rPr>
+          <w:rFonts w:ascii="Times New Roman" w:eastAsia="Times New Roman" w:hAnsi="Times New Roman" w:cs="Times New Roman"/>
+          <w:sz w:val="28"/>
+          <w:szCs w:val="28"/>
+          <w:lang w:eastAsia="ru-RU"/>
+        </w:rPr>
+        <w:t>Например, команда может запланировать выполнение 20 задач на двухнедельный спринт.</w:t>
       </w:r>
     </w:p>
     <w:p>
@@ -8522,49 +8792,49 @@
           <w:szCs w:val="28"/>
           <w:lang w:eastAsia="ru-RU"/>
         </w:rPr>
-        <w:t>Поддерживаемые методологии</w:t>
-      </w:r>
-    </w:p>
-    <w:p>
-      <w:pPr>
-        <w:spacing w:after="0" w:line="360" w:lineRule="auto"/>
-        <w:ind w:firstLine="709"/>
-        <w:jc w:val="both"/>
-        <w:rPr>
-          <w:rFonts w:ascii="Times New Roman" w:eastAsia="Times New Roman" w:hAnsi="Times New Roman" w:cs="Times New Roman"/>
-          <w:sz w:val="28"/>
-          <w:szCs w:val="28"/>
-          <w:lang w:eastAsia="ru-RU"/>
-        </w:rPr>
-      </w:pPr>
-    </w:p>
-    <w:p>
-      <w:pPr>
-        <w:spacing w:after="0" w:line="360" w:lineRule="auto"/>
-        <w:ind w:firstLine="709"/>
-        <w:jc w:val="both"/>
-        <w:rPr>
-          <w:rFonts w:ascii="Times New Roman" w:eastAsia="Times New Roman" w:hAnsi="Times New Roman" w:cs="Times New Roman"/>
-          <w:sz w:val="28"/>
-          <w:szCs w:val="28"/>
-          <w:lang w:eastAsia="ru-RU"/>
-        </w:rPr>
-      </w:pPr>
-      <w:r>
-        <w:rPr>
-          <w:rFonts w:ascii="Times New Roman" w:eastAsia="Times New Roman" w:hAnsi="Times New Roman" w:cs="Times New Roman"/>
-          <w:sz w:val="28"/>
-          <w:szCs w:val="28"/>
-          <w:lang w:eastAsia="ru-RU"/>
-        </w:rPr>
-        <w:t>Jira поддерживает методологии:</w:t>
+        <w:t>Отчёты и метрики</w:t>
+      </w:r>
+    </w:p>
+    <w:p>
+      <w:pPr>
+        <w:spacing w:after="0" w:line="360" w:lineRule="auto"/>
+        <w:ind w:firstLine="709"/>
+        <w:jc w:val="both"/>
+        <w:rPr>
+          <w:rFonts w:ascii="Times New Roman" w:eastAsia="Times New Roman" w:hAnsi="Times New Roman" w:cs="Times New Roman"/>
+          <w:sz w:val="28"/>
+          <w:szCs w:val="28"/>
+          <w:lang w:eastAsia="ru-RU"/>
+        </w:rPr>
+      </w:pPr>
+    </w:p>
+    <w:p>
+      <w:pPr>
+        <w:spacing w:after="0" w:line="360" w:lineRule="auto"/>
+        <w:ind w:firstLine="709"/>
+        <w:jc w:val="both"/>
+        <w:rPr>
+          <w:rFonts w:ascii="Times New Roman" w:eastAsia="Times New Roman" w:hAnsi="Times New Roman" w:cs="Times New Roman"/>
+          <w:sz w:val="28"/>
+          <w:szCs w:val="28"/>
+          <w:lang w:eastAsia="ru-RU"/>
+        </w:rPr>
+      </w:pPr>
+      <w:r>
+        <w:rPr>
+          <w:rFonts w:ascii="Times New Roman" w:eastAsia="Times New Roman" w:hAnsi="Times New Roman" w:cs="Times New Roman"/>
+          <w:sz w:val="28"/>
+          <w:szCs w:val="28"/>
+          <w:lang w:eastAsia="ru-RU"/>
+        </w:rPr>
+        <w:t>Jira предоставляет:</w:t>
       </w:r>
     </w:p>
     <w:p>
       <w:pPr>
         <w:numPr>
           <w:ilvl w:val="0"/>
-          <w:numId w:val="26"/>
+          <w:numId w:val="27"/>
         </w:numPr>
         <w:spacing w:after="0" w:line="360" w:lineRule="auto"/>
         <w:ind w:left="0" w:firstLine="0"/>
@@ -8583,14 +8853,14 @@
           <w:szCs w:val="28"/>
           <w:lang w:eastAsia="ru-RU"/>
         </w:rPr>
-        <w:t>Scrum;</w:t>
+        <w:t>диаграммы выполнения задач;</w:t>
       </w:r>
     </w:p>
     <w:p>
       <w:pPr>
         <w:numPr>
           <w:ilvl w:val="0"/>
-          <w:numId w:val="26"/>
+          <w:numId w:val="27"/>
         </w:numPr>
         <w:spacing w:after="0" w:line="360" w:lineRule="auto"/>
         <w:ind w:left="0" w:firstLine="0"/>
@@ -8609,51 +8879,81 @@
           <w:szCs w:val="28"/>
           <w:lang w:eastAsia="ru-RU"/>
         </w:rPr>
-        <w:t>Kanban.</w:t>
-      </w:r>
-    </w:p>
-    <w:p>
-      <w:pPr>
-        <w:spacing w:after="0" w:line="360" w:lineRule="auto"/>
-        <w:ind w:firstLine="709"/>
-        <w:jc w:val="both"/>
-        <w:rPr>
-          <w:rFonts w:ascii="Times New Roman" w:eastAsia="Times New Roman" w:hAnsi="Times New Roman" w:cs="Times New Roman"/>
-          <w:sz w:val="28"/>
-          <w:szCs w:val="28"/>
-          <w:lang w:eastAsia="ru-RU"/>
-        </w:rPr>
-      </w:pPr>
-      <w:r>
-        <w:rPr>
-          <w:rFonts w:ascii="Times New Roman" w:eastAsia="Times New Roman" w:hAnsi="Times New Roman" w:cs="Times New Roman"/>
-          <w:sz w:val="28"/>
-          <w:szCs w:val="28"/>
-          <w:lang w:eastAsia="ru-RU"/>
-        </w:rPr>
-        <w:t>При использовании Scrum работа делится на спринты — короткие периоды разработки.</w:t>
-      </w:r>
-    </w:p>
-    <w:p>
-      <w:pPr>
-        <w:spacing w:after="0" w:line="360" w:lineRule="auto"/>
-        <w:ind w:firstLine="709"/>
-        <w:jc w:val="both"/>
-        <w:rPr>
-          <w:rFonts w:ascii="Times New Roman" w:eastAsia="Times New Roman" w:hAnsi="Times New Roman" w:cs="Times New Roman"/>
-          <w:sz w:val="28"/>
-          <w:szCs w:val="28"/>
-          <w:lang w:eastAsia="ru-RU"/>
-        </w:rPr>
-      </w:pPr>
-      <w:r>
-        <w:rPr>
-          <w:rFonts w:ascii="Times New Roman" w:eastAsia="Times New Roman" w:hAnsi="Times New Roman" w:cs="Times New Roman"/>
-          <w:sz w:val="28"/>
-          <w:szCs w:val="28"/>
-          <w:lang w:eastAsia="ru-RU"/>
-        </w:rPr>
-        <w:t>В Kanban задачи отображаются на визуальной доске и постепенно перемещаются между этапами выполнения.</w:t>
+        <w:t>отчёты по спринтам;</w:t>
+      </w:r>
+    </w:p>
+    <w:p>
+      <w:pPr>
+        <w:numPr>
+          <w:ilvl w:val="0"/>
+          <w:numId w:val="27"/>
+        </w:numPr>
+        <w:spacing w:after="0" w:line="360" w:lineRule="auto"/>
+        <w:ind w:left="0" w:firstLine="0"/>
+        <w:jc w:val="both"/>
+        <w:rPr>
+          <w:rFonts w:ascii="Times New Roman" w:eastAsia="Times New Roman" w:hAnsi="Times New Roman" w:cs="Times New Roman"/>
+          <w:sz w:val="28"/>
+          <w:szCs w:val="28"/>
+          <w:lang w:eastAsia="ru-RU"/>
+        </w:rPr>
+      </w:pPr>
+      <w:r>
+        <w:rPr>
+          <w:rFonts w:ascii="Times New Roman" w:eastAsia="Times New Roman" w:hAnsi="Times New Roman" w:cs="Times New Roman"/>
+          <w:sz w:val="28"/>
+          <w:szCs w:val="28"/>
+          <w:lang w:eastAsia="ru-RU"/>
+        </w:rPr>
+        <w:t>диаграммы сгорания задач;</w:t>
+      </w:r>
+    </w:p>
+    <w:p>
+      <w:pPr>
+        <w:numPr>
+          <w:ilvl w:val="0"/>
+          <w:numId w:val="27"/>
+        </w:numPr>
+        <w:spacing w:after="0" w:line="360" w:lineRule="auto"/>
+        <w:ind w:left="0" w:firstLine="0"/>
+        <w:jc w:val="both"/>
+        <w:rPr>
+          <w:rFonts w:ascii="Times New Roman" w:eastAsia="Times New Roman" w:hAnsi="Times New Roman" w:cs="Times New Roman"/>
+          <w:sz w:val="28"/>
+          <w:szCs w:val="28"/>
+          <w:lang w:eastAsia="ru-RU"/>
+        </w:rPr>
+      </w:pPr>
+      <w:r>
+        <w:rPr>
+          <w:rFonts w:ascii="Times New Roman" w:eastAsia="Times New Roman" w:hAnsi="Times New Roman" w:cs="Times New Roman"/>
+          <w:sz w:val="28"/>
+          <w:szCs w:val="28"/>
+          <w:lang w:eastAsia="ru-RU"/>
+        </w:rPr>
+        <w:t>статистику производительности команды.</w:t>
+      </w:r>
+    </w:p>
+    <w:p>
+      <w:pPr>
+        <w:spacing w:after="0" w:line="360" w:lineRule="auto"/>
+        <w:ind w:firstLine="709"/>
+        <w:jc w:val="both"/>
+        <w:rPr>
+          <w:rFonts w:ascii="Times New Roman" w:eastAsia="Times New Roman" w:hAnsi="Times New Roman" w:cs="Times New Roman"/>
+          <w:sz w:val="28"/>
+          <w:szCs w:val="28"/>
+          <w:lang w:eastAsia="ru-RU"/>
+        </w:rPr>
+      </w:pPr>
+      <w:r>
+        <w:rPr>
+          <w:rFonts w:ascii="Times New Roman" w:eastAsia="Times New Roman" w:hAnsi="Times New Roman" w:cs="Times New Roman"/>
+          <w:sz w:val="28"/>
+          <w:szCs w:val="28"/>
+          <w:lang w:eastAsia="ru-RU"/>
+        </w:rPr>
+        <w:t>Диаграмма сгорания показывает скорость выполнения задач и помогает контролировать сроки проекта.</w:t>
       </w:r>
     </w:p>
     <w:p>
@@ -8693,266 +8993,21 @@
           <w:szCs w:val="28"/>
           <w:lang w:eastAsia="ru-RU"/>
         </w:rPr>
-        <w:t>Планирование работы команды</w:t>
-      </w:r>
-    </w:p>
-    <w:p>
-      <w:pPr>
-        <w:spacing w:after="0" w:line="360" w:lineRule="auto"/>
-        <w:ind w:firstLine="709"/>
-        <w:jc w:val="both"/>
-        <w:rPr>
-          <w:rFonts w:ascii="Times New Roman" w:eastAsia="Times New Roman" w:hAnsi="Times New Roman" w:cs="Times New Roman"/>
-          <w:sz w:val="28"/>
-          <w:szCs w:val="28"/>
-          <w:lang w:eastAsia="ru-RU"/>
-        </w:rPr>
-      </w:pPr>
-    </w:p>
-    <w:p>
-      <w:pPr>
-        <w:spacing w:after="0" w:line="360" w:lineRule="auto"/>
-        <w:ind w:firstLine="709"/>
-        <w:jc w:val="both"/>
-        <w:rPr>
-          <w:rFonts w:ascii="Times New Roman" w:eastAsia="Times New Roman" w:hAnsi="Times New Roman" w:cs="Times New Roman"/>
-          <w:sz w:val="28"/>
-          <w:szCs w:val="28"/>
-          <w:lang w:eastAsia="ru-RU"/>
-        </w:rPr>
-      </w:pPr>
-      <w:r>
-        <w:rPr>
-          <w:rFonts w:ascii="Times New Roman" w:eastAsia="Times New Roman" w:hAnsi="Times New Roman" w:cs="Times New Roman"/>
-          <w:sz w:val="28"/>
-          <w:szCs w:val="28"/>
-          <w:lang w:eastAsia="ru-RU"/>
-        </w:rPr>
-        <w:t>Планирование работы в Jira осуществляется через backlog и спринты.</w:t>
-      </w:r>
-    </w:p>
-    <w:p>
-      <w:pPr>
-        <w:spacing w:after="0" w:line="360" w:lineRule="auto"/>
-        <w:ind w:firstLine="709"/>
-        <w:jc w:val="both"/>
-        <w:rPr>
-          <w:rFonts w:ascii="Times New Roman" w:eastAsia="Times New Roman" w:hAnsi="Times New Roman" w:cs="Times New Roman"/>
-          <w:sz w:val="28"/>
-          <w:szCs w:val="28"/>
-          <w:lang w:eastAsia="ru-RU"/>
-        </w:rPr>
-      </w:pPr>
-      <w:r>
-        <w:rPr>
-          <w:rFonts w:ascii="Times New Roman" w:eastAsia="Times New Roman" w:hAnsi="Times New Roman" w:cs="Times New Roman"/>
-          <w:sz w:val="28"/>
-          <w:szCs w:val="28"/>
-          <w:lang w:eastAsia="ru-RU"/>
-        </w:rPr>
-        <w:t>Backlog содержит список всех задач проекта. Перед началом спринта задачи распределяются между разработчиками.</w:t>
-      </w:r>
-    </w:p>
-    <w:p>
-      <w:pPr>
-        <w:spacing w:after="0" w:line="360" w:lineRule="auto"/>
-        <w:ind w:firstLine="709"/>
-        <w:jc w:val="both"/>
-        <w:rPr>
-          <w:rFonts w:ascii="Times New Roman" w:eastAsia="Times New Roman" w:hAnsi="Times New Roman" w:cs="Times New Roman"/>
-          <w:sz w:val="28"/>
-          <w:szCs w:val="28"/>
-          <w:lang w:eastAsia="ru-RU"/>
-        </w:rPr>
-      </w:pPr>
-      <w:r>
-        <w:rPr>
-          <w:rFonts w:ascii="Times New Roman" w:eastAsia="Times New Roman" w:hAnsi="Times New Roman" w:cs="Times New Roman"/>
-          <w:sz w:val="28"/>
-          <w:szCs w:val="28"/>
-          <w:lang w:eastAsia="ru-RU"/>
-        </w:rPr>
-        <w:t>Например, команда может запланировать выполнение 20 задач на двухнедельный спринт.</w:t>
-      </w:r>
-    </w:p>
-    <w:p>
-      <w:pPr>
-        <w:spacing w:after="0" w:line="480" w:lineRule="auto"/>
-        <w:ind w:firstLine="709"/>
-        <w:jc w:val="both"/>
-        <w:rPr>
-          <w:rFonts w:ascii="Times New Roman" w:eastAsia="Times New Roman" w:hAnsi="Times New Roman" w:cs="Times New Roman"/>
-          <w:sz w:val="28"/>
-          <w:szCs w:val="28"/>
-          <w:lang w:eastAsia="ru-RU"/>
-        </w:rPr>
-      </w:pPr>
-    </w:p>
-    <w:p>
-      <w:pPr>
-        <w:pStyle w:val="a3"/>
-        <w:numPr>
-          <w:ilvl w:val="0"/>
-          <w:numId w:val="31"/>
-        </w:numPr>
-        <w:spacing w:after="0" w:line="360" w:lineRule="auto"/>
-        <w:ind w:left="0" w:firstLine="709"/>
-        <w:jc w:val="both"/>
-        <w:rPr>
-          <w:rFonts w:ascii="Times New Roman" w:eastAsia="Times New Roman" w:hAnsi="Times New Roman" w:cs="Times New Roman"/>
-          <w:sz w:val="28"/>
-          <w:szCs w:val="28"/>
-          <w:lang w:eastAsia="ru-RU"/>
-        </w:rPr>
-      </w:pPr>
-      <w:r>
-        <w:rPr>
-          <w:rFonts w:ascii="Times New Roman" w:eastAsia="Times New Roman" w:hAnsi="Times New Roman" w:cs="Times New Roman"/>
-          <w:sz w:val="28"/>
-          <w:szCs w:val="28"/>
-          <w:lang w:eastAsia="ru-RU"/>
-        </w:rPr>
-        <w:t>Отчёты и метрики</w:t>
-      </w:r>
-    </w:p>
-    <w:p>
-      <w:pPr>
-        <w:spacing w:after="0" w:line="360" w:lineRule="auto"/>
-        <w:ind w:firstLine="709"/>
-        <w:jc w:val="both"/>
-        <w:rPr>
-          <w:rFonts w:ascii="Times New Roman" w:eastAsia="Times New Roman" w:hAnsi="Times New Roman" w:cs="Times New Roman"/>
-          <w:sz w:val="28"/>
-          <w:szCs w:val="28"/>
-          <w:lang w:eastAsia="ru-RU"/>
-        </w:rPr>
-      </w:pPr>
-    </w:p>
-    <w:p>
-      <w:pPr>
-        <w:spacing w:after="0" w:line="360" w:lineRule="auto"/>
-        <w:ind w:firstLine="709"/>
-        <w:jc w:val="both"/>
-        <w:rPr>
-          <w:rFonts w:ascii="Times New Roman" w:eastAsia="Times New Roman" w:hAnsi="Times New Roman" w:cs="Times New Roman"/>
-          <w:sz w:val="28"/>
-          <w:szCs w:val="28"/>
-          <w:lang w:eastAsia="ru-RU"/>
-        </w:rPr>
-      </w:pPr>
-      <w:r>
-        <w:rPr>
-          <w:rFonts w:ascii="Times New Roman" w:eastAsia="Times New Roman" w:hAnsi="Times New Roman" w:cs="Times New Roman"/>
-          <w:sz w:val="28"/>
-          <w:szCs w:val="28"/>
-          <w:lang w:eastAsia="ru-RU"/>
-        </w:rPr>
-        <w:t>Jira предоставляет:</w:t>
-      </w:r>
-    </w:p>
-    <w:p>
-      <w:pPr>
-        <w:numPr>
-          <w:ilvl w:val="0"/>
-          <w:numId w:val="27"/>
-        </w:numPr>
-        <w:spacing w:after="0" w:line="360" w:lineRule="auto"/>
-        <w:ind w:left="0" w:firstLine="0"/>
-        <w:jc w:val="both"/>
-        <w:rPr>
-          <w:rFonts w:ascii="Times New Roman" w:eastAsia="Times New Roman" w:hAnsi="Times New Roman" w:cs="Times New Roman"/>
-          <w:sz w:val="28"/>
-          <w:szCs w:val="28"/>
-          <w:lang w:eastAsia="ru-RU"/>
-        </w:rPr>
-      </w:pPr>
-      <w:r>
-        <w:rPr>
-          <w:rFonts w:ascii="Times New Roman" w:eastAsia="Times New Roman" w:hAnsi="Times New Roman" w:cs="Times New Roman"/>
-          <w:sz w:val="28"/>
-          <w:szCs w:val="28"/>
-          <w:lang w:eastAsia="ru-RU"/>
-        </w:rPr>
-        <w:t>диаграммы выполнения задач;</w:t>
-      </w:r>
-    </w:p>
-    <w:p>
-      <w:pPr>
-        <w:numPr>
-          <w:ilvl w:val="0"/>
-          <w:numId w:val="27"/>
-        </w:numPr>
-        <w:spacing w:after="0" w:line="360" w:lineRule="auto"/>
-        <w:ind w:left="0" w:firstLine="0"/>
-        <w:jc w:val="both"/>
-        <w:rPr>
-          <w:rFonts w:ascii="Times New Roman" w:eastAsia="Times New Roman" w:hAnsi="Times New Roman" w:cs="Times New Roman"/>
-          <w:sz w:val="28"/>
-          <w:szCs w:val="28"/>
-          <w:lang w:eastAsia="ru-RU"/>
-        </w:rPr>
-      </w:pPr>
-      <w:r>
-        <w:rPr>
-          <w:rFonts w:ascii="Times New Roman" w:eastAsia="Times New Roman" w:hAnsi="Times New Roman" w:cs="Times New Roman"/>
-          <w:sz w:val="28"/>
-          <w:szCs w:val="28"/>
-          <w:lang w:eastAsia="ru-RU"/>
-        </w:rPr>
-        <w:t>отчёты по спринтам;</w:t>
-      </w:r>
-    </w:p>
-    <w:p>
-      <w:pPr>
-        <w:numPr>
-          <w:ilvl w:val="0"/>
-          <w:numId w:val="27"/>
-        </w:numPr>
-        <w:spacing w:after="0" w:line="360" w:lineRule="auto"/>
-        <w:ind w:left="0" w:firstLine="0"/>
-        <w:jc w:val="both"/>
-        <w:rPr>
-          <w:rFonts w:ascii="Times New Roman" w:eastAsia="Times New Roman" w:hAnsi="Times New Roman" w:cs="Times New Roman"/>
-          <w:sz w:val="28"/>
-          <w:szCs w:val="28"/>
-          <w:lang w:eastAsia="ru-RU"/>
-        </w:rPr>
-      </w:pPr>
-      <w:r>
-        <w:rPr>
-          <w:rFonts w:ascii="Times New Roman" w:eastAsia="Times New Roman" w:hAnsi="Times New Roman" w:cs="Times New Roman"/>
-          <w:sz w:val="28"/>
-          <w:szCs w:val="28"/>
-          <w:lang w:eastAsia="ru-RU"/>
-        </w:rPr>
-        <w:t>диаграммы сгорания задач;</w:t>
-      </w:r>
-    </w:p>
-    <w:p>
-      <w:pPr>
-        <w:numPr>
-          <w:ilvl w:val="0"/>
-          <w:numId w:val="27"/>
-        </w:numPr>
-        <w:spacing w:after="0" w:line="360" w:lineRule="auto"/>
-        <w:ind w:left="0" w:firstLine="0"/>
-        <w:jc w:val="both"/>
-        <w:rPr>
-          <w:rFonts w:ascii="Times New Roman" w:eastAsia="Times New Roman" w:hAnsi="Times New Roman" w:cs="Times New Roman"/>
-          <w:sz w:val="28"/>
-          <w:szCs w:val="28"/>
-          <w:lang w:eastAsia="ru-RU"/>
-        </w:rPr>
-      </w:pPr>
-      <w:r>
-        <w:rPr>
-          <w:rFonts w:ascii="Times New Roman" w:eastAsia="Times New Roman" w:hAnsi="Times New Roman" w:cs="Times New Roman"/>
-          <w:sz w:val="28"/>
-          <w:szCs w:val="28"/>
-          <w:lang w:eastAsia="ru-RU"/>
-        </w:rPr>
-        <w:t>статистику производительности команды.</w:t>
-      </w:r>
+        <w:t>Интеграция с другими системами</w:t>
+      </w:r>
+    </w:p>
+    <w:p>
+      <w:pPr>
+        <w:spacing w:after="0" w:line="360" w:lineRule="auto"/>
+        <w:ind w:firstLine="709"/>
+        <w:jc w:val="both"/>
+        <w:rPr>
+          <w:rFonts w:ascii="Times New Roman" w:eastAsia="Times New Roman" w:hAnsi="Times New Roman" w:cs="Times New Roman"/>
+          <w:sz w:val="28"/>
+          <w:szCs w:val="28"/>
+          <w:lang w:eastAsia="ru-RU"/>
+        </w:rPr>
+      </w:pPr>
     </w:p>
     <w:p>
       <w:pPr>
@@ -8974,81 +9029,6 @@
           <w:lang w:eastAsia="ru-RU"/>
         </w:rPr>
         <w:lastRenderedPageBreak/>
-        <w:t>Диаграмма сгорания показывает скорость выполнения задач и помогает контролировать сроки проекта.</w:t>
-      </w:r>
-    </w:p>
-    <w:p>
-      <w:pPr>
-        <w:spacing w:after="0" w:line="480" w:lineRule="auto"/>
-        <w:ind w:firstLine="709"/>
-        <w:jc w:val="both"/>
-        <w:rPr>
-          <w:rFonts w:ascii="Times New Roman" w:eastAsia="Times New Roman" w:hAnsi="Times New Roman" w:cs="Times New Roman"/>
-          <w:sz w:val="28"/>
-          <w:szCs w:val="28"/>
-          <w:lang w:eastAsia="ru-RU"/>
-        </w:rPr>
-      </w:pPr>
-    </w:p>
-    <w:p>
-      <w:pPr>
-        <w:pStyle w:val="a3"/>
-        <w:numPr>
-          <w:ilvl w:val="0"/>
-          <w:numId w:val="31"/>
-        </w:numPr>
-        <w:spacing w:after="0" w:line="360" w:lineRule="auto"/>
-        <w:ind w:left="0" w:firstLine="709"/>
-        <w:jc w:val="both"/>
-        <w:rPr>
-          <w:rFonts w:ascii="Times New Roman" w:eastAsia="Times New Roman" w:hAnsi="Times New Roman" w:cs="Times New Roman"/>
-          <w:sz w:val="28"/>
-          <w:szCs w:val="28"/>
-          <w:lang w:eastAsia="ru-RU"/>
-        </w:rPr>
-      </w:pPr>
-      <w:r>
-        <w:rPr>
-          <w:rFonts w:ascii="Times New Roman" w:eastAsia="Times New Roman" w:hAnsi="Times New Roman" w:cs="Times New Roman"/>
-          <w:sz w:val="28"/>
-          <w:szCs w:val="28"/>
-          <w:lang w:eastAsia="ru-RU"/>
-        </w:rPr>
-        <w:t>Интеграция с другими системами</w:t>
-      </w:r>
-    </w:p>
-    <w:p>
-      <w:pPr>
-        <w:spacing w:after="0" w:line="360" w:lineRule="auto"/>
-        <w:ind w:firstLine="709"/>
-        <w:jc w:val="both"/>
-        <w:rPr>
-          <w:rFonts w:ascii="Times New Roman" w:eastAsia="Times New Roman" w:hAnsi="Times New Roman" w:cs="Times New Roman"/>
-          <w:sz w:val="28"/>
-          <w:szCs w:val="28"/>
-          <w:lang w:eastAsia="ru-RU"/>
-        </w:rPr>
-      </w:pPr>
-    </w:p>
-    <w:p>
-      <w:pPr>
-        <w:spacing w:after="0" w:line="360" w:lineRule="auto"/>
-        <w:ind w:firstLine="709"/>
-        <w:jc w:val="both"/>
-        <w:rPr>
-          <w:rFonts w:ascii="Times New Roman" w:eastAsia="Times New Roman" w:hAnsi="Times New Roman" w:cs="Times New Roman"/>
-          <w:sz w:val="28"/>
-          <w:szCs w:val="28"/>
-          <w:lang w:eastAsia="ru-RU"/>
-        </w:rPr>
-      </w:pPr>
-      <w:r>
-        <w:rPr>
-          <w:rFonts w:ascii="Times New Roman" w:eastAsia="Times New Roman" w:hAnsi="Times New Roman" w:cs="Times New Roman"/>
-          <w:sz w:val="28"/>
-          <w:szCs w:val="28"/>
-          <w:lang w:eastAsia="ru-RU"/>
-        </w:rPr>
         <w:t>Jira интегрируется с:</w:t>
       </w:r>
     </w:p>
@@ -14332,6 +14312,7 @@
   <w:style w:type="character" w:default="1" w:styleId="a0">
     <w:name w:val="Default Paragraph Font"/>
     <w:uiPriority w:val="1"/>
+    <w:semiHidden/>
     <w:unhideWhenUsed/>
   </w:style>
   <w:style w:type="table" w:default="1" w:styleId="a1">

--- a/Report/Отчет по ПП06.docx
+++ b/Report/Отчет по ПП06.docx
@@ -3922,101 +3922,6 @@
     </w:p>
     <w:p>
       <w:pPr>
-        <w:spacing w:after="0" w:line="360" w:lineRule="auto"/>
-        <w:ind w:firstLine="709"/>
-        <w:jc w:val="both"/>
-        <w:outlineLvl w:val="1"/>
-        <w:rPr>
-          <w:rFonts w:ascii="Times New Roman" w:hAnsi="Times New Roman" w:cs="Times New Roman"/>
-          <w:sz w:val="28"/>
-          <w:szCs w:val="28"/>
-        </w:rPr>
-      </w:pPr>
-      <w:bookmarkStart w:id="8" w:name="_Toc230020359"/>
-      <w:r>
-        <w:rPr>
-          <w:rFonts w:ascii="Times New Roman" w:hAnsi="Times New Roman" w:cs="Times New Roman"/>
-          <w:sz w:val="28"/>
-          <w:szCs w:val="28"/>
-        </w:rPr>
-        <w:t>2.4 Методы и инструменты сопровождения</w:t>
-      </w:r>
-      <w:bookmarkEnd w:id="8"/>
-    </w:p>
-    <w:p>
-      <w:pPr>
-        <w:spacing w:after="0" w:line="360" w:lineRule="auto"/>
-        <w:ind w:firstLine="709"/>
-        <w:jc w:val="both"/>
-        <w:rPr>
-          <w:rFonts w:ascii="Times New Roman" w:hAnsi="Times New Roman" w:cs="Times New Roman"/>
-          <w:sz w:val="28"/>
-          <w:szCs w:val="28"/>
-        </w:rPr>
-      </w:pPr>
-    </w:p>
-    <w:p>
-      <w:pPr>
-        <w:spacing w:after="0" w:line="360" w:lineRule="auto"/>
-        <w:ind w:firstLine="709"/>
-        <w:jc w:val="both"/>
-        <w:rPr>
-          <w:rFonts w:ascii="Times New Roman" w:hAnsi="Times New Roman" w:cs="Times New Roman"/>
-          <w:sz w:val="28"/>
-          <w:szCs w:val="28"/>
-        </w:rPr>
-      </w:pPr>
-      <w:r>
-        <w:rPr>
-          <w:rFonts w:ascii="Times New Roman" w:hAnsi="Times New Roman" w:cs="Times New Roman"/>
-          <w:sz w:val="28"/>
-          <w:szCs w:val="28"/>
-        </w:rPr>
-        <w:t>Для сопровождения информационных систем используются различные программные и технические средства.</w:t>
-      </w:r>
-    </w:p>
-    <w:p>
-      <w:pPr>
-        <w:spacing w:after="0" w:line="360" w:lineRule="auto"/>
-        <w:ind w:firstLine="709"/>
-        <w:jc w:val="both"/>
-        <w:rPr>
-          <w:rFonts w:ascii="Times New Roman" w:hAnsi="Times New Roman" w:cs="Times New Roman"/>
-          <w:sz w:val="28"/>
-          <w:szCs w:val="28"/>
-        </w:rPr>
-      </w:pPr>
-      <w:r>
-        <w:rPr>
-          <w:rFonts w:ascii="Times New Roman" w:hAnsi="Times New Roman" w:cs="Times New Roman"/>
-          <w:sz w:val="28"/>
-          <w:szCs w:val="28"/>
-        </w:rPr>
-        <w:t>Одним из основных методов является мониторинг работы системы и контроль её состояния. Для учёта задач и обращений пользователей может использоваться система Redmine, позволяющая контролировать выполнение работ и организовывать техническую поддержку.</w:t>
-      </w:r>
-    </w:p>
-    <w:p>
-      <w:pPr>
-        <w:spacing w:after="0" w:line="360" w:lineRule="auto"/>
-        <w:ind w:firstLine="709"/>
-        <w:jc w:val="both"/>
-        <w:rPr>
-          <w:rFonts w:ascii="Times New Roman" w:hAnsi="Times New Roman" w:cs="Times New Roman"/>
-          <w:sz w:val="28"/>
-          <w:szCs w:val="28"/>
-        </w:rPr>
-      </w:pPr>
-      <w:r>
-        <w:rPr>
-          <w:rFonts w:ascii="Times New Roman" w:hAnsi="Times New Roman" w:cs="Times New Roman"/>
-          <w:sz w:val="28"/>
-          <w:szCs w:val="28"/>
-        </w:rPr>
-        <w:t>Также применяются средства удалённого администрирования, антивирусные программы, системы резервного копирования и инструменты для работы с базами данных.</w:t>
-      </w:r>
-    </w:p>
-    <w:p>
-      <w:pPr>
         <w:spacing w:after="0" w:line="480" w:lineRule="auto"/>
         <w:ind w:firstLine="709"/>
         <w:jc w:val="both"/>
@@ -4039,6 +3944,114 @@
           <w:szCs w:val="28"/>
         </w:rPr>
       </w:pPr>
+      <w:bookmarkStart w:id="8" w:name="_Toc230020359"/>
+      <w:r>
+        <w:rPr>
+          <w:rFonts w:ascii="Times New Roman" w:hAnsi="Times New Roman" w:cs="Times New Roman"/>
+          <w:sz w:val="28"/>
+          <w:szCs w:val="28"/>
+        </w:rPr>
+        <w:lastRenderedPageBreak/>
+        <w:t>2.4 Методы и инструменты сопровождения</w:t>
+      </w:r>
+      <w:bookmarkEnd w:id="8"/>
+    </w:p>
+    <w:p>
+      <w:pPr>
+        <w:spacing w:after="0" w:line="360" w:lineRule="auto"/>
+        <w:ind w:firstLine="709"/>
+        <w:jc w:val="both"/>
+        <w:rPr>
+          <w:rFonts w:ascii="Times New Roman" w:hAnsi="Times New Roman" w:cs="Times New Roman"/>
+          <w:sz w:val="28"/>
+          <w:szCs w:val="28"/>
+        </w:rPr>
+      </w:pPr>
+    </w:p>
+    <w:p>
+      <w:pPr>
+        <w:spacing w:after="0" w:line="360" w:lineRule="auto"/>
+        <w:ind w:firstLine="709"/>
+        <w:jc w:val="both"/>
+        <w:rPr>
+          <w:rFonts w:ascii="Times New Roman" w:hAnsi="Times New Roman" w:cs="Times New Roman"/>
+          <w:sz w:val="28"/>
+          <w:szCs w:val="28"/>
+        </w:rPr>
+      </w:pPr>
+      <w:r>
+        <w:rPr>
+          <w:rFonts w:ascii="Times New Roman" w:hAnsi="Times New Roman" w:cs="Times New Roman"/>
+          <w:sz w:val="28"/>
+          <w:szCs w:val="28"/>
+        </w:rPr>
+        <w:t>Для сопровождения информационных систем используются различные программные и технические средства.</w:t>
+      </w:r>
+    </w:p>
+    <w:p>
+      <w:pPr>
+        <w:spacing w:after="0" w:line="360" w:lineRule="auto"/>
+        <w:ind w:firstLine="709"/>
+        <w:jc w:val="both"/>
+        <w:rPr>
+          <w:rFonts w:ascii="Times New Roman" w:hAnsi="Times New Roman" w:cs="Times New Roman"/>
+          <w:sz w:val="28"/>
+          <w:szCs w:val="28"/>
+        </w:rPr>
+      </w:pPr>
+      <w:r>
+        <w:rPr>
+          <w:rFonts w:ascii="Times New Roman" w:hAnsi="Times New Roman" w:cs="Times New Roman"/>
+          <w:sz w:val="28"/>
+          <w:szCs w:val="28"/>
+        </w:rPr>
+        <w:t>Одним из основных методов является мониторинг работы системы и контроль её состояния. Для учёта задач и обращений пользователей может использоваться система Redmine, позволяющая контролировать выполнение работ и организовывать техническую поддержку.</w:t>
+      </w:r>
+    </w:p>
+    <w:p>
+      <w:pPr>
+        <w:spacing w:after="0" w:line="360" w:lineRule="auto"/>
+        <w:ind w:firstLine="709"/>
+        <w:jc w:val="both"/>
+        <w:rPr>
+          <w:rFonts w:ascii="Times New Roman" w:hAnsi="Times New Roman" w:cs="Times New Roman"/>
+          <w:sz w:val="28"/>
+          <w:szCs w:val="28"/>
+        </w:rPr>
+      </w:pPr>
+      <w:r>
+        <w:rPr>
+          <w:rFonts w:ascii="Times New Roman" w:hAnsi="Times New Roman" w:cs="Times New Roman"/>
+          <w:sz w:val="28"/>
+          <w:szCs w:val="28"/>
+        </w:rPr>
+        <w:t>Также применяются средства удалённого администрирования, антивирусные программы, системы резервного копирования и инструменты для работы с базами данных.</w:t>
+      </w:r>
+    </w:p>
+    <w:p>
+      <w:pPr>
+        <w:spacing w:after="0" w:line="480" w:lineRule="auto"/>
+        <w:ind w:firstLine="709"/>
+        <w:jc w:val="both"/>
+        <w:rPr>
+          <w:rFonts w:ascii="Times New Roman" w:hAnsi="Times New Roman" w:cs="Times New Roman"/>
+          <w:sz w:val="28"/>
+          <w:szCs w:val="28"/>
+        </w:rPr>
+      </w:pPr>
+    </w:p>
+    <w:p>
+      <w:pPr>
+        <w:spacing w:after="0" w:line="360" w:lineRule="auto"/>
+        <w:ind w:firstLine="709"/>
+        <w:jc w:val="both"/>
+        <w:outlineLvl w:val="1"/>
+        <w:rPr>
+          <w:rFonts w:ascii="Times New Roman" w:hAnsi="Times New Roman" w:cs="Times New Roman"/>
+          <w:sz w:val="28"/>
+          <w:szCs w:val="28"/>
+        </w:rPr>
+      </w:pPr>
       <w:bookmarkStart w:id="9" w:name="_Toc230020360"/>
       <w:r>
         <w:rPr>
@@ -4262,9 +4275,12 @@
     </w:p>
     <w:p>
       <w:pPr>
-        <w:spacing w:after="0" w:line="360" w:lineRule="auto"/>
-        <w:ind w:firstLine="709"/>
-        <w:contextualSpacing/>
+        <w:pStyle w:val="a3"/>
+        <w:numPr>
+          <w:ilvl w:val="1"/>
+          <w:numId w:val="33"/>
+        </w:numPr>
+        <w:spacing w:after="0" w:line="360" w:lineRule="auto"/>
         <w:jc w:val="both"/>
         <w:outlineLvl w:val="2"/>
         <w:rPr>
@@ -4284,48 +4300,18 @@
           <w:szCs w:val="28"/>
           <w:lang w:eastAsia="ru-RU"/>
         </w:rPr>
-        <w:t>1.</w:t>
-      </w:r>
-      <w:r>
-        <w:rPr>
-          <w:rFonts w:ascii="Times New Roman" w:eastAsia="Times New Roman" w:hAnsi="Times New Roman" w:cs="Times New Roman"/>
-          <w:kern w:val="36"/>
-          <w:sz w:val="28"/>
-          <w:szCs w:val="28"/>
-          <w:lang w:eastAsia="ru-RU"/>
-        </w:rPr>
-        <w:t>1</w:t>
-      </w:r>
-      <w:r>
-        <w:rPr>
-          <w:rFonts w:ascii="Times New Roman" w:eastAsia="Times New Roman" w:hAnsi="Times New Roman" w:cs="Times New Roman"/>
-          <w:kern w:val="36"/>
-          <w:sz w:val="28"/>
-          <w:szCs w:val="28"/>
-          <w:lang w:eastAsia="ru-RU"/>
-        </w:rPr>
-        <w:t xml:space="preserve"> </w:t>
-      </w:r>
-      <w:r>
-        <w:rPr>
-          <w:rFonts w:ascii="Times New Roman" w:eastAsia="Times New Roman" w:hAnsi="Times New Roman" w:cs="Times New Roman"/>
-          <w:kern w:val="36"/>
-          <w:sz w:val="28"/>
-          <w:szCs w:val="28"/>
-          <w:lang w:eastAsia="ru-RU"/>
-        </w:rPr>
         <w:t>Bitrix24</w:t>
       </w:r>
       <w:bookmarkEnd w:id="12"/>
     </w:p>
     <w:p>
       <w:pPr>
-        <w:spacing w:after="0" w:line="360" w:lineRule="auto"/>
-        <w:contextualSpacing/>
-        <w:jc w:val="both"/>
-        <w:rPr>
-          <w:rFonts w:ascii="Times New Roman" w:eastAsia="Times New Roman" w:hAnsi="Times New Roman" w:cs="Times New Roman"/>
-          <w:kern w:val="36"/>
+        <w:pStyle w:val="a3"/>
+        <w:spacing w:after="0" w:line="360" w:lineRule="auto"/>
+        <w:ind w:left="709"/>
+        <w:jc w:val="both"/>
+        <w:rPr>
+          <w:rFonts w:ascii="Times New Roman" w:eastAsia="Times New Roman" w:hAnsi="Times New Roman" w:cs="Times New Roman"/>
           <w:sz w:val="28"/>
           <w:szCs w:val="28"/>
           <w:lang w:eastAsia="ru-RU"/>
@@ -4544,12 +4530,8 @@
     <w:p>
       <w:pPr>
         <w:pStyle w:val="a3"/>
-        <w:numPr>
-          <w:ilvl w:val="0"/>
-          <w:numId w:val="31"/>
-        </w:numPr>
-        <w:spacing w:after="0" w:line="360" w:lineRule="auto"/>
-        <w:ind w:left="0" w:firstLine="709"/>
+        <w:spacing w:after="0" w:line="360" w:lineRule="auto"/>
+        <w:ind w:left="709"/>
         <w:jc w:val="both"/>
         <w:rPr>
           <w:rFonts w:ascii="Times New Roman" w:eastAsia="Times New Roman" w:hAnsi="Times New Roman" w:cs="Times New Roman"/>
@@ -4568,19 +4550,15 @@
         <w:lastRenderedPageBreak/>
         <w:t>Автоматизация процессов продаж</w:t>
       </w:r>
-    </w:p>
-    <w:p>
-      <w:pPr>
-        <w:spacing w:after="0" w:line="360" w:lineRule="auto"/>
-        <w:ind w:firstLine="709"/>
-        <w:jc w:val="both"/>
-        <w:rPr>
-          <w:rFonts w:ascii="Times New Roman" w:eastAsia="Times New Roman" w:hAnsi="Times New Roman" w:cs="Times New Roman"/>
-          <w:sz w:val="28"/>
-          <w:szCs w:val="28"/>
-          <w:lang w:eastAsia="ru-RU"/>
-        </w:rPr>
-      </w:pPr>
+      <w:r>
+        <w:rPr>
+          <w:rFonts w:ascii="Times New Roman" w:eastAsia="Times New Roman" w:hAnsi="Times New Roman" w:cs="Times New Roman"/>
+          <w:sz w:val="28"/>
+          <w:szCs w:val="28"/>
+          <w:lang w:eastAsia="ru-RU"/>
+        </w:rPr>
+        <w:t>:</w:t>
+      </w:r>
     </w:p>
     <w:p>
       <w:pPr>
@@ -4928,26 +4906,9 @@
     </w:p>
     <w:p>
       <w:pPr>
-        <w:spacing w:after="0" w:line="480" w:lineRule="auto"/>
-        <w:ind w:firstLine="709"/>
-        <w:jc w:val="both"/>
-        <w:rPr>
-          <w:rFonts w:ascii="Times New Roman" w:eastAsia="Times New Roman" w:hAnsi="Times New Roman" w:cs="Times New Roman"/>
-          <w:sz w:val="28"/>
-          <w:szCs w:val="28"/>
-          <w:lang w:eastAsia="ru-RU"/>
-        </w:rPr>
-      </w:pPr>
-    </w:p>
-    <w:p>
-      <w:pPr>
         <w:pStyle w:val="a3"/>
-        <w:numPr>
-          <w:ilvl w:val="0"/>
-          <w:numId w:val="31"/>
-        </w:numPr>
-        <w:spacing w:after="0" w:line="360" w:lineRule="auto"/>
-        <w:ind w:left="0" w:firstLine="709"/>
+        <w:spacing w:after="0" w:line="360" w:lineRule="auto"/>
+        <w:ind w:left="709"/>
         <w:jc w:val="both"/>
         <w:rPr>
           <w:rFonts w:ascii="Times New Roman" w:eastAsia="Times New Roman" w:hAnsi="Times New Roman" w:cs="Times New Roman"/>
@@ -4965,19 +4926,15 @@
         </w:rPr>
         <w:t>Встроенные сервисы системы</w:t>
       </w:r>
-    </w:p>
-    <w:p>
-      <w:pPr>
-        <w:spacing w:after="0" w:line="360" w:lineRule="auto"/>
-        <w:ind w:firstLine="709"/>
-        <w:jc w:val="both"/>
-        <w:rPr>
-          <w:rFonts w:ascii="Times New Roman" w:eastAsia="Times New Roman" w:hAnsi="Times New Roman" w:cs="Times New Roman"/>
-          <w:sz w:val="28"/>
-          <w:szCs w:val="28"/>
-          <w:lang w:eastAsia="ru-RU"/>
-        </w:rPr>
-      </w:pPr>
+      <w:r>
+        <w:rPr>
+          <w:rFonts w:ascii="Times New Roman" w:eastAsia="Times New Roman" w:hAnsi="Times New Roman" w:cs="Times New Roman"/>
+          <w:sz w:val="28"/>
+          <w:szCs w:val="28"/>
+          <w:lang w:eastAsia="ru-RU"/>
+        </w:rPr>
+        <w:t>:</w:t>
+      </w:r>
     </w:p>
     <w:p>
       <w:pPr>
@@ -5128,7 +5085,6 @@
           <w:szCs w:val="28"/>
           <w:lang w:eastAsia="ru-RU"/>
         </w:rPr>
-        <w:lastRenderedPageBreak/>
         <w:t>видеозвонки;</w:t>
       </w:r>
     </w:p>
@@ -5233,6 +5189,7 @@
           <w:szCs w:val="28"/>
           <w:lang w:eastAsia="ru-RU"/>
         </w:rPr>
+        <w:lastRenderedPageBreak/>
         <w:t>аналитику и отчёты.</w:t>
       </w:r>
     </w:p>
@@ -5260,26 +5217,9 @@
     </w:p>
     <w:p>
       <w:pPr>
-        <w:spacing w:after="0" w:line="480" w:lineRule="auto"/>
-        <w:ind w:firstLine="709"/>
-        <w:jc w:val="both"/>
-        <w:rPr>
-          <w:rFonts w:ascii="Times New Roman" w:eastAsia="Times New Roman" w:hAnsi="Times New Roman" w:cs="Times New Roman"/>
-          <w:sz w:val="28"/>
-          <w:szCs w:val="28"/>
-          <w:lang w:eastAsia="ru-RU"/>
-        </w:rPr>
-      </w:pPr>
-    </w:p>
-    <w:p>
-      <w:pPr>
         <w:pStyle w:val="a3"/>
-        <w:numPr>
-          <w:ilvl w:val="0"/>
-          <w:numId w:val="31"/>
-        </w:numPr>
-        <w:spacing w:after="0" w:line="360" w:lineRule="auto"/>
-        <w:ind w:left="0" w:firstLine="709"/>
+        <w:spacing w:after="0" w:line="360" w:lineRule="auto"/>
+        <w:ind w:left="709"/>
         <w:jc w:val="both"/>
         <w:rPr>
           <w:rFonts w:ascii="Times New Roman" w:eastAsia="Times New Roman" w:hAnsi="Times New Roman" w:cs="Times New Roman"/>
@@ -5297,19 +5237,15 @@
         </w:rPr>
         <w:t>Интеграция с внешними системами</w:t>
       </w:r>
-    </w:p>
-    <w:p>
-      <w:pPr>
-        <w:spacing w:after="0" w:line="360" w:lineRule="auto"/>
-        <w:ind w:firstLine="709"/>
-        <w:jc w:val="both"/>
-        <w:rPr>
-          <w:rFonts w:ascii="Times New Roman" w:eastAsia="Times New Roman" w:hAnsi="Times New Roman" w:cs="Times New Roman"/>
-          <w:sz w:val="28"/>
-          <w:szCs w:val="28"/>
-          <w:lang w:eastAsia="ru-RU"/>
-        </w:rPr>
-      </w:pPr>
+      <w:r>
+        <w:rPr>
+          <w:rFonts w:ascii="Times New Roman" w:eastAsia="Times New Roman" w:hAnsi="Times New Roman" w:cs="Times New Roman"/>
+          <w:sz w:val="28"/>
+          <w:szCs w:val="28"/>
+          <w:lang w:eastAsia="ru-RU"/>
+        </w:rPr>
+        <w:t>:</w:t>
+      </w:r>
     </w:p>
     <w:p>
       <w:pPr>
@@ -5584,12 +5520,8 @@
     <w:p>
       <w:pPr>
         <w:pStyle w:val="a3"/>
-        <w:numPr>
-          <w:ilvl w:val="0"/>
-          <w:numId w:val="31"/>
-        </w:numPr>
-        <w:spacing w:after="0" w:line="360" w:lineRule="auto"/>
-        <w:ind w:left="0" w:firstLine="709"/>
+        <w:spacing w:after="0" w:line="360" w:lineRule="auto"/>
+        <w:ind w:left="709"/>
         <w:jc w:val="both"/>
         <w:rPr>
           <w:rFonts w:ascii="Times New Roman" w:eastAsia="Times New Roman" w:hAnsi="Times New Roman" w:cs="Times New Roman"/>
@@ -5607,19 +5539,15 @@
         </w:rPr>
         <w:t>Обеспечение сохранности данных</w:t>
       </w:r>
-    </w:p>
-    <w:p>
-      <w:pPr>
-        <w:spacing w:after="0" w:line="360" w:lineRule="auto"/>
-        <w:ind w:firstLine="709"/>
-        <w:jc w:val="both"/>
-        <w:rPr>
-          <w:rFonts w:ascii="Times New Roman" w:eastAsia="Times New Roman" w:hAnsi="Times New Roman" w:cs="Times New Roman"/>
-          <w:sz w:val="28"/>
-          <w:szCs w:val="28"/>
-          <w:lang w:eastAsia="ru-RU"/>
-        </w:rPr>
-      </w:pPr>
+      <w:r>
+        <w:rPr>
+          <w:rFonts w:ascii="Times New Roman" w:eastAsia="Times New Roman" w:hAnsi="Times New Roman" w:cs="Times New Roman"/>
+          <w:sz w:val="28"/>
+          <w:szCs w:val="28"/>
+          <w:lang w:eastAsia="ru-RU"/>
+        </w:rPr>
+        <w:t>:</w:t>
+      </w:r>
     </w:p>
     <w:p>
       <w:pPr>
@@ -5692,7 +5620,6 @@
           <w:szCs w:val="28"/>
           <w:lang w:eastAsia="ru-RU"/>
         </w:rPr>
-        <w:lastRenderedPageBreak/>
         <w:t>разграничение прав доступа;</w:t>
       </w:r>
     </w:p>
@@ -5820,56 +5747,36 @@
     </w:p>
     <w:p>
       <w:pPr>
-        <w:spacing w:after="0" w:line="480" w:lineRule="auto"/>
-        <w:ind w:firstLine="709"/>
-        <w:jc w:val="both"/>
-        <w:rPr>
-          <w:rFonts w:ascii="Times New Roman" w:eastAsia="Times New Roman" w:hAnsi="Times New Roman" w:cs="Times New Roman"/>
-          <w:sz w:val="28"/>
-          <w:szCs w:val="28"/>
-          <w:lang w:eastAsia="ru-RU"/>
-        </w:rPr>
-      </w:pPr>
-    </w:p>
-    <w:p>
-      <w:pPr>
         <w:pStyle w:val="a3"/>
-        <w:numPr>
-          <w:ilvl w:val="0"/>
-          <w:numId w:val="31"/>
-        </w:numPr>
-        <w:spacing w:after="0" w:line="360" w:lineRule="auto"/>
-        <w:ind w:left="0" w:firstLine="709"/>
-        <w:jc w:val="both"/>
-        <w:rPr>
-          <w:rFonts w:ascii="Times New Roman" w:eastAsia="Times New Roman" w:hAnsi="Times New Roman" w:cs="Times New Roman"/>
-          <w:sz w:val="28"/>
-          <w:szCs w:val="28"/>
-          <w:lang w:eastAsia="ru-RU"/>
-        </w:rPr>
-      </w:pPr>
-      <w:r>
-        <w:rPr>
-          <w:rFonts w:ascii="Times New Roman" w:eastAsia="Times New Roman" w:hAnsi="Times New Roman" w:cs="Times New Roman"/>
-          <w:sz w:val="28"/>
-          <w:szCs w:val="28"/>
-          <w:lang w:eastAsia="ru-RU"/>
-        </w:rPr>
+        <w:spacing w:after="0" w:line="360" w:lineRule="auto"/>
+        <w:ind w:left="709"/>
+        <w:jc w:val="both"/>
+        <w:rPr>
+          <w:rFonts w:ascii="Times New Roman" w:eastAsia="Times New Roman" w:hAnsi="Times New Roman" w:cs="Times New Roman"/>
+          <w:sz w:val="28"/>
+          <w:szCs w:val="28"/>
+          <w:lang w:eastAsia="ru-RU"/>
+        </w:rPr>
+      </w:pPr>
+      <w:r>
+        <w:rPr>
+          <w:rFonts w:ascii="Times New Roman" w:eastAsia="Times New Roman" w:hAnsi="Times New Roman" w:cs="Times New Roman"/>
+          <w:sz w:val="28"/>
+          <w:szCs w:val="28"/>
+          <w:lang w:eastAsia="ru-RU"/>
+        </w:rPr>
+        <w:lastRenderedPageBreak/>
         <w:t>Ограничения бесплатной версии</w:t>
       </w:r>
-    </w:p>
-    <w:p>
-      <w:pPr>
-        <w:spacing w:after="0" w:line="360" w:lineRule="auto"/>
-        <w:ind w:firstLine="709"/>
-        <w:jc w:val="both"/>
-        <w:rPr>
-          <w:rFonts w:ascii="Times New Roman" w:eastAsia="Times New Roman" w:hAnsi="Times New Roman" w:cs="Times New Roman"/>
-          <w:sz w:val="28"/>
-          <w:szCs w:val="28"/>
-          <w:lang w:eastAsia="ru-RU"/>
-        </w:rPr>
-      </w:pPr>
+      <w:r>
+        <w:rPr>
+          <w:rFonts w:ascii="Times New Roman" w:eastAsia="Times New Roman" w:hAnsi="Times New Roman" w:cs="Times New Roman"/>
+          <w:sz w:val="28"/>
+          <w:szCs w:val="28"/>
+          <w:lang w:eastAsia="ru-RU"/>
+        </w:rPr>
+        <w:t>:</w:t>
+      </w:r>
     </w:p>
     <w:p>
       <w:pPr>
@@ -6047,26 +5954,9 @@
     </w:p>
     <w:p>
       <w:pPr>
-        <w:spacing w:after="0" w:line="480" w:lineRule="auto"/>
-        <w:ind w:firstLine="709"/>
-        <w:jc w:val="both"/>
-        <w:rPr>
-          <w:rFonts w:ascii="Times New Roman" w:eastAsia="Times New Roman" w:hAnsi="Times New Roman" w:cs="Times New Roman"/>
-          <w:sz w:val="28"/>
-          <w:szCs w:val="28"/>
-          <w:lang w:eastAsia="ru-RU"/>
-        </w:rPr>
-      </w:pPr>
-    </w:p>
-    <w:p>
-      <w:pPr>
         <w:pStyle w:val="a3"/>
-        <w:numPr>
-          <w:ilvl w:val="0"/>
-          <w:numId w:val="31"/>
-        </w:numPr>
-        <w:spacing w:after="0" w:line="360" w:lineRule="auto"/>
-        <w:ind w:left="0" w:firstLine="709"/>
+        <w:spacing w:after="0" w:line="360" w:lineRule="auto"/>
+        <w:ind w:left="709"/>
         <w:jc w:val="both"/>
         <w:rPr>
           <w:rFonts w:ascii="Times New Roman" w:eastAsia="Times New Roman" w:hAnsi="Times New Roman" w:cs="Times New Roman"/>
@@ -6084,19 +5974,15 @@
         </w:rPr>
         <w:t>Пример использования системы</w:t>
       </w:r>
-    </w:p>
-    <w:p>
-      <w:pPr>
-        <w:spacing w:after="0" w:line="360" w:lineRule="auto"/>
-        <w:ind w:firstLine="709"/>
-        <w:jc w:val="both"/>
-        <w:rPr>
-          <w:rFonts w:ascii="Times New Roman" w:eastAsia="Times New Roman" w:hAnsi="Times New Roman" w:cs="Times New Roman"/>
-          <w:sz w:val="28"/>
-          <w:szCs w:val="28"/>
-          <w:lang w:eastAsia="ru-RU"/>
-        </w:rPr>
-      </w:pPr>
+      <w:r>
+        <w:rPr>
+          <w:rFonts w:ascii="Times New Roman" w:eastAsia="Times New Roman" w:hAnsi="Times New Roman" w:cs="Times New Roman"/>
+          <w:sz w:val="28"/>
+          <w:szCs w:val="28"/>
+          <w:lang w:eastAsia="ru-RU"/>
+        </w:rPr>
+        <w:t>:</w:t>
+      </w:r>
     </w:p>
     <w:p>
       <w:pPr>
@@ -6269,7 +6155,6 @@
           <w:szCs w:val="28"/>
           <w:lang w:eastAsia="ru-RU"/>
         </w:rPr>
-        <w:lastRenderedPageBreak/>
         <w:t>фиксировать историю обращений.</w:t>
       </w:r>
     </w:p>
@@ -6310,63 +6195,53 @@
     </w:p>
     <w:p>
       <w:pPr>
-        <w:spacing w:after="0" w:line="360" w:lineRule="auto"/>
-        <w:ind w:firstLine="709"/>
-        <w:jc w:val="both"/>
-        <w:outlineLvl w:val="2"/>
-        <w:rPr>
-          <w:rFonts w:ascii="Times New Roman" w:eastAsia="Times New Roman" w:hAnsi="Times New Roman" w:cs="Times New Roman"/>
-          <w:kern w:val="36"/>
-          <w:sz w:val="28"/>
-          <w:szCs w:val="28"/>
-          <w:lang w:eastAsia="ru-RU"/>
-        </w:rPr>
-      </w:pPr>
-      <w:bookmarkStart w:id="13" w:name="_Toc230020364"/>
-      <w:r>
-        <w:rPr>
-          <w:rFonts w:ascii="Times New Roman" w:eastAsia="Times New Roman" w:hAnsi="Times New Roman" w:cs="Times New Roman"/>
-          <w:kern w:val="36"/>
-          <w:sz w:val="28"/>
-          <w:szCs w:val="28"/>
-          <w:lang w:eastAsia="ru-RU"/>
-        </w:rPr>
-        <w:t>1.2</w:t>
-      </w:r>
-      <w:r>
-        <w:rPr>
-          <w:rFonts w:ascii="Times New Roman" w:eastAsia="Times New Roman" w:hAnsi="Times New Roman" w:cs="Times New Roman"/>
-          <w:kern w:val="36"/>
-          <w:sz w:val="28"/>
-          <w:szCs w:val="28"/>
-          <w:lang w:eastAsia="ru-RU"/>
-        </w:rPr>
-        <w:t xml:space="preserve"> Yandex Tracker</w:t>
-      </w:r>
-      <w:bookmarkEnd w:id="13"/>
-    </w:p>
-    <w:p>
-      <w:pPr>
-        <w:spacing w:after="0" w:line="240" w:lineRule="auto"/>
-        <w:ind w:firstLine="709"/>
-        <w:jc w:val="both"/>
-        <w:rPr>
-          <w:rFonts w:ascii="Times New Roman" w:eastAsia="Times New Roman" w:hAnsi="Times New Roman" w:cs="Times New Roman"/>
-          <w:sz w:val="28"/>
-          <w:szCs w:val="28"/>
-          <w:lang w:eastAsia="ru-RU"/>
-        </w:rPr>
-      </w:pPr>
-    </w:p>
-    <w:p>
-      <w:pPr>
         <w:pStyle w:val="a3"/>
         <w:numPr>
-          <w:ilvl w:val="0"/>
-          <w:numId w:val="31"/>
+          <w:ilvl w:val="1"/>
+          <w:numId w:val="32"/>
         </w:numPr>
         <w:spacing w:after="0" w:line="360" w:lineRule="auto"/>
-        <w:ind w:left="0" w:firstLine="709"/>
+        <w:jc w:val="both"/>
+        <w:outlineLvl w:val="2"/>
+        <w:rPr>
+          <w:rFonts w:ascii="Times New Roman" w:eastAsia="Times New Roman" w:hAnsi="Times New Roman" w:cs="Times New Roman"/>
+          <w:kern w:val="36"/>
+          <w:sz w:val="28"/>
+          <w:szCs w:val="28"/>
+          <w:lang w:eastAsia="ru-RU"/>
+        </w:rPr>
+      </w:pPr>
+      <w:bookmarkStart w:id="13" w:name="_Toc230020364"/>
+      <w:r>
+        <w:rPr>
+          <w:rFonts w:ascii="Times New Roman" w:eastAsia="Times New Roman" w:hAnsi="Times New Roman" w:cs="Times New Roman"/>
+          <w:kern w:val="36"/>
+          <w:sz w:val="28"/>
+          <w:szCs w:val="28"/>
+          <w:lang w:eastAsia="ru-RU"/>
+        </w:rPr>
+        <w:t>Yandex Tracker</w:t>
+      </w:r>
+      <w:bookmarkEnd w:id="13"/>
+    </w:p>
+    <w:p>
+      <w:pPr>
+        <w:spacing w:after="0" w:line="360" w:lineRule="auto"/>
+        <w:ind w:firstLine="709"/>
+        <w:jc w:val="both"/>
+        <w:rPr>
+          <w:rFonts w:ascii="Times New Roman" w:eastAsia="Times New Roman" w:hAnsi="Times New Roman" w:cs="Times New Roman"/>
+          <w:sz w:val="28"/>
+          <w:szCs w:val="28"/>
+          <w:lang w:eastAsia="ru-RU"/>
+        </w:rPr>
+      </w:pPr>
+    </w:p>
+    <w:p>
+      <w:pPr>
+        <w:pStyle w:val="a3"/>
+        <w:spacing w:after="0" w:line="360" w:lineRule="auto"/>
+        <w:ind w:left="709"/>
         <w:jc w:val="both"/>
         <w:rPr>
           <w:rFonts w:ascii="Times New Roman" w:eastAsia="Times New Roman" w:hAnsi="Times New Roman" w:cs="Times New Roman"/>
@@ -6384,6 +6259,15 @@
         </w:rPr>
         <w:t>Назначение системы</w:t>
       </w:r>
+      <w:r>
+        <w:rPr>
+          <w:rFonts w:ascii="Times New Roman" w:eastAsia="Times New Roman" w:hAnsi="Times New Roman" w:cs="Times New Roman"/>
+          <w:sz w:val="28"/>
+          <w:szCs w:val="28"/>
+          <w:lang w:eastAsia="ru-RU"/>
+        </w:rPr>
+        <w:t>:</w:t>
+      </w:r>
     </w:p>
     <w:p>
       <w:pPr>
@@ -6397,6 +6281,15 @@
           <w:lang w:eastAsia="ru-RU"/>
         </w:rPr>
       </w:pPr>
+      <w:r>
+        <w:rPr>
+          <w:rFonts w:ascii="Times New Roman" w:eastAsia="Times New Roman" w:hAnsi="Times New Roman" w:cs="Times New Roman"/>
+          <w:sz w:val="28"/>
+          <w:szCs w:val="28"/>
+          <w:lang w:eastAsia="ru-RU"/>
+        </w:rPr>
+        <w:t>Yandex Tracker — это система управления задачами и проектами, предназначенная для организации командной работы и сопровождения процессов разработки.</w:t>
+      </w:r>
     </w:p>
     <w:p>
       <w:pPr>
@@ -6417,83 +6310,41 @@
           <w:szCs w:val="28"/>
           <w:lang w:eastAsia="ru-RU"/>
         </w:rPr>
-        <w:t>Yandex Tracker — это система управления задачами и проектами, предназначенная для организации командной работы и сопровождения процессов разработки.</w:t>
-      </w:r>
-    </w:p>
-    <w:p>
-      <w:pPr>
-        <w:spacing w:after="0" w:line="360" w:lineRule="auto"/>
-        <w:ind w:firstLine="709"/>
-        <w:jc w:val="both"/>
-        <w:rPr>
-          <w:rFonts w:ascii="Times New Roman" w:eastAsia="Times New Roman" w:hAnsi="Times New Roman" w:cs="Times New Roman"/>
-          <w:sz w:val="28"/>
-          <w:szCs w:val="28"/>
-          <w:lang w:eastAsia="ru-RU"/>
-        </w:rPr>
-      </w:pPr>
-      <w:r>
-        <w:rPr>
-          <w:rFonts w:ascii="Times New Roman" w:eastAsia="Times New Roman" w:hAnsi="Times New Roman" w:cs="Times New Roman"/>
-          <w:sz w:val="28"/>
-          <w:szCs w:val="28"/>
-          <w:lang w:eastAsia="ru-RU"/>
-        </w:rPr>
         <w:t>Система применяется в IT-командах, технической поддержке и бизнес-подразделениях компаний.</w:t>
       </w:r>
     </w:p>
     <w:p>
       <w:pPr>
-        <w:spacing w:after="0" w:line="480" w:lineRule="auto"/>
-        <w:ind w:firstLine="709"/>
-        <w:jc w:val="both"/>
-        <w:rPr>
-          <w:rFonts w:ascii="Times New Roman" w:eastAsia="Times New Roman" w:hAnsi="Times New Roman" w:cs="Times New Roman"/>
-          <w:sz w:val="28"/>
-          <w:szCs w:val="28"/>
-          <w:lang w:eastAsia="ru-RU"/>
-        </w:rPr>
-      </w:pPr>
-    </w:p>
-    <w:p>
-      <w:pPr>
         <w:pStyle w:val="a3"/>
-        <w:numPr>
-          <w:ilvl w:val="0"/>
-          <w:numId w:val="31"/>
-        </w:numPr>
-        <w:spacing w:after="0" w:line="360" w:lineRule="auto"/>
-        <w:ind w:left="0" w:firstLine="709"/>
-        <w:jc w:val="both"/>
-        <w:rPr>
-          <w:rFonts w:ascii="Times New Roman" w:eastAsia="Times New Roman" w:hAnsi="Times New Roman" w:cs="Times New Roman"/>
-          <w:sz w:val="28"/>
-          <w:szCs w:val="28"/>
-          <w:lang w:eastAsia="ru-RU"/>
-        </w:rPr>
-      </w:pPr>
-      <w:r>
-        <w:rPr>
-          <w:rFonts w:ascii="Times New Roman" w:eastAsia="Times New Roman" w:hAnsi="Times New Roman" w:cs="Times New Roman"/>
-          <w:sz w:val="28"/>
-          <w:szCs w:val="28"/>
-          <w:lang w:eastAsia="ru-RU"/>
-        </w:rPr>
+        <w:spacing w:after="0" w:line="360" w:lineRule="auto"/>
+        <w:ind w:left="709"/>
+        <w:jc w:val="both"/>
+        <w:rPr>
+          <w:rFonts w:ascii="Times New Roman" w:eastAsia="Times New Roman" w:hAnsi="Times New Roman" w:cs="Times New Roman"/>
+          <w:sz w:val="28"/>
+          <w:szCs w:val="28"/>
+          <w:lang w:eastAsia="ru-RU"/>
+        </w:rPr>
+      </w:pPr>
+      <w:r>
+        <w:rPr>
+          <w:rFonts w:ascii="Times New Roman" w:eastAsia="Times New Roman" w:hAnsi="Times New Roman" w:cs="Times New Roman"/>
+          <w:sz w:val="28"/>
+          <w:szCs w:val="28"/>
+          <w:lang w:eastAsia="ru-RU"/>
+        </w:rPr>
+        <w:lastRenderedPageBreak/>
         <w:t>Создание и отслеживание задач</w:t>
       </w:r>
-    </w:p>
-    <w:p>
-      <w:pPr>
-        <w:spacing w:after="0" w:line="360" w:lineRule="auto"/>
-        <w:ind w:firstLine="709"/>
-        <w:jc w:val="both"/>
-        <w:rPr>
-          <w:rFonts w:ascii="Times New Roman" w:eastAsia="Times New Roman" w:hAnsi="Times New Roman" w:cs="Times New Roman"/>
-          <w:sz w:val="28"/>
-          <w:szCs w:val="28"/>
-          <w:lang w:eastAsia="ru-RU"/>
-        </w:rPr>
-      </w:pPr>
+      <w:r>
+        <w:rPr>
+          <w:rFonts w:ascii="Times New Roman" w:eastAsia="Times New Roman" w:hAnsi="Times New Roman" w:cs="Times New Roman"/>
+          <w:sz w:val="28"/>
+          <w:szCs w:val="28"/>
+          <w:lang w:eastAsia="ru-RU"/>
+        </w:rPr>
+        <w:t>:</w:t>
+      </w:r>
     </w:p>
     <w:p>
       <w:pPr>
@@ -6719,57 +6570,35 @@
     </w:p>
     <w:p>
       <w:pPr>
-        <w:spacing w:after="0" w:line="480" w:lineRule="auto"/>
-        <w:ind w:firstLine="709"/>
-        <w:jc w:val="both"/>
-        <w:rPr>
-          <w:rFonts w:ascii="Times New Roman" w:eastAsia="Times New Roman" w:hAnsi="Times New Roman" w:cs="Times New Roman"/>
-          <w:sz w:val="28"/>
-          <w:szCs w:val="28"/>
-          <w:lang w:eastAsia="ru-RU"/>
-        </w:rPr>
-      </w:pPr>
-    </w:p>
-    <w:p>
-      <w:pPr>
         <w:pStyle w:val="a3"/>
-        <w:numPr>
-          <w:ilvl w:val="0"/>
-          <w:numId w:val="31"/>
-        </w:numPr>
-        <w:spacing w:after="0" w:line="360" w:lineRule="auto"/>
-        <w:ind w:left="0" w:firstLine="709"/>
-        <w:jc w:val="both"/>
-        <w:rPr>
-          <w:rFonts w:ascii="Times New Roman" w:eastAsia="Times New Roman" w:hAnsi="Times New Roman" w:cs="Times New Roman"/>
-          <w:sz w:val="28"/>
-          <w:szCs w:val="28"/>
-          <w:lang w:eastAsia="ru-RU"/>
-        </w:rPr>
-      </w:pPr>
-      <w:r>
-        <w:rPr>
-          <w:rFonts w:ascii="Times New Roman" w:eastAsia="Times New Roman" w:hAnsi="Times New Roman" w:cs="Times New Roman"/>
-          <w:sz w:val="28"/>
-          <w:szCs w:val="28"/>
-          <w:lang w:eastAsia="ru-RU"/>
-        </w:rPr>
-        <w:lastRenderedPageBreak/>
+        <w:spacing w:after="0" w:line="360" w:lineRule="auto"/>
+        <w:ind w:left="709"/>
+        <w:jc w:val="both"/>
+        <w:rPr>
+          <w:rFonts w:ascii="Times New Roman" w:eastAsia="Times New Roman" w:hAnsi="Times New Roman" w:cs="Times New Roman"/>
+          <w:sz w:val="28"/>
+          <w:szCs w:val="28"/>
+          <w:lang w:eastAsia="ru-RU"/>
+        </w:rPr>
+      </w:pPr>
+      <w:r>
+        <w:rPr>
+          <w:rFonts w:ascii="Times New Roman" w:eastAsia="Times New Roman" w:hAnsi="Times New Roman" w:cs="Times New Roman"/>
+          <w:sz w:val="28"/>
+          <w:szCs w:val="28"/>
+          <w:lang w:eastAsia="ru-RU"/>
+        </w:rPr>
         <w:t>Инструменты командной работы</w:t>
       </w:r>
-    </w:p>
-    <w:p>
-      <w:pPr>
-        <w:spacing w:after="0" w:line="360" w:lineRule="auto"/>
-        <w:ind w:firstLine="709"/>
-        <w:jc w:val="both"/>
-        <w:rPr>
-          <w:rFonts w:ascii="Times New Roman" w:eastAsia="Times New Roman" w:hAnsi="Times New Roman" w:cs="Times New Roman"/>
-          <w:sz w:val="28"/>
-          <w:szCs w:val="28"/>
-          <w:lang w:eastAsia="ru-RU"/>
-        </w:rPr>
-      </w:pPr>
+      <w:r>
+        <w:rPr>
+          <w:rFonts w:ascii="Times New Roman" w:eastAsia="Times New Roman" w:hAnsi="Times New Roman" w:cs="Times New Roman"/>
+          <w:sz w:val="28"/>
+          <w:szCs w:val="28"/>
+          <w:lang w:eastAsia="ru-RU"/>
+        </w:rPr>
+        <w:t>:</w:t>
+      </w:r>
     </w:p>
     <w:p>
       <w:pPr>
@@ -6969,26 +6798,9 @@
     </w:p>
     <w:p>
       <w:pPr>
-        <w:spacing w:after="0" w:line="480" w:lineRule="auto"/>
-        <w:ind w:firstLine="709"/>
-        <w:jc w:val="both"/>
-        <w:rPr>
-          <w:rFonts w:ascii="Times New Roman" w:eastAsia="Times New Roman" w:hAnsi="Times New Roman" w:cs="Times New Roman"/>
-          <w:sz w:val="28"/>
-          <w:szCs w:val="28"/>
-          <w:lang w:eastAsia="ru-RU"/>
-        </w:rPr>
-      </w:pPr>
-    </w:p>
-    <w:p>
-      <w:pPr>
         <w:pStyle w:val="a3"/>
-        <w:numPr>
-          <w:ilvl w:val="1"/>
-          <w:numId w:val="31"/>
-        </w:numPr>
-        <w:spacing w:after="0" w:line="360" w:lineRule="auto"/>
-        <w:ind w:left="0" w:firstLine="709"/>
+        <w:spacing w:after="0" w:line="360" w:lineRule="auto"/>
+        <w:ind w:left="709"/>
         <w:jc w:val="both"/>
         <w:rPr>
           <w:rFonts w:ascii="Times New Roman" w:eastAsia="Times New Roman" w:hAnsi="Times New Roman" w:cs="Times New Roman"/>
@@ -7006,19 +6818,15 @@
         </w:rPr>
         <w:t>Визуальные инструменты управления</w:t>
       </w:r>
-    </w:p>
-    <w:p>
-      <w:pPr>
-        <w:spacing w:after="0" w:line="360" w:lineRule="auto"/>
-        <w:ind w:firstLine="709"/>
-        <w:jc w:val="both"/>
-        <w:rPr>
-          <w:rFonts w:ascii="Times New Roman" w:eastAsia="Times New Roman" w:hAnsi="Times New Roman" w:cs="Times New Roman"/>
-          <w:sz w:val="28"/>
-          <w:szCs w:val="28"/>
-          <w:lang w:eastAsia="ru-RU"/>
-        </w:rPr>
-      </w:pPr>
+      <w:r>
+        <w:rPr>
+          <w:rFonts w:ascii="Times New Roman" w:eastAsia="Times New Roman" w:hAnsi="Times New Roman" w:cs="Times New Roman"/>
+          <w:sz w:val="28"/>
+          <w:szCs w:val="28"/>
+          <w:lang w:eastAsia="ru-RU"/>
+        </w:rPr>
+        <w:t>:</w:t>
+      </w:r>
     </w:p>
     <w:p>
       <w:pPr>
@@ -7165,6 +6973,7 @@
           <w:szCs w:val="28"/>
           <w:lang w:eastAsia="ru-RU"/>
         </w:rPr>
+        <w:lastRenderedPageBreak/>
         <w:t>«Завершена».</w:t>
       </w:r>
     </w:p>
@@ -7192,26 +7001,9 @@
     </w:p>
     <w:p>
       <w:pPr>
-        <w:spacing w:after="0" w:line="480" w:lineRule="auto"/>
-        <w:ind w:firstLine="709"/>
-        <w:jc w:val="both"/>
-        <w:rPr>
-          <w:rFonts w:ascii="Times New Roman" w:eastAsia="Times New Roman" w:hAnsi="Times New Roman" w:cs="Times New Roman"/>
-          <w:sz w:val="28"/>
-          <w:szCs w:val="28"/>
-          <w:lang w:eastAsia="ru-RU"/>
-        </w:rPr>
-      </w:pPr>
-    </w:p>
-    <w:p>
-      <w:pPr>
         <w:pStyle w:val="a3"/>
-        <w:numPr>
-          <w:ilvl w:val="0"/>
-          <w:numId w:val="31"/>
-        </w:numPr>
-        <w:spacing w:after="0" w:line="360" w:lineRule="auto"/>
-        <w:ind w:left="0" w:firstLine="709"/>
+        <w:spacing w:after="0" w:line="360" w:lineRule="auto"/>
+        <w:ind w:left="709"/>
         <w:jc w:val="both"/>
         <w:rPr>
           <w:rFonts w:ascii="Times New Roman" w:eastAsia="Times New Roman" w:hAnsi="Times New Roman" w:cs="Times New Roman"/>
@@ -7229,19 +7021,15 @@
         </w:rPr>
         <w:t>Оценка загрузки команды</w:t>
       </w:r>
-    </w:p>
-    <w:p>
-      <w:pPr>
-        <w:spacing w:after="0" w:line="360" w:lineRule="auto"/>
-        <w:ind w:firstLine="709"/>
-        <w:jc w:val="both"/>
-        <w:rPr>
-          <w:rFonts w:ascii="Times New Roman" w:eastAsia="Times New Roman" w:hAnsi="Times New Roman" w:cs="Times New Roman"/>
-          <w:sz w:val="28"/>
-          <w:szCs w:val="28"/>
-          <w:lang w:eastAsia="ru-RU"/>
-        </w:rPr>
-      </w:pPr>
+      <w:r>
+        <w:rPr>
+          <w:rFonts w:ascii="Times New Roman" w:eastAsia="Times New Roman" w:hAnsi="Times New Roman" w:cs="Times New Roman"/>
+          <w:sz w:val="28"/>
+          <w:szCs w:val="28"/>
+          <w:lang w:eastAsia="ru-RU"/>
+        </w:rPr>
+        <w:t>:</w:t>
+      </w:r>
     </w:p>
     <w:p>
       <w:pPr>
@@ -7340,7 +7128,6 @@
           <w:szCs w:val="28"/>
           <w:lang w:eastAsia="ru-RU"/>
         </w:rPr>
-        <w:lastRenderedPageBreak/>
         <w:t>статистика задач;</w:t>
       </w:r>
     </w:p>
@@ -7520,26 +7307,9 @@
     </w:p>
     <w:p>
       <w:pPr>
-        <w:spacing w:after="0" w:line="480" w:lineRule="auto"/>
-        <w:ind w:firstLine="709"/>
-        <w:jc w:val="both"/>
-        <w:rPr>
-          <w:rFonts w:ascii="Times New Roman" w:eastAsia="Times New Roman" w:hAnsi="Times New Roman" w:cs="Times New Roman"/>
-          <w:sz w:val="28"/>
-          <w:szCs w:val="28"/>
-          <w:lang w:eastAsia="ru-RU"/>
-        </w:rPr>
-      </w:pPr>
-    </w:p>
-    <w:p>
-      <w:pPr>
         <w:pStyle w:val="a3"/>
-        <w:numPr>
-          <w:ilvl w:val="0"/>
-          <w:numId w:val="31"/>
-        </w:numPr>
-        <w:spacing w:after="0" w:line="360" w:lineRule="auto"/>
-        <w:ind w:left="0" w:firstLine="709"/>
+        <w:spacing w:after="0" w:line="360" w:lineRule="auto"/>
+        <w:ind w:left="709"/>
         <w:jc w:val="both"/>
         <w:rPr>
           <w:rFonts w:ascii="Times New Roman" w:eastAsia="Times New Roman" w:hAnsi="Times New Roman" w:cs="Times New Roman"/>
@@ -7557,19 +7327,15 @@
         </w:rPr>
         <w:t>Интеграция с сервисами</w:t>
       </w:r>
-    </w:p>
-    <w:p>
-      <w:pPr>
-        <w:spacing w:after="0" w:line="360" w:lineRule="auto"/>
-        <w:ind w:firstLine="709"/>
-        <w:jc w:val="both"/>
-        <w:rPr>
-          <w:rFonts w:ascii="Times New Roman" w:eastAsia="Times New Roman" w:hAnsi="Times New Roman" w:cs="Times New Roman"/>
-          <w:sz w:val="28"/>
-          <w:szCs w:val="28"/>
-          <w:lang w:eastAsia="ru-RU"/>
-        </w:rPr>
-      </w:pPr>
+      <w:r>
+        <w:rPr>
+          <w:rFonts w:ascii="Times New Roman" w:eastAsia="Times New Roman" w:hAnsi="Times New Roman" w:cs="Times New Roman"/>
+          <w:sz w:val="28"/>
+          <w:szCs w:val="28"/>
+          <w:lang w:eastAsia="ru-RU"/>
+        </w:rPr>
+        <w:t>:</w:t>
+      </w:r>
     </w:p>
     <w:p>
       <w:pPr>
@@ -7769,26 +7535,9 @@
     </w:p>
     <w:p>
       <w:pPr>
-        <w:spacing w:after="0" w:line="480" w:lineRule="auto"/>
-        <w:ind w:firstLine="709"/>
-        <w:jc w:val="both"/>
-        <w:rPr>
-          <w:rFonts w:ascii="Times New Roman" w:eastAsia="Times New Roman" w:hAnsi="Times New Roman" w:cs="Times New Roman"/>
-          <w:sz w:val="28"/>
-          <w:szCs w:val="28"/>
-          <w:lang w:eastAsia="ru-RU"/>
-        </w:rPr>
-      </w:pPr>
-    </w:p>
-    <w:p>
-      <w:pPr>
         <w:pStyle w:val="a3"/>
-        <w:numPr>
-          <w:ilvl w:val="0"/>
-          <w:numId w:val="31"/>
-        </w:numPr>
-        <w:spacing w:after="0" w:line="360" w:lineRule="auto"/>
-        <w:ind w:left="0" w:firstLine="709"/>
+        <w:spacing w:after="0" w:line="360" w:lineRule="auto"/>
+        <w:ind w:left="709"/>
         <w:jc w:val="both"/>
         <w:rPr>
           <w:rFonts w:ascii="Times New Roman" w:eastAsia="Times New Roman" w:hAnsi="Times New Roman" w:cs="Times New Roman"/>
@@ -7806,19 +7555,15 @@
         </w:rPr>
         <w:t>Область применения</w:t>
       </w:r>
-    </w:p>
-    <w:p>
-      <w:pPr>
-        <w:spacing w:after="0" w:line="360" w:lineRule="auto"/>
-        <w:ind w:firstLine="709"/>
-        <w:jc w:val="both"/>
-        <w:rPr>
-          <w:rFonts w:ascii="Times New Roman" w:eastAsia="Times New Roman" w:hAnsi="Times New Roman" w:cs="Times New Roman"/>
-          <w:sz w:val="28"/>
-          <w:szCs w:val="28"/>
-          <w:lang w:eastAsia="ru-RU"/>
-        </w:rPr>
-      </w:pPr>
+      <w:r>
+        <w:rPr>
+          <w:rFonts w:ascii="Times New Roman" w:eastAsia="Times New Roman" w:hAnsi="Times New Roman" w:cs="Times New Roman"/>
+          <w:sz w:val="28"/>
+          <w:szCs w:val="28"/>
+          <w:lang w:eastAsia="ru-RU"/>
+        </w:rPr>
+        <w:t>:</w:t>
+      </w:r>
     </w:p>
     <w:p>
       <w:pPr>
@@ -7917,6 +7662,7 @@
           <w:szCs w:val="28"/>
           <w:lang w:eastAsia="ru-RU"/>
         </w:rPr>
+        <w:lastRenderedPageBreak/>
         <w:t>управления разработкой ПО;</w:t>
       </w:r>
     </w:p>
@@ -7965,7 +7711,6 @@
           <w:szCs w:val="28"/>
           <w:lang w:eastAsia="ru-RU"/>
         </w:rPr>
-        <w:lastRenderedPageBreak/>
         <w:t>Система особенно эффективна для IT-команд, работающих с большим количеством задач.</w:t>
       </w:r>
     </w:p>
@@ -8021,7 +7766,7 @@
     </w:p>
     <w:p>
       <w:pPr>
-        <w:spacing w:after="0" w:line="240" w:lineRule="auto"/>
+        <w:spacing w:after="0" w:line="360" w:lineRule="auto"/>
         <w:ind w:firstLine="709"/>
         <w:jc w:val="both"/>
         <w:rPr>
@@ -8035,12 +7780,8 @@
     <w:p>
       <w:pPr>
         <w:pStyle w:val="a3"/>
-        <w:numPr>
-          <w:ilvl w:val="0"/>
-          <w:numId w:val="31"/>
-        </w:numPr>
-        <w:spacing w:after="0" w:line="360" w:lineRule="auto"/>
-        <w:ind w:left="0" w:firstLine="709"/>
+        <w:spacing w:after="0" w:line="360" w:lineRule="auto"/>
+        <w:ind w:left="709"/>
         <w:jc w:val="both"/>
         <w:rPr>
           <w:rFonts w:ascii="Times New Roman" w:eastAsia="Times New Roman" w:hAnsi="Times New Roman" w:cs="Times New Roman"/>
@@ -8058,6 +7799,15 @@
         </w:rPr>
         <w:t>Назначение системы</w:t>
       </w:r>
+      <w:r>
+        <w:rPr>
+          <w:rFonts w:ascii="Times New Roman" w:eastAsia="Times New Roman" w:hAnsi="Times New Roman" w:cs="Times New Roman"/>
+          <w:sz w:val="28"/>
+          <w:szCs w:val="28"/>
+          <w:lang w:eastAsia="ru-RU"/>
+        </w:rPr>
+        <w:t>:</w:t>
+      </w:r>
     </w:p>
     <w:p>
       <w:pPr>
@@ -8071,6 +7821,15 @@
           <w:lang w:eastAsia="ru-RU"/>
         </w:rPr>
       </w:pPr>
+      <w:r>
+        <w:rPr>
+          <w:rFonts w:ascii="Times New Roman" w:eastAsia="Times New Roman" w:hAnsi="Times New Roman" w:cs="Times New Roman"/>
+          <w:sz w:val="28"/>
+          <w:szCs w:val="28"/>
+          <w:lang w:eastAsia="ru-RU"/>
+        </w:rPr>
+        <w:t>Jira — это система управления проектами и задачами, разработанная компанией Atlassian.</w:t>
+      </w:r>
     </w:p>
     <w:p>
       <w:pPr>
@@ -8091,7 +7850,7 @@
           <w:szCs w:val="28"/>
           <w:lang w:eastAsia="ru-RU"/>
         </w:rPr>
-        <w:t>Jira — это система управления проектами и задачами, разработанная компанией Atlassian.</w:t>
+        <w:t>Jira широко используется в IT-сфере для организации разработки программного обеспечения и сопровождения проектов.</w:t>
       </w:r>
     </w:p>
     <w:p>
@@ -8113,61 +7872,17 @@
           <w:szCs w:val="28"/>
           <w:lang w:eastAsia="ru-RU"/>
         </w:rPr>
-        <w:t>Jira широко используется в IT-сфере для организации разработки программного обеспечения и сопровождения проектов.</w:t>
-      </w:r>
-    </w:p>
-    <w:p>
-      <w:pPr>
-        <w:spacing w:after="0" w:line="480" w:lineRule="auto"/>
-        <w:ind w:firstLine="709"/>
-        <w:jc w:val="both"/>
-        <w:rPr>
-          <w:rFonts w:ascii="Times New Roman" w:eastAsia="Times New Roman" w:hAnsi="Times New Roman" w:cs="Times New Roman"/>
-          <w:sz w:val="28"/>
-          <w:szCs w:val="28"/>
-          <w:lang w:eastAsia="ru-RU"/>
-        </w:rPr>
-      </w:pPr>
-    </w:p>
-    <w:p>
-      <w:pPr>
-        <w:pStyle w:val="a3"/>
-        <w:numPr>
-          <w:ilvl w:val="0"/>
-          <w:numId w:val="31"/>
-        </w:numPr>
-        <w:spacing w:after="0" w:line="360" w:lineRule="auto"/>
-        <w:ind w:left="0" w:firstLine="709"/>
-        <w:jc w:val="both"/>
-        <w:rPr>
-          <w:rFonts w:ascii="Times New Roman" w:eastAsia="Times New Roman" w:hAnsi="Times New Roman" w:cs="Times New Roman"/>
-          <w:sz w:val="28"/>
-          <w:szCs w:val="28"/>
-          <w:lang w:eastAsia="ru-RU"/>
-        </w:rPr>
-      </w:pPr>
-      <w:r>
-        <w:rPr>
-          <w:rFonts w:ascii="Times New Roman" w:eastAsia="Times New Roman" w:hAnsi="Times New Roman" w:cs="Times New Roman"/>
-          <w:sz w:val="28"/>
-          <w:szCs w:val="28"/>
-          <w:lang w:eastAsia="ru-RU"/>
-        </w:rPr>
         <w:t>Управление задачами</w:t>
       </w:r>
-    </w:p>
-    <w:p>
-      <w:pPr>
-        <w:spacing w:after="0" w:line="360" w:lineRule="auto"/>
-        <w:ind w:firstLine="709"/>
-        <w:jc w:val="both"/>
-        <w:rPr>
-          <w:rFonts w:ascii="Times New Roman" w:eastAsia="Times New Roman" w:hAnsi="Times New Roman" w:cs="Times New Roman"/>
-          <w:sz w:val="28"/>
-          <w:szCs w:val="28"/>
-          <w:lang w:eastAsia="ru-RU"/>
-        </w:rPr>
-      </w:pPr>
+      <w:r>
+        <w:rPr>
+          <w:rFonts w:ascii="Times New Roman" w:eastAsia="Times New Roman" w:hAnsi="Times New Roman" w:cs="Times New Roman"/>
+          <w:sz w:val="28"/>
+          <w:szCs w:val="28"/>
+          <w:lang w:eastAsia="ru-RU"/>
+        </w:rPr>
+        <w:t>:</w:t>
+      </w:r>
     </w:p>
     <w:p>
       <w:pPr>
@@ -8467,26 +8182,9 @@
     </w:p>
     <w:p>
       <w:pPr>
-        <w:spacing w:after="0" w:line="480" w:lineRule="auto"/>
-        <w:ind w:firstLine="709"/>
-        <w:jc w:val="both"/>
-        <w:rPr>
-          <w:rFonts w:ascii="Times New Roman" w:eastAsia="Times New Roman" w:hAnsi="Times New Roman" w:cs="Times New Roman"/>
-          <w:sz w:val="28"/>
-          <w:szCs w:val="28"/>
-          <w:lang w:eastAsia="ru-RU"/>
-        </w:rPr>
-      </w:pPr>
-    </w:p>
-    <w:p>
-      <w:pPr>
         <w:pStyle w:val="a3"/>
-        <w:numPr>
-          <w:ilvl w:val="0"/>
-          <w:numId w:val="31"/>
-        </w:numPr>
-        <w:spacing w:after="0" w:line="360" w:lineRule="auto"/>
-        <w:ind w:left="0" w:firstLine="709"/>
+        <w:spacing w:after="0" w:line="360" w:lineRule="auto"/>
+        <w:ind w:left="709"/>
         <w:jc w:val="both"/>
         <w:rPr>
           <w:rFonts w:ascii="Times New Roman" w:eastAsia="Times New Roman" w:hAnsi="Times New Roman" w:cs="Times New Roman"/>
@@ -8504,19 +8202,15 @@
         </w:rPr>
         <w:t>Поддерживаемые методологии</w:t>
       </w:r>
-    </w:p>
-    <w:p>
-      <w:pPr>
-        <w:spacing w:after="0" w:line="360" w:lineRule="auto"/>
-        <w:ind w:firstLine="709"/>
-        <w:jc w:val="both"/>
-        <w:rPr>
-          <w:rFonts w:ascii="Times New Roman" w:eastAsia="Times New Roman" w:hAnsi="Times New Roman" w:cs="Times New Roman"/>
-          <w:sz w:val="28"/>
-          <w:szCs w:val="28"/>
-          <w:lang w:eastAsia="ru-RU"/>
-        </w:rPr>
-      </w:pPr>
+      <w:r>
+        <w:rPr>
+          <w:rFonts w:ascii="Times New Roman" w:eastAsia="Times New Roman" w:hAnsi="Times New Roman" w:cs="Times New Roman"/>
+          <w:sz w:val="28"/>
+          <w:szCs w:val="28"/>
+          <w:lang w:eastAsia="ru-RU"/>
+        </w:rPr>
+        <w:t>:</w:t>
+      </w:r>
     </w:p>
     <w:p>
       <w:pPr>
@@ -8589,6 +8283,7 @@
           <w:szCs w:val="28"/>
           <w:lang w:eastAsia="ru-RU"/>
         </w:rPr>
+        <w:lastRenderedPageBreak/>
         <w:t>Kanban.</w:t>
       </w:r>
     </w:p>
@@ -8638,7 +8333,39 @@
     </w:p>
     <w:p>
       <w:pPr>
-        <w:spacing w:after="0" w:line="480" w:lineRule="auto"/>
+        <w:pStyle w:val="a3"/>
+        <w:spacing w:after="0" w:line="360" w:lineRule="auto"/>
+        <w:ind w:left="709"/>
+        <w:jc w:val="both"/>
+        <w:rPr>
+          <w:rFonts w:ascii="Times New Roman" w:eastAsia="Times New Roman" w:hAnsi="Times New Roman" w:cs="Times New Roman"/>
+          <w:sz w:val="28"/>
+          <w:szCs w:val="28"/>
+          <w:lang w:eastAsia="ru-RU"/>
+        </w:rPr>
+      </w:pPr>
+      <w:r>
+        <w:rPr>
+          <w:rFonts w:ascii="Times New Roman" w:eastAsia="Times New Roman" w:hAnsi="Times New Roman" w:cs="Times New Roman"/>
+          <w:sz w:val="28"/>
+          <w:szCs w:val="28"/>
+          <w:lang w:eastAsia="ru-RU"/>
+        </w:rPr>
+        <w:t>Планирование работы команды</w:t>
+      </w:r>
+      <w:r>
+        <w:rPr>
+          <w:rFonts w:ascii="Times New Roman" w:eastAsia="Times New Roman" w:hAnsi="Times New Roman" w:cs="Times New Roman"/>
+          <w:sz w:val="28"/>
+          <w:szCs w:val="28"/>
+          <w:lang w:eastAsia="ru-RU"/>
+        </w:rPr>
+        <w:t>:</w:t>
+      </w:r>
+    </w:p>
+    <w:p>
+      <w:pPr>
+        <w:spacing w:after="0" w:line="360" w:lineRule="auto"/>
         <w:ind w:firstLine="709"/>
         <w:jc w:val="both"/>
         <w:rPr>
@@ -8648,135 +8375,65 @@
           <w:lang w:eastAsia="ru-RU"/>
         </w:rPr>
       </w:pPr>
+      <w:r>
+        <w:rPr>
+          <w:rFonts w:ascii="Times New Roman" w:eastAsia="Times New Roman" w:hAnsi="Times New Roman" w:cs="Times New Roman"/>
+          <w:sz w:val="28"/>
+          <w:szCs w:val="28"/>
+          <w:lang w:eastAsia="ru-RU"/>
+        </w:rPr>
+        <w:t>Планирование работы в Jira осуществляется через backlog и спринты.</w:t>
+      </w:r>
+    </w:p>
+    <w:p>
+      <w:pPr>
+        <w:spacing w:after="0" w:line="360" w:lineRule="auto"/>
+        <w:ind w:firstLine="709"/>
+        <w:jc w:val="both"/>
+        <w:rPr>
+          <w:rFonts w:ascii="Times New Roman" w:eastAsia="Times New Roman" w:hAnsi="Times New Roman" w:cs="Times New Roman"/>
+          <w:sz w:val="28"/>
+          <w:szCs w:val="28"/>
+          <w:lang w:eastAsia="ru-RU"/>
+        </w:rPr>
+      </w:pPr>
+      <w:r>
+        <w:rPr>
+          <w:rFonts w:ascii="Times New Roman" w:eastAsia="Times New Roman" w:hAnsi="Times New Roman" w:cs="Times New Roman"/>
+          <w:sz w:val="28"/>
+          <w:szCs w:val="28"/>
+          <w:lang w:eastAsia="ru-RU"/>
+        </w:rPr>
+        <w:t>Backlog содержит список всех задач проекта. Перед началом спринта задачи распределяются между разработчиками.</w:t>
+      </w:r>
+    </w:p>
+    <w:p>
+      <w:pPr>
+        <w:spacing w:after="0" w:line="360" w:lineRule="auto"/>
+        <w:ind w:firstLine="709"/>
+        <w:jc w:val="both"/>
+        <w:rPr>
+          <w:rFonts w:ascii="Times New Roman" w:eastAsia="Times New Roman" w:hAnsi="Times New Roman" w:cs="Times New Roman"/>
+          <w:sz w:val="28"/>
+          <w:szCs w:val="28"/>
+          <w:lang w:eastAsia="ru-RU"/>
+        </w:rPr>
+      </w:pPr>
+      <w:r>
+        <w:rPr>
+          <w:rFonts w:ascii="Times New Roman" w:eastAsia="Times New Roman" w:hAnsi="Times New Roman" w:cs="Times New Roman"/>
+          <w:sz w:val="28"/>
+          <w:szCs w:val="28"/>
+          <w:lang w:eastAsia="ru-RU"/>
+        </w:rPr>
+        <w:t>Например, команда может запланировать выполнение 20 задач на двухнедельный спринт.</w:t>
+      </w:r>
     </w:p>
     <w:p>
       <w:pPr>
         <w:pStyle w:val="a3"/>
-        <w:numPr>
-          <w:ilvl w:val="0"/>
-          <w:numId w:val="31"/>
-        </w:numPr>
-        <w:spacing w:after="0" w:line="360" w:lineRule="auto"/>
-        <w:ind w:left="0" w:firstLine="709"/>
-        <w:jc w:val="both"/>
-        <w:rPr>
-          <w:rFonts w:ascii="Times New Roman" w:eastAsia="Times New Roman" w:hAnsi="Times New Roman" w:cs="Times New Roman"/>
-          <w:sz w:val="28"/>
-          <w:szCs w:val="28"/>
-          <w:lang w:eastAsia="ru-RU"/>
-        </w:rPr>
-      </w:pPr>
-      <w:r>
-        <w:rPr>
-          <w:rFonts w:ascii="Times New Roman" w:eastAsia="Times New Roman" w:hAnsi="Times New Roman" w:cs="Times New Roman"/>
-          <w:sz w:val="28"/>
-          <w:szCs w:val="28"/>
-          <w:lang w:eastAsia="ru-RU"/>
-        </w:rPr>
-        <w:t>Планирование работы команды</w:t>
-      </w:r>
-    </w:p>
-    <w:p>
-      <w:pPr>
-        <w:spacing w:after="0" w:line="360" w:lineRule="auto"/>
-        <w:ind w:firstLine="709"/>
-        <w:jc w:val="both"/>
-        <w:rPr>
-          <w:rFonts w:ascii="Times New Roman" w:eastAsia="Times New Roman" w:hAnsi="Times New Roman" w:cs="Times New Roman"/>
-          <w:sz w:val="28"/>
-          <w:szCs w:val="28"/>
-          <w:lang w:eastAsia="ru-RU"/>
-        </w:rPr>
-      </w:pPr>
-    </w:p>
-    <w:p>
-      <w:pPr>
-        <w:spacing w:after="0" w:line="360" w:lineRule="auto"/>
-        <w:ind w:firstLine="709"/>
-        <w:jc w:val="both"/>
-        <w:rPr>
-          <w:rFonts w:ascii="Times New Roman" w:eastAsia="Times New Roman" w:hAnsi="Times New Roman" w:cs="Times New Roman"/>
-          <w:sz w:val="28"/>
-          <w:szCs w:val="28"/>
-          <w:lang w:eastAsia="ru-RU"/>
-        </w:rPr>
-      </w:pPr>
-      <w:r>
-        <w:rPr>
-          <w:rFonts w:ascii="Times New Roman" w:eastAsia="Times New Roman" w:hAnsi="Times New Roman" w:cs="Times New Roman"/>
-          <w:sz w:val="28"/>
-          <w:szCs w:val="28"/>
-          <w:lang w:eastAsia="ru-RU"/>
-        </w:rPr>
-        <w:t>Планирование работы в Jira осуществляется через backlog и спринты.</w:t>
-      </w:r>
-    </w:p>
-    <w:p>
-      <w:pPr>
-        <w:spacing w:after="0" w:line="360" w:lineRule="auto"/>
-        <w:ind w:firstLine="709"/>
-        <w:jc w:val="both"/>
-        <w:rPr>
-          <w:rFonts w:ascii="Times New Roman" w:eastAsia="Times New Roman" w:hAnsi="Times New Roman" w:cs="Times New Roman"/>
-          <w:sz w:val="28"/>
-          <w:szCs w:val="28"/>
-          <w:lang w:eastAsia="ru-RU"/>
-        </w:rPr>
-      </w:pPr>
-      <w:r>
-        <w:rPr>
-          <w:rFonts w:ascii="Times New Roman" w:eastAsia="Times New Roman" w:hAnsi="Times New Roman" w:cs="Times New Roman"/>
-          <w:sz w:val="28"/>
-          <w:szCs w:val="28"/>
-          <w:lang w:eastAsia="ru-RU"/>
-        </w:rPr>
-        <w:t>Backlog содержит список всех задач проекта. Перед началом спринта задачи распределяются между разработчиками.</w:t>
-      </w:r>
-    </w:p>
-    <w:p>
-      <w:pPr>
-        <w:spacing w:after="0" w:line="360" w:lineRule="auto"/>
-        <w:ind w:firstLine="709"/>
-        <w:jc w:val="both"/>
-        <w:rPr>
-          <w:rFonts w:ascii="Times New Roman" w:eastAsia="Times New Roman" w:hAnsi="Times New Roman" w:cs="Times New Roman"/>
-          <w:sz w:val="28"/>
-          <w:szCs w:val="28"/>
-          <w:lang w:eastAsia="ru-RU"/>
-        </w:rPr>
-      </w:pPr>
-      <w:r>
-        <w:rPr>
-          <w:rFonts w:ascii="Times New Roman" w:eastAsia="Times New Roman" w:hAnsi="Times New Roman" w:cs="Times New Roman"/>
-          <w:sz w:val="28"/>
-          <w:szCs w:val="28"/>
-          <w:lang w:eastAsia="ru-RU"/>
-        </w:rPr>
-        <w:t>Например, команда может запланировать выполнение 20 задач на двухнедельный спринт.</w:t>
-      </w:r>
-    </w:p>
-    <w:p>
-      <w:pPr>
-        <w:spacing w:after="0" w:line="480" w:lineRule="auto"/>
-        <w:ind w:firstLine="709"/>
-        <w:jc w:val="both"/>
-        <w:rPr>
-          <w:rFonts w:ascii="Times New Roman" w:eastAsia="Times New Roman" w:hAnsi="Times New Roman" w:cs="Times New Roman"/>
-          <w:sz w:val="28"/>
-          <w:szCs w:val="28"/>
-          <w:lang w:eastAsia="ru-RU"/>
-        </w:rPr>
-      </w:pPr>
-    </w:p>
-    <w:p>
-      <w:pPr>
-        <w:pStyle w:val="a3"/>
-        <w:numPr>
-          <w:ilvl w:val="0"/>
-          <w:numId w:val="31"/>
-        </w:numPr>
-        <w:spacing w:after="0" w:line="360" w:lineRule="auto"/>
-        <w:ind w:left="0" w:firstLine="709"/>
+        <w:spacing w:after="0" w:line="360" w:lineRule="auto"/>
+        <w:ind w:left="709"/>
         <w:jc w:val="both"/>
         <w:rPr>
           <w:rFonts w:ascii="Times New Roman" w:eastAsia="Times New Roman" w:hAnsi="Times New Roman" w:cs="Times New Roman"/>
@@ -8794,19 +8451,15 @@
         </w:rPr>
         <w:t>Отчёты и метрики</w:t>
       </w:r>
-    </w:p>
-    <w:p>
-      <w:pPr>
-        <w:spacing w:after="0" w:line="360" w:lineRule="auto"/>
-        <w:ind w:firstLine="709"/>
-        <w:jc w:val="both"/>
-        <w:rPr>
-          <w:rFonts w:ascii="Times New Roman" w:eastAsia="Times New Roman" w:hAnsi="Times New Roman" w:cs="Times New Roman"/>
-          <w:sz w:val="28"/>
-          <w:szCs w:val="28"/>
-          <w:lang w:eastAsia="ru-RU"/>
-        </w:rPr>
-      </w:pPr>
+      <w:r>
+        <w:rPr>
+          <w:rFonts w:ascii="Times New Roman" w:eastAsia="Times New Roman" w:hAnsi="Times New Roman" w:cs="Times New Roman"/>
+          <w:sz w:val="28"/>
+          <w:szCs w:val="28"/>
+          <w:lang w:eastAsia="ru-RU"/>
+        </w:rPr>
+        <w:t>:</w:t>
+      </w:r>
     </w:p>
     <w:p>
       <w:pPr>
@@ -8958,7 +8611,39 @@
     </w:p>
     <w:p>
       <w:pPr>
-        <w:spacing w:after="0" w:line="480" w:lineRule="auto"/>
+        <w:pStyle w:val="a3"/>
+        <w:spacing w:after="0" w:line="360" w:lineRule="auto"/>
+        <w:ind w:left="709"/>
+        <w:jc w:val="both"/>
+        <w:rPr>
+          <w:rFonts w:ascii="Times New Roman" w:eastAsia="Times New Roman" w:hAnsi="Times New Roman" w:cs="Times New Roman"/>
+          <w:sz w:val="28"/>
+          <w:szCs w:val="28"/>
+          <w:lang w:eastAsia="ru-RU"/>
+        </w:rPr>
+      </w:pPr>
+      <w:r>
+        <w:rPr>
+          <w:rFonts w:ascii="Times New Roman" w:eastAsia="Times New Roman" w:hAnsi="Times New Roman" w:cs="Times New Roman"/>
+          <w:sz w:val="28"/>
+          <w:szCs w:val="28"/>
+          <w:lang w:eastAsia="ru-RU"/>
+        </w:rPr>
+        <w:t>Интеграция с другими системами</w:t>
+      </w:r>
+      <w:r>
+        <w:rPr>
+          <w:rFonts w:ascii="Times New Roman" w:eastAsia="Times New Roman" w:hAnsi="Times New Roman" w:cs="Times New Roman"/>
+          <w:sz w:val="28"/>
+          <w:szCs w:val="28"/>
+          <w:lang w:eastAsia="ru-RU"/>
+        </w:rPr>
+        <w:t>:</w:t>
+      </w:r>
+    </w:p>
+    <w:p>
+      <w:pPr>
+        <w:spacing w:after="0" w:line="360" w:lineRule="auto"/>
         <w:ind w:firstLine="709"/>
         <w:jc w:val="both"/>
         <w:rPr>
@@ -8968,67 +8653,13 @@
           <w:lang w:eastAsia="ru-RU"/>
         </w:rPr>
       </w:pPr>
-    </w:p>
-    <w:p>
-      <w:pPr>
-        <w:pStyle w:val="a3"/>
-        <w:numPr>
-          <w:ilvl w:val="0"/>
-          <w:numId w:val="31"/>
-        </w:numPr>
-        <w:spacing w:after="0" w:line="360" w:lineRule="auto"/>
-        <w:ind w:left="0" w:firstLine="709"/>
-        <w:jc w:val="both"/>
-        <w:rPr>
-          <w:rFonts w:ascii="Times New Roman" w:eastAsia="Times New Roman" w:hAnsi="Times New Roman" w:cs="Times New Roman"/>
-          <w:sz w:val="28"/>
-          <w:szCs w:val="28"/>
-          <w:lang w:eastAsia="ru-RU"/>
-        </w:rPr>
-      </w:pPr>
-      <w:r>
-        <w:rPr>
-          <w:rFonts w:ascii="Times New Roman" w:eastAsia="Times New Roman" w:hAnsi="Times New Roman" w:cs="Times New Roman"/>
-          <w:sz w:val="28"/>
-          <w:szCs w:val="28"/>
-          <w:lang w:eastAsia="ru-RU"/>
-        </w:rPr>
-        <w:t>Интеграция с другими системами</w:t>
-      </w:r>
-    </w:p>
-    <w:p>
-      <w:pPr>
-        <w:spacing w:after="0" w:line="360" w:lineRule="auto"/>
-        <w:ind w:firstLine="709"/>
-        <w:jc w:val="both"/>
-        <w:rPr>
-          <w:rFonts w:ascii="Times New Roman" w:eastAsia="Times New Roman" w:hAnsi="Times New Roman" w:cs="Times New Roman"/>
-          <w:sz w:val="28"/>
-          <w:szCs w:val="28"/>
-          <w:lang w:eastAsia="ru-RU"/>
-        </w:rPr>
-      </w:pPr>
-    </w:p>
-    <w:p>
-      <w:pPr>
-        <w:spacing w:after="0" w:line="360" w:lineRule="auto"/>
-        <w:ind w:firstLine="709"/>
-        <w:jc w:val="both"/>
-        <w:rPr>
-          <w:rFonts w:ascii="Times New Roman" w:eastAsia="Times New Roman" w:hAnsi="Times New Roman" w:cs="Times New Roman"/>
-          <w:sz w:val="28"/>
-          <w:szCs w:val="28"/>
-          <w:lang w:eastAsia="ru-RU"/>
-        </w:rPr>
-      </w:pPr>
-      <w:r>
-        <w:rPr>
-          <w:rFonts w:ascii="Times New Roman" w:eastAsia="Times New Roman" w:hAnsi="Times New Roman" w:cs="Times New Roman"/>
-          <w:sz w:val="28"/>
-          <w:szCs w:val="28"/>
-          <w:lang w:eastAsia="ru-RU"/>
-        </w:rPr>
-        <w:lastRenderedPageBreak/>
+      <w:r>
+        <w:rPr>
+          <w:rFonts w:ascii="Times New Roman" w:eastAsia="Times New Roman" w:hAnsi="Times New Roman" w:cs="Times New Roman"/>
+          <w:sz w:val="28"/>
+          <w:szCs w:val="28"/>
+          <w:lang w:eastAsia="ru-RU"/>
+        </w:rPr>
         <w:t>Jira интегрируется с:</w:t>
       </w:r>
     </w:p>
@@ -9222,42 +8853,35 @@
     <w:p>
       <w:pPr>
         <w:pStyle w:val="a3"/>
-        <w:numPr>
-          <w:ilvl w:val="0"/>
-          <w:numId w:val="31"/>
-        </w:numPr>
-        <w:spacing w:after="0" w:line="360" w:lineRule="auto"/>
-        <w:ind w:left="0" w:firstLine="709"/>
-        <w:jc w:val="both"/>
-        <w:rPr>
-          <w:rFonts w:ascii="Times New Roman" w:eastAsia="Times New Roman" w:hAnsi="Times New Roman" w:cs="Times New Roman"/>
-          <w:sz w:val="28"/>
-          <w:szCs w:val="28"/>
-          <w:lang w:eastAsia="ru-RU"/>
-        </w:rPr>
-      </w:pPr>
-      <w:r>
-        <w:rPr>
-          <w:rFonts w:ascii="Times New Roman" w:eastAsia="Times New Roman" w:hAnsi="Times New Roman" w:cs="Times New Roman"/>
-          <w:sz w:val="28"/>
-          <w:szCs w:val="28"/>
-          <w:lang w:eastAsia="ru-RU"/>
-        </w:rPr>
+        <w:spacing w:after="0" w:line="360" w:lineRule="auto"/>
+        <w:ind w:left="709"/>
+        <w:jc w:val="both"/>
+        <w:rPr>
+          <w:rFonts w:ascii="Times New Roman" w:eastAsia="Times New Roman" w:hAnsi="Times New Roman" w:cs="Times New Roman"/>
+          <w:sz w:val="28"/>
+          <w:szCs w:val="28"/>
+          <w:lang w:eastAsia="ru-RU"/>
+        </w:rPr>
+      </w:pPr>
+      <w:r>
+        <w:rPr>
+          <w:rFonts w:ascii="Times New Roman" w:eastAsia="Times New Roman" w:hAnsi="Times New Roman" w:cs="Times New Roman"/>
+          <w:sz w:val="28"/>
+          <w:szCs w:val="28"/>
+          <w:lang w:eastAsia="ru-RU"/>
+        </w:rPr>
+        <w:lastRenderedPageBreak/>
         <w:t>Причины популярности Jira в IT-командах</w:t>
       </w:r>
-    </w:p>
-    <w:p>
-      <w:pPr>
-        <w:spacing w:after="0" w:line="360" w:lineRule="auto"/>
-        <w:ind w:firstLine="709"/>
-        <w:jc w:val="both"/>
-        <w:rPr>
-          <w:rFonts w:ascii="Times New Roman" w:eastAsia="Times New Roman" w:hAnsi="Times New Roman" w:cs="Times New Roman"/>
-          <w:sz w:val="28"/>
-          <w:szCs w:val="28"/>
-          <w:lang w:eastAsia="ru-RU"/>
-        </w:rPr>
-      </w:pPr>
+      <w:r>
+        <w:rPr>
+          <w:rFonts w:ascii="Times New Roman" w:eastAsia="Times New Roman" w:hAnsi="Times New Roman" w:cs="Times New Roman"/>
+          <w:sz w:val="28"/>
+          <w:szCs w:val="28"/>
+          <w:lang w:eastAsia="ru-RU"/>
+        </w:rPr>
+        <w:t>:</w:t>
+      </w:r>
     </w:p>
     <w:p>
       <w:pPr>
@@ -10136,6 +9760,119 @@
     </w:lvl>
   </w:abstractNum>
   <w:abstractNum w:abstractNumId="4" w15:restartNumberingAfterBreak="0">
+    <w:nsid w:val="1E2704A0"/>
+    <w:multiLevelType w:val="multilevel"/>
+    <w:tmpl w:val="454AB0FC"/>
+    <w:lvl w:ilvl="0">
+      <w:start w:val="1"/>
+      <w:numFmt w:val="decimal"/>
+      <w:lvlText w:val="%1"/>
+      <w:lvlJc w:val="left"/>
+      <w:pPr>
+        <w:ind w:left="420" w:hanging="420"/>
+      </w:pPr>
+      <w:rPr>
+        <w:rFonts w:hint="default"/>
+      </w:rPr>
+    </w:lvl>
+    <w:lvl w:ilvl="1">
+      <w:start w:val="1"/>
+      <w:numFmt w:val="decimal"/>
+      <w:lvlText w:val="%1.%2"/>
+      <w:lvlJc w:val="left"/>
+      <w:pPr>
+        <w:ind w:left="1129" w:hanging="420"/>
+      </w:pPr>
+      <w:rPr>
+        <w:rFonts w:hint="default"/>
+      </w:rPr>
+    </w:lvl>
+    <w:lvl w:ilvl="2">
+      <w:start w:val="1"/>
+      <w:numFmt w:val="decimal"/>
+      <w:lvlText w:val="%1.%2.%3"/>
+      <w:lvlJc w:val="left"/>
+      <w:pPr>
+        <w:ind w:left="2138" w:hanging="720"/>
+      </w:pPr>
+      <w:rPr>
+        <w:rFonts w:hint="default"/>
+      </w:rPr>
+    </w:lvl>
+    <w:lvl w:ilvl="3">
+      <w:start w:val="1"/>
+      <w:numFmt w:val="decimal"/>
+      <w:lvlText w:val="%1.%2.%3.%4"/>
+      <w:lvlJc w:val="left"/>
+      <w:pPr>
+        <w:ind w:left="3207" w:hanging="1080"/>
+      </w:pPr>
+      <w:rPr>
+        <w:rFonts w:hint="default"/>
+      </w:rPr>
+    </w:lvl>
+    <w:lvl w:ilvl="4">
+      <w:start w:val="1"/>
+      <w:numFmt w:val="decimal"/>
+      <w:lvlText w:val="%1.%2.%3.%4.%5"/>
+      <w:lvlJc w:val="left"/>
+      <w:pPr>
+        <w:ind w:left="3916" w:hanging="1080"/>
+      </w:pPr>
+      <w:rPr>
+        <w:rFonts w:hint="default"/>
+      </w:rPr>
+    </w:lvl>
+    <w:lvl w:ilvl="5">
+      <w:start w:val="1"/>
+      <w:numFmt w:val="decimal"/>
+      <w:lvlText w:val="%1.%2.%3.%4.%5.%6"/>
+      <w:lvlJc w:val="left"/>
+      <w:pPr>
+        <w:ind w:left="4985" w:hanging="1440"/>
+      </w:pPr>
+      <w:rPr>
+        <w:rFonts w:hint="default"/>
+      </w:rPr>
+    </w:lvl>
+    <w:lvl w:ilvl="6">
+      <w:start w:val="1"/>
+      <w:numFmt w:val="decimal"/>
+      <w:lvlText w:val="%1.%2.%3.%4.%5.%6.%7"/>
+      <w:lvlJc w:val="left"/>
+      <w:pPr>
+        <w:ind w:left="5694" w:hanging="1440"/>
+      </w:pPr>
+      <w:rPr>
+        <w:rFonts w:hint="default"/>
+      </w:rPr>
+    </w:lvl>
+    <w:lvl w:ilvl="7">
+      <w:start w:val="1"/>
+      <w:numFmt w:val="decimal"/>
+      <w:lvlText w:val="%1.%2.%3.%4.%5.%6.%7.%8"/>
+      <w:lvlJc w:val="left"/>
+      <w:pPr>
+        <w:ind w:left="6763" w:hanging="1800"/>
+      </w:pPr>
+      <w:rPr>
+        <w:rFonts w:hint="default"/>
+      </w:rPr>
+    </w:lvl>
+    <w:lvl w:ilvl="8">
+      <w:start w:val="1"/>
+      <w:numFmt w:val="decimal"/>
+      <w:lvlText w:val="%1.%2.%3.%4.%5.%6.%7.%8.%9"/>
+      <w:lvlJc w:val="left"/>
+      <w:pPr>
+        <w:ind w:left="7832" w:hanging="2160"/>
+      </w:pPr>
+      <w:rPr>
+        <w:rFonts w:hint="default"/>
+      </w:rPr>
+    </w:lvl>
+  </w:abstractNum>
+  <w:abstractNum w:abstractNumId="5" w15:restartNumberingAfterBreak="0">
     <w:nsid w:val="20C43AB6"/>
     <w:multiLevelType w:val="multilevel"/>
     <w:tmpl w:val="33B861E8"/>
@@ -10284,7 +10021,7 @@
       </w:rPr>
     </w:lvl>
   </w:abstractNum>
-  <w:abstractNum w:abstractNumId="5" w15:restartNumberingAfterBreak="0">
+  <w:abstractNum w:abstractNumId="6" w15:restartNumberingAfterBreak="0">
     <w:nsid w:val="21F84DAD"/>
     <w:multiLevelType w:val="multilevel"/>
     <w:tmpl w:val="868E8DFA"/>
@@ -10433,7 +10170,7 @@
       </w:rPr>
     </w:lvl>
   </w:abstractNum>
-  <w:abstractNum w:abstractNumId="6" w15:restartNumberingAfterBreak="0">
+  <w:abstractNum w:abstractNumId="7" w15:restartNumberingAfterBreak="0">
     <w:nsid w:val="25B244BD"/>
     <w:multiLevelType w:val="multilevel"/>
     <w:tmpl w:val="1870C302"/>
@@ -10582,7 +10319,120 @@
       </w:rPr>
     </w:lvl>
   </w:abstractNum>
-  <w:abstractNum w:abstractNumId="7" w15:restartNumberingAfterBreak="0">
+  <w:abstractNum w:abstractNumId="8" w15:restartNumberingAfterBreak="0">
+    <w:nsid w:val="26652DA0"/>
+    <w:multiLevelType w:val="multilevel"/>
+    <w:tmpl w:val="1DB4DDA4"/>
+    <w:lvl w:ilvl="0">
+      <w:start w:val="1"/>
+      <w:numFmt w:val="decimal"/>
+      <w:lvlText w:val="%1"/>
+      <w:lvlJc w:val="left"/>
+      <w:pPr>
+        <w:ind w:left="360" w:hanging="360"/>
+      </w:pPr>
+      <w:rPr>
+        <w:rFonts w:hint="default"/>
+      </w:rPr>
+    </w:lvl>
+    <w:lvl w:ilvl="1">
+      <w:start w:val="2"/>
+      <w:numFmt w:val="decimal"/>
+      <w:lvlText w:val="%1.%2"/>
+      <w:lvlJc w:val="left"/>
+      <w:pPr>
+        <w:ind w:left="1069" w:hanging="360"/>
+      </w:pPr>
+      <w:rPr>
+        <w:rFonts w:hint="default"/>
+      </w:rPr>
+    </w:lvl>
+    <w:lvl w:ilvl="2">
+      <w:start w:val="1"/>
+      <w:numFmt w:val="decimal"/>
+      <w:lvlText w:val="%1.%2.%3"/>
+      <w:lvlJc w:val="left"/>
+      <w:pPr>
+        <w:ind w:left="2138" w:hanging="720"/>
+      </w:pPr>
+      <w:rPr>
+        <w:rFonts w:hint="default"/>
+      </w:rPr>
+    </w:lvl>
+    <w:lvl w:ilvl="3">
+      <w:start w:val="1"/>
+      <w:numFmt w:val="decimal"/>
+      <w:lvlText w:val="%1.%2.%3.%4"/>
+      <w:lvlJc w:val="left"/>
+      <w:pPr>
+        <w:ind w:left="3207" w:hanging="1080"/>
+      </w:pPr>
+      <w:rPr>
+        <w:rFonts w:hint="default"/>
+      </w:rPr>
+    </w:lvl>
+    <w:lvl w:ilvl="4">
+      <w:start w:val="1"/>
+      <w:numFmt w:val="decimal"/>
+      <w:lvlText w:val="%1.%2.%3.%4.%5"/>
+      <w:lvlJc w:val="left"/>
+      <w:pPr>
+        <w:ind w:left="3916" w:hanging="1080"/>
+      </w:pPr>
+      <w:rPr>
+        <w:rFonts w:hint="default"/>
+      </w:rPr>
+    </w:lvl>
+    <w:lvl w:ilvl="5">
+      <w:start w:val="1"/>
+      <w:numFmt w:val="decimal"/>
+      <w:lvlText w:val="%1.%2.%3.%4.%5.%6"/>
+      <w:lvlJc w:val="left"/>
+      <w:pPr>
+        <w:ind w:left="4985" w:hanging="1440"/>
+      </w:pPr>
+      <w:rPr>
+        <w:rFonts w:hint="default"/>
+      </w:rPr>
+    </w:lvl>
+    <w:lvl w:ilvl="6">
+      <w:start w:val="1"/>
+      <w:numFmt w:val="decimal"/>
+      <w:lvlText w:val="%1.%2.%3.%4.%5.%6.%7"/>
+      <w:lvlJc w:val="left"/>
+      <w:pPr>
+        <w:ind w:left="5694" w:hanging="1440"/>
+      </w:pPr>
+      <w:rPr>
+        <w:rFonts w:hint="default"/>
+      </w:rPr>
+    </w:lvl>
+    <w:lvl w:ilvl="7">
+      <w:start w:val="1"/>
+      <w:numFmt w:val="decimal"/>
+      <w:lvlText w:val="%1.%2.%3.%4.%5.%6.%7.%8"/>
+      <w:lvlJc w:val="left"/>
+      <w:pPr>
+        <w:ind w:left="6763" w:hanging="1800"/>
+      </w:pPr>
+      <w:rPr>
+        <w:rFonts w:hint="default"/>
+      </w:rPr>
+    </w:lvl>
+    <w:lvl w:ilvl="8">
+      <w:start w:val="1"/>
+      <w:numFmt w:val="decimal"/>
+      <w:lvlText w:val="%1.%2.%3.%4.%5.%6.%7.%8.%9"/>
+      <w:lvlJc w:val="left"/>
+      <w:pPr>
+        <w:ind w:left="7832" w:hanging="2160"/>
+      </w:pPr>
+      <w:rPr>
+        <w:rFonts w:hint="default"/>
+      </w:rPr>
+    </w:lvl>
+  </w:abstractNum>
+  <w:abstractNum w:abstractNumId="9" w15:restartNumberingAfterBreak="0">
     <w:nsid w:val="2C377CE2"/>
     <w:multiLevelType w:val="multilevel"/>
     <w:tmpl w:val="04DCDB86"/>
@@ -10731,7 +10581,7 @@
       </w:rPr>
     </w:lvl>
   </w:abstractNum>
-  <w:abstractNum w:abstractNumId="8" w15:restartNumberingAfterBreak="0">
+  <w:abstractNum w:abstractNumId="10" w15:restartNumberingAfterBreak="0">
     <w:nsid w:val="30991BA2"/>
     <w:multiLevelType w:val="hybridMultilevel"/>
     <w:tmpl w:val="AA307B5A"/>
@@ -10844,7 +10694,7 @@
       </w:rPr>
     </w:lvl>
   </w:abstractNum>
-  <w:abstractNum w:abstractNumId="9" w15:restartNumberingAfterBreak="0">
+  <w:abstractNum w:abstractNumId="11" w15:restartNumberingAfterBreak="0">
     <w:nsid w:val="30F67F18"/>
     <w:multiLevelType w:val="multilevel"/>
     <w:tmpl w:val="6346DC08"/>
@@ -10993,7 +10843,7 @@
       </w:rPr>
     </w:lvl>
   </w:abstractNum>
-  <w:abstractNum w:abstractNumId="10" w15:restartNumberingAfterBreak="0">
+  <w:abstractNum w:abstractNumId="12" w15:restartNumberingAfterBreak="0">
     <w:nsid w:val="32731EBB"/>
     <w:multiLevelType w:val="hybridMultilevel"/>
     <w:tmpl w:val="0BFE808E"/>
@@ -11106,7 +10956,7 @@
       </w:rPr>
     </w:lvl>
   </w:abstractNum>
-  <w:abstractNum w:abstractNumId="11" w15:restartNumberingAfterBreak="0">
+  <w:abstractNum w:abstractNumId="13" w15:restartNumberingAfterBreak="0">
     <w:nsid w:val="39401333"/>
     <w:multiLevelType w:val="multilevel"/>
     <w:tmpl w:val="2C68F4FA"/>
@@ -11255,7 +11105,7 @@
       </w:rPr>
     </w:lvl>
   </w:abstractNum>
-  <w:abstractNum w:abstractNumId="12" w15:restartNumberingAfterBreak="0">
+  <w:abstractNum w:abstractNumId="14" w15:restartNumberingAfterBreak="0">
     <w:nsid w:val="453540A0"/>
     <w:multiLevelType w:val="multilevel"/>
     <w:tmpl w:val="4BA45DB8"/>
@@ -11368,7 +11218,7 @@
       </w:rPr>
     </w:lvl>
   </w:abstractNum>
-  <w:abstractNum w:abstractNumId="13" w15:restartNumberingAfterBreak="0">
+  <w:abstractNum w:abstractNumId="15" w15:restartNumberingAfterBreak="0">
     <w:nsid w:val="4F61012B"/>
     <w:multiLevelType w:val="multilevel"/>
     <w:tmpl w:val="94A066CA"/>
@@ -11518,7 +11368,7 @@
       </w:rPr>
     </w:lvl>
   </w:abstractNum>
-  <w:abstractNum w:abstractNumId="14" w15:restartNumberingAfterBreak="0">
+  <w:abstractNum w:abstractNumId="16" w15:restartNumberingAfterBreak="0">
     <w:nsid w:val="5DB3624B"/>
     <w:multiLevelType w:val="multilevel"/>
     <w:tmpl w:val="4BA45DB8"/>
@@ -11631,7 +11481,7 @@
       </w:rPr>
     </w:lvl>
   </w:abstractNum>
-  <w:abstractNum w:abstractNumId="15" w15:restartNumberingAfterBreak="0">
+  <w:abstractNum w:abstractNumId="17" w15:restartNumberingAfterBreak="0">
     <w:nsid w:val="641700E0"/>
     <w:multiLevelType w:val="multilevel"/>
     <w:tmpl w:val="B91C19E4"/>
@@ -11780,7 +11630,7 @@
       </w:rPr>
     </w:lvl>
   </w:abstractNum>
-  <w:abstractNum w:abstractNumId="16" w15:restartNumberingAfterBreak="0">
+  <w:abstractNum w:abstractNumId="18" w15:restartNumberingAfterBreak="0">
     <w:nsid w:val="654A25C9"/>
     <w:multiLevelType w:val="multilevel"/>
     <w:tmpl w:val="0E02A8B8"/>
@@ -11929,7 +11779,7 @@
       </w:rPr>
     </w:lvl>
   </w:abstractNum>
-  <w:abstractNum w:abstractNumId="17" w15:restartNumberingAfterBreak="0">
+  <w:abstractNum w:abstractNumId="19" w15:restartNumberingAfterBreak="0">
     <w:nsid w:val="663F498E"/>
     <w:multiLevelType w:val="multilevel"/>
     <w:tmpl w:val="F7DC7C4A"/>
@@ -12078,7 +11928,7 @@
       </w:rPr>
     </w:lvl>
   </w:abstractNum>
-  <w:abstractNum w:abstractNumId="18" w15:restartNumberingAfterBreak="0">
+  <w:abstractNum w:abstractNumId="20" w15:restartNumberingAfterBreak="0">
     <w:nsid w:val="68DB5425"/>
     <w:multiLevelType w:val="multilevel"/>
     <w:tmpl w:val="A8A4159A"/>
@@ -12227,7 +12077,7 @@
       </w:rPr>
     </w:lvl>
   </w:abstractNum>
-  <w:abstractNum w:abstractNumId="19" w15:restartNumberingAfterBreak="0">
+  <w:abstractNum w:abstractNumId="21" w15:restartNumberingAfterBreak="0">
     <w:nsid w:val="6FC64F07"/>
     <w:multiLevelType w:val="multilevel"/>
     <w:tmpl w:val="21C85A66"/>
@@ -12376,7 +12226,7 @@
       </w:rPr>
     </w:lvl>
   </w:abstractNum>
-  <w:abstractNum w:abstractNumId="20" w15:restartNumberingAfterBreak="0">
+  <w:abstractNum w:abstractNumId="22" w15:restartNumberingAfterBreak="0">
     <w:nsid w:val="70757AF2"/>
     <w:multiLevelType w:val="multilevel"/>
     <w:tmpl w:val="B2C83BF2"/>
@@ -12525,7 +12375,7 @@
       </w:rPr>
     </w:lvl>
   </w:abstractNum>
-  <w:abstractNum w:abstractNumId="21" w15:restartNumberingAfterBreak="0">
+  <w:abstractNum w:abstractNumId="23" w15:restartNumberingAfterBreak="0">
     <w:nsid w:val="71063FD5"/>
     <w:multiLevelType w:val="multilevel"/>
     <w:tmpl w:val="E1285A88"/>
@@ -12674,7 +12524,7 @@
       </w:rPr>
     </w:lvl>
   </w:abstractNum>
-  <w:abstractNum w:abstractNumId="22" w15:restartNumberingAfterBreak="0">
+  <w:abstractNum w:abstractNumId="24" w15:restartNumberingAfterBreak="0">
     <w:nsid w:val="738D4A58"/>
     <w:multiLevelType w:val="multilevel"/>
     <w:tmpl w:val="A296D8E2"/>
@@ -12795,7 +12645,7 @@
       </w:rPr>
     </w:lvl>
   </w:abstractNum>
-  <w:abstractNum w:abstractNumId="23" w15:restartNumberingAfterBreak="0">
+  <w:abstractNum w:abstractNumId="25" w15:restartNumberingAfterBreak="0">
     <w:nsid w:val="74F956D5"/>
     <w:multiLevelType w:val="hybridMultilevel"/>
     <w:tmpl w:val="D21893C0"/>
@@ -12908,7 +12758,7 @@
       </w:rPr>
     </w:lvl>
   </w:abstractNum>
-  <w:abstractNum w:abstractNumId="24" w15:restartNumberingAfterBreak="0">
+  <w:abstractNum w:abstractNumId="26" w15:restartNumberingAfterBreak="0">
     <w:nsid w:val="76142C0E"/>
     <w:multiLevelType w:val="hybridMultilevel"/>
     <w:tmpl w:val="96D62222"/>
@@ -12994,7 +12844,7 @@
       </w:pPr>
     </w:lvl>
   </w:abstractNum>
-  <w:abstractNum w:abstractNumId="25" w15:restartNumberingAfterBreak="0">
+  <w:abstractNum w:abstractNumId="27" w15:restartNumberingAfterBreak="0">
     <w:nsid w:val="77A243BE"/>
     <w:multiLevelType w:val="multilevel"/>
     <w:tmpl w:val="F6305B8C"/>
@@ -13143,7 +12993,7 @@
       </w:rPr>
     </w:lvl>
   </w:abstractNum>
-  <w:abstractNum w:abstractNumId="26" w15:restartNumberingAfterBreak="0">
+  <w:abstractNum w:abstractNumId="28" w15:restartNumberingAfterBreak="0">
     <w:nsid w:val="78DF5F90"/>
     <w:multiLevelType w:val="multilevel"/>
     <w:tmpl w:val="EA12626C"/>
@@ -13292,7 +13142,7 @@
       </w:rPr>
     </w:lvl>
   </w:abstractNum>
-  <w:abstractNum w:abstractNumId="27" w15:restartNumberingAfterBreak="0">
+  <w:abstractNum w:abstractNumId="29" w15:restartNumberingAfterBreak="0">
     <w:nsid w:val="7BFF38E4"/>
     <w:multiLevelType w:val="hybridMultilevel"/>
     <w:tmpl w:val="A63CF2D0"/>
@@ -13378,7 +13228,7 @@
       </w:pPr>
     </w:lvl>
   </w:abstractNum>
-  <w:abstractNum w:abstractNumId="28" w15:restartNumberingAfterBreak="0">
+  <w:abstractNum w:abstractNumId="30" w15:restartNumberingAfterBreak="0">
     <w:nsid w:val="7E7F1F6F"/>
     <w:multiLevelType w:val="hybridMultilevel"/>
     <w:tmpl w:val="17EE6F88"/>
@@ -13491,7 +13341,7 @@
       </w:rPr>
     </w:lvl>
   </w:abstractNum>
-  <w:abstractNum w:abstractNumId="29" w15:restartNumberingAfterBreak="0">
+  <w:abstractNum w:abstractNumId="31" w15:restartNumberingAfterBreak="0">
     <w:nsid w:val="7F7200C4"/>
     <w:multiLevelType w:val="multilevel"/>
     <w:tmpl w:val="1DB4EFB0"/>
@@ -13640,7 +13490,7 @@
       </w:rPr>
     </w:lvl>
   </w:abstractNum>
-  <w:abstractNum w:abstractNumId="30" w15:restartNumberingAfterBreak="0">
+  <w:abstractNum w:abstractNumId="32" w15:restartNumberingAfterBreak="0">
     <w:nsid w:val="7F814B28"/>
     <w:multiLevelType w:val="multilevel"/>
     <w:tmpl w:val="6A92CFE2"/>
@@ -13790,97 +13640,103 @@
     </w:lvl>
   </w:abstractNum>
   <w:num w:numId="1" w16cid:durableId="636106982">
-    <w:abstractNumId w:val="13"/>
+    <w:abstractNumId w:val="15"/>
   </w:num>
   <w:num w:numId="2" w16cid:durableId="1833376704">
+    <w:abstractNumId w:val="16"/>
+  </w:num>
+  <w:num w:numId="3" w16cid:durableId="420567623">
+    <w:abstractNumId w:val="10"/>
+  </w:num>
+  <w:num w:numId="4" w16cid:durableId="733048048">
+    <w:abstractNumId w:val="25"/>
+  </w:num>
+  <w:num w:numId="5" w16cid:durableId="2034844247">
     <w:abstractNumId w:val="14"/>
   </w:num>
-  <w:num w:numId="3" w16cid:durableId="420567623">
-    <w:abstractNumId w:val="8"/>
-  </w:num>
-  <w:num w:numId="4" w16cid:durableId="733048048">
-    <w:abstractNumId w:val="23"/>
-  </w:num>
-  <w:num w:numId="5" w16cid:durableId="2034844247">
-    <w:abstractNumId w:val="12"/>
-  </w:num>
   <w:num w:numId="6" w16cid:durableId="859978375">
-    <w:abstractNumId w:val="27"/>
+    <w:abstractNumId w:val="29"/>
   </w:num>
   <w:num w:numId="7" w16cid:durableId="1269192436">
     <w:abstractNumId w:val="2"/>
   </w:num>
   <w:num w:numId="8" w16cid:durableId="794562930">
-    <w:abstractNumId w:val="10"/>
+    <w:abstractNumId w:val="12"/>
   </w:num>
   <w:num w:numId="9" w16cid:durableId="1185049092">
-    <w:abstractNumId w:val="24"/>
+    <w:abstractNumId w:val="26"/>
   </w:num>
   <w:num w:numId="10" w16cid:durableId="1445156219">
-    <w:abstractNumId w:val="26"/>
+    <w:abstractNumId w:val="28"/>
   </w:num>
   <w:num w:numId="11" w16cid:durableId="797532465">
     <w:abstractNumId w:val="3"/>
   </w:num>
   <w:num w:numId="12" w16cid:durableId="936332128">
-    <w:abstractNumId w:val="18"/>
+    <w:abstractNumId w:val="20"/>
   </w:num>
   <w:num w:numId="13" w16cid:durableId="1038120784">
-    <w:abstractNumId w:val="17"/>
+    <w:abstractNumId w:val="19"/>
   </w:num>
   <w:num w:numId="14" w16cid:durableId="1612399009">
     <w:abstractNumId w:val="1"/>
   </w:num>
   <w:num w:numId="15" w16cid:durableId="1897667339">
-    <w:abstractNumId w:val="20"/>
+    <w:abstractNumId w:val="22"/>
   </w:num>
   <w:num w:numId="16" w16cid:durableId="1743018633">
-    <w:abstractNumId w:val="9"/>
+    <w:abstractNumId w:val="11"/>
   </w:num>
   <w:num w:numId="17" w16cid:durableId="818570399">
-    <w:abstractNumId w:val="29"/>
+    <w:abstractNumId w:val="31"/>
   </w:num>
   <w:num w:numId="18" w16cid:durableId="1119447814">
-    <w:abstractNumId w:val="16"/>
+    <w:abstractNumId w:val="18"/>
   </w:num>
   <w:num w:numId="19" w16cid:durableId="345517592">
-    <w:abstractNumId w:val="5"/>
+    <w:abstractNumId w:val="6"/>
   </w:num>
   <w:num w:numId="20" w16cid:durableId="1798836642">
-    <w:abstractNumId w:val="30"/>
+    <w:abstractNumId w:val="32"/>
   </w:num>
   <w:num w:numId="21" w16cid:durableId="1989943838">
-    <w:abstractNumId w:val="7"/>
+    <w:abstractNumId w:val="9"/>
   </w:num>
   <w:num w:numId="22" w16cid:durableId="1718432241">
     <w:abstractNumId w:val="0"/>
   </w:num>
   <w:num w:numId="23" w16cid:durableId="1612591623">
-    <w:abstractNumId w:val="4"/>
+    <w:abstractNumId w:val="5"/>
   </w:num>
   <w:num w:numId="24" w16cid:durableId="1057362246">
-    <w:abstractNumId w:val="25"/>
+    <w:abstractNumId w:val="27"/>
   </w:num>
   <w:num w:numId="25" w16cid:durableId="1505897617">
-    <w:abstractNumId w:val="19"/>
+    <w:abstractNumId w:val="21"/>
   </w:num>
   <w:num w:numId="26" w16cid:durableId="1642073199">
-    <w:abstractNumId w:val="21"/>
+    <w:abstractNumId w:val="23"/>
   </w:num>
   <w:num w:numId="27" w16cid:durableId="1975521385">
-    <w:abstractNumId w:val="6"/>
+    <w:abstractNumId w:val="7"/>
   </w:num>
   <w:num w:numId="28" w16cid:durableId="285964571">
-    <w:abstractNumId w:val="11"/>
+    <w:abstractNumId w:val="13"/>
   </w:num>
   <w:num w:numId="29" w16cid:durableId="1718238957">
-    <w:abstractNumId w:val="15"/>
+    <w:abstractNumId w:val="17"/>
   </w:num>
   <w:num w:numId="30" w16cid:durableId="327173263">
-    <w:abstractNumId w:val="22"/>
+    <w:abstractNumId w:val="24"/>
   </w:num>
   <w:num w:numId="31" w16cid:durableId="539243646">
-    <w:abstractNumId w:val="28"/>
+    <w:abstractNumId w:val="30"/>
+  </w:num>
+  <w:num w:numId="32" w16cid:durableId="1171067140">
+    <w:abstractNumId w:val="8"/>
+  </w:num>
+  <w:num w:numId="33" w16cid:durableId="620888783">
+    <w:abstractNumId w:val="4"/>
   </w:num>
 </w:numbering>
 </file>

--- a/Report/Отчет по ПП06.docx
+++ b/Report/Отчет по ПП06.docx
@@ -9059,7 +9059,7 @@
     </w:p>
     <w:p>
       <w:pPr>
-        <w:spacing w:after="0" w:line="360" w:lineRule="auto"/>
+        <w:spacing w:after="0" w:line="480" w:lineRule="auto"/>
         <w:ind w:firstLine="709"/>
         <w:jc w:val="both"/>
         <w:rPr>
@@ -9067,30 +9067,1123 @@
           <w:kern w:val="2"/>
           <w:sz w:val="28"/>
           <w:szCs w:val="28"/>
+          <w:lang w:val="en-US"/>
           <w14:ligatures w14:val="standardContextual"/>
         </w:rPr>
       </w:pPr>
-    </w:p>
-    <w:p>
-      <w:pPr>
-        <w:spacing w:after="0" w:line="480" w:lineRule="auto"/>
-        <w:ind w:firstLine="709"/>
-        <w:jc w:val="both"/>
-        <w:rPr>
-          <w:rFonts w:ascii="Times New Roman" w:hAnsi="Times New Roman" w:cs="Times New Roman"/>
-          <w:sz w:val="28"/>
-          <w:szCs w:val="28"/>
-        </w:rPr>
-      </w:pPr>
-    </w:p>
-    <w:p>
-      <w:pPr>
-        <w:spacing w:after="120" w:line="360" w:lineRule="auto"/>
-        <w:jc w:val="center"/>
-        <w:rPr>
-          <w:rFonts w:ascii="Times New Roman" w:hAnsi="Times New Roman" w:cs="Times New Roman"/>
-          <w:sz w:val="28"/>
-          <w:szCs w:val="28"/>
+      <w:r>
+        <w:rPr>
+          <w:rFonts w:ascii="Times New Roman" w:eastAsia="Aptos" w:hAnsi="Times New Roman" w:cs="Times New Roman"/>
+          <w:kern w:val="2"/>
+          <w:sz w:val="28"/>
+          <w:szCs w:val="28"/>
+          <w14:ligatures w14:val="standardContextual"/>
+        </w:rPr>
+        <w:t xml:space="preserve"> </w:t>
+      </w:r>
+      <w:r>
+        <w:rPr>
+          <w:rFonts w:ascii="Times New Roman" w:eastAsia="Aptos" w:hAnsi="Times New Roman" w:cs="Times New Roman"/>
+          <w:kern w:val="2"/>
+          <w:sz w:val="28"/>
+          <w:szCs w:val="28"/>
+          <w:lang w:val="en-US"/>
+          <w14:ligatures w14:val="standardContextual"/>
+        </w:rPr>
+        <w:t xml:space="preserve">   </w:t>
+      </w:r>
+    </w:p>
+    <w:p>
+      <w:pPr>
+        <w:spacing w:after="0" w:line="360" w:lineRule="auto"/>
+        <w:ind w:left="709"/>
+        <w:outlineLvl w:val="1"/>
+        <w:rPr>
+          <w:rFonts w:ascii="Times New Roman" w:eastAsia="Aptos" w:hAnsi="Times New Roman" w:cs="Times New Roman"/>
+          <w:kern w:val="2"/>
+          <w:sz w:val="28"/>
+          <w:szCs w:val="28"/>
+          <w14:ligatures w14:val="standardContextual"/>
+        </w:rPr>
+      </w:pPr>
+      <w:r>
+        <w:rPr>
+          <w:rFonts w:ascii="Times New Roman" w:eastAsia="Aptos" w:hAnsi="Times New Roman" w:cs="Times New Roman"/>
+          <w:kern w:val="2"/>
+          <w:sz w:val="28"/>
+          <w:szCs w:val="28"/>
+          <w14:ligatures w14:val="standardContextual"/>
+        </w:rPr>
+        <w:t xml:space="preserve">2 </w:t>
+      </w:r>
+      <w:r>
+        <w:rPr>
+          <w:rFonts w:ascii="Times New Roman" w:eastAsia="Aptos" w:hAnsi="Times New Roman" w:cs="Times New Roman"/>
+          <w:kern w:val="2"/>
+          <w:sz w:val="28"/>
+          <w:szCs w:val="28"/>
+          <w14:ligatures w14:val="standardContextual"/>
+        </w:rPr>
+        <w:t>Практтиические задания</w:t>
+      </w:r>
+    </w:p>
+    <w:p>
+      <w:pPr>
+        <w:spacing w:after="0" w:line="240" w:lineRule="auto"/>
+        <w:ind w:firstLine="709"/>
+        <w:jc w:val="both"/>
+        <w:rPr>
+          <w:rFonts w:ascii="Times New Roman" w:eastAsia="Aptos" w:hAnsi="Times New Roman" w:cs="Times New Roman"/>
+          <w:kern w:val="2"/>
+          <w:sz w:val="32"/>
+          <w:szCs w:val="32"/>
+          <w14:ligatures w14:val="standardContextual"/>
+        </w:rPr>
+      </w:pPr>
+    </w:p>
+    <w:p>
+      <w:pPr>
+        <w:pStyle w:val="aa"/>
+        <w:spacing w:before="0" w:beforeAutospacing="0" w:after="0" w:afterAutospacing="0" w:line="360" w:lineRule="auto"/>
+        <w:ind w:firstLine="709"/>
+        <w:rPr>
+          <w:sz w:val="28"/>
+          <w:szCs w:val="28"/>
+        </w:rPr>
+      </w:pPr>
+      <w:r>
+        <w:rPr>
+          <w:sz w:val="28"/>
+          <w:szCs w:val="28"/>
+        </w:rPr>
+        <w:t>2.1 Установка и настройка программного обеспечения</w:t>
+      </w:r>
+    </w:p>
+    <w:p>
+      <w:pPr>
+        <w:pStyle w:val="aa"/>
+        <w:spacing w:before="0" w:beforeAutospacing="0" w:after="0" w:afterAutospacing="0" w:line="360" w:lineRule="auto"/>
+        <w:ind w:firstLine="709"/>
+        <w:rPr>
+          <w:sz w:val="28"/>
+          <w:szCs w:val="28"/>
+        </w:rPr>
+      </w:pPr>
+    </w:p>
+    <w:p>
+      <w:pPr>
+        <w:pStyle w:val="aa"/>
+        <w:spacing w:before="0" w:beforeAutospacing="0" w:after="0" w:afterAutospacing="0" w:line="360" w:lineRule="auto"/>
+        <w:ind w:firstLine="709"/>
+        <w:rPr>
+          <w:sz w:val="28"/>
+          <w:szCs w:val="28"/>
+        </w:rPr>
+      </w:pPr>
+      <w:r>
+        <w:rPr>
+          <w:sz w:val="28"/>
+          <w:szCs w:val="28"/>
+        </w:rPr>
+        <w:t>В период прохождения производственной практики была выполнена установка и настройка программного обеспечения, необходимого для разработки и сопровождения Web API-приложения «Модуль обработки и работы с изображениями». Для реализации проекта использовался язык программирования Python и фреймворк FastAPI.</w:t>
+      </w:r>
+    </w:p>
+    <w:p>
+      <w:pPr>
+        <w:pStyle w:val="aa"/>
+        <w:spacing w:before="0" w:beforeAutospacing="0" w:after="0" w:afterAutospacing="0" w:line="360" w:lineRule="auto"/>
+        <w:ind w:firstLine="709"/>
+        <w:rPr>
+          <w:sz w:val="28"/>
+          <w:szCs w:val="28"/>
+        </w:rPr>
+      </w:pPr>
+      <w:r>
+        <w:rPr>
+          <w:sz w:val="28"/>
+          <w:szCs w:val="28"/>
+        </w:rPr>
+        <w:t>В ходе работы была установлена и настроена среда разработки Visual Studio Code, а также выполнена установка интерпретатора Python и необходимых библиотек для работы с API, обработки изображений и взаимодействия с базой данных. Для хранения информации об изображениях была выбрана база данных SQLite. Дополнительно была организована структура проекта, включающая основные программные модули и директории для хранения изображений.</w:t>
+      </w:r>
+    </w:p>
+    <w:p>
+      <w:pPr>
+        <w:pStyle w:val="aa"/>
+        <w:spacing w:before="0" w:beforeAutospacing="0" w:after="0" w:afterAutospacing="0" w:line="360" w:lineRule="auto"/>
+        <w:ind w:firstLine="709"/>
+        <w:rPr>
+          <w:sz w:val="28"/>
+          <w:szCs w:val="28"/>
+        </w:rPr>
+      </w:pPr>
+      <w:r>
+        <w:rPr>
+          <w:sz w:val="28"/>
+          <w:szCs w:val="28"/>
+        </w:rPr>
+        <w:t>Исходный код проекта представлен в приложении к отчету.</w:t>
+      </w:r>
+    </w:p>
+    <w:p>
+      <w:pPr>
+        <w:pStyle w:val="aa"/>
+        <w:spacing w:before="0" w:beforeAutospacing="0" w:after="0" w:afterAutospacing="0" w:line="480" w:lineRule="auto"/>
+        <w:ind w:firstLine="709"/>
+        <w:rPr>
+          <w:sz w:val="28"/>
+          <w:szCs w:val="28"/>
+        </w:rPr>
+      </w:pPr>
+    </w:p>
+    <w:p>
+      <w:pPr>
+        <w:pStyle w:val="aa"/>
+        <w:spacing w:before="0" w:beforeAutospacing="0" w:after="0" w:afterAutospacing="0" w:line="480" w:lineRule="auto"/>
+        <w:ind w:firstLine="709"/>
+        <w:rPr>
+          <w:sz w:val="28"/>
+          <w:szCs w:val="28"/>
+        </w:rPr>
+      </w:pPr>
+    </w:p>
+    <w:p>
+      <w:pPr>
+        <w:pStyle w:val="aa"/>
+        <w:spacing w:before="0" w:beforeAutospacing="0" w:after="0" w:afterAutospacing="0" w:line="360" w:lineRule="auto"/>
+        <w:ind w:firstLine="709"/>
+        <w:rPr>
+          <w:sz w:val="28"/>
+          <w:szCs w:val="28"/>
+        </w:rPr>
+      </w:pPr>
+      <w:r>
+        <w:rPr>
+          <w:sz w:val="28"/>
+          <w:szCs w:val="28"/>
+        </w:rPr>
+        <w:lastRenderedPageBreak/>
+        <w:t>2.2 Устранение инцидентов</w:t>
+      </w:r>
+    </w:p>
+    <w:p>
+      <w:pPr>
+        <w:pStyle w:val="aa"/>
+        <w:spacing w:before="0" w:beforeAutospacing="0" w:after="0" w:afterAutospacing="0" w:line="360" w:lineRule="auto"/>
+        <w:ind w:firstLine="709"/>
+        <w:rPr>
+          <w:sz w:val="28"/>
+          <w:szCs w:val="28"/>
+        </w:rPr>
+      </w:pPr>
+    </w:p>
+    <w:p>
+      <w:pPr>
+        <w:pStyle w:val="aa"/>
+        <w:spacing w:before="0" w:beforeAutospacing="0" w:after="0" w:afterAutospacing="0" w:line="360" w:lineRule="auto"/>
+        <w:ind w:firstLine="709"/>
+        <w:rPr>
+          <w:sz w:val="28"/>
+          <w:szCs w:val="28"/>
+        </w:rPr>
+      </w:pPr>
+      <w:r>
+        <w:rPr>
+          <w:sz w:val="28"/>
+          <w:szCs w:val="28"/>
+        </w:rPr>
+        <w:t>Во время выполнения практической работы возникали отдельные ошибки и технические сложности, связанные с запуском и настройкой программного обеспечения.</w:t>
+      </w:r>
+    </w:p>
+    <w:p>
+      <w:pPr>
+        <w:pStyle w:val="aa"/>
+        <w:spacing w:before="0" w:beforeAutospacing="0" w:after="0" w:afterAutospacing="0" w:line="360" w:lineRule="auto"/>
+        <w:ind w:firstLine="709"/>
+        <w:rPr>
+          <w:sz w:val="28"/>
+          <w:szCs w:val="28"/>
+        </w:rPr>
+      </w:pPr>
+      <w:r>
+        <w:rPr>
+          <w:sz w:val="28"/>
+          <w:szCs w:val="28"/>
+        </w:rPr>
+        <w:t>Одной из проблем стала ошибка выполнения команды установки библиотек Python через PowerShell, связанная с отсутствием доступа к команде pip. Для устранения проблемы использовался запуск установки через интерпретатор Python.</w:t>
+      </w:r>
+    </w:p>
+    <w:p>
+      <w:pPr>
+        <w:pStyle w:val="aa"/>
+        <w:spacing w:before="0" w:beforeAutospacing="0" w:after="0" w:afterAutospacing="0" w:line="360" w:lineRule="auto"/>
+        <w:ind w:firstLine="709"/>
+        <w:rPr>
+          <w:sz w:val="28"/>
+          <w:szCs w:val="28"/>
+        </w:rPr>
+      </w:pPr>
+      <w:r>
+        <w:rPr>
+          <w:sz w:val="28"/>
+          <w:szCs w:val="28"/>
+        </w:rPr>
+        <w:t>Также возникала ошибка запуска FastAPI-приложения, вызванная синтаксическими ошибками в файле main.py и некорректным оформлением комментариев. После проверки структуры проекта и исправления ошибок приложение было успешно запущено.</w:t>
+      </w:r>
+    </w:p>
+    <w:p>
+      <w:pPr>
+        <w:pStyle w:val="aa"/>
+        <w:spacing w:before="0" w:beforeAutospacing="0" w:after="0" w:afterAutospacing="0" w:line="360" w:lineRule="auto"/>
+        <w:ind w:firstLine="709"/>
+        <w:rPr>
+          <w:sz w:val="28"/>
+          <w:szCs w:val="28"/>
+        </w:rPr>
+      </w:pPr>
+      <w:r>
+        <w:rPr>
+          <w:sz w:val="28"/>
+          <w:szCs w:val="28"/>
+        </w:rPr>
+        <w:t>Дополнительно проводилось тестирование API-методов, отвечающих за загрузку изображений, изменение размера и поворот изображений.</w:t>
+      </w:r>
+    </w:p>
+    <w:p>
+      <w:pPr>
+        <w:pStyle w:val="aa"/>
+        <w:spacing w:before="0" w:beforeAutospacing="0" w:after="0" w:afterAutospacing="0" w:line="360" w:lineRule="auto"/>
+        <w:ind w:firstLine="709"/>
+        <w:rPr>
+          <w:sz w:val="28"/>
+          <w:szCs w:val="28"/>
+        </w:rPr>
+      </w:pPr>
+      <w:r>
+        <w:rPr>
+          <w:sz w:val="28"/>
+          <w:szCs w:val="28"/>
+        </w:rPr>
+        <w:t>Листинг основных программных модулей приведен в приложении к отчету.</w:t>
+      </w:r>
+    </w:p>
+    <w:p>
+      <w:pPr>
+        <w:pStyle w:val="aa"/>
+        <w:spacing w:before="0" w:beforeAutospacing="0" w:after="0" w:afterAutospacing="0" w:line="480" w:lineRule="auto"/>
+        <w:ind w:firstLine="709"/>
+        <w:rPr>
+          <w:sz w:val="28"/>
+          <w:szCs w:val="28"/>
+        </w:rPr>
+      </w:pPr>
+    </w:p>
+    <w:p>
+      <w:pPr>
+        <w:pStyle w:val="aa"/>
+        <w:spacing w:before="0" w:beforeAutospacing="0" w:after="0" w:afterAutospacing="0" w:line="360" w:lineRule="auto"/>
+        <w:ind w:firstLine="709"/>
+        <w:rPr>
+          <w:sz w:val="28"/>
+          <w:szCs w:val="28"/>
+        </w:rPr>
+      </w:pPr>
+      <w:r>
+        <w:rPr>
+          <w:sz w:val="28"/>
+          <w:szCs w:val="28"/>
+        </w:rPr>
+        <w:t>2.3 Резервное копирование данных</w:t>
+      </w:r>
+    </w:p>
+    <w:p>
+      <w:pPr>
+        <w:pStyle w:val="aa"/>
+        <w:spacing w:before="0" w:beforeAutospacing="0" w:after="0" w:afterAutospacing="0" w:line="360" w:lineRule="auto"/>
+        <w:ind w:firstLine="709"/>
+        <w:rPr>
+          <w:sz w:val="28"/>
+          <w:szCs w:val="28"/>
+        </w:rPr>
+      </w:pPr>
+    </w:p>
+    <w:p>
+      <w:pPr>
+        <w:pStyle w:val="aa"/>
+        <w:spacing w:before="0" w:beforeAutospacing="0" w:after="0" w:afterAutospacing="0" w:line="360" w:lineRule="auto"/>
+        <w:ind w:firstLine="709"/>
+        <w:rPr>
+          <w:sz w:val="28"/>
+          <w:szCs w:val="28"/>
+        </w:rPr>
+      </w:pPr>
+      <w:r>
+        <w:rPr>
+          <w:sz w:val="28"/>
+          <w:szCs w:val="28"/>
+        </w:rPr>
+        <w:t>В процессе разработки выполнялось резервное копирование файлов проекта и базы данных SQLite. Для хранения изображений использовалась отдельная директория проекта, а база данных сохранялась в виде отдельного файла database.db.</w:t>
+      </w:r>
+    </w:p>
+    <w:p>
+      <w:pPr>
+        <w:pStyle w:val="aa"/>
+        <w:spacing w:before="0" w:beforeAutospacing="0" w:after="0" w:afterAutospacing="0" w:line="360" w:lineRule="auto"/>
+        <w:ind w:firstLine="709"/>
+        <w:rPr>
+          <w:sz w:val="28"/>
+          <w:szCs w:val="28"/>
+        </w:rPr>
+      </w:pPr>
+      <w:r>
+        <w:rPr>
+          <w:sz w:val="28"/>
+          <w:szCs w:val="28"/>
+        </w:rPr>
+        <w:t>Резервное копирование обеспечивало сохранность данных и позволяло восстановить проект в случае возникновения ошибок или повреждения файлов.</w:t>
+      </w:r>
+    </w:p>
+    <w:p>
+      <w:pPr>
+        <w:pStyle w:val="aa"/>
+        <w:spacing w:before="0" w:beforeAutospacing="0" w:after="0" w:afterAutospacing="0" w:line="360" w:lineRule="auto"/>
+        <w:ind w:firstLine="709"/>
+        <w:rPr>
+          <w:sz w:val="28"/>
+          <w:szCs w:val="28"/>
+        </w:rPr>
+      </w:pPr>
+      <w:r>
+        <w:rPr>
+          <w:sz w:val="28"/>
+          <w:szCs w:val="28"/>
+        </w:rPr>
+        <w:t>Примеры структуры проекта и используемых файлов представлены в приложении.</w:t>
+      </w:r>
+    </w:p>
+    <w:p>
+      <w:pPr>
+        <w:pStyle w:val="aa"/>
+        <w:spacing w:before="0" w:beforeAutospacing="0" w:after="0" w:afterAutospacing="0" w:line="360" w:lineRule="auto"/>
+        <w:ind w:firstLine="709"/>
+        <w:rPr>
+          <w:sz w:val="28"/>
+          <w:szCs w:val="28"/>
+        </w:rPr>
+      </w:pPr>
+      <w:r>
+        <w:rPr>
+          <w:sz w:val="28"/>
+          <w:szCs w:val="28"/>
+        </w:rPr>
+        <w:lastRenderedPageBreak/>
+        <w:t>2.4 Составление отчетов и документации</w:t>
+      </w:r>
+    </w:p>
+    <w:p>
+      <w:pPr>
+        <w:pStyle w:val="aa"/>
+        <w:spacing w:before="0" w:beforeAutospacing="0" w:after="0" w:afterAutospacing="0" w:line="360" w:lineRule="auto"/>
+        <w:ind w:firstLine="709"/>
+        <w:rPr>
+          <w:sz w:val="28"/>
+          <w:szCs w:val="28"/>
+        </w:rPr>
+      </w:pPr>
+      <w:r>
+        <w:rPr>
+          <w:sz w:val="28"/>
+          <w:szCs w:val="28"/>
+        </w:rPr>
+        <w:t>В ходе практики велась подготовка отчетной документации по выполненным работам. Были описаны этапы разработки API-приложения, используемые технологии и реализованные функции обработки изображений.</w:t>
+      </w:r>
+    </w:p>
+    <w:p>
+      <w:pPr>
+        <w:pStyle w:val="aa"/>
+        <w:spacing w:before="0" w:beforeAutospacing="0" w:after="0" w:afterAutospacing="0" w:line="360" w:lineRule="auto"/>
+        <w:ind w:firstLine="709"/>
+        <w:rPr>
+          <w:sz w:val="28"/>
+          <w:szCs w:val="28"/>
+        </w:rPr>
+      </w:pPr>
+      <w:r>
+        <w:rPr>
+          <w:sz w:val="28"/>
+          <w:szCs w:val="28"/>
+        </w:rPr>
+        <w:t>Также была составлена инструкция по запуску приложения, настройке среды разработки и тестированию API через Swagger-интерфейс FastAPI.</w:t>
+      </w:r>
+    </w:p>
+    <w:p>
+      <w:pPr>
+        <w:pStyle w:val="aa"/>
+        <w:spacing w:before="0" w:beforeAutospacing="0" w:after="0" w:afterAutospacing="0" w:line="360" w:lineRule="auto"/>
+        <w:ind w:firstLine="709"/>
+        <w:rPr>
+          <w:sz w:val="28"/>
+          <w:szCs w:val="28"/>
+        </w:rPr>
+      </w:pPr>
+      <w:r>
+        <w:rPr>
+          <w:sz w:val="28"/>
+          <w:szCs w:val="28"/>
+        </w:rPr>
+        <w:t>Фрагменты программного кода и результаты тестирования представлены в приложении к отчету.</w:t>
+      </w:r>
+    </w:p>
+    <w:p>
+      <w:pPr>
+        <w:pStyle w:val="aa"/>
+        <w:spacing w:before="0" w:beforeAutospacing="0" w:after="0" w:afterAutospacing="0" w:line="480" w:lineRule="auto"/>
+        <w:ind w:firstLine="709"/>
+        <w:rPr>
+          <w:sz w:val="28"/>
+          <w:szCs w:val="28"/>
+        </w:rPr>
+      </w:pPr>
+    </w:p>
+    <w:p>
+      <w:pPr>
+        <w:pStyle w:val="aa"/>
+        <w:spacing w:before="0" w:beforeAutospacing="0" w:after="0" w:afterAutospacing="0" w:line="360" w:lineRule="auto"/>
+        <w:ind w:firstLine="709"/>
+        <w:rPr>
+          <w:sz w:val="28"/>
+          <w:szCs w:val="28"/>
+        </w:rPr>
+      </w:pPr>
+      <w:r>
+        <w:rPr>
+          <w:sz w:val="28"/>
+          <w:szCs w:val="28"/>
+        </w:rPr>
+        <w:t>2.5 Используемые инструменты и технологии</w:t>
+      </w:r>
+    </w:p>
+    <w:p>
+      <w:pPr>
+        <w:pStyle w:val="aa"/>
+        <w:spacing w:before="0" w:beforeAutospacing="0" w:after="0" w:afterAutospacing="0" w:line="360" w:lineRule="auto"/>
+        <w:ind w:firstLine="709"/>
+        <w:rPr>
+          <w:sz w:val="28"/>
+          <w:szCs w:val="28"/>
+        </w:rPr>
+      </w:pPr>
+    </w:p>
+    <w:p>
+      <w:pPr>
+        <w:pStyle w:val="aa"/>
+        <w:spacing w:before="0" w:beforeAutospacing="0" w:after="0" w:afterAutospacing="0" w:line="360" w:lineRule="auto"/>
+        <w:ind w:firstLine="709"/>
+        <w:rPr>
+          <w:sz w:val="28"/>
+          <w:szCs w:val="28"/>
+        </w:rPr>
+      </w:pPr>
+      <w:r>
+        <w:rPr>
+          <w:sz w:val="28"/>
+          <w:szCs w:val="28"/>
+        </w:rPr>
+        <w:t>При выполнении практического задания использовались следующие инструменты и технологии:</w:t>
+      </w:r>
+    </w:p>
+    <w:p>
+      <w:pPr>
+        <w:pStyle w:val="aa"/>
+        <w:numPr>
+          <w:ilvl w:val="0"/>
+          <w:numId w:val="35"/>
+        </w:numPr>
+        <w:spacing w:before="0" w:beforeAutospacing="0" w:after="0" w:afterAutospacing="0" w:line="360" w:lineRule="auto"/>
+        <w:ind w:left="0" w:firstLine="0"/>
+        <w:rPr>
+          <w:sz w:val="28"/>
+          <w:szCs w:val="28"/>
+          <w:lang w:val="en-US"/>
+        </w:rPr>
+      </w:pPr>
+      <w:r>
+        <w:rPr>
+          <w:sz w:val="28"/>
+          <w:szCs w:val="28"/>
+          <w:lang w:val="en-US"/>
+        </w:rPr>
+        <w:t>Python;</w:t>
+      </w:r>
+    </w:p>
+    <w:p>
+      <w:pPr>
+        <w:pStyle w:val="aa"/>
+        <w:numPr>
+          <w:ilvl w:val="0"/>
+          <w:numId w:val="35"/>
+        </w:numPr>
+        <w:spacing w:before="0" w:beforeAutospacing="0" w:after="0" w:afterAutospacing="0" w:line="360" w:lineRule="auto"/>
+        <w:ind w:left="0" w:firstLine="0"/>
+        <w:rPr>
+          <w:sz w:val="28"/>
+          <w:szCs w:val="28"/>
+          <w:lang w:val="en-US"/>
+        </w:rPr>
+      </w:pPr>
+      <w:r>
+        <w:rPr>
+          <w:sz w:val="28"/>
+          <w:szCs w:val="28"/>
+          <w:lang w:val="en-US"/>
+        </w:rPr>
+        <w:t>FastAPI;</w:t>
+      </w:r>
+    </w:p>
+    <w:p>
+      <w:pPr>
+        <w:pStyle w:val="aa"/>
+        <w:numPr>
+          <w:ilvl w:val="0"/>
+          <w:numId w:val="35"/>
+        </w:numPr>
+        <w:spacing w:before="0" w:beforeAutospacing="0" w:after="0" w:afterAutospacing="0" w:line="360" w:lineRule="auto"/>
+        <w:ind w:left="0" w:firstLine="0"/>
+        <w:rPr>
+          <w:sz w:val="28"/>
+          <w:szCs w:val="28"/>
+          <w:lang w:val="en-US"/>
+        </w:rPr>
+      </w:pPr>
+      <w:r>
+        <w:rPr>
+          <w:sz w:val="28"/>
+          <w:szCs w:val="28"/>
+          <w:lang w:val="en-US"/>
+        </w:rPr>
+        <w:t>SQLite;</w:t>
+      </w:r>
+    </w:p>
+    <w:p>
+      <w:pPr>
+        <w:pStyle w:val="aa"/>
+        <w:numPr>
+          <w:ilvl w:val="0"/>
+          <w:numId w:val="35"/>
+        </w:numPr>
+        <w:spacing w:before="0" w:beforeAutospacing="0" w:after="0" w:afterAutospacing="0" w:line="360" w:lineRule="auto"/>
+        <w:ind w:left="0" w:firstLine="0"/>
+        <w:rPr>
+          <w:sz w:val="28"/>
+          <w:szCs w:val="28"/>
+          <w:lang w:val="en-US"/>
+        </w:rPr>
+      </w:pPr>
+      <w:r>
+        <w:rPr>
+          <w:sz w:val="28"/>
+          <w:szCs w:val="28"/>
+          <w:lang w:val="en-US"/>
+        </w:rPr>
+        <w:t>Pillow;</w:t>
+      </w:r>
+    </w:p>
+    <w:p>
+      <w:pPr>
+        <w:pStyle w:val="aa"/>
+        <w:numPr>
+          <w:ilvl w:val="0"/>
+          <w:numId w:val="35"/>
+        </w:numPr>
+        <w:spacing w:before="0" w:beforeAutospacing="0" w:after="0" w:afterAutospacing="0" w:line="360" w:lineRule="auto"/>
+        <w:ind w:left="0" w:firstLine="0"/>
+        <w:rPr>
+          <w:sz w:val="28"/>
+          <w:szCs w:val="28"/>
+          <w:lang w:val="en-US"/>
+        </w:rPr>
+      </w:pPr>
+      <w:r>
+        <w:rPr>
+          <w:sz w:val="28"/>
+          <w:szCs w:val="28"/>
+          <w:lang w:val="en-US"/>
+        </w:rPr>
+        <w:t>Uvicorn;</w:t>
+      </w:r>
+    </w:p>
+    <w:p>
+      <w:pPr>
+        <w:pStyle w:val="aa"/>
+        <w:numPr>
+          <w:ilvl w:val="0"/>
+          <w:numId w:val="35"/>
+        </w:numPr>
+        <w:spacing w:before="0" w:beforeAutospacing="0" w:after="0" w:afterAutospacing="0" w:line="360" w:lineRule="auto"/>
+        <w:ind w:left="0" w:firstLine="0"/>
+        <w:rPr>
+          <w:sz w:val="28"/>
+          <w:szCs w:val="28"/>
+          <w:lang w:val="en-US"/>
+        </w:rPr>
+      </w:pPr>
+      <w:r>
+        <w:rPr>
+          <w:sz w:val="28"/>
+          <w:szCs w:val="28"/>
+          <w:lang w:val="en-US"/>
+        </w:rPr>
+        <w:t>Visual Studio Code;</w:t>
+      </w:r>
+    </w:p>
+    <w:p>
+      <w:pPr>
+        <w:pStyle w:val="aa"/>
+        <w:numPr>
+          <w:ilvl w:val="0"/>
+          <w:numId w:val="35"/>
+        </w:numPr>
+        <w:spacing w:before="0" w:beforeAutospacing="0" w:after="0" w:afterAutospacing="0" w:line="360" w:lineRule="auto"/>
+        <w:ind w:left="0" w:firstLine="0"/>
+        <w:rPr>
+          <w:sz w:val="28"/>
+          <w:szCs w:val="28"/>
+          <w:lang w:val="en-US"/>
+        </w:rPr>
+      </w:pPr>
+      <w:r>
+        <w:rPr>
+          <w:sz w:val="28"/>
+          <w:szCs w:val="28"/>
+          <w:lang w:val="en-US"/>
+        </w:rPr>
+        <w:t>Swagger UI;</w:t>
+      </w:r>
+    </w:p>
+    <w:p>
+      <w:pPr>
+        <w:pStyle w:val="aa"/>
+        <w:numPr>
+          <w:ilvl w:val="0"/>
+          <w:numId w:val="35"/>
+        </w:numPr>
+        <w:spacing w:before="0" w:beforeAutospacing="0" w:after="0" w:afterAutospacing="0" w:line="360" w:lineRule="auto"/>
+        <w:ind w:left="0" w:firstLine="0"/>
+        <w:rPr>
+          <w:sz w:val="28"/>
+          <w:szCs w:val="28"/>
+        </w:rPr>
+      </w:pPr>
+      <w:r>
+        <w:rPr>
+          <w:sz w:val="28"/>
+          <w:szCs w:val="28"/>
+        </w:rPr>
+        <w:t>Git и GitHub для контроля версий проекта.</w:t>
+      </w:r>
+    </w:p>
+    <w:p>
+      <w:pPr>
+        <w:pStyle w:val="aa"/>
+        <w:spacing w:before="0" w:beforeAutospacing="0" w:after="0" w:afterAutospacing="0" w:line="360" w:lineRule="auto"/>
+        <w:ind w:firstLine="709"/>
+        <w:rPr>
+          <w:sz w:val="28"/>
+          <w:szCs w:val="28"/>
+        </w:rPr>
+      </w:pPr>
+      <w:r>
+        <w:rPr>
+          <w:sz w:val="28"/>
+          <w:szCs w:val="28"/>
+        </w:rPr>
+        <w:t>Использование данных технологий позволило реализовать API-приложение для обработки изображений и организовать взаимодействие с базой данных.</w:t>
+      </w:r>
+    </w:p>
+    <w:p>
+      <w:pPr>
+        <w:pStyle w:val="aa"/>
+        <w:spacing w:before="0" w:beforeAutospacing="0" w:after="0" w:afterAutospacing="0" w:line="360" w:lineRule="auto"/>
+        <w:ind w:firstLine="709"/>
+        <w:rPr>
+          <w:sz w:val="28"/>
+          <w:szCs w:val="28"/>
+        </w:rPr>
+      </w:pPr>
+      <w:r>
+        <w:rPr>
+          <w:sz w:val="28"/>
+          <w:szCs w:val="28"/>
+        </w:rPr>
+        <w:t>Примеры реализации основных функций приведены в приложении.</w:t>
+      </w:r>
+    </w:p>
+    <w:p>
+      <w:pPr>
+        <w:pStyle w:val="aa"/>
+        <w:spacing w:before="0" w:beforeAutospacing="0" w:after="0" w:afterAutospacing="0" w:line="480" w:lineRule="auto"/>
+        <w:ind w:firstLine="709"/>
+        <w:rPr>
+          <w:sz w:val="28"/>
+          <w:szCs w:val="28"/>
+        </w:rPr>
+      </w:pPr>
+    </w:p>
+    <w:p>
+      <w:pPr>
+        <w:pStyle w:val="aa"/>
+        <w:spacing w:before="0" w:beforeAutospacing="0" w:after="0" w:afterAutospacing="0" w:line="360" w:lineRule="auto"/>
+        <w:ind w:firstLine="709"/>
+        <w:rPr>
+          <w:sz w:val="28"/>
+          <w:szCs w:val="28"/>
+        </w:rPr>
+      </w:pPr>
+    </w:p>
+    <w:p>
+      <w:pPr>
+        <w:pStyle w:val="aa"/>
+        <w:spacing w:before="0" w:beforeAutospacing="0" w:after="0" w:afterAutospacing="0" w:line="360" w:lineRule="auto"/>
+        <w:ind w:firstLine="709"/>
+        <w:rPr>
+          <w:sz w:val="28"/>
+          <w:szCs w:val="28"/>
+        </w:rPr>
+      </w:pPr>
+    </w:p>
+    <w:p>
+      <w:pPr>
+        <w:pStyle w:val="aa"/>
+        <w:spacing w:before="0" w:beforeAutospacing="0" w:after="0" w:afterAutospacing="0" w:line="360" w:lineRule="auto"/>
+        <w:ind w:firstLine="709"/>
+        <w:rPr>
+          <w:sz w:val="28"/>
+          <w:szCs w:val="28"/>
+        </w:rPr>
+      </w:pPr>
+      <w:r>
+        <w:rPr>
+          <w:sz w:val="28"/>
+          <w:szCs w:val="28"/>
+        </w:rPr>
+        <w:lastRenderedPageBreak/>
+        <w:t>2.6 Взаимодействие с сотрудниками и отделами компании</w:t>
+      </w:r>
+    </w:p>
+    <w:p>
+      <w:pPr>
+        <w:pStyle w:val="aa"/>
+        <w:spacing w:before="0" w:beforeAutospacing="0" w:after="0" w:afterAutospacing="0" w:line="360" w:lineRule="auto"/>
+        <w:ind w:firstLine="709"/>
+        <w:rPr>
+          <w:sz w:val="28"/>
+          <w:szCs w:val="28"/>
+        </w:rPr>
+      </w:pPr>
+    </w:p>
+    <w:p>
+      <w:pPr>
+        <w:pStyle w:val="aa"/>
+        <w:spacing w:before="0" w:beforeAutospacing="0" w:after="0" w:afterAutospacing="0" w:line="360" w:lineRule="auto"/>
+        <w:ind w:firstLine="709"/>
+        <w:rPr>
+          <w:sz w:val="28"/>
+          <w:szCs w:val="28"/>
+        </w:rPr>
+      </w:pPr>
+      <w:r>
+        <w:rPr>
+          <w:sz w:val="28"/>
+          <w:szCs w:val="28"/>
+        </w:rPr>
+        <w:t>Во время прохождения практики осуществлялось взаимодействие с сотрудниками организации по вопросам сопровождения информационных систем, настройки программного обеспечения и устранения возникающих ошибок.</w:t>
+      </w:r>
+    </w:p>
+    <w:p>
+      <w:pPr>
+        <w:pStyle w:val="aa"/>
+        <w:spacing w:before="0" w:beforeAutospacing="0" w:after="0" w:afterAutospacing="0" w:line="360" w:lineRule="auto"/>
+        <w:ind w:firstLine="709"/>
+        <w:rPr>
+          <w:sz w:val="28"/>
+          <w:szCs w:val="28"/>
+        </w:rPr>
+      </w:pPr>
+      <w:r>
+        <w:rPr>
+          <w:sz w:val="28"/>
+          <w:szCs w:val="28"/>
+        </w:rPr>
+        <w:t>Также проводилось обсуждение способов реализации отдельных функций API-приложения и методов обработки изображений, что позволило получить практический опыт сопровождения программных решений.</w:t>
+      </w:r>
+    </w:p>
+    <w:p>
+      <w:pPr>
+        <w:pStyle w:val="aa"/>
+        <w:spacing w:before="0" w:beforeAutospacing="0" w:after="0" w:afterAutospacing="0" w:line="480" w:lineRule="auto"/>
+        <w:ind w:firstLine="709"/>
+        <w:rPr>
+          <w:sz w:val="28"/>
+          <w:szCs w:val="28"/>
+        </w:rPr>
+      </w:pPr>
+    </w:p>
+    <w:p>
+      <w:pPr>
+        <w:pStyle w:val="aa"/>
+        <w:spacing w:before="0" w:beforeAutospacing="0" w:after="0" w:afterAutospacing="0" w:line="360" w:lineRule="auto"/>
+        <w:ind w:firstLine="709"/>
+        <w:rPr>
+          <w:sz w:val="28"/>
+          <w:szCs w:val="28"/>
+        </w:rPr>
+      </w:pPr>
+      <w:r>
+        <w:rPr>
+          <w:sz w:val="28"/>
+          <w:szCs w:val="28"/>
+        </w:rPr>
+        <w:t>2.7 Выявленные недостатки в процессе сопровождения ИС</w:t>
+      </w:r>
+    </w:p>
+    <w:p>
+      <w:pPr>
+        <w:pStyle w:val="aa"/>
+        <w:spacing w:before="0" w:beforeAutospacing="0" w:after="0" w:afterAutospacing="0" w:line="360" w:lineRule="auto"/>
+        <w:ind w:firstLine="709"/>
+        <w:rPr>
+          <w:sz w:val="28"/>
+          <w:szCs w:val="28"/>
+        </w:rPr>
+      </w:pPr>
+    </w:p>
+    <w:p>
+      <w:pPr>
+        <w:pStyle w:val="aa"/>
+        <w:spacing w:before="0" w:beforeAutospacing="0" w:after="0" w:afterAutospacing="0" w:line="360" w:lineRule="auto"/>
+        <w:ind w:firstLine="709"/>
+        <w:rPr>
+          <w:sz w:val="28"/>
+          <w:szCs w:val="28"/>
+        </w:rPr>
+      </w:pPr>
+      <w:r>
+        <w:rPr>
+          <w:sz w:val="28"/>
+          <w:szCs w:val="28"/>
+        </w:rPr>
+        <w:t>В процессе выполнения работы были выявлены отдельные недостатки, связанные с первоначальной настройкой среды разработки и зависимостей Python-библиотек.</w:t>
+      </w:r>
+    </w:p>
+    <w:p>
+      <w:pPr>
+        <w:pStyle w:val="aa"/>
+        <w:spacing w:before="0" w:beforeAutospacing="0" w:after="0" w:afterAutospacing="0" w:line="360" w:lineRule="auto"/>
+        <w:ind w:firstLine="709"/>
+        <w:rPr>
+          <w:sz w:val="28"/>
+          <w:szCs w:val="28"/>
+        </w:rPr>
+      </w:pPr>
+      <w:r>
+        <w:rPr>
+          <w:sz w:val="28"/>
+          <w:szCs w:val="28"/>
+        </w:rPr>
+        <w:t>Дополнительные трудности возникали при ручной проверке работоспособности API-методов после внесения изменений в программный код, что увеличивало время тестирования приложения.</w:t>
+      </w:r>
+    </w:p>
+    <w:p>
+      <w:pPr>
+        <w:pStyle w:val="aa"/>
+        <w:spacing w:before="0" w:beforeAutospacing="0" w:after="0" w:afterAutospacing="0" w:line="480" w:lineRule="auto"/>
+        <w:ind w:firstLine="709"/>
+        <w:rPr>
+          <w:sz w:val="28"/>
+          <w:szCs w:val="28"/>
+        </w:rPr>
+      </w:pPr>
+    </w:p>
+    <w:p>
+      <w:pPr>
+        <w:pStyle w:val="aa"/>
+        <w:spacing w:before="0" w:beforeAutospacing="0" w:after="0" w:afterAutospacing="0" w:line="360" w:lineRule="auto"/>
+        <w:ind w:firstLine="709"/>
+        <w:rPr>
+          <w:sz w:val="28"/>
+          <w:szCs w:val="28"/>
+        </w:rPr>
+      </w:pPr>
+      <w:r>
+        <w:rPr>
+          <w:sz w:val="28"/>
+          <w:szCs w:val="28"/>
+        </w:rPr>
+        <w:t>2.8 Рекомендации по улучшению</w:t>
+      </w:r>
+    </w:p>
+    <w:p>
+      <w:pPr>
+        <w:pStyle w:val="aa"/>
+        <w:spacing w:before="0" w:beforeAutospacing="0" w:after="0" w:afterAutospacing="0" w:line="360" w:lineRule="auto"/>
+        <w:ind w:firstLine="709"/>
+        <w:rPr>
+          <w:sz w:val="28"/>
+          <w:szCs w:val="28"/>
+        </w:rPr>
+      </w:pPr>
+    </w:p>
+    <w:p>
+      <w:pPr>
+        <w:pStyle w:val="aa"/>
+        <w:spacing w:before="0" w:beforeAutospacing="0" w:after="0" w:afterAutospacing="0" w:line="360" w:lineRule="auto"/>
+        <w:ind w:firstLine="709"/>
+        <w:rPr>
+          <w:sz w:val="28"/>
+          <w:szCs w:val="28"/>
+        </w:rPr>
+      </w:pPr>
+      <w:r>
+        <w:rPr>
+          <w:sz w:val="28"/>
+          <w:szCs w:val="28"/>
+        </w:rPr>
+        <w:t>Для повышения эффективности сопровождения информационных систем рекомендуется использовать автоматизированные средства тестирования API и более подробную техническую документацию проекта.</w:t>
+      </w:r>
+    </w:p>
+    <w:p>
+      <w:pPr>
+        <w:pStyle w:val="aa"/>
+        <w:spacing w:before="0" w:beforeAutospacing="0" w:after="0" w:afterAutospacing="0" w:line="360" w:lineRule="auto"/>
+        <w:ind w:firstLine="709"/>
+        <w:rPr>
+          <w:sz w:val="28"/>
+          <w:szCs w:val="28"/>
+        </w:rPr>
+      </w:pPr>
+      <w:r>
+        <w:rPr>
+          <w:sz w:val="28"/>
+          <w:szCs w:val="28"/>
+        </w:rPr>
+        <w:t>Также целесообразно расширить функциональные возможности приложения путем разработки пользовательского веб-интерфейса для загрузки и обработки изображений.</w:t>
+      </w:r>
+    </w:p>
+    <w:p>
+      <w:pPr>
+        <w:pStyle w:val="aa"/>
+        <w:spacing w:before="0" w:beforeAutospacing="0" w:after="0" w:afterAutospacing="0" w:line="360" w:lineRule="auto"/>
+        <w:ind w:firstLine="709"/>
+        <w:rPr>
+          <w:sz w:val="28"/>
+          <w:szCs w:val="28"/>
+        </w:rPr>
+      </w:pPr>
+    </w:p>
+    <w:p>
+      <w:pPr>
+        <w:pStyle w:val="aa"/>
+        <w:spacing w:before="0" w:beforeAutospacing="0" w:after="0" w:afterAutospacing="0" w:line="360" w:lineRule="auto"/>
+        <w:ind w:firstLine="709"/>
+        <w:rPr>
+          <w:sz w:val="28"/>
+          <w:szCs w:val="28"/>
+        </w:rPr>
+      </w:pPr>
+    </w:p>
+    <w:p>
+      <w:pPr>
+        <w:pStyle w:val="aa"/>
+        <w:spacing w:before="0" w:beforeAutospacing="0" w:after="0" w:afterAutospacing="0" w:line="360" w:lineRule="auto"/>
+        <w:ind w:firstLine="709"/>
+        <w:rPr>
+          <w:sz w:val="28"/>
+          <w:szCs w:val="28"/>
+        </w:rPr>
+      </w:pPr>
+      <w:r>
+        <w:rPr>
+          <w:sz w:val="28"/>
+          <w:szCs w:val="28"/>
+        </w:rPr>
+        <w:lastRenderedPageBreak/>
+        <w:t>2.9 Оценка эффективности текущих решений</w:t>
+      </w:r>
+    </w:p>
+    <w:p>
+      <w:pPr>
+        <w:pStyle w:val="aa"/>
+        <w:spacing w:before="0" w:beforeAutospacing="0" w:after="0" w:afterAutospacing="0" w:line="360" w:lineRule="auto"/>
+        <w:ind w:firstLine="709"/>
+        <w:rPr>
+          <w:sz w:val="28"/>
+          <w:szCs w:val="28"/>
+        </w:rPr>
+      </w:pPr>
+    </w:p>
+    <w:p>
+      <w:pPr>
+        <w:pStyle w:val="aa"/>
+        <w:spacing w:before="0" w:beforeAutospacing="0" w:after="0" w:afterAutospacing="0" w:line="360" w:lineRule="auto"/>
+        <w:ind w:firstLine="709"/>
+        <w:rPr>
+          <w:sz w:val="28"/>
+          <w:szCs w:val="28"/>
+        </w:rPr>
+      </w:pPr>
+      <w:r>
+        <w:rPr>
+          <w:sz w:val="28"/>
+          <w:szCs w:val="28"/>
+        </w:rPr>
+        <w:t>Используемые программные средства и технологии показали достаточную эффективность при разработке API-приложения. FastAPI обеспечил удобную реализацию Web API и автоматическое создание документации Swagger, а SQLite позволила быстро организовать хранение данных без необходимости настройки отдельного сервера базы данных.</w:t>
+      </w:r>
+    </w:p>
+    <w:p>
+      <w:pPr>
+        <w:pStyle w:val="aa"/>
+        <w:spacing w:before="0" w:beforeAutospacing="0" w:after="0" w:afterAutospacing="0" w:line="360" w:lineRule="auto"/>
+        <w:ind w:firstLine="709"/>
+        <w:rPr>
+          <w:sz w:val="28"/>
+          <w:szCs w:val="28"/>
+        </w:rPr>
+      </w:pPr>
+      <w:r>
+        <w:rPr>
+          <w:sz w:val="28"/>
+          <w:szCs w:val="28"/>
+        </w:rPr>
+        <w:t>Разработанное приложение успешно выполняет функции загрузки, хранения и обработки изображений и может быть использовано как основа для дальнейшего развития информационной системы.</w:t>
+      </w:r>
+    </w:p>
+    <w:p>
+      <w:pPr>
+        <w:pStyle w:val="aa"/>
+        <w:spacing w:before="0" w:beforeAutospacing="0" w:after="0" w:afterAutospacing="0" w:line="360" w:lineRule="auto"/>
+        <w:ind w:firstLine="709"/>
+        <w:rPr>
+          <w:sz w:val="28"/>
+          <w:szCs w:val="28"/>
+        </w:rPr>
+      </w:pPr>
+      <w:r>
+        <w:rPr>
+          <w:sz w:val="28"/>
+          <w:szCs w:val="28"/>
+        </w:rPr>
+        <w:t>Исходный код программы и дополнительные материалы представлены в приложении к отчету.</w:t>
+      </w:r>
+    </w:p>
+    <w:p>
+      <w:pPr>
+        <w:spacing w:after="0" w:line="360" w:lineRule="auto"/>
+        <w:ind w:left="709"/>
+        <w:rPr>
+          <w:rFonts w:ascii="Times New Roman" w:eastAsia="Aptos" w:hAnsi="Times New Roman" w:cs="Times New Roman"/>
+          <w:kern w:val="2"/>
+          <w:sz w:val="32"/>
+          <w:szCs w:val="32"/>
+          <w14:ligatures w14:val="standardContextual"/>
         </w:rPr>
       </w:pPr>
     </w:p>
@@ -11106,6 +12199,119 @@
     </w:lvl>
   </w:abstractNum>
   <w:abstractNum w:abstractNumId="14" w15:restartNumberingAfterBreak="0">
+    <w:nsid w:val="3C9C7AC7"/>
+    <w:multiLevelType w:val="hybridMultilevel"/>
+    <w:tmpl w:val="07BE5880"/>
+    <w:lvl w:ilvl="0" w:tplc="04190001">
+      <w:start w:val="1"/>
+      <w:numFmt w:val="bullet"/>
+      <w:lvlText w:val=""/>
+      <w:lvlJc w:val="left"/>
+      <w:pPr>
+        <w:ind w:left="1429" w:hanging="360"/>
+      </w:pPr>
+      <w:rPr>
+        <w:rFonts w:ascii="Symbol" w:hAnsi="Symbol" w:hint="default"/>
+      </w:rPr>
+    </w:lvl>
+    <w:lvl w:ilvl="1" w:tplc="04190003" w:tentative="1">
+      <w:start w:val="1"/>
+      <w:numFmt w:val="bullet"/>
+      <w:lvlText w:val="o"/>
+      <w:lvlJc w:val="left"/>
+      <w:pPr>
+        <w:ind w:left="2149" w:hanging="360"/>
+      </w:pPr>
+      <w:rPr>
+        <w:rFonts w:ascii="Courier New" w:hAnsi="Courier New" w:cs="Courier New" w:hint="default"/>
+      </w:rPr>
+    </w:lvl>
+    <w:lvl w:ilvl="2" w:tplc="04190005" w:tentative="1">
+      <w:start w:val="1"/>
+      <w:numFmt w:val="bullet"/>
+      <w:lvlText w:val=""/>
+      <w:lvlJc w:val="left"/>
+      <w:pPr>
+        <w:ind w:left="2869" w:hanging="360"/>
+      </w:pPr>
+      <w:rPr>
+        <w:rFonts w:ascii="Wingdings" w:hAnsi="Wingdings" w:hint="default"/>
+      </w:rPr>
+    </w:lvl>
+    <w:lvl w:ilvl="3" w:tplc="04190001" w:tentative="1">
+      <w:start w:val="1"/>
+      <w:numFmt w:val="bullet"/>
+      <w:lvlText w:val=""/>
+      <w:lvlJc w:val="left"/>
+      <w:pPr>
+        <w:ind w:left="3589" w:hanging="360"/>
+      </w:pPr>
+      <w:rPr>
+        <w:rFonts w:ascii="Symbol" w:hAnsi="Symbol" w:hint="default"/>
+      </w:rPr>
+    </w:lvl>
+    <w:lvl w:ilvl="4" w:tplc="04190003" w:tentative="1">
+      <w:start w:val="1"/>
+      <w:numFmt w:val="bullet"/>
+      <w:lvlText w:val="o"/>
+      <w:lvlJc w:val="left"/>
+      <w:pPr>
+        <w:ind w:left="4309" w:hanging="360"/>
+      </w:pPr>
+      <w:rPr>
+        <w:rFonts w:ascii="Courier New" w:hAnsi="Courier New" w:cs="Courier New" w:hint="default"/>
+      </w:rPr>
+    </w:lvl>
+    <w:lvl w:ilvl="5" w:tplc="04190005" w:tentative="1">
+      <w:start w:val="1"/>
+      <w:numFmt w:val="bullet"/>
+      <w:lvlText w:val=""/>
+      <w:lvlJc w:val="left"/>
+      <w:pPr>
+        <w:ind w:left="5029" w:hanging="360"/>
+      </w:pPr>
+      <w:rPr>
+        <w:rFonts w:ascii="Wingdings" w:hAnsi="Wingdings" w:hint="default"/>
+      </w:rPr>
+    </w:lvl>
+    <w:lvl w:ilvl="6" w:tplc="04190001" w:tentative="1">
+      <w:start w:val="1"/>
+      <w:numFmt w:val="bullet"/>
+      <w:lvlText w:val=""/>
+      <w:lvlJc w:val="left"/>
+      <w:pPr>
+        <w:ind w:left="5749" w:hanging="360"/>
+      </w:pPr>
+      <w:rPr>
+        <w:rFonts w:ascii="Symbol" w:hAnsi="Symbol" w:hint="default"/>
+      </w:rPr>
+    </w:lvl>
+    <w:lvl w:ilvl="7" w:tplc="04190003" w:tentative="1">
+      <w:start w:val="1"/>
+      <w:numFmt w:val="bullet"/>
+      <w:lvlText w:val="o"/>
+      <w:lvlJc w:val="left"/>
+      <w:pPr>
+        <w:ind w:left="6469" w:hanging="360"/>
+      </w:pPr>
+      <w:rPr>
+        <w:rFonts w:ascii="Courier New" w:hAnsi="Courier New" w:cs="Courier New" w:hint="default"/>
+      </w:rPr>
+    </w:lvl>
+    <w:lvl w:ilvl="8" w:tplc="04190005" w:tentative="1">
+      <w:start w:val="1"/>
+      <w:numFmt w:val="bullet"/>
+      <w:lvlText w:val=""/>
+      <w:lvlJc w:val="left"/>
+      <w:pPr>
+        <w:ind w:left="7189" w:hanging="360"/>
+      </w:pPr>
+      <w:rPr>
+        <w:rFonts w:ascii="Wingdings" w:hAnsi="Wingdings" w:hint="default"/>
+      </w:rPr>
+    </w:lvl>
+  </w:abstractNum>
+  <w:abstractNum w:abstractNumId="15" w15:restartNumberingAfterBreak="0">
     <w:nsid w:val="453540A0"/>
     <w:multiLevelType w:val="multilevel"/>
     <w:tmpl w:val="4BA45DB8"/>
@@ -11218,7 +12424,7 @@
       </w:rPr>
     </w:lvl>
   </w:abstractNum>
-  <w:abstractNum w:abstractNumId="15" w15:restartNumberingAfterBreak="0">
+  <w:abstractNum w:abstractNumId="16" w15:restartNumberingAfterBreak="0">
     <w:nsid w:val="4F61012B"/>
     <w:multiLevelType w:val="multilevel"/>
     <w:tmpl w:val="94A066CA"/>
@@ -11368,7 +12574,7 @@
       </w:rPr>
     </w:lvl>
   </w:abstractNum>
-  <w:abstractNum w:abstractNumId="16" w15:restartNumberingAfterBreak="0">
+  <w:abstractNum w:abstractNumId="17" w15:restartNumberingAfterBreak="0">
     <w:nsid w:val="5DB3624B"/>
     <w:multiLevelType w:val="multilevel"/>
     <w:tmpl w:val="4BA45DB8"/>
@@ -11481,7 +12687,7 @@
       </w:rPr>
     </w:lvl>
   </w:abstractNum>
-  <w:abstractNum w:abstractNumId="17" w15:restartNumberingAfterBreak="0">
+  <w:abstractNum w:abstractNumId="18" w15:restartNumberingAfterBreak="0">
     <w:nsid w:val="641700E0"/>
     <w:multiLevelType w:val="multilevel"/>
     <w:tmpl w:val="B91C19E4"/>
@@ -11630,7 +12836,7 @@
       </w:rPr>
     </w:lvl>
   </w:abstractNum>
-  <w:abstractNum w:abstractNumId="18" w15:restartNumberingAfterBreak="0">
+  <w:abstractNum w:abstractNumId="19" w15:restartNumberingAfterBreak="0">
     <w:nsid w:val="654A25C9"/>
     <w:multiLevelType w:val="multilevel"/>
     <w:tmpl w:val="0E02A8B8"/>
@@ -11779,7 +12985,7 @@
       </w:rPr>
     </w:lvl>
   </w:abstractNum>
-  <w:abstractNum w:abstractNumId="19" w15:restartNumberingAfterBreak="0">
+  <w:abstractNum w:abstractNumId="20" w15:restartNumberingAfterBreak="0">
     <w:nsid w:val="663F498E"/>
     <w:multiLevelType w:val="multilevel"/>
     <w:tmpl w:val="F7DC7C4A"/>
@@ -11928,7 +13134,120 @@
       </w:rPr>
     </w:lvl>
   </w:abstractNum>
-  <w:abstractNum w:abstractNumId="20" w15:restartNumberingAfterBreak="0">
+  <w:abstractNum w:abstractNumId="21" w15:restartNumberingAfterBreak="0">
+    <w:nsid w:val="66CB4B31"/>
+    <w:multiLevelType w:val="hybridMultilevel"/>
+    <w:tmpl w:val="CED2F0DC"/>
+    <w:lvl w:ilvl="0" w:tplc="375AEE30">
+      <w:start w:val="1"/>
+      <w:numFmt w:val="bullet"/>
+      <w:lvlText w:val=""/>
+      <w:lvlJc w:val="left"/>
+      <w:pPr>
+        <w:ind w:left="1429" w:hanging="360"/>
+      </w:pPr>
+      <w:rPr>
+        <w:rFonts w:ascii="Symbol" w:hAnsi="Symbol" w:hint="default"/>
+      </w:rPr>
+    </w:lvl>
+    <w:lvl w:ilvl="1" w:tplc="FFFFFFFF" w:tentative="1">
+      <w:start w:val="1"/>
+      <w:numFmt w:val="bullet"/>
+      <w:lvlText w:val="o"/>
+      <w:lvlJc w:val="left"/>
+      <w:pPr>
+        <w:ind w:left="2149" w:hanging="360"/>
+      </w:pPr>
+      <w:rPr>
+        <w:rFonts w:ascii="Courier New" w:hAnsi="Courier New" w:cs="Courier New" w:hint="default"/>
+      </w:rPr>
+    </w:lvl>
+    <w:lvl w:ilvl="2" w:tplc="FFFFFFFF" w:tentative="1">
+      <w:start w:val="1"/>
+      <w:numFmt w:val="bullet"/>
+      <w:lvlText w:val=""/>
+      <w:lvlJc w:val="left"/>
+      <w:pPr>
+        <w:ind w:left="2869" w:hanging="360"/>
+      </w:pPr>
+      <w:rPr>
+        <w:rFonts w:ascii="Wingdings" w:hAnsi="Wingdings" w:hint="default"/>
+      </w:rPr>
+    </w:lvl>
+    <w:lvl w:ilvl="3" w:tplc="FFFFFFFF" w:tentative="1">
+      <w:start w:val="1"/>
+      <w:numFmt w:val="bullet"/>
+      <w:lvlText w:val=""/>
+      <w:lvlJc w:val="left"/>
+      <w:pPr>
+        <w:ind w:left="3589" w:hanging="360"/>
+      </w:pPr>
+      <w:rPr>
+        <w:rFonts w:ascii="Symbol" w:hAnsi="Symbol" w:hint="default"/>
+      </w:rPr>
+    </w:lvl>
+    <w:lvl w:ilvl="4" w:tplc="FFFFFFFF" w:tentative="1">
+      <w:start w:val="1"/>
+      <w:numFmt w:val="bullet"/>
+      <w:lvlText w:val="o"/>
+      <w:lvlJc w:val="left"/>
+      <w:pPr>
+        <w:ind w:left="4309" w:hanging="360"/>
+      </w:pPr>
+      <w:rPr>
+        <w:rFonts w:ascii="Courier New" w:hAnsi="Courier New" w:cs="Courier New" w:hint="default"/>
+      </w:rPr>
+    </w:lvl>
+    <w:lvl w:ilvl="5" w:tplc="FFFFFFFF" w:tentative="1">
+      <w:start w:val="1"/>
+      <w:numFmt w:val="bullet"/>
+      <w:lvlText w:val=""/>
+      <w:lvlJc w:val="left"/>
+      <w:pPr>
+        <w:ind w:left="5029" w:hanging="360"/>
+      </w:pPr>
+      <w:rPr>
+        <w:rFonts w:ascii="Wingdings" w:hAnsi="Wingdings" w:hint="default"/>
+      </w:rPr>
+    </w:lvl>
+    <w:lvl w:ilvl="6" w:tplc="FFFFFFFF" w:tentative="1">
+      <w:start w:val="1"/>
+      <w:numFmt w:val="bullet"/>
+      <w:lvlText w:val=""/>
+      <w:lvlJc w:val="left"/>
+      <w:pPr>
+        <w:ind w:left="5749" w:hanging="360"/>
+      </w:pPr>
+      <w:rPr>
+        <w:rFonts w:ascii="Symbol" w:hAnsi="Symbol" w:hint="default"/>
+      </w:rPr>
+    </w:lvl>
+    <w:lvl w:ilvl="7" w:tplc="FFFFFFFF" w:tentative="1">
+      <w:start w:val="1"/>
+      <w:numFmt w:val="bullet"/>
+      <w:lvlText w:val="o"/>
+      <w:lvlJc w:val="left"/>
+      <w:pPr>
+        <w:ind w:left="6469" w:hanging="360"/>
+      </w:pPr>
+      <w:rPr>
+        <w:rFonts w:ascii="Courier New" w:hAnsi="Courier New" w:cs="Courier New" w:hint="default"/>
+      </w:rPr>
+    </w:lvl>
+    <w:lvl w:ilvl="8" w:tplc="FFFFFFFF" w:tentative="1">
+      <w:start w:val="1"/>
+      <w:numFmt w:val="bullet"/>
+      <w:lvlText w:val=""/>
+      <w:lvlJc w:val="left"/>
+      <w:pPr>
+        <w:ind w:left="7189" w:hanging="360"/>
+      </w:pPr>
+      <w:rPr>
+        <w:rFonts w:ascii="Wingdings" w:hAnsi="Wingdings" w:hint="default"/>
+      </w:rPr>
+    </w:lvl>
+  </w:abstractNum>
+  <w:abstractNum w:abstractNumId="22" w15:restartNumberingAfterBreak="0">
     <w:nsid w:val="68DB5425"/>
     <w:multiLevelType w:val="multilevel"/>
     <w:tmpl w:val="A8A4159A"/>
@@ -12077,7 +13396,7 @@
       </w:rPr>
     </w:lvl>
   </w:abstractNum>
-  <w:abstractNum w:abstractNumId="21" w15:restartNumberingAfterBreak="0">
+  <w:abstractNum w:abstractNumId="23" w15:restartNumberingAfterBreak="0">
     <w:nsid w:val="6FC64F07"/>
     <w:multiLevelType w:val="multilevel"/>
     <w:tmpl w:val="21C85A66"/>
@@ -12226,7 +13545,7 @@
       </w:rPr>
     </w:lvl>
   </w:abstractNum>
-  <w:abstractNum w:abstractNumId="22" w15:restartNumberingAfterBreak="0">
+  <w:abstractNum w:abstractNumId="24" w15:restartNumberingAfterBreak="0">
     <w:nsid w:val="70757AF2"/>
     <w:multiLevelType w:val="multilevel"/>
     <w:tmpl w:val="B2C83BF2"/>
@@ -12375,7 +13694,7 @@
       </w:rPr>
     </w:lvl>
   </w:abstractNum>
-  <w:abstractNum w:abstractNumId="23" w15:restartNumberingAfterBreak="0">
+  <w:abstractNum w:abstractNumId="25" w15:restartNumberingAfterBreak="0">
     <w:nsid w:val="71063FD5"/>
     <w:multiLevelType w:val="multilevel"/>
     <w:tmpl w:val="E1285A88"/>
@@ -12524,7 +13843,7 @@
       </w:rPr>
     </w:lvl>
   </w:abstractNum>
-  <w:abstractNum w:abstractNumId="24" w15:restartNumberingAfterBreak="0">
+  <w:abstractNum w:abstractNumId="26" w15:restartNumberingAfterBreak="0">
     <w:nsid w:val="738D4A58"/>
     <w:multiLevelType w:val="multilevel"/>
     <w:tmpl w:val="A296D8E2"/>
@@ -12645,7 +13964,7 @@
       </w:rPr>
     </w:lvl>
   </w:abstractNum>
-  <w:abstractNum w:abstractNumId="25" w15:restartNumberingAfterBreak="0">
+  <w:abstractNum w:abstractNumId="27" w15:restartNumberingAfterBreak="0">
     <w:nsid w:val="74F956D5"/>
     <w:multiLevelType w:val="hybridMultilevel"/>
     <w:tmpl w:val="D21893C0"/>
@@ -12758,7 +14077,7 @@
       </w:rPr>
     </w:lvl>
   </w:abstractNum>
-  <w:abstractNum w:abstractNumId="26" w15:restartNumberingAfterBreak="0">
+  <w:abstractNum w:abstractNumId="28" w15:restartNumberingAfterBreak="0">
     <w:nsid w:val="76142C0E"/>
     <w:multiLevelType w:val="hybridMultilevel"/>
     <w:tmpl w:val="96D62222"/>
@@ -12844,7 +14163,7 @@
       </w:pPr>
     </w:lvl>
   </w:abstractNum>
-  <w:abstractNum w:abstractNumId="27" w15:restartNumberingAfterBreak="0">
+  <w:abstractNum w:abstractNumId="29" w15:restartNumberingAfterBreak="0">
     <w:nsid w:val="77A243BE"/>
     <w:multiLevelType w:val="multilevel"/>
     <w:tmpl w:val="F6305B8C"/>
@@ -12993,7 +14312,7 @@
       </w:rPr>
     </w:lvl>
   </w:abstractNum>
-  <w:abstractNum w:abstractNumId="28" w15:restartNumberingAfterBreak="0">
+  <w:abstractNum w:abstractNumId="30" w15:restartNumberingAfterBreak="0">
     <w:nsid w:val="78DF5F90"/>
     <w:multiLevelType w:val="multilevel"/>
     <w:tmpl w:val="EA12626C"/>
@@ -13142,7 +14461,7 @@
       </w:rPr>
     </w:lvl>
   </w:abstractNum>
-  <w:abstractNum w:abstractNumId="29" w15:restartNumberingAfterBreak="0">
+  <w:abstractNum w:abstractNumId="31" w15:restartNumberingAfterBreak="0">
     <w:nsid w:val="7BFF38E4"/>
     <w:multiLevelType w:val="hybridMultilevel"/>
     <w:tmpl w:val="A63CF2D0"/>
@@ -13228,7 +14547,7 @@
       </w:pPr>
     </w:lvl>
   </w:abstractNum>
-  <w:abstractNum w:abstractNumId="30" w15:restartNumberingAfterBreak="0">
+  <w:abstractNum w:abstractNumId="32" w15:restartNumberingAfterBreak="0">
     <w:nsid w:val="7E7F1F6F"/>
     <w:multiLevelType w:val="hybridMultilevel"/>
     <w:tmpl w:val="17EE6F88"/>
@@ -13341,7 +14660,7 @@
       </w:rPr>
     </w:lvl>
   </w:abstractNum>
-  <w:abstractNum w:abstractNumId="31" w15:restartNumberingAfterBreak="0">
+  <w:abstractNum w:abstractNumId="33" w15:restartNumberingAfterBreak="0">
     <w:nsid w:val="7F7200C4"/>
     <w:multiLevelType w:val="multilevel"/>
     <w:tmpl w:val="1DB4EFB0"/>
@@ -13490,7 +14809,7 @@
       </w:rPr>
     </w:lvl>
   </w:abstractNum>
-  <w:abstractNum w:abstractNumId="32" w15:restartNumberingAfterBreak="0">
+  <w:abstractNum w:abstractNumId="34" w15:restartNumberingAfterBreak="0">
     <w:nsid w:val="7F814B28"/>
     <w:multiLevelType w:val="multilevel"/>
     <w:tmpl w:val="6A92CFE2"/>
@@ -13640,22 +14959,22 @@
     </w:lvl>
   </w:abstractNum>
   <w:num w:numId="1" w16cid:durableId="636106982">
-    <w:abstractNumId w:val="15"/>
+    <w:abstractNumId w:val="16"/>
   </w:num>
   <w:num w:numId="2" w16cid:durableId="1833376704">
-    <w:abstractNumId w:val="16"/>
+    <w:abstractNumId w:val="17"/>
   </w:num>
   <w:num w:numId="3" w16cid:durableId="420567623">
     <w:abstractNumId w:val="10"/>
   </w:num>
   <w:num w:numId="4" w16cid:durableId="733048048">
-    <w:abstractNumId w:val="25"/>
+    <w:abstractNumId w:val="27"/>
   </w:num>
   <w:num w:numId="5" w16cid:durableId="2034844247">
-    <w:abstractNumId w:val="14"/>
+    <w:abstractNumId w:val="15"/>
   </w:num>
   <w:num w:numId="6" w16cid:durableId="859978375">
-    <w:abstractNumId w:val="29"/>
+    <w:abstractNumId w:val="31"/>
   </w:num>
   <w:num w:numId="7" w16cid:durableId="1269192436">
     <w:abstractNumId w:val="2"/>
@@ -13664,40 +14983,40 @@
     <w:abstractNumId w:val="12"/>
   </w:num>
   <w:num w:numId="9" w16cid:durableId="1185049092">
-    <w:abstractNumId w:val="26"/>
+    <w:abstractNumId w:val="28"/>
   </w:num>
   <w:num w:numId="10" w16cid:durableId="1445156219">
-    <w:abstractNumId w:val="28"/>
+    <w:abstractNumId w:val="30"/>
   </w:num>
   <w:num w:numId="11" w16cid:durableId="797532465">
     <w:abstractNumId w:val="3"/>
   </w:num>
   <w:num w:numId="12" w16cid:durableId="936332128">
-    <w:abstractNumId w:val="20"/>
+    <w:abstractNumId w:val="22"/>
   </w:num>
   <w:num w:numId="13" w16cid:durableId="1038120784">
-    <w:abstractNumId w:val="19"/>
+    <w:abstractNumId w:val="20"/>
   </w:num>
   <w:num w:numId="14" w16cid:durableId="1612399009">
     <w:abstractNumId w:val="1"/>
   </w:num>
   <w:num w:numId="15" w16cid:durableId="1897667339">
-    <w:abstractNumId w:val="22"/>
+    <w:abstractNumId w:val="24"/>
   </w:num>
   <w:num w:numId="16" w16cid:durableId="1743018633">
     <w:abstractNumId w:val="11"/>
   </w:num>
   <w:num w:numId="17" w16cid:durableId="818570399">
-    <w:abstractNumId w:val="31"/>
+    <w:abstractNumId w:val="33"/>
   </w:num>
   <w:num w:numId="18" w16cid:durableId="1119447814">
-    <w:abstractNumId w:val="18"/>
+    <w:abstractNumId w:val="19"/>
   </w:num>
   <w:num w:numId="19" w16cid:durableId="345517592">
     <w:abstractNumId w:val="6"/>
   </w:num>
   <w:num w:numId="20" w16cid:durableId="1798836642">
-    <w:abstractNumId w:val="32"/>
+    <w:abstractNumId w:val="34"/>
   </w:num>
   <w:num w:numId="21" w16cid:durableId="1989943838">
     <w:abstractNumId w:val="9"/>
@@ -13709,13 +15028,13 @@
     <w:abstractNumId w:val="5"/>
   </w:num>
   <w:num w:numId="24" w16cid:durableId="1057362246">
-    <w:abstractNumId w:val="27"/>
+    <w:abstractNumId w:val="29"/>
   </w:num>
   <w:num w:numId="25" w16cid:durableId="1505897617">
-    <w:abstractNumId w:val="21"/>
+    <w:abstractNumId w:val="23"/>
   </w:num>
   <w:num w:numId="26" w16cid:durableId="1642073199">
-    <w:abstractNumId w:val="23"/>
+    <w:abstractNumId w:val="25"/>
   </w:num>
   <w:num w:numId="27" w16cid:durableId="1975521385">
     <w:abstractNumId w:val="7"/>
@@ -13724,19 +15043,25 @@
     <w:abstractNumId w:val="13"/>
   </w:num>
   <w:num w:numId="29" w16cid:durableId="1718238957">
-    <w:abstractNumId w:val="17"/>
+    <w:abstractNumId w:val="18"/>
   </w:num>
   <w:num w:numId="30" w16cid:durableId="327173263">
-    <w:abstractNumId w:val="24"/>
+    <w:abstractNumId w:val="26"/>
   </w:num>
   <w:num w:numId="31" w16cid:durableId="539243646">
-    <w:abstractNumId w:val="30"/>
+    <w:abstractNumId w:val="32"/>
   </w:num>
   <w:num w:numId="32" w16cid:durableId="1171067140">
     <w:abstractNumId w:val="8"/>
   </w:num>
   <w:num w:numId="33" w16cid:durableId="620888783">
     <w:abstractNumId w:val="4"/>
+  </w:num>
+  <w:num w:numId="34" w16cid:durableId="295067545">
+    <w:abstractNumId w:val="14"/>
+  </w:num>
+  <w:num w:numId="35" w16cid:durableId="1473913149">
+    <w:abstractNumId w:val="21"/>
   </w:num>
 </w:numbering>
 </file>
@@ -14168,7 +15493,6 @@
   <w:style w:type="character" w:default="1" w:styleId="a0">
     <w:name w:val="Default Paragraph Font"/>
     <w:uiPriority w:val="1"/>
-    <w:semiHidden/>
     <w:unhideWhenUsed/>
   </w:style>
   <w:style w:type="table" w:default="1" w:styleId="a1">
@@ -14330,6 +15654,23 @@
       <w:spacing w:after="100"/>
       <w:ind w:left="440"/>
     </w:pPr>
+  </w:style>
+  <w:style w:type="paragraph" w:styleId="aa">
+    <w:name w:val="Normal (Web)"/>
+    <w:basedOn w:val="a"/>
+    <w:uiPriority w:val="99"/>
+    <w:semiHidden/>
+    <w:unhideWhenUsed/>
+    <w:rsid w:val="00E17A0A"/>
+    <w:pPr>
+      <w:spacing w:before="100" w:beforeAutospacing="1" w:after="100" w:afterAutospacing="1" w:line="240" w:lineRule="auto"/>
+    </w:pPr>
+    <w:rPr>
+      <w:rFonts w:ascii="Times New Roman" w:eastAsia="Times New Roman" w:hAnsi="Times New Roman" w:cs="Times New Roman"/>
+      <w:sz w:val="24"/>
+      <w:szCs w:val="24"/>
+      <w:lang w:eastAsia="ru-RU"/>
+    </w:rPr>
   </w:style>
 </w:styles>
 </file>

--- a/Report/Отчет по ПП06.docx
+++ b/Report/Отчет по ПП06.docx
@@ -743,8 +743,11 @@
       </w:sdtPr>
       <w:sdtEndPr>
         <w:rPr>
+          <w:rFonts w:ascii="Times New Roman" w:hAnsi="Times New Roman" w:cs="Times New Roman"/>
           <w:b/>
           <w:bCs/>
+          <w:sz w:val="28"/>
+          <w:szCs w:val="28"/>
         </w:rPr>
       </w:sdtEndPr>
       <w:sdtContent>
@@ -809,7 +812,7 @@
             </w:rPr>
             <w:fldChar w:fldCharType="separate"/>
           </w:r>
-          <w:hyperlink w:anchor="_Toc230020351" w:history="1">
+          <w:hyperlink w:anchor="_Toc230350596" w:history="1">
             <w:r>
               <w:rPr>
                 <w:rStyle w:val="a5"/>
@@ -848,7 +851,7 @@
                 <w:sz w:val="28"/>
                 <w:szCs w:val="28"/>
               </w:rPr>
-              <w:instrText xml:space="preserve"> PAGEREF _Toc230020351 \h </w:instrText>
+              <w:instrText xml:space="preserve"> PAGEREF _Toc230350596 \h </w:instrText>
             </w:r>
             <w:r>
               <w:rPr>
@@ -908,7 +911,7 @@
               <w14:ligatures w14:val="standardContextual"/>
             </w:rPr>
           </w:pPr>
-          <w:hyperlink w:anchor="_Toc230020352" w:history="1">
+          <w:hyperlink w:anchor="_Toc230350597" w:history="1">
             <w:r>
               <w:rPr>
                 <w:rStyle w:val="a5"/>
@@ -947,7 +950,7 @@
                 <w:sz w:val="28"/>
                 <w:szCs w:val="28"/>
               </w:rPr>
-              <w:instrText xml:space="preserve"> PAGEREF _Toc230020352 \h </w:instrText>
+              <w:instrText xml:space="preserve"> PAGEREF _Toc230350597 \h </w:instrText>
             </w:r>
             <w:r>
               <w:rPr>
@@ -1007,7 +1010,7 @@
               <w14:ligatures w14:val="standardContextual"/>
             </w:rPr>
           </w:pPr>
-          <w:hyperlink w:anchor="_Toc230020353" w:history="1">
+          <w:hyperlink w:anchor="_Toc230350598" w:history="1">
             <w:r>
               <w:rPr>
                 <w:rStyle w:val="a5"/>
@@ -1046,7 +1049,7 @@
                 <w:sz w:val="28"/>
                 <w:szCs w:val="28"/>
               </w:rPr>
-              <w:instrText xml:space="preserve"> PAGEREF _Toc230020353 \h </w:instrText>
+              <w:instrText xml:space="preserve"> PAGEREF _Toc230350598 \h </w:instrText>
             </w:r>
             <w:r>
               <w:rPr>
@@ -1106,7 +1109,7 @@
               <w14:ligatures w14:val="standardContextual"/>
             </w:rPr>
           </w:pPr>
-          <w:hyperlink w:anchor="_Toc230020354" w:history="1">
+          <w:hyperlink w:anchor="_Toc230350599" w:history="1">
             <w:r>
               <w:rPr>
                 <w:rStyle w:val="a5"/>
@@ -1145,7 +1148,7 @@
                 <w:sz w:val="28"/>
                 <w:szCs w:val="28"/>
               </w:rPr>
-              <w:instrText xml:space="preserve"> PAGEREF _Toc230020354 \h </w:instrText>
+              <w:instrText xml:space="preserve"> PAGEREF _Toc230350599 \h </w:instrText>
             </w:r>
             <w:r>
               <w:rPr>
@@ -1205,7 +1208,7 @@
               <w14:ligatures w14:val="standardContextual"/>
             </w:rPr>
           </w:pPr>
-          <w:hyperlink w:anchor="_Toc230020355" w:history="1">
+          <w:hyperlink w:anchor="_Toc230350600" w:history="1">
             <w:r>
               <w:rPr>
                 <w:rStyle w:val="a5"/>
@@ -1214,7 +1217,27 @@
                 <w:sz w:val="28"/>
                 <w:szCs w:val="28"/>
               </w:rPr>
-              <w:t>2 СОПРОВОЖДЕНИЕ ИНФОРМАЦИОННЫХ СИСТЕМ</w:t>
+              <w:t>2 СОПРОВОЖД</w:t>
+            </w:r>
+            <w:r>
+              <w:rPr>
+                <w:rStyle w:val="a5"/>
+                <w:rFonts w:ascii="Times New Roman" w:hAnsi="Times New Roman" w:cs="Times New Roman"/>
+                <w:noProof/>
+                <w:sz w:val="28"/>
+                <w:szCs w:val="28"/>
+              </w:rPr>
+              <w:t>Е</w:t>
+            </w:r>
+            <w:r>
+              <w:rPr>
+                <w:rStyle w:val="a5"/>
+                <w:rFonts w:ascii="Times New Roman" w:hAnsi="Times New Roman" w:cs="Times New Roman"/>
+                <w:noProof/>
+                <w:sz w:val="28"/>
+                <w:szCs w:val="28"/>
+              </w:rPr>
+              <w:t>НИЕ ИНФОРМАЦИОННЫХ СИСТЕМ</w:t>
             </w:r>
             <w:r>
               <w:rPr>
@@ -1244,7 +1267,7 @@
                 <w:sz w:val="28"/>
                 <w:szCs w:val="28"/>
               </w:rPr>
-              <w:instrText xml:space="preserve"> PAGEREF _Toc230020355 \h </w:instrText>
+              <w:instrText xml:space="preserve"> PAGEREF _Toc230350600 \h </w:instrText>
             </w:r>
             <w:r>
               <w:rPr>
@@ -1304,7 +1327,7 @@
               <w14:ligatures w14:val="standardContextual"/>
             </w:rPr>
           </w:pPr>
-          <w:hyperlink w:anchor="_Toc230020356" w:history="1">
+          <w:hyperlink w:anchor="_Toc230350601" w:history="1">
             <w:r>
               <w:rPr>
                 <w:rStyle w:val="a5"/>
@@ -1343,7 +1366,7 @@
                 <w:sz w:val="28"/>
                 <w:szCs w:val="28"/>
               </w:rPr>
-              <w:instrText xml:space="preserve"> PAGEREF _Toc230020356 \h </w:instrText>
+              <w:instrText xml:space="preserve"> PAGEREF _Toc230350601 \h </w:instrText>
             </w:r>
             <w:r>
               <w:rPr>
@@ -1403,7 +1426,7 @@
               <w14:ligatures w14:val="standardContextual"/>
             </w:rPr>
           </w:pPr>
-          <w:hyperlink w:anchor="_Toc230020357" w:history="1">
+          <w:hyperlink w:anchor="_Toc230350602" w:history="1">
             <w:r>
               <w:rPr>
                 <w:rStyle w:val="a5"/>
@@ -1442,7 +1465,7 @@
                 <w:sz w:val="28"/>
                 <w:szCs w:val="28"/>
               </w:rPr>
-              <w:instrText xml:space="preserve"> PAGEREF _Toc230020357 \h </w:instrText>
+              <w:instrText xml:space="preserve"> PAGEREF _Toc230350602 \h </w:instrText>
             </w:r>
             <w:r>
               <w:rPr>
@@ -1502,7 +1525,7 @@
               <w14:ligatures w14:val="standardContextual"/>
             </w:rPr>
           </w:pPr>
-          <w:hyperlink w:anchor="_Toc230020358" w:history="1">
+          <w:hyperlink w:anchor="_Toc230350603" w:history="1">
             <w:r>
               <w:rPr>
                 <w:rStyle w:val="a5"/>
@@ -1541,7 +1564,7 @@
                 <w:sz w:val="28"/>
                 <w:szCs w:val="28"/>
               </w:rPr>
-              <w:instrText xml:space="preserve"> PAGEREF _Toc230020358 \h </w:instrText>
+              <w:instrText xml:space="preserve"> PAGEREF _Toc230350603 \h </w:instrText>
             </w:r>
             <w:r>
               <w:rPr>
@@ -1601,7 +1624,7 @@
               <w14:ligatures w14:val="standardContextual"/>
             </w:rPr>
           </w:pPr>
-          <w:hyperlink w:anchor="_Toc230020359" w:history="1">
+          <w:hyperlink w:anchor="_Toc230350604" w:history="1">
             <w:r>
               <w:rPr>
                 <w:rStyle w:val="a5"/>
@@ -1640,7 +1663,7 @@
                 <w:sz w:val="28"/>
                 <w:szCs w:val="28"/>
               </w:rPr>
-              <w:instrText xml:space="preserve"> PAGEREF _Toc230020359 \h </w:instrText>
+              <w:instrText xml:space="preserve"> PAGEREF _Toc230350604 \h </w:instrText>
             </w:r>
             <w:r>
               <w:rPr>
@@ -1700,7 +1723,7 @@
               <w14:ligatures w14:val="standardContextual"/>
             </w:rPr>
           </w:pPr>
-          <w:hyperlink w:anchor="_Toc230020360" w:history="1">
+          <w:hyperlink w:anchor="_Toc230350605" w:history="1">
             <w:r>
               <w:rPr>
                 <w:rStyle w:val="a5"/>
@@ -1739,7 +1762,7 @@
                 <w:sz w:val="28"/>
                 <w:szCs w:val="28"/>
               </w:rPr>
-              <w:instrText xml:space="preserve"> PAGEREF _Toc230020360 \h </w:instrText>
+              <w:instrText xml:space="preserve"> PAGEREF _Toc230350605 \h </w:instrText>
             </w:r>
             <w:r>
               <w:rPr>
@@ -1799,7 +1822,7 @@
               <w14:ligatures w14:val="standardContextual"/>
             </w:rPr>
           </w:pPr>
-          <w:hyperlink w:anchor="_Toc230020361" w:history="1">
+          <w:hyperlink w:anchor="_Toc230350606" w:history="1">
             <w:r>
               <w:rPr>
                 <w:rStyle w:val="a5"/>
@@ -1838,7 +1861,7 @@
                 <w:sz w:val="28"/>
                 <w:szCs w:val="28"/>
               </w:rPr>
-              <w:instrText xml:space="preserve"> PAGEREF _Toc230020361 \h </w:instrText>
+              <w:instrText xml:space="preserve"> PAGEREF _Toc230350606 \h </w:instrText>
             </w:r>
             <w:r>
               <w:rPr>
@@ -1898,7 +1921,7 @@
               <w14:ligatures w14:val="standardContextual"/>
             </w:rPr>
           </w:pPr>
-          <w:hyperlink w:anchor="_Toc230020362" w:history="1">
+          <w:hyperlink w:anchor="_Toc230350607" w:history="1">
             <w:r>
               <w:rPr>
                 <w:rStyle w:val="a5"/>
@@ -1907,7 +1930,7 @@
                 <w:sz w:val="28"/>
                 <w:szCs w:val="28"/>
               </w:rPr>
-              <w:t>1 Ответы на теоретические вопросы по производственной практике</w:t>
+              <w:t>3.1 Установка и настройка программного обеспечения</w:t>
             </w:r>
             <w:r>
               <w:rPr>
@@ -1937,7 +1960,7 @@
                 <w:sz w:val="28"/>
                 <w:szCs w:val="28"/>
               </w:rPr>
-              <w:instrText xml:space="preserve"> PAGEREF _Toc230020362 \h </w:instrText>
+              <w:instrText xml:space="preserve"> PAGEREF _Toc230350607 \h </w:instrText>
             </w:r>
             <w:r>
               <w:rPr>
@@ -1982,30 +2005,31 @@
         </w:p>
         <w:p>
           <w:pPr>
-            <w:pStyle w:val="3"/>
+            <w:pStyle w:val="2"/>
             <w:tabs>
               <w:tab w:val="right" w:leader="dot" w:pos="9345"/>
             </w:tabs>
             <w:jc w:val="both"/>
             <w:rPr>
-              <w:rFonts w:ascii="Times New Roman" w:hAnsi="Times New Roman" w:cs="Times New Roman"/>
+              <w:rFonts w:ascii="Times New Roman" w:eastAsiaTheme="minorEastAsia" w:hAnsi="Times New Roman" w:cs="Times New Roman"/>
               <w:noProof/>
+              <w:kern w:val="2"/>
               <w:sz w:val="28"/>
               <w:szCs w:val="28"/>
+              <w:lang w:eastAsia="ru-RU"/>
+              <w14:ligatures w14:val="standardContextual"/>
             </w:rPr>
           </w:pPr>
-          <w:hyperlink w:anchor="_Toc230020363" w:history="1">
+          <w:hyperlink w:anchor="_Toc230350608" w:history="1">
             <w:r>
               <w:rPr>
                 <w:rStyle w:val="a5"/>
-                <w:rFonts w:ascii="Times New Roman" w:eastAsia="Times New Roman" w:hAnsi="Times New Roman" w:cs="Times New Roman"/>
-                <w:noProof/>
-                <w:kern w:val="36"/>
-                <w:sz w:val="28"/>
-                <w:szCs w:val="28"/>
-                <w:lang w:eastAsia="ru-RU"/>
-              </w:rPr>
-              <w:t>1.1 Bitrix24</w:t>
+                <w:rFonts w:ascii="Times New Roman" w:hAnsi="Times New Roman" w:cs="Times New Roman"/>
+                <w:noProof/>
+                <w:sz w:val="28"/>
+                <w:szCs w:val="28"/>
+              </w:rPr>
+              <w:t>3.2 Устранение инцидентов</w:t>
             </w:r>
             <w:r>
               <w:rPr>
@@ -2035,7 +2059,7 @@
                 <w:sz w:val="28"/>
                 <w:szCs w:val="28"/>
               </w:rPr>
-              <w:instrText xml:space="preserve"> PAGEREF _Toc230020363 \h </w:instrText>
+              <w:instrText xml:space="preserve"> PAGEREF _Toc230350608 \h </w:instrText>
             </w:r>
             <w:r>
               <w:rPr>
@@ -2080,30 +2104,31 @@
         </w:p>
         <w:p>
           <w:pPr>
-            <w:pStyle w:val="3"/>
+            <w:pStyle w:val="2"/>
             <w:tabs>
               <w:tab w:val="right" w:leader="dot" w:pos="9345"/>
             </w:tabs>
             <w:jc w:val="both"/>
             <w:rPr>
-              <w:rFonts w:ascii="Times New Roman" w:hAnsi="Times New Roman" w:cs="Times New Roman"/>
+              <w:rFonts w:ascii="Times New Roman" w:eastAsiaTheme="minorEastAsia" w:hAnsi="Times New Roman" w:cs="Times New Roman"/>
               <w:noProof/>
+              <w:kern w:val="2"/>
               <w:sz w:val="28"/>
               <w:szCs w:val="28"/>
+              <w:lang w:eastAsia="ru-RU"/>
+              <w14:ligatures w14:val="standardContextual"/>
             </w:rPr>
           </w:pPr>
-          <w:hyperlink w:anchor="_Toc230020364" w:history="1">
+          <w:hyperlink w:anchor="_Toc230350609" w:history="1">
             <w:r>
               <w:rPr>
                 <w:rStyle w:val="a5"/>
-                <w:rFonts w:ascii="Times New Roman" w:eastAsia="Times New Roman" w:hAnsi="Times New Roman" w:cs="Times New Roman"/>
-                <w:noProof/>
-                <w:kern w:val="36"/>
-                <w:sz w:val="28"/>
-                <w:szCs w:val="28"/>
-                <w:lang w:eastAsia="ru-RU"/>
-              </w:rPr>
-              <w:t>1.2 Yandex Tracker</w:t>
+                <w:rFonts w:ascii="Times New Roman" w:hAnsi="Times New Roman" w:cs="Times New Roman"/>
+                <w:noProof/>
+                <w:sz w:val="28"/>
+                <w:szCs w:val="28"/>
+              </w:rPr>
+              <w:t>3.3 Резервное копирование данных</w:t>
             </w:r>
             <w:r>
               <w:rPr>
@@ -2133,7 +2158,7 @@
                 <w:sz w:val="28"/>
                 <w:szCs w:val="28"/>
               </w:rPr>
-              <w:instrText xml:space="preserve"> PAGEREF _Toc230020364 \h </w:instrText>
+              <w:instrText xml:space="preserve"> PAGEREF _Toc230350609 \h </w:instrText>
             </w:r>
             <w:r>
               <w:rPr>
@@ -2162,7 +2187,7 @@
                 <w:sz w:val="28"/>
                 <w:szCs w:val="28"/>
               </w:rPr>
-              <w:t>13</w:t>
+              <w:t>10</w:t>
             </w:r>
             <w:r>
               <w:rPr>
@@ -2178,30 +2203,31 @@
         </w:p>
         <w:p>
           <w:pPr>
-            <w:pStyle w:val="3"/>
+            <w:pStyle w:val="2"/>
             <w:tabs>
               <w:tab w:val="right" w:leader="dot" w:pos="9345"/>
             </w:tabs>
             <w:jc w:val="both"/>
             <w:rPr>
-              <w:rFonts w:ascii="Times New Roman" w:hAnsi="Times New Roman" w:cs="Times New Roman"/>
+              <w:rFonts w:ascii="Times New Roman" w:eastAsiaTheme="minorEastAsia" w:hAnsi="Times New Roman" w:cs="Times New Roman"/>
               <w:noProof/>
+              <w:kern w:val="2"/>
               <w:sz w:val="28"/>
               <w:szCs w:val="28"/>
+              <w:lang w:eastAsia="ru-RU"/>
+              <w14:ligatures w14:val="standardContextual"/>
             </w:rPr>
           </w:pPr>
-          <w:hyperlink w:anchor="_Toc230020365" w:history="1">
+          <w:hyperlink w:anchor="_Toc230350610" w:history="1">
             <w:r>
               <w:rPr>
                 <w:rStyle w:val="a5"/>
-                <w:rFonts w:ascii="Times New Roman" w:eastAsia="Times New Roman" w:hAnsi="Times New Roman" w:cs="Times New Roman"/>
-                <w:noProof/>
-                <w:kern w:val="36"/>
-                <w:sz w:val="28"/>
-                <w:szCs w:val="28"/>
-                <w:lang w:eastAsia="ru-RU"/>
-              </w:rPr>
-              <w:t>1.3 Jira</w:t>
+                <w:rFonts w:ascii="Times New Roman" w:hAnsi="Times New Roman" w:cs="Times New Roman"/>
+                <w:noProof/>
+                <w:sz w:val="28"/>
+                <w:szCs w:val="28"/>
+              </w:rPr>
+              <w:t>3.4 Составление отчетов и документации</w:t>
             </w:r>
             <w:r>
               <w:rPr>
@@ -2231,7 +2257,7 @@
                 <w:sz w:val="28"/>
                 <w:szCs w:val="28"/>
               </w:rPr>
-              <w:instrText xml:space="preserve"> PAGEREF _Toc230020365 \h </w:instrText>
+              <w:instrText xml:space="preserve"> PAGEREF _Toc230350610 \h </w:instrText>
             </w:r>
             <w:r>
               <w:rPr>
@@ -2260,7 +2286,502 @@
                 <w:sz w:val="28"/>
                 <w:szCs w:val="28"/>
               </w:rPr>
-              <w:t>16</w:t>
+              <w:t>10</w:t>
+            </w:r>
+            <w:r>
+              <w:rPr>
+                <w:rFonts w:ascii="Times New Roman" w:hAnsi="Times New Roman" w:cs="Times New Roman"/>
+                <w:noProof/>
+                <w:webHidden/>
+                <w:sz w:val="28"/>
+                <w:szCs w:val="28"/>
+              </w:rPr>
+              <w:fldChar w:fldCharType="end"/>
+            </w:r>
+          </w:hyperlink>
+        </w:p>
+        <w:p>
+          <w:pPr>
+            <w:pStyle w:val="2"/>
+            <w:tabs>
+              <w:tab w:val="right" w:leader="dot" w:pos="9345"/>
+            </w:tabs>
+            <w:jc w:val="both"/>
+            <w:rPr>
+              <w:rFonts w:ascii="Times New Roman" w:eastAsiaTheme="minorEastAsia" w:hAnsi="Times New Roman" w:cs="Times New Roman"/>
+              <w:noProof/>
+              <w:kern w:val="2"/>
+              <w:sz w:val="28"/>
+              <w:szCs w:val="28"/>
+              <w:lang w:eastAsia="ru-RU"/>
+              <w14:ligatures w14:val="standardContextual"/>
+            </w:rPr>
+          </w:pPr>
+          <w:hyperlink w:anchor="_Toc230350611" w:history="1">
+            <w:r>
+              <w:rPr>
+                <w:rStyle w:val="a5"/>
+                <w:rFonts w:ascii="Times New Roman" w:hAnsi="Times New Roman" w:cs="Times New Roman"/>
+                <w:noProof/>
+                <w:sz w:val="28"/>
+                <w:szCs w:val="28"/>
+              </w:rPr>
+              <w:t>3.5 Используемые инструменты и технологии</w:t>
+            </w:r>
+            <w:r>
+              <w:rPr>
+                <w:rFonts w:ascii="Times New Roman" w:hAnsi="Times New Roman" w:cs="Times New Roman"/>
+                <w:noProof/>
+                <w:webHidden/>
+                <w:sz w:val="28"/>
+                <w:szCs w:val="28"/>
+              </w:rPr>
+              <w:tab/>
+            </w:r>
+            <w:r>
+              <w:rPr>
+                <w:rFonts w:ascii="Times New Roman" w:hAnsi="Times New Roman" w:cs="Times New Roman"/>
+                <w:noProof/>
+                <w:webHidden/>
+                <w:sz w:val="28"/>
+                <w:szCs w:val="28"/>
+              </w:rPr>
+              <w:fldChar w:fldCharType="begin"/>
+            </w:r>
+            <w:r>
+              <w:rPr>
+                <w:rFonts w:ascii="Times New Roman" w:hAnsi="Times New Roman" w:cs="Times New Roman"/>
+                <w:noProof/>
+                <w:webHidden/>
+                <w:sz w:val="28"/>
+                <w:szCs w:val="28"/>
+              </w:rPr>
+              <w:instrText xml:space="preserve"> PAGEREF _Toc230350611 \h </w:instrText>
+            </w:r>
+            <w:r>
+              <w:rPr>
+                <w:rFonts w:ascii="Times New Roman" w:hAnsi="Times New Roman" w:cs="Times New Roman"/>
+                <w:noProof/>
+                <w:webHidden/>
+                <w:sz w:val="28"/>
+                <w:szCs w:val="28"/>
+              </w:rPr>
+            </w:r>
+            <w:r>
+              <w:rPr>
+                <w:rFonts w:ascii="Times New Roman" w:hAnsi="Times New Roman" w:cs="Times New Roman"/>
+                <w:noProof/>
+                <w:webHidden/>
+                <w:sz w:val="28"/>
+                <w:szCs w:val="28"/>
+              </w:rPr>
+              <w:fldChar w:fldCharType="separate"/>
+            </w:r>
+            <w:r>
+              <w:rPr>
+                <w:rFonts w:ascii="Times New Roman" w:hAnsi="Times New Roman" w:cs="Times New Roman"/>
+                <w:noProof/>
+                <w:webHidden/>
+                <w:sz w:val="28"/>
+                <w:szCs w:val="28"/>
+              </w:rPr>
+              <w:t>11</w:t>
+            </w:r>
+            <w:r>
+              <w:rPr>
+                <w:rFonts w:ascii="Times New Roman" w:hAnsi="Times New Roman" w:cs="Times New Roman"/>
+                <w:noProof/>
+                <w:webHidden/>
+                <w:sz w:val="28"/>
+                <w:szCs w:val="28"/>
+              </w:rPr>
+              <w:fldChar w:fldCharType="end"/>
+            </w:r>
+          </w:hyperlink>
+        </w:p>
+        <w:p>
+          <w:pPr>
+            <w:pStyle w:val="2"/>
+            <w:tabs>
+              <w:tab w:val="right" w:leader="dot" w:pos="9345"/>
+            </w:tabs>
+            <w:jc w:val="both"/>
+            <w:rPr>
+              <w:rFonts w:ascii="Times New Roman" w:eastAsiaTheme="minorEastAsia" w:hAnsi="Times New Roman" w:cs="Times New Roman"/>
+              <w:noProof/>
+              <w:kern w:val="2"/>
+              <w:sz w:val="28"/>
+              <w:szCs w:val="28"/>
+              <w:lang w:eastAsia="ru-RU"/>
+              <w14:ligatures w14:val="standardContextual"/>
+            </w:rPr>
+          </w:pPr>
+          <w:hyperlink w:anchor="_Toc230350612" w:history="1">
+            <w:r>
+              <w:rPr>
+                <w:rStyle w:val="a5"/>
+                <w:rFonts w:ascii="Times New Roman" w:hAnsi="Times New Roman" w:cs="Times New Roman"/>
+                <w:noProof/>
+                <w:sz w:val="28"/>
+                <w:szCs w:val="28"/>
+              </w:rPr>
+              <w:t>3.6 Взаимодействие с сотрудниками и отделами компании</w:t>
+            </w:r>
+            <w:r>
+              <w:rPr>
+                <w:rFonts w:ascii="Times New Roman" w:hAnsi="Times New Roman" w:cs="Times New Roman"/>
+                <w:noProof/>
+                <w:webHidden/>
+                <w:sz w:val="28"/>
+                <w:szCs w:val="28"/>
+              </w:rPr>
+              <w:tab/>
+            </w:r>
+            <w:r>
+              <w:rPr>
+                <w:rFonts w:ascii="Times New Roman" w:hAnsi="Times New Roman" w:cs="Times New Roman"/>
+                <w:noProof/>
+                <w:webHidden/>
+                <w:sz w:val="28"/>
+                <w:szCs w:val="28"/>
+              </w:rPr>
+              <w:fldChar w:fldCharType="begin"/>
+            </w:r>
+            <w:r>
+              <w:rPr>
+                <w:rFonts w:ascii="Times New Roman" w:hAnsi="Times New Roman" w:cs="Times New Roman"/>
+                <w:noProof/>
+                <w:webHidden/>
+                <w:sz w:val="28"/>
+                <w:szCs w:val="28"/>
+              </w:rPr>
+              <w:instrText xml:space="preserve"> PAGEREF _Toc230350612 \h </w:instrText>
+            </w:r>
+            <w:r>
+              <w:rPr>
+                <w:rFonts w:ascii="Times New Roman" w:hAnsi="Times New Roman" w:cs="Times New Roman"/>
+                <w:noProof/>
+                <w:webHidden/>
+                <w:sz w:val="28"/>
+                <w:szCs w:val="28"/>
+              </w:rPr>
+            </w:r>
+            <w:r>
+              <w:rPr>
+                <w:rFonts w:ascii="Times New Roman" w:hAnsi="Times New Roman" w:cs="Times New Roman"/>
+                <w:noProof/>
+                <w:webHidden/>
+                <w:sz w:val="28"/>
+                <w:szCs w:val="28"/>
+              </w:rPr>
+              <w:fldChar w:fldCharType="separate"/>
+            </w:r>
+            <w:r>
+              <w:rPr>
+                <w:rFonts w:ascii="Times New Roman" w:hAnsi="Times New Roman" w:cs="Times New Roman"/>
+                <w:noProof/>
+                <w:webHidden/>
+                <w:sz w:val="28"/>
+                <w:szCs w:val="28"/>
+              </w:rPr>
+              <w:t>11</w:t>
+            </w:r>
+            <w:r>
+              <w:rPr>
+                <w:rFonts w:ascii="Times New Roman" w:hAnsi="Times New Roman" w:cs="Times New Roman"/>
+                <w:noProof/>
+                <w:webHidden/>
+                <w:sz w:val="28"/>
+                <w:szCs w:val="28"/>
+              </w:rPr>
+              <w:fldChar w:fldCharType="end"/>
+            </w:r>
+          </w:hyperlink>
+        </w:p>
+        <w:p>
+          <w:pPr>
+            <w:pStyle w:val="2"/>
+            <w:tabs>
+              <w:tab w:val="right" w:leader="dot" w:pos="9345"/>
+            </w:tabs>
+            <w:jc w:val="both"/>
+            <w:rPr>
+              <w:rFonts w:ascii="Times New Roman" w:eastAsiaTheme="minorEastAsia" w:hAnsi="Times New Roman" w:cs="Times New Roman"/>
+              <w:noProof/>
+              <w:kern w:val="2"/>
+              <w:sz w:val="28"/>
+              <w:szCs w:val="28"/>
+              <w:lang w:eastAsia="ru-RU"/>
+              <w14:ligatures w14:val="standardContextual"/>
+            </w:rPr>
+          </w:pPr>
+          <w:hyperlink w:anchor="_Toc230350613" w:history="1">
+            <w:r>
+              <w:rPr>
+                <w:rStyle w:val="a5"/>
+                <w:rFonts w:ascii="Times New Roman" w:hAnsi="Times New Roman" w:cs="Times New Roman"/>
+                <w:noProof/>
+                <w:sz w:val="28"/>
+                <w:szCs w:val="28"/>
+              </w:rPr>
+              <w:t>3.7 Выявленные недостатки в процессе сопровождения ИС</w:t>
+            </w:r>
+            <w:r>
+              <w:rPr>
+                <w:rFonts w:ascii="Times New Roman" w:hAnsi="Times New Roman" w:cs="Times New Roman"/>
+                <w:noProof/>
+                <w:webHidden/>
+                <w:sz w:val="28"/>
+                <w:szCs w:val="28"/>
+              </w:rPr>
+              <w:tab/>
+            </w:r>
+            <w:r>
+              <w:rPr>
+                <w:rFonts w:ascii="Times New Roman" w:hAnsi="Times New Roman" w:cs="Times New Roman"/>
+                <w:noProof/>
+                <w:webHidden/>
+                <w:sz w:val="28"/>
+                <w:szCs w:val="28"/>
+              </w:rPr>
+              <w:fldChar w:fldCharType="begin"/>
+            </w:r>
+            <w:r>
+              <w:rPr>
+                <w:rFonts w:ascii="Times New Roman" w:hAnsi="Times New Roman" w:cs="Times New Roman"/>
+                <w:noProof/>
+                <w:webHidden/>
+                <w:sz w:val="28"/>
+                <w:szCs w:val="28"/>
+              </w:rPr>
+              <w:instrText xml:space="preserve"> PAGEREF _Toc230350613 \h </w:instrText>
+            </w:r>
+            <w:r>
+              <w:rPr>
+                <w:rFonts w:ascii="Times New Roman" w:hAnsi="Times New Roman" w:cs="Times New Roman"/>
+                <w:noProof/>
+                <w:webHidden/>
+                <w:sz w:val="28"/>
+                <w:szCs w:val="28"/>
+              </w:rPr>
+            </w:r>
+            <w:r>
+              <w:rPr>
+                <w:rFonts w:ascii="Times New Roman" w:hAnsi="Times New Roman" w:cs="Times New Roman"/>
+                <w:noProof/>
+                <w:webHidden/>
+                <w:sz w:val="28"/>
+                <w:szCs w:val="28"/>
+              </w:rPr>
+              <w:fldChar w:fldCharType="separate"/>
+            </w:r>
+            <w:r>
+              <w:rPr>
+                <w:rFonts w:ascii="Times New Roman" w:hAnsi="Times New Roman" w:cs="Times New Roman"/>
+                <w:noProof/>
+                <w:webHidden/>
+                <w:sz w:val="28"/>
+                <w:szCs w:val="28"/>
+              </w:rPr>
+              <w:t>12</w:t>
+            </w:r>
+            <w:r>
+              <w:rPr>
+                <w:rFonts w:ascii="Times New Roman" w:hAnsi="Times New Roman" w:cs="Times New Roman"/>
+                <w:noProof/>
+                <w:webHidden/>
+                <w:sz w:val="28"/>
+                <w:szCs w:val="28"/>
+              </w:rPr>
+              <w:fldChar w:fldCharType="end"/>
+            </w:r>
+          </w:hyperlink>
+        </w:p>
+        <w:p>
+          <w:pPr>
+            <w:pStyle w:val="2"/>
+            <w:tabs>
+              <w:tab w:val="right" w:leader="dot" w:pos="9345"/>
+            </w:tabs>
+            <w:jc w:val="both"/>
+            <w:rPr>
+              <w:rFonts w:ascii="Times New Roman" w:eastAsiaTheme="minorEastAsia" w:hAnsi="Times New Roman" w:cs="Times New Roman"/>
+              <w:noProof/>
+              <w:kern w:val="2"/>
+              <w:sz w:val="28"/>
+              <w:szCs w:val="28"/>
+              <w:lang w:eastAsia="ru-RU"/>
+              <w14:ligatures w14:val="standardContextual"/>
+            </w:rPr>
+          </w:pPr>
+          <w:hyperlink w:anchor="_Toc230350614" w:history="1">
+            <w:r>
+              <w:rPr>
+                <w:rStyle w:val="a5"/>
+                <w:rFonts w:ascii="Times New Roman" w:hAnsi="Times New Roman" w:cs="Times New Roman"/>
+                <w:noProof/>
+                <w:sz w:val="28"/>
+                <w:szCs w:val="28"/>
+              </w:rPr>
+              <w:t>3.8 Рекомендации по улучшению</w:t>
+            </w:r>
+            <w:r>
+              <w:rPr>
+                <w:rFonts w:ascii="Times New Roman" w:hAnsi="Times New Roman" w:cs="Times New Roman"/>
+                <w:noProof/>
+                <w:webHidden/>
+                <w:sz w:val="28"/>
+                <w:szCs w:val="28"/>
+              </w:rPr>
+              <w:tab/>
+            </w:r>
+            <w:r>
+              <w:rPr>
+                <w:rFonts w:ascii="Times New Roman" w:hAnsi="Times New Roman" w:cs="Times New Roman"/>
+                <w:noProof/>
+                <w:webHidden/>
+                <w:sz w:val="28"/>
+                <w:szCs w:val="28"/>
+              </w:rPr>
+              <w:fldChar w:fldCharType="begin"/>
+            </w:r>
+            <w:r>
+              <w:rPr>
+                <w:rFonts w:ascii="Times New Roman" w:hAnsi="Times New Roman" w:cs="Times New Roman"/>
+                <w:noProof/>
+                <w:webHidden/>
+                <w:sz w:val="28"/>
+                <w:szCs w:val="28"/>
+              </w:rPr>
+              <w:instrText xml:space="preserve"> PAGEREF _Toc230350614 \h </w:instrText>
+            </w:r>
+            <w:r>
+              <w:rPr>
+                <w:rFonts w:ascii="Times New Roman" w:hAnsi="Times New Roman" w:cs="Times New Roman"/>
+                <w:noProof/>
+                <w:webHidden/>
+                <w:sz w:val="28"/>
+                <w:szCs w:val="28"/>
+              </w:rPr>
+            </w:r>
+            <w:r>
+              <w:rPr>
+                <w:rFonts w:ascii="Times New Roman" w:hAnsi="Times New Roman" w:cs="Times New Roman"/>
+                <w:noProof/>
+                <w:webHidden/>
+                <w:sz w:val="28"/>
+                <w:szCs w:val="28"/>
+              </w:rPr>
+              <w:fldChar w:fldCharType="separate"/>
+            </w:r>
+            <w:r>
+              <w:rPr>
+                <w:rFonts w:ascii="Times New Roman" w:hAnsi="Times New Roman" w:cs="Times New Roman"/>
+                <w:noProof/>
+                <w:webHidden/>
+                <w:sz w:val="28"/>
+                <w:szCs w:val="28"/>
+              </w:rPr>
+              <w:t>12</w:t>
+            </w:r>
+            <w:r>
+              <w:rPr>
+                <w:rFonts w:ascii="Times New Roman" w:hAnsi="Times New Roman" w:cs="Times New Roman"/>
+                <w:noProof/>
+                <w:webHidden/>
+                <w:sz w:val="28"/>
+                <w:szCs w:val="28"/>
+              </w:rPr>
+              <w:fldChar w:fldCharType="end"/>
+            </w:r>
+          </w:hyperlink>
+        </w:p>
+        <w:p>
+          <w:pPr>
+            <w:pStyle w:val="2"/>
+            <w:tabs>
+              <w:tab w:val="right" w:leader="dot" w:pos="9345"/>
+            </w:tabs>
+            <w:jc w:val="both"/>
+            <w:rPr>
+              <w:rFonts w:ascii="Times New Roman" w:eastAsiaTheme="minorEastAsia" w:hAnsi="Times New Roman" w:cs="Times New Roman"/>
+              <w:noProof/>
+              <w:kern w:val="2"/>
+              <w:sz w:val="28"/>
+              <w:szCs w:val="28"/>
+              <w:lang w:eastAsia="ru-RU"/>
+              <w14:ligatures w14:val="standardContextual"/>
+            </w:rPr>
+          </w:pPr>
+          <w:hyperlink w:anchor="_Toc230350615" w:history="1">
+            <w:r>
+              <w:rPr>
+                <w:rStyle w:val="a5"/>
+                <w:rFonts w:ascii="Times New Roman" w:hAnsi="Times New Roman" w:cs="Times New Roman"/>
+                <w:noProof/>
+                <w:sz w:val="28"/>
+                <w:szCs w:val="28"/>
+              </w:rPr>
+              <w:t>3.9 Оценка эффективности текущих решений</w:t>
+            </w:r>
+            <w:r>
+              <w:rPr>
+                <w:rFonts w:ascii="Times New Roman" w:hAnsi="Times New Roman" w:cs="Times New Roman"/>
+                <w:noProof/>
+                <w:webHidden/>
+                <w:sz w:val="28"/>
+                <w:szCs w:val="28"/>
+              </w:rPr>
+              <w:tab/>
+            </w:r>
+            <w:r>
+              <w:rPr>
+                <w:rFonts w:ascii="Times New Roman" w:hAnsi="Times New Roman" w:cs="Times New Roman"/>
+                <w:noProof/>
+                <w:webHidden/>
+                <w:sz w:val="28"/>
+                <w:szCs w:val="28"/>
+              </w:rPr>
+              <w:fldChar w:fldCharType="begin"/>
+            </w:r>
+            <w:r>
+              <w:rPr>
+                <w:rFonts w:ascii="Times New Roman" w:hAnsi="Times New Roman" w:cs="Times New Roman"/>
+                <w:noProof/>
+                <w:webHidden/>
+                <w:sz w:val="28"/>
+                <w:szCs w:val="28"/>
+              </w:rPr>
+              <w:instrText xml:space="preserve"> PAGEREF _Toc230350615 \h </w:instrText>
+            </w:r>
+            <w:r>
+              <w:rPr>
+                <w:rFonts w:ascii="Times New Roman" w:hAnsi="Times New Roman" w:cs="Times New Roman"/>
+                <w:noProof/>
+                <w:webHidden/>
+                <w:sz w:val="28"/>
+                <w:szCs w:val="28"/>
+              </w:rPr>
+            </w:r>
+            <w:r>
+              <w:rPr>
+                <w:rFonts w:ascii="Times New Roman" w:hAnsi="Times New Roman" w:cs="Times New Roman"/>
+                <w:noProof/>
+                <w:webHidden/>
+                <w:sz w:val="28"/>
+                <w:szCs w:val="28"/>
+              </w:rPr>
+              <w:fldChar w:fldCharType="separate"/>
+            </w:r>
+            <w:r>
+              <w:rPr>
+                <w:rFonts w:ascii="Times New Roman" w:hAnsi="Times New Roman" w:cs="Times New Roman"/>
+                <w:noProof/>
+                <w:webHidden/>
+                <w:sz w:val="28"/>
+                <w:szCs w:val="28"/>
+              </w:rPr>
+              <w:t>12</w:t>
             </w:r>
             <w:r>
               <w:rPr>
@@ -2277,6 +2798,11 @@
         <w:p>
           <w:pPr>
             <w:jc w:val="both"/>
+            <w:rPr>
+              <w:rFonts w:ascii="Times New Roman" w:hAnsi="Times New Roman" w:cs="Times New Roman"/>
+              <w:sz w:val="28"/>
+              <w:szCs w:val="28"/>
+            </w:rPr>
           </w:pPr>
           <w:r>
             <w:rPr>
@@ -2808,7 +3334,7 @@
           <w:szCs w:val="28"/>
         </w:rPr>
       </w:pPr>
-      <w:bookmarkStart w:id="0" w:name="_Toc230020351"/>
+      <w:bookmarkStart w:id="0" w:name="_Toc230350596"/>
       <w:r>
         <w:rPr>
           <w:rFonts w:ascii="Times New Roman" w:hAnsi="Times New Roman" w:cs="Times New Roman"/>
@@ -2844,7 +3370,7 @@
           <w:szCs w:val="28"/>
         </w:rPr>
       </w:pPr>
-      <w:bookmarkStart w:id="1" w:name="_Toc230020352"/>
+      <w:bookmarkStart w:id="1" w:name="_Toc230350597"/>
       <w:r>
         <w:rPr>
           <w:rFonts w:ascii="Times New Roman" w:hAnsi="Times New Roman" w:cs="Times New Roman"/>
@@ -2940,7 +3466,7 @@
           <w:szCs w:val="28"/>
         </w:rPr>
       </w:pPr>
-      <w:bookmarkStart w:id="2" w:name="_Toc230020353"/>
+      <w:bookmarkStart w:id="2" w:name="_Toc230350598"/>
       <w:r>
         <w:rPr>
           <w:rFonts w:ascii="Times New Roman" w:hAnsi="Times New Roman" w:cs="Times New Roman"/>
@@ -3043,7 +3569,7 @@
           <w:szCs w:val="28"/>
         </w:rPr>
       </w:pPr>
-      <w:bookmarkStart w:id="3" w:name="_Toc230020354"/>
+      <w:bookmarkStart w:id="3" w:name="_Toc230350599"/>
       <w:r>
         <w:rPr>
           <w:rFonts w:ascii="Times New Roman" w:hAnsi="Times New Roman" w:cs="Times New Roman"/>
@@ -3432,7 +3958,7 @@
           <w:szCs w:val="28"/>
         </w:rPr>
       </w:pPr>
-      <w:bookmarkStart w:id="4" w:name="_Toc230020355"/>
+      <w:bookmarkStart w:id="4" w:name="_Toc230350600"/>
       <w:r>
         <w:rPr>
           <w:rFonts w:ascii="Times New Roman" w:hAnsi="Times New Roman" w:cs="Times New Roman"/>
@@ -3513,7 +4039,23 @@
           <w:sz w:val="28"/>
           <w:szCs w:val="28"/>
         </w:rPr>
-        <w:t>Сопровождение отличается от разработки программного обеспечения тем, что разработка направлена на создание новых программ и функций, а сопровождение — на поддержку и улучшение уже используемой системы.</w:t>
+        <w:t xml:space="preserve">Сопровождение отличается от разработки программного обеспечения тем, что разработка направлена на создание новых программ и функций, а сопровождение </w:t>
+      </w:r>
+      <w:r>
+        <w:rPr>
+          <w:rFonts w:ascii="Times New Roman" w:hAnsi="Times New Roman" w:cs="Times New Roman"/>
+          <w:sz w:val="28"/>
+          <w:szCs w:val="28"/>
+        </w:rPr>
+        <w:t>-</w:t>
+      </w:r>
+      <w:r>
+        <w:rPr>
+          <w:rFonts w:ascii="Times New Roman" w:hAnsi="Times New Roman" w:cs="Times New Roman"/>
+          <w:sz w:val="28"/>
+          <w:szCs w:val="28"/>
+        </w:rPr>
+        <w:t xml:space="preserve"> на поддержку и улучшение уже используемой системы.</w:t>
       </w:r>
     </w:p>
     <w:p>
@@ -3540,7 +4082,7 @@
           <w:szCs w:val="28"/>
         </w:rPr>
       </w:pPr>
-      <w:bookmarkStart w:id="5" w:name="_Toc230020356"/>
+      <w:bookmarkStart w:id="5" w:name="_Toc230350601"/>
       <w:r>
         <w:rPr>
           <w:rFonts w:ascii="Times New Roman" w:hAnsi="Times New Roman" w:cs="Times New Roman"/>
@@ -3625,18 +4167,6 @@
     </w:p>
     <w:p>
       <w:pPr>
-        <w:spacing w:after="0" w:line="480" w:lineRule="auto"/>
-        <w:ind w:firstLine="709"/>
-        <w:jc w:val="both"/>
-        <w:rPr>
-          <w:rFonts w:ascii="Times New Roman" w:hAnsi="Times New Roman" w:cs="Times New Roman"/>
-          <w:sz w:val="28"/>
-          <w:szCs w:val="28"/>
-        </w:rPr>
-      </w:pPr>
-    </w:p>
-    <w:p>
-      <w:pPr>
         <w:spacing w:after="0" w:line="360" w:lineRule="auto"/>
         <w:ind w:firstLine="709"/>
         <w:jc w:val="both"/>
@@ -3647,13 +4177,14 @@
           <w:szCs w:val="28"/>
         </w:rPr>
       </w:pPr>
-      <w:bookmarkStart w:id="6" w:name="_Toc230020357"/>
-      <w:r>
-        <w:rPr>
-          <w:rFonts w:ascii="Times New Roman" w:hAnsi="Times New Roman" w:cs="Times New Roman"/>
-          <w:sz w:val="28"/>
-          <w:szCs w:val="28"/>
-        </w:rPr>
+      <w:bookmarkStart w:id="6" w:name="_Toc230350602"/>
+      <w:r>
+        <w:rPr>
+          <w:rFonts w:ascii="Times New Roman" w:hAnsi="Times New Roman" w:cs="Times New Roman"/>
+          <w:sz w:val="28"/>
+          <w:szCs w:val="28"/>
+        </w:rPr>
+        <w:lastRenderedPageBreak/>
         <w:t>2.2 Виды сопровождения информационных систем</w:t>
       </w:r>
       <w:bookmarkEnd w:id="6"/>
@@ -3825,7 +4356,7 @@
           <w:szCs w:val="28"/>
         </w:rPr>
       </w:pPr>
-      <w:bookmarkStart w:id="7" w:name="_Toc230020358"/>
+      <w:bookmarkStart w:id="7" w:name="_Toc230350603"/>
       <w:r>
         <w:rPr>
           <w:rFonts w:ascii="Times New Roman" w:hAnsi="Times New Roman" w:cs="Times New Roman"/>
@@ -3934,6 +4465,18 @@
     </w:p>
     <w:p>
       <w:pPr>
+        <w:spacing w:after="0" w:line="480" w:lineRule="auto"/>
+        <w:ind w:firstLine="709"/>
+        <w:jc w:val="both"/>
+        <w:rPr>
+          <w:rFonts w:ascii="Times New Roman" w:hAnsi="Times New Roman" w:cs="Times New Roman"/>
+          <w:sz w:val="28"/>
+          <w:szCs w:val="28"/>
+        </w:rPr>
+      </w:pPr>
+    </w:p>
+    <w:p>
+      <w:pPr>
         <w:spacing w:after="0" w:line="360" w:lineRule="auto"/>
         <w:ind w:firstLine="709"/>
         <w:jc w:val="both"/>
@@ -3944,7 +4487,7 @@
           <w:szCs w:val="28"/>
         </w:rPr>
       </w:pPr>
-      <w:bookmarkStart w:id="8" w:name="_Toc230020359"/>
+      <w:bookmarkStart w:id="8" w:name="_Toc230350604"/>
       <w:r>
         <w:rPr>
           <w:rFonts w:ascii="Times New Roman" w:hAnsi="Times New Roman" w:cs="Times New Roman"/>
@@ -4052,7 +4595,7 @@
           <w:szCs w:val="28"/>
         </w:rPr>
       </w:pPr>
-      <w:bookmarkStart w:id="9" w:name="_Toc230020360"/>
+      <w:bookmarkStart w:id="9" w:name="_Toc230350605"/>
       <w:r>
         <w:rPr>
           <w:rFonts w:ascii="Times New Roman" w:hAnsi="Times New Roman" w:cs="Times New Roman"/>
@@ -4183,7 +4726,7 @@
           <w:szCs w:val="28"/>
         </w:rPr>
       </w:pPr>
-      <w:bookmarkStart w:id="10" w:name="_Toc230020361"/>
+      <w:bookmarkStart w:id="10" w:name="_Toc230350606"/>
       <w:r>
         <w:rPr>
           <w:rFonts w:ascii="Times New Roman" w:hAnsi="Times New Roman" w:cs="Times New Roman"/>
@@ -4194,4938 +4737,6 @@
         <w:t>3 ВЫПОЛНЯЕМЫЕ ЗАДАНИЯ</w:t>
       </w:r>
       <w:bookmarkEnd w:id="10"/>
-    </w:p>
-    <w:p>
-      <w:pPr>
-        <w:spacing w:after="0" w:line="360" w:lineRule="auto"/>
-        <w:jc w:val="center"/>
-        <w:rPr>
-          <w:rFonts w:ascii="Times New Roman" w:hAnsi="Times New Roman" w:cs="Times New Roman"/>
-          <w:sz w:val="28"/>
-          <w:szCs w:val="28"/>
-        </w:rPr>
-      </w:pPr>
-    </w:p>
-    <w:p>
-      <w:pPr>
-        <w:spacing w:after="0" w:line="360" w:lineRule="auto"/>
-        <w:ind w:firstLine="709"/>
-        <w:jc w:val="both"/>
-        <w:rPr>
-          <w:rFonts w:ascii="Times New Roman" w:hAnsi="Times New Roman" w:cs="Times New Roman"/>
-          <w:sz w:val="28"/>
-          <w:szCs w:val="28"/>
-        </w:rPr>
-      </w:pPr>
-      <w:r>
-        <w:rPr>
-          <w:rFonts w:ascii="Times New Roman" w:hAnsi="Times New Roman" w:cs="Times New Roman"/>
-          <w:sz w:val="28"/>
-          <w:szCs w:val="28"/>
-        </w:rPr>
-        <w:t>В ходе производственной практики мы выполнили как теоретические, так и практические задания.</w:t>
-      </w:r>
-    </w:p>
-    <w:p>
-      <w:pPr>
-        <w:spacing w:after="0" w:line="480" w:lineRule="auto"/>
-        <w:ind w:firstLine="709"/>
-        <w:jc w:val="both"/>
-        <w:rPr>
-          <w:rFonts w:ascii="Times New Roman" w:hAnsi="Times New Roman" w:cs="Times New Roman"/>
-          <w:sz w:val="28"/>
-          <w:szCs w:val="28"/>
-        </w:rPr>
-      </w:pPr>
-    </w:p>
-    <w:p>
-      <w:pPr>
-        <w:spacing w:after="0" w:line="360" w:lineRule="auto"/>
-        <w:ind w:firstLine="709"/>
-        <w:jc w:val="both"/>
-        <w:outlineLvl w:val="1"/>
-        <w:rPr>
-          <w:rFonts w:ascii="Times New Roman" w:hAnsi="Times New Roman" w:cs="Times New Roman"/>
-          <w:sz w:val="28"/>
-          <w:szCs w:val="28"/>
-        </w:rPr>
-      </w:pPr>
-      <w:bookmarkStart w:id="11" w:name="_Toc230020362"/>
-      <w:r>
-        <w:rPr>
-          <w:rFonts w:ascii="Times New Roman" w:hAnsi="Times New Roman" w:cs="Times New Roman"/>
-          <w:sz w:val="28"/>
-          <w:szCs w:val="28"/>
-        </w:rPr>
-        <w:t>1 Ответы на теоретические вопросы по производственной практике</w:t>
-      </w:r>
-      <w:bookmarkEnd w:id="11"/>
-    </w:p>
-    <w:p>
-      <w:pPr>
-        <w:spacing w:after="0" w:line="240" w:lineRule="auto"/>
-        <w:ind w:firstLine="709"/>
-        <w:jc w:val="both"/>
-        <w:rPr>
-          <w:rFonts w:ascii="Times New Roman" w:hAnsi="Times New Roman" w:cs="Times New Roman"/>
-          <w:sz w:val="28"/>
-          <w:szCs w:val="28"/>
-        </w:rPr>
-      </w:pPr>
-    </w:p>
-    <w:p>
-      <w:pPr>
-        <w:pStyle w:val="a3"/>
-        <w:numPr>
-          <w:ilvl w:val="1"/>
-          <w:numId w:val="33"/>
-        </w:numPr>
-        <w:spacing w:after="0" w:line="360" w:lineRule="auto"/>
-        <w:jc w:val="both"/>
-        <w:outlineLvl w:val="2"/>
-        <w:rPr>
-          <w:rFonts w:ascii="Times New Roman" w:eastAsia="Times New Roman" w:hAnsi="Times New Roman" w:cs="Times New Roman"/>
-          <w:kern w:val="36"/>
-          <w:sz w:val="28"/>
-          <w:szCs w:val="28"/>
-          <w:lang w:eastAsia="ru-RU"/>
-        </w:rPr>
-      </w:pPr>
-      <w:bookmarkStart w:id="12" w:name="_Toc230020363"/>
-      <w:r>
-        <w:rPr>
-          <w:rFonts w:ascii="Times New Roman" w:eastAsia="Times New Roman" w:hAnsi="Times New Roman" w:cs="Times New Roman"/>
-          <w:kern w:val="36"/>
-          <w:sz w:val="28"/>
-          <w:szCs w:val="28"/>
-          <w:lang w:eastAsia="ru-RU"/>
-        </w:rPr>
-        <w:t>Bitrix24</w:t>
-      </w:r>
-      <w:bookmarkEnd w:id="12"/>
-    </w:p>
-    <w:p>
-      <w:pPr>
-        <w:pStyle w:val="a3"/>
-        <w:spacing w:after="0" w:line="360" w:lineRule="auto"/>
-        <w:ind w:left="709"/>
-        <w:jc w:val="both"/>
-        <w:rPr>
-          <w:rFonts w:ascii="Times New Roman" w:eastAsia="Times New Roman" w:hAnsi="Times New Roman" w:cs="Times New Roman"/>
-          <w:sz w:val="28"/>
-          <w:szCs w:val="28"/>
-          <w:lang w:eastAsia="ru-RU"/>
-        </w:rPr>
-      </w:pPr>
-    </w:p>
-    <w:p>
-      <w:pPr>
-        <w:pStyle w:val="a3"/>
-        <w:spacing w:after="0" w:line="360" w:lineRule="auto"/>
-        <w:ind w:left="709"/>
-        <w:jc w:val="both"/>
-        <w:rPr>
-          <w:rFonts w:ascii="Times New Roman" w:eastAsia="Times New Roman" w:hAnsi="Times New Roman" w:cs="Times New Roman"/>
-          <w:sz w:val="28"/>
-          <w:szCs w:val="28"/>
-          <w:lang w:eastAsia="ru-RU"/>
-        </w:rPr>
-      </w:pPr>
-      <w:r>
-        <w:rPr>
-          <w:rFonts w:ascii="Times New Roman" w:eastAsia="Times New Roman" w:hAnsi="Times New Roman" w:cs="Times New Roman"/>
-          <w:sz w:val="28"/>
-          <w:szCs w:val="28"/>
-          <w:lang w:eastAsia="ru-RU"/>
-        </w:rPr>
-        <w:t>Назначение системы</w:t>
-      </w:r>
-      <w:r>
-        <w:rPr>
-          <w:rFonts w:ascii="Times New Roman" w:eastAsia="Times New Roman" w:hAnsi="Times New Roman" w:cs="Times New Roman"/>
-          <w:sz w:val="28"/>
-          <w:szCs w:val="28"/>
-          <w:lang w:eastAsia="ru-RU"/>
-        </w:rPr>
-        <w:t>:</w:t>
-      </w:r>
-    </w:p>
-    <w:p>
-      <w:pPr>
-        <w:spacing w:after="0" w:line="360" w:lineRule="auto"/>
-        <w:ind w:firstLine="709"/>
-        <w:jc w:val="both"/>
-        <w:rPr>
-          <w:rFonts w:ascii="Times New Roman" w:eastAsia="Times New Roman" w:hAnsi="Times New Roman" w:cs="Times New Roman"/>
-          <w:sz w:val="28"/>
-          <w:szCs w:val="28"/>
-          <w:lang w:eastAsia="ru-RU"/>
-        </w:rPr>
-      </w:pPr>
-      <w:r>
-        <w:rPr>
-          <w:rFonts w:ascii="Times New Roman" w:eastAsia="Times New Roman" w:hAnsi="Times New Roman" w:cs="Times New Roman"/>
-          <w:sz w:val="28"/>
-          <w:szCs w:val="28"/>
-          <w:lang w:eastAsia="ru-RU"/>
-        </w:rPr>
-        <w:t>Bitrix24 — это корпоративная платформа для организации совместной работы сотрудников, автоматизации продаж и сопровождения клиентов. Система используется в отделах продаж, сервисных центрах, IT-компаниях и интернет-магазинах.</w:t>
-      </w:r>
-    </w:p>
-    <w:p>
-      <w:pPr>
-        <w:spacing w:after="0" w:line="360" w:lineRule="auto"/>
-        <w:ind w:firstLine="709"/>
-        <w:jc w:val="both"/>
-        <w:rPr>
-          <w:rFonts w:ascii="Times New Roman" w:eastAsia="Times New Roman" w:hAnsi="Times New Roman" w:cs="Times New Roman"/>
-          <w:sz w:val="28"/>
-          <w:szCs w:val="28"/>
-          <w:lang w:eastAsia="ru-RU"/>
-        </w:rPr>
-      </w:pPr>
-      <w:r>
-        <w:rPr>
-          <w:rFonts w:ascii="Times New Roman" w:eastAsia="Times New Roman" w:hAnsi="Times New Roman" w:cs="Times New Roman"/>
-          <w:sz w:val="28"/>
-          <w:szCs w:val="28"/>
-          <w:lang w:eastAsia="ru-RU"/>
-        </w:rPr>
-        <w:t>Bitrix24 позволяет объединить CRM, задачи, документы, телефонию и коммуникацию сотрудников в единой системе.</w:t>
-      </w:r>
-    </w:p>
-    <w:p>
-      <w:pPr>
-        <w:pStyle w:val="a3"/>
-        <w:spacing w:after="0" w:line="360" w:lineRule="auto"/>
-        <w:ind w:left="709"/>
-        <w:jc w:val="both"/>
-        <w:rPr>
-          <w:rFonts w:ascii="Times New Roman" w:eastAsia="Times New Roman" w:hAnsi="Times New Roman" w:cs="Times New Roman"/>
-          <w:sz w:val="28"/>
-          <w:szCs w:val="28"/>
-          <w:lang w:eastAsia="ru-RU"/>
-        </w:rPr>
-      </w:pPr>
-      <w:r>
-        <w:rPr>
-          <w:rFonts w:ascii="Times New Roman" w:eastAsia="Times New Roman" w:hAnsi="Times New Roman" w:cs="Times New Roman"/>
-          <w:sz w:val="28"/>
-          <w:szCs w:val="28"/>
-          <w:lang w:eastAsia="ru-RU"/>
-        </w:rPr>
-        <w:t>Инструменты совместной работы</w:t>
-      </w:r>
-      <w:r>
-        <w:rPr>
-          <w:rFonts w:ascii="Times New Roman" w:eastAsia="Times New Roman" w:hAnsi="Times New Roman" w:cs="Times New Roman"/>
-          <w:sz w:val="28"/>
-          <w:szCs w:val="28"/>
-          <w:lang w:eastAsia="ru-RU"/>
-        </w:rPr>
-        <w:t>:</w:t>
-      </w:r>
-    </w:p>
-    <w:p>
-      <w:pPr>
-        <w:spacing w:after="0" w:line="360" w:lineRule="auto"/>
-        <w:ind w:firstLine="709"/>
-        <w:jc w:val="both"/>
-        <w:rPr>
-          <w:rFonts w:ascii="Times New Roman" w:eastAsia="Times New Roman" w:hAnsi="Times New Roman" w:cs="Times New Roman"/>
-          <w:sz w:val="28"/>
-          <w:szCs w:val="28"/>
-          <w:lang w:eastAsia="ru-RU"/>
-        </w:rPr>
-      </w:pPr>
-      <w:r>
-        <w:rPr>
-          <w:rFonts w:ascii="Times New Roman" w:eastAsia="Times New Roman" w:hAnsi="Times New Roman" w:cs="Times New Roman"/>
-          <w:sz w:val="28"/>
-          <w:szCs w:val="28"/>
-          <w:lang w:eastAsia="ru-RU"/>
-        </w:rPr>
-        <w:t>Для совместной работы сотрудников в Bitrix24 используются задачи, проекты, корпоративный чат, видеозвонки и календарь.</w:t>
-      </w:r>
-    </w:p>
-    <w:p>
-      <w:pPr>
-        <w:spacing w:after="0" w:line="360" w:lineRule="auto"/>
-        <w:ind w:firstLine="709"/>
-        <w:jc w:val="both"/>
-        <w:rPr>
-          <w:rFonts w:ascii="Times New Roman" w:eastAsia="Times New Roman" w:hAnsi="Times New Roman" w:cs="Times New Roman"/>
-          <w:sz w:val="28"/>
-          <w:szCs w:val="28"/>
-          <w:lang w:eastAsia="ru-RU"/>
-        </w:rPr>
-      </w:pPr>
-      <w:r>
-        <w:rPr>
-          <w:rFonts w:ascii="Times New Roman" w:eastAsia="Times New Roman" w:hAnsi="Times New Roman" w:cs="Times New Roman"/>
-          <w:sz w:val="28"/>
-          <w:szCs w:val="28"/>
-          <w:lang w:eastAsia="ru-RU"/>
-        </w:rPr>
-        <w:t>Сотрудник может создать задачу, назначить исполнителя, установить сроки выполнения и контролировать статус работы. Например, руководитель отдела продаж может создать задачу менеджеру на обработку заявки клиента с дедлайном до конца рабочего дня.</w:t>
-      </w:r>
-    </w:p>
-    <w:p>
-      <w:pPr>
-        <w:spacing w:after="0" w:line="360" w:lineRule="auto"/>
-        <w:ind w:firstLine="709"/>
-        <w:jc w:val="both"/>
-        <w:rPr>
-          <w:rFonts w:ascii="Times New Roman" w:eastAsia="Times New Roman" w:hAnsi="Times New Roman" w:cs="Times New Roman"/>
-          <w:sz w:val="28"/>
-          <w:szCs w:val="28"/>
-          <w:lang w:eastAsia="ru-RU"/>
-        </w:rPr>
-      </w:pPr>
-      <w:r>
-        <w:rPr>
-          <w:rFonts w:ascii="Times New Roman" w:eastAsia="Times New Roman" w:hAnsi="Times New Roman" w:cs="Times New Roman"/>
-          <w:sz w:val="28"/>
-          <w:szCs w:val="28"/>
-          <w:lang w:eastAsia="ru-RU"/>
-        </w:rPr>
-        <w:t>Корпоративный чат используется для быстрого обмена сообщениями и файлами между сотрудниками. Также система поддерживает видеоконференции, что удобно при удалённой работе.</w:t>
-      </w:r>
-    </w:p>
-    <w:p>
-      <w:pPr>
-        <w:spacing w:after="0" w:line="360" w:lineRule="auto"/>
-        <w:ind w:firstLine="709"/>
-        <w:jc w:val="both"/>
-        <w:rPr>
-          <w:rFonts w:ascii="Times New Roman" w:eastAsia="Times New Roman" w:hAnsi="Times New Roman" w:cs="Times New Roman"/>
-          <w:sz w:val="28"/>
-          <w:szCs w:val="28"/>
-          <w:lang w:eastAsia="ru-RU"/>
-        </w:rPr>
-      </w:pPr>
-      <w:r>
-        <w:rPr>
-          <w:rFonts w:ascii="Times New Roman" w:eastAsia="Times New Roman" w:hAnsi="Times New Roman" w:cs="Times New Roman"/>
-          <w:sz w:val="28"/>
-          <w:szCs w:val="28"/>
-          <w:lang w:eastAsia="ru-RU"/>
-        </w:rPr>
-        <w:t>Проекты и рабочие группы позволяют объединять сотрудников по определённым направлениям деятельности. Внутри проекта можно хранить документы, переписку и задачи команды.</w:t>
-      </w:r>
-    </w:p>
-    <w:p>
-      <w:pPr>
-        <w:spacing w:after="0" w:line="480" w:lineRule="auto"/>
-        <w:ind w:firstLine="709"/>
-        <w:jc w:val="both"/>
-        <w:rPr>
-          <w:rFonts w:ascii="Times New Roman" w:eastAsia="Times New Roman" w:hAnsi="Times New Roman" w:cs="Times New Roman"/>
-          <w:sz w:val="28"/>
-          <w:szCs w:val="28"/>
-          <w:lang w:eastAsia="ru-RU"/>
-        </w:rPr>
-      </w:pPr>
-    </w:p>
-    <w:p>
-      <w:pPr>
-        <w:pStyle w:val="a3"/>
-        <w:spacing w:after="0" w:line="360" w:lineRule="auto"/>
-        <w:ind w:left="709"/>
-        <w:jc w:val="both"/>
-        <w:rPr>
-          <w:rFonts w:ascii="Times New Roman" w:eastAsia="Times New Roman" w:hAnsi="Times New Roman" w:cs="Times New Roman"/>
-          <w:sz w:val="28"/>
-          <w:szCs w:val="28"/>
-          <w:lang w:eastAsia="ru-RU"/>
-        </w:rPr>
-      </w:pPr>
-      <w:r>
-        <w:rPr>
-          <w:rFonts w:ascii="Times New Roman" w:eastAsia="Times New Roman" w:hAnsi="Times New Roman" w:cs="Times New Roman"/>
-          <w:sz w:val="28"/>
-          <w:szCs w:val="28"/>
-          <w:lang w:eastAsia="ru-RU"/>
-        </w:rPr>
-        <w:lastRenderedPageBreak/>
-        <w:t>Автоматизация процессов продаж</w:t>
-      </w:r>
-      <w:r>
-        <w:rPr>
-          <w:rFonts w:ascii="Times New Roman" w:eastAsia="Times New Roman" w:hAnsi="Times New Roman" w:cs="Times New Roman"/>
-          <w:sz w:val="28"/>
-          <w:szCs w:val="28"/>
-          <w:lang w:eastAsia="ru-RU"/>
-        </w:rPr>
-        <w:t>:</w:t>
-      </w:r>
-    </w:p>
-    <w:p>
-      <w:pPr>
-        <w:spacing w:after="0" w:line="360" w:lineRule="auto"/>
-        <w:ind w:firstLine="709"/>
-        <w:jc w:val="both"/>
-        <w:rPr>
-          <w:rFonts w:ascii="Times New Roman" w:eastAsia="Times New Roman" w:hAnsi="Times New Roman" w:cs="Times New Roman"/>
-          <w:sz w:val="28"/>
-          <w:szCs w:val="28"/>
-          <w:lang w:eastAsia="ru-RU"/>
-        </w:rPr>
-      </w:pPr>
-      <w:r>
-        <w:rPr>
-          <w:rFonts w:ascii="Times New Roman" w:eastAsia="Times New Roman" w:hAnsi="Times New Roman" w:cs="Times New Roman"/>
-          <w:sz w:val="28"/>
-          <w:szCs w:val="28"/>
-          <w:lang w:eastAsia="ru-RU"/>
-        </w:rPr>
-        <w:t>В Bitrix24 автоматизация продаж реализована через CRM, воронки продаж, роботов и триггеры.</w:t>
-      </w:r>
-    </w:p>
-    <w:p>
-      <w:pPr>
-        <w:spacing w:after="0" w:line="360" w:lineRule="auto"/>
-        <w:ind w:firstLine="709"/>
-        <w:jc w:val="both"/>
-        <w:rPr>
-          <w:rFonts w:ascii="Times New Roman" w:eastAsia="Times New Roman" w:hAnsi="Times New Roman" w:cs="Times New Roman"/>
-          <w:sz w:val="28"/>
-          <w:szCs w:val="28"/>
-          <w:lang w:eastAsia="ru-RU"/>
-        </w:rPr>
-      </w:pPr>
-      <w:r>
-        <w:rPr>
-          <w:rFonts w:ascii="Times New Roman" w:eastAsia="Times New Roman" w:hAnsi="Times New Roman" w:cs="Times New Roman"/>
-          <w:sz w:val="28"/>
-          <w:szCs w:val="28"/>
-          <w:lang w:eastAsia="ru-RU"/>
-        </w:rPr>
-        <w:t>Воронка продаж разделяет работу с клиентом на этапы:</w:t>
-      </w:r>
-    </w:p>
-    <w:p>
-      <w:pPr>
-        <w:numPr>
-          <w:ilvl w:val="0"/>
-          <w:numId w:val="10"/>
-        </w:numPr>
-        <w:spacing w:after="0" w:line="360" w:lineRule="auto"/>
-        <w:ind w:left="0" w:firstLine="0"/>
-        <w:jc w:val="both"/>
-        <w:rPr>
-          <w:rFonts w:ascii="Times New Roman" w:eastAsia="Times New Roman" w:hAnsi="Times New Roman" w:cs="Times New Roman"/>
-          <w:sz w:val="28"/>
-          <w:szCs w:val="28"/>
-          <w:lang w:eastAsia="ru-RU"/>
-        </w:rPr>
-      </w:pPr>
-      <w:r>
-        <w:rPr>
-          <w:rFonts w:ascii="Times New Roman" w:eastAsia="Times New Roman" w:hAnsi="Times New Roman" w:cs="Times New Roman"/>
-          <w:sz w:val="28"/>
-          <w:szCs w:val="28"/>
-          <w:lang w:eastAsia="ru-RU"/>
-        </w:rPr>
-        <w:t>новая заявка;</w:t>
-      </w:r>
-    </w:p>
-    <w:p>
-      <w:pPr>
-        <w:numPr>
-          <w:ilvl w:val="0"/>
-          <w:numId w:val="10"/>
-        </w:numPr>
-        <w:spacing w:after="0" w:line="360" w:lineRule="auto"/>
-        <w:ind w:left="0" w:firstLine="0"/>
-        <w:jc w:val="both"/>
-        <w:rPr>
-          <w:rFonts w:ascii="Times New Roman" w:eastAsia="Times New Roman" w:hAnsi="Times New Roman" w:cs="Times New Roman"/>
-          <w:sz w:val="28"/>
-          <w:szCs w:val="28"/>
-          <w:lang w:eastAsia="ru-RU"/>
-        </w:rPr>
-      </w:pPr>
-      <w:r>
-        <w:rPr>
-          <w:rFonts w:ascii="Times New Roman" w:eastAsia="Times New Roman" w:hAnsi="Times New Roman" w:cs="Times New Roman"/>
-          <w:sz w:val="28"/>
-          <w:szCs w:val="28"/>
-          <w:lang w:eastAsia="ru-RU"/>
-        </w:rPr>
-        <w:t>обработка обращения;</w:t>
-      </w:r>
-    </w:p>
-    <w:p>
-      <w:pPr>
-        <w:numPr>
-          <w:ilvl w:val="0"/>
-          <w:numId w:val="10"/>
-        </w:numPr>
-        <w:spacing w:after="0" w:line="360" w:lineRule="auto"/>
-        <w:ind w:left="0" w:firstLine="0"/>
-        <w:jc w:val="both"/>
-        <w:rPr>
-          <w:rFonts w:ascii="Times New Roman" w:eastAsia="Times New Roman" w:hAnsi="Times New Roman" w:cs="Times New Roman"/>
-          <w:sz w:val="28"/>
-          <w:szCs w:val="28"/>
-          <w:lang w:eastAsia="ru-RU"/>
-        </w:rPr>
-      </w:pPr>
-      <w:r>
-        <w:rPr>
-          <w:rFonts w:ascii="Times New Roman" w:eastAsia="Times New Roman" w:hAnsi="Times New Roman" w:cs="Times New Roman"/>
-          <w:sz w:val="28"/>
-          <w:szCs w:val="28"/>
-          <w:lang w:eastAsia="ru-RU"/>
-        </w:rPr>
-        <w:t>согласование условий;</w:t>
-      </w:r>
-    </w:p>
-    <w:p>
-      <w:pPr>
-        <w:numPr>
-          <w:ilvl w:val="0"/>
-          <w:numId w:val="10"/>
-        </w:numPr>
-        <w:spacing w:after="0" w:line="360" w:lineRule="auto"/>
-        <w:ind w:left="0" w:firstLine="0"/>
-        <w:jc w:val="both"/>
-        <w:rPr>
-          <w:rFonts w:ascii="Times New Roman" w:eastAsia="Times New Roman" w:hAnsi="Times New Roman" w:cs="Times New Roman"/>
-          <w:sz w:val="28"/>
-          <w:szCs w:val="28"/>
-          <w:lang w:eastAsia="ru-RU"/>
-        </w:rPr>
-      </w:pPr>
-      <w:r>
-        <w:rPr>
-          <w:rFonts w:ascii="Times New Roman" w:eastAsia="Times New Roman" w:hAnsi="Times New Roman" w:cs="Times New Roman"/>
-          <w:sz w:val="28"/>
-          <w:szCs w:val="28"/>
-          <w:lang w:eastAsia="ru-RU"/>
-        </w:rPr>
-        <w:t>выставление счёта;</w:t>
-      </w:r>
-    </w:p>
-    <w:p>
-      <w:pPr>
-        <w:numPr>
-          <w:ilvl w:val="0"/>
-          <w:numId w:val="10"/>
-        </w:numPr>
-        <w:spacing w:after="0" w:line="360" w:lineRule="auto"/>
-        <w:ind w:left="0" w:firstLine="0"/>
-        <w:jc w:val="both"/>
-        <w:rPr>
-          <w:rFonts w:ascii="Times New Roman" w:eastAsia="Times New Roman" w:hAnsi="Times New Roman" w:cs="Times New Roman"/>
-          <w:sz w:val="28"/>
-          <w:szCs w:val="28"/>
-          <w:lang w:eastAsia="ru-RU"/>
-        </w:rPr>
-      </w:pPr>
-      <w:r>
-        <w:rPr>
-          <w:rFonts w:ascii="Times New Roman" w:eastAsia="Times New Roman" w:hAnsi="Times New Roman" w:cs="Times New Roman"/>
-          <w:sz w:val="28"/>
-          <w:szCs w:val="28"/>
-          <w:lang w:eastAsia="ru-RU"/>
-        </w:rPr>
-        <w:t>завершение сделки.</w:t>
-      </w:r>
-    </w:p>
-    <w:p>
-      <w:pPr>
-        <w:spacing w:after="0" w:line="360" w:lineRule="auto"/>
-        <w:ind w:firstLine="709"/>
-        <w:jc w:val="both"/>
-        <w:rPr>
-          <w:rFonts w:ascii="Times New Roman" w:eastAsia="Times New Roman" w:hAnsi="Times New Roman" w:cs="Times New Roman"/>
-          <w:sz w:val="28"/>
-          <w:szCs w:val="28"/>
-          <w:lang w:eastAsia="ru-RU"/>
-        </w:rPr>
-      </w:pPr>
-      <w:r>
-        <w:rPr>
-          <w:rFonts w:ascii="Times New Roman" w:eastAsia="Times New Roman" w:hAnsi="Times New Roman" w:cs="Times New Roman"/>
-          <w:sz w:val="28"/>
-          <w:szCs w:val="28"/>
-          <w:lang w:eastAsia="ru-RU"/>
-        </w:rPr>
-        <w:t>Роботы автоматически выполняют действия при изменении статуса сделки. Например, после поступления новой заявки система:</w:t>
-      </w:r>
-    </w:p>
-    <w:p>
-      <w:pPr>
-        <w:numPr>
-          <w:ilvl w:val="0"/>
-          <w:numId w:val="11"/>
-        </w:numPr>
-        <w:spacing w:after="0" w:line="360" w:lineRule="auto"/>
-        <w:ind w:left="0" w:firstLine="0"/>
-        <w:jc w:val="both"/>
-        <w:rPr>
-          <w:rFonts w:ascii="Times New Roman" w:eastAsia="Times New Roman" w:hAnsi="Times New Roman" w:cs="Times New Roman"/>
-          <w:sz w:val="28"/>
-          <w:szCs w:val="28"/>
-          <w:lang w:eastAsia="ru-RU"/>
-        </w:rPr>
-      </w:pPr>
-      <w:r>
-        <w:rPr>
-          <w:rFonts w:ascii="Times New Roman" w:eastAsia="Times New Roman" w:hAnsi="Times New Roman" w:cs="Times New Roman"/>
-          <w:sz w:val="28"/>
-          <w:szCs w:val="28"/>
-          <w:lang w:eastAsia="ru-RU"/>
-        </w:rPr>
-        <w:t>назначает ответственного менеджера;</w:t>
-      </w:r>
-    </w:p>
-    <w:p>
-      <w:pPr>
-        <w:numPr>
-          <w:ilvl w:val="0"/>
-          <w:numId w:val="11"/>
-        </w:numPr>
-        <w:spacing w:after="0" w:line="360" w:lineRule="auto"/>
-        <w:ind w:left="0" w:firstLine="0"/>
-        <w:jc w:val="both"/>
-        <w:rPr>
-          <w:rFonts w:ascii="Times New Roman" w:eastAsia="Times New Roman" w:hAnsi="Times New Roman" w:cs="Times New Roman"/>
-          <w:sz w:val="28"/>
-          <w:szCs w:val="28"/>
-          <w:lang w:eastAsia="ru-RU"/>
-        </w:rPr>
-      </w:pPr>
-      <w:r>
-        <w:rPr>
-          <w:rFonts w:ascii="Times New Roman" w:eastAsia="Times New Roman" w:hAnsi="Times New Roman" w:cs="Times New Roman"/>
-          <w:sz w:val="28"/>
-          <w:szCs w:val="28"/>
-          <w:lang w:eastAsia="ru-RU"/>
-        </w:rPr>
-        <w:t>отправляет клиенту письмо;</w:t>
-      </w:r>
-    </w:p>
-    <w:p>
-      <w:pPr>
-        <w:numPr>
-          <w:ilvl w:val="0"/>
-          <w:numId w:val="11"/>
-        </w:numPr>
-        <w:spacing w:after="0" w:line="360" w:lineRule="auto"/>
-        <w:ind w:left="0" w:firstLine="0"/>
-        <w:jc w:val="both"/>
-        <w:rPr>
-          <w:rFonts w:ascii="Times New Roman" w:eastAsia="Times New Roman" w:hAnsi="Times New Roman" w:cs="Times New Roman"/>
-          <w:sz w:val="28"/>
-          <w:szCs w:val="28"/>
-          <w:lang w:eastAsia="ru-RU"/>
-        </w:rPr>
-      </w:pPr>
-      <w:r>
-        <w:rPr>
-          <w:rFonts w:ascii="Times New Roman" w:eastAsia="Times New Roman" w:hAnsi="Times New Roman" w:cs="Times New Roman"/>
-          <w:sz w:val="28"/>
-          <w:szCs w:val="28"/>
-          <w:lang w:eastAsia="ru-RU"/>
-        </w:rPr>
-        <w:t>создаёт задачу сотруднику;</w:t>
-      </w:r>
-    </w:p>
-    <w:p>
-      <w:pPr>
-        <w:numPr>
-          <w:ilvl w:val="0"/>
-          <w:numId w:val="11"/>
-        </w:numPr>
-        <w:spacing w:after="0" w:line="360" w:lineRule="auto"/>
-        <w:ind w:left="0" w:firstLine="0"/>
-        <w:jc w:val="both"/>
-        <w:rPr>
-          <w:rFonts w:ascii="Times New Roman" w:eastAsia="Times New Roman" w:hAnsi="Times New Roman" w:cs="Times New Roman"/>
-          <w:sz w:val="28"/>
-          <w:szCs w:val="28"/>
-          <w:lang w:eastAsia="ru-RU"/>
-        </w:rPr>
-      </w:pPr>
-      <w:r>
-        <w:rPr>
-          <w:rFonts w:ascii="Times New Roman" w:eastAsia="Times New Roman" w:hAnsi="Times New Roman" w:cs="Times New Roman"/>
-          <w:sz w:val="28"/>
-          <w:szCs w:val="28"/>
-          <w:lang w:eastAsia="ru-RU"/>
-        </w:rPr>
-        <w:t>ставит напоминание о звонке.</w:t>
-      </w:r>
-    </w:p>
-    <w:p>
-      <w:pPr>
-        <w:spacing w:after="0" w:line="360" w:lineRule="auto"/>
-        <w:ind w:firstLine="709"/>
-        <w:jc w:val="both"/>
-        <w:rPr>
-          <w:rFonts w:ascii="Times New Roman" w:eastAsia="Times New Roman" w:hAnsi="Times New Roman" w:cs="Times New Roman"/>
-          <w:sz w:val="28"/>
-          <w:szCs w:val="28"/>
-          <w:lang w:eastAsia="ru-RU"/>
-        </w:rPr>
-      </w:pPr>
-      <w:r>
-        <w:rPr>
-          <w:rFonts w:ascii="Times New Roman" w:eastAsia="Times New Roman" w:hAnsi="Times New Roman" w:cs="Times New Roman"/>
-          <w:sz w:val="28"/>
-          <w:szCs w:val="28"/>
-          <w:lang w:eastAsia="ru-RU"/>
-        </w:rPr>
-        <w:t>Триггеры запускают действия после определённого события. Например, если клиент заполнил форму на сайте, система автоматически создаёт новую сделку в CRM.</w:t>
-      </w:r>
-    </w:p>
-    <w:p>
-      <w:pPr>
-        <w:spacing w:after="0" w:line="360" w:lineRule="auto"/>
-        <w:ind w:firstLine="709"/>
-        <w:jc w:val="both"/>
-        <w:rPr>
-          <w:rFonts w:ascii="Times New Roman" w:eastAsia="Times New Roman" w:hAnsi="Times New Roman" w:cs="Times New Roman"/>
-          <w:sz w:val="28"/>
-          <w:szCs w:val="28"/>
-          <w:lang w:eastAsia="ru-RU"/>
-        </w:rPr>
-      </w:pPr>
-      <w:r>
-        <w:rPr>
-          <w:rFonts w:ascii="Times New Roman" w:eastAsia="Times New Roman" w:hAnsi="Times New Roman" w:cs="Times New Roman"/>
-          <w:sz w:val="28"/>
-          <w:szCs w:val="28"/>
-          <w:lang w:eastAsia="ru-RU"/>
-        </w:rPr>
-        <w:t>Использование автоматизации снижает нагрузку на сотрудников и ускоряет обработку клиентов.</w:t>
-      </w:r>
-    </w:p>
-    <w:p>
-      <w:pPr>
-        <w:pStyle w:val="a3"/>
-        <w:spacing w:after="0" w:line="360" w:lineRule="auto"/>
-        <w:ind w:left="709"/>
-        <w:jc w:val="both"/>
-        <w:rPr>
-          <w:rFonts w:ascii="Times New Roman" w:eastAsia="Times New Roman" w:hAnsi="Times New Roman" w:cs="Times New Roman"/>
-          <w:sz w:val="28"/>
-          <w:szCs w:val="28"/>
-          <w:lang w:eastAsia="ru-RU"/>
-        </w:rPr>
-      </w:pPr>
-      <w:r>
-        <w:rPr>
-          <w:rFonts w:ascii="Times New Roman" w:eastAsia="Times New Roman" w:hAnsi="Times New Roman" w:cs="Times New Roman"/>
-          <w:sz w:val="28"/>
-          <w:szCs w:val="28"/>
-          <w:lang w:eastAsia="ru-RU"/>
-        </w:rPr>
-        <w:t>Встроенные сервисы системы</w:t>
-      </w:r>
-      <w:r>
-        <w:rPr>
-          <w:rFonts w:ascii="Times New Roman" w:eastAsia="Times New Roman" w:hAnsi="Times New Roman" w:cs="Times New Roman"/>
-          <w:sz w:val="28"/>
-          <w:szCs w:val="28"/>
-          <w:lang w:eastAsia="ru-RU"/>
-        </w:rPr>
-        <w:t>:</w:t>
-      </w:r>
-    </w:p>
-    <w:p>
-      <w:pPr>
-        <w:spacing w:after="0" w:line="360" w:lineRule="auto"/>
-        <w:ind w:firstLine="709"/>
-        <w:jc w:val="both"/>
-        <w:rPr>
-          <w:rFonts w:ascii="Times New Roman" w:eastAsia="Times New Roman" w:hAnsi="Times New Roman" w:cs="Times New Roman"/>
-          <w:sz w:val="28"/>
-          <w:szCs w:val="28"/>
-          <w:lang w:eastAsia="ru-RU"/>
-        </w:rPr>
-      </w:pPr>
-      <w:r>
-        <w:rPr>
-          <w:rFonts w:ascii="Times New Roman" w:eastAsia="Times New Roman" w:hAnsi="Times New Roman" w:cs="Times New Roman"/>
-          <w:sz w:val="28"/>
-          <w:szCs w:val="28"/>
-          <w:lang w:eastAsia="ru-RU"/>
-        </w:rPr>
-        <w:t>Bitrix24 включает большое количество встроенных сервисов:</w:t>
-      </w:r>
-    </w:p>
-    <w:p>
-      <w:pPr>
-        <w:numPr>
-          <w:ilvl w:val="0"/>
-          <w:numId w:val="12"/>
-        </w:numPr>
-        <w:spacing w:after="0" w:line="360" w:lineRule="auto"/>
-        <w:ind w:left="0" w:firstLine="0"/>
-        <w:jc w:val="both"/>
-        <w:rPr>
-          <w:rFonts w:ascii="Times New Roman" w:eastAsia="Times New Roman" w:hAnsi="Times New Roman" w:cs="Times New Roman"/>
-          <w:sz w:val="28"/>
-          <w:szCs w:val="28"/>
-          <w:lang w:eastAsia="ru-RU"/>
-        </w:rPr>
-      </w:pPr>
-      <w:r>
-        <w:rPr>
-          <w:rFonts w:ascii="Times New Roman" w:eastAsia="Times New Roman" w:hAnsi="Times New Roman" w:cs="Times New Roman"/>
-          <w:sz w:val="28"/>
-          <w:szCs w:val="28"/>
-          <w:lang w:eastAsia="ru-RU"/>
-        </w:rPr>
-        <w:t>CRM-систему;</w:t>
-      </w:r>
-    </w:p>
-    <w:p>
-      <w:pPr>
-        <w:numPr>
-          <w:ilvl w:val="0"/>
-          <w:numId w:val="12"/>
-        </w:numPr>
-        <w:spacing w:after="0" w:line="360" w:lineRule="auto"/>
-        <w:ind w:left="0" w:firstLine="0"/>
-        <w:jc w:val="both"/>
-        <w:rPr>
-          <w:rFonts w:ascii="Times New Roman" w:eastAsia="Times New Roman" w:hAnsi="Times New Roman" w:cs="Times New Roman"/>
-          <w:sz w:val="28"/>
-          <w:szCs w:val="28"/>
-          <w:lang w:eastAsia="ru-RU"/>
-        </w:rPr>
-      </w:pPr>
-      <w:r>
-        <w:rPr>
-          <w:rFonts w:ascii="Times New Roman" w:eastAsia="Times New Roman" w:hAnsi="Times New Roman" w:cs="Times New Roman"/>
-          <w:sz w:val="28"/>
-          <w:szCs w:val="28"/>
-          <w:lang w:eastAsia="ru-RU"/>
-        </w:rPr>
-        <w:t>управление задачами и проектами;</w:t>
-      </w:r>
-    </w:p>
-    <w:p>
-      <w:pPr>
-        <w:numPr>
-          <w:ilvl w:val="0"/>
-          <w:numId w:val="12"/>
-        </w:numPr>
-        <w:spacing w:after="0" w:line="360" w:lineRule="auto"/>
-        <w:ind w:left="0" w:firstLine="0"/>
-        <w:jc w:val="both"/>
-        <w:rPr>
-          <w:rFonts w:ascii="Times New Roman" w:eastAsia="Times New Roman" w:hAnsi="Times New Roman" w:cs="Times New Roman"/>
-          <w:sz w:val="28"/>
-          <w:szCs w:val="28"/>
-          <w:lang w:eastAsia="ru-RU"/>
-        </w:rPr>
-      </w:pPr>
-      <w:r>
-        <w:rPr>
-          <w:rFonts w:ascii="Times New Roman" w:eastAsia="Times New Roman" w:hAnsi="Times New Roman" w:cs="Times New Roman"/>
-          <w:sz w:val="28"/>
-          <w:szCs w:val="28"/>
-          <w:lang w:eastAsia="ru-RU"/>
-        </w:rPr>
-        <w:t>корпоративную почту;</w:t>
-      </w:r>
-    </w:p>
-    <w:p>
-      <w:pPr>
-        <w:numPr>
-          <w:ilvl w:val="0"/>
-          <w:numId w:val="12"/>
-        </w:numPr>
-        <w:spacing w:after="0" w:line="360" w:lineRule="auto"/>
-        <w:ind w:left="0" w:firstLine="0"/>
-        <w:jc w:val="both"/>
-        <w:rPr>
-          <w:rFonts w:ascii="Times New Roman" w:eastAsia="Times New Roman" w:hAnsi="Times New Roman" w:cs="Times New Roman"/>
-          <w:sz w:val="28"/>
-          <w:szCs w:val="28"/>
-          <w:lang w:eastAsia="ru-RU"/>
-        </w:rPr>
-      </w:pPr>
-      <w:r>
-        <w:rPr>
-          <w:rFonts w:ascii="Times New Roman" w:eastAsia="Times New Roman" w:hAnsi="Times New Roman" w:cs="Times New Roman"/>
-          <w:sz w:val="28"/>
-          <w:szCs w:val="28"/>
-          <w:lang w:eastAsia="ru-RU"/>
-        </w:rPr>
-        <w:t>IP-телефонию;</w:t>
-      </w:r>
-    </w:p>
-    <w:p>
-      <w:pPr>
-        <w:numPr>
-          <w:ilvl w:val="0"/>
-          <w:numId w:val="12"/>
-        </w:numPr>
-        <w:spacing w:after="0" w:line="360" w:lineRule="auto"/>
-        <w:ind w:left="0" w:firstLine="0"/>
-        <w:jc w:val="both"/>
-        <w:rPr>
-          <w:rFonts w:ascii="Times New Roman" w:eastAsia="Times New Roman" w:hAnsi="Times New Roman" w:cs="Times New Roman"/>
-          <w:sz w:val="28"/>
-          <w:szCs w:val="28"/>
-          <w:lang w:eastAsia="ru-RU"/>
-        </w:rPr>
-      </w:pPr>
-      <w:r>
-        <w:rPr>
-          <w:rFonts w:ascii="Times New Roman" w:eastAsia="Times New Roman" w:hAnsi="Times New Roman" w:cs="Times New Roman"/>
-          <w:sz w:val="28"/>
-          <w:szCs w:val="28"/>
-          <w:lang w:eastAsia="ru-RU"/>
-        </w:rPr>
-        <w:t>видеозвонки;</w:t>
-      </w:r>
-    </w:p>
-    <w:p>
-      <w:pPr>
-        <w:numPr>
-          <w:ilvl w:val="0"/>
-          <w:numId w:val="12"/>
-        </w:numPr>
-        <w:spacing w:after="0" w:line="360" w:lineRule="auto"/>
-        <w:ind w:left="0" w:firstLine="0"/>
-        <w:jc w:val="both"/>
-        <w:rPr>
-          <w:rFonts w:ascii="Times New Roman" w:eastAsia="Times New Roman" w:hAnsi="Times New Roman" w:cs="Times New Roman"/>
-          <w:sz w:val="28"/>
-          <w:szCs w:val="28"/>
-          <w:lang w:eastAsia="ru-RU"/>
-        </w:rPr>
-      </w:pPr>
-      <w:r>
-        <w:rPr>
-          <w:rFonts w:ascii="Times New Roman" w:eastAsia="Times New Roman" w:hAnsi="Times New Roman" w:cs="Times New Roman"/>
-          <w:sz w:val="28"/>
-          <w:szCs w:val="28"/>
-          <w:lang w:eastAsia="ru-RU"/>
-        </w:rPr>
-        <w:t>календарь;</w:t>
-      </w:r>
-    </w:p>
-    <w:p>
-      <w:pPr>
-        <w:numPr>
-          <w:ilvl w:val="0"/>
-          <w:numId w:val="12"/>
-        </w:numPr>
-        <w:spacing w:after="0" w:line="360" w:lineRule="auto"/>
-        <w:ind w:left="0" w:firstLine="0"/>
-        <w:jc w:val="both"/>
-        <w:rPr>
-          <w:rFonts w:ascii="Times New Roman" w:eastAsia="Times New Roman" w:hAnsi="Times New Roman" w:cs="Times New Roman"/>
-          <w:sz w:val="28"/>
-          <w:szCs w:val="28"/>
-          <w:lang w:eastAsia="ru-RU"/>
-        </w:rPr>
-      </w:pPr>
-      <w:r>
-        <w:rPr>
-          <w:rFonts w:ascii="Times New Roman" w:eastAsia="Times New Roman" w:hAnsi="Times New Roman" w:cs="Times New Roman"/>
-          <w:sz w:val="28"/>
-          <w:szCs w:val="28"/>
-          <w:lang w:eastAsia="ru-RU"/>
-        </w:rPr>
-        <w:t>корпоративный диск;</w:t>
-      </w:r>
-    </w:p>
-    <w:p>
-      <w:pPr>
-        <w:numPr>
-          <w:ilvl w:val="0"/>
-          <w:numId w:val="12"/>
-        </w:numPr>
-        <w:spacing w:after="0" w:line="360" w:lineRule="auto"/>
-        <w:ind w:left="0" w:firstLine="0"/>
-        <w:jc w:val="both"/>
-        <w:rPr>
-          <w:rFonts w:ascii="Times New Roman" w:eastAsia="Times New Roman" w:hAnsi="Times New Roman" w:cs="Times New Roman"/>
-          <w:sz w:val="28"/>
-          <w:szCs w:val="28"/>
-          <w:lang w:eastAsia="ru-RU"/>
-        </w:rPr>
-      </w:pPr>
-      <w:r>
-        <w:rPr>
-          <w:rFonts w:ascii="Times New Roman" w:eastAsia="Times New Roman" w:hAnsi="Times New Roman" w:cs="Times New Roman"/>
-          <w:sz w:val="28"/>
-          <w:szCs w:val="28"/>
-          <w:lang w:eastAsia="ru-RU"/>
-        </w:rPr>
-        <w:t>документы и базы знаний;</w:t>
-      </w:r>
-    </w:p>
-    <w:p>
-      <w:pPr>
-        <w:numPr>
-          <w:ilvl w:val="0"/>
-          <w:numId w:val="12"/>
-        </w:numPr>
-        <w:spacing w:after="0" w:line="360" w:lineRule="auto"/>
-        <w:ind w:left="0" w:firstLine="0"/>
-        <w:jc w:val="both"/>
-        <w:rPr>
-          <w:rFonts w:ascii="Times New Roman" w:eastAsia="Times New Roman" w:hAnsi="Times New Roman" w:cs="Times New Roman"/>
-          <w:sz w:val="28"/>
-          <w:szCs w:val="28"/>
-          <w:lang w:eastAsia="ru-RU"/>
-        </w:rPr>
-      </w:pPr>
-      <w:r>
-        <w:rPr>
-          <w:rFonts w:ascii="Times New Roman" w:eastAsia="Times New Roman" w:hAnsi="Times New Roman" w:cs="Times New Roman"/>
-          <w:sz w:val="28"/>
-          <w:szCs w:val="28"/>
-          <w:lang w:eastAsia="ru-RU"/>
-        </w:rPr>
-        <w:lastRenderedPageBreak/>
-        <w:t>аналитику и отчёты.</w:t>
-      </w:r>
-    </w:p>
-    <w:p>
-      <w:pPr>
-        <w:spacing w:after="0" w:line="360" w:lineRule="auto"/>
-        <w:ind w:firstLine="709"/>
-        <w:jc w:val="both"/>
-        <w:rPr>
-          <w:rFonts w:ascii="Times New Roman" w:eastAsia="Times New Roman" w:hAnsi="Times New Roman" w:cs="Times New Roman"/>
-          <w:sz w:val="28"/>
-          <w:szCs w:val="28"/>
-          <w:lang w:eastAsia="ru-RU"/>
-        </w:rPr>
-      </w:pPr>
-      <w:r>
-        <w:rPr>
-          <w:rFonts w:ascii="Times New Roman" w:eastAsia="Times New Roman" w:hAnsi="Times New Roman" w:cs="Times New Roman"/>
-          <w:sz w:val="28"/>
-          <w:szCs w:val="28"/>
-          <w:lang w:eastAsia="ru-RU"/>
-        </w:rPr>
-        <w:t>Например, менеджер может принять звонок клиента через встроенную телефонию, сразу открыть карточку клиента в CRM и создать задачу для технического специалиста.</w:t>
-      </w:r>
-    </w:p>
-    <w:p>
-      <w:pPr>
-        <w:pStyle w:val="a3"/>
-        <w:spacing w:after="0" w:line="360" w:lineRule="auto"/>
-        <w:ind w:left="709"/>
-        <w:jc w:val="both"/>
-        <w:rPr>
-          <w:rFonts w:ascii="Times New Roman" w:eastAsia="Times New Roman" w:hAnsi="Times New Roman" w:cs="Times New Roman"/>
-          <w:sz w:val="28"/>
-          <w:szCs w:val="28"/>
-          <w:lang w:eastAsia="ru-RU"/>
-        </w:rPr>
-      </w:pPr>
-      <w:r>
-        <w:rPr>
-          <w:rFonts w:ascii="Times New Roman" w:eastAsia="Times New Roman" w:hAnsi="Times New Roman" w:cs="Times New Roman"/>
-          <w:sz w:val="28"/>
-          <w:szCs w:val="28"/>
-          <w:lang w:eastAsia="ru-RU"/>
-        </w:rPr>
-        <w:t>Интеграция с внешними системами</w:t>
-      </w:r>
-      <w:r>
-        <w:rPr>
-          <w:rFonts w:ascii="Times New Roman" w:eastAsia="Times New Roman" w:hAnsi="Times New Roman" w:cs="Times New Roman"/>
-          <w:sz w:val="28"/>
-          <w:szCs w:val="28"/>
-          <w:lang w:eastAsia="ru-RU"/>
-        </w:rPr>
-        <w:t>:</w:t>
-      </w:r>
-    </w:p>
-    <w:p>
-      <w:pPr>
-        <w:spacing w:after="0" w:line="360" w:lineRule="auto"/>
-        <w:ind w:firstLine="709"/>
-        <w:jc w:val="both"/>
-        <w:rPr>
-          <w:rFonts w:ascii="Times New Roman" w:eastAsia="Times New Roman" w:hAnsi="Times New Roman" w:cs="Times New Roman"/>
-          <w:sz w:val="28"/>
-          <w:szCs w:val="28"/>
-          <w:lang w:eastAsia="ru-RU"/>
-        </w:rPr>
-      </w:pPr>
-      <w:r>
-        <w:rPr>
-          <w:rFonts w:ascii="Times New Roman" w:eastAsia="Times New Roman" w:hAnsi="Times New Roman" w:cs="Times New Roman"/>
-          <w:sz w:val="28"/>
-          <w:szCs w:val="28"/>
-          <w:lang w:eastAsia="ru-RU"/>
-        </w:rPr>
-        <w:t>Bitrix24 поддерживает интеграцию с:</w:t>
-      </w:r>
-    </w:p>
-    <w:p>
-      <w:pPr>
-        <w:numPr>
-          <w:ilvl w:val="0"/>
-          <w:numId w:val="13"/>
-        </w:numPr>
-        <w:spacing w:after="0" w:line="360" w:lineRule="auto"/>
-        <w:ind w:left="0" w:firstLine="0"/>
-        <w:jc w:val="both"/>
-        <w:rPr>
-          <w:rFonts w:ascii="Times New Roman" w:eastAsia="Times New Roman" w:hAnsi="Times New Roman" w:cs="Times New Roman"/>
-          <w:sz w:val="28"/>
-          <w:szCs w:val="28"/>
-          <w:lang w:eastAsia="ru-RU"/>
-        </w:rPr>
-      </w:pPr>
-      <w:r>
-        <w:rPr>
-          <w:rFonts w:ascii="Times New Roman" w:eastAsia="Times New Roman" w:hAnsi="Times New Roman" w:cs="Times New Roman"/>
-          <w:sz w:val="28"/>
-          <w:szCs w:val="28"/>
-          <w:lang w:eastAsia="ru-RU"/>
-        </w:rPr>
-        <w:t>1С;</w:t>
-      </w:r>
-    </w:p>
-    <w:p>
-      <w:pPr>
-        <w:numPr>
-          <w:ilvl w:val="0"/>
-          <w:numId w:val="13"/>
-        </w:numPr>
-        <w:spacing w:after="0" w:line="360" w:lineRule="auto"/>
-        <w:ind w:left="0" w:firstLine="0"/>
-        <w:jc w:val="both"/>
-        <w:rPr>
-          <w:rFonts w:ascii="Times New Roman" w:eastAsia="Times New Roman" w:hAnsi="Times New Roman" w:cs="Times New Roman"/>
-          <w:sz w:val="28"/>
-          <w:szCs w:val="28"/>
-          <w:lang w:eastAsia="ru-RU"/>
-        </w:rPr>
-      </w:pPr>
-      <w:r>
-        <w:rPr>
-          <w:rFonts w:ascii="Times New Roman" w:eastAsia="Times New Roman" w:hAnsi="Times New Roman" w:cs="Times New Roman"/>
-          <w:sz w:val="28"/>
-          <w:szCs w:val="28"/>
-          <w:lang w:eastAsia="ru-RU"/>
-        </w:rPr>
-        <w:t>электронной почтой;</w:t>
-      </w:r>
-    </w:p>
-    <w:p>
-      <w:pPr>
-        <w:numPr>
-          <w:ilvl w:val="0"/>
-          <w:numId w:val="13"/>
-        </w:numPr>
-        <w:spacing w:after="0" w:line="360" w:lineRule="auto"/>
-        <w:ind w:left="0" w:firstLine="0"/>
-        <w:jc w:val="both"/>
-        <w:rPr>
-          <w:rFonts w:ascii="Times New Roman" w:eastAsia="Times New Roman" w:hAnsi="Times New Roman" w:cs="Times New Roman"/>
-          <w:sz w:val="28"/>
-          <w:szCs w:val="28"/>
-          <w:lang w:eastAsia="ru-RU"/>
-        </w:rPr>
-      </w:pPr>
-      <w:r>
-        <w:rPr>
-          <w:rFonts w:ascii="Times New Roman" w:eastAsia="Times New Roman" w:hAnsi="Times New Roman" w:cs="Times New Roman"/>
-          <w:sz w:val="28"/>
-          <w:szCs w:val="28"/>
-          <w:lang w:eastAsia="ru-RU"/>
-        </w:rPr>
-        <w:t>IP-телефонией;</w:t>
-      </w:r>
-    </w:p>
-    <w:p>
-      <w:pPr>
-        <w:numPr>
-          <w:ilvl w:val="0"/>
-          <w:numId w:val="13"/>
-        </w:numPr>
-        <w:spacing w:after="0" w:line="360" w:lineRule="auto"/>
-        <w:ind w:left="0" w:firstLine="0"/>
-        <w:jc w:val="both"/>
-        <w:rPr>
-          <w:rFonts w:ascii="Times New Roman" w:eastAsia="Times New Roman" w:hAnsi="Times New Roman" w:cs="Times New Roman"/>
-          <w:sz w:val="28"/>
-          <w:szCs w:val="28"/>
-          <w:lang w:eastAsia="ru-RU"/>
-        </w:rPr>
-      </w:pPr>
-      <w:r>
-        <w:rPr>
-          <w:rFonts w:ascii="Times New Roman" w:eastAsia="Times New Roman" w:hAnsi="Times New Roman" w:cs="Times New Roman"/>
-          <w:sz w:val="28"/>
-          <w:szCs w:val="28"/>
-          <w:lang w:eastAsia="ru-RU"/>
-        </w:rPr>
-        <w:t>интернет-магазинами;</w:t>
-      </w:r>
-    </w:p>
-    <w:p>
-      <w:pPr>
-        <w:numPr>
-          <w:ilvl w:val="0"/>
-          <w:numId w:val="13"/>
-        </w:numPr>
-        <w:spacing w:after="0" w:line="360" w:lineRule="auto"/>
-        <w:ind w:left="0" w:firstLine="0"/>
-        <w:jc w:val="both"/>
-        <w:rPr>
-          <w:rFonts w:ascii="Times New Roman" w:eastAsia="Times New Roman" w:hAnsi="Times New Roman" w:cs="Times New Roman"/>
-          <w:sz w:val="28"/>
-          <w:szCs w:val="28"/>
-          <w:lang w:eastAsia="ru-RU"/>
-        </w:rPr>
-      </w:pPr>
-      <w:r>
-        <w:rPr>
-          <w:rFonts w:ascii="Times New Roman" w:eastAsia="Times New Roman" w:hAnsi="Times New Roman" w:cs="Times New Roman"/>
-          <w:sz w:val="28"/>
-          <w:szCs w:val="28"/>
-          <w:lang w:eastAsia="ru-RU"/>
-        </w:rPr>
-        <w:t>социальными сетями;</w:t>
-      </w:r>
-    </w:p>
-    <w:p>
-      <w:pPr>
-        <w:numPr>
-          <w:ilvl w:val="0"/>
-          <w:numId w:val="13"/>
-        </w:numPr>
-        <w:spacing w:after="0" w:line="360" w:lineRule="auto"/>
-        <w:ind w:left="0" w:firstLine="0"/>
-        <w:jc w:val="both"/>
-        <w:rPr>
-          <w:rFonts w:ascii="Times New Roman" w:eastAsia="Times New Roman" w:hAnsi="Times New Roman" w:cs="Times New Roman"/>
-          <w:sz w:val="28"/>
-          <w:szCs w:val="28"/>
-          <w:lang w:eastAsia="ru-RU"/>
-        </w:rPr>
-      </w:pPr>
-      <w:r>
-        <w:rPr>
-          <w:rFonts w:ascii="Times New Roman" w:eastAsia="Times New Roman" w:hAnsi="Times New Roman" w:cs="Times New Roman"/>
-          <w:sz w:val="28"/>
-          <w:szCs w:val="28"/>
-          <w:lang w:eastAsia="ru-RU"/>
-        </w:rPr>
-        <w:t>мессенджерами;</w:t>
-      </w:r>
-    </w:p>
-    <w:p>
-      <w:pPr>
-        <w:numPr>
-          <w:ilvl w:val="0"/>
-          <w:numId w:val="13"/>
-        </w:numPr>
-        <w:spacing w:after="0" w:line="360" w:lineRule="auto"/>
-        <w:ind w:left="0" w:firstLine="0"/>
-        <w:jc w:val="both"/>
-        <w:rPr>
-          <w:rFonts w:ascii="Times New Roman" w:eastAsia="Times New Roman" w:hAnsi="Times New Roman" w:cs="Times New Roman"/>
-          <w:sz w:val="28"/>
-          <w:szCs w:val="28"/>
-          <w:lang w:eastAsia="ru-RU"/>
-        </w:rPr>
-      </w:pPr>
-      <w:r>
-        <w:rPr>
-          <w:rFonts w:ascii="Times New Roman" w:eastAsia="Times New Roman" w:hAnsi="Times New Roman" w:cs="Times New Roman"/>
-          <w:sz w:val="28"/>
-          <w:szCs w:val="28"/>
-          <w:lang w:eastAsia="ru-RU"/>
-        </w:rPr>
-        <w:t>платёжными системами.</w:t>
-      </w:r>
-    </w:p>
-    <w:p>
-      <w:pPr>
-        <w:spacing w:after="0" w:line="360" w:lineRule="auto"/>
-        <w:ind w:firstLine="709"/>
-        <w:jc w:val="both"/>
-        <w:rPr>
-          <w:rFonts w:ascii="Times New Roman" w:eastAsia="Times New Roman" w:hAnsi="Times New Roman" w:cs="Times New Roman"/>
-          <w:sz w:val="28"/>
-          <w:szCs w:val="28"/>
-          <w:lang w:eastAsia="ru-RU"/>
-        </w:rPr>
-      </w:pPr>
-      <w:r>
-        <w:rPr>
-          <w:rFonts w:ascii="Times New Roman" w:eastAsia="Times New Roman" w:hAnsi="Times New Roman" w:cs="Times New Roman"/>
-          <w:sz w:val="28"/>
-          <w:szCs w:val="28"/>
-          <w:lang w:eastAsia="ru-RU"/>
-        </w:rPr>
-        <w:t>Интеграция с 1С позволяет автоматически передавать данные о товарах, клиентах и счетах между системами.</w:t>
-      </w:r>
-    </w:p>
-    <w:p>
-      <w:pPr>
-        <w:spacing w:after="0" w:line="360" w:lineRule="auto"/>
-        <w:ind w:firstLine="709"/>
-        <w:jc w:val="both"/>
-        <w:rPr>
-          <w:rFonts w:ascii="Times New Roman" w:eastAsia="Times New Roman" w:hAnsi="Times New Roman" w:cs="Times New Roman"/>
-          <w:sz w:val="28"/>
-          <w:szCs w:val="28"/>
-          <w:lang w:eastAsia="ru-RU"/>
-        </w:rPr>
-      </w:pPr>
-      <w:r>
-        <w:rPr>
-          <w:rFonts w:ascii="Times New Roman" w:eastAsia="Times New Roman" w:hAnsi="Times New Roman" w:cs="Times New Roman"/>
-          <w:sz w:val="28"/>
-          <w:szCs w:val="28"/>
-          <w:lang w:eastAsia="ru-RU"/>
-        </w:rPr>
-        <w:t>Интеграция с сайтом помогает автоматически загружать заявки клиентов в CRM без ручного ввода данных.</w:t>
-      </w:r>
-    </w:p>
-    <w:p>
-      <w:pPr>
-        <w:spacing w:after="0" w:line="360" w:lineRule="auto"/>
-        <w:ind w:firstLine="709"/>
-        <w:jc w:val="both"/>
-        <w:rPr>
-          <w:rFonts w:ascii="Times New Roman" w:eastAsia="Times New Roman" w:hAnsi="Times New Roman" w:cs="Times New Roman"/>
-          <w:sz w:val="28"/>
-          <w:szCs w:val="28"/>
-          <w:lang w:eastAsia="ru-RU"/>
-        </w:rPr>
-      </w:pPr>
-      <w:r>
-        <w:rPr>
-          <w:rFonts w:ascii="Times New Roman" w:eastAsia="Times New Roman" w:hAnsi="Times New Roman" w:cs="Times New Roman"/>
-          <w:sz w:val="28"/>
-          <w:szCs w:val="28"/>
-          <w:lang w:eastAsia="ru-RU"/>
-        </w:rPr>
-        <w:t>Подключение телефонии позволяет записывать звонки и сохранять историю общения с клиентом.</w:t>
-      </w:r>
-    </w:p>
-    <w:p>
-      <w:pPr>
-        <w:pStyle w:val="a3"/>
-        <w:spacing w:after="0" w:line="360" w:lineRule="auto"/>
-        <w:ind w:left="709"/>
-        <w:jc w:val="both"/>
-        <w:rPr>
-          <w:rFonts w:ascii="Times New Roman" w:eastAsia="Times New Roman" w:hAnsi="Times New Roman" w:cs="Times New Roman"/>
-          <w:sz w:val="28"/>
-          <w:szCs w:val="28"/>
-          <w:lang w:eastAsia="ru-RU"/>
-        </w:rPr>
-      </w:pPr>
-      <w:r>
-        <w:rPr>
-          <w:rFonts w:ascii="Times New Roman" w:eastAsia="Times New Roman" w:hAnsi="Times New Roman" w:cs="Times New Roman"/>
-          <w:sz w:val="28"/>
-          <w:szCs w:val="28"/>
-          <w:lang w:eastAsia="ru-RU"/>
-        </w:rPr>
-        <w:t>Обеспечение сохранности данных</w:t>
-      </w:r>
-      <w:r>
-        <w:rPr>
-          <w:rFonts w:ascii="Times New Roman" w:eastAsia="Times New Roman" w:hAnsi="Times New Roman" w:cs="Times New Roman"/>
-          <w:sz w:val="28"/>
-          <w:szCs w:val="28"/>
-          <w:lang w:eastAsia="ru-RU"/>
-        </w:rPr>
-        <w:t>:</w:t>
-      </w:r>
-    </w:p>
-    <w:p>
-      <w:pPr>
-        <w:spacing w:after="0" w:line="360" w:lineRule="auto"/>
-        <w:ind w:firstLine="709"/>
-        <w:jc w:val="both"/>
-        <w:rPr>
-          <w:rFonts w:ascii="Times New Roman" w:eastAsia="Times New Roman" w:hAnsi="Times New Roman" w:cs="Times New Roman"/>
-          <w:sz w:val="28"/>
-          <w:szCs w:val="28"/>
-          <w:lang w:eastAsia="ru-RU"/>
-        </w:rPr>
-      </w:pPr>
-      <w:r>
-        <w:rPr>
-          <w:rFonts w:ascii="Times New Roman" w:eastAsia="Times New Roman" w:hAnsi="Times New Roman" w:cs="Times New Roman"/>
-          <w:sz w:val="28"/>
-          <w:szCs w:val="28"/>
-          <w:lang w:eastAsia="ru-RU"/>
-        </w:rPr>
-        <w:t>Для обеспечения сохранности данных в Bitrix24 используются:</w:t>
-      </w:r>
-    </w:p>
-    <w:p>
-      <w:pPr>
-        <w:numPr>
-          <w:ilvl w:val="0"/>
-          <w:numId w:val="14"/>
-        </w:numPr>
-        <w:spacing w:after="0" w:line="360" w:lineRule="auto"/>
-        <w:ind w:left="0" w:firstLine="0"/>
-        <w:jc w:val="both"/>
-        <w:rPr>
-          <w:rFonts w:ascii="Times New Roman" w:eastAsia="Times New Roman" w:hAnsi="Times New Roman" w:cs="Times New Roman"/>
-          <w:sz w:val="28"/>
-          <w:szCs w:val="28"/>
-          <w:lang w:eastAsia="ru-RU"/>
-        </w:rPr>
-      </w:pPr>
-      <w:r>
-        <w:rPr>
-          <w:rFonts w:ascii="Times New Roman" w:eastAsia="Times New Roman" w:hAnsi="Times New Roman" w:cs="Times New Roman"/>
-          <w:sz w:val="28"/>
-          <w:szCs w:val="28"/>
-          <w:lang w:eastAsia="ru-RU"/>
-        </w:rPr>
-        <w:t>резервное копирование;</w:t>
-      </w:r>
-    </w:p>
-    <w:p>
-      <w:pPr>
-        <w:numPr>
-          <w:ilvl w:val="0"/>
-          <w:numId w:val="14"/>
-        </w:numPr>
-        <w:spacing w:after="0" w:line="360" w:lineRule="auto"/>
-        <w:ind w:left="0" w:firstLine="0"/>
-        <w:jc w:val="both"/>
-        <w:rPr>
-          <w:rFonts w:ascii="Times New Roman" w:eastAsia="Times New Roman" w:hAnsi="Times New Roman" w:cs="Times New Roman"/>
-          <w:sz w:val="28"/>
-          <w:szCs w:val="28"/>
-          <w:lang w:eastAsia="ru-RU"/>
-        </w:rPr>
-      </w:pPr>
-      <w:r>
-        <w:rPr>
-          <w:rFonts w:ascii="Times New Roman" w:eastAsia="Times New Roman" w:hAnsi="Times New Roman" w:cs="Times New Roman"/>
-          <w:sz w:val="28"/>
-          <w:szCs w:val="28"/>
-          <w:lang w:eastAsia="ru-RU"/>
-        </w:rPr>
-        <w:t>разграничение прав доступа;</w:t>
-      </w:r>
-    </w:p>
-    <w:p>
-      <w:pPr>
-        <w:numPr>
-          <w:ilvl w:val="0"/>
-          <w:numId w:val="14"/>
-        </w:numPr>
-        <w:spacing w:after="0" w:line="360" w:lineRule="auto"/>
-        <w:ind w:left="0" w:firstLine="0"/>
-        <w:jc w:val="both"/>
-        <w:rPr>
-          <w:rFonts w:ascii="Times New Roman" w:eastAsia="Times New Roman" w:hAnsi="Times New Roman" w:cs="Times New Roman"/>
-          <w:sz w:val="28"/>
-          <w:szCs w:val="28"/>
-          <w:lang w:eastAsia="ru-RU"/>
-        </w:rPr>
-      </w:pPr>
-      <w:r>
-        <w:rPr>
-          <w:rFonts w:ascii="Times New Roman" w:eastAsia="Times New Roman" w:hAnsi="Times New Roman" w:cs="Times New Roman"/>
-          <w:sz w:val="28"/>
-          <w:szCs w:val="28"/>
-          <w:lang w:eastAsia="ru-RU"/>
-        </w:rPr>
-        <w:t>защита серверной инфраструктуры;</w:t>
-      </w:r>
-    </w:p>
-    <w:p>
-      <w:pPr>
-        <w:numPr>
-          <w:ilvl w:val="0"/>
-          <w:numId w:val="14"/>
-        </w:numPr>
-        <w:spacing w:after="0" w:line="360" w:lineRule="auto"/>
-        <w:ind w:left="0" w:firstLine="0"/>
-        <w:jc w:val="both"/>
-        <w:rPr>
-          <w:rFonts w:ascii="Times New Roman" w:eastAsia="Times New Roman" w:hAnsi="Times New Roman" w:cs="Times New Roman"/>
-          <w:sz w:val="28"/>
-          <w:szCs w:val="28"/>
-          <w:lang w:eastAsia="ru-RU"/>
-        </w:rPr>
-      </w:pPr>
-      <w:r>
-        <w:rPr>
-          <w:rFonts w:ascii="Times New Roman" w:eastAsia="Times New Roman" w:hAnsi="Times New Roman" w:cs="Times New Roman"/>
-          <w:sz w:val="28"/>
-          <w:szCs w:val="28"/>
-          <w:lang w:eastAsia="ru-RU"/>
-        </w:rPr>
-        <w:t>шифрование данных;</w:t>
-      </w:r>
-    </w:p>
-    <w:p>
-      <w:pPr>
-        <w:numPr>
-          <w:ilvl w:val="0"/>
-          <w:numId w:val="14"/>
-        </w:numPr>
-        <w:spacing w:after="0" w:line="360" w:lineRule="auto"/>
-        <w:ind w:left="0" w:firstLine="0"/>
-        <w:jc w:val="both"/>
-        <w:rPr>
-          <w:rFonts w:ascii="Times New Roman" w:eastAsia="Times New Roman" w:hAnsi="Times New Roman" w:cs="Times New Roman"/>
-          <w:sz w:val="28"/>
-          <w:szCs w:val="28"/>
-          <w:lang w:eastAsia="ru-RU"/>
-        </w:rPr>
-      </w:pPr>
-      <w:r>
-        <w:rPr>
-          <w:rFonts w:ascii="Times New Roman" w:eastAsia="Times New Roman" w:hAnsi="Times New Roman" w:cs="Times New Roman"/>
-          <w:sz w:val="28"/>
-          <w:szCs w:val="28"/>
-          <w:lang w:eastAsia="ru-RU"/>
-        </w:rPr>
-        <w:t>двухфакторная аутентификация.</w:t>
-      </w:r>
-    </w:p>
-    <w:p>
-      <w:pPr>
-        <w:spacing w:after="0" w:line="360" w:lineRule="auto"/>
-        <w:ind w:firstLine="709"/>
-        <w:jc w:val="both"/>
-        <w:rPr>
-          <w:rFonts w:ascii="Times New Roman" w:eastAsia="Times New Roman" w:hAnsi="Times New Roman" w:cs="Times New Roman"/>
-          <w:sz w:val="28"/>
-          <w:szCs w:val="28"/>
-          <w:lang w:eastAsia="ru-RU"/>
-        </w:rPr>
-      </w:pPr>
-      <w:r>
-        <w:rPr>
-          <w:rFonts w:ascii="Times New Roman" w:eastAsia="Times New Roman" w:hAnsi="Times New Roman" w:cs="Times New Roman"/>
-          <w:sz w:val="28"/>
-          <w:szCs w:val="28"/>
-          <w:lang w:eastAsia="ru-RU"/>
-        </w:rPr>
-        <w:t>Резервные копии позволяют восстановить информацию после сбоев, ошибок сотрудников или повреждения системы.</w:t>
-      </w:r>
-    </w:p>
-    <w:p>
-      <w:pPr>
-        <w:spacing w:after="0" w:line="360" w:lineRule="auto"/>
-        <w:ind w:firstLine="709"/>
-        <w:jc w:val="both"/>
-        <w:rPr>
-          <w:rFonts w:ascii="Times New Roman" w:eastAsia="Times New Roman" w:hAnsi="Times New Roman" w:cs="Times New Roman"/>
-          <w:sz w:val="28"/>
-          <w:szCs w:val="28"/>
-          <w:lang w:eastAsia="ru-RU"/>
-        </w:rPr>
-      </w:pPr>
-      <w:r>
-        <w:rPr>
-          <w:rFonts w:ascii="Times New Roman" w:eastAsia="Times New Roman" w:hAnsi="Times New Roman" w:cs="Times New Roman"/>
-          <w:sz w:val="28"/>
-          <w:szCs w:val="28"/>
-          <w:lang w:eastAsia="ru-RU"/>
-        </w:rPr>
-        <w:t>Администратор может ограничивать доступ пользователей к определённым разделам CRM или документам.</w:t>
-      </w:r>
-    </w:p>
-    <w:p>
-      <w:pPr>
-        <w:pStyle w:val="a3"/>
-        <w:spacing w:after="0" w:line="360" w:lineRule="auto"/>
-        <w:ind w:left="709"/>
-        <w:jc w:val="both"/>
-        <w:rPr>
-          <w:rFonts w:ascii="Times New Roman" w:eastAsia="Times New Roman" w:hAnsi="Times New Roman" w:cs="Times New Roman"/>
-          <w:sz w:val="28"/>
-          <w:szCs w:val="28"/>
-          <w:lang w:eastAsia="ru-RU"/>
-        </w:rPr>
-      </w:pPr>
-      <w:r>
-        <w:rPr>
-          <w:rFonts w:ascii="Times New Roman" w:eastAsia="Times New Roman" w:hAnsi="Times New Roman" w:cs="Times New Roman"/>
-          <w:sz w:val="28"/>
-          <w:szCs w:val="28"/>
-          <w:lang w:eastAsia="ru-RU"/>
-        </w:rPr>
-        <w:lastRenderedPageBreak/>
-        <w:t>Ограничения бесплатной версии</w:t>
-      </w:r>
-      <w:r>
-        <w:rPr>
-          <w:rFonts w:ascii="Times New Roman" w:eastAsia="Times New Roman" w:hAnsi="Times New Roman" w:cs="Times New Roman"/>
-          <w:sz w:val="28"/>
-          <w:szCs w:val="28"/>
-          <w:lang w:eastAsia="ru-RU"/>
-        </w:rPr>
-        <w:t>:</w:t>
-      </w:r>
-    </w:p>
-    <w:p>
-      <w:pPr>
-        <w:spacing w:after="0" w:line="360" w:lineRule="auto"/>
-        <w:ind w:firstLine="709"/>
-        <w:jc w:val="both"/>
-        <w:rPr>
-          <w:rFonts w:ascii="Times New Roman" w:eastAsia="Times New Roman" w:hAnsi="Times New Roman" w:cs="Times New Roman"/>
-          <w:sz w:val="28"/>
-          <w:szCs w:val="28"/>
-          <w:lang w:eastAsia="ru-RU"/>
-        </w:rPr>
-      </w:pPr>
-      <w:r>
-        <w:rPr>
-          <w:rFonts w:ascii="Times New Roman" w:eastAsia="Times New Roman" w:hAnsi="Times New Roman" w:cs="Times New Roman"/>
-          <w:sz w:val="28"/>
-          <w:szCs w:val="28"/>
-          <w:lang w:eastAsia="ru-RU"/>
-        </w:rPr>
-        <w:t>Бесплатная версия Bitrix24 имеет ряд ограничений:</w:t>
-      </w:r>
-    </w:p>
-    <w:p>
-      <w:pPr>
-        <w:numPr>
-          <w:ilvl w:val="0"/>
-          <w:numId w:val="15"/>
-        </w:numPr>
-        <w:spacing w:after="0" w:line="360" w:lineRule="auto"/>
-        <w:ind w:left="0" w:firstLine="0"/>
-        <w:jc w:val="both"/>
-        <w:rPr>
-          <w:rFonts w:ascii="Times New Roman" w:eastAsia="Times New Roman" w:hAnsi="Times New Roman" w:cs="Times New Roman"/>
-          <w:sz w:val="28"/>
-          <w:szCs w:val="28"/>
-          <w:lang w:eastAsia="ru-RU"/>
-        </w:rPr>
-      </w:pPr>
-      <w:r>
-        <w:rPr>
-          <w:rFonts w:ascii="Times New Roman" w:eastAsia="Times New Roman" w:hAnsi="Times New Roman" w:cs="Times New Roman"/>
-          <w:sz w:val="28"/>
-          <w:szCs w:val="28"/>
-          <w:lang w:eastAsia="ru-RU"/>
-        </w:rPr>
-        <w:t>ограниченный объём облачного хранилища;</w:t>
-      </w:r>
-    </w:p>
-    <w:p>
-      <w:pPr>
-        <w:numPr>
-          <w:ilvl w:val="0"/>
-          <w:numId w:val="15"/>
-        </w:numPr>
-        <w:spacing w:after="0" w:line="360" w:lineRule="auto"/>
-        <w:ind w:left="0" w:firstLine="0"/>
-        <w:jc w:val="both"/>
-        <w:rPr>
-          <w:rFonts w:ascii="Times New Roman" w:eastAsia="Times New Roman" w:hAnsi="Times New Roman" w:cs="Times New Roman"/>
-          <w:sz w:val="28"/>
-          <w:szCs w:val="28"/>
-          <w:lang w:eastAsia="ru-RU"/>
-        </w:rPr>
-      </w:pPr>
-      <w:r>
-        <w:rPr>
-          <w:rFonts w:ascii="Times New Roman" w:eastAsia="Times New Roman" w:hAnsi="Times New Roman" w:cs="Times New Roman"/>
-          <w:sz w:val="28"/>
-          <w:szCs w:val="28"/>
-          <w:lang w:eastAsia="ru-RU"/>
-        </w:rPr>
-        <w:t>ограниченное количество инструментов автоматизации;</w:t>
-      </w:r>
-    </w:p>
-    <w:p>
-      <w:pPr>
-        <w:numPr>
-          <w:ilvl w:val="0"/>
-          <w:numId w:val="15"/>
-        </w:numPr>
-        <w:spacing w:after="0" w:line="360" w:lineRule="auto"/>
-        <w:ind w:left="0" w:firstLine="0"/>
-        <w:jc w:val="both"/>
-        <w:rPr>
-          <w:rFonts w:ascii="Times New Roman" w:eastAsia="Times New Roman" w:hAnsi="Times New Roman" w:cs="Times New Roman"/>
-          <w:sz w:val="28"/>
-          <w:szCs w:val="28"/>
-          <w:lang w:eastAsia="ru-RU"/>
-        </w:rPr>
-      </w:pPr>
-      <w:r>
-        <w:rPr>
-          <w:rFonts w:ascii="Times New Roman" w:eastAsia="Times New Roman" w:hAnsi="Times New Roman" w:cs="Times New Roman"/>
-          <w:sz w:val="28"/>
-          <w:szCs w:val="28"/>
-          <w:lang w:eastAsia="ru-RU"/>
-        </w:rPr>
-        <w:t>отсутствие расширенной аналитики;</w:t>
-      </w:r>
-    </w:p>
-    <w:p>
-      <w:pPr>
-        <w:numPr>
-          <w:ilvl w:val="0"/>
-          <w:numId w:val="15"/>
-        </w:numPr>
-        <w:spacing w:after="0" w:line="360" w:lineRule="auto"/>
-        <w:ind w:left="0" w:firstLine="0"/>
-        <w:jc w:val="both"/>
-        <w:rPr>
-          <w:rFonts w:ascii="Times New Roman" w:eastAsia="Times New Roman" w:hAnsi="Times New Roman" w:cs="Times New Roman"/>
-          <w:sz w:val="28"/>
-          <w:szCs w:val="28"/>
-          <w:lang w:eastAsia="ru-RU"/>
-        </w:rPr>
-      </w:pPr>
-      <w:r>
-        <w:rPr>
-          <w:rFonts w:ascii="Times New Roman" w:eastAsia="Times New Roman" w:hAnsi="Times New Roman" w:cs="Times New Roman"/>
-          <w:sz w:val="28"/>
-          <w:szCs w:val="28"/>
-          <w:lang w:eastAsia="ru-RU"/>
-        </w:rPr>
-        <w:t>ограничения CRM;</w:t>
-      </w:r>
-    </w:p>
-    <w:p>
-      <w:pPr>
-        <w:numPr>
-          <w:ilvl w:val="0"/>
-          <w:numId w:val="15"/>
-        </w:numPr>
-        <w:spacing w:after="0" w:line="360" w:lineRule="auto"/>
-        <w:ind w:left="0" w:firstLine="0"/>
-        <w:jc w:val="both"/>
-        <w:rPr>
-          <w:rFonts w:ascii="Times New Roman" w:eastAsia="Times New Roman" w:hAnsi="Times New Roman" w:cs="Times New Roman"/>
-          <w:sz w:val="28"/>
-          <w:szCs w:val="28"/>
-          <w:lang w:eastAsia="ru-RU"/>
-        </w:rPr>
-      </w:pPr>
-      <w:r>
-        <w:rPr>
-          <w:rFonts w:ascii="Times New Roman" w:eastAsia="Times New Roman" w:hAnsi="Times New Roman" w:cs="Times New Roman"/>
-          <w:sz w:val="28"/>
-          <w:szCs w:val="28"/>
-          <w:lang w:eastAsia="ru-RU"/>
-        </w:rPr>
-        <w:t>ограниченный функционал телефонии.</w:t>
-      </w:r>
-    </w:p>
-    <w:p>
-      <w:pPr>
-        <w:spacing w:after="0" w:line="360" w:lineRule="auto"/>
-        <w:ind w:firstLine="709"/>
-        <w:jc w:val="both"/>
-        <w:rPr>
-          <w:rFonts w:ascii="Times New Roman" w:eastAsia="Times New Roman" w:hAnsi="Times New Roman" w:cs="Times New Roman"/>
-          <w:sz w:val="28"/>
-          <w:szCs w:val="28"/>
-          <w:lang w:eastAsia="ru-RU"/>
-        </w:rPr>
-      </w:pPr>
-      <w:r>
-        <w:rPr>
-          <w:rFonts w:ascii="Times New Roman" w:eastAsia="Times New Roman" w:hAnsi="Times New Roman" w:cs="Times New Roman"/>
-          <w:sz w:val="28"/>
-          <w:szCs w:val="28"/>
-          <w:lang w:eastAsia="ru-RU"/>
-        </w:rPr>
-        <w:t>Для полноценного использования системы организации обычно подключают платные тарифы.</w:t>
-      </w:r>
-    </w:p>
-    <w:p>
-      <w:pPr>
-        <w:pStyle w:val="a3"/>
-        <w:spacing w:after="0" w:line="360" w:lineRule="auto"/>
-        <w:ind w:left="709"/>
-        <w:jc w:val="both"/>
-        <w:rPr>
-          <w:rFonts w:ascii="Times New Roman" w:eastAsia="Times New Roman" w:hAnsi="Times New Roman" w:cs="Times New Roman"/>
-          <w:sz w:val="28"/>
-          <w:szCs w:val="28"/>
-          <w:lang w:eastAsia="ru-RU"/>
-        </w:rPr>
-      </w:pPr>
-      <w:r>
-        <w:rPr>
-          <w:rFonts w:ascii="Times New Roman" w:eastAsia="Times New Roman" w:hAnsi="Times New Roman" w:cs="Times New Roman"/>
-          <w:sz w:val="28"/>
-          <w:szCs w:val="28"/>
-          <w:lang w:eastAsia="ru-RU"/>
-        </w:rPr>
-        <w:t>Пример использования системы</w:t>
-      </w:r>
-      <w:r>
-        <w:rPr>
-          <w:rFonts w:ascii="Times New Roman" w:eastAsia="Times New Roman" w:hAnsi="Times New Roman" w:cs="Times New Roman"/>
-          <w:sz w:val="28"/>
-          <w:szCs w:val="28"/>
-          <w:lang w:eastAsia="ru-RU"/>
-        </w:rPr>
-        <w:t>:</w:t>
-      </w:r>
-    </w:p>
-    <w:p>
-      <w:pPr>
-        <w:spacing w:after="0" w:line="360" w:lineRule="auto"/>
-        <w:ind w:firstLine="709"/>
-        <w:jc w:val="both"/>
-        <w:rPr>
-          <w:rFonts w:ascii="Times New Roman" w:eastAsia="Times New Roman" w:hAnsi="Times New Roman" w:cs="Times New Roman"/>
-          <w:sz w:val="28"/>
-          <w:szCs w:val="28"/>
-          <w:lang w:eastAsia="ru-RU"/>
-        </w:rPr>
-      </w:pPr>
-      <w:r>
-        <w:rPr>
-          <w:rFonts w:ascii="Times New Roman" w:eastAsia="Times New Roman" w:hAnsi="Times New Roman" w:cs="Times New Roman"/>
-          <w:sz w:val="28"/>
-          <w:szCs w:val="28"/>
-          <w:lang w:eastAsia="ru-RU"/>
-        </w:rPr>
-        <w:t>Bitrix24 эффективно использовать в интернет-магазине или сервисной компании.</w:t>
-      </w:r>
-    </w:p>
-    <w:p>
-      <w:pPr>
-        <w:spacing w:after="0" w:line="360" w:lineRule="auto"/>
-        <w:ind w:firstLine="709"/>
-        <w:jc w:val="both"/>
-        <w:rPr>
-          <w:rFonts w:ascii="Times New Roman" w:eastAsia="Times New Roman" w:hAnsi="Times New Roman" w:cs="Times New Roman"/>
-          <w:sz w:val="28"/>
-          <w:szCs w:val="28"/>
-          <w:lang w:eastAsia="ru-RU"/>
-        </w:rPr>
-      </w:pPr>
-      <w:r>
-        <w:rPr>
-          <w:rFonts w:ascii="Times New Roman" w:eastAsia="Times New Roman" w:hAnsi="Times New Roman" w:cs="Times New Roman"/>
-          <w:sz w:val="28"/>
-          <w:szCs w:val="28"/>
-          <w:lang w:eastAsia="ru-RU"/>
-        </w:rPr>
-        <w:t>Например, в интернет-магазине система позволяет:</w:t>
-      </w:r>
-    </w:p>
-    <w:p>
-      <w:pPr>
-        <w:numPr>
-          <w:ilvl w:val="0"/>
-          <w:numId w:val="16"/>
-        </w:numPr>
-        <w:spacing w:after="0" w:line="360" w:lineRule="auto"/>
-        <w:ind w:left="0" w:firstLine="0"/>
-        <w:jc w:val="both"/>
-        <w:rPr>
-          <w:rFonts w:ascii="Times New Roman" w:eastAsia="Times New Roman" w:hAnsi="Times New Roman" w:cs="Times New Roman"/>
-          <w:sz w:val="28"/>
-          <w:szCs w:val="28"/>
-          <w:lang w:eastAsia="ru-RU"/>
-        </w:rPr>
-      </w:pPr>
-      <w:r>
-        <w:rPr>
-          <w:rFonts w:ascii="Times New Roman" w:eastAsia="Times New Roman" w:hAnsi="Times New Roman" w:cs="Times New Roman"/>
-          <w:sz w:val="28"/>
-          <w:szCs w:val="28"/>
-          <w:lang w:eastAsia="ru-RU"/>
-        </w:rPr>
-        <w:t>автоматически принимать заявки с сайта;</w:t>
-      </w:r>
-    </w:p>
-    <w:p>
-      <w:pPr>
-        <w:numPr>
-          <w:ilvl w:val="0"/>
-          <w:numId w:val="16"/>
-        </w:numPr>
-        <w:spacing w:after="0" w:line="360" w:lineRule="auto"/>
-        <w:ind w:left="0" w:firstLine="0"/>
-        <w:jc w:val="both"/>
-        <w:rPr>
-          <w:rFonts w:ascii="Times New Roman" w:eastAsia="Times New Roman" w:hAnsi="Times New Roman" w:cs="Times New Roman"/>
-          <w:sz w:val="28"/>
-          <w:szCs w:val="28"/>
-          <w:lang w:eastAsia="ru-RU"/>
-        </w:rPr>
-      </w:pPr>
-      <w:r>
-        <w:rPr>
-          <w:rFonts w:ascii="Times New Roman" w:eastAsia="Times New Roman" w:hAnsi="Times New Roman" w:cs="Times New Roman"/>
-          <w:sz w:val="28"/>
-          <w:szCs w:val="28"/>
-          <w:lang w:eastAsia="ru-RU"/>
-        </w:rPr>
-        <w:t>распределять клиентов между менеджерами;</w:t>
-      </w:r>
-    </w:p>
-    <w:p>
-      <w:pPr>
-        <w:numPr>
-          <w:ilvl w:val="0"/>
-          <w:numId w:val="16"/>
-        </w:numPr>
-        <w:spacing w:after="0" w:line="360" w:lineRule="auto"/>
-        <w:ind w:left="0" w:firstLine="0"/>
-        <w:jc w:val="both"/>
-        <w:rPr>
-          <w:rFonts w:ascii="Times New Roman" w:eastAsia="Times New Roman" w:hAnsi="Times New Roman" w:cs="Times New Roman"/>
-          <w:sz w:val="28"/>
-          <w:szCs w:val="28"/>
-          <w:lang w:eastAsia="ru-RU"/>
-        </w:rPr>
-      </w:pPr>
-      <w:r>
-        <w:rPr>
-          <w:rFonts w:ascii="Times New Roman" w:eastAsia="Times New Roman" w:hAnsi="Times New Roman" w:cs="Times New Roman"/>
-          <w:sz w:val="28"/>
-          <w:szCs w:val="28"/>
-          <w:lang w:eastAsia="ru-RU"/>
-        </w:rPr>
-        <w:t>контролировать оплату заказов;</w:t>
-      </w:r>
-    </w:p>
-    <w:p>
-      <w:pPr>
-        <w:numPr>
-          <w:ilvl w:val="0"/>
-          <w:numId w:val="16"/>
-        </w:numPr>
-        <w:spacing w:after="0" w:line="360" w:lineRule="auto"/>
-        <w:ind w:left="0" w:firstLine="0"/>
-        <w:jc w:val="both"/>
-        <w:rPr>
-          <w:rFonts w:ascii="Times New Roman" w:eastAsia="Times New Roman" w:hAnsi="Times New Roman" w:cs="Times New Roman"/>
-          <w:sz w:val="28"/>
-          <w:szCs w:val="28"/>
-          <w:lang w:eastAsia="ru-RU"/>
-        </w:rPr>
-      </w:pPr>
-      <w:r>
-        <w:rPr>
-          <w:rFonts w:ascii="Times New Roman" w:eastAsia="Times New Roman" w:hAnsi="Times New Roman" w:cs="Times New Roman"/>
-          <w:sz w:val="28"/>
-          <w:szCs w:val="28"/>
-          <w:lang w:eastAsia="ru-RU"/>
-        </w:rPr>
-        <w:t>вести базу клиентов;</w:t>
-      </w:r>
-    </w:p>
-    <w:p>
-      <w:pPr>
-        <w:numPr>
-          <w:ilvl w:val="0"/>
-          <w:numId w:val="16"/>
-        </w:numPr>
-        <w:spacing w:after="0" w:line="360" w:lineRule="auto"/>
-        <w:ind w:left="0" w:firstLine="0"/>
-        <w:jc w:val="both"/>
-        <w:rPr>
-          <w:rFonts w:ascii="Times New Roman" w:eastAsia="Times New Roman" w:hAnsi="Times New Roman" w:cs="Times New Roman"/>
-          <w:sz w:val="28"/>
-          <w:szCs w:val="28"/>
-          <w:lang w:eastAsia="ru-RU"/>
-        </w:rPr>
-      </w:pPr>
-      <w:r>
-        <w:rPr>
-          <w:rFonts w:ascii="Times New Roman" w:eastAsia="Times New Roman" w:hAnsi="Times New Roman" w:cs="Times New Roman"/>
-          <w:sz w:val="28"/>
-          <w:szCs w:val="28"/>
-          <w:lang w:eastAsia="ru-RU"/>
-        </w:rPr>
-        <w:t>фиксировать историю обращений.</w:t>
-      </w:r>
-    </w:p>
-    <w:p>
-      <w:pPr>
-        <w:spacing w:after="0" w:line="360" w:lineRule="auto"/>
-        <w:ind w:firstLine="709"/>
-        <w:jc w:val="both"/>
-        <w:rPr>
-          <w:rFonts w:ascii="Times New Roman" w:eastAsia="Times New Roman" w:hAnsi="Times New Roman" w:cs="Times New Roman"/>
-          <w:sz w:val="28"/>
-          <w:szCs w:val="28"/>
-          <w:lang w:eastAsia="ru-RU"/>
-        </w:rPr>
-      </w:pPr>
-      <w:r>
-        <w:rPr>
-          <w:rFonts w:ascii="Times New Roman" w:eastAsia="Times New Roman" w:hAnsi="Times New Roman" w:cs="Times New Roman"/>
-          <w:sz w:val="28"/>
-          <w:szCs w:val="28"/>
-          <w:lang w:eastAsia="ru-RU"/>
-        </w:rPr>
-        <w:t>Это позволяет ускорить работу сотрудников и повысить качество обслуживания клиентов.</w:t>
-      </w:r>
-    </w:p>
-    <w:p>
-      <w:pPr>
-        <w:spacing w:after="0" w:line="480" w:lineRule="auto"/>
-        <w:ind w:firstLine="709"/>
-        <w:jc w:val="both"/>
-        <w:rPr>
-          <w:rFonts w:ascii="Times New Roman" w:eastAsia="Times New Roman" w:hAnsi="Times New Roman" w:cs="Times New Roman"/>
-          <w:sz w:val="28"/>
-          <w:szCs w:val="28"/>
-          <w:lang w:eastAsia="ru-RU"/>
-        </w:rPr>
-      </w:pPr>
-    </w:p>
-    <w:p>
-      <w:pPr>
-        <w:pStyle w:val="a3"/>
-        <w:numPr>
-          <w:ilvl w:val="1"/>
-          <w:numId w:val="32"/>
-        </w:numPr>
-        <w:spacing w:after="0" w:line="360" w:lineRule="auto"/>
-        <w:jc w:val="both"/>
-        <w:outlineLvl w:val="2"/>
-        <w:rPr>
-          <w:rFonts w:ascii="Times New Roman" w:eastAsia="Times New Roman" w:hAnsi="Times New Roman" w:cs="Times New Roman"/>
-          <w:kern w:val="36"/>
-          <w:sz w:val="28"/>
-          <w:szCs w:val="28"/>
-          <w:lang w:eastAsia="ru-RU"/>
-        </w:rPr>
-      </w:pPr>
-      <w:bookmarkStart w:id="13" w:name="_Toc230020364"/>
-      <w:r>
-        <w:rPr>
-          <w:rFonts w:ascii="Times New Roman" w:eastAsia="Times New Roman" w:hAnsi="Times New Roman" w:cs="Times New Roman"/>
-          <w:kern w:val="36"/>
-          <w:sz w:val="28"/>
-          <w:szCs w:val="28"/>
-          <w:lang w:eastAsia="ru-RU"/>
-        </w:rPr>
-        <w:t>Yandex Tracker</w:t>
-      </w:r>
-      <w:bookmarkEnd w:id="13"/>
-    </w:p>
-    <w:p>
-      <w:pPr>
-        <w:spacing w:after="0" w:line="360" w:lineRule="auto"/>
-        <w:ind w:firstLine="709"/>
-        <w:jc w:val="both"/>
-        <w:rPr>
-          <w:rFonts w:ascii="Times New Roman" w:eastAsia="Times New Roman" w:hAnsi="Times New Roman" w:cs="Times New Roman"/>
-          <w:sz w:val="28"/>
-          <w:szCs w:val="28"/>
-          <w:lang w:eastAsia="ru-RU"/>
-        </w:rPr>
-      </w:pPr>
-    </w:p>
-    <w:p>
-      <w:pPr>
-        <w:pStyle w:val="a3"/>
-        <w:spacing w:after="0" w:line="360" w:lineRule="auto"/>
-        <w:ind w:left="709"/>
-        <w:jc w:val="both"/>
-        <w:rPr>
-          <w:rFonts w:ascii="Times New Roman" w:eastAsia="Times New Roman" w:hAnsi="Times New Roman" w:cs="Times New Roman"/>
-          <w:sz w:val="28"/>
-          <w:szCs w:val="28"/>
-          <w:lang w:eastAsia="ru-RU"/>
-        </w:rPr>
-      </w:pPr>
-      <w:r>
-        <w:rPr>
-          <w:rFonts w:ascii="Times New Roman" w:eastAsia="Times New Roman" w:hAnsi="Times New Roman" w:cs="Times New Roman"/>
-          <w:sz w:val="28"/>
-          <w:szCs w:val="28"/>
-          <w:lang w:eastAsia="ru-RU"/>
-        </w:rPr>
-        <w:t>Назначение системы</w:t>
-      </w:r>
-      <w:r>
-        <w:rPr>
-          <w:rFonts w:ascii="Times New Roman" w:eastAsia="Times New Roman" w:hAnsi="Times New Roman" w:cs="Times New Roman"/>
-          <w:sz w:val="28"/>
-          <w:szCs w:val="28"/>
-          <w:lang w:eastAsia="ru-RU"/>
-        </w:rPr>
-        <w:t>:</w:t>
-      </w:r>
-    </w:p>
-    <w:p>
-      <w:pPr>
-        <w:spacing w:after="0" w:line="360" w:lineRule="auto"/>
-        <w:ind w:firstLine="709"/>
-        <w:jc w:val="both"/>
-        <w:rPr>
-          <w:rFonts w:ascii="Times New Roman" w:eastAsia="Times New Roman" w:hAnsi="Times New Roman" w:cs="Times New Roman"/>
-          <w:sz w:val="28"/>
-          <w:szCs w:val="28"/>
-          <w:lang w:eastAsia="ru-RU"/>
-        </w:rPr>
-      </w:pPr>
-      <w:r>
-        <w:rPr>
-          <w:rFonts w:ascii="Times New Roman" w:eastAsia="Times New Roman" w:hAnsi="Times New Roman" w:cs="Times New Roman"/>
-          <w:sz w:val="28"/>
-          <w:szCs w:val="28"/>
-          <w:lang w:eastAsia="ru-RU"/>
-        </w:rPr>
-        <w:t>Yandex Tracker — это система управления задачами и проектами, предназначенная для организации командной работы и сопровождения процессов разработки.</w:t>
-      </w:r>
-    </w:p>
-    <w:p>
-      <w:pPr>
-        <w:spacing w:after="0" w:line="360" w:lineRule="auto"/>
-        <w:ind w:firstLine="709"/>
-        <w:jc w:val="both"/>
-        <w:rPr>
-          <w:rFonts w:ascii="Times New Roman" w:eastAsia="Times New Roman" w:hAnsi="Times New Roman" w:cs="Times New Roman"/>
-          <w:sz w:val="28"/>
-          <w:szCs w:val="28"/>
-          <w:lang w:eastAsia="ru-RU"/>
-        </w:rPr>
-      </w:pPr>
-      <w:r>
-        <w:rPr>
-          <w:rFonts w:ascii="Times New Roman" w:eastAsia="Times New Roman" w:hAnsi="Times New Roman" w:cs="Times New Roman"/>
-          <w:sz w:val="28"/>
-          <w:szCs w:val="28"/>
-          <w:lang w:eastAsia="ru-RU"/>
-        </w:rPr>
-        <w:t>Система применяется в IT-командах, технической поддержке и бизнес-подразделениях компаний.</w:t>
-      </w:r>
-    </w:p>
-    <w:p>
-      <w:pPr>
-        <w:pStyle w:val="a3"/>
-        <w:spacing w:after="0" w:line="360" w:lineRule="auto"/>
-        <w:ind w:left="709"/>
-        <w:jc w:val="both"/>
-        <w:rPr>
-          <w:rFonts w:ascii="Times New Roman" w:eastAsia="Times New Roman" w:hAnsi="Times New Roman" w:cs="Times New Roman"/>
-          <w:sz w:val="28"/>
-          <w:szCs w:val="28"/>
-          <w:lang w:eastAsia="ru-RU"/>
-        </w:rPr>
-      </w:pPr>
-      <w:r>
-        <w:rPr>
-          <w:rFonts w:ascii="Times New Roman" w:eastAsia="Times New Roman" w:hAnsi="Times New Roman" w:cs="Times New Roman"/>
-          <w:sz w:val="28"/>
-          <w:szCs w:val="28"/>
-          <w:lang w:eastAsia="ru-RU"/>
-        </w:rPr>
-        <w:lastRenderedPageBreak/>
-        <w:t>Создание и отслеживание задач</w:t>
-      </w:r>
-      <w:r>
-        <w:rPr>
-          <w:rFonts w:ascii="Times New Roman" w:eastAsia="Times New Roman" w:hAnsi="Times New Roman" w:cs="Times New Roman"/>
-          <w:sz w:val="28"/>
-          <w:szCs w:val="28"/>
-          <w:lang w:eastAsia="ru-RU"/>
-        </w:rPr>
-        <w:t>:</w:t>
-      </w:r>
-    </w:p>
-    <w:p>
-      <w:pPr>
-        <w:spacing w:after="0" w:line="360" w:lineRule="auto"/>
-        <w:ind w:firstLine="709"/>
-        <w:jc w:val="both"/>
-        <w:rPr>
-          <w:rFonts w:ascii="Times New Roman" w:eastAsia="Times New Roman" w:hAnsi="Times New Roman" w:cs="Times New Roman"/>
-          <w:sz w:val="28"/>
-          <w:szCs w:val="28"/>
-          <w:lang w:eastAsia="ru-RU"/>
-        </w:rPr>
-      </w:pPr>
-      <w:r>
-        <w:rPr>
-          <w:rFonts w:ascii="Times New Roman" w:eastAsia="Times New Roman" w:hAnsi="Times New Roman" w:cs="Times New Roman"/>
-          <w:sz w:val="28"/>
-          <w:szCs w:val="28"/>
-          <w:lang w:eastAsia="ru-RU"/>
-        </w:rPr>
-        <w:t>В Yandex Tracker задачи создаются через специальную форму, где указываются:</w:t>
-      </w:r>
-    </w:p>
-    <w:p>
-      <w:pPr>
-        <w:numPr>
-          <w:ilvl w:val="0"/>
-          <w:numId w:val="17"/>
-        </w:numPr>
-        <w:spacing w:after="0" w:line="360" w:lineRule="auto"/>
-        <w:ind w:left="0" w:firstLine="0"/>
-        <w:jc w:val="both"/>
-        <w:rPr>
-          <w:rFonts w:ascii="Times New Roman" w:eastAsia="Times New Roman" w:hAnsi="Times New Roman" w:cs="Times New Roman"/>
-          <w:sz w:val="28"/>
-          <w:szCs w:val="28"/>
-          <w:lang w:eastAsia="ru-RU"/>
-        </w:rPr>
-      </w:pPr>
-      <w:r>
-        <w:rPr>
-          <w:rFonts w:ascii="Times New Roman" w:eastAsia="Times New Roman" w:hAnsi="Times New Roman" w:cs="Times New Roman"/>
-          <w:sz w:val="28"/>
-          <w:szCs w:val="28"/>
-          <w:lang w:eastAsia="ru-RU"/>
-        </w:rPr>
-        <w:t>название задачи;</w:t>
-      </w:r>
-    </w:p>
-    <w:p>
-      <w:pPr>
-        <w:numPr>
-          <w:ilvl w:val="0"/>
-          <w:numId w:val="17"/>
-        </w:numPr>
-        <w:spacing w:after="0" w:line="360" w:lineRule="auto"/>
-        <w:ind w:left="0" w:firstLine="0"/>
-        <w:jc w:val="both"/>
-        <w:rPr>
-          <w:rFonts w:ascii="Times New Roman" w:eastAsia="Times New Roman" w:hAnsi="Times New Roman" w:cs="Times New Roman"/>
-          <w:sz w:val="28"/>
-          <w:szCs w:val="28"/>
-          <w:lang w:eastAsia="ru-RU"/>
-        </w:rPr>
-      </w:pPr>
-      <w:r>
-        <w:rPr>
-          <w:rFonts w:ascii="Times New Roman" w:eastAsia="Times New Roman" w:hAnsi="Times New Roman" w:cs="Times New Roman"/>
-          <w:sz w:val="28"/>
-          <w:szCs w:val="28"/>
-          <w:lang w:eastAsia="ru-RU"/>
-        </w:rPr>
-        <w:t>описание;</w:t>
-      </w:r>
-    </w:p>
-    <w:p>
-      <w:pPr>
-        <w:numPr>
-          <w:ilvl w:val="0"/>
-          <w:numId w:val="17"/>
-        </w:numPr>
-        <w:spacing w:after="0" w:line="360" w:lineRule="auto"/>
-        <w:ind w:left="0" w:firstLine="0"/>
-        <w:jc w:val="both"/>
-        <w:rPr>
-          <w:rFonts w:ascii="Times New Roman" w:eastAsia="Times New Roman" w:hAnsi="Times New Roman" w:cs="Times New Roman"/>
-          <w:sz w:val="28"/>
-          <w:szCs w:val="28"/>
-          <w:lang w:eastAsia="ru-RU"/>
-        </w:rPr>
-      </w:pPr>
-      <w:r>
-        <w:rPr>
-          <w:rFonts w:ascii="Times New Roman" w:eastAsia="Times New Roman" w:hAnsi="Times New Roman" w:cs="Times New Roman"/>
-          <w:sz w:val="28"/>
-          <w:szCs w:val="28"/>
-          <w:lang w:eastAsia="ru-RU"/>
-        </w:rPr>
-        <w:t>исполнитель;</w:t>
-      </w:r>
-    </w:p>
-    <w:p>
-      <w:pPr>
-        <w:numPr>
-          <w:ilvl w:val="0"/>
-          <w:numId w:val="17"/>
-        </w:numPr>
-        <w:spacing w:after="0" w:line="360" w:lineRule="auto"/>
-        <w:ind w:left="0" w:firstLine="0"/>
-        <w:jc w:val="both"/>
-        <w:rPr>
-          <w:rFonts w:ascii="Times New Roman" w:eastAsia="Times New Roman" w:hAnsi="Times New Roman" w:cs="Times New Roman"/>
-          <w:sz w:val="28"/>
-          <w:szCs w:val="28"/>
-          <w:lang w:eastAsia="ru-RU"/>
-        </w:rPr>
-      </w:pPr>
-      <w:r>
-        <w:rPr>
-          <w:rFonts w:ascii="Times New Roman" w:eastAsia="Times New Roman" w:hAnsi="Times New Roman" w:cs="Times New Roman"/>
-          <w:sz w:val="28"/>
-          <w:szCs w:val="28"/>
-          <w:lang w:eastAsia="ru-RU"/>
-        </w:rPr>
-        <w:t>сроки выполнения;</w:t>
-      </w:r>
-    </w:p>
-    <w:p>
-      <w:pPr>
-        <w:numPr>
-          <w:ilvl w:val="0"/>
-          <w:numId w:val="17"/>
-        </w:numPr>
-        <w:spacing w:after="0" w:line="360" w:lineRule="auto"/>
-        <w:ind w:left="0" w:firstLine="0"/>
-        <w:jc w:val="both"/>
-        <w:rPr>
-          <w:rFonts w:ascii="Times New Roman" w:eastAsia="Times New Roman" w:hAnsi="Times New Roman" w:cs="Times New Roman"/>
-          <w:sz w:val="28"/>
-          <w:szCs w:val="28"/>
-          <w:lang w:eastAsia="ru-RU"/>
-        </w:rPr>
-      </w:pPr>
-      <w:r>
-        <w:rPr>
-          <w:rFonts w:ascii="Times New Roman" w:eastAsia="Times New Roman" w:hAnsi="Times New Roman" w:cs="Times New Roman"/>
-          <w:sz w:val="28"/>
-          <w:szCs w:val="28"/>
-          <w:lang w:eastAsia="ru-RU"/>
-        </w:rPr>
-        <w:t>приоритет;</w:t>
-      </w:r>
-    </w:p>
-    <w:p>
-      <w:pPr>
-        <w:numPr>
-          <w:ilvl w:val="0"/>
-          <w:numId w:val="17"/>
-        </w:numPr>
-        <w:spacing w:after="0" w:line="360" w:lineRule="auto"/>
-        <w:ind w:left="0" w:firstLine="0"/>
-        <w:jc w:val="both"/>
-        <w:rPr>
-          <w:rFonts w:ascii="Times New Roman" w:eastAsia="Times New Roman" w:hAnsi="Times New Roman" w:cs="Times New Roman"/>
-          <w:sz w:val="28"/>
-          <w:szCs w:val="28"/>
-          <w:lang w:eastAsia="ru-RU"/>
-        </w:rPr>
-      </w:pPr>
-      <w:r>
-        <w:rPr>
-          <w:rFonts w:ascii="Times New Roman" w:eastAsia="Times New Roman" w:hAnsi="Times New Roman" w:cs="Times New Roman"/>
-          <w:sz w:val="28"/>
-          <w:szCs w:val="28"/>
-          <w:lang w:eastAsia="ru-RU"/>
-        </w:rPr>
-        <w:t>тип задачи.</w:t>
-      </w:r>
-    </w:p>
-    <w:p>
-      <w:pPr>
-        <w:spacing w:after="0" w:line="360" w:lineRule="auto"/>
-        <w:ind w:firstLine="709"/>
-        <w:jc w:val="both"/>
-        <w:rPr>
-          <w:rFonts w:ascii="Times New Roman" w:eastAsia="Times New Roman" w:hAnsi="Times New Roman" w:cs="Times New Roman"/>
-          <w:sz w:val="28"/>
-          <w:szCs w:val="28"/>
-          <w:lang w:eastAsia="ru-RU"/>
-        </w:rPr>
-      </w:pPr>
-      <w:r>
-        <w:rPr>
-          <w:rFonts w:ascii="Times New Roman" w:eastAsia="Times New Roman" w:hAnsi="Times New Roman" w:cs="Times New Roman"/>
-          <w:sz w:val="28"/>
-          <w:szCs w:val="28"/>
-          <w:lang w:eastAsia="ru-RU"/>
-        </w:rPr>
-        <w:t>Каждая задача получает уникальный номер. Все изменения автоматически сохраняются в истории.</w:t>
-      </w:r>
-    </w:p>
-    <w:p>
-      <w:pPr>
-        <w:spacing w:after="0" w:line="360" w:lineRule="auto"/>
-        <w:ind w:firstLine="709"/>
-        <w:jc w:val="both"/>
-        <w:rPr>
-          <w:rFonts w:ascii="Times New Roman" w:eastAsia="Times New Roman" w:hAnsi="Times New Roman" w:cs="Times New Roman"/>
-          <w:sz w:val="28"/>
-          <w:szCs w:val="28"/>
-          <w:lang w:eastAsia="ru-RU"/>
-        </w:rPr>
-      </w:pPr>
-      <w:r>
-        <w:rPr>
-          <w:rFonts w:ascii="Times New Roman" w:eastAsia="Times New Roman" w:hAnsi="Times New Roman" w:cs="Times New Roman"/>
-          <w:sz w:val="28"/>
-          <w:szCs w:val="28"/>
-          <w:lang w:eastAsia="ru-RU"/>
-        </w:rPr>
-        <w:t>Например, сотрудник технической поддержки может создать задачу «Ошибка авторизации пользователя» и назначить её разработчику.</w:t>
-      </w:r>
-    </w:p>
-    <w:p>
-      <w:pPr>
-        <w:pStyle w:val="a3"/>
-        <w:spacing w:after="0" w:line="360" w:lineRule="auto"/>
-        <w:ind w:left="709"/>
-        <w:jc w:val="both"/>
-        <w:rPr>
-          <w:rFonts w:ascii="Times New Roman" w:eastAsia="Times New Roman" w:hAnsi="Times New Roman" w:cs="Times New Roman"/>
-          <w:sz w:val="28"/>
-          <w:szCs w:val="28"/>
-          <w:lang w:eastAsia="ru-RU"/>
-        </w:rPr>
-      </w:pPr>
-      <w:r>
-        <w:rPr>
-          <w:rFonts w:ascii="Times New Roman" w:eastAsia="Times New Roman" w:hAnsi="Times New Roman" w:cs="Times New Roman"/>
-          <w:sz w:val="28"/>
-          <w:szCs w:val="28"/>
-          <w:lang w:eastAsia="ru-RU"/>
-        </w:rPr>
-        <w:t>Инструменты командной работы</w:t>
-      </w:r>
-      <w:r>
-        <w:rPr>
-          <w:rFonts w:ascii="Times New Roman" w:eastAsia="Times New Roman" w:hAnsi="Times New Roman" w:cs="Times New Roman"/>
-          <w:sz w:val="28"/>
-          <w:szCs w:val="28"/>
-          <w:lang w:eastAsia="ru-RU"/>
-        </w:rPr>
-        <w:t>:</w:t>
-      </w:r>
-    </w:p>
-    <w:p>
-      <w:pPr>
-        <w:spacing w:after="0" w:line="360" w:lineRule="auto"/>
-        <w:ind w:firstLine="709"/>
-        <w:jc w:val="both"/>
-        <w:rPr>
-          <w:rFonts w:ascii="Times New Roman" w:eastAsia="Times New Roman" w:hAnsi="Times New Roman" w:cs="Times New Roman"/>
-          <w:sz w:val="28"/>
-          <w:szCs w:val="28"/>
-          <w:lang w:eastAsia="ru-RU"/>
-        </w:rPr>
-      </w:pPr>
-      <w:r>
-        <w:rPr>
-          <w:rFonts w:ascii="Times New Roman" w:eastAsia="Times New Roman" w:hAnsi="Times New Roman" w:cs="Times New Roman"/>
-          <w:sz w:val="28"/>
-          <w:szCs w:val="28"/>
-          <w:lang w:eastAsia="ru-RU"/>
-        </w:rPr>
-        <w:t>Для командной работы используются:</w:t>
-      </w:r>
-    </w:p>
-    <w:p>
-      <w:pPr>
-        <w:numPr>
-          <w:ilvl w:val="0"/>
-          <w:numId w:val="18"/>
-        </w:numPr>
-        <w:spacing w:after="0" w:line="360" w:lineRule="auto"/>
-        <w:ind w:left="0" w:firstLine="0"/>
-        <w:jc w:val="both"/>
-        <w:rPr>
-          <w:rFonts w:ascii="Times New Roman" w:eastAsia="Times New Roman" w:hAnsi="Times New Roman" w:cs="Times New Roman"/>
-          <w:sz w:val="28"/>
-          <w:szCs w:val="28"/>
-          <w:lang w:eastAsia="ru-RU"/>
-        </w:rPr>
-      </w:pPr>
-      <w:r>
-        <w:rPr>
-          <w:rFonts w:ascii="Times New Roman" w:eastAsia="Times New Roman" w:hAnsi="Times New Roman" w:cs="Times New Roman"/>
-          <w:sz w:val="28"/>
-          <w:szCs w:val="28"/>
-          <w:lang w:eastAsia="ru-RU"/>
-        </w:rPr>
-        <w:t>исполнители;</w:t>
-      </w:r>
-    </w:p>
-    <w:p>
-      <w:pPr>
-        <w:numPr>
-          <w:ilvl w:val="0"/>
-          <w:numId w:val="18"/>
-        </w:numPr>
-        <w:spacing w:after="0" w:line="360" w:lineRule="auto"/>
-        <w:ind w:left="0" w:firstLine="0"/>
-        <w:jc w:val="both"/>
-        <w:rPr>
-          <w:rFonts w:ascii="Times New Roman" w:eastAsia="Times New Roman" w:hAnsi="Times New Roman" w:cs="Times New Roman"/>
-          <w:sz w:val="28"/>
-          <w:szCs w:val="28"/>
-          <w:lang w:eastAsia="ru-RU"/>
-        </w:rPr>
-      </w:pPr>
-      <w:r>
-        <w:rPr>
-          <w:rFonts w:ascii="Times New Roman" w:eastAsia="Times New Roman" w:hAnsi="Times New Roman" w:cs="Times New Roman"/>
-          <w:sz w:val="28"/>
-          <w:szCs w:val="28"/>
-          <w:lang w:eastAsia="ru-RU"/>
-        </w:rPr>
-        <w:t>статусы задач;</w:t>
-      </w:r>
-    </w:p>
-    <w:p>
-      <w:pPr>
-        <w:numPr>
-          <w:ilvl w:val="0"/>
-          <w:numId w:val="18"/>
-        </w:numPr>
-        <w:spacing w:after="0" w:line="360" w:lineRule="auto"/>
-        <w:ind w:left="0" w:firstLine="0"/>
-        <w:jc w:val="both"/>
-        <w:rPr>
-          <w:rFonts w:ascii="Times New Roman" w:eastAsia="Times New Roman" w:hAnsi="Times New Roman" w:cs="Times New Roman"/>
-          <w:sz w:val="28"/>
-          <w:szCs w:val="28"/>
-          <w:lang w:eastAsia="ru-RU"/>
-        </w:rPr>
-      </w:pPr>
-      <w:r>
-        <w:rPr>
-          <w:rFonts w:ascii="Times New Roman" w:eastAsia="Times New Roman" w:hAnsi="Times New Roman" w:cs="Times New Roman"/>
-          <w:sz w:val="28"/>
-          <w:szCs w:val="28"/>
-          <w:lang w:eastAsia="ru-RU"/>
-        </w:rPr>
-        <w:t>комментарии;</w:t>
-      </w:r>
-    </w:p>
-    <w:p>
-      <w:pPr>
-        <w:numPr>
-          <w:ilvl w:val="0"/>
-          <w:numId w:val="18"/>
-        </w:numPr>
-        <w:spacing w:after="0" w:line="360" w:lineRule="auto"/>
-        <w:ind w:left="0" w:firstLine="0"/>
-        <w:jc w:val="both"/>
-        <w:rPr>
-          <w:rFonts w:ascii="Times New Roman" w:eastAsia="Times New Roman" w:hAnsi="Times New Roman" w:cs="Times New Roman"/>
-          <w:sz w:val="28"/>
-          <w:szCs w:val="28"/>
-          <w:lang w:eastAsia="ru-RU"/>
-        </w:rPr>
-      </w:pPr>
-      <w:r>
-        <w:rPr>
-          <w:rFonts w:ascii="Times New Roman" w:eastAsia="Times New Roman" w:hAnsi="Times New Roman" w:cs="Times New Roman"/>
-          <w:sz w:val="28"/>
-          <w:szCs w:val="28"/>
-          <w:lang w:eastAsia="ru-RU"/>
-        </w:rPr>
-        <w:t>сроки выполнения;</w:t>
-      </w:r>
-    </w:p>
-    <w:p>
-      <w:pPr>
-        <w:numPr>
-          <w:ilvl w:val="0"/>
-          <w:numId w:val="18"/>
-        </w:numPr>
-        <w:spacing w:after="0" w:line="360" w:lineRule="auto"/>
-        <w:ind w:left="0" w:firstLine="0"/>
-        <w:jc w:val="both"/>
-        <w:rPr>
-          <w:rFonts w:ascii="Times New Roman" w:eastAsia="Times New Roman" w:hAnsi="Times New Roman" w:cs="Times New Roman"/>
-          <w:sz w:val="28"/>
-          <w:szCs w:val="28"/>
-          <w:lang w:eastAsia="ru-RU"/>
-        </w:rPr>
-      </w:pPr>
-      <w:r>
-        <w:rPr>
-          <w:rFonts w:ascii="Times New Roman" w:eastAsia="Times New Roman" w:hAnsi="Times New Roman" w:cs="Times New Roman"/>
-          <w:sz w:val="28"/>
-          <w:szCs w:val="28"/>
-          <w:lang w:eastAsia="ru-RU"/>
-        </w:rPr>
-        <w:t>уведомления.</w:t>
-      </w:r>
-    </w:p>
-    <w:p>
-      <w:pPr>
-        <w:spacing w:after="0" w:line="360" w:lineRule="auto"/>
-        <w:ind w:firstLine="709"/>
-        <w:jc w:val="both"/>
-        <w:rPr>
-          <w:rFonts w:ascii="Times New Roman" w:eastAsia="Times New Roman" w:hAnsi="Times New Roman" w:cs="Times New Roman"/>
-          <w:sz w:val="28"/>
-          <w:szCs w:val="28"/>
-          <w:lang w:eastAsia="ru-RU"/>
-        </w:rPr>
-      </w:pPr>
-      <w:r>
-        <w:rPr>
-          <w:rFonts w:ascii="Times New Roman" w:eastAsia="Times New Roman" w:hAnsi="Times New Roman" w:cs="Times New Roman"/>
-          <w:sz w:val="28"/>
-          <w:szCs w:val="28"/>
-          <w:lang w:eastAsia="ru-RU"/>
-        </w:rPr>
-        <w:t>Руководитель проекта может распределять задачи между сотрудниками и контролировать их выполнение.</w:t>
-      </w:r>
-    </w:p>
-    <w:p>
-      <w:pPr>
-        <w:spacing w:after="0" w:line="360" w:lineRule="auto"/>
-        <w:ind w:firstLine="709"/>
-        <w:jc w:val="both"/>
-        <w:rPr>
-          <w:rFonts w:ascii="Times New Roman" w:eastAsia="Times New Roman" w:hAnsi="Times New Roman" w:cs="Times New Roman"/>
-          <w:sz w:val="28"/>
-          <w:szCs w:val="28"/>
-          <w:lang w:eastAsia="ru-RU"/>
-        </w:rPr>
-      </w:pPr>
-      <w:r>
-        <w:rPr>
-          <w:rFonts w:ascii="Times New Roman" w:eastAsia="Times New Roman" w:hAnsi="Times New Roman" w:cs="Times New Roman"/>
-          <w:sz w:val="28"/>
-          <w:szCs w:val="28"/>
-          <w:lang w:eastAsia="ru-RU"/>
-        </w:rPr>
-        <w:t>Комментарии позволяют сотрудникам обсуждать проблему прямо внутри задачи без использования сторонних мессенджеров.</w:t>
-      </w:r>
-    </w:p>
-    <w:p>
-      <w:pPr>
-        <w:pStyle w:val="a3"/>
-        <w:spacing w:after="0" w:line="360" w:lineRule="auto"/>
-        <w:ind w:left="709"/>
-        <w:jc w:val="both"/>
-        <w:rPr>
-          <w:rFonts w:ascii="Times New Roman" w:eastAsia="Times New Roman" w:hAnsi="Times New Roman" w:cs="Times New Roman"/>
-          <w:sz w:val="28"/>
-          <w:szCs w:val="28"/>
-          <w:lang w:eastAsia="ru-RU"/>
-        </w:rPr>
-      </w:pPr>
-      <w:r>
-        <w:rPr>
-          <w:rFonts w:ascii="Times New Roman" w:eastAsia="Times New Roman" w:hAnsi="Times New Roman" w:cs="Times New Roman"/>
-          <w:sz w:val="28"/>
-          <w:szCs w:val="28"/>
-          <w:lang w:eastAsia="ru-RU"/>
-        </w:rPr>
-        <w:t>Визуальные инструменты управления</w:t>
-      </w:r>
-      <w:r>
-        <w:rPr>
-          <w:rFonts w:ascii="Times New Roman" w:eastAsia="Times New Roman" w:hAnsi="Times New Roman" w:cs="Times New Roman"/>
-          <w:sz w:val="28"/>
-          <w:szCs w:val="28"/>
-          <w:lang w:eastAsia="ru-RU"/>
-        </w:rPr>
-        <w:t>:</w:t>
-      </w:r>
-    </w:p>
-    <w:p>
-      <w:pPr>
-        <w:spacing w:after="0" w:line="360" w:lineRule="auto"/>
-        <w:ind w:firstLine="709"/>
-        <w:jc w:val="both"/>
-        <w:rPr>
-          <w:rFonts w:ascii="Times New Roman" w:eastAsia="Times New Roman" w:hAnsi="Times New Roman" w:cs="Times New Roman"/>
-          <w:sz w:val="28"/>
-          <w:szCs w:val="28"/>
-          <w:lang w:eastAsia="ru-RU"/>
-        </w:rPr>
-      </w:pPr>
-      <w:r>
-        <w:rPr>
-          <w:rFonts w:ascii="Times New Roman" w:eastAsia="Times New Roman" w:hAnsi="Times New Roman" w:cs="Times New Roman"/>
-          <w:sz w:val="28"/>
-          <w:szCs w:val="28"/>
-          <w:lang w:eastAsia="ru-RU"/>
-        </w:rPr>
-        <w:t>В системе используются канбан-доски.</w:t>
-      </w:r>
-    </w:p>
-    <w:p>
-      <w:pPr>
-        <w:spacing w:after="0" w:line="360" w:lineRule="auto"/>
-        <w:ind w:firstLine="709"/>
-        <w:jc w:val="both"/>
-        <w:rPr>
-          <w:rFonts w:ascii="Times New Roman" w:eastAsia="Times New Roman" w:hAnsi="Times New Roman" w:cs="Times New Roman"/>
-          <w:sz w:val="28"/>
-          <w:szCs w:val="28"/>
-          <w:lang w:eastAsia="ru-RU"/>
-        </w:rPr>
-      </w:pPr>
-      <w:r>
-        <w:rPr>
-          <w:rFonts w:ascii="Times New Roman" w:eastAsia="Times New Roman" w:hAnsi="Times New Roman" w:cs="Times New Roman"/>
-          <w:sz w:val="28"/>
-          <w:szCs w:val="28"/>
-          <w:lang w:eastAsia="ru-RU"/>
-        </w:rPr>
-        <w:t>Задачи отображаются в виде карточек и перемещаются между этапами:</w:t>
-      </w:r>
-    </w:p>
-    <w:p>
-      <w:pPr>
-        <w:numPr>
-          <w:ilvl w:val="0"/>
-          <w:numId w:val="19"/>
-        </w:numPr>
-        <w:spacing w:after="0" w:line="360" w:lineRule="auto"/>
-        <w:ind w:left="0" w:firstLine="0"/>
-        <w:jc w:val="both"/>
-        <w:rPr>
-          <w:rFonts w:ascii="Times New Roman" w:eastAsia="Times New Roman" w:hAnsi="Times New Roman" w:cs="Times New Roman"/>
-          <w:sz w:val="28"/>
-          <w:szCs w:val="28"/>
-          <w:lang w:eastAsia="ru-RU"/>
-        </w:rPr>
-      </w:pPr>
-      <w:r>
-        <w:rPr>
-          <w:rFonts w:ascii="Times New Roman" w:eastAsia="Times New Roman" w:hAnsi="Times New Roman" w:cs="Times New Roman"/>
-          <w:sz w:val="28"/>
-          <w:szCs w:val="28"/>
-          <w:lang w:eastAsia="ru-RU"/>
-        </w:rPr>
-        <w:t>«Новая»;</w:t>
-      </w:r>
-    </w:p>
-    <w:p>
-      <w:pPr>
-        <w:numPr>
-          <w:ilvl w:val="0"/>
-          <w:numId w:val="19"/>
-        </w:numPr>
-        <w:spacing w:after="0" w:line="360" w:lineRule="auto"/>
-        <w:ind w:left="0" w:firstLine="0"/>
-        <w:jc w:val="both"/>
-        <w:rPr>
-          <w:rFonts w:ascii="Times New Roman" w:eastAsia="Times New Roman" w:hAnsi="Times New Roman" w:cs="Times New Roman"/>
-          <w:sz w:val="28"/>
-          <w:szCs w:val="28"/>
-          <w:lang w:eastAsia="ru-RU"/>
-        </w:rPr>
-      </w:pPr>
-      <w:r>
-        <w:rPr>
-          <w:rFonts w:ascii="Times New Roman" w:eastAsia="Times New Roman" w:hAnsi="Times New Roman" w:cs="Times New Roman"/>
-          <w:sz w:val="28"/>
-          <w:szCs w:val="28"/>
-          <w:lang w:eastAsia="ru-RU"/>
-        </w:rPr>
-        <w:t>«В работе»;</w:t>
-      </w:r>
-    </w:p>
-    <w:p>
-      <w:pPr>
-        <w:numPr>
-          <w:ilvl w:val="0"/>
-          <w:numId w:val="19"/>
-        </w:numPr>
-        <w:spacing w:after="0" w:line="360" w:lineRule="auto"/>
-        <w:ind w:left="0" w:firstLine="0"/>
-        <w:jc w:val="both"/>
-        <w:rPr>
-          <w:rFonts w:ascii="Times New Roman" w:eastAsia="Times New Roman" w:hAnsi="Times New Roman" w:cs="Times New Roman"/>
-          <w:sz w:val="28"/>
-          <w:szCs w:val="28"/>
-          <w:lang w:eastAsia="ru-RU"/>
-        </w:rPr>
-      </w:pPr>
-      <w:r>
-        <w:rPr>
-          <w:rFonts w:ascii="Times New Roman" w:eastAsia="Times New Roman" w:hAnsi="Times New Roman" w:cs="Times New Roman"/>
-          <w:sz w:val="28"/>
-          <w:szCs w:val="28"/>
-          <w:lang w:eastAsia="ru-RU"/>
-        </w:rPr>
-        <w:t>«На проверке»;</w:t>
-      </w:r>
-    </w:p>
-    <w:p>
-      <w:pPr>
-        <w:numPr>
-          <w:ilvl w:val="0"/>
-          <w:numId w:val="19"/>
-        </w:numPr>
-        <w:spacing w:after="0" w:line="360" w:lineRule="auto"/>
-        <w:ind w:left="0" w:firstLine="0"/>
-        <w:jc w:val="both"/>
-        <w:rPr>
-          <w:rFonts w:ascii="Times New Roman" w:eastAsia="Times New Roman" w:hAnsi="Times New Roman" w:cs="Times New Roman"/>
-          <w:sz w:val="28"/>
-          <w:szCs w:val="28"/>
-          <w:lang w:eastAsia="ru-RU"/>
-        </w:rPr>
-      </w:pPr>
-      <w:r>
-        <w:rPr>
-          <w:rFonts w:ascii="Times New Roman" w:eastAsia="Times New Roman" w:hAnsi="Times New Roman" w:cs="Times New Roman"/>
-          <w:sz w:val="28"/>
-          <w:szCs w:val="28"/>
-          <w:lang w:eastAsia="ru-RU"/>
-        </w:rPr>
-        <w:lastRenderedPageBreak/>
-        <w:t>«Завершена».</w:t>
-      </w:r>
-    </w:p>
-    <w:p>
-      <w:pPr>
-        <w:spacing w:after="0" w:line="360" w:lineRule="auto"/>
-        <w:ind w:firstLine="709"/>
-        <w:jc w:val="both"/>
-        <w:rPr>
-          <w:rFonts w:ascii="Times New Roman" w:eastAsia="Times New Roman" w:hAnsi="Times New Roman" w:cs="Times New Roman"/>
-          <w:sz w:val="28"/>
-          <w:szCs w:val="28"/>
-          <w:lang w:eastAsia="ru-RU"/>
-        </w:rPr>
-      </w:pPr>
-      <w:r>
-        <w:rPr>
-          <w:rFonts w:ascii="Times New Roman" w:eastAsia="Times New Roman" w:hAnsi="Times New Roman" w:cs="Times New Roman"/>
-          <w:sz w:val="28"/>
-          <w:szCs w:val="28"/>
-          <w:lang w:eastAsia="ru-RU"/>
-        </w:rPr>
-        <w:t>Это позволяет наглядно видеть текущее состояние проекта и загрузку команды.</w:t>
-      </w:r>
-    </w:p>
-    <w:p>
-      <w:pPr>
-        <w:pStyle w:val="a3"/>
-        <w:spacing w:after="0" w:line="360" w:lineRule="auto"/>
-        <w:ind w:left="709"/>
-        <w:jc w:val="both"/>
-        <w:rPr>
-          <w:rFonts w:ascii="Times New Roman" w:eastAsia="Times New Roman" w:hAnsi="Times New Roman" w:cs="Times New Roman"/>
-          <w:sz w:val="28"/>
-          <w:szCs w:val="28"/>
-          <w:lang w:eastAsia="ru-RU"/>
-        </w:rPr>
-      </w:pPr>
-      <w:r>
-        <w:rPr>
-          <w:rFonts w:ascii="Times New Roman" w:eastAsia="Times New Roman" w:hAnsi="Times New Roman" w:cs="Times New Roman"/>
-          <w:sz w:val="28"/>
-          <w:szCs w:val="28"/>
-          <w:lang w:eastAsia="ru-RU"/>
-        </w:rPr>
-        <w:t>Оценка загрузки команды</w:t>
-      </w:r>
-      <w:r>
-        <w:rPr>
-          <w:rFonts w:ascii="Times New Roman" w:eastAsia="Times New Roman" w:hAnsi="Times New Roman" w:cs="Times New Roman"/>
-          <w:sz w:val="28"/>
-          <w:szCs w:val="28"/>
-          <w:lang w:eastAsia="ru-RU"/>
-        </w:rPr>
-        <w:t>:</w:t>
-      </w:r>
-    </w:p>
-    <w:p>
-      <w:pPr>
-        <w:spacing w:after="0" w:line="360" w:lineRule="auto"/>
-        <w:ind w:firstLine="709"/>
-        <w:jc w:val="both"/>
-        <w:rPr>
-          <w:rFonts w:ascii="Times New Roman" w:eastAsia="Times New Roman" w:hAnsi="Times New Roman" w:cs="Times New Roman"/>
-          <w:sz w:val="28"/>
-          <w:szCs w:val="28"/>
-          <w:lang w:eastAsia="ru-RU"/>
-        </w:rPr>
-      </w:pPr>
-      <w:r>
-        <w:rPr>
-          <w:rFonts w:ascii="Times New Roman" w:eastAsia="Times New Roman" w:hAnsi="Times New Roman" w:cs="Times New Roman"/>
-          <w:sz w:val="28"/>
-          <w:szCs w:val="28"/>
-          <w:lang w:eastAsia="ru-RU"/>
-        </w:rPr>
-        <w:t>Для оценки загрузки сотрудников используются:</w:t>
-      </w:r>
-    </w:p>
-    <w:p>
-      <w:pPr>
-        <w:numPr>
-          <w:ilvl w:val="0"/>
-          <w:numId w:val="20"/>
-        </w:numPr>
-        <w:spacing w:after="0" w:line="360" w:lineRule="auto"/>
-        <w:ind w:left="0" w:firstLine="0"/>
-        <w:jc w:val="both"/>
-        <w:rPr>
-          <w:rFonts w:ascii="Times New Roman" w:eastAsia="Times New Roman" w:hAnsi="Times New Roman" w:cs="Times New Roman"/>
-          <w:sz w:val="28"/>
-          <w:szCs w:val="28"/>
-          <w:lang w:eastAsia="ru-RU"/>
-        </w:rPr>
-      </w:pPr>
-      <w:r>
-        <w:rPr>
-          <w:rFonts w:ascii="Times New Roman" w:eastAsia="Times New Roman" w:hAnsi="Times New Roman" w:cs="Times New Roman"/>
-          <w:sz w:val="28"/>
-          <w:szCs w:val="28"/>
-          <w:lang w:eastAsia="ru-RU"/>
-        </w:rPr>
-        <w:t>фильтры;</w:t>
-      </w:r>
-    </w:p>
-    <w:p>
-      <w:pPr>
-        <w:numPr>
-          <w:ilvl w:val="0"/>
-          <w:numId w:val="20"/>
-        </w:numPr>
-        <w:spacing w:after="0" w:line="360" w:lineRule="auto"/>
-        <w:ind w:left="0" w:firstLine="0"/>
-        <w:jc w:val="both"/>
-        <w:rPr>
-          <w:rFonts w:ascii="Times New Roman" w:eastAsia="Times New Roman" w:hAnsi="Times New Roman" w:cs="Times New Roman"/>
-          <w:sz w:val="28"/>
-          <w:szCs w:val="28"/>
-          <w:lang w:eastAsia="ru-RU"/>
-        </w:rPr>
-      </w:pPr>
-      <w:r>
-        <w:rPr>
-          <w:rFonts w:ascii="Times New Roman" w:eastAsia="Times New Roman" w:hAnsi="Times New Roman" w:cs="Times New Roman"/>
-          <w:sz w:val="28"/>
-          <w:szCs w:val="28"/>
-          <w:lang w:eastAsia="ru-RU"/>
-        </w:rPr>
-        <w:t>отчёты;</w:t>
-      </w:r>
-    </w:p>
-    <w:p>
-      <w:pPr>
-        <w:numPr>
-          <w:ilvl w:val="0"/>
-          <w:numId w:val="20"/>
-        </w:numPr>
-        <w:spacing w:after="0" w:line="360" w:lineRule="auto"/>
-        <w:ind w:left="0" w:firstLine="0"/>
-        <w:jc w:val="both"/>
-        <w:rPr>
-          <w:rFonts w:ascii="Times New Roman" w:eastAsia="Times New Roman" w:hAnsi="Times New Roman" w:cs="Times New Roman"/>
-          <w:sz w:val="28"/>
-          <w:szCs w:val="28"/>
-          <w:lang w:eastAsia="ru-RU"/>
-        </w:rPr>
-      </w:pPr>
-      <w:r>
-        <w:rPr>
-          <w:rFonts w:ascii="Times New Roman" w:eastAsia="Times New Roman" w:hAnsi="Times New Roman" w:cs="Times New Roman"/>
-          <w:sz w:val="28"/>
-          <w:szCs w:val="28"/>
-          <w:lang w:eastAsia="ru-RU"/>
-        </w:rPr>
-        <w:t>статистика задач;</w:t>
-      </w:r>
-    </w:p>
-    <w:p>
-      <w:pPr>
-        <w:numPr>
-          <w:ilvl w:val="0"/>
-          <w:numId w:val="20"/>
-        </w:numPr>
-        <w:spacing w:after="0" w:line="360" w:lineRule="auto"/>
-        <w:ind w:left="0" w:firstLine="0"/>
-        <w:jc w:val="both"/>
-        <w:rPr>
-          <w:rFonts w:ascii="Times New Roman" w:eastAsia="Times New Roman" w:hAnsi="Times New Roman" w:cs="Times New Roman"/>
-          <w:sz w:val="28"/>
-          <w:szCs w:val="28"/>
-          <w:lang w:eastAsia="ru-RU"/>
-        </w:rPr>
-      </w:pPr>
-      <w:r>
-        <w:rPr>
-          <w:rFonts w:ascii="Times New Roman" w:eastAsia="Times New Roman" w:hAnsi="Times New Roman" w:cs="Times New Roman"/>
-          <w:sz w:val="28"/>
-          <w:szCs w:val="28"/>
-          <w:lang w:eastAsia="ru-RU"/>
-        </w:rPr>
-        <w:t>аналитика производительности.</w:t>
-      </w:r>
-    </w:p>
-    <w:p>
-      <w:pPr>
-        <w:spacing w:after="0" w:line="360" w:lineRule="auto"/>
-        <w:ind w:firstLine="709"/>
-        <w:jc w:val="both"/>
-        <w:rPr>
-          <w:rFonts w:ascii="Times New Roman" w:eastAsia="Times New Roman" w:hAnsi="Times New Roman" w:cs="Times New Roman"/>
-          <w:sz w:val="28"/>
-          <w:szCs w:val="28"/>
-          <w:lang w:eastAsia="ru-RU"/>
-        </w:rPr>
-      </w:pPr>
-      <w:r>
-        <w:rPr>
-          <w:rFonts w:ascii="Times New Roman" w:eastAsia="Times New Roman" w:hAnsi="Times New Roman" w:cs="Times New Roman"/>
-          <w:sz w:val="28"/>
-          <w:szCs w:val="28"/>
-          <w:lang w:eastAsia="ru-RU"/>
-        </w:rPr>
-        <w:t>Руководитель может видеть:</w:t>
-      </w:r>
-    </w:p>
-    <w:p>
-      <w:pPr>
-        <w:numPr>
-          <w:ilvl w:val="0"/>
-          <w:numId w:val="21"/>
-        </w:numPr>
-        <w:spacing w:after="0" w:line="360" w:lineRule="auto"/>
-        <w:ind w:left="0" w:firstLine="0"/>
-        <w:jc w:val="both"/>
-        <w:rPr>
-          <w:rFonts w:ascii="Times New Roman" w:eastAsia="Times New Roman" w:hAnsi="Times New Roman" w:cs="Times New Roman"/>
-          <w:sz w:val="28"/>
-          <w:szCs w:val="28"/>
-          <w:lang w:eastAsia="ru-RU"/>
-        </w:rPr>
-      </w:pPr>
-      <w:r>
-        <w:rPr>
-          <w:rFonts w:ascii="Times New Roman" w:eastAsia="Times New Roman" w:hAnsi="Times New Roman" w:cs="Times New Roman"/>
-          <w:sz w:val="28"/>
-          <w:szCs w:val="28"/>
-          <w:lang w:eastAsia="ru-RU"/>
-        </w:rPr>
-        <w:t>количество задач у сотрудника;</w:t>
-      </w:r>
-    </w:p>
-    <w:p>
-      <w:pPr>
-        <w:numPr>
-          <w:ilvl w:val="0"/>
-          <w:numId w:val="21"/>
-        </w:numPr>
-        <w:spacing w:after="0" w:line="360" w:lineRule="auto"/>
-        <w:ind w:left="0" w:firstLine="0"/>
-        <w:jc w:val="both"/>
-        <w:rPr>
-          <w:rFonts w:ascii="Times New Roman" w:eastAsia="Times New Roman" w:hAnsi="Times New Roman" w:cs="Times New Roman"/>
-          <w:sz w:val="28"/>
-          <w:szCs w:val="28"/>
-          <w:lang w:eastAsia="ru-RU"/>
-        </w:rPr>
-      </w:pPr>
-      <w:r>
-        <w:rPr>
-          <w:rFonts w:ascii="Times New Roman" w:eastAsia="Times New Roman" w:hAnsi="Times New Roman" w:cs="Times New Roman"/>
-          <w:sz w:val="28"/>
-          <w:szCs w:val="28"/>
-          <w:lang w:eastAsia="ru-RU"/>
-        </w:rPr>
-        <w:t>сроки выполнения;</w:t>
-      </w:r>
-    </w:p>
-    <w:p>
-      <w:pPr>
-        <w:numPr>
-          <w:ilvl w:val="0"/>
-          <w:numId w:val="21"/>
-        </w:numPr>
-        <w:spacing w:after="0" w:line="360" w:lineRule="auto"/>
-        <w:ind w:left="0" w:firstLine="0"/>
-        <w:jc w:val="both"/>
-        <w:rPr>
-          <w:rFonts w:ascii="Times New Roman" w:eastAsia="Times New Roman" w:hAnsi="Times New Roman" w:cs="Times New Roman"/>
-          <w:sz w:val="28"/>
-          <w:szCs w:val="28"/>
-          <w:lang w:eastAsia="ru-RU"/>
-        </w:rPr>
-      </w:pPr>
-      <w:r>
-        <w:rPr>
-          <w:rFonts w:ascii="Times New Roman" w:eastAsia="Times New Roman" w:hAnsi="Times New Roman" w:cs="Times New Roman"/>
-          <w:sz w:val="28"/>
-          <w:szCs w:val="28"/>
-          <w:lang w:eastAsia="ru-RU"/>
-        </w:rPr>
-        <w:t>просроченные задачи;</w:t>
-      </w:r>
-    </w:p>
-    <w:p>
-      <w:pPr>
-        <w:numPr>
-          <w:ilvl w:val="0"/>
-          <w:numId w:val="21"/>
-        </w:numPr>
-        <w:spacing w:after="0" w:line="360" w:lineRule="auto"/>
-        <w:ind w:left="0" w:firstLine="0"/>
-        <w:jc w:val="both"/>
-        <w:rPr>
-          <w:rFonts w:ascii="Times New Roman" w:eastAsia="Times New Roman" w:hAnsi="Times New Roman" w:cs="Times New Roman"/>
-          <w:sz w:val="28"/>
-          <w:szCs w:val="28"/>
-          <w:lang w:eastAsia="ru-RU"/>
-        </w:rPr>
-      </w:pPr>
-      <w:r>
-        <w:rPr>
-          <w:rFonts w:ascii="Times New Roman" w:eastAsia="Times New Roman" w:hAnsi="Times New Roman" w:cs="Times New Roman"/>
-          <w:sz w:val="28"/>
-          <w:szCs w:val="28"/>
-          <w:lang w:eastAsia="ru-RU"/>
-        </w:rPr>
-        <w:t>эффективность работы команды.</w:t>
-      </w:r>
-    </w:p>
-    <w:p>
-      <w:pPr>
-        <w:spacing w:after="0" w:line="360" w:lineRule="auto"/>
-        <w:ind w:firstLine="709"/>
-        <w:jc w:val="both"/>
-        <w:rPr>
-          <w:rFonts w:ascii="Times New Roman" w:eastAsia="Times New Roman" w:hAnsi="Times New Roman" w:cs="Times New Roman"/>
-          <w:sz w:val="28"/>
-          <w:szCs w:val="28"/>
-          <w:lang w:eastAsia="ru-RU"/>
-        </w:rPr>
-      </w:pPr>
-      <w:r>
-        <w:rPr>
-          <w:rFonts w:ascii="Times New Roman" w:eastAsia="Times New Roman" w:hAnsi="Times New Roman" w:cs="Times New Roman"/>
-          <w:sz w:val="28"/>
-          <w:szCs w:val="28"/>
-          <w:lang w:eastAsia="ru-RU"/>
-        </w:rPr>
-        <w:t>Это помогает равномерно распределять нагрузку между сотрудниками.</w:t>
-      </w:r>
-    </w:p>
-    <w:p>
-      <w:pPr>
-        <w:pStyle w:val="a3"/>
-        <w:spacing w:after="0" w:line="360" w:lineRule="auto"/>
-        <w:ind w:left="709"/>
-        <w:jc w:val="both"/>
-        <w:rPr>
-          <w:rFonts w:ascii="Times New Roman" w:eastAsia="Times New Roman" w:hAnsi="Times New Roman" w:cs="Times New Roman"/>
-          <w:sz w:val="28"/>
-          <w:szCs w:val="28"/>
-          <w:lang w:eastAsia="ru-RU"/>
-        </w:rPr>
-      </w:pPr>
-      <w:r>
-        <w:rPr>
-          <w:rFonts w:ascii="Times New Roman" w:eastAsia="Times New Roman" w:hAnsi="Times New Roman" w:cs="Times New Roman"/>
-          <w:sz w:val="28"/>
-          <w:szCs w:val="28"/>
-          <w:lang w:eastAsia="ru-RU"/>
-        </w:rPr>
-        <w:t>Интеграция с сервисами</w:t>
-      </w:r>
-      <w:r>
-        <w:rPr>
-          <w:rFonts w:ascii="Times New Roman" w:eastAsia="Times New Roman" w:hAnsi="Times New Roman" w:cs="Times New Roman"/>
-          <w:sz w:val="28"/>
-          <w:szCs w:val="28"/>
-          <w:lang w:eastAsia="ru-RU"/>
-        </w:rPr>
-        <w:t>:</w:t>
-      </w:r>
-    </w:p>
-    <w:p>
-      <w:pPr>
-        <w:spacing w:after="0" w:line="360" w:lineRule="auto"/>
-        <w:ind w:firstLine="709"/>
-        <w:jc w:val="both"/>
-        <w:rPr>
-          <w:rFonts w:ascii="Times New Roman" w:eastAsia="Times New Roman" w:hAnsi="Times New Roman" w:cs="Times New Roman"/>
-          <w:sz w:val="28"/>
-          <w:szCs w:val="28"/>
-          <w:lang w:eastAsia="ru-RU"/>
-        </w:rPr>
-      </w:pPr>
-      <w:r>
-        <w:rPr>
-          <w:rFonts w:ascii="Times New Roman" w:eastAsia="Times New Roman" w:hAnsi="Times New Roman" w:cs="Times New Roman"/>
-          <w:sz w:val="28"/>
-          <w:szCs w:val="28"/>
-          <w:lang w:eastAsia="ru-RU"/>
-        </w:rPr>
-        <w:t>Yandex Tracker интегрируется с:</w:t>
-      </w:r>
-    </w:p>
-    <w:p>
-      <w:pPr>
-        <w:numPr>
-          <w:ilvl w:val="0"/>
-          <w:numId w:val="22"/>
-        </w:numPr>
-        <w:spacing w:after="0" w:line="360" w:lineRule="auto"/>
-        <w:ind w:left="0" w:firstLine="0"/>
-        <w:jc w:val="both"/>
-        <w:rPr>
-          <w:rFonts w:ascii="Times New Roman" w:eastAsia="Times New Roman" w:hAnsi="Times New Roman" w:cs="Times New Roman"/>
-          <w:sz w:val="28"/>
-          <w:szCs w:val="28"/>
-          <w:lang w:eastAsia="ru-RU"/>
-        </w:rPr>
-      </w:pPr>
-      <w:r>
-        <w:rPr>
-          <w:rFonts w:ascii="Times New Roman" w:eastAsia="Times New Roman" w:hAnsi="Times New Roman" w:cs="Times New Roman"/>
-          <w:sz w:val="28"/>
-          <w:szCs w:val="28"/>
-          <w:lang w:eastAsia="ru-RU"/>
-        </w:rPr>
-        <w:t>Yandex Cloud;</w:t>
-      </w:r>
-    </w:p>
-    <w:p>
-      <w:pPr>
-        <w:numPr>
-          <w:ilvl w:val="0"/>
-          <w:numId w:val="22"/>
-        </w:numPr>
-        <w:spacing w:after="0" w:line="360" w:lineRule="auto"/>
-        <w:ind w:left="0" w:firstLine="0"/>
-        <w:jc w:val="both"/>
-        <w:rPr>
-          <w:rFonts w:ascii="Times New Roman" w:eastAsia="Times New Roman" w:hAnsi="Times New Roman" w:cs="Times New Roman"/>
-          <w:sz w:val="28"/>
-          <w:szCs w:val="28"/>
-          <w:lang w:eastAsia="ru-RU"/>
-        </w:rPr>
-      </w:pPr>
-      <w:r>
-        <w:rPr>
-          <w:rFonts w:ascii="Times New Roman" w:eastAsia="Times New Roman" w:hAnsi="Times New Roman" w:cs="Times New Roman"/>
-          <w:sz w:val="28"/>
-          <w:szCs w:val="28"/>
-          <w:lang w:eastAsia="ru-RU"/>
-        </w:rPr>
-        <w:t>Yandex Wiki;</w:t>
-      </w:r>
-    </w:p>
-    <w:p>
-      <w:pPr>
-        <w:numPr>
-          <w:ilvl w:val="0"/>
-          <w:numId w:val="22"/>
-        </w:numPr>
-        <w:spacing w:after="0" w:line="360" w:lineRule="auto"/>
-        <w:ind w:left="0" w:firstLine="0"/>
-        <w:jc w:val="both"/>
-        <w:rPr>
-          <w:rFonts w:ascii="Times New Roman" w:eastAsia="Times New Roman" w:hAnsi="Times New Roman" w:cs="Times New Roman"/>
-          <w:sz w:val="28"/>
-          <w:szCs w:val="28"/>
-          <w:lang w:eastAsia="ru-RU"/>
-        </w:rPr>
-      </w:pPr>
-      <w:r>
-        <w:rPr>
-          <w:rFonts w:ascii="Times New Roman" w:eastAsia="Times New Roman" w:hAnsi="Times New Roman" w:cs="Times New Roman"/>
-          <w:sz w:val="28"/>
-          <w:szCs w:val="28"/>
-          <w:lang w:eastAsia="ru-RU"/>
-        </w:rPr>
-        <w:t>GitHub;</w:t>
-      </w:r>
-    </w:p>
-    <w:p>
-      <w:pPr>
-        <w:numPr>
-          <w:ilvl w:val="0"/>
-          <w:numId w:val="22"/>
-        </w:numPr>
-        <w:spacing w:after="0" w:line="360" w:lineRule="auto"/>
-        <w:ind w:left="0" w:firstLine="0"/>
-        <w:jc w:val="both"/>
-        <w:rPr>
-          <w:rFonts w:ascii="Times New Roman" w:eastAsia="Times New Roman" w:hAnsi="Times New Roman" w:cs="Times New Roman"/>
-          <w:sz w:val="28"/>
-          <w:szCs w:val="28"/>
-          <w:lang w:eastAsia="ru-RU"/>
-        </w:rPr>
-      </w:pPr>
-      <w:r>
-        <w:rPr>
-          <w:rFonts w:ascii="Times New Roman" w:eastAsia="Times New Roman" w:hAnsi="Times New Roman" w:cs="Times New Roman"/>
-          <w:sz w:val="28"/>
-          <w:szCs w:val="28"/>
-          <w:lang w:eastAsia="ru-RU"/>
-        </w:rPr>
-        <w:t>GitLab;</w:t>
-      </w:r>
-    </w:p>
-    <w:p>
-      <w:pPr>
-        <w:numPr>
-          <w:ilvl w:val="0"/>
-          <w:numId w:val="22"/>
-        </w:numPr>
-        <w:spacing w:after="0" w:line="360" w:lineRule="auto"/>
-        <w:ind w:left="0" w:firstLine="0"/>
-        <w:jc w:val="both"/>
-        <w:rPr>
-          <w:rFonts w:ascii="Times New Roman" w:eastAsia="Times New Roman" w:hAnsi="Times New Roman" w:cs="Times New Roman"/>
-          <w:sz w:val="28"/>
-          <w:szCs w:val="28"/>
-          <w:lang w:eastAsia="ru-RU"/>
-        </w:rPr>
-      </w:pPr>
-      <w:r>
-        <w:rPr>
-          <w:rFonts w:ascii="Times New Roman" w:eastAsia="Times New Roman" w:hAnsi="Times New Roman" w:cs="Times New Roman"/>
-          <w:sz w:val="28"/>
-          <w:szCs w:val="28"/>
-          <w:lang w:eastAsia="ru-RU"/>
-        </w:rPr>
-        <w:t>системами уведомлений.</w:t>
-      </w:r>
-    </w:p>
-    <w:p>
-      <w:pPr>
-        <w:spacing w:after="0" w:line="360" w:lineRule="auto"/>
-        <w:ind w:firstLine="709"/>
-        <w:jc w:val="both"/>
-        <w:rPr>
-          <w:rFonts w:ascii="Times New Roman" w:eastAsia="Times New Roman" w:hAnsi="Times New Roman" w:cs="Times New Roman"/>
-          <w:sz w:val="28"/>
-          <w:szCs w:val="28"/>
-          <w:lang w:eastAsia="ru-RU"/>
-        </w:rPr>
-      </w:pPr>
-      <w:r>
-        <w:rPr>
-          <w:rFonts w:ascii="Times New Roman" w:eastAsia="Times New Roman" w:hAnsi="Times New Roman" w:cs="Times New Roman"/>
-          <w:sz w:val="28"/>
-          <w:szCs w:val="28"/>
-          <w:lang w:eastAsia="ru-RU"/>
-        </w:rPr>
-        <w:t>Интеграция с Git позволяет автоматически связывать задачи с изменениями программного кода.</w:t>
-      </w:r>
-    </w:p>
-    <w:p>
-      <w:pPr>
-        <w:spacing w:after="0" w:line="360" w:lineRule="auto"/>
-        <w:ind w:firstLine="709"/>
-        <w:jc w:val="both"/>
-        <w:rPr>
-          <w:rFonts w:ascii="Times New Roman" w:eastAsia="Times New Roman" w:hAnsi="Times New Roman" w:cs="Times New Roman"/>
-          <w:sz w:val="28"/>
-          <w:szCs w:val="28"/>
-          <w:lang w:eastAsia="ru-RU"/>
-        </w:rPr>
-      </w:pPr>
-      <w:r>
-        <w:rPr>
-          <w:rFonts w:ascii="Times New Roman" w:eastAsia="Times New Roman" w:hAnsi="Times New Roman" w:cs="Times New Roman"/>
-          <w:sz w:val="28"/>
-          <w:szCs w:val="28"/>
-          <w:lang w:eastAsia="ru-RU"/>
-        </w:rPr>
-        <w:t>Подключение Yandex Wiki используется для хранения документации проекта.</w:t>
-      </w:r>
-    </w:p>
-    <w:p>
-      <w:pPr>
-        <w:pStyle w:val="a3"/>
-        <w:spacing w:after="0" w:line="360" w:lineRule="auto"/>
-        <w:ind w:left="709"/>
-        <w:jc w:val="both"/>
-        <w:rPr>
-          <w:rFonts w:ascii="Times New Roman" w:eastAsia="Times New Roman" w:hAnsi="Times New Roman" w:cs="Times New Roman"/>
-          <w:sz w:val="28"/>
-          <w:szCs w:val="28"/>
-          <w:lang w:eastAsia="ru-RU"/>
-        </w:rPr>
-      </w:pPr>
-      <w:r>
-        <w:rPr>
-          <w:rFonts w:ascii="Times New Roman" w:eastAsia="Times New Roman" w:hAnsi="Times New Roman" w:cs="Times New Roman"/>
-          <w:sz w:val="28"/>
-          <w:szCs w:val="28"/>
-          <w:lang w:eastAsia="ru-RU"/>
-        </w:rPr>
-        <w:t>Область применения</w:t>
-      </w:r>
-      <w:r>
-        <w:rPr>
-          <w:rFonts w:ascii="Times New Roman" w:eastAsia="Times New Roman" w:hAnsi="Times New Roman" w:cs="Times New Roman"/>
-          <w:sz w:val="28"/>
-          <w:szCs w:val="28"/>
-          <w:lang w:eastAsia="ru-RU"/>
-        </w:rPr>
-        <w:t>:</w:t>
-      </w:r>
-    </w:p>
-    <w:p>
-      <w:pPr>
-        <w:spacing w:after="0" w:line="360" w:lineRule="auto"/>
-        <w:ind w:firstLine="709"/>
-        <w:jc w:val="both"/>
-        <w:rPr>
-          <w:rFonts w:ascii="Times New Roman" w:eastAsia="Times New Roman" w:hAnsi="Times New Roman" w:cs="Times New Roman"/>
-          <w:sz w:val="28"/>
-          <w:szCs w:val="28"/>
-          <w:lang w:eastAsia="ru-RU"/>
-        </w:rPr>
-      </w:pPr>
-      <w:r>
-        <w:rPr>
-          <w:rFonts w:ascii="Times New Roman" w:eastAsia="Times New Roman" w:hAnsi="Times New Roman" w:cs="Times New Roman"/>
-          <w:sz w:val="28"/>
-          <w:szCs w:val="28"/>
-          <w:lang w:eastAsia="ru-RU"/>
-        </w:rPr>
-        <w:t>Yandex Tracker лучше всего подходит для:</w:t>
-      </w:r>
-    </w:p>
-    <w:p>
-      <w:pPr>
-        <w:numPr>
-          <w:ilvl w:val="0"/>
-          <w:numId w:val="23"/>
-        </w:numPr>
-        <w:spacing w:after="0" w:line="360" w:lineRule="auto"/>
-        <w:ind w:left="0" w:firstLine="0"/>
-        <w:jc w:val="both"/>
-        <w:rPr>
-          <w:rFonts w:ascii="Times New Roman" w:eastAsia="Times New Roman" w:hAnsi="Times New Roman" w:cs="Times New Roman"/>
-          <w:sz w:val="28"/>
-          <w:szCs w:val="28"/>
-          <w:lang w:eastAsia="ru-RU"/>
-        </w:rPr>
-      </w:pPr>
-      <w:r>
-        <w:rPr>
-          <w:rFonts w:ascii="Times New Roman" w:eastAsia="Times New Roman" w:hAnsi="Times New Roman" w:cs="Times New Roman"/>
-          <w:sz w:val="28"/>
-          <w:szCs w:val="28"/>
-          <w:lang w:eastAsia="ru-RU"/>
-        </w:rPr>
-        <w:t>сопровождения проектов;</w:t>
-      </w:r>
-    </w:p>
-    <w:p>
-      <w:pPr>
-        <w:numPr>
-          <w:ilvl w:val="0"/>
-          <w:numId w:val="23"/>
-        </w:numPr>
-        <w:spacing w:after="0" w:line="360" w:lineRule="auto"/>
-        <w:ind w:left="0" w:firstLine="0"/>
-        <w:jc w:val="both"/>
-        <w:rPr>
-          <w:rFonts w:ascii="Times New Roman" w:eastAsia="Times New Roman" w:hAnsi="Times New Roman" w:cs="Times New Roman"/>
-          <w:sz w:val="28"/>
-          <w:szCs w:val="28"/>
-          <w:lang w:eastAsia="ru-RU"/>
-        </w:rPr>
-      </w:pPr>
-      <w:r>
-        <w:rPr>
-          <w:rFonts w:ascii="Times New Roman" w:eastAsia="Times New Roman" w:hAnsi="Times New Roman" w:cs="Times New Roman"/>
-          <w:sz w:val="28"/>
-          <w:szCs w:val="28"/>
-          <w:lang w:eastAsia="ru-RU"/>
-        </w:rPr>
-        <w:t>технической поддержки;</w:t>
-      </w:r>
-    </w:p>
-    <w:p>
-      <w:pPr>
-        <w:numPr>
-          <w:ilvl w:val="0"/>
-          <w:numId w:val="23"/>
-        </w:numPr>
-        <w:spacing w:after="0" w:line="360" w:lineRule="auto"/>
-        <w:ind w:left="0" w:firstLine="0"/>
-        <w:jc w:val="both"/>
-        <w:rPr>
-          <w:rFonts w:ascii="Times New Roman" w:eastAsia="Times New Roman" w:hAnsi="Times New Roman" w:cs="Times New Roman"/>
-          <w:sz w:val="28"/>
-          <w:szCs w:val="28"/>
-          <w:lang w:eastAsia="ru-RU"/>
-        </w:rPr>
-      </w:pPr>
-      <w:r>
-        <w:rPr>
-          <w:rFonts w:ascii="Times New Roman" w:eastAsia="Times New Roman" w:hAnsi="Times New Roman" w:cs="Times New Roman"/>
-          <w:sz w:val="28"/>
-          <w:szCs w:val="28"/>
-          <w:lang w:eastAsia="ru-RU"/>
-        </w:rPr>
-        <w:lastRenderedPageBreak/>
-        <w:t>управления разработкой ПО;</w:t>
-      </w:r>
-    </w:p>
-    <w:p>
-      <w:pPr>
-        <w:numPr>
-          <w:ilvl w:val="0"/>
-          <w:numId w:val="23"/>
-        </w:numPr>
-        <w:spacing w:after="0" w:line="360" w:lineRule="auto"/>
-        <w:ind w:left="0" w:firstLine="0"/>
-        <w:jc w:val="both"/>
-        <w:rPr>
-          <w:rFonts w:ascii="Times New Roman" w:eastAsia="Times New Roman" w:hAnsi="Times New Roman" w:cs="Times New Roman"/>
-          <w:sz w:val="28"/>
-          <w:szCs w:val="28"/>
-          <w:lang w:eastAsia="ru-RU"/>
-        </w:rPr>
-      </w:pPr>
-      <w:r>
-        <w:rPr>
-          <w:rFonts w:ascii="Times New Roman" w:eastAsia="Times New Roman" w:hAnsi="Times New Roman" w:cs="Times New Roman"/>
-          <w:sz w:val="28"/>
-          <w:szCs w:val="28"/>
-          <w:lang w:eastAsia="ru-RU"/>
-        </w:rPr>
-        <w:t>организации внутренних бизнес-процессов.</w:t>
-      </w:r>
-    </w:p>
-    <w:p>
-      <w:pPr>
-        <w:spacing w:after="0" w:line="360" w:lineRule="auto"/>
-        <w:ind w:firstLine="709"/>
-        <w:jc w:val="both"/>
-        <w:rPr>
-          <w:rFonts w:ascii="Times New Roman" w:eastAsia="Times New Roman" w:hAnsi="Times New Roman" w:cs="Times New Roman"/>
-          <w:sz w:val="28"/>
-          <w:szCs w:val="28"/>
-          <w:lang w:eastAsia="ru-RU"/>
-        </w:rPr>
-      </w:pPr>
-      <w:r>
-        <w:rPr>
-          <w:rFonts w:ascii="Times New Roman" w:eastAsia="Times New Roman" w:hAnsi="Times New Roman" w:cs="Times New Roman"/>
-          <w:sz w:val="28"/>
-          <w:szCs w:val="28"/>
-          <w:lang w:eastAsia="ru-RU"/>
-        </w:rPr>
-        <w:t>Система особенно эффективна для IT-команд, работающих с большим количеством задач.</w:t>
-      </w:r>
-    </w:p>
-    <w:p>
-      <w:pPr>
-        <w:spacing w:after="0" w:line="480" w:lineRule="auto"/>
-        <w:ind w:firstLine="709"/>
-        <w:jc w:val="both"/>
-        <w:rPr>
-          <w:rFonts w:ascii="Times New Roman" w:eastAsia="Times New Roman" w:hAnsi="Times New Roman" w:cs="Times New Roman"/>
-          <w:sz w:val="28"/>
-          <w:szCs w:val="28"/>
-          <w:lang w:eastAsia="ru-RU"/>
-        </w:rPr>
-      </w:pPr>
-    </w:p>
-    <w:p>
-      <w:pPr>
-        <w:spacing w:after="0" w:line="360" w:lineRule="auto"/>
-        <w:ind w:firstLine="709"/>
-        <w:jc w:val="both"/>
-        <w:outlineLvl w:val="2"/>
-        <w:rPr>
-          <w:rFonts w:ascii="Times New Roman" w:eastAsia="Times New Roman" w:hAnsi="Times New Roman" w:cs="Times New Roman"/>
-          <w:kern w:val="36"/>
-          <w:sz w:val="28"/>
-          <w:szCs w:val="28"/>
-          <w:lang w:eastAsia="ru-RU"/>
-        </w:rPr>
-      </w:pPr>
-      <w:bookmarkStart w:id="14" w:name="_Toc230020365"/>
-      <w:r>
-        <w:rPr>
-          <w:rFonts w:ascii="Times New Roman" w:eastAsia="Times New Roman" w:hAnsi="Times New Roman" w:cs="Times New Roman"/>
-          <w:kern w:val="36"/>
-          <w:sz w:val="28"/>
-          <w:szCs w:val="28"/>
-          <w:lang w:eastAsia="ru-RU"/>
-        </w:rPr>
-        <w:t>1.</w:t>
-      </w:r>
-      <w:r>
-        <w:rPr>
-          <w:rFonts w:ascii="Times New Roman" w:eastAsia="Times New Roman" w:hAnsi="Times New Roman" w:cs="Times New Roman"/>
-          <w:kern w:val="36"/>
-          <w:sz w:val="28"/>
-          <w:szCs w:val="28"/>
-          <w:lang w:eastAsia="ru-RU"/>
-        </w:rPr>
-        <w:t>3 Jira</w:t>
-      </w:r>
-      <w:bookmarkEnd w:id="14"/>
-    </w:p>
-    <w:p>
-      <w:pPr>
-        <w:spacing w:after="0" w:line="360" w:lineRule="auto"/>
-        <w:ind w:firstLine="709"/>
-        <w:jc w:val="both"/>
-        <w:rPr>
-          <w:rFonts w:ascii="Times New Roman" w:eastAsia="Times New Roman" w:hAnsi="Times New Roman" w:cs="Times New Roman"/>
-          <w:sz w:val="28"/>
-          <w:szCs w:val="28"/>
-          <w:lang w:eastAsia="ru-RU"/>
-        </w:rPr>
-      </w:pPr>
-    </w:p>
-    <w:p>
-      <w:pPr>
-        <w:pStyle w:val="a3"/>
-        <w:spacing w:after="0" w:line="360" w:lineRule="auto"/>
-        <w:ind w:left="709"/>
-        <w:jc w:val="both"/>
-        <w:rPr>
-          <w:rFonts w:ascii="Times New Roman" w:eastAsia="Times New Roman" w:hAnsi="Times New Roman" w:cs="Times New Roman"/>
-          <w:sz w:val="28"/>
-          <w:szCs w:val="28"/>
-          <w:lang w:eastAsia="ru-RU"/>
-        </w:rPr>
-      </w:pPr>
-      <w:r>
-        <w:rPr>
-          <w:rFonts w:ascii="Times New Roman" w:eastAsia="Times New Roman" w:hAnsi="Times New Roman" w:cs="Times New Roman"/>
-          <w:sz w:val="28"/>
-          <w:szCs w:val="28"/>
-          <w:lang w:eastAsia="ru-RU"/>
-        </w:rPr>
-        <w:t>Назначение системы</w:t>
-      </w:r>
-      <w:r>
-        <w:rPr>
-          <w:rFonts w:ascii="Times New Roman" w:eastAsia="Times New Roman" w:hAnsi="Times New Roman" w:cs="Times New Roman"/>
-          <w:sz w:val="28"/>
-          <w:szCs w:val="28"/>
-          <w:lang w:eastAsia="ru-RU"/>
-        </w:rPr>
-        <w:t>:</w:t>
-      </w:r>
-    </w:p>
-    <w:p>
-      <w:pPr>
-        <w:spacing w:after="0" w:line="360" w:lineRule="auto"/>
-        <w:ind w:firstLine="709"/>
-        <w:jc w:val="both"/>
-        <w:rPr>
-          <w:rFonts w:ascii="Times New Roman" w:eastAsia="Times New Roman" w:hAnsi="Times New Roman" w:cs="Times New Roman"/>
-          <w:sz w:val="28"/>
-          <w:szCs w:val="28"/>
-          <w:lang w:eastAsia="ru-RU"/>
-        </w:rPr>
-      </w:pPr>
-      <w:r>
-        <w:rPr>
-          <w:rFonts w:ascii="Times New Roman" w:eastAsia="Times New Roman" w:hAnsi="Times New Roman" w:cs="Times New Roman"/>
-          <w:sz w:val="28"/>
-          <w:szCs w:val="28"/>
-          <w:lang w:eastAsia="ru-RU"/>
-        </w:rPr>
-        <w:t>Jira — это система управления проектами и задачами, разработанная компанией Atlassian.</w:t>
-      </w:r>
-    </w:p>
-    <w:p>
-      <w:pPr>
-        <w:spacing w:after="0" w:line="360" w:lineRule="auto"/>
-        <w:ind w:firstLine="709"/>
-        <w:jc w:val="both"/>
-        <w:rPr>
-          <w:rFonts w:ascii="Times New Roman" w:eastAsia="Times New Roman" w:hAnsi="Times New Roman" w:cs="Times New Roman"/>
-          <w:sz w:val="28"/>
-          <w:szCs w:val="28"/>
-          <w:lang w:eastAsia="ru-RU"/>
-        </w:rPr>
-      </w:pPr>
-      <w:r>
-        <w:rPr>
-          <w:rFonts w:ascii="Times New Roman" w:eastAsia="Times New Roman" w:hAnsi="Times New Roman" w:cs="Times New Roman"/>
-          <w:sz w:val="28"/>
-          <w:szCs w:val="28"/>
-          <w:lang w:eastAsia="ru-RU"/>
-        </w:rPr>
-        <w:t>Jira широко используется в IT-сфере для организации разработки программного обеспечения и сопровождения проектов.</w:t>
-      </w:r>
-    </w:p>
-    <w:p>
-      <w:pPr>
-        <w:spacing w:after="0" w:line="360" w:lineRule="auto"/>
-        <w:ind w:firstLine="709"/>
-        <w:jc w:val="both"/>
-        <w:rPr>
-          <w:rFonts w:ascii="Times New Roman" w:eastAsia="Times New Roman" w:hAnsi="Times New Roman" w:cs="Times New Roman"/>
-          <w:sz w:val="28"/>
-          <w:szCs w:val="28"/>
-          <w:lang w:eastAsia="ru-RU"/>
-        </w:rPr>
-      </w:pPr>
-      <w:r>
-        <w:rPr>
-          <w:rFonts w:ascii="Times New Roman" w:eastAsia="Times New Roman" w:hAnsi="Times New Roman" w:cs="Times New Roman"/>
-          <w:sz w:val="28"/>
-          <w:szCs w:val="28"/>
-          <w:lang w:eastAsia="ru-RU"/>
-        </w:rPr>
-        <w:t>Управление задачами</w:t>
-      </w:r>
-      <w:r>
-        <w:rPr>
-          <w:rFonts w:ascii="Times New Roman" w:eastAsia="Times New Roman" w:hAnsi="Times New Roman" w:cs="Times New Roman"/>
-          <w:sz w:val="28"/>
-          <w:szCs w:val="28"/>
-          <w:lang w:eastAsia="ru-RU"/>
-        </w:rPr>
-        <w:t>:</w:t>
-      </w:r>
-    </w:p>
-    <w:p>
-      <w:pPr>
-        <w:spacing w:after="0" w:line="360" w:lineRule="auto"/>
-        <w:ind w:firstLine="709"/>
-        <w:jc w:val="both"/>
-        <w:rPr>
-          <w:rFonts w:ascii="Times New Roman" w:eastAsia="Times New Roman" w:hAnsi="Times New Roman" w:cs="Times New Roman"/>
-          <w:sz w:val="28"/>
-          <w:szCs w:val="28"/>
-          <w:lang w:eastAsia="ru-RU"/>
-        </w:rPr>
-      </w:pPr>
-      <w:r>
-        <w:rPr>
-          <w:rFonts w:ascii="Times New Roman" w:eastAsia="Times New Roman" w:hAnsi="Times New Roman" w:cs="Times New Roman"/>
-          <w:sz w:val="28"/>
-          <w:szCs w:val="28"/>
-          <w:lang w:eastAsia="ru-RU"/>
-        </w:rPr>
-        <w:t>В Jira задачи организованы с помощью:</w:t>
-      </w:r>
-    </w:p>
-    <w:p>
-      <w:pPr>
-        <w:numPr>
-          <w:ilvl w:val="0"/>
-          <w:numId w:val="24"/>
-        </w:numPr>
-        <w:spacing w:after="0" w:line="360" w:lineRule="auto"/>
-        <w:ind w:left="0" w:firstLine="0"/>
-        <w:jc w:val="both"/>
-        <w:rPr>
-          <w:rFonts w:ascii="Times New Roman" w:eastAsia="Times New Roman" w:hAnsi="Times New Roman" w:cs="Times New Roman"/>
-          <w:sz w:val="28"/>
-          <w:szCs w:val="28"/>
-          <w:lang w:eastAsia="ru-RU"/>
-        </w:rPr>
-      </w:pPr>
-      <w:r>
-        <w:rPr>
-          <w:rFonts w:ascii="Times New Roman" w:eastAsia="Times New Roman" w:hAnsi="Times New Roman" w:cs="Times New Roman"/>
-          <w:sz w:val="28"/>
-          <w:szCs w:val="28"/>
-          <w:lang w:eastAsia="ru-RU"/>
-        </w:rPr>
-        <w:t>статусов;</w:t>
-      </w:r>
-    </w:p>
-    <w:p>
-      <w:pPr>
-        <w:numPr>
-          <w:ilvl w:val="0"/>
-          <w:numId w:val="24"/>
-        </w:numPr>
-        <w:spacing w:after="0" w:line="360" w:lineRule="auto"/>
-        <w:ind w:left="0" w:firstLine="0"/>
-        <w:jc w:val="both"/>
-        <w:rPr>
-          <w:rFonts w:ascii="Times New Roman" w:eastAsia="Times New Roman" w:hAnsi="Times New Roman" w:cs="Times New Roman"/>
-          <w:sz w:val="28"/>
-          <w:szCs w:val="28"/>
-          <w:lang w:eastAsia="ru-RU"/>
-        </w:rPr>
-      </w:pPr>
-      <w:r>
-        <w:rPr>
-          <w:rFonts w:ascii="Times New Roman" w:eastAsia="Times New Roman" w:hAnsi="Times New Roman" w:cs="Times New Roman"/>
-          <w:sz w:val="28"/>
-          <w:szCs w:val="28"/>
-          <w:lang w:eastAsia="ru-RU"/>
-        </w:rPr>
-        <w:t>приоритетов;</w:t>
-      </w:r>
-    </w:p>
-    <w:p>
-      <w:pPr>
-        <w:numPr>
-          <w:ilvl w:val="0"/>
-          <w:numId w:val="24"/>
-        </w:numPr>
-        <w:spacing w:after="0" w:line="360" w:lineRule="auto"/>
-        <w:ind w:left="0" w:firstLine="0"/>
-        <w:jc w:val="both"/>
-        <w:rPr>
-          <w:rFonts w:ascii="Times New Roman" w:eastAsia="Times New Roman" w:hAnsi="Times New Roman" w:cs="Times New Roman"/>
-          <w:sz w:val="28"/>
-          <w:szCs w:val="28"/>
-          <w:lang w:eastAsia="ru-RU"/>
-        </w:rPr>
-      </w:pPr>
-      <w:r>
-        <w:rPr>
-          <w:rFonts w:ascii="Times New Roman" w:eastAsia="Times New Roman" w:hAnsi="Times New Roman" w:cs="Times New Roman"/>
-          <w:sz w:val="28"/>
-          <w:szCs w:val="28"/>
-          <w:lang w:eastAsia="ru-RU"/>
-        </w:rPr>
-        <w:t>типов задач;</w:t>
-      </w:r>
-    </w:p>
-    <w:p>
-      <w:pPr>
-        <w:numPr>
-          <w:ilvl w:val="0"/>
-          <w:numId w:val="24"/>
-        </w:numPr>
-        <w:spacing w:after="0" w:line="360" w:lineRule="auto"/>
-        <w:ind w:left="0" w:firstLine="0"/>
-        <w:jc w:val="both"/>
-        <w:rPr>
-          <w:rFonts w:ascii="Times New Roman" w:eastAsia="Times New Roman" w:hAnsi="Times New Roman" w:cs="Times New Roman"/>
-          <w:sz w:val="28"/>
-          <w:szCs w:val="28"/>
-          <w:lang w:eastAsia="ru-RU"/>
-        </w:rPr>
-      </w:pPr>
-      <w:r>
-        <w:rPr>
-          <w:rFonts w:ascii="Times New Roman" w:eastAsia="Times New Roman" w:hAnsi="Times New Roman" w:cs="Times New Roman"/>
-          <w:sz w:val="28"/>
-          <w:szCs w:val="28"/>
-          <w:lang w:eastAsia="ru-RU"/>
-        </w:rPr>
-        <w:t>исполнителей.</w:t>
-      </w:r>
-    </w:p>
-    <w:p>
-      <w:pPr>
-        <w:spacing w:after="0" w:line="360" w:lineRule="auto"/>
-        <w:ind w:firstLine="709"/>
-        <w:jc w:val="both"/>
-        <w:rPr>
-          <w:rFonts w:ascii="Times New Roman" w:eastAsia="Times New Roman" w:hAnsi="Times New Roman" w:cs="Times New Roman"/>
-          <w:sz w:val="28"/>
-          <w:szCs w:val="28"/>
-          <w:lang w:eastAsia="ru-RU"/>
-        </w:rPr>
-      </w:pPr>
-      <w:r>
-        <w:rPr>
-          <w:rFonts w:ascii="Times New Roman" w:eastAsia="Times New Roman" w:hAnsi="Times New Roman" w:cs="Times New Roman"/>
-          <w:sz w:val="28"/>
-          <w:szCs w:val="28"/>
-          <w:lang w:eastAsia="ru-RU"/>
-        </w:rPr>
-        <w:t>Основные статусы:</w:t>
-      </w:r>
-    </w:p>
-    <w:p>
-      <w:pPr>
-        <w:numPr>
-          <w:ilvl w:val="0"/>
-          <w:numId w:val="25"/>
-        </w:numPr>
-        <w:spacing w:after="0" w:line="360" w:lineRule="auto"/>
-        <w:ind w:left="0" w:firstLine="0"/>
-        <w:jc w:val="both"/>
-        <w:rPr>
-          <w:rFonts w:ascii="Times New Roman" w:eastAsia="Times New Roman" w:hAnsi="Times New Roman" w:cs="Times New Roman"/>
-          <w:sz w:val="28"/>
-          <w:szCs w:val="28"/>
-          <w:lang w:eastAsia="ru-RU"/>
-        </w:rPr>
-      </w:pPr>
-      <w:r>
-        <w:rPr>
-          <w:rFonts w:ascii="Times New Roman" w:eastAsia="Times New Roman" w:hAnsi="Times New Roman" w:cs="Times New Roman"/>
-          <w:sz w:val="28"/>
-          <w:szCs w:val="28"/>
-          <w:lang w:eastAsia="ru-RU"/>
-        </w:rPr>
-        <w:t>«Новая»;</w:t>
-      </w:r>
-    </w:p>
-    <w:p>
-      <w:pPr>
-        <w:numPr>
-          <w:ilvl w:val="0"/>
-          <w:numId w:val="25"/>
-        </w:numPr>
-        <w:spacing w:after="0" w:line="360" w:lineRule="auto"/>
-        <w:ind w:left="0" w:firstLine="0"/>
-        <w:jc w:val="both"/>
-        <w:rPr>
-          <w:rFonts w:ascii="Times New Roman" w:eastAsia="Times New Roman" w:hAnsi="Times New Roman" w:cs="Times New Roman"/>
-          <w:sz w:val="28"/>
-          <w:szCs w:val="28"/>
-          <w:lang w:eastAsia="ru-RU"/>
-        </w:rPr>
-      </w:pPr>
-      <w:r>
-        <w:rPr>
-          <w:rFonts w:ascii="Times New Roman" w:eastAsia="Times New Roman" w:hAnsi="Times New Roman" w:cs="Times New Roman"/>
-          <w:sz w:val="28"/>
-          <w:szCs w:val="28"/>
-          <w:lang w:eastAsia="ru-RU"/>
-        </w:rPr>
-        <w:t>«В работе»;</w:t>
-      </w:r>
-    </w:p>
-    <w:p>
-      <w:pPr>
-        <w:numPr>
-          <w:ilvl w:val="0"/>
-          <w:numId w:val="25"/>
-        </w:numPr>
-        <w:spacing w:after="0" w:line="360" w:lineRule="auto"/>
-        <w:ind w:left="0" w:firstLine="0"/>
-        <w:jc w:val="both"/>
-        <w:rPr>
-          <w:rFonts w:ascii="Times New Roman" w:eastAsia="Times New Roman" w:hAnsi="Times New Roman" w:cs="Times New Roman"/>
-          <w:sz w:val="28"/>
-          <w:szCs w:val="28"/>
-          <w:lang w:eastAsia="ru-RU"/>
-        </w:rPr>
-      </w:pPr>
-      <w:r>
-        <w:rPr>
-          <w:rFonts w:ascii="Times New Roman" w:eastAsia="Times New Roman" w:hAnsi="Times New Roman" w:cs="Times New Roman"/>
-          <w:sz w:val="28"/>
-          <w:szCs w:val="28"/>
-          <w:lang w:eastAsia="ru-RU"/>
-        </w:rPr>
-        <w:t>«На проверке»;</w:t>
-      </w:r>
-    </w:p>
-    <w:p>
-      <w:pPr>
-        <w:numPr>
-          <w:ilvl w:val="0"/>
-          <w:numId w:val="25"/>
-        </w:numPr>
-        <w:spacing w:after="0" w:line="360" w:lineRule="auto"/>
-        <w:ind w:left="0" w:firstLine="0"/>
-        <w:jc w:val="both"/>
-        <w:rPr>
-          <w:rFonts w:ascii="Times New Roman" w:eastAsia="Times New Roman" w:hAnsi="Times New Roman" w:cs="Times New Roman"/>
-          <w:sz w:val="28"/>
-          <w:szCs w:val="28"/>
-          <w:lang w:eastAsia="ru-RU"/>
-        </w:rPr>
-      </w:pPr>
-      <w:r>
-        <w:rPr>
-          <w:rFonts w:ascii="Times New Roman" w:eastAsia="Times New Roman" w:hAnsi="Times New Roman" w:cs="Times New Roman"/>
-          <w:sz w:val="28"/>
-          <w:szCs w:val="28"/>
-          <w:lang w:eastAsia="ru-RU"/>
-        </w:rPr>
-        <w:t>«Завершена».</w:t>
-      </w:r>
-    </w:p>
-    <w:p>
-      <w:pPr>
-        <w:spacing w:after="0" w:line="360" w:lineRule="auto"/>
-        <w:ind w:firstLine="709"/>
-        <w:jc w:val="both"/>
-        <w:rPr>
-          <w:rFonts w:ascii="Times New Roman" w:eastAsia="Times New Roman" w:hAnsi="Times New Roman" w:cs="Times New Roman"/>
-          <w:sz w:val="28"/>
-          <w:szCs w:val="28"/>
-          <w:lang w:eastAsia="ru-RU"/>
-        </w:rPr>
-      </w:pPr>
-      <w:r>
-        <w:rPr>
-          <w:rFonts w:ascii="Times New Roman" w:eastAsia="Times New Roman" w:hAnsi="Times New Roman" w:cs="Times New Roman"/>
-          <w:sz w:val="28"/>
-          <w:szCs w:val="28"/>
-          <w:lang w:eastAsia="ru-RU"/>
-        </w:rPr>
-        <w:t>Приоритет задачи определяет срочность её выполнения.</w:t>
-      </w:r>
-    </w:p>
-    <w:p>
-      <w:pPr>
-        <w:spacing w:after="0" w:line="360" w:lineRule="auto"/>
-        <w:ind w:firstLine="709"/>
-        <w:jc w:val="both"/>
-        <w:rPr>
-          <w:rFonts w:ascii="Times New Roman" w:eastAsia="Times New Roman" w:hAnsi="Times New Roman" w:cs="Times New Roman"/>
-          <w:sz w:val="28"/>
-          <w:szCs w:val="28"/>
-          <w:lang w:eastAsia="ru-RU"/>
-        </w:rPr>
-      </w:pPr>
-      <w:r>
-        <w:rPr>
-          <w:rFonts w:ascii="Times New Roman" w:eastAsia="Times New Roman" w:hAnsi="Times New Roman" w:cs="Times New Roman"/>
-          <w:sz w:val="28"/>
-          <w:szCs w:val="28"/>
-          <w:lang w:eastAsia="ru-RU"/>
-        </w:rPr>
-        <w:t>Например, критическая ошибка системы получает высокий приоритет и должна быть устранена в первую очередь.</w:t>
-      </w:r>
-    </w:p>
-    <w:p>
-      <w:pPr>
-        <w:pStyle w:val="a3"/>
-        <w:spacing w:after="0" w:line="360" w:lineRule="auto"/>
-        <w:ind w:left="709"/>
-        <w:jc w:val="both"/>
-        <w:rPr>
-          <w:rFonts w:ascii="Times New Roman" w:eastAsia="Times New Roman" w:hAnsi="Times New Roman" w:cs="Times New Roman"/>
-          <w:sz w:val="28"/>
-          <w:szCs w:val="28"/>
-          <w:lang w:eastAsia="ru-RU"/>
-        </w:rPr>
-      </w:pPr>
-      <w:r>
-        <w:rPr>
-          <w:rFonts w:ascii="Times New Roman" w:eastAsia="Times New Roman" w:hAnsi="Times New Roman" w:cs="Times New Roman"/>
-          <w:sz w:val="28"/>
-          <w:szCs w:val="28"/>
-          <w:lang w:eastAsia="ru-RU"/>
-        </w:rPr>
-        <w:t>Поддерживаемые методологии</w:t>
-      </w:r>
-      <w:r>
-        <w:rPr>
-          <w:rFonts w:ascii="Times New Roman" w:eastAsia="Times New Roman" w:hAnsi="Times New Roman" w:cs="Times New Roman"/>
-          <w:sz w:val="28"/>
-          <w:szCs w:val="28"/>
-          <w:lang w:eastAsia="ru-RU"/>
-        </w:rPr>
-        <w:t>:</w:t>
-      </w:r>
-    </w:p>
-    <w:p>
-      <w:pPr>
-        <w:spacing w:after="0" w:line="360" w:lineRule="auto"/>
-        <w:ind w:firstLine="709"/>
-        <w:jc w:val="both"/>
-        <w:rPr>
-          <w:rFonts w:ascii="Times New Roman" w:eastAsia="Times New Roman" w:hAnsi="Times New Roman" w:cs="Times New Roman"/>
-          <w:sz w:val="28"/>
-          <w:szCs w:val="28"/>
-          <w:lang w:eastAsia="ru-RU"/>
-        </w:rPr>
-      </w:pPr>
-      <w:r>
-        <w:rPr>
-          <w:rFonts w:ascii="Times New Roman" w:eastAsia="Times New Roman" w:hAnsi="Times New Roman" w:cs="Times New Roman"/>
-          <w:sz w:val="28"/>
-          <w:szCs w:val="28"/>
-          <w:lang w:eastAsia="ru-RU"/>
-        </w:rPr>
-        <w:t>Jira поддерживает методологии:</w:t>
-      </w:r>
-    </w:p>
-    <w:p>
-      <w:pPr>
-        <w:numPr>
-          <w:ilvl w:val="0"/>
-          <w:numId w:val="26"/>
-        </w:numPr>
-        <w:spacing w:after="0" w:line="360" w:lineRule="auto"/>
-        <w:ind w:left="0" w:firstLine="0"/>
-        <w:jc w:val="both"/>
-        <w:rPr>
-          <w:rFonts w:ascii="Times New Roman" w:eastAsia="Times New Roman" w:hAnsi="Times New Roman" w:cs="Times New Roman"/>
-          <w:sz w:val="28"/>
-          <w:szCs w:val="28"/>
-          <w:lang w:eastAsia="ru-RU"/>
-        </w:rPr>
-      </w:pPr>
-      <w:r>
-        <w:rPr>
-          <w:rFonts w:ascii="Times New Roman" w:eastAsia="Times New Roman" w:hAnsi="Times New Roman" w:cs="Times New Roman"/>
-          <w:sz w:val="28"/>
-          <w:szCs w:val="28"/>
-          <w:lang w:eastAsia="ru-RU"/>
-        </w:rPr>
-        <w:t>Scrum;</w:t>
-      </w:r>
-    </w:p>
-    <w:p>
-      <w:pPr>
-        <w:numPr>
-          <w:ilvl w:val="0"/>
-          <w:numId w:val="26"/>
-        </w:numPr>
-        <w:spacing w:after="0" w:line="360" w:lineRule="auto"/>
-        <w:ind w:left="0" w:firstLine="0"/>
-        <w:jc w:val="both"/>
-        <w:rPr>
-          <w:rFonts w:ascii="Times New Roman" w:eastAsia="Times New Roman" w:hAnsi="Times New Roman" w:cs="Times New Roman"/>
-          <w:sz w:val="28"/>
-          <w:szCs w:val="28"/>
-          <w:lang w:eastAsia="ru-RU"/>
-        </w:rPr>
-      </w:pPr>
-      <w:r>
-        <w:rPr>
-          <w:rFonts w:ascii="Times New Roman" w:eastAsia="Times New Roman" w:hAnsi="Times New Roman" w:cs="Times New Roman"/>
-          <w:sz w:val="28"/>
-          <w:szCs w:val="28"/>
-          <w:lang w:eastAsia="ru-RU"/>
-        </w:rPr>
-        <w:lastRenderedPageBreak/>
-        <w:t>Kanban.</w:t>
-      </w:r>
-    </w:p>
-    <w:p>
-      <w:pPr>
-        <w:spacing w:after="0" w:line="360" w:lineRule="auto"/>
-        <w:ind w:firstLine="709"/>
-        <w:jc w:val="both"/>
-        <w:rPr>
-          <w:rFonts w:ascii="Times New Roman" w:eastAsia="Times New Roman" w:hAnsi="Times New Roman" w:cs="Times New Roman"/>
-          <w:sz w:val="28"/>
-          <w:szCs w:val="28"/>
-          <w:lang w:eastAsia="ru-RU"/>
-        </w:rPr>
-      </w:pPr>
-      <w:r>
-        <w:rPr>
-          <w:rFonts w:ascii="Times New Roman" w:eastAsia="Times New Roman" w:hAnsi="Times New Roman" w:cs="Times New Roman"/>
-          <w:sz w:val="28"/>
-          <w:szCs w:val="28"/>
-          <w:lang w:eastAsia="ru-RU"/>
-        </w:rPr>
-        <w:t>При использовании Scrum работа делится на спринты — короткие периоды разработки.</w:t>
-      </w:r>
-    </w:p>
-    <w:p>
-      <w:pPr>
-        <w:spacing w:after="0" w:line="360" w:lineRule="auto"/>
-        <w:ind w:firstLine="709"/>
-        <w:jc w:val="both"/>
-        <w:rPr>
-          <w:rFonts w:ascii="Times New Roman" w:eastAsia="Times New Roman" w:hAnsi="Times New Roman" w:cs="Times New Roman"/>
-          <w:sz w:val="28"/>
-          <w:szCs w:val="28"/>
-          <w:lang w:eastAsia="ru-RU"/>
-        </w:rPr>
-      </w:pPr>
-      <w:r>
-        <w:rPr>
-          <w:rFonts w:ascii="Times New Roman" w:eastAsia="Times New Roman" w:hAnsi="Times New Roman" w:cs="Times New Roman"/>
-          <w:sz w:val="28"/>
-          <w:szCs w:val="28"/>
-          <w:lang w:eastAsia="ru-RU"/>
-        </w:rPr>
-        <w:t>В Kanban задачи отображаются на визуальной доске и постепенно перемещаются между этапами выполнения.</w:t>
-      </w:r>
-    </w:p>
-    <w:p>
-      <w:pPr>
-        <w:pStyle w:val="a3"/>
-        <w:spacing w:after="0" w:line="360" w:lineRule="auto"/>
-        <w:ind w:left="709"/>
-        <w:jc w:val="both"/>
-        <w:rPr>
-          <w:rFonts w:ascii="Times New Roman" w:eastAsia="Times New Roman" w:hAnsi="Times New Roman" w:cs="Times New Roman"/>
-          <w:sz w:val="28"/>
-          <w:szCs w:val="28"/>
-          <w:lang w:eastAsia="ru-RU"/>
-        </w:rPr>
-      </w:pPr>
-      <w:r>
-        <w:rPr>
-          <w:rFonts w:ascii="Times New Roman" w:eastAsia="Times New Roman" w:hAnsi="Times New Roman" w:cs="Times New Roman"/>
-          <w:sz w:val="28"/>
-          <w:szCs w:val="28"/>
-          <w:lang w:eastAsia="ru-RU"/>
-        </w:rPr>
-        <w:t>Планирование работы команды</w:t>
-      </w:r>
-      <w:r>
-        <w:rPr>
-          <w:rFonts w:ascii="Times New Roman" w:eastAsia="Times New Roman" w:hAnsi="Times New Roman" w:cs="Times New Roman"/>
-          <w:sz w:val="28"/>
-          <w:szCs w:val="28"/>
-          <w:lang w:eastAsia="ru-RU"/>
-        </w:rPr>
-        <w:t>:</w:t>
-      </w:r>
-    </w:p>
-    <w:p>
-      <w:pPr>
-        <w:spacing w:after="0" w:line="360" w:lineRule="auto"/>
-        <w:ind w:firstLine="709"/>
-        <w:jc w:val="both"/>
-        <w:rPr>
-          <w:rFonts w:ascii="Times New Roman" w:eastAsia="Times New Roman" w:hAnsi="Times New Roman" w:cs="Times New Roman"/>
-          <w:sz w:val="28"/>
-          <w:szCs w:val="28"/>
-          <w:lang w:eastAsia="ru-RU"/>
-        </w:rPr>
-      </w:pPr>
-      <w:r>
-        <w:rPr>
-          <w:rFonts w:ascii="Times New Roman" w:eastAsia="Times New Roman" w:hAnsi="Times New Roman" w:cs="Times New Roman"/>
-          <w:sz w:val="28"/>
-          <w:szCs w:val="28"/>
-          <w:lang w:eastAsia="ru-RU"/>
-        </w:rPr>
-        <w:t>Планирование работы в Jira осуществляется через backlog и спринты.</w:t>
-      </w:r>
-    </w:p>
-    <w:p>
-      <w:pPr>
-        <w:spacing w:after="0" w:line="360" w:lineRule="auto"/>
-        <w:ind w:firstLine="709"/>
-        <w:jc w:val="both"/>
-        <w:rPr>
-          <w:rFonts w:ascii="Times New Roman" w:eastAsia="Times New Roman" w:hAnsi="Times New Roman" w:cs="Times New Roman"/>
-          <w:sz w:val="28"/>
-          <w:szCs w:val="28"/>
-          <w:lang w:eastAsia="ru-RU"/>
-        </w:rPr>
-      </w:pPr>
-      <w:r>
-        <w:rPr>
-          <w:rFonts w:ascii="Times New Roman" w:eastAsia="Times New Roman" w:hAnsi="Times New Roman" w:cs="Times New Roman"/>
-          <w:sz w:val="28"/>
-          <w:szCs w:val="28"/>
-          <w:lang w:eastAsia="ru-RU"/>
-        </w:rPr>
-        <w:t>Backlog содержит список всех задач проекта. Перед началом спринта задачи распределяются между разработчиками.</w:t>
-      </w:r>
-    </w:p>
-    <w:p>
-      <w:pPr>
-        <w:spacing w:after="0" w:line="360" w:lineRule="auto"/>
-        <w:ind w:firstLine="709"/>
-        <w:jc w:val="both"/>
-        <w:rPr>
-          <w:rFonts w:ascii="Times New Roman" w:eastAsia="Times New Roman" w:hAnsi="Times New Roman" w:cs="Times New Roman"/>
-          <w:sz w:val="28"/>
-          <w:szCs w:val="28"/>
-          <w:lang w:eastAsia="ru-RU"/>
-        </w:rPr>
-      </w:pPr>
-      <w:r>
-        <w:rPr>
-          <w:rFonts w:ascii="Times New Roman" w:eastAsia="Times New Roman" w:hAnsi="Times New Roman" w:cs="Times New Roman"/>
-          <w:sz w:val="28"/>
-          <w:szCs w:val="28"/>
-          <w:lang w:eastAsia="ru-RU"/>
-        </w:rPr>
-        <w:t>Например, команда может запланировать выполнение 20 задач на двухнедельный спринт.</w:t>
-      </w:r>
-    </w:p>
-    <w:p>
-      <w:pPr>
-        <w:pStyle w:val="a3"/>
-        <w:spacing w:after="0" w:line="360" w:lineRule="auto"/>
-        <w:ind w:left="709"/>
-        <w:jc w:val="both"/>
-        <w:rPr>
-          <w:rFonts w:ascii="Times New Roman" w:eastAsia="Times New Roman" w:hAnsi="Times New Roman" w:cs="Times New Roman"/>
-          <w:sz w:val="28"/>
-          <w:szCs w:val="28"/>
-          <w:lang w:eastAsia="ru-RU"/>
-        </w:rPr>
-      </w:pPr>
-      <w:r>
-        <w:rPr>
-          <w:rFonts w:ascii="Times New Roman" w:eastAsia="Times New Roman" w:hAnsi="Times New Roman" w:cs="Times New Roman"/>
-          <w:sz w:val="28"/>
-          <w:szCs w:val="28"/>
-          <w:lang w:eastAsia="ru-RU"/>
-        </w:rPr>
-        <w:t>Отчёты и метрики</w:t>
-      </w:r>
-      <w:r>
-        <w:rPr>
-          <w:rFonts w:ascii="Times New Roman" w:eastAsia="Times New Roman" w:hAnsi="Times New Roman" w:cs="Times New Roman"/>
-          <w:sz w:val="28"/>
-          <w:szCs w:val="28"/>
-          <w:lang w:eastAsia="ru-RU"/>
-        </w:rPr>
-        <w:t>:</w:t>
-      </w:r>
-    </w:p>
-    <w:p>
-      <w:pPr>
-        <w:spacing w:after="0" w:line="360" w:lineRule="auto"/>
-        <w:ind w:firstLine="709"/>
-        <w:jc w:val="both"/>
-        <w:rPr>
-          <w:rFonts w:ascii="Times New Roman" w:eastAsia="Times New Roman" w:hAnsi="Times New Roman" w:cs="Times New Roman"/>
-          <w:sz w:val="28"/>
-          <w:szCs w:val="28"/>
-          <w:lang w:eastAsia="ru-RU"/>
-        </w:rPr>
-      </w:pPr>
-      <w:r>
-        <w:rPr>
-          <w:rFonts w:ascii="Times New Roman" w:eastAsia="Times New Roman" w:hAnsi="Times New Roman" w:cs="Times New Roman"/>
-          <w:sz w:val="28"/>
-          <w:szCs w:val="28"/>
-          <w:lang w:eastAsia="ru-RU"/>
-        </w:rPr>
-        <w:t>Jira предоставляет:</w:t>
-      </w:r>
-    </w:p>
-    <w:p>
-      <w:pPr>
-        <w:numPr>
-          <w:ilvl w:val="0"/>
-          <w:numId w:val="27"/>
-        </w:numPr>
-        <w:spacing w:after="0" w:line="360" w:lineRule="auto"/>
-        <w:ind w:left="0" w:firstLine="0"/>
-        <w:jc w:val="both"/>
-        <w:rPr>
-          <w:rFonts w:ascii="Times New Roman" w:eastAsia="Times New Roman" w:hAnsi="Times New Roman" w:cs="Times New Roman"/>
-          <w:sz w:val="28"/>
-          <w:szCs w:val="28"/>
-          <w:lang w:eastAsia="ru-RU"/>
-        </w:rPr>
-      </w:pPr>
-      <w:r>
-        <w:rPr>
-          <w:rFonts w:ascii="Times New Roman" w:eastAsia="Times New Roman" w:hAnsi="Times New Roman" w:cs="Times New Roman"/>
-          <w:sz w:val="28"/>
-          <w:szCs w:val="28"/>
-          <w:lang w:eastAsia="ru-RU"/>
-        </w:rPr>
-        <w:t>диаграммы выполнения задач;</w:t>
-      </w:r>
-    </w:p>
-    <w:p>
-      <w:pPr>
-        <w:numPr>
-          <w:ilvl w:val="0"/>
-          <w:numId w:val="27"/>
-        </w:numPr>
-        <w:spacing w:after="0" w:line="360" w:lineRule="auto"/>
-        <w:ind w:left="0" w:firstLine="0"/>
-        <w:jc w:val="both"/>
-        <w:rPr>
-          <w:rFonts w:ascii="Times New Roman" w:eastAsia="Times New Roman" w:hAnsi="Times New Roman" w:cs="Times New Roman"/>
-          <w:sz w:val="28"/>
-          <w:szCs w:val="28"/>
-          <w:lang w:eastAsia="ru-RU"/>
-        </w:rPr>
-      </w:pPr>
-      <w:r>
-        <w:rPr>
-          <w:rFonts w:ascii="Times New Roman" w:eastAsia="Times New Roman" w:hAnsi="Times New Roman" w:cs="Times New Roman"/>
-          <w:sz w:val="28"/>
-          <w:szCs w:val="28"/>
-          <w:lang w:eastAsia="ru-RU"/>
-        </w:rPr>
-        <w:t>отчёты по спринтам;</w:t>
-      </w:r>
-    </w:p>
-    <w:p>
-      <w:pPr>
-        <w:numPr>
-          <w:ilvl w:val="0"/>
-          <w:numId w:val="27"/>
-        </w:numPr>
-        <w:spacing w:after="0" w:line="360" w:lineRule="auto"/>
-        <w:ind w:left="0" w:firstLine="0"/>
-        <w:jc w:val="both"/>
-        <w:rPr>
-          <w:rFonts w:ascii="Times New Roman" w:eastAsia="Times New Roman" w:hAnsi="Times New Roman" w:cs="Times New Roman"/>
-          <w:sz w:val="28"/>
-          <w:szCs w:val="28"/>
-          <w:lang w:eastAsia="ru-RU"/>
-        </w:rPr>
-      </w:pPr>
-      <w:r>
-        <w:rPr>
-          <w:rFonts w:ascii="Times New Roman" w:eastAsia="Times New Roman" w:hAnsi="Times New Roman" w:cs="Times New Roman"/>
-          <w:sz w:val="28"/>
-          <w:szCs w:val="28"/>
-          <w:lang w:eastAsia="ru-RU"/>
-        </w:rPr>
-        <w:t>диаграммы сгорания задач;</w:t>
-      </w:r>
-    </w:p>
-    <w:p>
-      <w:pPr>
-        <w:numPr>
-          <w:ilvl w:val="0"/>
-          <w:numId w:val="27"/>
-        </w:numPr>
-        <w:spacing w:after="0" w:line="360" w:lineRule="auto"/>
-        <w:ind w:left="0" w:firstLine="0"/>
-        <w:jc w:val="both"/>
-        <w:rPr>
-          <w:rFonts w:ascii="Times New Roman" w:eastAsia="Times New Roman" w:hAnsi="Times New Roman" w:cs="Times New Roman"/>
-          <w:sz w:val="28"/>
-          <w:szCs w:val="28"/>
-          <w:lang w:eastAsia="ru-RU"/>
-        </w:rPr>
-      </w:pPr>
-      <w:r>
-        <w:rPr>
-          <w:rFonts w:ascii="Times New Roman" w:eastAsia="Times New Roman" w:hAnsi="Times New Roman" w:cs="Times New Roman"/>
-          <w:sz w:val="28"/>
-          <w:szCs w:val="28"/>
-          <w:lang w:eastAsia="ru-RU"/>
-        </w:rPr>
-        <w:t>статистику производительности команды.</w:t>
-      </w:r>
-    </w:p>
-    <w:p>
-      <w:pPr>
-        <w:spacing w:after="0" w:line="360" w:lineRule="auto"/>
-        <w:ind w:firstLine="709"/>
-        <w:jc w:val="both"/>
-        <w:rPr>
-          <w:rFonts w:ascii="Times New Roman" w:eastAsia="Times New Roman" w:hAnsi="Times New Roman" w:cs="Times New Roman"/>
-          <w:sz w:val="28"/>
-          <w:szCs w:val="28"/>
-          <w:lang w:eastAsia="ru-RU"/>
-        </w:rPr>
-      </w:pPr>
-      <w:r>
-        <w:rPr>
-          <w:rFonts w:ascii="Times New Roman" w:eastAsia="Times New Roman" w:hAnsi="Times New Roman" w:cs="Times New Roman"/>
-          <w:sz w:val="28"/>
-          <w:szCs w:val="28"/>
-          <w:lang w:eastAsia="ru-RU"/>
-        </w:rPr>
-        <w:t>Диаграмма сгорания показывает скорость выполнения задач и помогает контролировать сроки проекта.</w:t>
-      </w:r>
-    </w:p>
-    <w:p>
-      <w:pPr>
-        <w:pStyle w:val="a3"/>
-        <w:spacing w:after="0" w:line="360" w:lineRule="auto"/>
-        <w:ind w:left="709"/>
-        <w:jc w:val="both"/>
-        <w:rPr>
-          <w:rFonts w:ascii="Times New Roman" w:eastAsia="Times New Roman" w:hAnsi="Times New Roman" w:cs="Times New Roman"/>
-          <w:sz w:val="28"/>
-          <w:szCs w:val="28"/>
-          <w:lang w:eastAsia="ru-RU"/>
-        </w:rPr>
-      </w:pPr>
-      <w:r>
-        <w:rPr>
-          <w:rFonts w:ascii="Times New Roman" w:eastAsia="Times New Roman" w:hAnsi="Times New Roman" w:cs="Times New Roman"/>
-          <w:sz w:val="28"/>
-          <w:szCs w:val="28"/>
-          <w:lang w:eastAsia="ru-RU"/>
-        </w:rPr>
-        <w:t>Интеграция с другими системами</w:t>
-      </w:r>
-      <w:r>
-        <w:rPr>
-          <w:rFonts w:ascii="Times New Roman" w:eastAsia="Times New Roman" w:hAnsi="Times New Roman" w:cs="Times New Roman"/>
-          <w:sz w:val="28"/>
-          <w:szCs w:val="28"/>
-          <w:lang w:eastAsia="ru-RU"/>
-        </w:rPr>
-        <w:t>:</w:t>
-      </w:r>
-    </w:p>
-    <w:p>
-      <w:pPr>
-        <w:spacing w:after="0" w:line="360" w:lineRule="auto"/>
-        <w:ind w:firstLine="709"/>
-        <w:jc w:val="both"/>
-        <w:rPr>
-          <w:rFonts w:ascii="Times New Roman" w:eastAsia="Times New Roman" w:hAnsi="Times New Roman" w:cs="Times New Roman"/>
-          <w:sz w:val="28"/>
-          <w:szCs w:val="28"/>
-          <w:lang w:eastAsia="ru-RU"/>
-        </w:rPr>
-      </w:pPr>
-      <w:r>
-        <w:rPr>
-          <w:rFonts w:ascii="Times New Roman" w:eastAsia="Times New Roman" w:hAnsi="Times New Roman" w:cs="Times New Roman"/>
-          <w:sz w:val="28"/>
-          <w:szCs w:val="28"/>
-          <w:lang w:eastAsia="ru-RU"/>
-        </w:rPr>
-        <w:t>Jira интегрируется с:</w:t>
-      </w:r>
-    </w:p>
-    <w:p>
-      <w:pPr>
-        <w:numPr>
-          <w:ilvl w:val="0"/>
-          <w:numId w:val="28"/>
-        </w:numPr>
-        <w:spacing w:after="0" w:line="360" w:lineRule="auto"/>
-        <w:ind w:left="0" w:firstLine="0"/>
-        <w:jc w:val="both"/>
-        <w:rPr>
-          <w:rFonts w:ascii="Times New Roman" w:eastAsia="Times New Roman" w:hAnsi="Times New Roman" w:cs="Times New Roman"/>
-          <w:sz w:val="28"/>
-          <w:szCs w:val="28"/>
-          <w:lang w:eastAsia="ru-RU"/>
-        </w:rPr>
-      </w:pPr>
-      <w:r>
-        <w:rPr>
-          <w:rFonts w:ascii="Times New Roman" w:eastAsia="Times New Roman" w:hAnsi="Times New Roman" w:cs="Times New Roman"/>
-          <w:sz w:val="28"/>
-          <w:szCs w:val="28"/>
-          <w:lang w:eastAsia="ru-RU"/>
-        </w:rPr>
-        <w:t>GitHub;</w:t>
-      </w:r>
-    </w:p>
-    <w:p>
-      <w:pPr>
-        <w:numPr>
-          <w:ilvl w:val="0"/>
-          <w:numId w:val="28"/>
-        </w:numPr>
-        <w:spacing w:after="0" w:line="360" w:lineRule="auto"/>
-        <w:ind w:left="0" w:firstLine="0"/>
-        <w:jc w:val="both"/>
-        <w:rPr>
-          <w:rFonts w:ascii="Times New Roman" w:eastAsia="Times New Roman" w:hAnsi="Times New Roman" w:cs="Times New Roman"/>
-          <w:sz w:val="28"/>
-          <w:szCs w:val="28"/>
-          <w:lang w:eastAsia="ru-RU"/>
-        </w:rPr>
-      </w:pPr>
-      <w:r>
-        <w:rPr>
-          <w:rFonts w:ascii="Times New Roman" w:eastAsia="Times New Roman" w:hAnsi="Times New Roman" w:cs="Times New Roman"/>
-          <w:sz w:val="28"/>
-          <w:szCs w:val="28"/>
-          <w:lang w:eastAsia="ru-RU"/>
-        </w:rPr>
-        <w:t>GitLab;</w:t>
-      </w:r>
-    </w:p>
-    <w:p>
-      <w:pPr>
-        <w:numPr>
-          <w:ilvl w:val="0"/>
-          <w:numId w:val="28"/>
-        </w:numPr>
-        <w:spacing w:after="0" w:line="360" w:lineRule="auto"/>
-        <w:ind w:left="0" w:firstLine="0"/>
-        <w:jc w:val="both"/>
-        <w:rPr>
-          <w:rFonts w:ascii="Times New Roman" w:eastAsia="Times New Roman" w:hAnsi="Times New Roman" w:cs="Times New Roman"/>
-          <w:sz w:val="28"/>
-          <w:szCs w:val="28"/>
-          <w:lang w:eastAsia="ru-RU"/>
-        </w:rPr>
-      </w:pPr>
-      <w:r>
-        <w:rPr>
-          <w:rFonts w:ascii="Times New Roman" w:eastAsia="Times New Roman" w:hAnsi="Times New Roman" w:cs="Times New Roman"/>
-          <w:sz w:val="28"/>
-          <w:szCs w:val="28"/>
-          <w:lang w:eastAsia="ru-RU"/>
-        </w:rPr>
-        <w:t>Confluence;</w:t>
-      </w:r>
-    </w:p>
-    <w:p>
-      <w:pPr>
-        <w:numPr>
-          <w:ilvl w:val="0"/>
-          <w:numId w:val="28"/>
-        </w:numPr>
-        <w:spacing w:after="0" w:line="360" w:lineRule="auto"/>
-        <w:ind w:left="0" w:firstLine="0"/>
-        <w:jc w:val="both"/>
-        <w:rPr>
-          <w:rFonts w:ascii="Times New Roman" w:eastAsia="Times New Roman" w:hAnsi="Times New Roman" w:cs="Times New Roman"/>
-          <w:sz w:val="28"/>
-          <w:szCs w:val="28"/>
-          <w:lang w:eastAsia="ru-RU"/>
-        </w:rPr>
-      </w:pPr>
-      <w:r>
-        <w:rPr>
-          <w:rFonts w:ascii="Times New Roman" w:eastAsia="Times New Roman" w:hAnsi="Times New Roman" w:cs="Times New Roman"/>
-          <w:sz w:val="28"/>
-          <w:szCs w:val="28"/>
-          <w:lang w:eastAsia="ru-RU"/>
-        </w:rPr>
-        <w:t>Bitbucket;</w:t>
-      </w:r>
-    </w:p>
-    <w:p>
-      <w:pPr>
-        <w:numPr>
-          <w:ilvl w:val="0"/>
-          <w:numId w:val="28"/>
-        </w:numPr>
-        <w:spacing w:after="0" w:line="360" w:lineRule="auto"/>
-        <w:ind w:left="0" w:firstLine="0"/>
-        <w:jc w:val="both"/>
-        <w:rPr>
-          <w:rFonts w:ascii="Times New Roman" w:eastAsia="Times New Roman" w:hAnsi="Times New Roman" w:cs="Times New Roman"/>
-          <w:sz w:val="28"/>
-          <w:szCs w:val="28"/>
-          <w:lang w:eastAsia="ru-RU"/>
-        </w:rPr>
-      </w:pPr>
-      <w:r>
-        <w:rPr>
-          <w:rFonts w:ascii="Times New Roman" w:eastAsia="Times New Roman" w:hAnsi="Times New Roman" w:cs="Times New Roman"/>
-          <w:sz w:val="28"/>
-          <w:szCs w:val="28"/>
-          <w:lang w:eastAsia="ru-RU"/>
-        </w:rPr>
-        <w:t>системами тестирования.</w:t>
-      </w:r>
-    </w:p>
-    <w:p>
-      <w:pPr>
-        <w:spacing w:after="0" w:line="360" w:lineRule="auto"/>
-        <w:ind w:firstLine="709"/>
-        <w:jc w:val="both"/>
-        <w:rPr>
-          <w:rFonts w:ascii="Times New Roman" w:eastAsia="Times New Roman" w:hAnsi="Times New Roman" w:cs="Times New Roman"/>
-          <w:sz w:val="28"/>
-          <w:szCs w:val="28"/>
-          <w:lang w:eastAsia="ru-RU"/>
-        </w:rPr>
-      </w:pPr>
-      <w:r>
-        <w:rPr>
-          <w:rFonts w:ascii="Times New Roman" w:eastAsia="Times New Roman" w:hAnsi="Times New Roman" w:cs="Times New Roman"/>
-          <w:sz w:val="28"/>
-          <w:szCs w:val="28"/>
-          <w:lang w:eastAsia="ru-RU"/>
-        </w:rPr>
-        <w:t>Интеграция с GitHub позволяет автоматически связывать задачи с изменениями кода.</w:t>
-      </w:r>
-    </w:p>
-    <w:p>
-      <w:pPr>
-        <w:spacing w:after="0" w:line="360" w:lineRule="auto"/>
-        <w:ind w:firstLine="709"/>
-        <w:jc w:val="both"/>
-        <w:rPr>
-          <w:rFonts w:ascii="Times New Roman" w:eastAsia="Times New Roman" w:hAnsi="Times New Roman" w:cs="Times New Roman"/>
-          <w:sz w:val="28"/>
-          <w:szCs w:val="28"/>
-          <w:lang w:eastAsia="ru-RU"/>
-        </w:rPr>
-      </w:pPr>
-      <w:r>
-        <w:rPr>
-          <w:rFonts w:ascii="Times New Roman" w:eastAsia="Times New Roman" w:hAnsi="Times New Roman" w:cs="Times New Roman"/>
-          <w:sz w:val="28"/>
-          <w:szCs w:val="28"/>
-          <w:lang w:eastAsia="ru-RU"/>
-        </w:rPr>
-        <w:t>Confluence используется для хранения документации проекта.</w:t>
-      </w:r>
-    </w:p>
-    <w:p>
-      <w:pPr>
-        <w:spacing w:after="0" w:line="480" w:lineRule="auto"/>
-        <w:ind w:firstLine="709"/>
-        <w:jc w:val="both"/>
-        <w:rPr>
-          <w:rFonts w:ascii="Times New Roman" w:eastAsia="Times New Roman" w:hAnsi="Times New Roman" w:cs="Times New Roman"/>
-          <w:sz w:val="28"/>
-          <w:szCs w:val="28"/>
-          <w:lang w:eastAsia="ru-RU"/>
-        </w:rPr>
-      </w:pPr>
-    </w:p>
-    <w:p>
-      <w:pPr>
-        <w:pStyle w:val="a3"/>
-        <w:spacing w:after="0" w:line="360" w:lineRule="auto"/>
-        <w:ind w:left="709"/>
-        <w:jc w:val="both"/>
-        <w:rPr>
-          <w:rFonts w:ascii="Times New Roman" w:eastAsia="Times New Roman" w:hAnsi="Times New Roman" w:cs="Times New Roman"/>
-          <w:sz w:val="28"/>
-          <w:szCs w:val="28"/>
-          <w:lang w:eastAsia="ru-RU"/>
-        </w:rPr>
-      </w:pPr>
-      <w:r>
-        <w:rPr>
-          <w:rFonts w:ascii="Times New Roman" w:eastAsia="Times New Roman" w:hAnsi="Times New Roman" w:cs="Times New Roman"/>
-          <w:sz w:val="28"/>
-          <w:szCs w:val="28"/>
-          <w:lang w:eastAsia="ru-RU"/>
-        </w:rPr>
-        <w:lastRenderedPageBreak/>
-        <w:t>Причины популярности Jira в IT-командах</w:t>
-      </w:r>
-      <w:r>
-        <w:rPr>
-          <w:rFonts w:ascii="Times New Roman" w:eastAsia="Times New Roman" w:hAnsi="Times New Roman" w:cs="Times New Roman"/>
-          <w:sz w:val="28"/>
-          <w:szCs w:val="28"/>
-          <w:lang w:eastAsia="ru-RU"/>
-        </w:rPr>
-        <w:t>:</w:t>
-      </w:r>
-    </w:p>
-    <w:p>
-      <w:pPr>
-        <w:spacing w:after="0" w:line="360" w:lineRule="auto"/>
-        <w:ind w:firstLine="709"/>
-        <w:jc w:val="both"/>
-        <w:rPr>
-          <w:rFonts w:ascii="Times New Roman" w:eastAsia="Times New Roman" w:hAnsi="Times New Roman" w:cs="Times New Roman"/>
-          <w:sz w:val="28"/>
-          <w:szCs w:val="28"/>
-          <w:lang w:eastAsia="ru-RU"/>
-        </w:rPr>
-      </w:pPr>
-      <w:r>
-        <w:rPr>
-          <w:rFonts w:ascii="Times New Roman" w:eastAsia="Times New Roman" w:hAnsi="Times New Roman" w:cs="Times New Roman"/>
-          <w:sz w:val="28"/>
-          <w:szCs w:val="28"/>
-          <w:lang w:eastAsia="ru-RU"/>
-        </w:rPr>
-        <w:t>Jira популярна благодаря:</w:t>
-      </w:r>
-    </w:p>
-    <w:p>
-      <w:pPr>
-        <w:numPr>
-          <w:ilvl w:val="0"/>
-          <w:numId w:val="29"/>
-        </w:numPr>
-        <w:spacing w:after="0" w:line="360" w:lineRule="auto"/>
-        <w:ind w:left="0" w:firstLine="0"/>
-        <w:jc w:val="both"/>
-        <w:rPr>
-          <w:rFonts w:ascii="Times New Roman" w:eastAsia="Times New Roman" w:hAnsi="Times New Roman" w:cs="Times New Roman"/>
-          <w:sz w:val="28"/>
-          <w:szCs w:val="28"/>
-          <w:lang w:eastAsia="ru-RU"/>
-        </w:rPr>
-      </w:pPr>
-      <w:r>
-        <w:rPr>
-          <w:rFonts w:ascii="Times New Roman" w:eastAsia="Times New Roman" w:hAnsi="Times New Roman" w:cs="Times New Roman"/>
-          <w:sz w:val="28"/>
-          <w:szCs w:val="28"/>
-          <w:lang w:eastAsia="ru-RU"/>
-        </w:rPr>
-        <w:t>гибкой настройке;</w:t>
-      </w:r>
-    </w:p>
-    <w:p>
-      <w:pPr>
-        <w:numPr>
-          <w:ilvl w:val="0"/>
-          <w:numId w:val="29"/>
-        </w:numPr>
-        <w:spacing w:after="0" w:line="360" w:lineRule="auto"/>
-        <w:ind w:left="0" w:firstLine="0"/>
-        <w:jc w:val="both"/>
-        <w:rPr>
-          <w:rFonts w:ascii="Times New Roman" w:eastAsia="Times New Roman" w:hAnsi="Times New Roman" w:cs="Times New Roman"/>
-          <w:sz w:val="28"/>
-          <w:szCs w:val="28"/>
-          <w:lang w:eastAsia="ru-RU"/>
-        </w:rPr>
-      </w:pPr>
-      <w:r>
-        <w:rPr>
-          <w:rFonts w:ascii="Times New Roman" w:eastAsia="Times New Roman" w:hAnsi="Times New Roman" w:cs="Times New Roman"/>
-          <w:sz w:val="28"/>
-          <w:szCs w:val="28"/>
-          <w:lang w:eastAsia="ru-RU"/>
-        </w:rPr>
-        <w:t>поддержке Agile;</w:t>
-      </w:r>
-    </w:p>
-    <w:p>
-      <w:pPr>
-        <w:numPr>
-          <w:ilvl w:val="0"/>
-          <w:numId w:val="29"/>
-        </w:numPr>
-        <w:spacing w:after="0" w:line="360" w:lineRule="auto"/>
-        <w:ind w:left="0" w:firstLine="0"/>
-        <w:jc w:val="both"/>
-        <w:rPr>
-          <w:rFonts w:ascii="Times New Roman" w:eastAsia="Times New Roman" w:hAnsi="Times New Roman" w:cs="Times New Roman"/>
-          <w:sz w:val="28"/>
-          <w:szCs w:val="28"/>
-          <w:lang w:eastAsia="ru-RU"/>
-        </w:rPr>
-      </w:pPr>
-      <w:r>
-        <w:rPr>
-          <w:rFonts w:ascii="Times New Roman" w:eastAsia="Times New Roman" w:hAnsi="Times New Roman" w:cs="Times New Roman"/>
-          <w:sz w:val="28"/>
-          <w:szCs w:val="28"/>
-          <w:lang w:eastAsia="ru-RU"/>
-        </w:rPr>
-        <w:t>удобным инструментам планирования;</w:t>
-      </w:r>
-    </w:p>
-    <w:p>
-      <w:pPr>
-        <w:numPr>
-          <w:ilvl w:val="0"/>
-          <w:numId w:val="29"/>
-        </w:numPr>
-        <w:spacing w:after="0" w:line="360" w:lineRule="auto"/>
-        <w:ind w:left="0" w:firstLine="0"/>
-        <w:jc w:val="both"/>
-        <w:rPr>
-          <w:rFonts w:ascii="Times New Roman" w:eastAsia="Times New Roman" w:hAnsi="Times New Roman" w:cs="Times New Roman"/>
-          <w:sz w:val="28"/>
-          <w:szCs w:val="28"/>
-          <w:lang w:eastAsia="ru-RU"/>
-        </w:rPr>
-      </w:pPr>
-      <w:r>
-        <w:rPr>
-          <w:rFonts w:ascii="Times New Roman" w:eastAsia="Times New Roman" w:hAnsi="Times New Roman" w:cs="Times New Roman"/>
-          <w:sz w:val="28"/>
-          <w:szCs w:val="28"/>
-          <w:lang w:eastAsia="ru-RU"/>
-        </w:rPr>
-        <w:t>развитой аналитике;</w:t>
-      </w:r>
-    </w:p>
-    <w:p>
-      <w:pPr>
-        <w:numPr>
-          <w:ilvl w:val="0"/>
-          <w:numId w:val="29"/>
-        </w:numPr>
-        <w:spacing w:after="0" w:line="360" w:lineRule="auto"/>
-        <w:ind w:left="0" w:firstLine="0"/>
-        <w:jc w:val="both"/>
-        <w:rPr>
-          <w:rFonts w:ascii="Times New Roman" w:eastAsia="Times New Roman" w:hAnsi="Times New Roman" w:cs="Times New Roman"/>
-          <w:sz w:val="28"/>
-          <w:szCs w:val="28"/>
-          <w:lang w:eastAsia="ru-RU"/>
-        </w:rPr>
-      </w:pPr>
-      <w:r>
-        <w:rPr>
-          <w:rFonts w:ascii="Times New Roman" w:eastAsia="Times New Roman" w:hAnsi="Times New Roman" w:cs="Times New Roman"/>
-          <w:sz w:val="28"/>
-          <w:szCs w:val="28"/>
-          <w:lang w:eastAsia="ru-RU"/>
-        </w:rPr>
-        <w:t>интеграции с системами разработки.</w:t>
-      </w:r>
-    </w:p>
-    <w:p>
-      <w:pPr>
-        <w:spacing w:after="0" w:line="360" w:lineRule="auto"/>
-        <w:ind w:firstLine="709"/>
-        <w:jc w:val="both"/>
-        <w:rPr>
-          <w:rFonts w:ascii="Times New Roman" w:eastAsia="Times New Roman" w:hAnsi="Times New Roman" w:cs="Times New Roman"/>
-          <w:sz w:val="28"/>
-          <w:szCs w:val="28"/>
-          <w:lang w:eastAsia="ru-RU"/>
-        </w:rPr>
-      </w:pPr>
-      <w:r>
-        <w:rPr>
-          <w:rFonts w:ascii="Times New Roman" w:eastAsia="Times New Roman" w:hAnsi="Times New Roman" w:cs="Times New Roman"/>
-          <w:sz w:val="28"/>
-          <w:szCs w:val="28"/>
-          <w:lang w:eastAsia="ru-RU"/>
-        </w:rPr>
-        <w:t>Система помогает организовать процесс разработки программного обеспечения и контролировать работу команды на всех этапах проекта.</w:t>
-      </w:r>
-    </w:p>
-    <w:p>
-      <w:pPr>
-        <w:spacing w:after="0" w:line="480" w:lineRule="auto"/>
-        <w:ind w:firstLine="709"/>
-        <w:jc w:val="both"/>
-        <w:rPr>
-          <w:rFonts w:ascii="Times New Roman" w:eastAsia="Aptos" w:hAnsi="Times New Roman" w:cs="Times New Roman"/>
-          <w:kern w:val="2"/>
-          <w:sz w:val="28"/>
-          <w:szCs w:val="28"/>
-          <w:lang w:val="en-US"/>
-          <w14:ligatures w14:val="standardContextual"/>
-        </w:rPr>
-      </w:pPr>
-      <w:r>
-        <w:rPr>
-          <w:rFonts w:ascii="Times New Roman" w:eastAsia="Aptos" w:hAnsi="Times New Roman" w:cs="Times New Roman"/>
-          <w:kern w:val="2"/>
-          <w:sz w:val="28"/>
-          <w:szCs w:val="28"/>
-          <w14:ligatures w14:val="standardContextual"/>
-        </w:rPr>
-        <w:t xml:space="preserve"> </w:t>
-      </w:r>
-      <w:r>
-        <w:rPr>
-          <w:rFonts w:ascii="Times New Roman" w:eastAsia="Aptos" w:hAnsi="Times New Roman" w:cs="Times New Roman"/>
-          <w:kern w:val="2"/>
-          <w:sz w:val="28"/>
-          <w:szCs w:val="28"/>
-          <w:lang w:val="en-US"/>
-          <w14:ligatures w14:val="standardContextual"/>
-        </w:rPr>
-        <w:t xml:space="preserve">   </w:t>
-      </w:r>
-    </w:p>
-    <w:p>
-      <w:pPr>
-        <w:spacing w:after="0" w:line="360" w:lineRule="auto"/>
-        <w:ind w:left="709"/>
-        <w:outlineLvl w:val="1"/>
-        <w:rPr>
-          <w:rFonts w:ascii="Times New Roman" w:eastAsia="Aptos" w:hAnsi="Times New Roman" w:cs="Times New Roman"/>
-          <w:kern w:val="2"/>
-          <w:sz w:val="28"/>
-          <w:szCs w:val="28"/>
-          <w14:ligatures w14:val="standardContextual"/>
-        </w:rPr>
-      </w:pPr>
-      <w:r>
-        <w:rPr>
-          <w:rFonts w:ascii="Times New Roman" w:eastAsia="Aptos" w:hAnsi="Times New Roman" w:cs="Times New Roman"/>
-          <w:kern w:val="2"/>
-          <w:sz w:val="28"/>
-          <w:szCs w:val="28"/>
-          <w14:ligatures w14:val="standardContextual"/>
-        </w:rPr>
-        <w:t xml:space="preserve">2 </w:t>
-      </w:r>
-      <w:r>
-        <w:rPr>
-          <w:rFonts w:ascii="Times New Roman" w:eastAsia="Aptos" w:hAnsi="Times New Roman" w:cs="Times New Roman"/>
-          <w:kern w:val="2"/>
-          <w:sz w:val="28"/>
-          <w:szCs w:val="28"/>
-          <w14:ligatures w14:val="standardContextual"/>
-        </w:rPr>
-        <w:t>Практтиические задания</w:t>
-      </w:r>
     </w:p>
     <w:p>
       <w:pPr>
@@ -9146,24 +4757,36 @@
         <w:pStyle w:val="aa"/>
         <w:spacing w:before="0" w:beforeAutospacing="0" w:after="0" w:afterAutospacing="0" w:line="360" w:lineRule="auto"/>
         <w:ind w:firstLine="709"/>
-        <w:rPr>
-          <w:sz w:val="28"/>
-          <w:szCs w:val="28"/>
-        </w:rPr>
-      </w:pPr>
-      <w:r>
-        <w:rPr>
-          <w:sz w:val="28"/>
-          <w:szCs w:val="28"/>
-        </w:rPr>
-        <w:t>2.1 Установка и настройка программного обеспечения</w:t>
-      </w:r>
+        <w:jc w:val="both"/>
+        <w:outlineLvl w:val="1"/>
+        <w:rPr>
+          <w:sz w:val="28"/>
+          <w:szCs w:val="28"/>
+        </w:rPr>
+      </w:pPr>
+      <w:bookmarkStart w:id="11" w:name="_Toc230350607"/>
+      <w:r>
+        <w:rPr>
+          <w:sz w:val="28"/>
+          <w:szCs w:val="28"/>
+        </w:rPr>
+        <w:t>3</w:t>
+      </w:r>
+      <w:r>
+        <w:rPr>
+          <w:sz w:val="28"/>
+          <w:szCs w:val="28"/>
+        </w:rPr>
+        <w:t>.1 Установка и настройка программного обеспечения</w:t>
+      </w:r>
+      <w:bookmarkEnd w:id="11"/>
     </w:p>
     <w:p>
       <w:pPr>
         <w:pStyle w:val="aa"/>
         <w:spacing w:before="0" w:beforeAutospacing="0" w:after="0" w:afterAutospacing="0" w:line="360" w:lineRule="auto"/>
         <w:ind w:firstLine="709"/>
+        <w:jc w:val="both"/>
         <w:rPr>
           <w:sz w:val="28"/>
           <w:szCs w:val="28"/>
@@ -9175,6 +4798,7 @@
         <w:pStyle w:val="aa"/>
         <w:spacing w:before="0" w:beforeAutospacing="0" w:after="0" w:afterAutospacing="0" w:line="360" w:lineRule="auto"/>
         <w:ind w:firstLine="709"/>
+        <w:jc w:val="both"/>
         <w:rPr>
           <w:sz w:val="28"/>
           <w:szCs w:val="28"/>
@@ -9193,6 +4817,7 @@
         <w:pStyle w:val="aa"/>
         <w:spacing w:before="0" w:beforeAutospacing="0" w:after="0" w:afterAutospacing="0" w:line="360" w:lineRule="auto"/>
         <w:ind w:firstLine="709"/>
+        <w:jc w:val="both"/>
         <w:rPr>
           <w:sz w:val="28"/>
           <w:szCs w:val="28"/>
@@ -9211,6 +4836,7 @@
         <w:pStyle w:val="aa"/>
         <w:spacing w:before="0" w:beforeAutospacing="0" w:after="0" w:afterAutospacing="0" w:line="360" w:lineRule="auto"/>
         <w:ind w:firstLine="709"/>
+        <w:jc w:val="both"/>
         <w:rPr>
           <w:sz w:val="28"/>
           <w:szCs w:val="28"/>
@@ -9222,6 +4848,161 @@
           <w:szCs w:val="28"/>
         </w:rPr>
         <w:t>Исходный код проекта представлен в приложении к отчету.</w:t>
+      </w:r>
+    </w:p>
+    <w:p>
+      <w:pPr>
+        <w:pStyle w:val="aa"/>
+        <w:spacing w:before="0" w:beforeAutospacing="0" w:after="0" w:afterAutospacing="0" w:line="480" w:lineRule="auto"/>
+        <w:jc w:val="both"/>
+        <w:rPr>
+          <w:sz w:val="28"/>
+          <w:szCs w:val="28"/>
+        </w:rPr>
+      </w:pPr>
+    </w:p>
+    <w:p>
+      <w:pPr>
+        <w:pStyle w:val="aa"/>
+        <w:spacing w:before="0" w:beforeAutospacing="0" w:after="0" w:afterAutospacing="0" w:line="360" w:lineRule="auto"/>
+        <w:ind w:firstLine="709"/>
+        <w:jc w:val="both"/>
+        <w:outlineLvl w:val="1"/>
+        <w:rPr>
+          <w:sz w:val="28"/>
+          <w:szCs w:val="28"/>
+        </w:rPr>
+      </w:pPr>
+      <w:bookmarkStart w:id="12" w:name="_Toc230350608"/>
+      <w:r>
+        <w:rPr>
+          <w:sz w:val="28"/>
+          <w:szCs w:val="28"/>
+        </w:rPr>
+        <w:t>3</w:t>
+      </w:r>
+      <w:r>
+        <w:rPr>
+          <w:sz w:val="28"/>
+          <w:szCs w:val="28"/>
+        </w:rPr>
+        <w:t>.2 Устранение инцидентов</w:t>
+      </w:r>
+      <w:bookmarkEnd w:id="12"/>
+    </w:p>
+    <w:p>
+      <w:pPr>
+        <w:pStyle w:val="aa"/>
+        <w:spacing w:before="0" w:beforeAutospacing="0" w:after="0" w:afterAutospacing="0" w:line="360" w:lineRule="auto"/>
+        <w:ind w:firstLine="709"/>
+        <w:jc w:val="both"/>
+        <w:rPr>
+          <w:sz w:val="28"/>
+          <w:szCs w:val="28"/>
+        </w:rPr>
+      </w:pPr>
+    </w:p>
+    <w:p>
+      <w:pPr>
+        <w:pStyle w:val="aa"/>
+        <w:spacing w:before="0" w:beforeAutospacing="0" w:after="0" w:afterAutospacing="0" w:line="360" w:lineRule="auto"/>
+        <w:ind w:firstLine="709"/>
+        <w:jc w:val="both"/>
+        <w:rPr>
+          <w:sz w:val="28"/>
+          <w:szCs w:val="28"/>
+        </w:rPr>
+      </w:pPr>
+      <w:r>
+        <w:rPr>
+          <w:sz w:val="28"/>
+          <w:szCs w:val="28"/>
+        </w:rPr>
+        <w:t>Во время выполнения практической работы возникали отдельные ошибки и технические сложности, связанные с запуском и настройкой программного обеспечения.</w:t>
+      </w:r>
+    </w:p>
+    <w:p>
+      <w:pPr>
+        <w:pStyle w:val="aa"/>
+        <w:spacing w:before="0" w:beforeAutospacing="0" w:after="0" w:afterAutospacing="0" w:line="360" w:lineRule="auto"/>
+        <w:ind w:firstLine="709"/>
+        <w:jc w:val="both"/>
+        <w:rPr>
+          <w:sz w:val="28"/>
+          <w:szCs w:val="28"/>
+        </w:rPr>
+      </w:pPr>
+      <w:r>
+        <w:rPr>
+          <w:sz w:val="28"/>
+          <w:szCs w:val="28"/>
+        </w:rPr>
+        <w:t>Одной из проблем стала ошибка выполнения команды установки библиотек Python через PowerShell, связанная с отсутствием доступа к команде pip. Для устранения проблемы использовался запуск установки через интерпретатор Python.</w:t>
+      </w:r>
+    </w:p>
+    <w:p>
+      <w:pPr>
+        <w:pStyle w:val="aa"/>
+        <w:spacing w:before="0" w:beforeAutospacing="0" w:after="0" w:afterAutospacing="0" w:line="360" w:lineRule="auto"/>
+        <w:ind w:firstLine="709"/>
+        <w:jc w:val="both"/>
+        <w:rPr>
+          <w:sz w:val="28"/>
+          <w:szCs w:val="28"/>
+        </w:rPr>
+      </w:pPr>
+      <w:r>
+        <w:rPr>
+          <w:sz w:val="28"/>
+          <w:szCs w:val="28"/>
+        </w:rPr>
+        <w:t xml:space="preserve">Также возникала ошибка запуска FastAPI-приложения, вызванная синтаксическими ошибками в файле main.py и некорректным оформлением </w:t>
+      </w:r>
+      <w:r>
+        <w:rPr>
+          <w:sz w:val="28"/>
+          <w:szCs w:val="28"/>
+        </w:rPr>
+        <w:lastRenderedPageBreak/>
+        <w:t>комментариев. После проверки структуры проекта и исправления ошибок приложение было успешно запущено.</w:t>
+      </w:r>
+    </w:p>
+    <w:p>
+      <w:pPr>
+        <w:pStyle w:val="aa"/>
+        <w:spacing w:before="0" w:beforeAutospacing="0" w:after="0" w:afterAutospacing="0" w:line="360" w:lineRule="auto"/>
+        <w:ind w:firstLine="709"/>
+        <w:jc w:val="both"/>
+        <w:rPr>
+          <w:sz w:val="28"/>
+          <w:szCs w:val="28"/>
+        </w:rPr>
+      </w:pPr>
+      <w:r>
+        <w:rPr>
+          <w:sz w:val="28"/>
+          <w:szCs w:val="28"/>
+        </w:rPr>
+        <w:t>Дополнительно проводилось тестирование API-методов, отвечающих за загрузку изображений, изменение размера и поворот изображений.</w:t>
+      </w:r>
+    </w:p>
+    <w:p>
+      <w:pPr>
+        <w:pStyle w:val="aa"/>
+        <w:spacing w:before="0" w:beforeAutospacing="0" w:after="0" w:afterAutospacing="0" w:line="360" w:lineRule="auto"/>
+        <w:ind w:firstLine="709"/>
+        <w:jc w:val="both"/>
+        <w:rPr>
+          <w:sz w:val="28"/>
+          <w:szCs w:val="28"/>
+        </w:rPr>
+      </w:pPr>
+      <w:r>
+        <w:rPr>
+          <w:sz w:val="28"/>
+          <w:szCs w:val="28"/>
+        </w:rPr>
+        <w:t>Листинг основных программных модулей приведен в приложении к отчету.</w:t>
       </w:r>
     </w:p>
     <w:p>
@@ -9229,17 +5010,117 @@
         <w:pStyle w:val="aa"/>
         <w:spacing w:before="0" w:beforeAutospacing="0" w:after="0" w:afterAutospacing="0" w:line="480" w:lineRule="auto"/>
         <w:ind w:firstLine="709"/>
-        <w:rPr>
-          <w:sz w:val="28"/>
-          <w:szCs w:val="28"/>
-        </w:rPr>
-      </w:pPr>
+        <w:jc w:val="both"/>
+        <w:rPr>
+          <w:sz w:val="28"/>
+          <w:szCs w:val="28"/>
+        </w:rPr>
+      </w:pPr>
+    </w:p>
+    <w:p>
+      <w:pPr>
+        <w:pStyle w:val="aa"/>
+        <w:spacing w:before="0" w:beforeAutospacing="0" w:after="0" w:afterAutospacing="0" w:line="360" w:lineRule="auto"/>
+        <w:ind w:firstLine="709"/>
+        <w:jc w:val="both"/>
+        <w:outlineLvl w:val="1"/>
+        <w:rPr>
+          <w:sz w:val="28"/>
+          <w:szCs w:val="28"/>
+        </w:rPr>
+      </w:pPr>
+      <w:bookmarkStart w:id="13" w:name="_Toc230350609"/>
+      <w:r>
+        <w:rPr>
+          <w:sz w:val="28"/>
+          <w:szCs w:val="28"/>
+        </w:rPr>
+        <w:t>3</w:t>
+      </w:r>
+      <w:r>
+        <w:rPr>
+          <w:sz w:val="28"/>
+          <w:szCs w:val="28"/>
+        </w:rPr>
+        <w:t>.3 Резервное копирование данных</w:t>
+      </w:r>
+      <w:bookmarkEnd w:id="13"/>
+    </w:p>
+    <w:p>
+      <w:pPr>
+        <w:pStyle w:val="aa"/>
+        <w:spacing w:before="0" w:beforeAutospacing="0" w:after="0" w:afterAutospacing="0" w:line="360" w:lineRule="auto"/>
+        <w:ind w:firstLine="709"/>
+        <w:jc w:val="both"/>
+        <w:rPr>
+          <w:sz w:val="28"/>
+          <w:szCs w:val="28"/>
+        </w:rPr>
+      </w:pPr>
+    </w:p>
+    <w:p>
+      <w:pPr>
+        <w:pStyle w:val="aa"/>
+        <w:spacing w:before="0" w:beforeAutospacing="0" w:after="0" w:afterAutospacing="0" w:line="360" w:lineRule="auto"/>
+        <w:ind w:firstLine="709"/>
+        <w:jc w:val="both"/>
+        <w:rPr>
+          <w:sz w:val="28"/>
+          <w:szCs w:val="28"/>
+        </w:rPr>
+      </w:pPr>
+      <w:r>
+        <w:rPr>
+          <w:sz w:val="28"/>
+          <w:szCs w:val="28"/>
+        </w:rPr>
+        <w:t>В процессе разработки выполнялось резервное копирование файлов проекта и базы данных SQLite. Для хранения изображений использовалась отдельная директория проекта, а база данных сохранялась в виде отдельного файла database.db.</w:t>
+      </w:r>
+    </w:p>
+    <w:p>
+      <w:pPr>
+        <w:pStyle w:val="aa"/>
+        <w:spacing w:before="0" w:beforeAutospacing="0" w:after="0" w:afterAutospacing="0" w:line="360" w:lineRule="auto"/>
+        <w:ind w:firstLine="709"/>
+        <w:jc w:val="both"/>
+        <w:rPr>
+          <w:sz w:val="28"/>
+          <w:szCs w:val="28"/>
+        </w:rPr>
+      </w:pPr>
+      <w:r>
+        <w:rPr>
+          <w:sz w:val="28"/>
+          <w:szCs w:val="28"/>
+        </w:rPr>
+        <w:t>Резервное копирование обеспечивало сохранность данных и позволяло восстановить проект в случае возникновения ошибок или повреждения файлов.</w:t>
+      </w:r>
+    </w:p>
+    <w:p>
+      <w:pPr>
+        <w:pStyle w:val="aa"/>
+        <w:spacing w:before="0" w:beforeAutospacing="0" w:after="0" w:afterAutospacing="0" w:line="360" w:lineRule="auto"/>
+        <w:ind w:firstLine="709"/>
+        <w:jc w:val="both"/>
+        <w:rPr>
+          <w:sz w:val="28"/>
+          <w:szCs w:val="28"/>
+        </w:rPr>
+      </w:pPr>
+      <w:r>
+        <w:rPr>
+          <w:sz w:val="28"/>
+          <w:szCs w:val="28"/>
+        </w:rPr>
+        <w:t>Примеры структуры проекта и используемых файлов представлены в приложении.</w:t>
+      </w:r>
     </w:p>
     <w:p>
       <w:pPr>
         <w:pStyle w:val="aa"/>
         <w:spacing w:before="0" w:beforeAutospacing="0" w:after="0" w:afterAutospacing="0" w:line="480" w:lineRule="auto"/>
         <w:ind w:firstLine="709"/>
+        <w:jc w:val="both"/>
         <w:rPr>
           <w:sz w:val="28"/>
           <w:szCs w:val="28"/>
@@ -9251,25 +5132,36 @@
         <w:pStyle w:val="aa"/>
         <w:spacing w:before="0" w:beforeAutospacing="0" w:after="0" w:afterAutospacing="0" w:line="360" w:lineRule="auto"/>
         <w:ind w:firstLine="709"/>
-        <w:rPr>
-          <w:sz w:val="28"/>
-          <w:szCs w:val="28"/>
-        </w:rPr>
-      </w:pPr>
-      <w:r>
-        <w:rPr>
-          <w:sz w:val="28"/>
-          <w:szCs w:val="28"/>
-        </w:rPr>
-        <w:lastRenderedPageBreak/>
-        <w:t>2.2 Устранение инцидентов</w:t>
-      </w:r>
+        <w:jc w:val="both"/>
+        <w:outlineLvl w:val="1"/>
+        <w:rPr>
+          <w:sz w:val="28"/>
+          <w:szCs w:val="28"/>
+        </w:rPr>
+      </w:pPr>
+      <w:bookmarkStart w:id="14" w:name="_Toc230350610"/>
+      <w:r>
+        <w:rPr>
+          <w:sz w:val="28"/>
+          <w:szCs w:val="28"/>
+        </w:rPr>
+        <w:t>3</w:t>
+      </w:r>
+      <w:r>
+        <w:rPr>
+          <w:sz w:val="28"/>
+          <w:szCs w:val="28"/>
+        </w:rPr>
+        <w:t>.4 Составление отчетов и документации</w:t>
+      </w:r>
+      <w:bookmarkEnd w:id="14"/>
     </w:p>
     <w:p>
       <w:pPr>
         <w:pStyle w:val="aa"/>
         <w:spacing w:before="0" w:beforeAutospacing="0" w:after="0" w:afterAutospacing="0" w:line="360" w:lineRule="auto"/>
         <w:ind w:firstLine="709"/>
+        <w:jc w:val="both"/>
         <w:rPr>
           <w:sz w:val="28"/>
           <w:szCs w:val="28"/>
@@ -9281,17 +5173,18 @@
         <w:pStyle w:val="aa"/>
         <w:spacing w:before="0" w:beforeAutospacing="0" w:after="0" w:afterAutospacing="0" w:line="360" w:lineRule="auto"/>
         <w:ind w:firstLine="709"/>
-        <w:rPr>
-          <w:sz w:val="28"/>
-          <w:szCs w:val="28"/>
-        </w:rPr>
-      </w:pPr>
-      <w:r>
-        <w:rPr>
-          <w:sz w:val="28"/>
-          <w:szCs w:val="28"/>
-        </w:rPr>
-        <w:t>Во время выполнения практической работы возникали отдельные ошибки и технические сложности, связанные с запуском и настройкой программного обеспечения.</w:t>
+        <w:jc w:val="both"/>
+        <w:rPr>
+          <w:sz w:val="28"/>
+          <w:szCs w:val="28"/>
+        </w:rPr>
+      </w:pPr>
+      <w:r>
+        <w:rPr>
+          <w:sz w:val="28"/>
+          <w:szCs w:val="28"/>
+        </w:rPr>
+        <w:t>В ходе практики велась подготовка отчетной документации по выполненным работам. Были описаны этапы разработки API-приложения, используемые технологии и реализованные функции обработки изображений.</w:t>
       </w:r>
     </w:p>
     <w:p>
@@ -9299,17 +5192,18 @@
         <w:pStyle w:val="aa"/>
         <w:spacing w:before="0" w:beforeAutospacing="0" w:after="0" w:afterAutospacing="0" w:line="360" w:lineRule="auto"/>
         <w:ind w:firstLine="709"/>
-        <w:rPr>
-          <w:sz w:val="28"/>
-          <w:szCs w:val="28"/>
-        </w:rPr>
-      </w:pPr>
-      <w:r>
-        <w:rPr>
-          <w:sz w:val="28"/>
-          <w:szCs w:val="28"/>
-        </w:rPr>
-        <w:t>Одной из проблем стала ошибка выполнения команды установки библиотек Python через PowerShell, связанная с отсутствием доступа к команде pip. Для устранения проблемы использовался запуск установки через интерпретатор Python.</w:t>
+        <w:jc w:val="both"/>
+        <w:rPr>
+          <w:sz w:val="28"/>
+          <w:szCs w:val="28"/>
+        </w:rPr>
+      </w:pPr>
+      <w:r>
+        <w:rPr>
+          <w:sz w:val="28"/>
+          <w:szCs w:val="28"/>
+        </w:rPr>
+        <w:t>Также была составлена инструкция по запуску приложения, настройке среды разработки и тестированию API через Swagger-интерфейс FastAPI.</w:t>
       </w:r>
     </w:p>
     <w:p>
@@ -9317,17 +5211,18 @@
         <w:pStyle w:val="aa"/>
         <w:spacing w:before="0" w:beforeAutospacing="0" w:after="0" w:afterAutospacing="0" w:line="360" w:lineRule="auto"/>
         <w:ind w:firstLine="709"/>
-        <w:rPr>
-          <w:sz w:val="28"/>
-          <w:szCs w:val="28"/>
-        </w:rPr>
-      </w:pPr>
-      <w:r>
-        <w:rPr>
-          <w:sz w:val="28"/>
-          <w:szCs w:val="28"/>
-        </w:rPr>
-        <w:t>Также возникала ошибка запуска FastAPI-приложения, вызванная синтаксическими ошибками в файле main.py и некорректным оформлением комментариев. После проверки структуры проекта и исправления ошибок приложение было успешно запущено.</w:t>
+        <w:jc w:val="both"/>
+        <w:rPr>
+          <w:sz w:val="28"/>
+          <w:szCs w:val="28"/>
+        </w:rPr>
+      </w:pPr>
+      <w:r>
+        <w:rPr>
+          <w:sz w:val="28"/>
+          <w:szCs w:val="28"/>
+        </w:rPr>
+        <w:t>Фрагменты программного кода и результаты тестирования представлены в приложении к отчету.</w:t>
       </w:r>
     </w:p>
     <w:p>
@@ -9335,42 +5230,37 @@
         <w:pStyle w:val="aa"/>
         <w:spacing w:before="0" w:beforeAutospacing="0" w:after="0" w:afterAutospacing="0" w:line="360" w:lineRule="auto"/>
         <w:ind w:firstLine="709"/>
-        <w:rPr>
-          <w:sz w:val="28"/>
-          <w:szCs w:val="28"/>
-        </w:rPr>
-      </w:pPr>
-      <w:r>
-        <w:rPr>
-          <w:sz w:val="28"/>
-          <w:szCs w:val="28"/>
-        </w:rPr>
-        <w:t>Дополнительно проводилось тестирование API-методов, отвечающих за загрузку изображений, изменение размера и поворот изображений.</w:t>
-      </w:r>
+        <w:jc w:val="both"/>
+        <w:outlineLvl w:val="1"/>
+        <w:rPr>
+          <w:sz w:val="28"/>
+          <w:szCs w:val="28"/>
+        </w:rPr>
+      </w:pPr>
+      <w:bookmarkStart w:id="15" w:name="_Toc230350611"/>
+      <w:r>
+        <w:rPr>
+          <w:sz w:val="28"/>
+          <w:szCs w:val="28"/>
+        </w:rPr>
+        <w:lastRenderedPageBreak/>
+        <w:t>3</w:t>
+      </w:r>
+      <w:r>
+        <w:rPr>
+          <w:sz w:val="28"/>
+          <w:szCs w:val="28"/>
+        </w:rPr>
+        <w:t>.5 Используемые инструменты и технологии</w:t>
+      </w:r>
+      <w:bookmarkEnd w:id="15"/>
     </w:p>
     <w:p>
       <w:pPr>
         <w:pStyle w:val="aa"/>
         <w:spacing w:before="0" w:beforeAutospacing="0" w:after="0" w:afterAutospacing="0" w:line="360" w:lineRule="auto"/>
         <w:ind w:firstLine="709"/>
-        <w:rPr>
-          <w:sz w:val="28"/>
-          <w:szCs w:val="28"/>
-        </w:rPr>
-      </w:pPr>
-      <w:r>
-        <w:rPr>
-          <w:sz w:val="28"/>
-          <w:szCs w:val="28"/>
-        </w:rPr>
-        <w:t>Листинг основных программных модулей приведен в приложении к отчету.</w:t>
-      </w:r>
-    </w:p>
-    <w:p>
-      <w:pPr>
-        <w:pStyle w:val="aa"/>
-        <w:spacing w:before="0" w:beforeAutospacing="0" w:after="0" w:afterAutospacing="0" w:line="480" w:lineRule="auto"/>
-        <w:ind w:firstLine="709"/>
+        <w:jc w:val="both"/>
         <w:rPr>
           <w:sz w:val="28"/>
           <w:szCs w:val="28"/>
@@ -9382,202 +5272,7 @@
         <w:pStyle w:val="aa"/>
         <w:spacing w:before="0" w:beforeAutospacing="0" w:after="0" w:afterAutospacing="0" w:line="360" w:lineRule="auto"/>
         <w:ind w:firstLine="709"/>
-        <w:rPr>
-          <w:sz w:val="28"/>
-          <w:szCs w:val="28"/>
-        </w:rPr>
-      </w:pPr>
-      <w:r>
-        <w:rPr>
-          <w:sz w:val="28"/>
-          <w:szCs w:val="28"/>
-        </w:rPr>
-        <w:t>2.3 Резервное копирование данных</w:t>
-      </w:r>
-    </w:p>
-    <w:p>
-      <w:pPr>
-        <w:pStyle w:val="aa"/>
-        <w:spacing w:before="0" w:beforeAutospacing="0" w:after="0" w:afterAutospacing="0" w:line="360" w:lineRule="auto"/>
-        <w:ind w:firstLine="709"/>
-        <w:rPr>
-          <w:sz w:val="28"/>
-          <w:szCs w:val="28"/>
-        </w:rPr>
-      </w:pPr>
-    </w:p>
-    <w:p>
-      <w:pPr>
-        <w:pStyle w:val="aa"/>
-        <w:spacing w:before="0" w:beforeAutospacing="0" w:after="0" w:afterAutospacing="0" w:line="360" w:lineRule="auto"/>
-        <w:ind w:firstLine="709"/>
-        <w:rPr>
-          <w:sz w:val="28"/>
-          <w:szCs w:val="28"/>
-        </w:rPr>
-      </w:pPr>
-      <w:r>
-        <w:rPr>
-          <w:sz w:val="28"/>
-          <w:szCs w:val="28"/>
-        </w:rPr>
-        <w:t>В процессе разработки выполнялось резервное копирование файлов проекта и базы данных SQLite. Для хранения изображений использовалась отдельная директория проекта, а база данных сохранялась в виде отдельного файла database.db.</w:t>
-      </w:r>
-    </w:p>
-    <w:p>
-      <w:pPr>
-        <w:pStyle w:val="aa"/>
-        <w:spacing w:before="0" w:beforeAutospacing="0" w:after="0" w:afterAutospacing="0" w:line="360" w:lineRule="auto"/>
-        <w:ind w:firstLine="709"/>
-        <w:rPr>
-          <w:sz w:val="28"/>
-          <w:szCs w:val="28"/>
-        </w:rPr>
-      </w:pPr>
-      <w:r>
-        <w:rPr>
-          <w:sz w:val="28"/>
-          <w:szCs w:val="28"/>
-        </w:rPr>
-        <w:t>Резервное копирование обеспечивало сохранность данных и позволяло восстановить проект в случае возникновения ошибок или повреждения файлов.</w:t>
-      </w:r>
-    </w:p>
-    <w:p>
-      <w:pPr>
-        <w:pStyle w:val="aa"/>
-        <w:spacing w:before="0" w:beforeAutospacing="0" w:after="0" w:afterAutospacing="0" w:line="360" w:lineRule="auto"/>
-        <w:ind w:firstLine="709"/>
-        <w:rPr>
-          <w:sz w:val="28"/>
-          <w:szCs w:val="28"/>
-        </w:rPr>
-      </w:pPr>
-      <w:r>
-        <w:rPr>
-          <w:sz w:val="28"/>
-          <w:szCs w:val="28"/>
-        </w:rPr>
-        <w:t>Примеры структуры проекта и используемых файлов представлены в приложении.</w:t>
-      </w:r>
-    </w:p>
-    <w:p>
-      <w:pPr>
-        <w:pStyle w:val="aa"/>
-        <w:spacing w:before="0" w:beforeAutospacing="0" w:after="0" w:afterAutospacing="0" w:line="360" w:lineRule="auto"/>
-        <w:ind w:firstLine="709"/>
-        <w:rPr>
-          <w:sz w:val="28"/>
-          <w:szCs w:val="28"/>
-        </w:rPr>
-      </w:pPr>
-      <w:r>
-        <w:rPr>
-          <w:sz w:val="28"/>
-          <w:szCs w:val="28"/>
-        </w:rPr>
-        <w:lastRenderedPageBreak/>
-        <w:t>2.4 Составление отчетов и документации</w:t>
-      </w:r>
-    </w:p>
-    <w:p>
-      <w:pPr>
-        <w:pStyle w:val="aa"/>
-        <w:spacing w:before="0" w:beforeAutospacing="0" w:after="0" w:afterAutospacing="0" w:line="360" w:lineRule="auto"/>
-        <w:ind w:firstLine="709"/>
-        <w:rPr>
-          <w:sz w:val="28"/>
-          <w:szCs w:val="28"/>
-        </w:rPr>
-      </w:pPr>
-      <w:r>
-        <w:rPr>
-          <w:sz w:val="28"/>
-          <w:szCs w:val="28"/>
-        </w:rPr>
-        <w:t>В ходе практики велась подготовка отчетной документации по выполненным работам. Были описаны этапы разработки API-приложения, используемые технологии и реализованные функции обработки изображений.</w:t>
-      </w:r>
-    </w:p>
-    <w:p>
-      <w:pPr>
-        <w:pStyle w:val="aa"/>
-        <w:spacing w:before="0" w:beforeAutospacing="0" w:after="0" w:afterAutospacing="0" w:line="360" w:lineRule="auto"/>
-        <w:ind w:firstLine="709"/>
-        <w:rPr>
-          <w:sz w:val="28"/>
-          <w:szCs w:val="28"/>
-        </w:rPr>
-      </w:pPr>
-      <w:r>
-        <w:rPr>
-          <w:sz w:val="28"/>
-          <w:szCs w:val="28"/>
-        </w:rPr>
-        <w:t>Также была составлена инструкция по запуску приложения, настройке среды разработки и тестированию API через Swagger-интерфейс FastAPI.</w:t>
-      </w:r>
-    </w:p>
-    <w:p>
-      <w:pPr>
-        <w:pStyle w:val="aa"/>
-        <w:spacing w:before="0" w:beforeAutospacing="0" w:after="0" w:afterAutospacing="0" w:line="360" w:lineRule="auto"/>
-        <w:ind w:firstLine="709"/>
-        <w:rPr>
-          <w:sz w:val="28"/>
-          <w:szCs w:val="28"/>
-        </w:rPr>
-      </w:pPr>
-      <w:r>
-        <w:rPr>
-          <w:sz w:val="28"/>
-          <w:szCs w:val="28"/>
-        </w:rPr>
-        <w:t>Фрагменты программного кода и результаты тестирования представлены в приложении к отчету.</w:t>
-      </w:r>
-    </w:p>
-    <w:p>
-      <w:pPr>
-        <w:pStyle w:val="aa"/>
-        <w:spacing w:before="0" w:beforeAutospacing="0" w:after="0" w:afterAutospacing="0" w:line="480" w:lineRule="auto"/>
-        <w:ind w:firstLine="709"/>
-        <w:rPr>
-          <w:sz w:val="28"/>
-          <w:szCs w:val="28"/>
-        </w:rPr>
-      </w:pPr>
-    </w:p>
-    <w:p>
-      <w:pPr>
-        <w:pStyle w:val="aa"/>
-        <w:spacing w:before="0" w:beforeAutospacing="0" w:after="0" w:afterAutospacing="0" w:line="360" w:lineRule="auto"/>
-        <w:ind w:firstLine="709"/>
-        <w:rPr>
-          <w:sz w:val="28"/>
-          <w:szCs w:val="28"/>
-        </w:rPr>
-      </w:pPr>
-      <w:r>
-        <w:rPr>
-          <w:sz w:val="28"/>
-          <w:szCs w:val="28"/>
-        </w:rPr>
-        <w:t>2.5 Используемые инструменты и технологии</w:t>
-      </w:r>
-    </w:p>
-    <w:p>
-      <w:pPr>
-        <w:pStyle w:val="aa"/>
-        <w:spacing w:before="0" w:beforeAutospacing="0" w:after="0" w:afterAutospacing="0" w:line="360" w:lineRule="auto"/>
-        <w:ind w:firstLine="709"/>
-        <w:rPr>
-          <w:sz w:val="28"/>
-          <w:szCs w:val="28"/>
-        </w:rPr>
-      </w:pPr>
-    </w:p>
-    <w:p>
-      <w:pPr>
-        <w:pStyle w:val="aa"/>
-        <w:spacing w:before="0" w:beforeAutospacing="0" w:after="0" w:afterAutospacing="0" w:line="360" w:lineRule="auto"/>
-        <w:ind w:firstLine="709"/>
+        <w:jc w:val="both"/>
         <w:rPr>
           <w:sz w:val="28"/>
           <w:szCs w:val="28"/>
@@ -9600,6 +5295,7 @@
         </w:numPr>
         <w:spacing w:before="0" w:beforeAutospacing="0" w:after="0" w:afterAutospacing="0" w:line="360" w:lineRule="auto"/>
         <w:ind w:left="0" w:firstLine="0"/>
+        <w:jc w:val="both"/>
         <w:rPr>
           <w:sz w:val="28"/>
           <w:szCs w:val="28"/>
@@ -9624,6 +5320,7 @@
         </w:numPr>
         <w:spacing w:before="0" w:beforeAutospacing="0" w:after="0" w:afterAutospacing="0" w:line="360" w:lineRule="auto"/>
         <w:ind w:left="0" w:firstLine="0"/>
+        <w:jc w:val="both"/>
         <w:rPr>
           <w:sz w:val="28"/>
           <w:szCs w:val="28"/>
@@ -9648,6 +5345,7 @@
         </w:numPr>
         <w:spacing w:before="0" w:beforeAutospacing="0" w:after="0" w:afterAutospacing="0" w:line="360" w:lineRule="auto"/>
         <w:ind w:left="0" w:firstLine="0"/>
+        <w:jc w:val="both"/>
         <w:rPr>
           <w:sz w:val="28"/>
           <w:szCs w:val="28"/>
@@ -9672,6 +5370,7 @@
         </w:numPr>
         <w:spacing w:before="0" w:beforeAutospacing="0" w:after="0" w:afterAutospacing="0" w:line="360" w:lineRule="auto"/>
         <w:ind w:left="0" w:firstLine="0"/>
+        <w:jc w:val="both"/>
         <w:rPr>
           <w:sz w:val="28"/>
           <w:szCs w:val="28"/>
@@ -9696,6 +5395,7 @@
         </w:numPr>
         <w:spacing w:before="0" w:beforeAutospacing="0" w:after="0" w:afterAutospacing="0" w:line="360" w:lineRule="auto"/>
         <w:ind w:left="0" w:firstLine="0"/>
+        <w:jc w:val="both"/>
         <w:rPr>
           <w:sz w:val="28"/>
           <w:szCs w:val="28"/>
@@ -9720,6 +5420,7 @@
         </w:numPr>
         <w:spacing w:before="0" w:beforeAutospacing="0" w:after="0" w:afterAutospacing="0" w:line="360" w:lineRule="auto"/>
         <w:ind w:left="0" w:firstLine="0"/>
+        <w:jc w:val="both"/>
         <w:rPr>
           <w:sz w:val="28"/>
           <w:szCs w:val="28"/>
@@ -9732,7 +5433,7 @@
           <w:szCs w:val="28"/>
           <w:lang w:val="en-US"/>
         </w:rPr>
-        <w:t>Visual Studio Code;</w:t>
+        <w:t>Swagger UI;</w:t>
       </w:r>
     </w:p>
     <w:p>
@@ -9744,41 +5445,18 @@
         </w:numPr>
         <w:spacing w:before="0" w:beforeAutospacing="0" w:after="0" w:afterAutospacing="0" w:line="360" w:lineRule="auto"/>
         <w:ind w:left="0" w:firstLine="0"/>
-        <w:rPr>
-          <w:sz w:val="28"/>
-          <w:szCs w:val="28"/>
-          <w:lang w:val="en-US"/>
-        </w:rPr>
-      </w:pPr>
-      <w:r>
-        <w:rPr>
-          <w:sz w:val="28"/>
-          <w:szCs w:val="28"/>
-          <w:lang w:val="en-US"/>
-        </w:rPr>
-        <w:t>Swagger UI;</w:t>
-      </w:r>
-    </w:p>
-    <w:p>
-      <w:pPr>
-        <w:pStyle w:val="aa"/>
-        <w:numPr>
-          <w:ilvl w:val="0"/>
-          <w:numId w:val="35"/>
-        </w:numPr>
-        <w:spacing w:before="0" w:beforeAutospacing="0" w:after="0" w:afterAutospacing="0" w:line="360" w:lineRule="auto"/>
-        <w:ind w:left="0" w:firstLine="0"/>
-        <w:rPr>
-          <w:sz w:val="28"/>
-          <w:szCs w:val="28"/>
-        </w:rPr>
-      </w:pPr>
-      <w:r>
-        <w:rPr>
-          <w:sz w:val="28"/>
-          <w:szCs w:val="28"/>
-        </w:rPr>
-        <w:t>Git и GitHub для контроля версий проекта.</w:t>
+        <w:jc w:val="both"/>
+        <w:rPr>
+          <w:sz w:val="28"/>
+          <w:szCs w:val="28"/>
+        </w:rPr>
+      </w:pPr>
+      <w:r>
+        <w:rPr>
+          <w:sz w:val="28"/>
+          <w:szCs w:val="28"/>
+        </w:rPr>
+        <w:t>GitHub для контроля версий проекта.</w:t>
       </w:r>
     </w:p>
     <w:p>
@@ -9786,6 +5464,7 @@
         <w:pStyle w:val="aa"/>
         <w:spacing w:before="0" w:beforeAutospacing="0" w:after="0" w:afterAutospacing="0" w:line="360" w:lineRule="auto"/>
         <w:ind w:firstLine="709"/>
+        <w:jc w:val="both"/>
         <w:rPr>
           <w:sz w:val="28"/>
           <w:szCs w:val="28"/>
@@ -9797,6 +5476,24 @@
           <w:szCs w:val="28"/>
         </w:rPr>
         <w:t>Использование данных технологий позволило реализовать API-приложение для обработки изображений и организовать взаимодействие с базой данных.</w:t>
+      </w:r>
+    </w:p>
+    <w:p>
+      <w:pPr>
+        <w:pStyle w:val="aa"/>
+        <w:spacing w:before="0" w:beforeAutospacing="0" w:after="0" w:afterAutospacing="0" w:line="480" w:lineRule="auto"/>
+        <w:jc w:val="both"/>
+        <w:rPr>
+          <w:sz w:val="28"/>
+          <w:szCs w:val="28"/>
+        </w:rPr>
+      </w:pPr>
+      <w:r>
+        <w:rPr>
+          <w:sz w:val="28"/>
+          <w:szCs w:val="28"/>
+        </w:rPr>
+        <w:tab/>
       </w:r>
     </w:p>
     <w:p>
@@ -9804,17 +5501,218 @@
         <w:pStyle w:val="aa"/>
         <w:spacing w:before="0" w:beforeAutospacing="0" w:after="0" w:afterAutospacing="0" w:line="360" w:lineRule="auto"/>
         <w:ind w:firstLine="709"/>
-        <w:rPr>
-          <w:sz w:val="28"/>
-          <w:szCs w:val="28"/>
-        </w:rPr>
-      </w:pPr>
-      <w:r>
-        <w:rPr>
-          <w:sz w:val="28"/>
-          <w:szCs w:val="28"/>
-        </w:rPr>
-        <w:t>Примеры реализации основных функций приведены в приложении.</w:t>
+        <w:jc w:val="both"/>
+        <w:outlineLvl w:val="1"/>
+        <w:rPr>
+          <w:sz w:val="28"/>
+          <w:szCs w:val="28"/>
+        </w:rPr>
+      </w:pPr>
+      <w:bookmarkStart w:id="16" w:name="_Toc230350612"/>
+      <w:r>
+        <w:rPr>
+          <w:sz w:val="28"/>
+          <w:szCs w:val="28"/>
+        </w:rPr>
+        <w:t>3</w:t>
+      </w:r>
+      <w:r>
+        <w:rPr>
+          <w:sz w:val="28"/>
+          <w:szCs w:val="28"/>
+        </w:rPr>
+        <w:t>.6 Взаимодействие с сотрудниками и отделами компании</w:t>
+      </w:r>
+      <w:bookmarkEnd w:id="16"/>
+    </w:p>
+    <w:p>
+      <w:pPr>
+        <w:pStyle w:val="aa"/>
+        <w:spacing w:before="0" w:beforeAutospacing="0" w:after="0" w:afterAutospacing="0" w:line="360" w:lineRule="auto"/>
+        <w:ind w:firstLine="709"/>
+        <w:jc w:val="both"/>
+        <w:rPr>
+          <w:sz w:val="28"/>
+          <w:szCs w:val="28"/>
+        </w:rPr>
+      </w:pPr>
+    </w:p>
+    <w:p>
+      <w:pPr>
+        <w:pStyle w:val="aa"/>
+        <w:spacing w:before="0" w:beforeAutospacing="0" w:after="0" w:afterAutospacing="0" w:line="360" w:lineRule="auto"/>
+        <w:ind w:firstLine="709"/>
+        <w:jc w:val="both"/>
+        <w:rPr>
+          <w:sz w:val="28"/>
+          <w:szCs w:val="28"/>
+        </w:rPr>
+      </w:pPr>
+      <w:r>
+        <w:rPr>
+          <w:sz w:val="28"/>
+          <w:szCs w:val="28"/>
+        </w:rPr>
+        <w:t>Во время прохождения практики осуществлялось взаимодействие с сотрудниками организации по вопросам сопровождения информационных систем, настройки программного обеспечения и устранения возникающих ошибок.</w:t>
+      </w:r>
+    </w:p>
+    <w:p>
+      <w:pPr>
+        <w:pStyle w:val="aa"/>
+        <w:spacing w:before="0" w:beforeAutospacing="0" w:after="0" w:afterAutospacing="0" w:line="360" w:lineRule="auto"/>
+        <w:ind w:firstLine="709"/>
+        <w:jc w:val="both"/>
+        <w:rPr>
+          <w:sz w:val="28"/>
+          <w:szCs w:val="28"/>
+        </w:rPr>
+      </w:pPr>
+      <w:r>
+        <w:rPr>
+          <w:sz w:val="28"/>
+          <w:szCs w:val="28"/>
+        </w:rPr>
+        <w:t>Также проводилось обсуждение способов реализации отдельных функций API-приложения и методов обработки изображений, что позволило получить практический опыт сопровождения программных решений.</w:t>
+      </w:r>
+    </w:p>
+    <w:p>
+      <w:pPr>
+        <w:pStyle w:val="aa"/>
+        <w:spacing w:before="0" w:beforeAutospacing="0" w:after="0" w:afterAutospacing="0" w:line="360" w:lineRule="auto"/>
+        <w:ind w:firstLine="709"/>
+        <w:jc w:val="both"/>
+        <w:rPr>
+          <w:sz w:val="28"/>
+          <w:szCs w:val="28"/>
+        </w:rPr>
+      </w:pPr>
+    </w:p>
+    <w:p>
+      <w:pPr>
+        <w:pStyle w:val="aa"/>
+        <w:spacing w:before="0" w:beforeAutospacing="0" w:after="0" w:afterAutospacing="0" w:line="360" w:lineRule="auto"/>
+        <w:ind w:firstLine="709"/>
+        <w:jc w:val="both"/>
+        <w:rPr>
+          <w:sz w:val="28"/>
+          <w:szCs w:val="28"/>
+        </w:rPr>
+      </w:pPr>
+    </w:p>
+    <w:p>
+      <w:pPr>
+        <w:pStyle w:val="aa"/>
+        <w:spacing w:before="0" w:beforeAutospacing="0" w:after="0" w:afterAutospacing="0" w:line="360" w:lineRule="auto"/>
+        <w:ind w:firstLine="709"/>
+        <w:jc w:val="both"/>
+        <w:rPr>
+          <w:sz w:val="28"/>
+          <w:szCs w:val="28"/>
+        </w:rPr>
+      </w:pPr>
+    </w:p>
+    <w:p>
+      <w:pPr>
+        <w:pStyle w:val="aa"/>
+        <w:spacing w:before="0" w:beforeAutospacing="0" w:after="0" w:afterAutospacing="0" w:line="360" w:lineRule="auto"/>
+        <w:ind w:firstLine="709"/>
+        <w:jc w:val="both"/>
+        <w:rPr>
+          <w:sz w:val="28"/>
+          <w:szCs w:val="28"/>
+        </w:rPr>
+      </w:pPr>
+    </w:p>
+    <w:p>
+      <w:pPr>
+        <w:pStyle w:val="aa"/>
+        <w:spacing w:before="0" w:beforeAutospacing="0" w:after="0" w:afterAutospacing="0" w:line="360" w:lineRule="auto"/>
+        <w:ind w:firstLine="709"/>
+        <w:jc w:val="both"/>
+        <w:rPr>
+          <w:sz w:val="28"/>
+          <w:szCs w:val="28"/>
+        </w:rPr>
+      </w:pPr>
+    </w:p>
+    <w:p>
+      <w:pPr>
+        <w:pStyle w:val="aa"/>
+        <w:spacing w:before="0" w:beforeAutospacing="0" w:after="0" w:afterAutospacing="0" w:line="360" w:lineRule="auto"/>
+        <w:ind w:firstLine="709"/>
+        <w:jc w:val="both"/>
+        <w:outlineLvl w:val="1"/>
+        <w:rPr>
+          <w:sz w:val="28"/>
+          <w:szCs w:val="28"/>
+        </w:rPr>
+      </w:pPr>
+      <w:bookmarkStart w:id="17" w:name="_Toc230350613"/>
+      <w:r>
+        <w:rPr>
+          <w:sz w:val="28"/>
+          <w:szCs w:val="28"/>
+        </w:rPr>
+        <w:lastRenderedPageBreak/>
+        <w:t>3</w:t>
+      </w:r>
+      <w:r>
+        <w:rPr>
+          <w:sz w:val="28"/>
+          <w:szCs w:val="28"/>
+        </w:rPr>
+        <w:t>.7 Выявленные недостатки в процессе сопровождения ИС</w:t>
+      </w:r>
+      <w:bookmarkEnd w:id="17"/>
+    </w:p>
+    <w:p>
+      <w:pPr>
+        <w:pStyle w:val="aa"/>
+        <w:spacing w:before="0" w:beforeAutospacing="0" w:after="0" w:afterAutospacing="0" w:line="360" w:lineRule="auto"/>
+        <w:ind w:firstLine="709"/>
+        <w:jc w:val="both"/>
+        <w:rPr>
+          <w:sz w:val="28"/>
+          <w:szCs w:val="28"/>
+        </w:rPr>
+      </w:pPr>
+    </w:p>
+    <w:p>
+      <w:pPr>
+        <w:pStyle w:val="aa"/>
+        <w:spacing w:before="0" w:beforeAutospacing="0" w:after="0" w:afterAutospacing="0" w:line="360" w:lineRule="auto"/>
+        <w:ind w:firstLine="709"/>
+        <w:jc w:val="both"/>
+        <w:rPr>
+          <w:sz w:val="28"/>
+          <w:szCs w:val="28"/>
+        </w:rPr>
+      </w:pPr>
+      <w:r>
+        <w:rPr>
+          <w:sz w:val="28"/>
+          <w:szCs w:val="28"/>
+        </w:rPr>
+        <w:t>В процессе выполнения работы были выявлены отдельные недостатки, связанные с первоначальной настройкой среды разработки и зависимостей Python-библиотек.</w:t>
+      </w:r>
+    </w:p>
+    <w:p>
+      <w:pPr>
+        <w:pStyle w:val="aa"/>
+        <w:spacing w:before="0" w:beforeAutospacing="0" w:after="0" w:afterAutospacing="0" w:line="360" w:lineRule="auto"/>
+        <w:ind w:firstLine="709"/>
+        <w:jc w:val="both"/>
+        <w:rPr>
+          <w:sz w:val="28"/>
+          <w:szCs w:val="28"/>
+        </w:rPr>
+      </w:pPr>
+      <w:r>
+        <w:rPr>
+          <w:sz w:val="28"/>
+          <w:szCs w:val="28"/>
+        </w:rPr>
+        <w:t>Дополнительные трудности возникали при ручной проверке работоспособности API-методов после внесения изменений в программный код, что увеличивало время тестирования приложения.</w:t>
       </w:r>
     </w:p>
     <w:p>
@@ -9822,6 +5720,7 @@
         <w:pStyle w:val="aa"/>
         <w:spacing w:before="0" w:beforeAutospacing="0" w:after="0" w:afterAutospacing="0" w:line="480" w:lineRule="auto"/>
         <w:ind w:firstLine="709"/>
+        <w:jc w:val="both"/>
         <w:rPr>
           <w:sz w:val="28"/>
           <w:szCs w:val="28"/>
@@ -9833,17 +5732,36 @@
         <w:pStyle w:val="aa"/>
         <w:spacing w:before="0" w:beforeAutospacing="0" w:after="0" w:afterAutospacing="0" w:line="360" w:lineRule="auto"/>
         <w:ind w:firstLine="709"/>
-        <w:rPr>
-          <w:sz w:val="28"/>
-          <w:szCs w:val="28"/>
-        </w:rPr>
-      </w:pPr>
+        <w:jc w:val="both"/>
+        <w:outlineLvl w:val="1"/>
+        <w:rPr>
+          <w:sz w:val="28"/>
+          <w:szCs w:val="28"/>
+        </w:rPr>
+      </w:pPr>
+      <w:bookmarkStart w:id="18" w:name="_Toc230350614"/>
+      <w:r>
+        <w:rPr>
+          <w:sz w:val="28"/>
+          <w:szCs w:val="28"/>
+        </w:rPr>
+        <w:t>3</w:t>
+      </w:r>
+      <w:r>
+        <w:rPr>
+          <w:sz w:val="28"/>
+          <w:szCs w:val="28"/>
+        </w:rPr>
+        <w:t>.8 Рекомендации по улучшению</w:t>
+      </w:r>
+      <w:bookmarkEnd w:id="18"/>
     </w:p>
     <w:p>
       <w:pPr>
         <w:pStyle w:val="aa"/>
         <w:spacing w:before="0" w:beforeAutospacing="0" w:after="0" w:afterAutospacing="0" w:line="360" w:lineRule="auto"/>
         <w:ind w:firstLine="709"/>
+        <w:jc w:val="both"/>
         <w:rPr>
           <w:sz w:val="28"/>
           <w:szCs w:val="28"/>
@@ -9855,18 +5773,18 @@
         <w:pStyle w:val="aa"/>
         <w:spacing w:before="0" w:beforeAutospacing="0" w:after="0" w:afterAutospacing="0" w:line="360" w:lineRule="auto"/>
         <w:ind w:firstLine="709"/>
-        <w:rPr>
-          <w:sz w:val="28"/>
-          <w:szCs w:val="28"/>
-        </w:rPr>
-      </w:pPr>
-      <w:r>
-        <w:rPr>
-          <w:sz w:val="28"/>
-          <w:szCs w:val="28"/>
-        </w:rPr>
-        <w:lastRenderedPageBreak/>
-        <w:t>2.6 Взаимодействие с сотрудниками и отделами компании</w:t>
+        <w:jc w:val="both"/>
+        <w:rPr>
+          <w:sz w:val="28"/>
+          <w:szCs w:val="28"/>
+        </w:rPr>
+      </w:pPr>
+      <w:r>
+        <w:rPr>
+          <w:sz w:val="28"/>
+          <w:szCs w:val="28"/>
+        </w:rPr>
+        <w:t>Для повышения эффективности сопровождения информационных систем рекомендуется использовать автоматизированные средства тестирования API и более подробную техническую документацию проекта.</w:t>
       </w:r>
     </w:p>
     <w:p>
@@ -9874,6 +5792,26 @@
         <w:pStyle w:val="aa"/>
         <w:spacing w:before="0" w:beforeAutospacing="0" w:after="0" w:afterAutospacing="0" w:line="360" w:lineRule="auto"/>
         <w:ind w:firstLine="709"/>
+        <w:jc w:val="both"/>
+        <w:rPr>
+          <w:sz w:val="28"/>
+          <w:szCs w:val="28"/>
+        </w:rPr>
+      </w:pPr>
+      <w:r>
+        <w:rPr>
+          <w:sz w:val="28"/>
+          <w:szCs w:val="28"/>
+        </w:rPr>
+        <w:t>Также целесообразно расширить функциональные возможности приложения путем разработки пользовательского веб-интерфейса для загрузки и обработки изображений.</w:t>
+      </w:r>
+    </w:p>
+    <w:p>
+      <w:pPr>
+        <w:pStyle w:val="aa"/>
+        <w:spacing w:before="0" w:beforeAutospacing="0" w:after="0" w:afterAutospacing="0" w:line="480" w:lineRule="auto"/>
+        <w:ind w:firstLine="709"/>
+        <w:jc w:val="both"/>
         <w:rPr>
           <w:sz w:val="28"/>
           <w:szCs w:val="28"/>
@@ -9885,42 +5823,36 @@
         <w:pStyle w:val="aa"/>
         <w:spacing w:before="0" w:beforeAutospacing="0" w:after="0" w:afterAutospacing="0" w:line="360" w:lineRule="auto"/>
         <w:ind w:firstLine="709"/>
-        <w:rPr>
-          <w:sz w:val="28"/>
-          <w:szCs w:val="28"/>
-        </w:rPr>
-      </w:pPr>
-      <w:r>
-        <w:rPr>
-          <w:sz w:val="28"/>
-          <w:szCs w:val="28"/>
-        </w:rPr>
-        <w:t>Во время прохождения практики осуществлялось взаимодействие с сотрудниками организации по вопросам сопровождения информационных систем, настройки программного обеспечения и устранения возникающих ошибок.</w:t>
-      </w:r>
+        <w:jc w:val="both"/>
+        <w:outlineLvl w:val="1"/>
+        <w:rPr>
+          <w:sz w:val="28"/>
+          <w:szCs w:val="28"/>
+        </w:rPr>
+      </w:pPr>
+      <w:bookmarkStart w:id="19" w:name="_Toc230350615"/>
+      <w:r>
+        <w:rPr>
+          <w:sz w:val="28"/>
+          <w:szCs w:val="28"/>
+        </w:rPr>
+        <w:t>3</w:t>
+      </w:r>
+      <w:r>
+        <w:rPr>
+          <w:sz w:val="28"/>
+          <w:szCs w:val="28"/>
+        </w:rPr>
+        <w:t>.9 Оценка эффективности текущих решений</w:t>
+      </w:r>
+      <w:bookmarkEnd w:id="19"/>
     </w:p>
     <w:p>
       <w:pPr>
         <w:pStyle w:val="aa"/>
         <w:spacing w:before="0" w:beforeAutospacing="0" w:after="0" w:afterAutospacing="0" w:line="360" w:lineRule="auto"/>
         <w:ind w:firstLine="709"/>
-        <w:rPr>
-          <w:sz w:val="28"/>
-          <w:szCs w:val="28"/>
-        </w:rPr>
-      </w:pPr>
-      <w:r>
-        <w:rPr>
-          <w:sz w:val="28"/>
-          <w:szCs w:val="28"/>
-        </w:rPr>
-        <w:t>Также проводилось обсуждение способов реализации отдельных функций API-приложения и методов обработки изображений, что позволило получить практический опыт сопровождения программных решений.</w:t>
-      </w:r>
-    </w:p>
-    <w:p>
-      <w:pPr>
-        <w:pStyle w:val="aa"/>
-        <w:spacing w:before="0" w:beforeAutospacing="0" w:after="0" w:afterAutospacing="0" w:line="480" w:lineRule="auto"/>
-        <w:ind w:firstLine="709"/>
+        <w:jc w:val="both"/>
         <w:rPr>
           <w:sz w:val="28"/>
           <w:szCs w:val="28"/>
@@ -9932,17 +5864,18 @@
         <w:pStyle w:val="aa"/>
         <w:spacing w:before="0" w:beforeAutospacing="0" w:after="0" w:afterAutospacing="0" w:line="360" w:lineRule="auto"/>
         <w:ind w:firstLine="709"/>
-        <w:rPr>
-          <w:sz w:val="28"/>
-          <w:szCs w:val="28"/>
-        </w:rPr>
-      </w:pPr>
-      <w:r>
-        <w:rPr>
-          <w:sz w:val="28"/>
-          <w:szCs w:val="28"/>
-        </w:rPr>
-        <w:t>2.7 Выявленные недостатки в процессе сопровождения ИС</w:t>
+        <w:jc w:val="both"/>
+        <w:rPr>
+          <w:sz w:val="28"/>
+          <w:szCs w:val="28"/>
+        </w:rPr>
+      </w:pPr>
+      <w:r>
+        <w:rPr>
+          <w:sz w:val="28"/>
+          <w:szCs w:val="28"/>
+        </w:rPr>
+        <w:t>Используемые программные средства и технологии показали достаточную эффективность при разработке API-приложения. FastAPI обеспечил удобную реализацию Web API и автоматическое создание документации Swagger, а SQLite позволила быстро организовать хранение данных без необходимости настройки отдельного сервера базы данных.</w:t>
       </w:r>
     </w:p>
     <w:p>
@@ -9950,6 +5883,61 @@
         <w:pStyle w:val="aa"/>
         <w:spacing w:before="0" w:beforeAutospacing="0" w:after="0" w:afterAutospacing="0" w:line="360" w:lineRule="auto"/>
         <w:ind w:firstLine="709"/>
+        <w:jc w:val="both"/>
+        <w:rPr>
+          <w:sz w:val="28"/>
+          <w:szCs w:val="28"/>
+        </w:rPr>
+      </w:pPr>
+      <w:r>
+        <w:rPr>
+          <w:sz w:val="28"/>
+          <w:szCs w:val="28"/>
+        </w:rPr>
+        <w:t>Разработанное приложение успешно выполняет функции загрузки, хранения и обработки изображений и может быть использовано как основа для дальнейшего развития информационной системы.</w:t>
+      </w:r>
+    </w:p>
+    <w:p>
+      <w:pPr>
+        <w:rPr>
+          <w:rFonts w:ascii="Times New Roman" w:eastAsia="Times New Roman" w:hAnsi="Times New Roman" w:cs="Times New Roman"/>
+          <w:sz w:val="28"/>
+          <w:szCs w:val="28"/>
+          <w:lang w:eastAsia="ru-RU"/>
+        </w:rPr>
+      </w:pPr>
+      <w:r>
+        <w:rPr>
+          <w:sz w:val="28"/>
+          <w:szCs w:val="28"/>
+        </w:rPr>
+        <w:br w:type="page"/>
+      </w:r>
+    </w:p>
+    <w:p>
+      <w:pPr>
+        <w:pStyle w:val="aa"/>
+        <w:spacing w:before="0" w:beforeAutospacing="0" w:after="0" w:afterAutospacing="0" w:line="360" w:lineRule="auto"/>
+        <w:jc w:val="center"/>
+        <w:rPr>
+          <w:sz w:val="28"/>
+          <w:szCs w:val="28"/>
+        </w:rPr>
+      </w:pPr>
+      <w:r>
+        <w:rPr>
+          <w:sz w:val="28"/>
+          <w:szCs w:val="28"/>
+        </w:rPr>
+        <w:lastRenderedPageBreak/>
+        <w:t>ЗАКЛЮЧЕНИЕ</w:t>
+      </w:r>
+    </w:p>
+    <w:p>
+      <w:pPr>
+        <w:pStyle w:val="aa"/>
+        <w:spacing w:before="0" w:beforeAutospacing="0" w:after="0" w:afterAutospacing="0" w:line="360" w:lineRule="auto"/>
+        <w:jc w:val="center"/>
         <w:rPr>
           <w:sz w:val="28"/>
           <w:szCs w:val="28"/>
@@ -9961,17 +5949,18 @@
         <w:pStyle w:val="aa"/>
         <w:spacing w:before="0" w:beforeAutospacing="0" w:after="0" w:afterAutospacing="0" w:line="360" w:lineRule="auto"/>
         <w:ind w:firstLine="709"/>
-        <w:rPr>
-          <w:sz w:val="28"/>
-          <w:szCs w:val="28"/>
-        </w:rPr>
-      </w:pPr>
-      <w:r>
-        <w:rPr>
-          <w:sz w:val="28"/>
-          <w:szCs w:val="28"/>
-        </w:rPr>
-        <w:t>В процессе выполнения работы были выявлены отдельные недостатки, связанные с первоначальной настройкой среды разработки и зависимостей Python-библиотек.</w:t>
+        <w:jc w:val="both"/>
+        <w:rPr>
+          <w:sz w:val="28"/>
+          <w:szCs w:val="28"/>
+        </w:rPr>
+      </w:pPr>
+      <w:r>
+        <w:rPr>
+          <w:sz w:val="28"/>
+          <w:szCs w:val="28"/>
+        </w:rPr>
+        <w:t>В ходе прохождения производственной практики по профессиональному модулю ПП.06 «Сопровождение информационных систем» в ООО «Малленом Системс» были достигнуты поставленные цели и выполнены основные задачи практики. В процессе работы были изучены особенности сопровождения информационных систем, принципы их функционирования, а также методы обеспечения стабильной и безопасной работы программного обеспечения.</w:t>
       </w:r>
     </w:p>
     <w:p>
@@ -9979,46 +5968,37 @@
         <w:pStyle w:val="aa"/>
         <w:spacing w:before="0" w:beforeAutospacing="0" w:after="0" w:afterAutospacing="0" w:line="360" w:lineRule="auto"/>
         <w:ind w:firstLine="709"/>
-        <w:rPr>
-          <w:sz w:val="28"/>
-          <w:szCs w:val="28"/>
-        </w:rPr>
-      </w:pPr>
-      <w:r>
-        <w:rPr>
-          <w:sz w:val="28"/>
-          <w:szCs w:val="28"/>
-        </w:rPr>
-        <w:t>Дополнительные трудности возникали при ручной проверке работоспособности API-методов после внесения изменений в программный код, что увеличивало время тестирования приложения.</w:t>
-      </w:r>
-    </w:p>
-    <w:p>
-      <w:pPr>
-        <w:pStyle w:val="aa"/>
-        <w:spacing w:before="0" w:beforeAutospacing="0" w:after="0" w:afterAutospacing="0" w:line="480" w:lineRule="auto"/>
-        <w:ind w:firstLine="709"/>
-        <w:rPr>
-          <w:sz w:val="28"/>
-          <w:szCs w:val="28"/>
-        </w:rPr>
-      </w:pPr>
+        <w:jc w:val="both"/>
+        <w:rPr>
+          <w:sz w:val="28"/>
+          <w:szCs w:val="28"/>
+        </w:rPr>
+      </w:pPr>
+      <w:r>
+        <w:rPr>
+          <w:sz w:val="28"/>
+          <w:szCs w:val="28"/>
+        </w:rPr>
+        <w:t>Во время практики были получены практические навыки установки и настройки программного обеспечения, работы с Web API-приложениями, обработки изображений и взаимодействия с базой данных SQLite. Также был приобретён опыт устранения ошибок и инцидентов, возникающих в процессе разработки и сопровождения программных решений.</w:t>
+      </w:r>
     </w:p>
     <w:p>
       <w:pPr>
         <w:pStyle w:val="aa"/>
         <w:spacing w:before="0" w:beforeAutospacing="0" w:after="0" w:afterAutospacing="0" w:line="360" w:lineRule="auto"/>
         <w:ind w:firstLine="709"/>
-        <w:rPr>
-          <w:sz w:val="28"/>
-          <w:szCs w:val="28"/>
-        </w:rPr>
-      </w:pPr>
-      <w:r>
-        <w:rPr>
-          <w:sz w:val="28"/>
-          <w:szCs w:val="28"/>
-        </w:rPr>
-        <w:t>2.8 Рекомендации по улучшению</w:t>
+        <w:jc w:val="both"/>
+        <w:rPr>
+          <w:sz w:val="28"/>
+          <w:szCs w:val="28"/>
+        </w:rPr>
+      </w:pPr>
+      <w:r>
+        <w:rPr>
+          <w:sz w:val="28"/>
+          <w:szCs w:val="28"/>
+        </w:rPr>
+        <w:t xml:space="preserve">В ходе выполнения практических заданий было разработано и протестировано API-приложение для обработки изображений с использованием языка программирования Python и фреймворка FastAPI. </w:t>
       </w:r>
     </w:p>
     <w:p>
@@ -10026,166 +6006,534 @@
         <w:pStyle w:val="aa"/>
         <w:spacing w:before="0" w:beforeAutospacing="0" w:after="0" w:afterAutospacing="0" w:line="360" w:lineRule="auto"/>
         <w:ind w:firstLine="709"/>
-        <w:rPr>
-          <w:sz w:val="28"/>
-          <w:szCs w:val="28"/>
-        </w:rPr>
-      </w:pPr>
+        <w:jc w:val="both"/>
+        <w:rPr>
+          <w:sz w:val="28"/>
+          <w:szCs w:val="28"/>
+        </w:rPr>
+      </w:pPr>
+      <w:r>
+        <w:rPr>
+          <w:sz w:val="28"/>
+          <w:szCs w:val="28"/>
+        </w:rPr>
+        <w:t>Прохождение практики позволило закрепить теоретические знания, полученные в процессе обучения, а также приобрести профессиональные компетенции в области сопровождения информационных систем. Полученный опыт имеет важное значение для дальнейшего профессионального развития в сфере информационных технологий и разработки программного обеспечения.</w:t>
+      </w:r>
     </w:p>
     <w:p>
       <w:pPr>
         <w:pStyle w:val="aa"/>
         <w:spacing w:before="0" w:beforeAutospacing="0" w:after="0" w:afterAutospacing="0" w:line="360" w:lineRule="auto"/>
         <w:ind w:firstLine="709"/>
-        <w:rPr>
-          <w:sz w:val="28"/>
-          <w:szCs w:val="28"/>
-        </w:rPr>
-      </w:pPr>
-      <w:r>
-        <w:rPr>
-          <w:sz w:val="28"/>
-          <w:szCs w:val="28"/>
-        </w:rPr>
-        <w:t>Для повышения эффективности сопровождения информационных систем рекомендуется использовать автоматизированные средства тестирования API и более подробную техническую документацию проекта.</w:t>
-      </w:r>
-    </w:p>
-    <w:p>
-      <w:pPr>
-        <w:pStyle w:val="aa"/>
-        <w:spacing w:before="0" w:beforeAutospacing="0" w:after="0" w:afterAutospacing="0" w:line="360" w:lineRule="auto"/>
-        <w:ind w:firstLine="709"/>
-        <w:rPr>
-          <w:sz w:val="28"/>
-          <w:szCs w:val="28"/>
-        </w:rPr>
-      </w:pPr>
-      <w:r>
-        <w:rPr>
-          <w:sz w:val="28"/>
-          <w:szCs w:val="28"/>
-        </w:rPr>
-        <w:t>Также целесообразно расширить функциональные возможности приложения путем разработки пользовательского веб-интерфейса для загрузки и обработки изображений.</w:t>
-      </w:r>
-    </w:p>
-    <w:p>
-      <w:pPr>
-        <w:pStyle w:val="aa"/>
-        <w:spacing w:before="0" w:beforeAutospacing="0" w:after="0" w:afterAutospacing="0" w:line="360" w:lineRule="auto"/>
-        <w:ind w:firstLine="709"/>
-        <w:rPr>
-          <w:sz w:val="28"/>
-          <w:szCs w:val="28"/>
-        </w:rPr>
-      </w:pPr>
-    </w:p>
-    <w:p>
-      <w:pPr>
-        <w:pStyle w:val="aa"/>
-        <w:spacing w:before="0" w:beforeAutospacing="0" w:after="0" w:afterAutospacing="0" w:line="360" w:lineRule="auto"/>
-        <w:ind w:firstLine="709"/>
-        <w:rPr>
-          <w:sz w:val="28"/>
-          <w:szCs w:val="28"/>
-        </w:rPr>
-      </w:pPr>
-    </w:p>
-    <w:p>
-      <w:pPr>
-        <w:pStyle w:val="aa"/>
-        <w:spacing w:before="0" w:beforeAutospacing="0" w:after="0" w:afterAutospacing="0" w:line="360" w:lineRule="auto"/>
-        <w:ind w:firstLine="709"/>
-        <w:rPr>
-          <w:sz w:val="28"/>
-          <w:szCs w:val="28"/>
-        </w:rPr>
-      </w:pPr>
-      <w:r>
-        <w:rPr>
+        <w:jc w:val="both"/>
+        <w:rPr>
+          <w:sz w:val="28"/>
+          <w:szCs w:val="28"/>
+        </w:rPr>
+      </w:pPr>
+      <w:r>
+        <w:rPr>
+          <w:sz w:val="28"/>
+          <w:szCs w:val="28"/>
+        </w:rPr>
+        <w:t>Организация практики в ООО «Малленом Системс» была проведена на высоком уровне. В процессе работы была обеспечена возможность изучения современных технологий сопровождения информационных систем, а также получения практического опыта решения реальных задач, связанных с разработкой и поддержкой программных продуктов.</w:t>
+      </w:r>
+    </w:p>
+    <w:p>
+      <w:pPr>
+        <w:jc w:val="center"/>
+        <w:rPr>
+          <w:rFonts w:ascii="Times New Roman" w:hAnsi="Times New Roman" w:cs="Times New Roman"/>
+          <w:sz w:val="28"/>
+          <w:szCs w:val="28"/>
+        </w:rPr>
+      </w:pPr>
+      <w:r>
+        <w:rPr>
+          <w:sz w:val="28"/>
+          <w:szCs w:val="28"/>
+        </w:rPr>
+        <w:br w:type="page"/>
+      </w:r>
+      <w:r>
+        <w:rPr>
+          <w:rFonts w:ascii="Times New Roman" w:hAnsi="Times New Roman" w:cs="Times New Roman"/>
           <w:sz w:val="28"/>
           <w:szCs w:val="28"/>
         </w:rPr>
         <w:lastRenderedPageBreak/>
-        <w:t>2.9 Оценка эффективности текущих решений</w:t>
-      </w:r>
-    </w:p>
-    <w:p>
-      <w:pPr>
-        <w:pStyle w:val="aa"/>
-        <w:spacing w:before="0" w:beforeAutospacing="0" w:after="0" w:afterAutospacing="0" w:line="360" w:lineRule="auto"/>
-        <w:ind w:firstLine="709"/>
-        <w:rPr>
-          <w:sz w:val="28"/>
-          <w:szCs w:val="28"/>
-        </w:rPr>
-      </w:pPr>
-    </w:p>
-    <w:p>
-      <w:pPr>
-        <w:pStyle w:val="aa"/>
-        <w:spacing w:before="0" w:beforeAutospacing="0" w:after="0" w:afterAutospacing="0" w:line="360" w:lineRule="auto"/>
-        <w:ind w:firstLine="709"/>
-        <w:rPr>
-          <w:sz w:val="28"/>
-          <w:szCs w:val="28"/>
-        </w:rPr>
-      </w:pPr>
-      <w:r>
-        <w:rPr>
-          <w:sz w:val="28"/>
-          <w:szCs w:val="28"/>
-        </w:rPr>
-        <w:t>Используемые программные средства и технологии показали достаточную эффективность при разработке API-приложения. FastAPI обеспечил удобную реализацию Web API и автоматическое создание документации Swagger, а SQLite позволила быстро организовать хранение данных без необходимости настройки отдельного сервера базы данных.</w:t>
-      </w:r>
-    </w:p>
-    <w:p>
-      <w:pPr>
-        <w:pStyle w:val="aa"/>
-        <w:spacing w:before="0" w:beforeAutospacing="0" w:after="0" w:afterAutospacing="0" w:line="360" w:lineRule="auto"/>
-        <w:ind w:firstLine="709"/>
-        <w:rPr>
-          <w:sz w:val="28"/>
-          <w:szCs w:val="28"/>
-        </w:rPr>
-      </w:pPr>
-      <w:r>
-        <w:rPr>
-          <w:sz w:val="28"/>
-          <w:szCs w:val="28"/>
-        </w:rPr>
-        <w:t>Разработанное приложение успешно выполняет функции загрузки, хранения и обработки изображений и может быть использовано как основа для дальнейшего развития информационной системы.</w:t>
-      </w:r>
-    </w:p>
-    <w:p>
-      <w:pPr>
-        <w:pStyle w:val="aa"/>
-        <w:spacing w:before="0" w:beforeAutospacing="0" w:after="0" w:afterAutospacing="0" w:line="360" w:lineRule="auto"/>
-        <w:ind w:firstLine="709"/>
-        <w:rPr>
-          <w:sz w:val="28"/>
-          <w:szCs w:val="28"/>
-        </w:rPr>
-      </w:pPr>
-      <w:r>
-        <w:rPr>
-          <w:sz w:val="28"/>
-          <w:szCs w:val="28"/>
-        </w:rPr>
-        <w:t>Исходный код программы и дополнительные материалы представлены в приложении к отчету.</w:t>
+        <w:t>СПИСОК ИСПОЬЗОВАННЫХ ИСТОЧНИКОВ</w:t>
       </w:r>
     </w:p>
     <w:p>
       <w:pPr>
         <w:spacing w:after="0" w:line="360" w:lineRule="auto"/>
-        <w:ind w:left="709"/>
-        <w:rPr>
-          <w:rFonts w:ascii="Times New Roman" w:eastAsia="Aptos" w:hAnsi="Times New Roman" w:cs="Times New Roman"/>
-          <w:kern w:val="2"/>
-          <w:sz w:val="32"/>
-          <w:szCs w:val="32"/>
-          <w14:ligatures w14:val="standardContextual"/>
-        </w:rPr>
-      </w:pPr>
+        <w:jc w:val="both"/>
+        <w:rPr>
+          <w:rFonts w:ascii="Times New Roman" w:hAnsi="Times New Roman" w:cs="Times New Roman"/>
+          <w:sz w:val="28"/>
+          <w:szCs w:val="28"/>
+        </w:rPr>
+      </w:pPr>
+    </w:p>
+    <w:p>
+      <w:pPr>
+        <w:pStyle w:val="a3"/>
+        <w:numPr>
+          <w:ilvl w:val="0"/>
+          <w:numId w:val="37"/>
+        </w:numPr>
+        <w:spacing w:after="0" w:line="360" w:lineRule="auto"/>
+        <w:ind w:left="0" w:firstLine="0"/>
+        <w:jc w:val="both"/>
+        <w:rPr>
+          <w:rFonts w:ascii="Times New Roman" w:eastAsia="Times New Roman" w:hAnsi="Times New Roman" w:cs="Times New Roman"/>
+          <w:sz w:val="28"/>
+          <w:szCs w:val="28"/>
+          <w:lang w:eastAsia="ru-RU"/>
+        </w:rPr>
+      </w:pPr>
+      <w:r>
+        <w:rPr>
+          <w:rFonts w:ascii="Times New Roman" w:eastAsia="Times New Roman" w:hAnsi="Times New Roman" w:cs="Times New Roman"/>
+          <w:sz w:val="28"/>
+          <w:szCs w:val="28"/>
+          <w:lang w:eastAsia="ru-RU"/>
+        </w:rPr>
+        <w:t xml:space="preserve">Документация FastAPI [Электронный ресурс] - режим доступа: </w:t>
+      </w:r>
+      <w:hyperlink r:id="rId9" w:history="1">
+        <w:r>
+          <w:rPr>
+            <w:rStyle w:val="a5"/>
+            <w:rFonts w:ascii="Times New Roman" w:eastAsia="Times New Roman" w:hAnsi="Times New Roman" w:cs="Times New Roman"/>
+            <w:sz w:val="28"/>
+            <w:szCs w:val="28"/>
+            <w:lang w:eastAsia="ru-RU"/>
+          </w:rPr>
+          <w:t>https://fastapi.tiangolo.com/</w:t>
+        </w:r>
+      </w:hyperlink>
+      <w:r>
+        <w:rPr>
+          <w:rFonts w:ascii="Times New Roman" w:eastAsia="Times New Roman" w:hAnsi="Times New Roman" w:cs="Times New Roman"/>
+          <w:sz w:val="28"/>
+          <w:szCs w:val="28"/>
+          <w:lang w:eastAsia="ru-RU"/>
+        </w:rPr>
+        <w:t xml:space="preserve"> </w:t>
+      </w:r>
+    </w:p>
+    <w:p>
+      <w:pPr>
+        <w:pStyle w:val="a3"/>
+        <w:numPr>
+          <w:ilvl w:val="0"/>
+          <w:numId w:val="37"/>
+        </w:numPr>
+        <w:spacing w:after="0" w:line="360" w:lineRule="auto"/>
+        <w:ind w:left="0" w:firstLine="0"/>
+        <w:jc w:val="both"/>
+        <w:rPr>
+          <w:rFonts w:ascii="Times New Roman" w:eastAsia="Times New Roman" w:hAnsi="Times New Roman" w:cs="Times New Roman"/>
+          <w:sz w:val="28"/>
+          <w:szCs w:val="28"/>
+          <w:lang w:eastAsia="ru-RU"/>
+        </w:rPr>
+      </w:pPr>
+      <w:r>
+        <w:rPr>
+          <w:rFonts w:ascii="Times New Roman" w:eastAsia="Times New Roman" w:hAnsi="Times New Roman" w:cs="Times New Roman"/>
+          <w:sz w:val="28"/>
+          <w:szCs w:val="28"/>
+          <w:lang w:eastAsia="ru-RU"/>
+        </w:rPr>
+        <w:t xml:space="preserve">Документация Pillow [Электронный ресурс] - режим доступа: </w:t>
+      </w:r>
+      <w:hyperlink r:id="rId10" w:history="1">
+        <w:r>
+          <w:rPr>
+            <w:rStyle w:val="a5"/>
+            <w:rFonts w:ascii="Times New Roman" w:eastAsia="Times New Roman" w:hAnsi="Times New Roman" w:cs="Times New Roman"/>
+            <w:sz w:val="28"/>
+            <w:szCs w:val="28"/>
+            <w:lang w:eastAsia="ru-RU"/>
+          </w:rPr>
+          <w:t>https://pillow.readthedocs.io/</w:t>
+        </w:r>
+      </w:hyperlink>
+      <w:r>
+        <w:rPr>
+          <w:rFonts w:ascii="Times New Roman" w:eastAsia="Times New Roman" w:hAnsi="Times New Roman" w:cs="Times New Roman"/>
+          <w:sz w:val="28"/>
+          <w:szCs w:val="28"/>
+          <w:lang w:eastAsia="ru-RU"/>
+        </w:rPr>
+        <w:t xml:space="preserve"> </w:t>
+      </w:r>
+    </w:p>
+    <w:p>
+      <w:pPr>
+        <w:pStyle w:val="a3"/>
+        <w:numPr>
+          <w:ilvl w:val="0"/>
+          <w:numId w:val="37"/>
+        </w:numPr>
+        <w:spacing w:after="0" w:line="360" w:lineRule="auto"/>
+        <w:ind w:left="0" w:firstLine="0"/>
+        <w:jc w:val="both"/>
+        <w:rPr>
+          <w:rFonts w:ascii="Times New Roman" w:eastAsia="Times New Roman" w:hAnsi="Times New Roman" w:cs="Times New Roman"/>
+          <w:sz w:val="28"/>
+          <w:szCs w:val="28"/>
+          <w:lang w:eastAsia="ru-RU"/>
+        </w:rPr>
+      </w:pPr>
+      <w:r>
+        <w:rPr>
+          <w:rFonts w:ascii="Times New Roman" w:eastAsia="Times New Roman" w:hAnsi="Times New Roman" w:cs="Times New Roman"/>
+          <w:sz w:val="28"/>
+          <w:szCs w:val="28"/>
+          <w:lang w:eastAsia="ru-RU"/>
+        </w:rPr>
+        <w:t xml:space="preserve">Документация Python [Электронный ресурс] - режим доступа: </w:t>
+      </w:r>
+      <w:hyperlink r:id="rId11" w:history="1">
+        <w:r>
+          <w:rPr>
+            <w:rStyle w:val="a5"/>
+            <w:rFonts w:ascii="Times New Roman" w:eastAsia="Times New Roman" w:hAnsi="Times New Roman" w:cs="Times New Roman"/>
+            <w:sz w:val="28"/>
+            <w:szCs w:val="28"/>
+            <w:lang w:eastAsia="ru-RU"/>
+          </w:rPr>
+          <w:t>https://docs.python.org/3/</w:t>
+        </w:r>
+      </w:hyperlink>
+      <w:r>
+        <w:rPr>
+          <w:rFonts w:ascii="Times New Roman" w:eastAsia="Times New Roman" w:hAnsi="Times New Roman" w:cs="Times New Roman"/>
+          <w:sz w:val="28"/>
+          <w:szCs w:val="28"/>
+          <w:lang w:eastAsia="ru-RU"/>
+        </w:rPr>
+        <w:t xml:space="preserve"> </w:t>
+      </w:r>
+    </w:p>
+    <w:p>
+      <w:pPr>
+        <w:pStyle w:val="a3"/>
+        <w:numPr>
+          <w:ilvl w:val="0"/>
+          <w:numId w:val="37"/>
+        </w:numPr>
+        <w:spacing w:after="0" w:line="360" w:lineRule="auto"/>
+        <w:ind w:left="0" w:firstLine="0"/>
+        <w:jc w:val="both"/>
+        <w:rPr>
+          <w:rFonts w:ascii="Times New Roman" w:eastAsia="Times New Roman" w:hAnsi="Times New Roman" w:cs="Times New Roman"/>
+          <w:sz w:val="28"/>
+          <w:szCs w:val="28"/>
+          <w:lang w:eastAsia="ru-RU"/>
+        </w:rPr>
+      </w:pPr>
+      <w:r>
+        <w:rPr>
+          <w:rFonts w:ascii="Times New Roman" w:eastAsia="Times New Roman" w:hAnsi="Times New Roman" w:cs="Times New Roman"/>
+          <w:sz w:val="28"/>
+          <w:szCs w:val="28"/>
+          <w:lang w:eastAsia="ru-RU"/>
+        </w:rPr>
+        <w:t xml:space="preserve">Документация SQLAlchemy [Электронный ресурс] - режим доступа: </w:t>
+      </w:r>
+      <w:hyperlink r:id="rId12" w:history="1">
+        <w:r>
+          <w:rPr>
+            <w:rStyle w:val="a5"/>
+            <w:rFonts w:ascii="Times New Roman" w:eastAsia="Times New Roman" w:hAnsi="Times New Roman" w:cs="Times New Roman"/>
+            <w:sz w:val="28"/>
+            <w:szCs w:val="28"/>
+            <w:lang w:eastAsia="ru-RU"/>
+          </w:rPr>
+          <w:t>https://docs.sqlalchemy.org/</w:t>
+        </w:r>
+      </w:hyperlink>
+      <w:r>
+        <w:rPr>
+          <w:rFonts w:ascii="Times New Roman" w:eastAsia="Times New Roman" w:hAnsi="Times New Roman" w:cs="Times New Roman"/>
+          <w:sz w:val="28"/>
+          <w:szCs w:val="28"/>
+          <w:lang w:eastAsia="ru-RU"/>
+        </w:rPr>
+        <w:t xml:space="preserve"> </w:t>
+      </w:r>
+    </w:p>
+    <w:p>
+      <w:pPr>
+        <w:pStyle w:val="a3"/>
+        <w:numPr>
+          <w:ilvl w:val="0"/>
+          <w:numId w:val="37"/>
+        </w:numPr>
+        <w:spacing w:after="0" w:line="360" w:lineRule="auto"/>
+        <w:ind w:left="0" w:firstLine="0"/>
+        <w:jc w:val="both"/>
+        <w:rPr>
+          <w:rFonts w:ascii="Times New Roman" w:eastAsia="Times New Roman" w:hAnsi="Times New Roman" w:cs="Times New Roman"/>
+          <w:sz w:val="28"/>
+          <w:szCs w:val="28"/>
+          <w:lang w:eastAsia="ru-RU"/>
+        </w:rPr>
+      </w:pPr>
+      <w:r>
+        <w:rPr>
+          <w:rFonts w:ascii="Times New Roman" w:eastAsia="Times New Roman" w:hAnsi="Times New Roman" w:cs="Times New Roman"/>
+          <w:sz w:val="28"/>
+          <w:szCs w:val="28"/>
+          <w:lang w:eastAsia="ru-RU"/>
+        </w:rPr>
+        <w:t xml:space="preserve">Официальная документация Git [Электронный ресурс] - режим доступа: </w:t>
+      </w:r>
+      <w:hyperlink r:id="rId13" w:history="1">
+        <w:r>
+          <w:rPr>
+            <w:rStyle w:val="a5"/>
+            <w:rFonts w:ascii="Times New Roman" w:eastAsia="Times New Roman" w:hAnsi="Times New Roman" w:cs="Times New Roman"/>
+            <w:sz w:val="28"/>
+            <w:szCs w:val="28"/>
+            <w:lang w:eastAsia="ru-RU"/>
+          </w:rPr>
+          <w:t>https://git-scm.com/doc</w:t>
+        </w:r>
+      </w:hyperlink>
+      <w:r>
+        <w:rPr>
+          <w:rFonts w:ascii="Times New Roman" w:eastAsia="Times New Roman" w:hAnsi="Times New Roman" w:cs="Times New Roman"/>
+          <w:sz w:val="28"/>
+          <w:szCs w:val="28"/>
+          <w:lang w:eastAsia="ru-RU"/>
+        </w:rPr>
+        <w:t xml:space="preserve"> </w:t>
+      </w:r>
+    </w:p>
+    <w:p>
+      <w:pPr>
+        <w:pStyle w:val="a3"/>
+        <w:numPr>
+          <w:ilvl w:val="0"/>
+          <w:numId w:val="37"/>
+        </w:numPr>
+        <w:spacing w:after="0" w:line="360" w:lineRule="auto"/>
+        <w:ind w:left="0" w:firstLine="0"/>
+        <w:jc w:val="both"/>
+        <w:rPr>
+          <w:rFonts w:ascii="Times New Roman" w:eastAsia="Times New Roman" w:hAnsi="Times New Roman" w:cs="Times New Roman"/>
+          <w:sz w:val="28"/>
+          <w:szCs w:val="28"/>
+          <w:lang w:eastAsia="ru-RU"/>
+        </w:rPr>
+      </w:pPr>
+      <w:r>
+        <w:rPr>
+          <w:rFonts w:ascii="Times New Roman" w:eastAsia="Times New Roman" w:hAnsi="Times New Roman" w:cs="Times New Roman"/>
+          <w:sz w:val="28"/>
+          <w:szCs w:val="28"/>
+          <w:lang w:eastAsia="ru-RU"/>
+        </w:rPr>
+        <w:t xml:space="preserve">Официальная документация SQLite [Электронный ресурс] - режим доступа: </w:t>
+      </w:r>
+      <w:hyperlink r:id="rId14" w:history="1">
+        <w:r>
+          <w:rPr>
+            <w:rStyle w:val="a5"/>
+            <w:rFonts w:ascii="Times New Roman" w:eastAsia="Times New Roman" w:hAnsi="Times New Roman" w:cs="Times New Roman"/>
+            <w:sz w:val="28"/>
+            <w:szCs w:val="28"/>
+            <w:lang w:eastAsia="ru-RU"/>
+          </w:rPr>
+          <w:t>https://www.sqlite.org/docs.html</w:t>
+        </w:r>
+      </w:hyperlink>
+      <w:r>
+        <w:rPr>
+          <w:rFonts w:ascii="Times New Roman" w:eastAsia="Times New Roman" w:hAnsi="Times New Roman" w:cs="Times New Roman"/>
+          <w:sz w:val="28"/>
+          <w:szCs w:val="28"/>
+          <w:lang w:eastAsia="ru-RU"/>
+        </w:rPr>
+        <w:t xml:space="preserve"> </w:t>
+      </w:r>
+    </w:p>
+    <w:p>
+      <w:pPr>
+        <w:pStyle w:val="a3"/>
+        <w:numPr>
+          <w:ilvl w:val="0"/>
+          <w:numId w:val="37"/>
+        </w:numPr>
+        <w:spacing w:after="0" w:line="360" w:lineRule="auto"/>
+        <w:ind w:left="0" w:firstLine="0"/>
+        <w:jc w:val="both"/>
+        <w:rPr>
+          <w:rFonts w:ascii="Times New Roman" w:eastAsia="Times New Roman" w:hAnsi="Times New Roman" w:cs="Times New Roman"/>
+          <w:sz w:val="28"/>
+          <w:szCs w:val="28"/>
+          <w:lang w:eastAsia="ru-RU"/>
+        </w:rPr>
+      </w:pPr>
+      <w:r>
+        <w:rPr>
+          <w:rFonts w:ascii="Times New Roman" w:eastAsia="Times New Roman" w:hAnsi="Times New Roman" w:cs="Times New Roman"/>
+          <w:sz w:val="28"/>
+          <w:szCs w:val="28"/>
+          <w:lang w:eastAsia="ru-RU"/>
+        </w:rPr>
+        <w:t xml:space="preserve">Официальная документация Swagger [Электронный ресурс] - режим доступа: </w:t>
+      </w:r>
+      <w:hyperlink r:id="rId15" w:history="1">
+        <w:r>
+          <w:rPr>
+            <w:rStyle w:val="a5"/>
+            <w:rFonts w:ascii="Times New Roman" w:eastAsia="Times New Roman" w:hAnsi="Times New Roman" w:cs="Times New Roman"/>
+            <w:sz w:val="28"/>
+            <w:szCs w:val="28"/>
+            <w:lang w:eastAsia="ru-RU"/>
+          </w:rPr>
+          <w:t>https://swagger.io/docs/</w:t>
+        </w:r>
+      </w:hyperlink>
+      <w:r>
+        <w:rPr>
+          <w:rFonts w:ascii="Times New Roman" w:eastAsia="Times New Roman" w:hAnsi="Times New Roman" w:cs="Times New Roman"/>
+          <w:sz w:val="28"/>
+          <w:szCs w:val="28"/>
+          <w:lang w:eastAsia="ru-RU"/>
+        </w:rPr>
+        <w:t xml:space="preserve"> </w:t>
+      </w:r>
+    </w:p>
+    <w:p>
+      <w:pPr>
+        <w:pStyle w:val="a3"/>
+        <w:numPr>
+          <w:ilvl w:val="0"/>
+          <w:numId w:val="37"/>
+        </w:numPr>
+        <w:spacing w:after="0" w:line="360" w:lineRule="auto"/>
+        <w:ind w:left="0" w:firstLine="0"/>
+        <w:jc w:val="both"/>
+        <w:rPr>
+          <w:rFonts w:ascii="Times New Roman" w:eastAsia="Times New Roman" w:hAnsi="Times New Roman" w:cs="Times New Roman"/>
+          <w:sz w:val="28"/>
+          <w:szCs w:val="28"/>
+          <w:lang w:eastAsia="ru-RU"/>
+        </w:rPr>
+      </w:pPr>
+      <w:r>
+        <w:rPr>
+          <w:rFonts w:ascii="Times New Roman" w:eastAsia="Times New Roman" w:hAnsi="Times New Roman" w:cs="Times New Roman"/>
+          <w:sz w:val="28"/>
+          <w:szCs w:val="28"/>
+          <w:lang w:eastAsia="ru-RU"/>
+        </w:rPr>
+        <w:t xml:space="preserve">Официальный сайт ООО «Малленом Системс» [Электронный ресурс] - режим доступа: </w:t>
+      </w:r>
+      <w:hyperlink r:id="rId16" w:history="1">
+        <w:r>
+          <w:rPr>
+            <w:rStyle w:val="a5"/>
+            <w:rFonts w:ascii="Times New Roman" w:eastAsia="Times New Roman" w:hAnsi="Times New Roman" w:cs="Times New Roman"/>
+            <w:sz w:val="28"/>
+            <w:szCs w:val="28"/>
+            <w:lang w:eastAsia="ru-RU"/>
+          </w:rPr>
+          <w:t>https://www.mallenom.ru/</w:t>
+        </w:r>
+      </w:hyperlink>
+      <w:r>
+        <w:rPr>
+          <w:rFonts w:ascii="Times New Roman" w:eastAsia="Times New Roman" w:hAnsi="Times New Roman" w:cs="Times New Roman"/>
+          <w:sz w:val="28"/>
+          <w:szCs w:val="28"/>
+          <w:lang w:eastAsia="ru-RU"/>
+        </w:rPr>
+        <w:t xml:space="preserve"> </w:t>
+      </w:r>
+    </w:p>
+    <w:p>
+      <w:pPr>
+        <w:pStyle w:val="a3"/>
+        <w:numPr>
+          <w:ilvl w:val="0"/>
+          <w:numId w:val="37"/>
+        </w:numPr>
+        <w:spacing w:after="0" w:line="360" w:lineRule="auto"/>
+        <w:ind w:left="0" w:firstLine="0"/>
+        <w:jc w:val="both"/>
+        <w:rPr>
+          <w:rFonts w:ascii="Times New Roman" w:eastAsia="Times New Roman" w:hAnsi="Times New Roman" w:cs="Times New Roman"/>
+          <w:sz w:val="28"/>
+          <w:szCs w:val="28"/>
+          <w:lang w:eastAsia="ru-RU"/>
+        </w:rPr>
+      </w:pPr>
+      <w:r>
+        <w:rPr>
+          <w:rFonts w:ascii="Times New Roman" w:eastAsia="Times New Roman" w:hAnsi="Times New Roman" w:cs="Times New Roman"/>
+          <w:sz w:val="28"/>
+          <w:szCs w:val="28"/>
+          <w:lang w:eastAsia="ru-RU"/>
+        </w:rPr>
+        <w:t xml:space="preserve">Официальный сайт Visual Studio Code [Электронный ресурс] - режим доступа: </w:t>
+      </w:r>
+      <w:hyperlink r:id="rId17" w:history="1">
+        <w:r>
+          <w:rPr>
+            <w:rStyle w:val="a5"/>
+            <w:rFonts w:ascii="Times New Roman" w:eastAsia="Times New Roman" w:hAnsi="Times New Roman" w:cs="Times New Roman"/>
+            <w:sz w:val="28"/>
+            <w:szCs w:val="28"/>
+            <w:lang w:eastAsia="ru-RU"/>
+          </w:rPr>
+          <w:t>https://code.visualstudio.com/</w:t>
+        </w:r>
+      </w:hyperlink>
+      <w:r>
+        <w:rPr>
+          <w:rFonts w:ascii="Times New Roman" w:eastAsia="Times New Roman" w:hAnsi="Times New Roman" w:cs="Times New Roman"/>
+          <w:sz w:val="28"/>
+          <w:szCs w:val="28"/>
+          <w:lang w:eastAsia="ru-RU"/>
+        </w:rPr>
+        <w:t xml:space="preserve"> </w:t>
+      </w:r>
+    </w:p>
+    <w:p>
+      <w:pPr>
+        <w:pStyle w:val="a3"/>
+        <w:numPr>
+          <w:ilvl w:val="0"/>
+          <w:numId w:val="37"/>
+        </w:numPr>
+        <w:spacing w:after="0" w:line="360" w:lineRule="auto"/>
+        <w:ind w:left="0" w:firstLine="0"/>
+        <w:jc w:val="both"/>
+        <w:rPr>
+          <w:rFonts w:ascii="Times New Roman" w:eastAsia="Times New Roman" w:hAnsi="Times New Roman" w:cs="Times New Roman"/>
+          <w:sz w:val="28"/>
+          <w:szCs w:val="28"/>
+          <w:lang w:eastAsia="ru-RU"/>
+        </w:rPr>
+      </w:pPr>
+      <w:r>
+        <w:rPr>
+          <w:rFonts w:ascii="Times New Roman" w:eastAsia="Times New Roman" w:hAnsi="Times New Roman" w:cs="Times New Roman"/>
+          <w:sz w:val="28"/>
+          <w:szCs w:val="28"/>
+          <w:lang w:eastAsia="ru-RU"/>
+        </w:rPr>
+        <w:t>Руководство по FastAPI и разработке Web API [Электронный ресурс] - режим доступа: https://realpython.com/fastapi-python-web-apis/</w:t>
+      </w:r>
     </w:p>
     <w:sectPr>
       <w:type w:val="continuous"/>
@@ -10591,6 +6939,95 @@
     </w:lvl>
   </w:abstractNum>
   <w:abstractNum w:abstractNumId="2" w15:restartNumberingAfterBreak="0">
+    <w:nsid w:val="11621167"/>
+    <w:multiLevelType w:val="hybridMultilevel"/>
+    <w:tmpl w:val="357C410E"/>
+    <w:lvl w:ilvl="0" w:tplc="C360AD8A">
+      <w:start w:val="1"/>
+      <w:numFmt w:val="decimal"/>
+      <w:lvlText w:val="%1."/>
+      <w:lvlJc w:val="left"/>
+      <w:pPr>
+        <w:ind w:left="876" w:hanging="516"/>
+      </w:pPr>
+      <w:rPr>
+        <w:rFonts w:hint="default"/>
+      </w:rPr>
+    </w:lvl>
+    <w:lvl w:ilvl="1" w:tplc="04190019" w:tentative="1">
+      <w:start w:val="1"/>
+      <w:numFmt w:val="lowerLetter"/>
+      <w:lvlText w:val="%2."/>
+      <w:lvlJc w:val="left"/>
+      <w:pPr>
+        <w:ind w:left="1440" w:hanging="360"/>
+      </w:pPr>
+    </w:lvl>
+    <w:lvl w:ilvl="2" w:tplc="0419001B" w:tentative="1">
+      <w:start w:val="1"/>
+      <w:numFmt w:val="lowerRoman"/>
+      <w:lvlText w:val="%3."/>
+      <w:lvlJc w:val="right"/>
+      <w:pPr>
+        <w:ind w:left="2160" w:hanging="180"/>
+      </w:pPr>
+    </w:lvl>
+    <w:lvl w:ilvl="3" w:tplc="0419000F" w:tentative="1">
+      <w:start w:val="1"/>
+      <w:numFmt w:val="decimal"/>
+      <w:lvlText w:val="%4."/>
+      <w:lvlJc w:val="left"/>
+      <w:pPr>
+        <w:ind w:left="2880" w:hanging="360"/>
+      </w:pPr>
+    </w:lvl>
+    <w:lvl w:ilvl="4" w:tplc="04190019" w:tentative="1">
+      <w:start w:val="1"/>
+      <w:numFmt w:val="lowerLetter"/>
+      <w:lvlText w:val="%5."/>
+      <w:lvlJc w:val="left"/>
+      <w:pPr>
+        <w:ind w:left="3600" w:hanging="360"/>
+      </w:pPr>
+    </w:lvl>
+    <w:lvl w:ilvl="5" w:tplc="0419001B" w:tentative="1">
+      <w:start w:val="1"/>
+      <w:numFmt w:val="lowerRoman"/>
+      <w:lvlText w:val="%6."/>
+      <w:lvlJc w:val="right"/>
+      <w:pPr>
+        <w:ind w:left="4320" w:hanging="180"/>
+      </w:pPr>
+    </w:lvl>
+    <w:lvl w:ilvl="6" w:tplc="0419000F" w:tentative="1">
+      <w:start w:val="1"/>
+      <w:numFmt w:val="decimal"/>
+      <w:lvlText w:val="%7."/>
+      <w:lvlJc w:val="left"/>
+      <w:pPr>
+        <w:ind w:left="5040" w:hanging="360"/>
+      </w:pPr>
+    </w:lvl>
+    <w:lvl w:ilvl="7" w:tplc="04190019" w:tentative="1">
+      <w:start w:val="1"/>
+      <w:numFmt w:val="lowerLetter"/>
+      <w:lvlText w:val="%8."/>
+      <w:lvlJc w:val="left"/>
+      <w:pPr>
+        <w:ind w:left="5760" w:hanging="360"/>
+      </w:pPr>
+    </w:lvl>
+    <w:lvl w:ilvl="8" w:tplc="0419001B" w:tentative="1">
+      <w:start w:val="1"/>
+      <w:numFmt w:val="lowerRoman"/>
+      <w:lvlText w:val="%9."/>
+      <w:lvlJc w:val="right"/>
+      <w:pPr>
+        <w:ind w:left="6480" w:hanging="180"/>
+      </w:pPr>
+    </w:lvl>
+  </w:abstractNum>
+  <w:abstractNum w:abstractNumId="3" w15:restartNumberingAfterBreak="0">
     <w:nsid w:val="13183717"/>
     <w:multiLevelType w:val="hybridMultilevel"/>
     <w:tmpl w:val="68365D1E"/>
@@ -10703,7 +7140,7 @@
       </w:rPr>
     </w:lvl>
   </w:abstractNum>
-  <w:abstractNum w:abstractNumId="3" w15:restartNumberingAfterBreak="0">
+  <w:abstractNum w:abstractNumId="4" w15:restartNumberingAfterBreak="0">
     <w:nsid w:val="158078BD"/>
     <w:multiLevelType w:val="multilevel"/>
     <w:tmpl w:val="3BEC4296"/>
@@ -10852,7 +7289,7 @@
       </w:rPr>
     </w:lvl>
   </w:abstractNum>
-  <w:abstractNum w:abstractNumId="4" w15:restartNumberingAfterBreak="0">
+  <w:abstractNum w:abstractNumId="5" w15:restartNumberingAfterBreak="0">
     <w:nsid w:val="1E2704A0"/>
     <w:multiLevelType w:val="multilevel"/>
     <w:tmpl w:val="454AB0FC"/>
@@ -10965,7 +7402,7 @@
       </w:rPr>
     </w:lvl>
   </w:abstractNum>
-  <w:abstractNum w:abstractNumId="5" w15:restartNumberingAfterBreak="0">
+  <w:abstractNum w:abstractNumId="6" w15:restartNumberingAfterBreak="0">
     <w:nsid w:val="20C43AB6"/>
     <w:multiLevelType w:val="multilevel"/>
     <w:tmpl w:val="33B861E8"/>
@@ -11114,7 +7551,7 @@
       </w:rPr>
     </w:lvl>
   </w:abstractNum>
-  <w:abstractNum w:abstractNumId="6" w15:restartNumberingAfterBreak="0">
+  <w:abstractNum w:abstractNumId="7" w15:restartNumberingAfterBreak="0">
     <w:nsid w:val="21F84DAD"/>
     <w:multiLevelType w:val="multilevel"/>
     <w:tmpl w:val="868E8DFA"/>
@@ -11263,7 +7700,7 @@
       </w:rPr>
     </w:lvl>
   </w:abstractNum>
-  <w:abstractNum w:abstractNumId="7" w15:restartNumberingAfterBreak="0">
+  <w:abstractNum w:abstractNumId="8" w15:restartNumberingAfterBreak="0">
     <w:nsid w:val="25B244BD"/>
     <w:multiLevelType w:val="multilevel"/>
     <w:tmpl w:val="1870C302"/>
@@ -11412,7 +7849,7 @@
       </w:rPr>
     </w:lvl>
   </w:abstractNum>
-  <w:abstractNum w:abstractNumId="8" w15:restartNumberingAfterBreak="0">
+  <w:abstractNum w:abstractNumId="9" w15:restartNumberingAfterBreak="0">
     <w:nsid w:val="26652DA0"/>
     <w:multiLevelType w:val="multilevel"/>
     <w:tmpl w:val="1DB4DDA4"/>
@@ -11525,7 +7962,7 @@
       </w:rPr>
     </w:lvl>
   </w:abstractNum>
-  <w:abstractNum w:abstractNumId="9" w15:restartNumberingAfterBreak="0">
+  <w:abstractNum w:abstractNumId="10" w15:restartNumberingAfterBreak="0">
     <w:nsid w:val="2C377CE2"/>
     <w:multiLevelType w:val="multilevel"/>
     <w:tmpl w:val="04DCDB86"/>
@@ -11674,7 +8111,7 @@
       </w:rPr>
     </w:lvl>
   </w:abstractNum>
-  <w:abstractNum w:abstractNumId="10" w15:restartNumberingAfterBreak="0">
+  <w:abstractNum w:abstractNumId="11" w15:restartNumberingAfterBreak="0">
     <w:nsid w:val="30991BA2"/>
     <w:multiLevelType w:val="hybridMultilevel"/>
     <w:tmpl w:val="AA307B5A"/>
@@ -11787,7 +8224,7 @@
       </w:rPr>
     </w:lvl>
   </w:abstractNum>
-  <w:abstractNum w:abstractNumId="11" w15:restartNumberingAfterBreak="0">
+  <w:abstractNum w:abstractNumId="12" w15:restartNumberingAfterBreak="0">
     <w:nsid w:val="30F67F18"/>
     <w:multiLevelType w:val="multilevel"/>
     <w:tmpl w:val="6346DC08"/>
@@ -11936,7 +8373,7 @@
       </w:rPr>
     </w:lvl>
   </w:abstractNum>
-  <w:abstractNum w:abstractNumId="12" w15:restartNumberingAfterBreak="0">
+  <w:abstractNum w:abstractNumId="13" w15:restartNumberingAfterBreak="0">
     <w:nsid w:val="32731EBB"/>
     <w:multiLevelType w:val="hybridMultilevel"/>
     <w:tmpl w:val="0BFE808E"/>
@@ -12049,7 +8486,7 @@
       </w:rPr>
     </w:lvl>
   </w:abstractNum>
-  <w:abstractNum w:abstractNumId="13" w15:restartNumberingAfterBreak="0">
+  <w:abstractNum w:abstractNumId="14" w15:restartNumberingAfterBreak="0">
     <w:nsid w:val="39401333"/>
     <w:multiLevelType w:val="multilevel"/>
     <w:tmpl w:val="2C68F4FA"/>
@@ -12198,7 +8635,7 @@
       </w:rPr>
     </w:lvl>
   </w:abstractNum>
-  <w:abstractNum w:abstractNumId="14" w15:restartNumberingAfterBreak="0">
+  <w:abstractNum w:abstractNumId="15" w15:restartNumberingAfterBreak="0">
     <w:nsid w:val="3C9C7AC7"/>
     <w:multiLevelType w:val="hybridMultilevel"/>
     <w:tmpl w:val="07BE5880"/>
@@ -12311,7 +8748,7 @@
       </w:rPr>
     </w:lvl>
   </w:abstractNum>
-  <w:abstractNum w:abstractNumId="15" w15:restartNumberingAfterBreak="0">
+  <w:abstractNum w:abstractNumId="16" w15:restartNumberingAfterBreak="0">
     <w:nsid w:val="453540A0"/>
     <w:multiLevelType w:val="multilevel"/>
     <w:tmpl w:val="4BA45DB8"/>
@@ -12424,7 +8861,7 @@
       </w:rPr>
     </w:lvl>
   </w:abstractNum>
-  <w:abstractNum w:abstractNumId="16" w15:restartNumberingAfterBreak="0">
+  <w:abstractNum w:abstractNumId="17" w15:restartNumberingAfterBreak="0">
     <w:nsid w:val="4F61012B"/>
     <w:multiLevelType w:val="multilevel"/>
     <w:tmpl w:val="94A066CA"/>
@@ -12574,7 +9011,7 @@
       </w:rPr>
     </w:lvl>
   </w:abstractNum>
-  <w:abstractNum w:abstractNumId="17" w15:restartNumberingAfterBreak="0">
+  <w:abstractNum w:abstractNumId="18" w15:restartNumberingAfterBreak="0">
     <w:nsid w:val="5DB3624B"/>
     <w:multiLevelType w:val="multilevel"/>
     <w:tmpl w:val="4BA45DB8"/>
@@ -12687,7 +9124,7 @@
       </w:rPr>
     </w:lvl>
   </w:abstractNum>
-  <w:abstractNum w:abstractNumId="18" w15:restartNumberingAfterBreak="0">
+  <w:abstractNum w:abstractNumId="19" w15:restartNumberingAfterBreak="0">
     <w:nsid w:val="641700E0"/>
     <w:multiLevelType w:val="multilevel"/>
     <w:tmpl w:val="B91C19E4"/>
@@ -12836,7 +9273,7 @@
       </w:rPr>
     </w:lvl>
   </w:abstractNum>
-  <w:abstractNum w:abstractNumId="19" w15:restartNumberingAfterBreak="0">
+  <w:abstractNum w:abstractNumId="20" w15:restartNumberingAfterBreak="0">
     <w:nsid w:val="654A25C9"/>
     <w:multiLevelType w:val="multilevel"/>
     <w:tmpl w:val="0E02A8B8"/>
@@ -12985,7 +9422,7 @@
       </w:rPr>
     </w:lvl>
   </w:abstractNum>
-  <w:abstractNum w:abstractNumId="20" w15:restartNumberingAfterBreak="0">
+  <w:abstractNum w:abstractNumId="21" w15:restartNumberingAfterBreak="0">
     <w:nsid w:val="663F498E"/>
     <w:multiLevelType w:val="multilevel"/>
     <w:tmpl w:val="F7DC7C4A"/>
@@ -13134,7 +9571,7 @@
       </w:rPr>
     </w:lvl>
   </w:abstractNum>
-  <w:abstractNum w:abstractNumId="21" w15:restartNumberingAfterBreak="0">
+  <w:abstractNum w:abstractNumId="22" w15:restartNumberingAfterBreak="0">
     <w:nsid w:val="66CB4B31"/>
     <w:multiLevelType w:val="hybridMultilevel"/>
     <w:tmpl w:val="CED2F0DC"/>
@@ -13247,7 +9684,7 @@
       </w:rPr>
     </w:lvl>
   </w:abstractNum>
-  <w:abstractNum w:abstractNumId="22" w15:restartNumberingAfterBreak="0">
+  <w:abstractNum w:abstractNumId="23" w15:restartNumberingAfterBreak="0">
     <w:nsid w:val="68DB5425"/>
     <w:multiLevelType w:val="multilevel"/>
     <w:tmpl w:val="A8A4159A"/>
@@ -13396,7 +9833,7 @@
       </w:rPr>
     </w:lvl>
   </w:abstractNum>
-  <w:abstractNum w:abstractNumId="23" w15:restartNumberingAfterBreak="0">
+  <w:abstractNum w:abstractNumId="24" w15:restartNumberingAfterBreak="0">
     <w:nsid w:val="6FC64F07"/>
     <w:multiLevelType w:val="multilevel"/>
     <w:tmpl w:val="21C85A66"/>
@@ -13545,7 +9982,7 @@
       </w:rPr>
     </w:lvl>
   </w:abstractNum>
-  <w:abstractNum w:abstractNumId="24" w15:restartNumberingAfterBreak="0">
+  <w:abstractNum w:abstractNumId="25" w15:restartNumberingAfterBreak="0">
     <w:nsid w:val="70757AF2"/>
     <w:multiLevelType w:val="multilevel"/>
     <w:tmpl w:val="B2C83BF2"/>
@@ -13694,7 +10131,7 @@
       </w:rPr>
     </w:lvl>
   </w:abstractNum>
-  <w:abstractNum w:abstractNumId="25" w15:restartNumberingAfterBreak="0">
+  <w:abstractNum w:abstractNumId="26" w15:restartNumberingAfterBreak="0">
     <w:nsid w:val="71063FD5"/>
     <w:multiLevelType w:val="multilevel"/>
     <w:tmpl w:val="E1285A88"/>
@@ -13843,7 +10280,7 @@
       </w:rPr>
     </w:lvl>
   </w:abstractNum>
-  <w:abstractNum w:abstractNumId="26" w15:restartNumberingAfterBreak="0">
+  <w:abstractNum w:abstractNumId="27" w15:restartNumberingAfterBreak="0">
     <w:nsid w:val="738D4A58"/>
     <w:multiLevelType w:val="multilevel"/>
     <w:tmpl w:val="A296D8E2"/>
@@ -13964,7 +10401,7 @@
       </w:rPr>
     </w:lvl>
   </w:abstractNum>
-  <w:abstractNum w:abstractNumId="27" w15:restartNumberingAfterBreak="0">
+  <w:abstractNum w:abstractNumId="28" w15:restartNumberingAfterBreak="0">
     <w:nsid w:val="74F956D5"/>
     <w:multiLevelType w:val="hybridMultilevel"/>
     <w:tmpl w:val="D21893C0"/>
@@ -14077,7 +10514,7 @@
       </w:rPr>
     </w:lvl>
   </w:abstractNum>
-  <w:abstractNum w:abstractNumId="28" w15:restartNumberingAfterBreak="0">
+  <w:abstractNum w:abstractNumId="29" w15:restartNumberingAfterBreak="0">
     <w:nsid w:val="76142C0E"/>
     <w:multiLevelType w:val="hybridMultilevel"/>
     <w:tmpl w:val="96D62222"/>
@@ -14163,7 +10600,7 @@
       </w:pPr>
     </w:lvl>
   </w:abstractNum>
-  <w:abstractNum w:abstractNumId="29" w15:restartNumberingAfterBreak="0">
+  <w:abstractNum w:abstractNumId="30" w15:restartNumberingAfterBreak="0">
     <w:nsid w:val="77A243BE"/>
     <w:multiLevelType w:val="multilevel"/>
     <w:tmpl w:val="F6305B8C"/>
@@ -14312,7 +10749,7 @@
       </w:rPr>
     </w:lvl>
   </w:abstractNum>
-  <w:abstractNum w:abstractNumId="30" w15:restartNumberingAfterBreak="0">
+  <w:abstractNum w:abstractNumId="31" w15:restartNumberingAfterBreak="0">
     <w:nsid w:val="78DF5F90"/>
     <w:multiLevelType w:val="multilevel"/>
     <w:tmpl w:val="EA12626C"/>
@@ -14461,7 +10898,93 @@
       </w:rPr>
     </w:lvl>
   </w:abstractNum>
-  <w:abstractNum w:abstractNumId="31" w15:restartNumberingAfterBreak="0">
+  <w:abstractNum w:abstractNumId="32" w15:restartNumberingAfterBreak="0">
+    <w:nsid w:val="79EE70CB"/>
+    <w:multiLevelType w:val="hybridMultilevel"/>
+    <w:tmpl w:val="E35A9F68"/>
+    <w:lvl w:ilvl="0" w:tplc="0419000F">
+      <w:start w:val="1"/>
+      <w:numFmt w:val="decimal"/>
+      <w:lvlText w:val="%1."/>
+      <w:lvlJc w:val="left"/>
+      <w:pPr>
+        <w:ind w:left="720" w:hanging="360"/>
+      </w:pPr>
+    </w:lvl>
+    <w:lvl w:ilvl="1" w:tplc="04190019" w:tentative="1">
+      <w:start w:val="1"/>
+      <w:numFmt w:val="lowerLetter"/>
+      <w:lvlText w:val="%2."/>
+      <w:lvlJc w:val="left"/>
+      <w:pPr>
+        <w:ind w:left="1440" w:hanging="360"/>
+      </w:pPr>
+    </w:lvl>
+    <w:lvl w:ilvl="2" w:tplc="0419001B" w:tentative="1">
+      <w:start w:val="1"/>
+      <w:numFmt w:val="lowerRoman"/>
+      <w:lvlText w:val="%3."/>
+      <w:lvlJc w:val="right"/>
+      <w:pPr>
+        <w:ind w:left="2160" w:hanging="180"/>
+      </w:pPr>
+    </w:lvl>
+    <w:lvl w:ilvl="3" w:tplc="0419000F" w:tentative="1">
+      <w:start w:val="1"/>
+      <w:numFmt w:val="decimal"/>
+      <w:lvlText w:val="%4."/>
+      <w:lvlJc w:val="left"/>
+      <w:pPr>
+        <w:ind w:left="2880" w:hanging="360"/>
+      </w:pPr>
+    </w:lvl>
+    <w:lvl w:ilvl="4" w:tplc="04190019" w:tentative="1">
+      <w:start w:val="1"/>
+      <w:numFmt w:val="lowerLetter"/>
+      <w:lvlText w:val="%5."/>
+      <w:lvlJc w:val="left"/>
+      <w:pPr>
+        <w:ind w:left="3600" w:hanging="360"/>
+      </w:pPr>
+    </w:lvl>
+    <w:lvl w:ilvl="5" w:tplc="0419001B" w:tentative="1">
+      <w:start w:val="1"/>
+      <w:numFmt w:val="lowerRoman"/>
+      <w:lvlText w:val="%6."/>
+      <w:lvlJc w:val="right"/>
+      <w:pPr>
+        <w:ind w:left="4320" w:hanging="180"/>
+      </w:pPr>
+    </w:lvl>
+    <w:lvl w:ilvl="6" w:tplc="0419000F" w:tentative="1">
+      <w:start w:val="1"/>
+      <w:numFmt w:val="decimal"/>
+      <w:lvlText w:val="%7."/>
+      <w:lvlJc w:val="left"/>
+      <w:pPr>
+        <w:ind w:left="5040" w:hanging="360"/>
+      </w:pPr>
+    </w:lvl>
+    <w:lvl w:ilvl="7" w:tplc="04190019" w:tentative="1">
+      <w:start w:val="1"/>
+      <w:numFmt w:val="lowerLetter"/>
+      <w:lvlText w:val="%8."/>
+      <w:lvlJc w:val="left"/>
+      <w:pPr>
+        <w:ind w:left="5760" w:hanging="360"/>
+      </w:pPr>
+    </w:lvl>
+    <w:lvl w:ilvl="8" w:tplc="0419001B" w:tentative="1">
+      <w:start w:val="1"/>
+      <w:numFmt w:val="lowerRoman"/>
+      <w:lvlText w:val="%9."/>
+      <w:lvlJc w:val="right"/>
+      <w:pPr>
+        <w:ind w:left="6480" w:hanging="180"/>
+      </w:pPr>
+    </w:lvl>
+  </w:abstractNum>
+  <w:abstractNum w:abstractNumId="33" w15:restartNumberingAfterBreak="0">
     <w:nsid w:val="7BFF38E4"/>
     <w:multiLevelType w:val="hybridMultilevel"/>
     <w:tmpl w:val="A63CF2D0"/>
@@ -14547,7 +11070,7 @@
       </w:pPr>
     </w:lvl>
   </w:abstractNum>
-  <w:abstractNum w:abstractNumId="32" w15:restartNumberingAfterBreak="0">
+  <w:abstractNum w:abstractNumId="34" w15:restartNumberingAfterBreak="0">
     <w:nsid w:val="7E7F1F6F"/>
     <w:multiLevelType w:val="hybridMultilevel"/>
     <w:tmpl w:val="17EE6F88"/>
@@ -14660,7 +11183,7 @@
       </w:rPr>
     </w:lvl>
   </w:abstractNum>
-  <w:abstractNum w:abstractNumId="33" w15:restartNumberingAfterBreak="0">
+  <w:abstractNum w:abstractNumId="35" w15:restartNumberingAfterBreak="0">
     <w:nsid w:val="7F7200C4"/>
     <w:multiLevelType w:val="multilevel"/>
     <w:tmpl w:val="1DB4EFB0"/>
@@ -14809,7 +11332,7 @@
       </w:rPr>
     </w:lvl>
   </w:abstractNum>
-  <w:abstractNum w:abstractNumId="34" w15:restartNumberingAfterBreak="0">
+  <w:abstractNum w:abstractNumId="36" w15:restartNumberingAfterBreak="0">
     <w:nsid w:val="7F814B28"/>
     <w:multiLevelType w:val="multilevel"/>
     <w:tmpl w:val="6A92CFE2"/>
@@ -14959,109 +11482,115 @@
     </w:lvl>
   </w:abstractNum>
   <w:num w:numId="1" w16cid:durableId="636106982">
+    <w:abstractNumId w:val="17"/>
+  </w:num>
+  <w:num w:numId="2" w16cid:durableId="1833376704">
+    <w:abstractNumId w:val="18"/>
+  </w:num>
+  <w:num w:numId="3" w16cid:durableId="420567623">
+    <w:abstractNumId w:val="11"/>
+  </w:num>
+  <w:num w:numId="4" w16cid:durableId="733048048">
+    <w:abstractNumId w:val="28"/>
+  </w:num>
+  <w:num w:numId="5" w16cid:durableId="2034844247">
     <w:abstractNumId w:val="16"/>
   </w:num>
-  <w:num w:numId="2" w16cid:durableId="1833376704">
-    <w:abstractNumId w:val="17"/>
+  <w:num w:numId="6" w16cid:durableId="859978375">
+    <w:abstractNumId w:val="33"/>
   </w:num>
-  <w:num w:numId="3" w16cid:durableId="420567623">
-    <w:abstractNumId w:val="10"/>
+  <w:num w:numId="7" w16cid:durableId="1269192436">
+    <w:abstractNumId w:val="3"/>
   </w:num>
-  <w:num w:numId="4" w16cid:durableId="733048048">
-    <w:abstractNumId w:val="27"/>
+  <w:num w:numId="8" w16cid:durableId="794562930">
+    <w:abstractNumId w:val="13"/>
   </w:num>
-  <w:num w:numId="5" w16cid:durableId="2034844247">
-    <w:abstractNumId w:val="15"/>
+  <w:num w:numId="9" w16cid:durableId="1185049092">
+    <w:abstractNumId w:val="29"/>
   </w:num>
-  <w:num w:numId="6" w16cid:durableId="859978375">
+  <w:num w:numId="10" w16cid:durableId="1445156219">
     <w:abstractNumId w:val="31"/>
   </w:num>
-  <w:num w:numId="7" w16cid:durableId="1269192436">
-    <w:abstractNumId w:val="2"/>
-  </w:num>
-  <w:num w:numId="8" w16cid:durableId="794562930">
-    <w:abstractNumId w:val="12"/>
-  </w:num>
-  <w:num w:numId="9" w16cid:durableId="1185049092">
-    <w:abstractNumId w:val="28"/>
-  </w:num>
-  <w:num w:numId="10" w16cid:durableId="1445156219">
-    <w:abstractNumId w:val="30"/>
-  </w:num>
   <w:num w:numId="11" w16cid:durableId="797532465">
-    <w:abstractNumId w:val="3"/>
+    <w:abstractNumId w:val="4"/>
   </w:num>
   <w:num w:numId="12" w16cid:durableId="936332128">
-    <w:abstractNumId w:val="22"/>
+    <w:abstractNumId w:val="23"/>
   </w:num>
   <w:num w:numId="13" w16cid:durableId="1038120784">
-    <w:abstractNumId w:val="20"/>
+    <w:abstractNumId w:val="21"/>
   </w:num>
   <w:num w:numId="14" w16cid:durableId="1612399009">
     <w:abstractNumId w:val="1"/>
   </w:num>
   <w:num w:numId="15" w16cid:durableId="1897667339">
-    <w:abstractNumId w:val="24"/>
+    <w:abstractNumId w:val="25"/>
   </w:num>
   <w:num w:numId="16" w16cid:durableId="1743018633">
-    <w:abstractNumId w:val="11"/>
+    <w:abstractNumId w:val="12"/>
   </w:num>
   <w:num w:numId="17" w16cid:durableId="818570399">
-    <w:abstractNumId w:val="33"/>
+    <w:abstractNumId w:val="35"/>
   </w:num>
   <w:num w:numId="18" w16cid:durableId="1119447814">
-    <w:abstractNumId w:val="19"/>
+    <w:abstractNumId w:val="20"/>
   </w:num>
   <w:num w:numId="19" w16cid:durableId="345517592">
-    <w:abstractNumId w:val="6"/>
+    <w:abstractNumId w:val="7"/>
   </w:num>
   <w:num w:numId="20" w16cid:durableId="1798836642">
-    <w:abstractNumId w:val="34"/>
+    <w:abstractNumId w:val="36"/>
   </w:num>
   <w:num w:numId="21" w16cid:durableId="1989943838">
-    <w:abstractNumId w:val="9"/>
+    <w:abstractNumId w:val="10"/>
   </w:num>
   <w:num w:numId="22" w16cid:durableId="1718432241">
     <w:abstractNumId w:val="0"/>
   </w:num>
   <w:num w:numId="23" w16cid:durableId="1612591623">
+    <w:abstractNumId w:val="6"/>
+  </w:num>
+  <w:num w:numId="24" w16cid:durableId="1057362246">
+    <w:abstractNumId w:val="30"/>
+  </w:num>
+  <w:num w:numId="25" w16cid:durableId="1505897617">
+    <w:abstractNumId w:val="24"/>
+  </w:num>
+  <w:num w:numId="26" w16cid:durableId="1642073199">
+    <w:abstractNumId w:val="26"/>
+  </w:num>
+  <w:num w:numId="27" w16cid:durableId="1975521385">
+    <w:abstractNumId w:val="8"/>
+  </w:num>
+  <w:num w:numId="28" w16cid:durableId="285964571">
+    <w:abstractNumId w:val="14"/>
+  </w:num>
+  <w:num w:numId="29" w16cid:durableId="1718238957">
+    <w:abstractNumId w:val="19"/>
+  </w:num>
+  <w:num w:numId="30" w16cid:durableId="327173263">
+    <w:abstractNumId w:val="27"/>
+  </w:num>
+  <w:num w:numId="31" w16cid:durableId="539243646">
+    <w:abstractNumId w:val="34"/>
+  </w:num>
+  <w:num w:numId="32" w16cid:durableId="1171067140">
+    <w:abstractNumId w:val="9"/>
+  </w:num>
+  <w:num w:numId="33" w16cid:durableId="620888783">
     <w:abstractNumId w:val="5"/>
   </w:num>
-  <w:num w:numId="24" w16cid:durableId="1057362246">
-    <w:abstractNumId w:val="29"/>
+  <w:num w:numId="34" w16cid:durableId="295067545">
+    <w:abstractNumId w:val="15"/>
   </w:num>
-  <w:num w:numId="25" w16cid:durableId="1505897617">
-    <w:abstractNumId w:val="23"/>
+  <w:num w:numId="35" w16cid:durableId="1473913149">
+    <w:abstractNumId w:val="22"/>
   </w:num>
-  <w:num w:numId="26" w16cid:durableId="1642073199">
-    <w:abstractNumId w:val="25"/>
-  </w:num>
-  <w:num w:numId="27" w16cid:durableId="1975521385">
-    <w:abstractNumId w:val="7"/>
-  </w:num>
-  <w:num w:numId="28" w16cid:durableId="285964571">
-    <w:abstractNumId w:val="13"/>
-  </w:num>
-  <w:num w:numId="29" w16cid:durableId="1718238957">
-    <w:abstractNumId w:val="18"/>
-  </w:num>
-  <w:num w:numId="30" w16cid:durableId="327173263">
-    <w:abstractNumId w:val="26"/>
-  </w:num>
-  <w:num w:numId="31" w16cid:durableId="539243646">
+  <w:num w:numId="36" w16cid:durableId="1049496909">
     <w:abstractNumId w:val="32"/>
   </w:num>
-  <w:num w:numId="32" w16cid:durableId="1171067140">
-    <w:abstractNumId w:val="8"/>
-  </w:num>
-  <w:num w:numId="33" w16cid:durableId="620888783">
-    <w:abstractNumId w:val="4"/>
-  </w:num>
-  <w:num w:numId="34" w16cid:durableId="295067545">
-    <w:abstractNumId w:val="14"/>
-  </w:num>
-  <w:num w:numId="35" w16cid:durableId="1473913149">
-    <w:abstractNumId w:val="21"/>
+  <w:num w:numId="37" w16cid:durableId="1900551145">
+    <w:abstractNumId w:val="2"/>
   </w:num>
 </w:numbering>
 </file>
@@ -15659,7 +12188,6 @@
     <w:name w:val="Normal (Web)"/>
     <w:basedOn w:val="a"/>
     <w:uiPriority w:val="99"/>
-    <w:semiHidden/>
     <w:unhideWhenUsed/>
     <w:rsid w:val="00E17A0A"/>
     <w:pPr>
@@ -15670,6 +12198,18 @@
       <w:sz w:val="24"/>
       <w:szCs w:val="24"/>
       <w:lang w:eastAsia="ru-RU"/>
+    </w:rPr>
+  </w:style>
+  <w:style w:type="character" w:styleId="ab">
+    <w:name w:val="Unresolved Mention"/>
+    <w:basedOn w:val="a0"/>
+    <w:uiPriority w:val="99"/>
+    <w:semiHidden/>
+    <w:unhideWhenUsed/>
+    <w:rsid w:val="006B48FB"/>
+    <w:rPr>
+      <w:color w:val="605E5C"/>
+      <w:shd w:val="clear" w:color="auto" w:fill="E1DFDD"/>
     </w:rPr>
   </w:style>
 </w:styles>

--- a/Report/Отчет по ПП06.docx
+++ b/Report/Отчет по ПП06.docx
@@ -777,13 +777,12 @@
             <w:tabs>
               <w:tab w:val="right" w:leader="dot" w:pos="9345"/>
             </w:tabs>
-            <w:jc w:val="both"/>
             <w:rPr>
-              <w:rFonts w:ascii="Times New Roman" w:eastAsiaTheme="minorEastAsia" w:hAnsi="Times New Roman" w:cs="Times New Roman"/>
+              <w:rFonts w:asciiTheme="minorHAnsi" w:eastAsiaTheme="minorEastAsia" w:hAnsiTheme="minorHAnsi" w:cstheme="minorBidi"/>
               <w:noProof/>
               <w:kern w:val="2"/>
-              <w:sz w:val="28"/>
-              <w:szCs w:val="28"/>
+              <w:sz w:val="24"/>
+              <w:szCs w:val="24"/>
               <w:lang w:eastAsia="ru-RU"/>
               <w14:ligatures w14:val="standardContextual"/>
             </w:rPr>
@@ -812,83 +811,60 @@
             </w:rPr>
             <w:fldChar w:fldCharType="separate"/>
           </w:r>
-          <w:hyperlink w:anchor="_Toc230350596" w:history="1">
+          <w:hyperlink w:anchor="_Toc230354340" w:history="1">
             <w:r>
               <w:rPr>
                 <w:rStyle w:val="a5"/>
                 <w:rFonts w:ascii="Times New Roman" w:hAnsi="Times New Roman" w:cs="Times New Roman"/>
                 <w:noProof/>
-                <w:sz w:val="28"/>
-                <w:szCs w:val="28"/>
               </w:rPr>
               <w:t>1 ОБЩАЯ ХАРАКТЕРИСТИКА ПРЕДПРИЯТИЯ (ОРГАНИЗАЦИИ)</w:t>
             </w:r>
             <w:r>
               <w:rPr>
-                <w:rFonts w:ascii="Times New Roman" w:hAnsi="Times New Roman" w:cs="Times New Roman"/>
                 <w:noProof/>
                 <w:webHidden/>
-                <w:sz w:val="28"/>
-                <w:szCs w:val="28"/>
               </w:rPr>
               <w:tab/>
             </w:r>
             <w:r>
               <w:rPr>
-                <w:rFonts w:ascii="Times New Roman" w:hAnsi="Times New Roman" w:cs="Times New Roman"/>
                 <w:noProof/>
                 <w:webHidden/>
-                <w:sz w:val="28"/>
-                <w:szCs w:val="28"/>
               </w:rPr>
               <w:fldChar w:fldCharType="begin"/>
             </w:r>
             <w:r>
               <w:rPr>
-                <w:rFonts w:ascii="Times New Roman" w:hAnsi="Times New Roman" w:cs="Times New Roman"/>
                 <w:noProof/>
                 <w:webHidden/>
-                <w:sz w:val="28"/>
-                <w:szCs w:val="28"/>
-              </w:rPr>
-              <w:instrText xml:space="preserve"> PAGEREF _Toc230350596 \h </w:instrText>
-            </w:r>
-            <w:r>
-              <w:rPr>
-                <w:rFonts w:ascii="Times New Roman" w:hAnsi="Times New Roman" w:cs="Times New Roman"/>
+              </w:rPr>
+              <w:instrText xml:space="preserve"> PAGEREF _Toc230354340 \h </w:instrText>
+            </w:r>
+            <w:r>
+              <w:rPr>
                 <w:noProof/>
                 <w:webHidden/>
-                <w:sz w:val="28"/>
-                <w:szCs w:val="28"/>
-              </w:rPr>
-            </w:r>
-            <w:r>
-              <w:rPr>
-                <w:rFonts w:ascii="Times New Roman" w:hAnsi="Times New Roman" w:cs="Times New Roman"/>
+              </w:rPr>
+            </w:r>
+            <w:r>
+              <w:rPr>
                 <w:noProof/>
                 <w:webHidden/>
-                <w:sz w:val="28"/>
-                <w:szCs w:val="28"/>
               </w:rPr>
               <w:fldChar w:fldCharType="separate"/>
             </w:r>
             <w:r>
               <w:rPr>
-                <w:rFonts w:ascii="Times New Roman" w:hAnsi="Times New Roman" w:cs="Times New Roman"/>
                 <w:noProof/>
                 <w:webHidden/>
-                <w:sz w:val="28"/>
-                <w:szCs w:val="28"/>
               </w:rPr>
               <w:t>4</w:t>
             </w:r>
             <w:r>
               <w:rPr>
-                <w:rFonts w:ascii="Times New Roman" w:hAnsi="Times New Roman" w:cs="Times New Roman"/>
                 <w:noProof/>
                 <w:webHidden/>
-                <w:sz w:val="28"/>
-                <w:szCs w:val="28"/>
               </w:rPr>
               <w:fldChar w:fldCharType="end"/>
             </w:r>
@@ -905,13 +881,13 @@
               <w:rFonts w:ascii="Times New Roman" w:eastAsiaTheme="minorEastAsia" w:hAnsi="Times New Roman" w:cs="Times New Roman"/>
               <w:noProof/>
               <w:kern w:val="2"/>
-              <w:sz w:val="28"/>
-              <w:szCs w:val="28"/>
+              <w:sz w:val="32"/>
+              <w:szCs w:val="32"/>
               <w:lang w:eastAsia="ru-RU"/>
               <w14:ligatures w14:val="standardContextual"/>
             </w:rPr>
           </w:pPr>
-          <w:hyperlink w:anchor="_Toc230350597" w:history="1">
+          <w:hyperlink w:anchor="_Toc230354341" w:history="1">
             <w:r>
               <w:rPr>
                 <w:rStyle w:val="a5"/>
@@ -950,7 +926,7 @@
                 <w:sz w:val="28"/>
                 <w:szCs w:val="28"/>
               </w:rPr>
-              <w:instrText xml:space="preserve"> PAGEREF _Toc230350597 \h </w:instrText>
+              <w:instrText xml:space="preserve"> PAGEREF _Toc230354341 \h </w:instrText>
             </w:r>
             <w:r>
               <w:rPr>
@@ -1004,13 +980,13 @@
               <w:rFonts w:ascii="Times New Roman" w:eastAsiaTheme="minorEastAsia" w:hAnsi="Times New Roman" w:cs="Times New Roman"/>
               <w:noProof/>
               <w:kern w:val="2"/>
-              <w:sz w:val="28"/>
-              <w:szCs w:val="28"/>
+              <w:sz w:val="32"/>
+              <w:szCs w:val="32"/>
               <w:lang w:eastAsia="ru-RU"/>
               <w14:ligatures w14:val="standardContextual"/>
             </w:rPr>
           </w:pPr>
-          <w:hyperlink w:anchor="_Toc230350598" w:history="1">
+          <w:hyperlink w:anchor="_Toc230354342" w:history="1">
             <w:r>
               <w:rPr>
                 <w:rStyle w:val="a5"/>
@@ -1049,7 +1025,7 @@
                 <w:sz w:val="28"/>
                 <w:szCs w:val="28"/>
               </w:rPr>
-              <w:instrText xml:space="preserve"> PAGEREF _Toc230350598 \h </w:instrText>
+              <w:instrText xml:space="preserve"> PAGEREF _Toc230354342 \h </w:instrText>
             </w:r>
             <w:r>
               <w:rPr>
@@ -1103,13 +1079,13 @@
               <w:rFonts w:ascii="Times New Roman" w:eastAsiaTheme="minorEastAsia" w:hAnsi="Times New Roman" w:cs="Times New Roman"/>
               <w:noProof/>
               <w:kern w:val="2"/>
-              <w:sz w:val="28"/>
-              <w:szCs w:val="28"/>
+              <w:sz w:val="32"/>
+              <w:szCs w:val="32"/>
               <w:lang w:eastAsia="ru-RU"/>
               <w14:ligatures w14:val="standardContextual"/>
             </w:rPr>
           </w:pPr>
-          <w:hyperlink w:anchor="_Toc230350599" w:history="1">
+          <w:hyperlink w:anchor="_Toc230354343" w:history="1">
             <w:r>
               <w:rPr>
                 <w:rStyle w:val="a5"/>
@@ -1148,7 +1124,7 @@
                 <w:sz w:val="28"/>
                 <w:szCs w:val="28"/>
               </w:rPr>
-              <w:instrText xml:space="preserve"> PAGEREF _Toc230350599 \h </w:instrText>
+              <w:instrText xml:space="preserve"> PAGEREF _Toc230354343 \h </w:instrText>
             </w:r>
             <w:r>
               <w:rPr>
@@ -1202,13 +1178,13 @@
               <w:rFonts w:ascii="Times New Roman" w:eastAsiaTheme="minorEastAsia" w:hAnsi="Times New Roman" w:cs="Times New Roman"/>
               <w:noProof/>
               <w:kern w:val="2"/>
-              <w:sz w:val="28"/>
-              <w:szCs w:val="28"/>
+              <w:sz w:val="32"/>
+              <w:szCs w:val="32"/>
               <w:lang w:eastAsia="ru-RU"/>
               <w14:ligatures w14:val="standardContextual"/>
             </w:rPr>
           </w:pPr>
-          <w:hyperlink w:anchor="_Toc230350600" w:history="1">
+          <w:hyperlink w:anchor="_Toc230354344" w:history="1">
             <w:r>
               <w:rPr>
                 <w:rStyle w:val="a5"/>
@@ -1217,27 +1193,7 @@
                 <w:sz w:val="28"/>
                 <w:szCs w:val="28"/>
               </w:rPr>
-              <w:t>2 СОПРОВОЖД</w:t>
-            </w:r>
-            <w:r>
-              <w:rPr>
-                <w:rStyle w:val="a5"/>
-                <w:rFonts w:ascii="Times New Roman" w:hAnsi="Times New Roman" w:cs="Times New Roman"/>
-                <w:noProof/>
-                <w:sz w:val="28"/>
-                <w:szCs w:val="28"/>
-              </w:rPr>
-              <w:t>Е</w:t>
-            </w:r>
-            <w:r>
-              <w:rPr>
-                <w:rStyle w:val="a5"/>
-                <w:rFonts w:ascii="Times New Roman" w:hAnsi="Times New Roman" w:cs="Times New Roman"/>
-                <w:noProof/>
-                <w:sz w:val="28"/>
-                <w:szCs w:val="28"/>
-              </w:rPr>
-              <w:t>НИЕ ИНФОРМАЦИОННЫХ СИСТЕМ</w:t>
+              <w:t>2 СОПРОВОЖДЕНИЕ ИНФОРМАЦИОННЫХ СИСТЕМ</w:t>
             </w:r>
             <w:r>
               <w:rPr>
@@ -1267,7 +1223,7 @@
                 <w:sz w:val="28"/>
                 <w:szCs w:val="28"/>
               </w:rPr>
-              <w:instrText xml:space="preserve"> PAGEREF _Toc230350600 \h </w:instrText>
+              <w:instrText xml:space="preserve"> PAGEREF _Toc230354344 \h </w:instrText>
             </w:r>
             <w:r>
               <w:rPr>
@@ -1321,13 +1277,13 @@
               <w:rFonts w:ascii="Times New Roman" w:eastAsiaTheme="minorEastAsia" w:hAnsi="Times New Roman" w:cs="Times New Roman"/>
               <w:noProof/>
               <w:kern w:val="2"/>
-              <w:sz w:val="28"/>
-              <w:szCs w:val="28"/>
+              <w:sz w:val="32"/>
+              <w:szCs w:val="32"/>
               <w:lang w:eastAsia="ru-RU"/>
               <w14:ligatures w14:val="standardContextual"/>
             </w:rPr>
           </w:pPr>
-          <w:hyperlink w:anchor="_Toc230350601" w:history="1">
+          <w:hyperlink w:anchor="_Toc230354345" w:history="1">
             <w:r>
               <w:rPr>
                 <w:rStyle w:val="a5"/>
@@ -1366,7 +1322,7 @@
                 <w:sz w:val="28"/>
                 <w:szCs w:val="28"/>
               </w:rPr>
-              <w:instrText xml:space="preserve"> PAGEREF _Toc230350601 \h </w:instrText>
+              <w:instrText xml:space="preserve"> PAGEREF _Toc230354345 \h </w:instrText>
             </w:r>
             <w:r>
               <w:rPr>
@@ -1420,13 +1376,13 @@
               <w:rFonts w:ascii="Times New Roman" w:eastAsiaTheme="minorEastAsia" w:hAnsi="Times New Roman" w:cs="Times New Roman"/>
               <w:noProof/>
               <w:kern w:val="2"/>
-              <w:sz w:val="28"/>
-              <w:szCs w:val="28"/>
+              <w:sz w:val="32"/>
+              <w:szCs w:val="32"/>
               <w:lang w:eastAsia="ru-RU"/>
               <w14:ligatures w14:val="standardContextual"/>
             </w:rPr>
           </w:pPr>
-          <w:hyperlink w:anchor="_Toc230350602" w:history="1">
+          <w:hyperlink w:anchor="_Toc230354346" w:history="1">
             <w:r>
               <w:rPr>
                 <w:rStyle w:val="a5"/>
@@ -1465,7 +1421,7 @@
                 <w:sz w:val="28"/>
                 <w:szCs w:val="28"/>
               </w:rPr>
-              <w:instrText xml:space="preserve"> PAGEREF _Toc230350602 \h </w:instrText>
+              <w:instrText xml:space="preserve"> PAGEREF _Toc230354346 \h </w:instrText>
             </w:r>
             <w:r>
               <w:rPr>
@@ -1519,13 +1475,13 @@
               <w:rFonts w:ascii="Times New Roman" w:eastAsiaTheme="minorEastAsia" w:hAnsi="Times New Roman" w:cs="Times New Roman"/>
               <w:noProof/>
               <w:kern w:val="2"/>
-              <w:sz w:val="28"/>
-              <w:szCs w:val="28"/>
+              <w:sz w:val="32"/>
+              <w:szCs w:val="32"/>
               <w:lang w:eastAsia="ru-RU"/>
               <w14:ligatures w14:val="standardContextual"/>
             </w:rPr>
           </w:pPr>
-          <w:hyperlink w:anchor="_Toc230350603" w:history="1">
+          <w:hyperlink w:anchor="_Toc230354347" w:history="1">
             <w:r>
               <w:rPr>
                 <w:rStyle w:val="a5"/>
@@ -1564,7 +1520,7 @@
                 <w:sz w:val="28"/>
                 <w:szCs w:val="28"/>
               </w:rPr>
-              <w:instrText xml:space="preserve"> PAGEREF _Toc230350603 \h </w:instrText>
+              <w:instrText xml:space="preserve"> PAGEREF _Toc230354347 \h </w:instrText>
             </w:r>
             <w:r>
               <w:rPr>
@@ -1618,13 +1574,13 @@
               <w:rFonts w:ascii="Times New Roman" w:eastAsiaTheme="minorEastAsia" w:hAnsi="Times New Roman" w:cs="Times New Roman"/>
               <w:noProof/>
               <w:kern w:val="2"/>
-              <w:sz w:val="28"/>
-              <w:szCs w:val="28"/>
+              <w:sz w:val="32"/>
+              <w:szCs w:val="32"/>
               <w:lang w:eastAsia="ru-RU"/>
               <w14:ligatures w14:val="standardContextual"/>
             </w:rPr>
           </w:pPr>
-          <w:hyperlink w:anchor="_Toc230350604" w:history="1">
+          <w:hyperlink w:anchor="_Toc230354348" w:history="1">
             <w:r>
               <w:rPr>
                 <w:rStyle w:val="a5"/>
@@ -1663,7 +1619,7 @@
                 <w:sz w:val="28"/>
                 <w:szCs w:val="28"/>
               </w:rPr>
-              <w:instrText xml:space="preserve"> PAGEREF _Toc230350604 \h </w:instrText>
+              <w:instrText xml:space="preserve"> PAGEREF _Toc230354348 \h </w:instrText>
             </w:r>
             <w:r>
               <w:rPr>
@@ -1717,13 +1673,13 @@
               <w:rFonts w:ascii="Times New Roman" w:eastAsiaTheme="minorEastAsia" w:hAnsi="Times New Roman" w:cs="Times New Roman"/>
               <w:noProof/>
               <w:kern w:val="2"/>
-              <w:sz w:val="28"/>
-              <w:szCs w:val="28"/>
+              <w:sz w:val="32"/>
+              <w:szCs w:val="32"/>
               <w:lang w:eastAsia="ru-RU"/>
               <w14:ligatures w14:val="standardContextual"/>
             </w:rPr>
           </w:pPr>
-          <w:hyperlink w:anchor="_Toc230350605" w:history="1">
+          <w:hyperlink w:anchor="_Toc230354349" w:history="1">
             <w:r>
               <w:rPr>
                 <w:rStyle w:val="a5"/>
@@ -1762,7 +1718,7 @@
                 <w:sz w:val="28"/>
                 <w:szCs w:val="28"/>
               </w:rPr>
-              <w:instrText xml:space="preserve"> PAGEREF _Toc230350605 \h </w:instrText>
+              <w:instrText xml:space="preserve"> PAGEREF _Toc230354349 \h </w:instrText>
             </w:r>
             <w:r>
               <w:rPr>
@@ -1816,13 +1772,13 @@
               <w:rFonts w:ascii="Times New Roman" w:eastAsiaTheme="minorEastAsia" w:hAnsi="Times New Roman" w:cs="Times New Roman"/>
               <w:noProof/>
               <w:kern w:val="2"/>
-              <w:sz w:val="28"/>
-              <w:szCs w:val="28"/>
+              <w:sz w:val="32"/>
+              <w:szCs w:val="32"/>
               <w:lang w:eastAsia="ru-RU"/>
               <w14:ligatures w14:val="standardContextual"/>
             </w:rPr>
           </w:pPr>
-          <w:hyperlink w:anchor="_Toc230350606" w:history="1">
+          <w:hyperlink w:anchor="_Toc230354350" w:history="1">
             <w:r>
               <w:rPr>
                 <w:rStyle w:val="a5"/>
@@ -1861,7 +1817,7 @@
                 <w:sz w:val="28"/>
                 <w:szCs w:val="28"/>
               </w:rPr>
-              <w:instrText xml:space="preserve"> PAGEREF _Toc230350606 \h </w:instrText>
+              <w:instrText xml:space="preserve"> PAGEREF _Toc230354350 \h </w:instrText>
             </w:r>
             <w:r>
               <w:rPr>
@@ -1915,13 +1871,13 @@
               <w:rFonts w:ascii="Times New Roman" w:eastAsiaTheme="minorEastAsia" w:hAnsi="Times New Roman" w:cs="Times New Roman"/>
               <w:noProof/>
               <w:kern w:val="2"/>
-              <w:sz w:val="28"/>
-              <w:szCs w:val="28"/>
+              <w:sz w:val="32"/>
+              <w:szCs w:val="32"/>
               <w:lang w:eastAsia="ru-RU"/>
               <w14:ligatures w14:val="standardContextual"/>
             </w:rPr>
           </w:pPr>
-          <w:hyperlink w:anchor="_Toc230350607" w:history="1">
+          <w:hyperlink w:anchor="_Toc230354351" w:history="1">
             <w:r>
               <w:rPr>
                 <w:rStyle w:val="a5"/>
@@ -1960,7 +1916,7 @@
                 <w:sz w:val="28"/>
                 <w:szCs w:val="28"/>
               </w:rPr>
-              <w:instrText xml:space="preserve"> PAGEREF _Toc230350607 \h </w:instrText>
+              <w:instrText xml:space="preserve"> PAGEREF _Toc230354351 \h </w:instrText>
             </w:r>
             <w:r>
               <w:rPr>
@@ -2014,13 +1970,13 @@
               <w:rFonts w:ascii="Times New Roman" w:eastAsiaTheme="minorEastAsia" w:hAnsi="Times New Roman" w:cs="Times New Roman"/>
               <w:noProof/>
               <w:kern w:val="2"/>
-              <w:sz w:val="28"/>
-              <w:szCs w:val="28"/>
+              <w:sz w:val="32"/>
+              <w:szCs w:val="32"/>
               <w:lang w:eastAsia="ru-RU"/>
               <w14:ligatures w14:val="standardContextual"/>
             </w:rPr>
           </w:pPr>
-          <w:hyperlink w:anchor="_Toc230350608" w:history="1">
+          <w:hyperlink w:anchor="_Toc230354352" w:history="1">
             <w:r>
               <w:rPr>
                 <w:rStyle w:val="a5"/>
@@ -2059,7 +2015,7 @@
                 <w:sz w:val="28"/>
                 <w:szCs w:val="28"/>
               </w:rPr>
-              <w:instrText xml:space="preserve"> PAGEREF _Toc230350608 \h </w:instrText>
+              <w:instrText xml:space="preserve"> PAGEREF _Toc230354352 \h </w:instrText>
             </w:r>
             <w:r>
               <w:rPr>
@@ -2113,13 +2069,13 @@
               <w:rFonts w:ascii="Times New Roman" w:eastAsiaTheme="minorEastAsia" w:hAnsi="Times New Roman" w:cs="Times New Roman"/>
               <w:noProof/>
               <w:kern w:val="2"/>
-              <w:sz w:val="28"/>
-              <w:szCs w:val="28"/>
+              <w:sz w:val="32"/>
+              <w:szCs w:val="32"/>
               <w:lang w:eastAsia="ru-RU"/>
               <w14:ligatures w14:val="standardContextual"/>
             </w:rPr>
           </w:pPr>
-          <w:hyperlink w:anchor="_Toc230350609" w:history="1">
+          <w:hyperlink w:anchor="_Toc230354353" w:history="1">
             <w:r>
               <w:rPr>
                 <w:rStyle w:val="a5"/>
@@ -2158,7 +2114,7 @@
                 <w:sz w:val="28"/>
                 <w:szCs w:val="28"/>
               </w:rPr>
-              <w:instrText xml:space="preserve"> PAGEREF _Toc230350609 \h </w:instrText>
+              <w:instrText xml:space="preserve"> PAGEREF _Toc230354353 \h </w:instrText>
             </w:r>
             <w:r>
               <w:rPr>
@@ -2212,13 +2168,13 @@
               <w:rFonts w:ascii="Times New Roman" w:eastAsiaTheme="minorEastAsia" w:hAnsi="Times New Roman" w:cs="Times New Roman"/>
               <w:noProof/>
               <w:kern w:val="2"/>
-              <w:sz w:val="28"/>
-              <w:szCs w:val="28"/>
+              <w:sz w:val="32"/>
+              <w:szCs w:val="32"/>
               <w:lang w:eastAsia="ru-RU"/>
               <w14:ligatures w14:val="standardContextual"/>
             </w:rPr>
           </w:pPr>
-          <w:hyperlink w:anchor="_Toc230350610" w:history="1">
+          <w:hyperlink w:anchor="_Toc230354354" w:history="1">
             <w:r>
               <w:rPr>
                 <w:rStyle w:val="a5"/>
@@ -2257,7 +2213,7 @@
                 <w:sz w:val="28"/>
                 <w:szCs w:val="28"/>
               </w:rPr>
-              <w:instrText xml:space="preserve"> PAGEREF _Toc230350610 \h </w:instrText>
+              <w:instrText xml:space="preserve"> PAGEREF _Toc230354354 \h </w:instrText>
             </w:r>
             <w:r>
               <w:rPr>
@@ -2311,13 +2267,13 @@
               <w:rFonts w:ascii="Times New Roman" w:eastAsiaTheme="minorEastAsia" w:hAnsi="Times New Roman" w:cs="Times New Roman"/>
               <w:noProof/>
               <w:kern w:val="2"/>
-              <w:sz w:val="28"/>
-              <w:szCs w:val="28"/>
+              <w:sz w:val="32"/>
+              <w:szCs w:val="32"/>
               <w:lang w:eastAsia="ru-RU"/>
               <w14:ligatures w14:val="standardContextual"/>
             </w:rPr>
           </w:pPr>
-          <w:hyperlink w:anchor="_Toc230350611" w:history="1">
+          <w:hyperlink w:anchor="_Toc230354355" w:history="1">
             <w:r>
               <w:rPr>
                 <w:rStyle w:val="a5"/>
@@ -2356,7 +2312,7 @@
                 <w:sz w:val="28"/>
                 <w:szCs w:val="28"/>
               </w:rPr>
-              <w:instrText xml:space="preserve"> PAGEREF _Toc230350611 \h </w:instrText>
+              <w:instrText xml:space="preserve"> PAGEREF _Toc230354355 \h </w:instrText>
             </w:r>
             <w:r>
               <w:rPr>
@@ -2410,13 +2366,13 @@
               <w:rFonts w:ascii="Times New Roman" w:eastAsiaTheme="minorEastAsia" w:hAnsi="Times New Roman" w:cs="Times New Roman"/>
               <w:noProof/>
               <w:kern w:val="2"/>
-              <w:sz w:val="28"/>
-              <w:szCs w:val="28"/>
+              <w:sz w:val="32"/>
+              <w:szCs w:val="32"/>
               <w:lang w:eastAsia="ru-RU"/>
               <w14:ligatures w14:val="standardContextual"/>
             </w:rPr>
           </w:pPr>
-          <w:hyperlink w:anchor="_Toc230350612" w:history="1">
+          <w:hyperlink w:anchor="_Toc230354356" w:history="1">
             <w:r>
               <w:rPr>
                 <w:rStyle w:val="a5"/>
@@ -2455,7 +2411,7 @@
                 <w:sz w:val="28"/>
                 <w:szCs w:val="28"/>
               </w:rPr>
-              <w:instrText xml:space="preserve"> PAGEREF _Toc230350612 \h </w:instrText>
+              <w:instrText xml:space="preserve"> PAGEREF _Toc230354356 \h </w:instrText>
             </w:r>
             <w:r>
               <w:rPr>
@@ -2509,13 +2465,13 @@
               <w:rFonts w:ascii="Times New Roman" w:eastAsiaTheme="minorEastAsia" w:hAnsi="Times New Roman" w:cs="Times New Roman"/>
               <w:noProof/>
               <w:kern w:val="2"/>
-              <w:sz w:val="28"/>
-              <w:szCs w:val="28"/>
+              <w:sz w:val="32"/>
+              <w:szCs w:val="32"/>
               <w:lang w:eastAsia="ru-RU"/>
               <w14:ligatures w14:val="standardContextual"/>
             </w:rPr>
           </w:pPr>
-          <w:hyperlink w:anchor="_Toc230350613" w:history="1">
+          <w:hyperlink w:anchor="_Toc230354357" w:history="1">
             <w:r>
               <w:rPr>
                 <w:rStyle w:val="a5"/>
@@ -2554,7 +2510,7 @@
                 <w:sz w:val="28"/>
                 <w:szCs w:val="28"/>
               </w:rPr>
-              <w:instrText xml:space="preserve"> PAGEREF _Toc230350613 \h </w:instrText>
+              <w:instrText xml:space="preserve"> PAGEREF _Toc230354357 \h </w:instrText>
             </w:r>
             <w:r>
               <w:rPr>
@@ -2608,13 +2564,13 @@
               <w:rFonts w:ascii="Times New Roman" w:eastAsiaTheme="minorEastAsia" w:hAnsi="Times New Roman" w:cs="Times New Roman"/>
               <w:noProof/>
               <w:kern w:val="2"/>
-              <w:sz w:val="28"/>
-              <w:szCs w:val="28"/>
+              <w:sz w:val="32"/>
+              <w:szCs w:val="32"/>
               <w:lang w:eastAsia="ru-RU"/>
               <w14:ligatures w14:val="standardContextual"/>
             </w:rPr>
           </w:pPr>
-          <w:hyperlink w:anchor="_Toc230350614" w:history="1">
+          <w:hyperlink w:anchor="_Toc230354358" w:history="1">
             <w:r>
               <w:rPr>
                 <w:rStyle w:val="a5"/>
@@ -2653,7 +2609,7 @@
                 <w:sz w:val="28"/>
                 <w:szCs w:val="28"/>
               </w:rPr>
-              <w:instrText xml:space="preserve"> PAGEREF _Toc230350614 \h </w:instrText>
+              <w:instrText xml:space="preserve"> PAGEREF _Toc230354358 \h </w:instrText>
             </w:r>
             <w:r>
               <w:rPr>
@@ -2707,13 +2663,13 @@
               <w:rFonts w:ascii="Times New Roman" w:eastAsiaTheme="minorEastAsia" w:hAnsi="Times New Roman" w:cs="Times New Roman"/>
               <w:noProof/>
               <w:kern w:val="2"/>
-              <w:sz w:val="28"/>
-              <w:szCs w:val="28"/>
+              <w:sz w:val="32"/>
+              <w:szCs w:val="32"/>
               <w:lang w:eastAsia="ru-RU"/>
               <w14:ligatures w14:val="standardContextual"/>
             </w:rPr>
           </w:pPr>
-          <w:hyperlink w:anchor="_Toc230350615" w:history="1">
+          <w:hyperlink w:anchor="_Toc230354359" w:history="1">
             <w:r>
               <w:rPr>
                 <w:rStyle w:val="a5"/>
@@ -2752,7 +2708,7 @@
                 <w:sz w:val="28"/>
                 <w:szCs w:val="28"/>
               </w:rPr>
-              <w:instrText xml:space="preserve"> PAGEREF _Toc230350615 \h </w:instrText>
+              <w:instrText xml:space="preserve"> PAGEREF _Toc230354359 \h </w:instrText>
             </w:r>
             <w:r>
               <w:rPr>
@@ -2782,6 +2738,205 @@
                 <w:szCs w:val="28"/>
               </w:rPr>
               <w:t>12</w:t>
+            </w:r>
+            <w:r>
+              <w:rPr>
+                <w:rFonts w:ascii="Times New Roman" w:hAnsi="Times New Roman" w:cs="Times New Roman"/>
+                <w:noProof/>
+                <w:webHidden/>
+                <w:sz w:val="28"/>
+                <w:szCs w:val="28"/>
+              </w:rPr>
+              <w:fldChar w:fldCharType="end"/>
+            </w:r>
+          </w:hyperlink>
+        </w:p>
+        <w:p>
+          <w:pPr>
+            <w:pStyle w:val="11"/>
+            <w:tabs>
+              <w:tab w:val="right" w:leader="dot" w:pos="9345"/>
+            </w:tabs>
+            <w:jc w:val="both"/>
+            <w:rPr>
+              <w:rFonts w:ascii="Times New Roman" w:eastAsiaTheme="minorEastAsia" w:hAnsi="Times New Roman" w:cs="Times New Roman"/>
+              <w:noProof/>
+              <w:kern w:val="2"/>
+              <w:sz w:val="32"/>
+              <w:szCs w:val="32"/>
+              <w:lang w:eastAsia="ru-RU"/>
+              <w14:ligatures w14:val="standardContextual"/>
+            </w:rPr>
+          </w:pPr>
+          <w:hyperlink w:anchor="_Toc230354360" w:history="1">
+            <w:r>
+              <w:rPr>
+                <w:rStyle w:val="a5"/>
+                <w:rFonts w:ascii="Times New Roman" w:hAnsi="Times New Roman" w:cs="Times New Roman"/>
+                <w:noProof/>
+                <w:sz w:val="28"/>
+                <w:szCs w:val="28"/>
+              </w:rPr>
+              <w:t>СПИСОК ИСПОЬЗОВАННЫХ ИСТОЧНИКОВ</w:t>
+            </w:r>
+            <w:r>
+              <w:rPr>
+                <w:rFonts w:ascii="Times New Roman" w:hAnsi="Times New Roman" w:cs="Times New Roman"/>
+                <w:noProof/>
+                <w:webHidden/>
+                <w:sz w:val="28"/>
+                <w:szCs w:val="28"/>
+              </w:rPr>
+              <w:tab/>
+            </w:r>
+            <w:r>
+              <w:rPr>
+                <w:rFonts w:ascii="Times New Roman" w:hAnsi="Times New Roman" w:cs="Times New Roman"/>
+                <w:noProof/>
+                <w:webHidden/>
+                <w:sz w:val="28"/>
+                <w:szCs w:val="28"/>
+              </w:rPr>
+              <w:fldChar w:fldCharType="begin"/>
+            </w:r>
+            <w:r>
+              <w:rPr>
+                <w:rFonts w:ascii="Times New Roman" w:hAnsi="Times New Roman" w:cs="Times New Roman"/>
+                <w:noProof/>
+                <w:webHidden/>
+                <w:sz w:val="28"/>
+                <w:szCs w:val="28"/>
+              </w:rPr>
+              <w:instrText xml:space="preserve"> PAGEREF _Toc230354360 \h </w:instrText>
+            </w:r>
+            <w:r>
+              <w:rPr>
+                <w:rFonts w:ascii="Times New Roman" w:hAnsi="Times New Roman" w:cs="Times New Roman"/>
+                <w:noProof/>
+                <w:webHidden/>
+                <w:sz w:val="28"/>
+                <w:szCs w:val="28"/>
+              </w:rPr>
+            </w:r>
+            <w:r>
+              <w:rPr>
+                <w:rFonts w:ascii="Times New Roman" w:hAnsi="Times New Roman" w:cs="Times New Roman"/>
+                <w:noProof/>
+                <w:webHidden/>
+                <w:sz w:val="28"/>
+                <w:szCs w:val="28"/>
+              </w:rPr>
+              <w:fldChar w:fldCharType="separate"/>
+            </w:r>
+            <w:r>
+              <w:rPr>
+                <w:rFonts w:ascii="Times New Roman" w:hAnsi="Times New Roman" w:cs="Times New Roman"/>
+                <w:noProof/>
+                <w:webHidden/>
+                <w:sz w:val="28"/>
+                <w:szCs w:val="28"/>
+              </w:rPr>
+              <w:t>14</w:t>
+            </w:r>
+            <w:r>
+              <w:rPr>
+                <w:rFonts w:ascii="Times New Roman" w:hAnsi="Times New Roman" w:cs="Times New Roman"/>
+                <w:noProof/>
+                <w:webHidden/>
+                <w:sz w:val="28"/>
+                <w:szCs w:val="28"/>
+              </w:rPr>
+              <w:fldChar w:fldCharType="end"/>
+            </w:r>
+          </w:hyperlink>
+        </w:p>
+        <w:p>
+          <w:pPr>
+            <w:pStyle w:val="11"/>
+            <w:tabs>
+              <w:tab w:val="right" w:leader="dot" w:pos="9345"/>
+            </w:tabs>
+            <w:jc w:val="both"/>
+            <w:rPr>
+              <w:rFonts w:ascii="Times New Roman" w:eastAsiaTheme="minorEastAsia" w:hAnsi="Times New Roman" w:cs="Times New Roman"/>
+              <w:noProof/>
+              <w:kern w:val="2"/>
+              <w:sz w:val="32"/>
+              <w:szCs w:val="32"/>
+              <w:lang w:eastAsia="ru-RU"/>
+              <w14:ligatures w14:val="standardContextual"/>
+            </w:rPr>
+          </w:pPr>
+          <w:hyperlink w:anchor="_Toc230354361" w:history="1">
+            <w:r>
+              <w:rPr>
+                <w:rStyle w:val="a5"/>
+                <w:rFonts w:ascii="Times New Roman" w:eastAsia="Times New Roman" w:hAnsi="Times New Roman" w:cs="Times New Roman"/>
+                <w:noProof/>
+                <w:sz w:val="28"/>
+                <w:szCs w:val="28"/>
+                <w:lang w:eastAsia="ru-RU"/>
+              </w:rPr>
+              <w:t>ПРИЛОЖЕНИЕ А</w:t>
+            </w:r>
+            <w:r>
+              <w:rPr>
+                <w:rFonts w:ascii="Times New Roman" w:hAnsi="Times New Roman" w:cs="Times New Roman"/>
+                <w:noProof/>
+                <w:webHidden/>
+                <w:sz w:val="28"/>
+                <w:szCs w:val="28"/>
+              </w:rPr>
+              <w:tab/>
+            </w:r>
+            <w:r>
+              <w:rPr>
+                <w:rFonts w:ascii="Times New Roman" w:hAnsi="Times New Roman" w:cs="Times New Roman"/>
+                <w:noProof/>
+                <w:webHidden/>
+                <w:sz w:val="28"/>
+                <w:szCs w:val="28"/>
+              </w:rPr>
+              <w:fldChar w:fldCharType="begin"/>
+            </w:r>
+            <w:r>
+              <w:rPr>
+                <w:rFonts w:ascii="Times New Roman" w:hAnsi="Times New Roman" w:cs="Times New Roman"/>
+                <w:noProof/>
+                <w:webHidden/>
+                <w:sz w:val="28"/>
+                <w:szCs w:val="28"/>
+              </w:rPr>
+              <w:instrText xml:space="preserve"> PAGEREF _Toc230354361 \h </w:instrText>
+            </w:r>
+            <w:r>
+              <w:rPr>
+                <w:rFonts w:ascii="Times New Roman" w:hAnsi="Times New Roman" w:cs="Times New Roman"/>
+                <w:noProof/>
+                <w:webHidden/>
+                <w:sz w:val="28"/>
+                <w:szCs w:val="28"/>
+              </w:rPr>
+            </w:r>
+            <w:r>
+              <w:rPr>
+                <w:rFonts w:ascii="Times New Roman" w:hAnsi="Times New Roman" w:cs="Times New Roman"/>
+                <w:noProof/>
+                <w:webHidden/>
+                <w:sz w:val="28"/>
+                <w:szCs w:val="28"/>
+              </w:rPr>
+              <w:fldChar w:fldCharType="separate"/>
+            </w:r>
+            <w:r>
+              <w:rPr>
+                <w:rFonts w:ascii="Times New Roman" w:hAnsi="Times New Roman" w:cs="Times New Roman"/>
+                <w:noProof/>
+                <w:webHidden/>
+                <w:sz w:val="28"/>
+                <w:szCs w:val="28"/>
+              </w:rPr>
+              <w:t>15</w:t>
             </w:r>
             <w:r>
               <w:rPr>
@@ -3334,7 +3489,7 @@
           <w:szCs w:val="28"/>
         </w:rPr>
       </w:pPr>
-      <w:bookmarkStart w:id="0" w:name="_Toc230350596"/>
+      <w:bookmarkStart w:id="0" w:name="_Toc230354340"/>
       <w:r>
         <w:rPr>
           <w:rFonts w:ascii="Times New Roman" w:hAnsi="Times New Roman" w:cs="Times New Roman"/>
@@ -3370,7 +3525,7 @@
           <w:szCs w:val="28"/>
         </w:rPr>
       </w:pPr>
-      <w:bookmarkStart w:id="1" w:name="_Toc230350597"/>
+      <w:bookmarkStart w:id="1" w:name="_Toc230354341"/>
       <w:r>
         <w:rPr>
           <w:rFonts w:ascii="Times New Roman" w:hAnsi="Times New Roman" w:cs="Times New Roman"/>
@@ -3466,7 +3621,7 @@
           <w:szCs w:val="28"/>
         </w:rPr>
       </w:pPr>
-      <w:bookmarkStart w:id="2" w:name="_Toc230350598"/>
+      <w:bookmarkStart w:id="2" w:name="_Toc230354342"/>
       <w:r>
         <w:rPr>
           <w:rFonts w:ascii="Times New Roman" w:hAnsi="Times New Roman" w:cs="Times New Roman"/>
@@ -3569,7 +3724,7 @@
           <w:szCs w:val="28"/>
         </w:rPr>
       </w:pPr>
-      <w:bookmarkStart w:id="3" w:name="_Toc230350599"/>
+      <w:bookmarkStart w:id="3" w:name="_Toc230354343"/>
       <w:r>
         <w:rPr>
           <w:rFonts w:ascii="Times New Roman" w:hAnsi="Times New Roman" w:cs="Times New Roman"/>
@@ -3958,7 +4113,7 @@
           <w:szCs w:val="28"/>
         </w:rPr>
       </w:pPr>
-      <w:bookmarkStart w:id="4" w:name="_Toc230350600"/>
+      <w:bookmarkStart w:id="4" w:name="_Toc230354344"/>
       <w:r>
         <w:rPr>
           <w:rFonts w:ascii="Times New Roman" w:hAnsi="Times New Roman" w:cs="Times New Roman"/>
@@ -4082,7 +4237,7 @@
           <w:szCs w:val="28"/>
         </w:rPr>
       </w:pPr>
-      <w:bookmarkStart w:id="5" w:name="_Toc230350601"/>
+      <w:bookmarkStart w:id="5" w:name="_Toc230354345"/>
       <w:r>
         <w:rPr>
           <w:rFonts w:ascii="Times New Roman" w:hAnsi="Times New Roman" w:cs="Times New Roman"/>
@@ -4177,7 +4332,7 @@
           <w:szCs w:val="28"/>
         </w:rPr>
       </w:pPr>
-      <w:bookmarkStart w:id="6" w:name="_Toc230350602"/>
+      <w:bookmarkStart w:id="6" w:name="_Toc230354346"/>
       <w:r>
         <w:rPr>
           <w:rFonts w:ascii="Times New Roman" w:hAnsi="Times New Roman" w:cs="Times New Roman"/>
@@ -4356,7 +4511,7 @@
           <w:szCs w:val="28"/>
         </w:rPr>
       </w:pPr>
-      <w:bookmarkStart w:id="7" w:name="_Toc230350603"/>
+      <w:bookmarkStart w:id="7" w:name="_Toc230354347"/>
       <w:r>
         <w:rPr>
           <w:rFonts w:ascii="Times New Roman" w:hAnsi="Times New Roman" w:cs="Times New Roman"/>
@@ -4487,7 +4642,7 @@
           <w:szCs w:val="28"/>
         </w:rPr>
       </w:pPr>
-      <w:bookmarkStart w:id="8" w:name="_Toc230350604"/>
+      <w:bookmarkStart w:id="8" w:name="_Toc230354348"/>
       <w:r>
         <w:rPr>
           <w:rFonts w:ascii="Times New Roman" w:hAnsi="Times New Roman" w:cs="Times New Roman"/>
@@ -4595,7 +4750,7 @@
           <w:szCs w:val="28"/>
         </w:rPr>
       </w:pPr>
-      <w:bookmarkStart w:id="9" w:name="_Toc230350605"/>
+      <w:bookmarkStart w:id="9" w:name="_Toc230354349"/>
       <w:r>
         <w:rPr>
           <w:rFonts w:ascii="Times New Roman" w:hAnsi="Times New Roman" w:cs="Times New Roman"/>
@@ -4726,7 +4881,7 @@
           <w:szCs w:val="28"/>
         </w:rPr>
       </w:pPr>
-      <w:bookmarkStart w:id="10" w:name="_Toc230350606"/>
+      <w:bookmarkStart w:id="10" w:name="_Toc230354350"/>
       <w:r>
         <w:rPr>
           <w:rFonts w:ascii="Times New Roman" w:hAnsi="Times New Roman" w:cs="Times New Roman"/>
@@ -4764,7 +4919,7 @@
           <w:szCs w:val="28"/>
         </w:rPr>
       </w:pPr>
-      <w:bookmarkStart w:id="11" w:name="_Toc230350607"/>
+      <w:bookmarkStart w:id="11" w:name="_Toc230354351"/>
       <w:r>
         <w:rPr>
           <w:sz w:val="28"/>
@@ -4873,7 +5028,7 @@
           <w:szCs w:val="28"/>
         </w:rPr>
       </w:pPr>
-      <w:bookmarkStart w:id="12" w:name="_Toc230350608"/>
+      <w:bookmarkStart w:id="12" w:name="_Toc230354352"/>
       <w:r>
         <w:rPr>
           <w:sz w:val="28"/>
@@ -5029,7 +5184,7 @@
           <w:szCs w:val="28"/>
         </w:rPr>
       </w:pPr>
-      <w:bookmarkStart w:id="13" w:name="_Toc230350609"/>
+      <w:bookmarkStart w:id="13" w:name="_Toc230354353"/>
       <w:r>
         <w:rPr>
           <w:sz w:val="28"/>
@@ -5139,7 +5294,7 @@
           <w:szCs w:val="28"/>
         </w:rPr>
       </w:pPr>
-      <w:bookmarkStart w:id="14" w:name="_Toc230350610"/>
+      <w:bookmarkStart w:id="14" w:name="_Toc230354354"/>
       <w:r>
         <w:rPr>
           <w:sz w:val="28"/>
@@ -5237,7 +5392,7 @@
           <w:szCs w:val="28"/>
         </w:rPr>
       </w:pPr>
-      <w:bookmarkStart w:id="15" w:name="_Toc230350611"/>
+      <w:bookmarkStart w:id="15" w:name="_Toc230354355"/>
       <w:r>
         <w:rPr>
           <w:sz w:val="28"/>
@@ -5508,7 +5663,7 @@
           <w:szCs w:val="28"/>
         </w:rPr>
       </w:pPr>
-      <w:bookmarkStart w:id="16" w:name="_Toc230350612"/>
+      <w:bookmarkStart w:id="16" w:name="_Toc230354356"/>
       <w:r>
         <w:rPr>
           <w:sz w:val="28"/>
@@ -5647,7 +5802,7 @@
           <w:szCs w:val="28"/>
         </w:rPr>
       </w:pPr>
-      <w:bookmarkStart w:id="17" w:name="_Toc230350613"/>
+      <w:bookmarkStart w:id="17" w:name="_Toc230354357"/>
       <w:r>
         <w:rPr>
           <w:sz w:val="28"/>
@@ -5739,7 +5894,7 @@
           <w:szCs w:val="28"/>
         </w:rPr>
       </w:pPr>
-      <w:bookmarkStart w:id="18" w:name="_Toc230350614"/>
+      <w:bookmarkStart w:id="18" w:name="_Toc230354358"/>
       <w:r>
         <w:rPr>
           <w:sz w:val="28"/>
@@ -5830,7 +5985,7 @@
           <w:szCs w:val="28"/>
         </w:rPr>
       </w:pPr>
-      <w:bookmarkStart w:id="19" w:name="_Toc230350615"/>
+      <w:bookmarkStart w:id="19" w:name="_Toc230354359"/>
       <w:r>
         <w:rPr>
           <w:sz w:val="28"/>
@@ -6042,6 +6197,7 @@
     <w:p>
       <w:pPr>
         <w:jc w:val="center"/>
+        <w:outlineLvl w:val="0"/>
         <w:rPr>
           <w:rFonts w:ascii="Times New Roman" w:hAnsi="Times New Roman" w:cs="Times New Roman"/>
           <w:sz w:val="28"/>
@@ -6055,6 +6211,7 @@
         </w:rPr>
         <w:br w:type="page"/>
       </w:r>
+      <w:bookmarkStart w:id="20" w:name="_Toc230354360"/>
       <w:r>
         <w:rPr>
           <w:rFonts w:ascii="Times New Roman" w:hAnsi="Times New Roman" w:cs="Times New Roman"/>
@@ -6064,6 +6221,7 @@
         <w:lastRenderedPageBreak/>
         <w:t>СПИСОК ИСПОЬЗОВАННЫХ ИСТОЧНИКОВ</w:t>
       </w:r>
+      <w:bookmarkEnd w:id="20"/>
     </w:p>
     <w:p>
       <w:pPr>
@@ -6532,8 +6690,4164 @@
           <w:szCs w:val="28"/>
           <w:lang w:eastAsia="ru-RU"/>
         </w:rPr>
-        <w:t>Руководство по FastAPI и разработке Web API [Электронный ресурс] - режим доступа: https://realpython.com/fastapi-python-web-apis/</w:t>
-      </w:r>
+        <w:t xml:space="preserve">Руководство по FastAPI и разработке Web API [Электронный ресурс] - режим доступа: </w:t>
+      </w:r>
+      <w:hyperlink r:id="rId18" w:history="1">
+        <w:r>
+          <w:rPr>
+            <w:rStyle w:val="a5"/>
+            <w:rFonts w:ascii="Times New Roman" w:eastAsia="Times New Roman" w:hAnsi="Times New Roman" w:cs="Times New Roman"/>
+            <w:sz w:val="28"/>
+            <w:szCs w:val="28"/>
+            <w:lang w:eastAsia="ru-RU"/>
+          </w:rPr>
+          <w:t>https://realpython.com/fastapi-python-web-apis/</w:t>
+        </w:r>
+      </w:hyperlink>
+    </w:p>
+    <w:p>
+      <w:pPr>
+        <w:rPr>
+          <w:rFonts w:ascii="Times New Roman" w:eastAsia="Times New Roman" w:hAnsi="Times New Roman" w:cs="Times New Roman"/>
+          <w:sz w:val="28"/>
+          <w:szCs w:val="28"/>
+          <w:lang w:eastAsia="ru-RU"/>
+        </w:rPr>
+      </w:pPr>
+      <w:r>
+        <w:rPr>
+          <w:rFonts w:ascii="Times New Roman" w:eastAsia="Times New Roman" w:hAnsi="Times New Roman" w:cs="Times New Roman"/>
+          <w:sz w:val="28"/>
+          <w:szCs w:val="28"/>
+          <w:lang w:eastAsia="ru-RU"/>
+        </w:rPr>
+        <w:br w:type="page"/>
+      </w:r>
+    </w:p>
+    <w:p>
+      <w:pPr>
+        <w:pStyle w:val="a3"/>
+        <w:spacing w:after="0" w:line="360" w:lineRule="auto"/>
+        <w:ind w:left="0"/>
+        <w:jc w:val="center"/>
+        <w:outlineLvl w:val="0"/>
+        <w:rPr>
+          <w:rFonts w:ascii="Times New Roman" w:eastAsia="Times New Roman" w:hAnsi="Times New Roman" w:cs="Times New Roman"/>
+          <w:sz w:val="28"/>
+          <w:szCs w:val="28"/>
+          <w:lang w:eastAsia="ru-RU"/>
+        </w:rPr>
+      </w:pPr>
+      <w:bookmarkStart w:id="21" w:name="_Toc230354361"/>
+      <w:r>
+        <w:rPr>
+          <w:rFonts w:ascii="Times New Roman" w:eastAsia="Times New Roman" w:hAnsi="Times New Roman" w:cs="Times New Roman"/>
+          <w:sz w:val="28"/>
+          <w:szCs w:val="28"/>
+          <w:lang w:eastAsia="ru-RU"/>
+        </w:rPr>
+        <w:lastRenderedPageBreak/>
+        <w:t>ПРИЛОЖЕНИЕ А</w:t>
+      </w:r>
+      <w:bookmarkEnd w:id="21"/>
+    </w:p>
+    <w:p>
+      <w:pPr>
+        <w:pStyle w:val="a3"/>
+        <w:spacing w:after="0" w:line="240" w:lineRule="auto"/>
+        <w:ind w:left="0"/>
+        <w:jc w:val="center"/>
+        <w:rPr>
+          <w:rFonts w:ascii="Times New Roman" w:eastAsia="Times New Roman" w:hAnsi="Times New Roman" w:cs="Times New Roman"/>
+          <w:sz w:val="28"/>
+          <w:szCs w:val="28"/>
+          <w:lang w:eastAsia="ru-RU"/>
+        </w:rPr>
+      </w:pPr>
+    </w:p>
+    <w:p>
+      <w:pPr>
+        <w:spacing w:after="0" w:line="360" w:lineRule="auto"/>
+        <w:jc w:val="center"/>
+        <w:rPr>
+          <w:rFonts w:ascii="Times New Roman" w:eastAsia="Aptos" w:hAnsi="Times New Roman" w:cs="Times New Roman"/>
+          <w:kern w:val="2"/>
+          <w:sz w:val="28"/>
+          <w:szCs w:val="28"/>
+          <w14:ligatures w14:val="standardContextual"/>
+        </w:rPr>
+      </w:pPr>
+      <w:r>
+        <w:rPr>
+          <w:rFonts w:ascii="Times New Roman" w:eastAsia="Aptos" w:hAnsi="Times New Roman" w:cs="Times New Roman"/>
+          <w:kern w:val="2"/>
+          <w:sz w:val="28"/>
+          <w:szCs w:val="28"/>
+          <w14:ligatures w14:val="standardContextual"/>
+        </w:rPr>
+        <w:t>ИСХОДНЫЙ КОД</w:t>
+      </w:r>
+    </w:p>
+    <w:p>
+      <w:pPr>
+        <w:spacing w:after="0" w:line="240" w:lineRule="auto"/>
+        <w:jc w:val="center"/>
+        <w:rPr>
+          <w:rFonts w:ascii="Times New Roman" w:eastAsia="Aptos" w:hAnsi="Times New Roman" w:cs="Times New Roman"/>
+          <w:kern w:val="2"/>
+          <w:sz w:val="28"/>
+          <w:szCs w:val="28"/>
+          <w14:ligatures w14:val="standardContextual"/>
+        </w:rPr>
+      </w:pPr>
+    </w:p>
+    <w:p>
+      <w:pPr>
+        <w:spacing w:after="0" w:line="360" w:lineRule="auto"/>
+        <w:ind w:firstLine="709"/>
+        <w:jc w:val="both"/>
+        <w:rPr>
+          <w:rFonts w:ascii="Times New Roman" w:eastAsia="Aptos" w:hAnsi="Times New Roman" w:cs="Times New Roman"/>
+          <w:kern w:val="2"/>
+          <w:sz w:val="28"/>
+          <w:szCs w:val="28"/>
+          <w14:ligatures w14:val="standardContextual"/>
+        </w:rPr>
+      </w:pPr>
+      <w:r>
+        <w:rPr>
+          <w:rFonts w:ascii="Times New Roman" w:eastAsia="Aptos" w:hAnsi="Times New Roman" w:cs="Times New Roman"/>
+          <w:kern w:val="2"/>
+          <w:sz w:val="28"/>
+          <w:szCs w:val="28"/>
+          <w14:ligatures w14:val="standardContextual"/>
+        </w:rPr>
+        <w:t>1 Структура проекта</w:t>
+      </w:r>
+    </w:p>
+    <w:p>
+      <w:pPr>
+        <w:spacing w:after="0" w:line="360" w:lineRule="auto"/>
+        <w:ind w:firstLine="709"/>
+        <w:jc w:val="both"/>
+        <w:rPr>
+          <w:rFonts w:ascii="Times New Roman" w:eastAsia="Aptos" w:hAnsi="Times New Roman" w:cs="Times New Roman"/>
+          <w:kern w:val="2"/>
+          <w:sz w:val="28"/>
+          <w:szCs w:val="28"/>
+          <w14:ligatures w14:val="standardContextual"/>
+        </w:rPr>
+      </w:pPr>
+    </w:p>
+    <w:p>
+      <w:pPr>
+        <w:spacing w:after="0" w:line="360" w:lineRule="auto"/>
+        <w:jc w:val="both"/>
+        <w:rPr>
+          <w:rFonts w:ascii="Times New Roman" w:eastAsia="Aptos" w:hAnsi="Times New Roman" w:cs="Times New Roman"/>
+          <w:kern w:val="2"/>
+          <w:sz w:val="28"/>
+          <w:szCs w:val="28"/>
+          <w:lang w:val="en-US"/>
+          <w14:ligatures w14:val="standardContextual"/>
+        </w:rPr>
+      </w:pPr>
+      <w:r>
+        <w:rPr>
+          <w:rFonts w:ascii="Times New Roman" w:eastAsia="Aptos" w:hAnsi="Times New Roman" w:cs="Times New Roman"/>
+          <w:kern w:val="2"/>
+          <w:sz w:val="28"/>
+          <w:szCs w:val="28"/>
+          <w:lang w:val="en-US"/>
+          <w14:ligatures w14:val="standardContextual"/>
+        </w:rPr>
+        <w:t>project</w:t>
+      </w:r>
+      <w:r>
+        <w:rPr>
+          <w:rFonts w:ascii="Times New Roman" w:eastAsia="Aptos" w:hAnsi="Times New Roman" w:cs="Times New Roman"/>
+          <w:kern w:val="2"/>
+          <w:sz w:val="28"/>
+          <w:szCs w:val="28"/>
+          <w:lang w:val="en-US"/>
+          <w14:ligatures w14:val="standardContextual"/>
+        </w:rPr>
+        <w:t>/</w:t>
+      </w:r>
+    </w:p>
+    <w:p>
+      <w:pPr>
+        <w:spacing w:after="0" w:line="360" w:lineRule="auto"/>
+        <w:jc w:val="both"/>
+        <w:rPr>
+          <w:rFonts w:ascii="Times New Roman" w:eastAsia="Aptos" w:hAnsi="Times New Roman" w:cs="Times New Roman"/>
+          <w:kern w:val="2"/>
+          <w:sz w:val="28"/>
+          <w:szCs w:val="28"/>
+          <w:lang w:val="en-US"/>
+          <w14:ligatures w14:val="standardContextual"/>
+        </w:rPr>
+      </w:pPr>
+      <w:r>
+        <w:rPr>
+          <w:rFonts w:ascii="Times New Roman" w:eastAsia="Aptos" w:hAnsi="Times New Roman" w:cs="Times New Roman"/>
+          <w:kern w:val="2"/>
+          <w:sz w:val="28"/>
+          <w:szCs w:val="28"/>
+          <w:lang w:val="en-US"/>
+          <w14:ligatures w14:val="standardContextual"/>
+        </w:rPr>
+        <w:t>│</w:t>
+      </w:r>
+    </w:p>
+    <w:p>
+      <w:pPr>
+        <w:spacing w:after="0" w:line="360" w:lineRule="auto"/>
+        <w:jc w:val="both"/>
+        <w:rPr>
+          <w:rFonts w:ascii="Times New Roman" w:eastAsia="Aptos" w:hAnsi="Times New Roman" w:cs="Times New Roman"/>
+          <w:kern w:val="2"/>
+          <w:sz w:val="28"/>
+          <w:szCs w:val="28"/>
+          <w:lang w:val="en-US"/>
+          <w14:ligatures w14:val="standardContextual"/>
+        </w:rPr>
+      </w:pPr>
+      <w:r>
+        <w:rPr>
+          <w:rFonts w:ascii="Times New Roman" w:eastAsia="Aptos" w:hAnsi="Times New Roman" w:cs="Times New Roman"/>
+          <w:kern w:val="2"/>
+          <w:sz w:val="28"/>
+          <w:szCs w:val="28"/>
+          <w:lang w:val="en-US"/>
+          <w14:ligatures w14:val="standardContextual"/>
+        </w:rPr>
+        <w:t>├── main.py</w:t>
+      </w:r>
+    </w:p>
+    <w:p>
+      <w:pPr>
+        <w:spacing w:after="0" w:line="360" w:lineRule="auto"/>
+        <w:jc w:val="both"/>
+        <w:rPr>
+          <w:rFonts w:ascii="Times New Roman" w:eastAsia="Aptos" w:hAnsi="Times New Roman" w:cs="Times New Roman"/>
+          <w:kern w:val="2"/>
+          <w:sz w:val="28"/>
+          <w:szCs w:val="28"/>
+          <w:lang w:val="en-US"/>
+          <w14:ligatures w14:val="standardContextual"/>
+        </w:rPr>
+      </w:pPr>
+      <w:r>
+        <w:rPr>
+          <w:rFonts w:ascii="Times New Roman" w:eastAsia="Aptos" w:hAnsi="Times New Roman" w:cs="Times New Roman"/>
+          <w:kern w:val="2"/>
+          <w:sz w:val="28"/>
+          <w:szCs w:val="28"/>
+          <w:lang w:val="en-US"/>
+          <w14:ligatures w14:val="standardContextual"/>
+        </w:rPr>
+        <w:t>├── modification_module.py</w:t>
+      </w:r>
+    </w:p>
+    <w:p>
+      <w:pPr>
+        <w:spacing w:after="0" w:line="360" w:lineRule="auto"/>
+        <w:jc w:val="both"/>
+        <w:rPr>
+          <w:rFonts w:ascii="Times New Roman" w:eastAsia="Aptos" w:hAnsi="Times New Roman" w:cs="Times New Roman"/>
+          <w:kern w:val="2"/>
+          <w:sz w:val="28"/>
+          <w:szCs w:val="28"/>
+          <w:lang w:val="en-US"/>
+          <w14:ligatures w14:val="standardContextual"/>
+        </w:rPr>
+      </w:pPr>
+      <w:r>
+        <w:rPr>
+          <w:rFonts w:ascii="Times New Roman" w:eastAsia="Aptos" w:hAnsi="Times New Roman" w:cs="Times New Roman"/>
+          <w:kern w:val="2"/>
+          <w:sz w:val="28"/>
+          <w:szCs w:val="28"/>
+          <w:lang w:val="en-US"/>
+          <w14:ligatures w14:val="standardContextual"/>
+        </w:rPr>
+        <w:t>├── database.db</w:t>
+      </w:r>
+    </w:p>
+    <w:p>
+      <w:pPr>
+        <w:spacing w:after="0" w:line="360" w:lineRule="auto"/>
+        <w:jc w:val="both"/>
+        <w:rPr>
+          <w:rFonts w:ascii="Times New Roman" w:eastAsia="Aptos" w:hAnsi="Times New Roman" w:cs="Times New Roman"/>
+          <w:kern w:val="2"/>
+          <w:sz w:val="28"/>
+          <w:szCs w:val="28"/>
+          <w:lang w:val="en-US"/>
+          <w14:ligatures w14:val="standardContextual"/>
+        </w:rPr>
+      </w:pPr>
+      <w:r>
+        <w:rPr>
+          <w:rFonts w:ascii="Times New Roman" w:eastAsia="Aptos" w:hAnsi="Times New Roman" w:cs="Times New Roman"/>
+          <w:kern w:val="2"/>
+          <w:sz w:val="28"/>
+          <w:szCs w:val="28"/>
+          <w:lang w:val="en-US"/>
+          <w14:ligatures w14:val="standardContextual"/>
+        </w:rPr>
+        <w:t>├── images/</w:t>
+      </w:r>
+    </w:p>
+    <w:p>
+      <w:pPr>
+        <w:spacing w:after="0" w:line="360" w:lineRule="auto"/>
+        <w:jc w:val="both"/>
+        <w:rPr>
+          <w:rFonts w:ascii="Times New Roman" w:eastAsia="Aptos" w:hAnsi="Times New Roman" w:cs="Times New Roman"/>
+          <w:kern w:val="2"/>
+          <w:sz w:val="28"/>
+          <w:szCs w:val="28"/>
+          <w:lang w:val="en-US"/>
+          <w14:ligatures w14:val="standardContextual"/>
+        </w:rPr>
+      </w:pPr>
+    </w:p>
+    <w:p>
+      <w:pPr>
+        <w:spacing w:after="0" w:line="360" w:lineRule="auto"/>
+        <w:ind w:firstLine="709"/>
+        <w:jc w:val="both"/>
+        <w:rPr>
+          <w:rFonts w:ascii="Times New Roman" w:eastAsia="Aptos" w:hAnsi="Times New Roman" w:cs="Times New Roman"/>
+          <w:kern w:val="2"/>
+          <w:sz w:val="28"/>
+          <w:szCs w:val="28"/>
+          <w:lang w:val="en-US"/>
+          <w14:ligatures w14:val="standardContextual"/>
+        </w:rPr>
+      </w:pPr>
+      <w:r>
+        <w:rPr>
+          <w:rFonts w:ascii="Times New Roman" w:eastAsia="Aptos" w:hAnsi="Times New Roman" w:cs="Times New Roman"/>
+          <w:kern w:val="2"/>
+          <w:sz w:val="28"/>
+          <w:szCs w:val="28"/>
+          <w:lang w:val="en-US"/>
+          <w14:ligatures w14:val="standardContextual"/>
+        </w:rPr>
+        <w:t>2 modification_module.py</w:t>
+      </w:r>
+    </w:p>
+    <w:p>
+      <w:pPr>
+        <w:spacing w:after="0" w:line="360" w:lineRule="auto"/>
+        <w:jc w:val="both"/>
+        <w:rPr>
+          <w:rFonts w:ascii="Times New Roman" w:eastAsia="Aptos" w:hAnsi="Times New Roman" w:cs="Times New Roman"/>
+          <w:kern w:val="2"/>
+          <w:sz w:val="28"/>
+          <w:szCs w:val="28"/>
+          <w:lang w:val="en-US"/>
+          <w14:ligatures w14:val="standardContextual"/>
+        </w:rPr>
+      </w:pPr>
+    </w:p>
+    <w:p>
+      <w:pPr>
+        <w:spacing w:after="0" w:line="360" w:lineRule="auto"/>
+        <w:jc w:val="both"/>
+        <w:rPr>
+          <w:rFonts w:ascii="Times New Roman" w:eastAsia="Aptos" w:hAnsi="Times New Roman" w:cs="Times New Roman"/>
+          <w:kern w:val="2"/>
+          <w:sz w:val="28"/>
+          <w:szCs w:val="28"/>
+          <w:lang w:val="en-US"/>
+          <w14:ligatures w14:val="standardContextual"/>
+        </w:rPr>
+      </w:pPr>
+      <w:r>
+        <w:rPr>
+          <w:rFonts w:ascii="Times New Roman" w:eastAsia="Aptos" w:hAnsi="Times New Roman" w:cs="Times New Roman"/>
+          <w:kern w:val="2"/>
+          <w:sz w:val="28"/>
+          <w:szCs w:val="28"/>
+          <w:lang w:val="en-US"/>
+          <w14:ligatures w14:val="standardContextual"/>
+        </w:rPr>
+        <w:t>from PIL import Image as pict</w:t>
+      </w:r>
+    </w:p>
+    <w:p>
+      <w:pPr>
+        <w:spacing w:after="0" w:line="360" w:lineRule="auto"/>
+        <w:jc w:val="both"/>
+        <w:rPr>
+          <w:rFonts w:ascii="Times New Roman" w:eastAsia="Aptos" w:hAnsi="Times New Roman" w:cs="Times New Roman"/>
+          <w:kern w:val="2"/>
+          <w:sz w:val="28"/>
+          <w:szCs w:val="28"/>
+          <w:lang w:val="en-US"/>
+          <w14:ligatures w14:val="standardContextual"/>
+        </w:rPr>
+      </w:pPr>
+      <w:r>
+        <w:rPr>
+          <w:rFonts w:ascii="Times New Roman" w:eastAsia="Aptos" w:hAnsi="Times New Roman" w:cs="Times New Roman"/>
+          <w:kern w:val="2"/>
+          <w:sz w:val="28"/>
+          <w:szCs w:val="28"/>
+          <w:lang w:val="en-US"/>
+          <w14:ligatures w14:val="standardContextual"/>
+        </w:rPr>
+        <w:t>import os</w:t>
+      </w:r>
+    </w:p>
+    <w:p>
+      <w:pPr>
+        <w:spacing w:after="0" w:line="360" w:lineRule="auto"/>
+        <w:jc w:val="both"/>
+        <w:rPr>
+          <w:rFonts w:ascii="Times New Roman" w:eastAsia="Aptos" w:hAnsi="Times New Roman" w:cs="Times New Roman"/>
+          <w:kern w:val="2"/>
+          <w:sz w:val="28"/>
+          <w:szCs w:val="28"/>
+          <w:lang w:val="en-US"/>
+          <w14:ligatures w14:val="standardContextual"/>
+        </w:rPr>
+      </w:pPr>
+    </w:p>
+    <w:p>
+      <w:pPr>
+        <w:spacing w:after="0" w:line="360" w:lineRule="auto"/>
+        <w:jc w:val="both"/>
+        <w:rPr>
+          <w:rFonts w:ascii="Times New Roman" w:eastAsia="Aptos" w:hAnsi="Times New Roman" w:cs="Times New Roman"/>
+          <w:kern w:val="2"/>
+          <w:sz w:val="28"/>
+          <w:szCs w:val="28"/>
+          <w:lang w:val="en-US"/>
+          <w14:ligatures w14:val="standardContextual"/>
+        </w:rPr>
+      </w:pPr>
+      <w:r>
+        <w:rPr>
+          <w:rFonts w:ascii="Times New Roman" w:eastAsia="Aptos" w:hAnsi="Times New Roman" w:cs="Times New Roman"/>
+          <w:kern w:val="2"/>
+          <w:sz w:val="28"/>
+          <w:szCs w:val="28"/>
+          <w:lang w:val="en-US"/>
+          <w14:ligatures w14:val="standardContextual"/>
+        </w:rPr>
+        <w:t>def resize_picture(picture_way, width, height):</w:t>
+      </w:r>
+    </w:p>
+    <w:p>
+      <w:pPr>
+        <w:spacing w:after="0" w:line="360" w:lineRule="auto"/>
+        <w:jc w:val="both"/>
+        <w:rPr>
+          <w:rFonts w:ascii="Times New Roman" w:eastAsia="Aptos" w:hAnsi="Times New Roman" w:cs="Times New Roman"/>
+          <w:kern w:val="2"/>
+          <w:sz w:val="28"/>
+          <w:szCs w:val="28"/>
+          <w:lang w:val="en-US"/>
+          <w14:ligatures w14:val="standardContextual"/>
+        </w:rPr>
+      </w:pPr>
+      <w:r>
+        <w:rPr>
+          <w:rFonts w:ascii="Times New Roman" w:eastAsia="Aptos" w:hAnsi="Times New Roman" w:cs="Times New Roman"/>
+          <w:kern w:val="2"/>
+          <w:sz w:val="28"/>
+          <w:szCs w:val="28"/>
+          <w:lang w:val="en-US"/>
+          <w14:ligatures w14:val="standardContextual"/>
+        </w:rPr>
+        <w:t xml:space="preserve">    picture = pict.open(picture_way)</w:t>
+      </w:r>
+    </w:p>
+    <w:p>
+      <w:pPr>
+        <w:spacing w:after="0" w:line="360" w:lineRule="auto"/>
+        <w:jc w:val="both"/>
+        <w:rPr>
+          <w:rFonts w:ascii="Times New Roman" w:eastAsia="Aptos" w:hAnsi="Times New Roman" w:cs="Times New Roman"/>
+          <w:kern w:val="2"/>
+          <w:sz w:val="28"/>
+          <w:szCs w:val="28"/>
+          <w:lang w:val="en-US"/>
+          <w14:ligatures w14:val="standardContextual"/>
+        </w:rPr>
+      </w:pPr>
+      <w:r>
+        <w:rPr>
+          <w:rFonts w:ascii="Times New Roman" w:eastAsia="Aptos" w:hAnsi="Times New Roman" w:cs="Times New Roman"/>
+          <w:kern w:val="2"/>
+          <w:sz w:val="28"/>
+          <w:szCs w:val="28"/>
+          <w:lang w:val="en-US"/>
+          <w14:ligatures w14:val="standardContextual"/>
+        </w:rPr>
+        <w:t xml:space="preserve">    resized_picture = picture.resize((width, height))</w:t>
+      </w:r>
+    </w:p>
+    <w:p>
+      <w:pPr>
+        <w:spacing w:after="0" w:line="360" w:lineRule="auto"/>
+        <w:jc w:val="both"/>
+        <w:rPr>
+          <w:rFonts w:ascii="Times New Roman" w:eastAsia="Aptos" w:hAnsi="Times New Roman" w:cs="Times New Roman"/>
+          <w:kern w:val="2"/>
+          <w:sz w:val="28"/>
+          <w:szCs w:val="28"/>
+          <w:lang w:val="en-US"/>
+          <w14:ligatures w14:val="standardContextual"/>
+        </w:rPr>
+      </w:pPr>
+      <w:r>
+        <w:rPr>
+          <w:rFonts w:ascii="Times New Roman" w:eastAsia="Aptos" w:hAnsi="Times New Roman" w:cs="Times New Roman"/>
+          <w:kern w:val="2"/>
+          <w:sz w:val="28"/>
+          <w:szCs w:val="28"/>
+          <w:lang w:val="en-US"/>
+          <w14:ligatures w14:val="standardContextual"/>
+        </w:rPr>
+        <w:t xml:space="preserve">    file_name = os.path.basename(picture_way)</w:t>
+      </w:r>
+    </w:p>
+    <w:p>
+      <w:pPr>
+        <w:spacing w:after="0" w:line="360" w:lineRule="auto"/>
+        <w:jc w:val="both"/>
+        <w:rPr>
+          <w:rFonts w:ascii="Times New Roman" w:eastAsia="Aptos" w:hAnsi="Times New Roman" w:cs="Times New Roman"/>
+          <w:kern w:val="2"/>
+          <w:sz w:val="28"/>
+          <w:szCs w:val="28"/>
+          <w:lang w:val="en-US"/>
+          <w14:ligatures w14:val="standardContextual"/>
+        </w:rPr>
+      </w:pPr>
+      <w:r>
+        <w:rPr>
+          <w:rFonts w:ascii="Times New Roman" w:eastAsia="Aptos" w:hAnsi="Times New Roman" w:cs="Times New Roman"/>
+          <w:kern w:val="2"/>
+          <w:sz w:val="28"/>
+          <w:szCs w:val="28"/>
+          <w:lang w:val="en-US"/>
+          <w14:ligatures w14:val="standardContextual"/>
+        </w:rPr>
+        <w:t xml:space="preserve">    save_way = f"images/resized_{file_name}"</w:t>
+      </w:r>
+    </w:p>
+    <w:p>
+      <w:pPr>
+        <w:spacing w:after="0" w:line="360" w:lineRule="auto"/>
+        <w:jc w:val="both"/>
+        <w:rPr>
+          <w:rFonts w:ascii="Times New Roman" w:eastAsia="Aptos" w:hAnsi="Times New Roman" w:cs="Times New Roman"/>
+          <w:kern w:val="2"/>
+          <w:sz w:val="28"/>
+          <w:szCs w:val="28"/>
+          <w:lang w:val="en-US"/>
+          <w14:ligatures w14:val="standardContextual"/>
+        </w:rPr>
+      </w:pPr>
+      <w:r>
+        <w:rPr>
+          <w:rFonts w:ascii="Times New Roman" w:eastAsia="Aptos" w:hAnsi="Times New Roman" w:cs="Times New Roman"/>
+          <w:kern w:val="2"/>
+          <w:sz w:val="28"/>
+          <w:szCs w:val="28"/>
+          <w:lang w:val="en-US"/>
+          <w14:ligatures w14:val="standardContextual"/>
+        </w:rPr>
+        <w:t xml:space="preserve">    resized_picture.save(save_way)</w:t>
+      </w:r>
+    </w:p>
+    <w:p>
+      <w:pPr>
+        <w:spacing w:after="0" w:line="360" w:lineRule="auto"/>
+        <w:jc w:val="both"/>
+        <w:rPr>
+          <w:rFonts w:ascii="Times New Roman" w:eastAsia="Aptos" w:hAnsi="Times New Roman" w:cs="Times New Roman"/>
+          <w:kern w:val="2"/>
+          <w:sz w:val="28"/>
+          <w:szCs w:val="28"/>
+          <w:lang w:val="en-US"/>
+          <w14:ligatures w14:val="standardContextual"/>
+        </w:rPr>
+      </w:pPr>
+      <w:r>
+        <w:rPr>
+          <w:rFonts w:ascii="Times New Roman" w:eastAsia="Aptos" w:hAnsi="Times New Roman" w:cs="Times New Roman"/>
+          <w:kern w:val="2"/>
+          <w:sz w:val="28"/>
+          <w:szCs w:val="28"/>
+          <w:lang w:val="en-US"/>
+          <w14:ligatures w14:val="standardContextual"/>
+        </w:rPr>
+        <w:t xml:space="preserve">    return save_way</w:t>
+      </w:r>
+    </w:p>
+    <w:p>
+      <w:pPr>
+        <w:spacing w:after="0" w:line="360" w:lineRule="auto"/>
+        <w:jc w:val="both"/>
+        <w:rPr>
+          <w:rFonts w:ascii="Times New Roman" w:eastAsia="Aptos" w:hAnsi="Times New Roman" w:cs="Times New Roman"/>
+          <w:kern w:val="2"/>
+          <w:sz w:val="28"/>
+          <w:szCs w:val="28"/>
+          <w:lang w:val="en-US"/>
+          <w14:ligatures w14:val="standardContextual"/>
+        </w:rPr>
+      </w:pPr>
+    </w:p>
+    <w:p>
+      <w:pPr>
+        <w:spacing w:after="0" w:line="360" w:lineRule="auto"/>
+        <w:jc w:val="both"/>
+        <w:rPr>
+          <w:rFonts w:ascii="Times New Roman" w:eastAsia="Aptos" w:hAnsi="Times New Roman" w:cs="Times New Roman"/>
+          <w:kern w:val="2"/>
+          <w:sz w:val="28"/>
+          <w:szCs w:val="28"/>
+          <w:lang w:val="en-US"/>
+          <w14:ligatures w14:val="standardContextual"/>
+        </w:rPr>
+      </w:pPr>
+      <w:r>
+        <w:rPr>
+          <w:rFonts w:ascii="Times New Roman" w:eastAsia="Aptos" w:hAnsi="Times New Roman" w:cs="Times New Roman"/>
+          <w:kern w:val="2"/>
+          <w:sz w:val="28"/>
+          <w:szCs w:val="28"/>
+          <w:lang w:val="en-US"/>
+          <w14:ligatures w14:val="standardContextual"/>
+        </w:rPr>
+        <w:t>def rotate_picture(picture_way, corner):</w:t>
+      </w:r>
+    </w:p>
+    <w:p>
+      <w:pPr>
+        <w:spacing w:after="0" w:line="360" w:lineRule="auto"/>
+        <w:jc w:val="both"/>
+        <w:rPr>
+          <w:rFonts w:ascii="Times New Roman" w:eastAsia="Aptos" w:hAnsi="Times New Roman" w:cs="Times New Roman"/>
+          <w:kern w:val="2"/>
+          <w:sz w:val="28"/>
+          <w:szCs w:val="28"/>
+          <w:lang w:val="en-US"/>
+          <w14:ligatures w14:val="standardContextual"/>
+        </w:rPr>
+      </w:pPr>
+      <w:r>
+        <w:rPr>
+          <w:rFonts w:ascii="Times New Roman" w:eastAsia="Aptos" w:hAnsi="Times New Roman" w:cs="Times New Roman"/>
+          <w:kern w:val="2"/>
+          <w:sz w:val="28"/>
+          <w:szCs w:val="28"/>
+          <w:lang w:val="en-US"/>
+          <w14:ligatures w14:val="standardContextual"/>
+        </w:rPr>
+        <w:t xml:space="preserve">    picture = pict.open(picture_way)</w:t>
+      </w:r>
+    </w:p>
+    <w:p>
+      <w:pPr>
+        <w:spacing w:after="0" w:line="360" w:lineRule="auto"/>
+        <w:jc w:val="both"/>
+        <w:rPr>
+          <w:rFonts w:ascii="Times New Roman" w:eastAsia="Aptos" w:hAnsi="Times New Roman" w:cs="Times New Roman"/>
+          <w:kern w:val="2"/>
+          <w:sz w:val="28"/>
+          <w:szCs w:val="28"/>
+          <w:lang w:val="en-US"/>
+          <w14:ligatures w14:val="standardContextual"/>
+        </w:rPr>
+      </w:pPr>
+      <w:r>
+        <w:rPr>
+          <w:rFonts w:ascii="Times New Roman" w:eastAsia="Aptos" w:hAnsi="Times New Roman" w:cs="Times New Roman"/>
+          <w:kern w:val="2"/>
+          <w:sz w:val="28"/>
+          <w:szCs w:val="28"/>
+          <w:lang w:val="en-US"/>
+          <w14:ligatures w14:val="standardContextual"/>
+        </w:rPr>
+        <w:t xml:space="preserve">    rotated_picture = picture.rotate(corner)</w:t>
+      </w:r>
+    </w:p>
+    <w:p>
+      <w:pPr>
+        <w:spacing w:after="0" w:line="360" w:lineRule="auto"/>
+        <w:jc w:val="both"/>
+        <w:rPr>
+          <w:rFonts w:ascii="Times New Roman" w:eastAsia="Aptos" w:hAnsi="Times New Roman" w:cs="Times New Roman"/>
+          <w:kern w:val="2"/>
+          <w:sz w:val="28"/>
+          <w:szCs w:val="28"/>
+          <w:lang w:val="en-US"/>
+          <w14:ligatures w14:val="standardContextual"/>
+        </w:rPr>
+      </w:pPr>
+      <w:r>
+        <w:rPr>
+          <w:rFonts w:ascii="Times New Roman" w:eastAsia="Aptos" w:hAnsi="Times New Roman" w:cs="Times New Roman"/>
+          <w:kern w:val="2"/>
+          <w:sz w:val="28"/>
+          <w:szCs w:val="28"/>
+          <w:lang w:val="en-US"/>
+          <w14:ligatures w14:val="standardContextual"/>
+        </w:rPr>
+        <w:t xml:space="preserve">    file_name = os.path.basename(picture_way)</w:t>
+      </w:r>
+    </w:p>
+    <w:p>
+      <w:pPr>
+        <w:spacing w:after="0" w:line="360" w:lineRule="auto"/>
+        <w:jc w:val="both"/>
+        <w:rPr>
+          <w:rFonts w:ascii="Times New Roman" w:eastAsia="Aptos" w:hAnsi="Times New Roman" w:cs="Times New Roman"/>
+          <w:kern w:val="2"/>
+          <w:sz w:val="28"/>
+          <w:szCs w:val="28"/>
+          <w:lang w:val="en-US"/>
+          <w14:ligatures w14:val="standardContextual"/>
+        </w:rPr>
+      </w:pPr>
+      <w:r>
+        <w:rPr>
+          <w:rFonts w:ascii="Times New Roman" w:eastAsia="Aptos" w:hAnsi="Times New Roman" w:cs="Times New Roman"/>
+          <w:kern w:val="2"/>
+          <w:sz w:val="28"/>
+          <w:szCs w:val="28"/>
+          <w:lang w:val="en-US"/>
+          <w14:ligatures w14:val="standardContextual"/>
+        </w:rPr>
+        <w:lastRenderedPageBreak/>
+        <w:t xml:space="preserve">    save_way = f"images/rotated_{file_name}"</w:t>
+      </w:r>
+    </w:p>
+    <w:p>
+      <w:pPr>
+        <w:spacing w:after="0" w:line="360" w:lineRule="auto"/>
+        <w:jc w:val="both"/>
+        <w:rPr>
+          <w:rFonts w:ascii="Times New Roman" w:eastAsia="Aptos" w:hAnsi="Times New Roman" w:cs="Times New Roman"/>
+          <w:kern w:val="2"/>
+          <w:sz w:val="28"/>
+          <w:szCs w:val="28"/>
+          <w:lang w:val="en-US"/>
+          <w14:ligatures w14:val="standardContextual"/>
+        </w:rPr>
+      </w:pPr>
+      <w:r>
+        <w:rPr>
+          <w:rFonts w:ascii="Times New Roman" w:eastAsia="Aptos" w:hAnsi="Times New Roman" w:cs="Times New Roman"/>
+          <w:kern w:val="2"/>
+          <w:sz w:val="28"/>
+          <w:szCs w:val="28"/>
+          <w:lang w:val="en-US"/>
+          <w14:ligatures w14:val="standardContextual"/>
+        </w:rPr>
+        <w:t xml:space="preserve">    rotated_picture.save(save_way)</w:t>
+      </w:r>
+    </w:p>
+    <w:p>
+      <w:pPr>
+        <w:spacing w:after="0" w:line="360" w:lineRule="auto"/>
+        <w:jc w:val="both"/>
+        <w:rPr>
+          <w:rFonts w:ascii="Times New Roman" w:eastAsia="Aptos" w:hAnsi="Times New Roman" w:cs="Times New Roman"/>
+          <w:kern w:val="2"/>
+          <w:sz w:val="28"/>
+          <w:szCs w:val="28"/>
+          <w:lang w:val="en-US"/>
+          <w14:ligatures w14:val="standardContextual"/>
+        </w:rPr>
+      </w:pPr>
+      <w:r>
+        <w:rPr>
+          <w:rFonts w:ascii="Times New Roman" w:eastAsia="Aptos" w:hAnsi="Times New Roman" w:cs="Times New Roman"/>
+          <w:kern w:val="2"/>
+          <w:sz w:val="28"/>
+          <w:szCs w:val="28"/>
+          <w:lang w:val="en-US"/>
+          <w14:ligatures w14:val="standardContextual"/>
+        </w:rPr>
+        <w:t xml:space="preserve">    return save_way</w:t>
+      </w:r>
+    </w:p>
+    <w:p>
+      <w:pPr>
+        <w:spacing w:after="0" w:line="480" w:lineRule="auto"/>
+        <w:jc w:val="both"/>
+        <w:rPr>
+          <w:rFonts w:ascii="Times New Roman" w:eastAsia="Aptos" w:hAnsi="Times New Roman" w:cs="Times New Roman"/>
+          <w:kern w:val="2"/>
+          <w:sz w:val="28"/>
+          <w:szCs w:val="28"/>
+          <w:lang w:val="en-US"/>
+          <w14:ligatures w14:val="standardContextual"/>
+        </w:rPr>
+      </w:pPr>
+    </w:p>
+    <w:p>
+      <w:pPr>
+        <w:spacing w:after="0" w:line="360" w:lineRule="auto"/>
+        <w:ind w:firstLine="709"/>
+        <w:jc w:val="both"/>
+        <w:rPr>
+          <w:rFonts w:ascii="Times New Roman" w:eastAsia="Aptos" w:hAnsi="Times New Roman" w:cs="Times New Roman"/>
+          <w:kern w:val="2"/>
+          <w:sz w:val="28"/>
+          <w:szCs w:val="28"/>
+          <w:lang w:val="en-US"/>
+          <w14:ligatures w14:val="standardContextual"/>
+        </w:rPr>
+      </w:pPr>
+      <w:r>
+        <w:rPr>
+          <w:rFonts w:ascii="Times New Roman" w:eastAsia="Aptos" w:hAnsi="Times New Roman" w:cs="Times New Roman"/>
+          <w:kern w:val="2"/>
+          <w:sz w:val="28"/>
+          <w:szCs w:val="28"/>
+          <w:lang w:val="en-US"/>
+          <w14:ligatures w14:val="standardContextual"/>
+        </w:rPr>
+        <w:t>3 main.py</w:t>
+      </w:r>
+    </w:p>
+    <w:p>
+      <w:pPr>
+        <w:spacing w:after="0" w:line="360" w:lineRule="auto"/>
+        <w:jc w:val="both"/>
+        <w:rPr>
+          <w:rFonts w:ascii="Times New Roman" w:eastAsia="Aptos" w:hAnsi="Times New Roman" w:cs="Times New Roman"/>
+          <w:kern w:val="2"/>
+          <w:sz w:val="28"/>
+          <w:szCs w:val="28"/>
+          <w:lang w:val="en-US"/>
+          <w14:ligatures w14:val="standardContextual"/>
+        </w:rPr>
+      </w:pPr>
+    </w:p>
+    <w:p>
+      <w:pPr>
+        <w:spacing w:after="0" w:line="360" w:lineRule="auto"/>
+        <w:jc w:val="both"/>
+        <w:rPr>
+          <w:rFonts w:ascii="Times New Roman" w:eastAsia="Aptos" w:hAnsi="Times New Roman" w:cs="Times New Roman"/>
+          <w:kern w:val="2"/>
+          <w:sz w:val="28"/>
+          <w:szCs w:val="28"/>
+          <w:lang w:val="en-US"/>
+          <w14:ligatures w14:val="standardContextual"/>
+        </w:rPr>
+      </w:pPr>
+      <w:r>
+        <w:rPr>
+          <w:rFonts w:ascii="Times New Roman" w:eastAsia="Aptos" w:hAnsi="Times New Roman" w:cs="Times New Roman"/>
+          <w:kern w:val="2"/>
+          <w:sz w:val="28"/>
+          <w:szCs w:val="28"/>
+          <w:lang w:val="en-US"/>
+          <w14:ligatures w14:val="standardContextual"/>
+        </w:rPr>
+        <w:t>from fastapi import FastAPI, UploadFile, File</w:t>
+      </w:r>
+    </w:p>
+    <w:p>
+      <w:pPr>
+        <w:spacing w:after="0" w:line="360" w:lineRule="auto"/>
+        <w:jc w:val="both"/>
+        <w:rPr>
+          <w:rFonts w:ascii="Times New Roman" w:eastAsia="Aptos" w:hAnsi="Times New Roman" w:cs="Times New Roman"/>
+          <w:kern w:val="2"/>
+          <w:sz w:val="28"/>
+          <w:szCs w:val="28"/>
+          <w:lang w:val="en-US"/>
+          <w14:ligatures w14:val="standardContextual"/>
+        </w:rPr>
+      </w:pPr>
+      <w:r>
+        <w:rPr>
+          <w:rFonts w:ascii="Times New Roman" w:eastAsia="Aptos" w:hAnsi="Times New Roman" w:cs="Times New Roman"/>
+          <w:kern w:val="2"/>
+          <w:sz w:val="28"/>
+          <w:szCs w:val="28"/>
+          <w:lang w:val="en-US"/>
+          <w14:ligatures w14:val="standardContextual"/>
+        </w:rPr>
+        <w:t>from pydantic import BaseModel</w:t>
+      </w:r>
+    </w:p>
+    <w:p>
+      <w:pPr>
+        <w:spacing w:after="0" w:line="360" w:lineRule="auto"/>
+        <w:jc w:val="both"/>
+        <w:rPr>
+          <w:rFonts w:ascii="Times New Roman" w:eastAsia="Aptos" w:hAnsi="Times New Roman" w:cs="Times New Roman"/>
+          <w:kern w:val="2"/>
+          <w:sz w:val="28"/>
+          <w:szCs w:val="28"/>
+          <w:lang w:val="en-US"/>
+          <w14:ligatures w14:val="standardContextual"/>
+        </w:rPr>
+      </w:pPr>
+      <w:r>
+        <w:rPr>
+          <w:rFonts w:ascii="Times New Roman" w:eastAsia="Aptos" w:hAnsi="Times New Roman" w:cs="Times New Roman"/>
+          <w:kern w:val="2"/>
+          <w:sz w:val="28"/>
+          <w:szCs w:val="28"/>
+          <w:lang w:val="en-US"/>
+          <w14:ligatures w14:val="standardContextual"/>
+        </w:rPr>
+        <w:t>from PIL import Image</w:t>
+      </w:r>
+    </w:p>
+    <w:p>
+      <w:pPr>
+        <w:spacing w:after="0" w:line="360" w:lineRule="auto"/>
+        <w:jc w:val="both"/>
+        <w:rPr>
+          <w:rFonts w:ascii="Times New Roman" w:eastAsia="Aptos" w:hAnsi="Times New Roman" w:cs="Times New Roman"/>
+          <w:kern w:val="2"/>
+          <w:sz w:val="28"/>
+          <w:szCs w:val="28"/>
+          <w:lang w:val="en-US"/>
+          <w14:ligatures w14:val="standardContextual"/>
+        </w:rPr>
+      </w:pPr>
+      <w:r>
+        <w:rPr>
+          <w:rFonts w:ascii="Times New Roman" w:eastAsia="Aptos" w:hAnsi="Times New Roman" w:cs="Times New Roman"/>
+          <w:kern w:val="2"/>
+          <w:sz w:val="28"/>
+          <w:szCs w:val="28"/>
+          <w:lang w:val="en-US"/>
+          <w14:ligatures w14:val="standardContextual"/>
+        </w:rPr>
+        <w:t>import sqlite3</w:t>
+      </w:r>
+    </w:p>
+    <w:p>
+      <w:pPr>
+        <w:spacing w:after="0" w:line="360" w:lineRule="auto"/>
+        <w:jc w:val="both"/>
+        <w:rPr>
+          <w:rFonts w:ascii="Times New Roman" w:eastAsia="Aptos" w:hAnsi="Times New Roman" w:cs="Times New Roman"/>
+          <w:kern w:val="2"/>
+          <w:sz w:val="28"/>
+          <w:szCs w:val="28"/>
+          <w:lang w:val="en-US"/>
+          <w14:ligatures w14:val="standardContextual"/>
+        </w:rPr>
+      </w:pPr>
+      <w:r>
+        <w:rPr>
+          <w:rFonts w:ascii="Times New Roman" w:eastAsia="Aptos" w:hAnsi="Times New Roman" w:cs="Times New Roman"/>
+          <w:kern w:val="2"/>
+          <w:sz w:val="28"/>
+          <w:szCs w:val="28"/>
+          <w:lang w:val="en-US"/>
+          <w14:ligatures w14:val="standardContextual"/>
+        </w:rPr>
+        <w:t>import os</w:t>
+      </w:r>
+    </w:p>
+    <w:p>
+      <w:pPr>
+        <w:spacing w:after="0" w:line="360" w:lineRule="auto"/>
+        <w:jc w:val="both"/>
+        <w:rPr>
+          <w:rFonts w:ascii="Times New Roman" w:eastAsia="Aptos" w:hAnsi="Times New Roman" w:cs="Times New Roman"/>
+          <w:kern w:val="2"/>
+          <w:sz w:val="28"/>
+          <w:szCs w:val="28"/>
+          <w:lang w:val="en-US"/>
+          <w14:ligatures w14:val="standardContextual"/>
+        </w:rPr>
+      </w:pPr>
+      <w:r>
+        <w:rPr>
+          <w:rFonts w:ascii="Times New Roman" w:eastAsia="Aptos" w:hAnsi="Times New Roman" w:cs="Times New Roman"/>
+          <w:kern w:val="2"/>
+          <w:sz w:val="28"/>
+          <w:szCs w:val="28"/>
+          <w:lang w:val="en-US"/>
+          <w14:ligatures w14:val="standardContextual"/>
+        </w:rPr>
+        <w:t>import shutil</w:t>
+      </w:r>
+    </w:p>
+    <w:p>
+      <w:pPr>
+        <w:spacing w:after="0" w:line="360" w:lineRule="auto"/>
+        <w:jc w:val="both"/>
+        <w:rPr>
+          <w:rFonts w:ascii="Times New Roman" w:eastAsia="Aptos" w:hAnsi="Times New Roman" w:cs="Times New Roman"/>
+          <w:kern w:val="2"/>
+          <w:sz w:val="28"/>
+          <w:szCs w:val="28"/>
+          <w:lang w:val="en-US"/>
+          <w14:ligatures w14:val="standardContextual"/>
+        </w:rPr>
+      </w:pPr>
+      <w:r>
+        <w:rPr>
+          <w:rFonts w:ascii="Times New Roman" w:eastAsia="Aptos" w:hAnsi="Times New Roman" w:cs="Times New Roman"/>
+          <w:kern w:val="2"/>
+          <w:sz w:val="28"/>
+          <w:szCs w:val="28"/>
+          <w:lang w:val="en-US"/>
+          <w14:ligatures w14:val="standardContextual"/>
+        </w:rPr>
+        <w:t>from datetime import datetime</w:t>
+      </w:r>
+    </w:p>
+    <w:p>
+      <w:pPr>
+        <w:spacing w:after="0" w:line="360" w:lineRule="auto"/>
+        <w:jc w:val="both"/>
+        <w:rPr>
+          <w:rFonts w:ascii="Times New Roman" w:eastAsia="Aptos" w:hAnsi="Times New Roman" w:cs="Times New Roman"/>
+          <w:kern w:val="2"/>
+          <w:sz w:val="28"/>
+          <w:szCs w:val="28"/>
+          <w:lang w:val="en-US"/>
+          <w14:ligatures w14:val="standardContextual"/>
+        </w:rPr>
+      </w:pPr>
+      <w:r>
+        <w:rPr>
+          <w:rFonts w:ascii="Times New Roman" w:eastAsia="Aptos" w:hAnsi="Times New Roman" w:cs="Times New Roman"/>
+          <w:kern w:val="2"/>
+          <w:sz w:val="28"/>
+          <w:szCs w:val="28"/>
+          <w:lang w:val="en-US"/>
+          <w14:ligatures w14:val="standardContextual"/>
+        </w:rPr>
+        <w:t>import modification_module</w:t>
+      </w:r>
+    </w:p>
+    <w:p>
+      <w:pPr>
+        <w:spacing w:after="0" w:line="360" w:lineRule="auto"/>
+        <w:jc w:val="both"/>
+        <w:rPr>
+          <w:rFonts w:ascii="Times New Roman" w:eastAsia="Aptos" w:hAnsi="Times New Roman" w:cs="Times New Roman"/>
+          <w:kern w:val="2"/>
+          <w:sz w:val="28"/>
+          <w:szCs w:val="28"/>
+          <w:lang w:val="en-US"/>
+          <w14:ligatures w14:val="standardContextual"/>
+        </w:rPr>
+      </w:pPr>
+    </w:p>
+    <w:p>
+      <w:pPr>
+        <w:spacing w:after="0" w:line="360" w:lineRule="auto"/>
+        <w:jc w:val="both"/>
+        <w:rPr>
+          <w:rFonts w:ascii="Times New Roman" w:eastAsia="Aptos" w:hAnsi="Times New Roman" w:cs="Times New Roman"/>
+          <w:kern w:val="2"/>
+          <w:sz w:val="28"/>
+          <w:szCs w:val="28"/>
+          <w14:ligatures w14:val="standardContextual"/>
+        </w:rPr>
+      </w:pPr>
+      <w:r>
+        <w:rPr>
+          <w:rFonts w:ascii="Times New Roman" w:eastAsia="Aptos" w:hAnsi="Times New Roman" w:cs="Times New Roman"/>
+          <w:kern w:val="2"/>
+          <w:sz w:val="28"/>
+          <w:szCs w:val="28"/>
+          <w14:ligatures w14:val="standardContextual"/>
+        </w:rPr>
+        <w:t>app = FastAPI()</w:t>
+      </w:r>
+    </w:p>
+    <w:p>
+      <w:pPr>
+        <w:spacing w:after="0" w:line="360" w:lineRule="auto"/>
+        <w:jc w:val="both"/>
+        <w:rPr>
+          <w:rFonts w:ascii="Times New Roman" w:eastAsia="Aptos" w:hAnsi="Times New Roman" w:cs="Times New Roman"/>
+          <w:kern w:val="2"/>
+          <w:sz w:val="28"/>
+          <w:szCs w:val="28"/>
+          <w14:ligatures w14:val="standardContextual"/>
+        </w:rPr>
+      </w:pPr>
+    </w:p>
+    <w:p>
+      <w:pPr>
+        <w:spacing w:after="0" w:line="360" w:lineRule="auto"/>
+        <w:jc w:val="both"/>
+        <w:rPr>
+          <w:rFonts w:ascii="Times New Roman" w:eastAsia="Aptos" w:hAnsi="Times New Roman" w:cs="Times New Roman"/>
+          <w:kern w:val="2"/>
+          <w:sz w:val="28"/>
+          <w:szCs w:val="28"/>
+          <w14:ligatures w14:val="standardContextual"/>
+        </w:rPr>
+      </w:pPr>
+      <w:r>
+        <w:rPr>
+          <w:rFonts w:ascii="Times New Roman" w:eastAsia="Aptos" w:hAnsi="Times New Roman" w:cs="Times New Roman"/>
+          <w:kern w:val="2"/>
+          <w:sz w:val="28"/>
+          <w:szCs w:val="28"/>
+          <w14:ligatures w14:val="standardContextual"/>
+        </w:rPr>
+        <w:t># Подключение к базе данных</w:t>
+      </w:r>
+    </w:p>
+    <w:p>
+      <w:pPr>
+        <w:spacing w:after="0" w:line="360" w:lineRule="auto"/>
+        <w:jc w:val="both"/>
+        <w:rPr>
+          <w:rFonts w:ascii="Times New Roman" w:eastAsia="Aptos" w:hAnsi="Times New Roman" w:cs="Times New Roman"/>
+          <w:kern w:val="2"/>
+          <w:sz w:val="28"/>
+          <w:szCs w:val="28"/>
+          <w:lang w:val="en-US"/>
+          <w14:ligatures w14:val="standardContextual"/>
+        </w:rPr>
+      </w:pPr>
+      <w:r>
+        <w:rPr>
+          <w:rFonts w:ascii="Times New Roman" w:eastAsia="Aptos" w:hAnsi="Times New Roman" w:cs="Times New Roman"/>
+          <w:kern w:val="2"/>
+          <w:sz w:val="28"/>
+          <w:szCs w:val="28"/>
+          <w:lang w:val="en-US"/>
+          <w14:ligatures w14:val="standardContextual"/>
+        </w:rPr>
+        <w:t>connection = sqlite3.connect(</w:t>
+      </w:r>
+    </w:p>
+    <w:p>
+      <w:pPr>
+        <w:spacing w:after="0" w:line="360" w:lineRule="auto"/>
+        <w:jc w:val="both"/>
+        <w:rPr>
+          <w:rFonts w:ascii="Times New Roman" w:eastAsia="Aptos" w:hAnsi="Times New Roman" w:cs="Times New Roman"/>
+          <w:kern w:val="2"/>
+          <w:sz w:val="28"/>
+          <w:szCs w:val="28"/>
+          <w:lang w:val="en-US"/>
+          <w14:ligatures w14:val="standardContextual"/>
+        </w:rPr>
+      </w:pPr>
+      <w:r>
+        <w:rPr>
+          <w:rFonts w:ascii="Times New Roman" w:eastAsia="Aptos" w:hAnsi="Times New Roman" w:cs="Times New Roman"/>
+          <w:kern w:val="2"/>
+          <w:sz w:val="28"/>
+          <w:szCs w:val="28"/>
+          <w:lang w:val="en-US"/>
+          <w14:ligatures w14:val="standardContextual"/>
+        </w:rPr>
+        <w:t xml:space="preserve">    "database.db",</w:t>
+      </w:r>
+    </w:p>
+    <w:p>
+      <w:pPr>
+        <w:spacing w:after="0" w:line="360" w:lineRule="auto"/>
+        <w:jc w:val="both"/>
+        <w:rPr>
+          <w:rFonts w:ascii="Times New Roman" w:eastAsia="Aptos" w:hAnsi="Times New Roman" w:cs="Times New Roman"/>
+          <w:kern w:val="2"/>
+          <w:sz w:val="28"/>
+          <w:szCs w:val="28"/>
+          <w:lang w:val="en-US"/>
+          <w14:ligatures w14:val="standardContextual"/>
+        </w:rPr>
+      </w:pPr>
+      <w:r>
+        <w:rPr>
+          <w:rFonts w:ascii="Times New Roman" w:eastAsia="Aptos" w:hAnsi="Times New Roman" w:cs="Times New Roman"/>
+          <w:kern w:val="2"/>
+          <w:sz w:val="28"/>
+          <w:szCs w:val="28"/>
+          <w:lang w:val="en-US"/>
+          <w14:ligatures w14:val="standardContextual"/>
+        </w:rPr>
+        <w:t xml:space="preserve">    check_same_thread=False</w:t>
+      </w:r>
+    </w:p>
+    <w:p>
+      <w:pPr>
+        <w:spacing w:after="0" w:line="360" w:lineRule="auto"/>
+        <w:jc w:val="both"/>
+        <w:rPr>
+          <w:rFonts w:ascii="Times New Roman" w:eastAsia="Aptos" w:hAnsi="Times New Roman" w:cs="Times New Roman"/>
+          <w:kern w:val="2"/>
+          <w:sz w:val="28"/>
+          <w:szCs w:val="28"/>
+          <w:lang w:val="en-US"/>
+          <w14:ligatures w14:val="standardContextual"/>
+        </w:rPr>
+      </w:pPr>
+      <w:r>
+        <w:rPr>
+          <w:rFonts w:ascii="Times New Roman" w:eastAsia="Aptos" w:hAnsi="Times New Roman" w:cs="Times New Roman"/>
+          <w:kern w:val="2"/>
+          <w:sz w:val="28"/>
+          <w:szCs w:val="28"/>
+          <w:lang w:val="en-US"/>
+          <w14:ligatures w14:val="standardContextual"/>
+        </w:rPr>
+        <w:t>)</w:t>
+      </w:r>
+    </w:p>
+    <w:p>
+      <w:pPr>
+        <w:spacing w:after="0" w:line="360" w:lineRule="auto"/>
+        <w:jc w:val="both"/>
+        <w:rPr>
+          <w:rFonts w:ascii="Times New Roman" w:eastAsia="Aptos" w:hAnsi="Times New Roman" w:cs="Times New Roman"/>
+          <w:kern w:val="2"/>
+          <w:sz w:val="28"/>
+          <w:szCs w:val="28"/>
+          <w:lang w:val="en-US"/>
+          <w14:ligatures w14:val="standardContextual"/>
+        </w:rPr>
+      </w:pPr>
+    </w:p>
+    <w:p>
+      <w:pPr>
+        <w:spacing w:after="0" w:line="360" w:lineRule="auto"/>
+        <w:jc w:val="both"/>
+        <w:rPr>
+          <w:rFonts w:ascii="Times New Roman" w:eastAsia="Aptos" w:hAnsi="Times New Roman" w:cs="Times New Roman"/>
+          <w:kern w:val="2"/>
+          <w:sz w:val="28"/>
+          <w:szCs w:val="28"/>
+          <w:lang w:val="en-US"/>
+          <w14:ligatures w14:val="standardContextual"/>
+        </w:rPr>
+      </w:pPr>
+      <w:r>
+        <w:rPr>
+          <w:rFonts w:ascii="Times New Roman" w:eastAsia="Aptos" w:hAnsi="Times New Roman" w:cs="Times New Roman"/>
+          <w:kern w:val="2"/>
+          <w:sz w:val="28"/>
+          <w:szCs w:val="28"/>
+          <w:lang w:val="en-US"/>
+          <w14:ligatures w14:val="standardContextual"/>
+        </w:rPr>
+        <w:t>cursor = connection.cursor()</w:t>
+      </w:r>
+    </w:p>
+    <w:p>
+      <w:pPr>
+        <w:spacing w:after="0" w:line="360" w:lineRule="auto"/>
+        <w:jc w:val="both"/>
+        <w:rPr>
+          <w:rFonts w:ascii="Times New Roman" w:eastAsia="Aptos" w:hAnsi="Times New Roman" w:cs="Times New Roman"/>
+          <w:kern w:val="2"/>
+          <w:sz w:val="28"/>
+          <w:szCs w:val="28"/>
+          <w:lang w:val="en-US"/>
+          <w14:ligatures w14:val="standardContextual"/>
+        </w:rPr>
+      </w:pPr>
+    </w:p>
+    <w:p>
+      <w:pPr>
+        <w:spacing w:after="0" w:line="360" w:lineRule="auto"/>
+        <w:jc w:val="both"/>
+        <w:rPr>
+          <w:rFonts w:ascii="Times New Roman" w:eastAsia="Aptos" w:hAnsi="Times New Roman" w:cs="Times New Roman"/>
+          <w:kern w:val="2"/>
+          <w:sz w:val="28"/>
+          <w:szCs w:val="28"/>
+          <w:lang w:val="en-US"/>
+          <w14:ligatures w14:val="standardContextual"/>
+        </w:rPr>
+      </w:pPr>
+      <w:r>
+        <w:rPr>
+          <w:rFonts w:ascii="Times New Roman" w:eastAsia="Aptos" w:hAnsi="Times New Roman" w:cs="Times New Roman"/>
+          <w:kern w:val="2"/>
+          <w:sz w:val="28"/>
+          <w:szCs w:val="28"/>
+          <w:lang w:val="en-US"/>
+          <w14:ligatures w14:val="standardContextual"/>
+        </w:rPr>
+        <w:t xml:space="preserve"># </w:t>
+      </w:r>
+      <w:r>
+        <w:rPr>
+          <w:rFonts w:ascii="Times New Roman" w:eastAsia="Aptos" w:hAnsi="Times New Roman" w:cs="Times New Roman"/>
+          <w:kern w:val="2"/>
+          <w:sz w:val="28"/>
+          <w:szCs w:val="28"/>
+          <w14:ligatures w14:val="standardContextual"/>
+        </w:rPr>
+        <w:t>Создание</w:t>
+      </w:r>
+      <w:r>
+        <w:rPr>
+          <w:rFonts w:ascii="Times New Roman" w:eastAsia="Aptos" w:hAnsi="Times New Roman" w:cs="Times New Roman"/>
+          <w:kern w:val="2"/>
+          <w:sz w:val="28"/>
+          <w:szCs w:val="28"/>
+          <w:lang w:val="en-US"/>
+          <w14:ligatures w14:val="standardContextual"/>
+        </w:rPr>
+        <w:t xml:space="preserve"> </w:t>
+      </w:r>
+      <w:r>
+        <w:rPr>
+          <w:rFonts w:ascii="Times New Roman" w:eastAsia="Aptos" w:hAnsi="Times New Roman" w:cs="Times New Roman"/>
+          <w:kern w:val="2"/>
+          <w:sz w:val="28"/>
+          <w:szCs w:val="28"/>
+          <w14:ligatures w14:val="standardContextual"/>
+        </w:rPr>
+        <w:t>таблицы</w:t>
+      </w:r>
+    </w:p>
+    <w:p>
+      <w:pPr>
+        <w:spacing w:after="0" w:line="360" w:lineRule="auto"/>
+        <w:jc w:val="both"/>
+        <w:rPr>
+          <w:rFonts w:ascii="Times New Roman" w:eastAsia="Aptos" w:hAnsi="Times New Roman" w:cs="Times New Roman"/>
+          <w:kern w:val="2"/>
+          <w:sz w:val="28"/>
+          <w:szCs w:val="28"/>
+          <w:lang w:val="en-US"/>
+          <w14:ligatures w14:val="standardContextual"/>
+        </w:rPr>
+      </w:pPr>
+      <w:r>
+        <w:rPr>
+          <w:rFonts w:ascii="Times New Roman" w:eastAsia="Aptos" w:hAnsi="Times New Roman" w:cs="Times New Roman"/>
+          <w:kern w:val="2"/>
+          <w:sz w:val="28"/>
+          <w:szCs w:val="28"/>
+          <w:lang w:val="en-US"/>
+          <w14:ligatures w14:val="standardContextual"/>
+        </w:rPr>
+        <w:t>cursor.execute("""</w:t>
+      </w:r>
+    </w:p>
+    <w:p>
+      <w:pPr>
+        <w:spacing w:after="0" w:line="360" w:lineRule="auto"/>
+        <w:jc w:val="both"/>
+        <w:rPr>
+          <w:rFonts w:ascii="Times New Roman" w:eastAsia="Aptos" w:hAnsi="Times New Roman" w:cs="Times New Roman"/>
+          <w:kern w:val="2"/>
+          <w:sz w:val="28"/>
+          <w:szCs w:val="28"/>
+          <w:lang w:val="en-US"/>
+          <w14:ligatures w14:val="standardContextual"/>
+        </w:rPr>
+      </w:pPr>
+      <w:r>
+        <w:rPr>
+          <w:rFonts w:ascii="Times New Roman" w:eastAsia="Aptos" w:hAnsi="Times New Roman" w:cs="Times New Roman"/>
+          <w:kern w:val="2"/>
+          <w:sz w:val="28"/>
+          <w:szCs w:val="28"/>
+          <w:lang w:val="en-US"/>
+          <w14:ligatures w14:val="standardContextual"/>
+        </w:rPr>
+        <w:t>CREATE TABLE IF NOT EXISTS images (</w:t>
+      </w:r>
+    </w:p>
+    <w:p>
+      <w:pPr>
+        <w:spacing w:after="0" w:line="360" w:lineRule="auto"/>
+        <w:jc w:val="both"/>
+        <w:rPr>
+          <w:rFonts w:ascii="Times New Roman" w:eastAsia="Aptos" w:hAnsi="Times New Roman" w:cs="Times New Roman"/>
+          <w:kern w:val="2"/>
+          <w:sz w:val="28"/>
+          <w:szCs w:val="28"/>
+          <w:lang w:val="en-US"/>
+          <w14:ligatures w14:val="standardContextual"/>
+        </w:rPr>
+      </w:pPr>
+      <w:r>
+        <w:rPr>
+          <w:rFonts w:ascii="Times New Roman" w:eastAsia="Aptos" w:hAnsi="Times New Roman" w:cs="Times New Roman"/>
+          <w:kern w:val="2"/>
+          <w:sz w:val="28"/>
+          <w:szCs w:val="28"/>
+          <w:lang w:val="en-US"/>
+          <w14:ligatures w14:val="standardContextual"/>
+        </w:rPr>
+        <w:t xml:space="preserve">    id INTEGER PRIMARY KEY AUTOINCREMENT,</w:t>
+      </w:r>
+    </w:p>
+    <w:p>
+      <w:pPr>
+        <w:spacing w:after="0" w:line="360" w:lineRule="auto"/>
+        <w:jc w:val="both"/>
+        <w:rPr>
+          <w:rFonts w:ascii="Times New Roman" w:eastAsia="Aptos" w:hAnsi="Times New Roman" w:cs="Times New Roman"/>
+          <w:kern w:val="2"/>
+          <w:sz w:val="28"/>
+          <w:szCs w:val="28"/>
+          <w:lang w:val="en-US"/>
+          <w14:ligatures w14:val="standardContextual"/>
+        </w:rPr>
+      </w:pPr>
+      <w:r>
+        <w:rPr>
+          <w:rFonts w:ascii="Times New Roman" w:eastAsia="Aptos" w:hAnsi="Times New Roman" w:cs="Times New Roman"/>
+          <w:kern w:val="2"/>
+          <w:sz w:val="28"/>
+          <w:szCs w:val="28"/>
+          <w:lang w:val="en-US"/>
+          <w14:ligatures w14:val="standardContextual"/>
+        </w:rPr>
+        <w:lastRenderedPageBreak/>
+        <w:t xml:space="preserve">    name TEXT,</w:t>
+      </w:r>
+    </w:p>
+    <w:p>
+      <w:pPr>
+        <w:spacing w:after="0" w:line="360" w:lineRule="auto"/>
+        <w:jc w:val="both"/>
+        <w:rPr>
+          <w:rFonts w:ascii="Times New Roman" w:eastAsia="Aptos" w:hAnsi="Times New Roman" w:cs="Times New Roman"/>
+          <w:kern w:val="2"/>
+          <w:sz w:val="28"/>
+          <w:szCs w:val="28"/>
+          <w:lang w:val="en-US"/>
+          <w14:ligatures w14:val="standardContextual"/>
+        </w:rPr>
+      </w:pPr>
+      <w:r>
+        <w:rPr>
+          <w:rFonts w:ascii="Times New Roman" w:eastAsia="Aptos" w:hAnsi="Times New Roman" w:cs="Times New Roman"/>
+          <w:kern w:val="2"/>
+          <w:sz w:val="28"/>
+          <w:szCs w:val="28"/>
+          <w:lang w:val="en-US"/>
+          <w14:ligatures w14:val="standardContextual"/>
+        </w:rPr>
+        <w:t xml:space="preserve">    size INTEGER,</w:t>
+      </w:r>
+    </w:p>
+    <w:p>
+      <w:pPr>
+        <w:spacing w:after="0" w:line="360" w:lineRule="auto"/>
+        <w:jc w:val="both"/>
+        <w:rPr>
+          <w:rFonts w:ascii="Times New Roman" w:eastAsia="Aptos" w:hAnsi="Times New Roman" w:cs="Times New Roman"/>
+          <w:kern w:val="2"/>
+          <w:sz w:val="28"/>
+          <w:szCs w:val="28"/>
+          <w:lang w:val="en-US"/>
+          <w14:ligatures w14:val="standardContextual"/>
+        </w:rPr>
+      </w:pPr>
+      <w:r>
+        <w:rPr>
+          <w:rFonts w:ascii="Times New Roman" w:eastAsia="Aptos" w:hAnsi="Times New Roman" w:cs="Times New Roman"/>
+          <w:kern w:val="2"/>
+          <w:sz w:val="28"/>
+          <w:szCs w:val="28"/>
+          <w:lang w:val="en-US"/>
+          <w14:ligatures w14:val="standardContextual"/>
+        </w:rPr>
+        <w:t xml:space="preserve">    width INTEGER,</w:t>
+      </w:r>
+    </w:p>
+    <w:p>
+      <w:pPr>
+        <w:spacing w:after="0" w:line="360" w:lineRule="auto"/>
+        <w:jc w:val="both"/>
+        <w:rPr>
+          <w:rFonts w:ascii="Times New Roman" w:eastAsia="Aptos" w:hAnsi="Times New Roman" w:cs="Times New Roman"/>
+          <w:kern w:val="2"/>
+          <w:sz w:val="28"/>
+          <w:szCs w:val="28"/>
+          <w:lang w:val="en-US"/>
+          <w14:ligatures w14:val="standardContextual"/>
+        </w:rPr>
+      </w:pPr>
+      <w:r>
+        <w:rPr>
+          <w:rFonts w:ascii="Times New Roman" w:eastAsia="Aptos" w:hAnsi="Times New Roman" w:cs="Times New Roman"/>
+          <w:kern w:val="2"/>
+          <w:sz w:val="28"/>
+          <w:szCs w:val="28"/>
+          <w:lang w:val="en-US"/>
+          <w14:ligatures w14:val="standardContextual"/>
+        </w:rPr>
+        <w:t xml:space="preserve">    height INTEGER,</w:t>
+      </w:r>
+    </w:p>
+    <w:p>
+      <w:pPr>
+        <w:spacing w:after="0" w:line="360" w:lineRule="auto"/>
+        <w:jc w:val="both"/>
+        <w:rPr>
+          <w:rFonts w:ascii="Times New Roman" w:eastAsia="Aptos" w:hAnsi="Times New Roman" w:cs="Times New Roman"/>
+          <w:kern w:val="2"/>
+          <w:sz w:val="28"/>
+          <w:szCs w:val="28"/>
+          <w:lang w:val="en-US"/>
+          <w14:ligatures w14:val="standardContextual"/>
+        </w:rPr>
+      </w:pPr>
+      <w:r>
+        <w:rPr>
+          <w:rFonts w:ascii="Times New Roman" w:eastAsia="Aptos" w:hAnsi="Times New Roman" w:cs="Times New Roman"/>
+          <w:kern w:val="2"/>
+          <w:sz w:val="28"/>
+          <w:szCs w:val="28"/>
+          <w:lang w:val="en-US"/>
+          <w14:ligatures w14:val="standardContextual"/>
+        </w:rPr>
+        <w:t xml:space="preserve">    type TEXT,</w:t>
+      </w:r>
+    </w:p>
+    <w:p>
+      <w:pPr>
+        <w:spacing w:after="0" w:line="360" w:lineRule="auto"/>
+        <w:jc w:val="both"/>
+        <w:rPr>
+          <w:rFonts w:ascii="Times New Roman" w:eastAsia="Aptos" w:hAnsi="Times New Roman" w:cs="Times New Roman"/>
+          <w:kern w:val="2"/>
+          <w:sz w:val="28"/>
+          <w:szCs w:val="28"/>
+          <w:lang w:val="en-US"/>
+          <w14:ligatures w14:val="standardContextual"/>
+        </w:rPr>
+      </w:pPr>
+      <w:r>
+        <w:rPr>
+          <w:rFonts w:ascii="Times New Roman" w:eastAsia="Aptos" w:hAnsi="Times New Roman" w:cs="Times New Roman"/>
+          <w:kern w:val="2"/>
+          <w:sz w:val="28"/>
+          <w:szCs w:val="28"/>
+          <w:lang w:val="en-US"/>
+          <w14:ligatures w14:val="standardContextual"/>
+        </w:rPr>
+        <w:t xml:space="preserve">    date_added TEXT,</w:t>
+      </w:r>
+    </w:p>
+    <w:p>
+      <w:pPr>
+        <w:spacing w:after="0" w:line="360" w:lineRule="auto"/>
+        <w:jc w:val="both"/>
+        <w:rPr>
+          <w:rFonts w:ascii="Times New Roman" w:eastAsia="Aptos" w:hAnsi="Times New Roman" w:cs="Times New Roman"/>
+          <w:kern w:val="2"/>
+          <w:sz w:val="28"/>
+          <w:szCs w:val="28"/>
+          <w:lang w:val="en-US"/>
+          <w14:ligatures w14:val="standardContextual"/>
+        </w:rPr>
+      </w:pPr>
+      <w:r>
+        <w:rPr>
+          <w:rFonts w:ascii="Times New Roman" w:eastAsia="Aptos" w:hAnsi="Times New Roman" w:cs="Times New Roman"/>
+          <w:kern w:val="2"/>
+          <w:sz w:val="28"/>
+          <w:szCs w:val="28"/>
+          <w:lang w:val="en-US"/>
+          <w14:ligatures w14:val="standardContextual"/>
+        </w:rPr>
+        <w:t xml:space="preserve">    path TEXT</w:t>
+      </w:r>
+    </w:p>
+    <w:p>
+      <w:pPr>
+        <w:spacing w:after="0" w:line="360" w:lineRule="auto"/>
+        <w:jc w:val="both"/>
+        <w:rPr>
+          <w:rFonts w:ascii="Times New Roman" w:eastAsia="Aptos" w:hAnsi="Times New Roman" w:cs="Times New Roman"/>
+          <w:kern w:val="2"/>
+          <w:sz w:val="28"/>
+          <w:szCs w:val="28"/>
+          <w:lang w:val="en-US"/>
+          <w14:ligatures w14:val="standardContextual"/>
+        </w:rPr>
+      </w:pPr>
+      <w:r>
+        <w:rPr>
+          <w:rFonts w:ascii="Times New Roman" w:eastAsia="Aptos" w:hAnsi="Times New Roman" w:cs="Times New Roman"/>
+          <w:kern w:val="2"/>
+          <w:sz w:val="28"/>
+          <w:szCs w:val="28"/>
+          <w:lang w:val="en-US"/>
+          <w14:ligatures w14:val="standardContextual"/>
+        </w:rPr>
+        <w:t>)</w:t>
+      </w:r>
+    </w:p>
+    <w:p>
+      <w:pPr>
+        <w:spacing w:after="0" w:line="360" w:lineRule="auto"/>
+        <w:jc w:val="both"/>
+        <w:rPr>
+          <w:rFonts w:ascii="Times New Roman" w:eastAsia="Aptos" w:hAnsi="Times New Roman" w:cs="Times New Roman"/>
+          <w:kern w:val="2"/>
+          <w:sz w:val="28"/>
+          <w:szCs w:val="28"/>
+          <w:lang w:val="en-US"/>
+          <w14:ligatures w14:val="standardContextual"/>
+        </w:rPr>
+      </w:pPr>
+      <w:r>
+        <w:rPr>
+          <w:rFonts w:ascii="Times New Roman" w:eastAsia="Aptos" w:hAnsi="Times New Roman" w:cs="Times New Roman"/>
+          <w:kern w:val="2"/>
+          <w:sz w:val="28"/>
+          <w:szCs w:val="28"/>
+          <w:lang w:val="en-US"/>
+          <w14:ligatures w14:val="standardContextual"/>
+        </w:rPr>
+        <w:t>""")</w:t>
+      </w:r>
+    </w:p>
+    <w:p>
+      <w:pPr>
+        <w:spacing w:after="0" w:line="360" w:lineRule="auto"/>
+        <w:jc w:val="both"/>
+        <w:rPr>
+          <w:rFonts w:ascii="Times New Roman" w:eastAsia="Aptos" w:hAnsi="Times New Roman" w:cs="Times New Roman"/>
+          <w:kern w:val="2"/>
+          <w:sz w:val="28"/>
+          <w:szCs w:val="28"/>
+          <w:lang w:val="en-US"/>
+          <w14:ligatures w14:val="standardContextual"/>
+        </w:rPr>
+      </w:pPr>
+    </w:p>
+    <w:p>
+      <w:pPr>
+        <w:spacing w:after="0" w:line="360" w:lineRule="auto"/>
+        <w:jc w:val="both"/>
+        <w:rPr>
+          <w:rFonts w:ascii="Times New Roman" w:eastAsia="Aptos" w:hAnsi="Times New Roman" w:cs="Times New Roman"/>
+          <w:kern w:val="2"/>
+          <w:sz w:val="28"/>
+          <w:szCs w:val="28"/>
+          <w:lang w:val="en-US"/>
+          <w14:ligatures w14:val="standardContextual"/>
+        </w:rPr>
+      </w:pPr>
+      <w:r>
+        <w:rPr>
+          <w:rFonts w:ascii="Times New Roman" w:eastAsia="Aptos" w:hAnsi="Times New Roman" w:cs="Times New Roman"/>
+          <w:kern w:val="2"/>
+          <w:sz w:val="28"/>
+          <w:szCs w:val="28"/>
+          <w:lang w:val="en-US"/>
+          <w14:ligatures w14:val="standardContextual"/>
+        </w:rPr>
+        <w:t>connection.commit()</w:t>
+      </w:r>
+    </w:p>
+    <w:p>
+      <w:pPr>
+        <w:spacing w:after="0" w:line="360" w:lineRule="auto"/>
+        <w:jc w:val="both"/>
+        <w:rPr>
+          <w:rFonts w:ascii="Times New Roman" w:eastAsia="Aptos" w:hAnsi="Times New Roman" w:cs="Times New Roman"/>
+          <w:kern w:val="2"/>
+          <w:sz w:val="28"/>
+          <w:szCs w:val="28"/>
+          <w:lang w:val="en-US"/>
+          <w14:ligatures w14:val="standardContextual"/>
+        </w:rPr>
+      </w:pPr>
+    </w:p>
+    <w:p>
+      <w:pPr>
+        <w:spacing w:after="0" w:line="360" w:lineRule="auto"/>
+        <w:jc w:val="both"/>
+        <w:rPr>
+          <w:rFonts w:ascii="Times New Roman" w:eastAsia="Aptos" w:hAnsi="Times New Roman" w:cs="Times New Roman"/>
+          <w:kern w:val="2"/>
+          <w:sz w:val="28"/>
+          <w:szCs w:val="28"/>
+          <w:lang w:val="en-US"/>
+          <w14:ligatures w14:val="standardContextual"/>
+        </w:rPr>
+      </w:pPr>
+      <w:r>
+        <w:rPr>
+          <w:rFonts w:ascii="Times New Roman" w:eastAsia="Aptos" w:hAnsi="Times New Roman" w:cs="Times New Roman"/>
+          <w:kern w:val="2"/>
+          <w:sz w:val="28"/>
+          <w:szCs w:val="28"/>
+          <w:lang w:val="en-US"/>
+          <w14:ligatures w14:val="standardContextual"/>
+        </w:rPr>
+        <w:t xml:space="preserve"># </w:t>
+      </w:r>
+      <w:r>
+        <w:rPr>
+          <w:rFonts w:ascii="Times New Roman" w:eastAsia="Aptos" w:hAnsi="Times New Roman" w:cs="Times New Roman"/>
+          <w:kern w:val="2"/>
+          <w:sz w:val="28"/>
+          <w:szCs w:val="28"/>
+          <w14:ligatures w14:val="standardContextual"/>
+        </w:rPr>
+        <w:t>Модель</w:t>
+      </w:r>
+      <w:r>
+        <w:rPr>
+          <w:rFonts w:ascii="Times New Roman" w:eastAsia="Aptos" w:hAnsi="Times New Roman" w:cs="Times New Roman"/>
+          <w:kern w:val="2"/>
+          <w:sz w:val="28"/>
+          <w:szCs w:val="28"/>
+          <w:lang w:val="en-US"/>
+          <w14:ligatures w14:val="standardContextual"/>
+        </w:rPr>
+        <w:t xml:space="preserve"> </w:t>
+      </w:r>
+      <w:r>
+        <w:rPr>
+          <w:rFonts w:ascii="Times New Roman" w:eastAsia="Aptos" w:hAnsi="Times New Roman" w:cs="Times New Roman"/>
+          <w:kern w:val="2"/>
+          <w:sz w:val="28"/>
+          <w:szCs w:val="28"/>
+          <w14:ligatures w14:val="standardContextual"/>
+        </w:rPr>
+        <w:t>изменения</w:t>
+      </w:r>
+      <w:r>
+        <w:rPr>
+          <w:rFonts w:ascii="Times New Roman" w:eastAsia="Aptos" w:hAnsi="Times New Roman" w:cs="Times New Roman"/>
+          <w:kern w:val="2"/>
+          <w:sz w:val="28"/>
+          <w:szCs w:val="28"/>
+          <w:lang w:val="en-US"/>
+          <w14:ligatures w14:val="standardContextual"/>
+        </w:rPr>
+        <w:t xml:space="preserve"> </w:t>
+      </w:r>
+      <w:r>
+        <w:rPr>
+          <w:rFonts w:ascii="Times New Roman" w:eastAsia="Aptos" w:hAnsi="Times New Roman" w:cs="Times New Roman"/>
+          <w:kern w:val="2"/>
+          <w:sz w:val="28"/>
+          <w:szCs w:val="28"/>
+          <w14:ligatures w14:val="standardContextual"/>
+        </w:rPr>
+        <w:t>размера</w:t>
+      </w:r>
+    </w:p>
+    <w:p>
+      <w:pPr>
+        <w:spacing w:after="0" w:line="360" w:lineRule="auto"/>
+        <w:jc w:val="both"/>
+        <w:rPr>
+          <w:rFonts w:ascii="Times New Roman" w:eastAsia="Aptos" w:hAnsi="Times New Roman" w:cs="Times New Roman"/>
+          <w:kern w:val="2"/>
+          <w:sz w:val="28"/>
+          <w:szCs w:val="28"/>
+          <w:lang w:val="en-US"/>
+          <w14:ligatures w14:val="standardContextual"/>
+        </w:rPr>
+      </w:pPr>
+      <w:r>
+        <w:rPr>
+          <w:rFonts w:ascii="Times New Roman" w:eastAsia="Aptos" w:hAnsi="Times New Roman" w:cs="Times New Roman"/>
+          <w:kern w:val="2"/>
+          <w:sz w:val="28"/>
+          <w:szCs w:val="28"/>
+          <w:lang w:val="en-US"/>
+          <w14:ligatures w14:val="standardContextual"/>
+        </w:rPr>
+        <w:t>class ResizeRequest(BaseModel):</w:t>
+      </w:r>
+    </w:p>
+    <w:p>
+      <w:pPr>
+        <w:spacing w:after="0" w:line="360" w:lineRule="auto"/>
+        <w:jc w:val="both"/>
+        <w:rPr>
+          <w:rFonts w:ascii="Times New Roman" w:eastAsia="Aptos" w:hAnsi="Times New Roman" w:cs="Times New Roman"/>
+          <w:kern w:val="2"/>
+          <w:sz w:val="28"/>
+          <w:szCs w:val="28"/>
+          <w:lang w:val="en-US"/>
+          <w14:ligatures w14:val="standardContextual"/>
+        </w:rPr>
+      </w:pPr>
+      <w:r>
+        <w:rPr>
+          <w:rFonts w:ascii="Times New Roman" w:eastAsia="Aptos" w:hAnsi="Times New Roman" w:cs="Times New Roman"/>
+          <w:kern w:val="2"/>
+          <w:sz w:val="28"/>
+          <w:szCs w:val="28"/>
+          <w:lang w:val="en-US"/>
+          <w14:ligatures w14:val="standardContextual"/>
+        </w:rPr>
+        <w:t xml:space="preserve">    path: str</w:t>
+      </w:r>
+    </w:p>
+    <w:p>
+      <w:pPr>
+        <w:spacing w:after="0" w:line="360" w:lineRule="auto"/>
+        <w:jc w:val="both"/>
+        <w:rPr>
+          <w:rFonts w:ascii="Times New Roman" w:eastAsia="Aptos" w:hAnsi="Times New Roman" w:cs="Times New Roman"/>
+          <w:kern w:val="2"/>
+          <w:sz w:val="28"/>
+          <w:szCs w:val="28"/>
+          <w:lang w:val="en-US"/>
+          <w14:ligatures w14:val="standardContextual"/>
+        </w:rPr>
+      </w:pPr>
+      <w:r>
+        <w:rPr>
+          <w:rFonts w:ascii="Times New Roman" w:eastAsia="Aptos" w:hAnsi="Times New Roman" w:cs="Times New Roman"/>
+          <w:kern w:val="2"/>
+          <w:sz w:val="28"/>
+          <w:szCs w:val="28"/>
+          <w:lang w:val="en-US"/>
+          <w14:ligatures w14:val="standardContextual"/>
+        </w:rPr>
+        <w:t xml:space="preserve">    width: int</w:t>
+      </w:r>
+    </w:p>
+    <w:p>
+      <w:pPr>
+        <w:spacing w:after="0" w:line="360" w:lineRule="auto"/>
+        <w:jc w:val="both"/>
+        <w:rPr>
+          <w:rFonts w:ascii="Times New Roman" w:eastAsia="Aptos" w:hAnsi="Times New Roman" w:cs="Times New Roman"/>
+          <w:kern w:val="2"/>
+          <w:sz w:val="28"/>
+          <w:szCs w:val="28"/>
+          <w:lang w:val="en-US"/>
+          <w14:ligatures w14:val="standardContextual"/>
+        </w:rPr>
+      </w:pPr>
+      <w:r>
+        <w:rPr>
+          <w:rFonts w:ascii="Times New Roman" w:eastAsia="Aptos" w:hAnsi="Times New Roman" w:cs="Times New Roman"/>
+          <w:kern w:val="2"/>
+          <w:sz w:val="28"/>
+          <w:szCs w:val="28"/>
+          <w:lang w:val="en-US"/>
+          <w14:ligatures w14:val="standardContextual"/>
+        </w:rPr>
+        <w:t xml:space="preserve">    height: int</w:t>
+      </w:r>
+    </w:p>
+    <w:p>
+      <w:pPr>
+        <w:spacing w:after="0" w:line="360" w:lineRule="auto"/>
+        <w:jc w:val="both"/>
+        <w:rPr>
+          <w:rFonts w:ascii="Times New Roman" w:eastAsia="Aptos" w:hAnsi="Times New Roman" w:cs="Times New Roman"/>
+          <w:kern w:val="2"/>
+          <w:sz w:val="28"/>
+          <w:szCs w:val="28"/>
+          <w:lang w:val="en-US"/>
+          <w14:ligatures w14:val="standardContextual"/>
+        </w:rPr>
+      </w:pPr>
+    </w:p>
+    <w:p>
+      <w:pPr>
+        <w:spacing w:after="0" w:line="360" w:lineRule="auto"/>
+        <w:jc w:val="both"/>
+        <w:rPr>
+          <w:rFonts w:ascii="Times New Roman" w:eastAsia="Aptos" w:hAnsi="Times New Roman" w:cs="Times New Roman"/>
+          <w:kern w:val="2"/>
+          <w:sz w:val="28"/>
+          <w:szCs w:val="28"/>
+          <w:lang w:val="en-US"/>
+          <w14:ligatures w14:val="standardContextual"/>
+        </w:rPr>
+      </w:pPr>
+      <w:r>
+        <w:rPr>
+          <w:rFonts w:ascii="Times New Roman" w:eastAsia="Aptos" w:hAnsi="Times New Roman" w:cs="Times New Roman"/>
+          <w:kern w:val="2"/>
+          <w:sz w:val="28"/>
+          <w:szCs w:val="28"/>
+          <w:lang w:val="en-US"/>
+          <w14:ligatures w14:val="standardContextual"/>
+        </w:rPr>
+        <w:t xml:space="preserve"># </w:t>
+      </w:r>
+      <w:r>
+        <w:rPr>
+          <w:rFonts w:ascii="Times New Roman" w:eastAsia="Aptos" w:hAnsi="Times New Roman" w:cs="Times New Roman"/>
+          <w:kern w:val="2"/>
+          <w:sz w:val="28"/>
+          <w:szCs w:val="28"/>
+          <w14:ligatures w14:val="standardContextual"/>
+        </w:rPr>
+        <w:t>Модель</w:t>
+      </w:r>
+      <w:r>
+        <w:rPr>
+          <w:rFonts w:ascii="Times New Roman" w:eastAsia="Aptos" w:hAnsi="Times New Roman" w:cs="Times New Roman"/>
+          <w:kern w:val="2"/>
+          <w:sz w:val="28"/>
+          <w:szCs w:val="28"/>
+          <w:lang w:val="en-US"/>
+          <w14:ligatures w14:val="standardContextual"/>
+        </w:rPr>
+        <w:t xml:space="preserve"> </w:t>
+      </w:r>
+      <w:r>
+        <w:rPr>
+          <w:rFonts w:ascii="Times New Roman" w:eastAsia="Aptos" w:hAnsi="Times New Roman" w:cs="Times New Roman"/>
+          <w:kern w:val="2"/>
+          <w:sz w:val="28"/>
+          <w:szCs w:val="28"/>
+          <w14:ligatures w14:val="standardContextual"/>
+        </w:rPr>
+        <w:t>поворота</w:t>
+      </w:r>
+    </w:p>
+    <w:p>
+      <w:pPr>
+        <w:spacing w:after="0" w:line="360" w:lineRule="auto"/>
+        <w:jc w:val="both"/>
+        <w:rPr>
+          <w:rFonts w:ascii="Times New Roman" w:eastAsia="Aptos" w:hAnsi="Times New Roman" w:cs="Times New Roman"/>
+          <w:kern w:val="2"/>
+          <w:sz w:val="28"/>
+          <w:szCs w:val="28"/>
+          <w:lang w:val="en-US"/>
+          <w14:ligatures w14:val="standardContextual"/>
+        </w:rPr>
+      </w:pPr>
+      <w:r>
+        <w:rPr>
+          <w:rFonts w:ascii="Times New Roman" w:eastAsia="Aptos" w:hAnsi="Times New Roman" w:cs="Times New Roman"/>
+          <w:kern w:val="2"/>
+          <w:sz w:val="28"/>
+          <w:szCs w:val="28"/>
+          <w:lang w:val="en-US"/>
+          <w14:ligatures w14:val="standardContextual"/>
+        </w:rPr>
+        <w:t>class RotateRequest(BaseModel):</w:t>
+      </w:r>
+    </w:p>
+    <w:p>
+      <w:pPr>
+        <w:spacing w:after="0" w:line="360" w:lineRule="auto"/>
+        <w:jc w:val="both"/>
+        <w:rPr>
+          <w:rFonts w:ascii="Times New Roman" w:eastAsia="Aptos" w:hAnsi="Times New Roman" w:cs="Times New Roman"/>
+          <w:kern w:val="2"/>
+          <w:sz w:val="28"/>
+          <w:szCs w:val="28"/>
+          <w14:ligatures w14:val="standardContextual"/>
+        </w:rPr>
+      </w:pPr>
+      <w:r>
+        <w:rPr>
+          <w:rFonts w:ascii="Times New Roman" w:eastAsia="Aptos" w:hAnsi="Times New Roman" w:cs="Times New Roman"/>
+          <w:kern w:val="2"/>
+          <w:sz w:val="28"/>
+          <w:szCs w:val="28"/>
+          <w:lang w:val="en-US"/>
+          <w14:ligatures w14:val="standardContextual"/>
+        </w:rPr>
+        <w:t xml:space="preserve">    </w:t>
+      </w:r>
+      <w:r>
+        <w:rPr>
+          <w:rFonts w:ascii="Times New Roman" w:eastAsia="Aptos" w:hAnsi="Times New Roman" w:cs="Times New Roman"/>
+          <w:kern w:val="2"/>
+          <w:sz w:val="28"/>
+          <w:szCs w:val="28"/>
+          <w14:ligatures w14:val="standardContextual"/>
+        </w:rPr>
+        <w:t>path: str</w:t>
+      </w:r>
+    </w:p>
+    <w:p>
+      <w:pPr>
+        <w:spacing w:after="0" w:line="360" w:lineRule="auto"/>
+        <w:jc w:val="both"/>
+        <w:rPr>
+          <w:rFonts w:ascii="Times New Roman" w:eastAsia="Aptos" w:hAnsi="Times New Roman" w:cs="Times New Roman"/>
+          <w:kern w:val="2"/>
+          <w:sz w:val="28"/>
+          <w:szCs w:val="28"/>
+          <w14:ligatures w14:val="standardContextual"/>
+        </w:rPr>
+      </w:pPr>
+      <w:r>
+        <w:rPr>
+          <w:rFonts w:ascii="Times New Roman" w:eastAsia="Aptos" w:hAnsi="Times New Roman" w:cs="Times New Roman"/>
+          <w:kern w:val="2"/>
+          <w:sz w:val="28"/>
+          <w:szCs w:val="28"/>
+          <w14:ligatures w14:val="standardContextual"/>
+        </w:rPr>
+        <w:t xml:space="preserve">    angle: int</w:t>
+      </w:r>
+    </w:p>
+    <w:p>
+      <w:pPr>
+        <w:spacing w:after="0" w:line="360" w:lineRule="auto"/>
+        <w:jc w:val="both"/>
+        <w:rPr>
+          <w:rFonts w:ascii="Times New Roman" w:eastAsia="Aptos" w:hAnsi="Times New Roman" w:cs="Times New Roman"/>
+          <w:kern w:val="2"/>
+          <w:sz w:val="28"/>
+          <w:szCs w:val="28"/>
+          <w14:ligatures w14:val="standardContextual"/>
+        </w:rPr>
+      </w:pPr>
+    </w:p>
+    <w:p>
+      <w:pPr>
+        <w:spacing w:after="0" w:line="360" w:lineRule="auto"/>
+        <w:jc w:val="both"/>
+        <w:rPr>
+          <w:rFonts w:ascii="Times New Roman" w:eastAsia="Aptos" w:hAnsi="Times New Roman" w:cs="Times New Roman"/>
+          <w:kern w:val="2"/>
+          <w:sz w:val="28"/>
+          <w:szCs w:val="28"/>
+          <w14:ligatures w14:val="standardContextual"/>
+        </w:rPr>
+      </w:pPr>
+      <w:r>
+        <w:rPr>
+          <w:rFonts w:ascii="Times New Roman" w:eastAsia="Aptos" w:hAnsi="Times New Roman" w:cs="Times New Roman"/>
+          <w:kern w:val="2"/>
+          <w:sz w:val="28"/>
+          <w:szCs w:val="28"/>
+          <w14:ligatures w14:val="standardContextual"/>
+        </w:rPr>
+        <w:t># Добавление изображения</w:t>
+      </w:r>
+    </w:p>
+    <w:p>
+      <w:pPr>
+        <w:spacing w:after="0" w:line="360" w:lineRule="auto"/>
+        <w:jc w:val="both"/>
+        <w:rPr>
+          <w:rFonts w:ascii="Times New Roman" w:eastAsia="Aptos" w:hAnsi="Times New Roman" w:cs="Times New Roman"/>
+          <w:kern w:val="2"/>
+          <w:sz w:val="28"/>
+          <w:szCs w:val="28"/>
+          <w14:ligatures w14:val="standardContextual"/>
+        </w:rPr>
+      </w:pPr>
+      <w:r>
+        <w:rPr>
+          <w:rFonts w:ascii="Times New Roman" w:eastAsia="Aptos" w:hAnsi="Times New Roman" w:cs="Times New Roman"/>
+          <w:kern w:val="2"/>
+          <w:sz w:val="28"/>
+          <w:szCs w:val="28"/>
+          <w14:ligatures w14:val="standardContextual"/>
+        </w:rPr>
+        <w:t>@app.post("/api/image/add")</w:t>
+      </w:r>
+    </w:p>
+    <w:p>
+      <w:pPr>
+        <w:spacing w:after="0" w:line="360" w:lineRule="auto"/>
+        <w:jc w:val="both"/>
+        <w:rPr>
+          <w:rFonts w:ascii="Times New Roman" w:eastAsia="Aptos" w:hAnsi="Times New Roman" w:cs="Times New Roman"/>
+          <w:kern w:val="2"/>
+          <w:sz w:val="28"/>
+          <w:szCs w:val="28"/>
+          <w:lang w:val="en-US"/>
+          <w14:ligatures w14:val="standardContextual"/>
+        </w:rPr>
+      </w:pPr>
+      <w:r>
+        <w:rPr>
+          <w:rFonts w:ascii="Times New Roman" w:eastAsia="Aptos" w:hAnsi="Times New Roman" w:cs="Times New Roman"/>
+          <w:kern w:val="2"/>
+          <w:sz w:val="28"/>
+          <w:szCs w:val="28"/>
+          <w:lang w:val="en-US"/>
+          <w14:ligatures w14:val="standardContextual"/>
+        </w:rPr>
+        <w:t>async def add_image(file: UploadFile = File(...)):</w:t>
+      </w:r>
+    </w:p>
+    <w:p>
+      <w:pPr>
+        <w:spacing w:after="0" w:line="360" w:lineRule="auto"/>
+        <w:jc w:val="both"/>
+        <w:rPr>
+          <w:rFonts w:ascii="Times New Roman" w:eastAsia="Aptos" w:hAnsi="Times New Roman" w:cs="Times New Roman"/>
+          <w:kern w:val="2"/>
+          <w:sz w:val="28"/>
+          <w:szCs w:val="28"/>
+          <w:lang w:val="en-US"/>
+          <w14:ligatures w14:val="standardContextual"/>
+        </w:rPr>
+      </w:pPr>
+    </w:p>
+    <w:p>
+      <w:pPr>
+        <w:spacing w:after="0" w:line="360" w:lineRule="auto"/>
+        <w:jc w:val="both"/>
+        <w:rPr>
+          <w:rFonts w:ascii="Times New Roman" w:eastAsia="Aptos" w:hAnsi="Times New Roman" w:cs="Times New Roman"/>
+          <w:kern w:val="2"/>
+          <w:sz w:val="28"/>
+          <w:szCs w:val="28"/>
+          <w:lang w:val="en-US"/>
+          <w14:ligatures w14:val="standardContextual"/>
+        </w:rPr>
+      </w:pPr>
+      <w:r>
+        <w:rPr>
+          <w:rFonts w:ascii="Times New Roman" w:eastAsia="Aptos" w:hAnsi="Times New Roman" w:cs="Times New Roman"/>
+          <w:kern w:val="2"/>
+          <w:sz w:val="28"/>
+          <w:szCs w:val="28"/>
+          <w:lang w:val="en-US"/>
+          <w14:ligatures w14:val="standardContextual"/>
+        </w:rPr>
+        <w:t xml:space="preserve">    file_path = f"images/{file.filename}"</w:t>
+      </w:r>
+    </w:p>
+    <w:p>
+      <w:pPr>
+        <w:spacing w:after="0" w:line="360" w:lineRule="auto"/>
+        <w:jc w:val="both"/>
+        <w:rPr>
+          <w:rFonts w:ascii="Times New Roman" w:eastAsia="Aptos" w:hAnsi="Times New Roman" w:cs="Times New Roman"/>
+          <w:kern w:val="2"/>
+          <w:sz w:val="28"/>
+          <w:szCs w:val="28"/>
+          <w:lang w:val="en-US"/>
+          <w14:ligatures w14:val="standardContextual"/>
+        </w:rPr>
+      </w:pPr>
+      <w:r>
+        <w:rPr>
+          <w:rFonts w:ascii="Times New Roman" w:eastAsia="Aptos" w:hAnsi="Times New Roman" w:cs="Times New Roman"/>
+          <w:kern w:val="2"/>
+          <w:sz w:val="28"/>
+          <w:szCs w:val="28"/>
+          <w:lang w:val="en-US"/>
+          <w14:ligatures w14:val="standardContextual"/>
+        </w:rPr>
+        <w:t xml:space="preserve">    with open(file_path, "wb") as buffer:</w:t>
+      </w:r>
+    </w:p>
+    <w:p>
+      <w:pPr>
+        <w:spacing w:after="0" w:line="360" w:lineRule="auto"/>
+        <w:jc w:val="both"/>
+        <w:rPr>
+          <w:rFonts w:ascii="Times New Roman" w:eastAsia="Aptos" w:hAnsi="Times New Roman" w:cs="Times New Roman"/>
+          <w:kern w:val="2"/>
+          <w:sz w:val="28"/>
+          <w:szCs w:val="28"/>
+          <w:lang w:val="en-US"/>
+          <w14:ligatures w14:val="standardContextual"/>
+        </w:rPr>
+      </w:pPr>
+      <w:r>
+        <w:rPr>
+          <w:rFonts w:ascii="Times New Roman" w:eastAsia="Aptos" w:hAnsi="Times New Roman" w:cs="Times New Roman"/>
+          <w:kern w:val="2"/>
+          <w:sz w:val="28"/>
+          <w:szCs w:val="28"/>
+          <w:lang w:val="en-US"/>
+          <w14:ligatures w14:val="standardContextual"/>
+        </w:rPr>
+        <w:t xml:space="preserve">        shutil.copyfileobj(file.file, buffer)</w:t>
+      </w:r>
+    </w:p>
+    <w:p>
+      <w:pPr>
+        <w:spacing w:after="0" w:line="360" w:lineRule="auto"/>
+        <w:jc w:val="both"/>
+        <w:rPr>
+          <w:rFonts w:ascii="Times New Roman" w:eastAsia="Aptos" w:hAnsi="Times New Roman" w:cs="Times New Roman"/>
+          <w:kern w:val="2"/>
+          <w:sz w:val="28"/>
+          <w:szCs w:val="28"/>
+          <w:lang w:val="en-US"/>
+          <w14:ligatures w14:val="standardContextual"/>
+        </w:rPr>
+      </w:pPr>
+    </w:p>
+    <w:p>
+      <w:pPr>
+        <w:spacing w:after="0" w:line="360" w:lineRule="auto"/>
+        <w:jc w:val="both"/>
+        <w:rPr>
+          <w:rFonts w:ascii="Times New Roman" w:eastAsia="Aptos" w:hAnsi="Times New Roman" w:cs="Times New Roman"/>
+          <w:kern w:val="2"/>
+          <w:sz w:val="28"/>
+          <w:szCs w:val="28"/>
+          <w:lang w:val="en-US"/>
+          <w14:ligatures w14:val="standardContextual"/>
+        </w:rPr>
+      </w:pPr>
+      <w:r>
+        <w:rPr>
+          <w:rFonts w:ascii="Times New Roman" w:eastAsia="Aptos" w:hAnsi="Times New Roman" w:cs="Times New Roman"/>
+          <w:kern w:val="2"/>
+          <w:sz w:val="28"/>
+          <w:szCs w:val="28"/>
+          <w:lang w:val="en-US"/>
+          <w14:ligatures w14:val="standardContextual"/>
+        </w:rPr>
+        <w:t xml:space="preserve">    image = Image.open(file_path)</w:t>
+      </w:r>
+    </w:p>
+    <w:p>
+      <w:pPr>
+        <w:spacing w:after="0" w:line="360" w:lineRule="auto"/>
+        <w:jc w:val="both"/>
+        <w:rPr>
+          <w:rFonts w:ascii="Times New Roman" w:eastAsia="Aptos" w:hAnsi="Times New Roman" w:cs="Times New Roman"/>
+          <w:kern w:val="2"/>
+          <w:sz w:val="28"/>
+          <w:szCs w:val="28"/>
+          <w:lang w:val="en-US"/>
+          <w14:ligatures w14:val="standardContextual"/>
+        </w:rPr>
+      </w:pPr>
+      <w:r>
+        <w:rPr>
+          <w:rFonts w:ascii="Times New Roman" w:eastAsia="Aptos" w:hAnsi="Times New Roman" w:cs="Times New Roman"/>
+          <w:kern w:val="2"/>
+          <w:sz w:val="28"/>
+          <w:szCs w:val="28"/>
+          <w:lang w:val="en-US"/>
+          <w14:ligatures w14:val="standardContextual"/>
+        </w:rPr>
+        <w:t xml:space="preserve">    width, height = image.size</w:t>
+      </w:r>
+    </w:p>
+    <w:p>
+      <w:pPr>
+        <w:spacing w:after="0" w:line="360" w:lineRule="auto"/>
+        <w:jc w:val="both"/>
+        <w:rPr>
+          <w:rFonts w:ascii="Times New Roman" w:eastAsia="Aptos" w:hAnsi="Times New Roman" w:cs="Times New Roman"/>
+          <w:kern w:val="2"/>
+          <w:sz w:val="28"/>
+          <w:szCs w:val="28"/>
+          <w:lang w:val="en-US"/>
+          <w14:ligatures w14:val="standardContextual"/>
+        </w:rPr>
+      </w:pPr>
+      <w:r>
+        <w:rPr>
+          <w:rFonts w:ascii="Times New Roman" w:eastAsia="Aptos" w:hAnsi="Times New Roman" w:cs="Times New Roman"/>
+          <w:kern w:val="2"/>
+          <w:sz w:val="28"/>
+          <w:szCs w:val="28"/>
+          <w:lang w:val="en-US"/>
+          <w14:ligatures w14:val="standardContextual"/>
+        </w:rPr>
+        <w:t xml:space="preserve">    file_size = os.path.getsize(file_path)</w:t>
+      </w:r>
+    </w:p>
+    <w:p>
+      <w:pPr>
+        <w:spacing w:after="0" w:line="360" w:lineRule="auto"/>
+        <w:jc w:val="both"/>
+        <w:rPr>
+          <w:rFonts w:ascii="Times New Roman" w:eastAsia="Aptos" w:hAnsi="Times New Roman" w:cs="Times New Roman"/>
+          <w:kern w:val="2"/>
+          <w:sz w:val="28"/>
+          <w:szCs w:val="28"/>
+          <w:lang w:val="en-US"/>
+          <w14:ligatures w14:val="standardContextual"/>
+        </w:rPr>
+      </w:pPr>
+      <w:r>
+        <w:rPr>
+          <w:rFonts w:ascii="Times New Roman" w:eastAsia="Aptos" w:hAnsi="Times New Roman" w:cs="Times New Roman"/>
+          <w:kern w:val="2"/>
+          <w:sz w:val="28"/>
+          <w:szCs w:val="28"/>
+          <w:lang w:val="en-US"/>
+          <w14:ligatures w14:val="standardContextual"/>
+        </w:rPr>
+        <w:t xml:space="preserve">    file_type = file.filename.split(".")[-1]</w:t>
+      </w:r>
+    </w:p>
+    <w:p>
+      <w:pPr>
+        <w:spacing w:after="0" w:line="360" w:lineRule="auto"/>
+        <w:jc w:val="both"/>
+        <w:rPr>
+          <w:rFonts w:ascii="Times New Roman" w:eastAsia="Aptos" w:hAnsi="Times New Roman" w:cs="Times New Roman"/>
+          <w:kern w:val="2"/>
+          <w:sz w:val="28"/>
+          <w:szCs w:val="28"/>
+          <w:lang w:val="en-US"/>
+          <w14:ligatures w14:val="standardContextual"/>
+        </w:rPr>
+      </w:pPr>
+      <w:r>
+        <w:rPr>
+          <w:rFonts w:ascii="Times New Roman" w:eastAsia="Aptos" w:hAnsi="Times New Roman" w:cs="Times New Roman"/>
+          <w:kern w:val="2"/>
+          <w:sz w:val="28"/>
+          <w:szCs w:val="28"/>
+          <w:lang w:val="en-US"/>
+          <w14:ligatures w14:val="standardContextual"/>
+        </w:rPr>
+        <w:t xml:space="preserve">    date_added = datetime.now().strftime("%Y-%m-%d %H:%M:%S")</w:t>
+      </w:r>
+    </w:p>
+    <w:p>
+      <w:pPr>
+        <w:spacing w:after="0" w:line="360" w:lineRule="auto"/>
+        <w:jc w:val="both"/>
+        <w:rPr>
+          <w:rFonts w:ascii="Times New Roman" w:eastAsia="Aptos" w:hAnsi="Times New Roman" w:cs="Times New Roman"/>
+          <w:kern w:val="2"/>
+          <w:sz w:val="28"/>
+          <w:szCs w:val="28"/>
+          <w:lang w:val="en-US"/>
+          <w14:ligatures w14:val="standardContextual"/>
+        </w:rPr>
+      </w:pPr>
+    </w:p>
+    <w:p>
+      <w:pPr>
+        <w:spacing w:after="0" w:line="360" w:lineRule="auto"/>
+        <w:jc w:val="both"/>
+        <w:rPr>
+          <w:rFonts w:ascii="Times New Roman" w:eastAsia="Aptos" w:hAnsi="Times New Roman" w:cs="Times New Roman"/>
+          <w:kern w:val="2"/>
+          <w:sz w:val="28"/>
+          <w:szCs w:val="28"/>
+          <w:lang w:val="en-US"/>
+          <w14:ligatures w14:val="standardContextual"/>
+        </w:rPr>
+      </w:pPr>
+      <w:r>
+        <w:rPr>
+          <w:rFonts w:ascii="Times New Roman" w:eastAsia="Aptos" w:hAnsi="Times New Roman" w:cs="Times New Roman"/>
+          <w:kern w:val="2"/>
+          <w:sz w:val="28"/>
+          <w:szCs w:val="28"/>
+          <w:lang w:val="en-US"/>
+          <w14:ligatures w14:val="standardContextual"/>
+        </w:rPr>
+        <w:t xml:space="preserve">    cursor.execute("""</w:t>
+      </w:r>
+    </w:p>
+    <w:p>
+      <w:pPr>
+        <w:spacing w:after="0" w:line="360" w:lineRule="auto"/>
+        <w:jc w:val="both"/>
+        <w:rPr>
+          <w:rFonts w:ascii="Times New Roman" w:eastAsia="Aptos" w:hAnsi="Times New Roman" w:cs="Times New Roman"/>
+          <w:kern w:val="2"/>
+          <w:sz w:val="28"/>
+          <w:szCs w:val="28"/>
+          <w:lang w:val="en-US"/>
+          <w14:ligatures w14:val="standardContextual"/>
+        </w:rPr>
+      </w:pPr>
+      <w:r>
+        <w:rPr>
+          <w:rFonts w:ascii="Times New Roman" w:eastAsia="Aptos" w:hAnsi="Times New Roman" w:cs="Times New Roman"/>
+          <w:kern w:val="2"/>
+          <w:sz w:val="28"/>
+          <w:szCs w:val="28"/>
+          <w:lang w:val="en-US"/>
+          <w14:ligatures w14:val="standardContextual"/>
+        </w:rPr>
+        <w:t xml:space="preserve">    INSERT INTO images</w:t>
+      </w:r>
+    </w:p>
+    <w:p>
+      <w:pPr>
+        <w:spacing w:after="0" w:line="360" w:lineRule="auto"/>
+        <w:jc w:val="both"/>
+        <w:rPr>
+          <w:rFonts w:ascii="Times New Roman" w:eastAsia="Aptos" w:hAnsi="Times New Roman" w:cs="Times New Roman"/>
+          <w:kern w:val="2"/>
+          <w:sz w:val="28"/>
+          <w:szCs w:val="28"/>
+          <w:lang w:val="en-US"/>
+          <w14:ligatures w14:val="standardContextual"/>
+        </w:rPr>
+      </w:pPr>
+      <w:r>
+        <w:rPr>
+          <w:rFonts w:ascii="Times New Roman" w:eastAsia="Aptos" w:hAnsi="Times New Roman" w:cs="Times New Roman"/>
+          <w:kern w:val="2"/>
+          <w:sz w:val="28"/>
+          <w:szCs w:val="28"/>
+          <w:lang w:val="en-US"/>
+          <w14:ligatures w14:val="standardContextual"/>
+        </w:rPr>
+        <w:t xml:space="preserve">    (name, size, width, height, type, date_added, path)</w:t>
+      </w:r>
+    </w:p>
+    <w:p>
+      <w:pPr>
+        <w:spacing w:after="0" w:line="360" w:lineRule="auto"/>
+        <w:jc w:val="both"/>
+        <w:rPr>
+          <w:rFonts w:ascii="Times New Roman" w:eastAsia="Aptos" w:hAnsi="Times New Roman" w:cs="Times New Roman"/>
+          <w:kern w:val="2"/>
+          <w:sz w:val="28"/>
+          <w:szCs w:val="28"/>
+          <w:lang w:val="en-US"/>
+          <w14:ligatures w14:val="standardContextual"/>
+        </w:rPr>
+      </w:pPr>
+      <w:r>
+        <w:rPr>
+          <w:rFonts w:ascii="Times New Roman" w:eastAsia="Aptos" w:hAnsi="Times New Roman" w:cs="Times New Roman"/>
+          <w:kern w:val="2"/>
+          <w:sz w:val="28"/>
+          <w:szCs w:val="28"/>
+          <w:lang w:val="en-US"/>
+          <w14:ligatures w14:val="standardContextual"/>
+        </w:rPr>
+        <w:t xml:space="preserve">    VALUES (?, ?, ?, ?, ?, ?, ?)</w:t>
+      </w:r>
+    </w:p>
+    <w:p>
+      <w:pPr>
+        <w:spacing w:after="0" w:line="360" w:lineRule="auto"/>
+        <w:jc w:val="both"/>
+        <w:rPr>
+          <w:rFonts w:ascii="Times New Roman" w:eastAsia="Aptos" w:hAnsi="Times New Roman" w:cs="Times New Roman"/>
+          <w:kern w:val="2"/>
+          <w:sz w:val="28"/>
+          <w:szCs w:val="28"/>
+          <w:lang w:val="en-US"/>
+          <w14:ligatures w14:val="standardContextual"/>
+        </w:rPr>
+      </w:pPr>
+      <w:r>
+        <w:rPr>
+          <w:rFonts w:ascii="Times New Roman" w:eastAsia="Aptos" w:hAnsi="Times New Roman" w:cs="Times New Roman"/>
+          <w:kern w:val="2"/>
+          <w:sz w:val="28"/>
+          <w:szCs w:val="28"/>
+          <w:lang w:val="en-US"/>
+          <w14:ligatures w14:val="standardContextual"/>
+        </w:rPr>
+        <w:t xml:space="preserve">    """, (</w:t>
+      </w:r>
+    </w:p>
+    <w:p>
+      <w:pPr>
+        <w:spacing w:after="0" w:line="360" w:lineRule="auto"/>
+        <w:jc w:val="both"/>
+        <w:rPr>
+          <w:rFonts w:ascii="Times New Roman" w:eastAsia="Aptos" w:hAnsi="Times New Roman" w:cs="Times New Roman"/>
+          <w:kern w:val="2"/>
+          <w:sz w:val="28"/>
+          <w:szCs w:val="28"/>
+          <w:lang w:val="en-US"/>
+          <w14:ligatures w14:val="standardContextual"/>
+        </w:rPr>
+      </w:pPr>
+      <w:r>
+        <w:rPr>
+          <w:rFonts w:ascii="Times New Roman" w:eastAsia="Aptos" w:hAnsi="Times New Roman" w:cs="Times New Roman"/>
+          <w:kern w:val="2"/>
+          <w:sz w:val="28"/>
+          <w:szCs w:val="28"/>
+          <w:lang w:val="en-US"/>
+          <w14:ligatures w14:val="standardContextual"/>
+        </w:rPr>
+        <w:t xml:space="preserve">        file.filename,</w:t>
+      </w:r>
+    </w:p>
+    <w:p>
+      <w:pPr>
+        <w:spacing w:after="0" w:line="360" w:lineRule="auto"/>
+        <w:jc w:val="both"/>
+        <w:rPr>
+          <w:rFonts w:ascii="Times New Roman" w:eastAsia="Aptos" w:hAnsi="Times New Roman" w:cs="Times New Roman"/>
+          <w:kern w:val="2"/>
+          <w:sz w:val="28"/>
+          <w:szCs w:val="28"/>
+          <w:lang w:val="en-US"/>
+          <w14:ligatures w14:val="standardContextual"/>
+        </w:rPr>
+      </w:pPr>
+      <w:r>
+        <w:rPr>
+          <w:rFonts w:ascii="Times New Roman" w:eastAsia="Aptos" w:hAnsi="Times New Roman" w:cs="Times New Roman"/>
+          <w:kern w:val="2"/>
+          <w:sz w:val="28"/>
+          <w:szCs w:val="28"/>
+          <w:lang w:val="en-US"/>
+          <w14:ligatures w14:val="standardContextual"/>
+        </w:rPr>
+        <w:t xml:space="preserve">        file_size,</w:t>
+      </w:r>
+    </w:p>
+    <w:p>
+      <w:pPr>
+        <w:spacing w:after="0" w:line="360" w:lineRule="auto"/>
+        <w:jc w:val="both"/>
+        <w:rPr>
+          <w:rFonts w:ascii="Times New Roman" w:eastAsia="Aptos" w:hAnsi="Times New Roman" w:cs="Times New Roman"/>
+          <w:kern w:val="2"/>
+          <w:sz w:val="28"/>
+          <w:szCs w:val="28"/>
+          <w:lang w:val="en-US"/>
+          <w14:ligatures w14:val="standardContextual"/>
+        </w:rPr>
+      </w:pPr>
+      <w:r>
+        <w:rPr>
+          <w:rFonts w:ascii="Times New Roman" w:eastAsia="Aptos" w:hAnsi="Times New Roman" w:cs="Times New Roman"/>
+          <w:kern w:val="2"/>
+          <w:sz w:val="28"/>
+          <w:szCs w:val="28"/>
+          <w:lang w:val="en-US"/>
+          <w14:ligatures w14:val="standardContextual"/>
+        </w:rPr>
+        <w:t xml:space="preserve">        width,</w:t>
+      </w:r>
+    </w:p>
+    <w:p>
+      <w:pPr>
+        <w:spacing w:after="0" w:line="360" w:lineRule="auto"/>
+        <w:jc w:val="both"/>
+        <w:rPr>
+          <w:rFonts w:ascii="Times New Roman" w:eastAsia="Aptos" w:hAnsi="Times New Roman" w:cs="Times New Roman"/>
+          <w:kern w:val="2"/>
+          <w:sz w:val="28"/>
+          <w:szCs w:val="28"/>
+          <w:lang w:val="en-US"/>
+          <w14:ligatures w14:val="standardContextual"/>
+        </w:rPr>
+      </w:pPr>
+      <w:r>
+        <w:rPr>
+          <w:rFonts w:ascii="Times New Roman" w:eastAsia="Aptos" w:hAnsi="Times New Roman" w:cs="Times New Roman"/>
+          <w:kern w:val="2"/>
+          <w:sz w:val="28"/>
+          <w:szCs w:val="28"/>
+          <w:lang w:val="en-US"/>
+          <w14:ligatures w14:val="standardContextual"/>
+        </w:rPr>
+        <w:t xml:space="preserve">        height,</w:t>
+      </w:r>
+    </w:p>
+    <w:p>
+      <w:pPr>
+        <w:spacing w:after="0" w:line="360" w:lineRule="auto"/>
+        <w:jc w:val="both"/>
+        <w:rPr>
+          <w:rFonts w:ascii="Times New Roman" w:eastAsia="Aptos" w:hAnsi="Times New Roman" w:cs="Times New Roman"/>
+          <w:kern w:val="2"/>
+          <w:sz w:val="28"/>
+          <w:szCs w:val="28"/>
+          <w:lang w:val="en-US"/>
+          <w14:ligatures w14:val="standardContextual"/>
+        </w:rPr>
+      </w:pPr>
+      <w:r>
+        <w:rPr>
+          <w:rFonts w:ascii="Times New Roman" w:eastAsia="Aptos" w:hAnsi="Times New Roman" w:cs="Times New Roman"/>
+          <w:kern w:val="2"/>
+          <w:sz w:val="28"/>
+          <w:szCs w:val="28"/>
+          <w:lang w:val="en-US"/>
+          <w14:ligatures w14:val="standardContextual"/>
+        </w:rPr>
+        <w:t xml:space="preserve">        file_type,</w:t>
+      </w:r>
+    </w:p>
+    <w:p>
+      <w:pPr>
+        <w:spacing w:after="0" w:line="360" w:lineRule="auto"/>
+        <w:jc w:val="both"/>
+        <w:rPr>
+          <w:rFonts w:ascii="Times New Roman" w:eastAsia="Aptos" w:hAnsi="Times New Roman" w:cs="Times New Roman"/>
+          <w:kern w:val="2"/>
+          <w:sz w:val="28"/>
+          <w:szCs w:val="28"/>
+          <w:lang w:val="en-US"/>
+          <w14:ligatures w14:val="standardContextual"/>
+        </w:rPr>
+      </w:pPr>
+      <w:r>
+        <w:rPr>
+          <w:rFonts w:ascii="Times New Roman" w:eastAsia="Aptos" w:hAnsi="Times New Roman" w:cs="Times New Roman"/>
+          <w:kern w:val="2"/>
+          <w:sz w:val="28"/>
+          <w:szCs w:val="28"/>
+          <w:lang w:val="en-US"/>
+          <w14:ligatures w14:val="standardContextual"/>
+        </w:rPr>
+        <w:t xml:space="preserve">        date_added,</w:t>
+      </w:r>
+    </w:p>
+    <w:p>
+      <w:pPr>
+        <w:spacing w:after="0" w:line="360" w:lineRule="auto"/>
+        <w:jc w:val="both"/>
+        <w:rPr>
+          <w:rFonts w:ascii="Times New Roman" w:eastAsia="Aptos" w:hAnsi="Times New Roman" w:cs="Times New Roman"/>
+          <w:kern w:val="2"/>
+          <w:sz w:val="28"/>
+          <w:szCs w:val="28"/>
+          <w:lang w:val="en-US"/>
+          <w14:ligatures w14:val="standardContextual"/>
+        </w:rPr>
+      </w:pPr>
+      <w:r>
+        <w:rPr>
+          <w:rFonts w:ascii="Times New Roman" w:eastAsia="Aptos" w:hAnsi="Times New Roman" w:cs="Times New Roman"/>
+          <w:kern w:val="2"/>
+          <w:sz w:val="28"/>
+          <w:szCs w:val="28"/>
+          <w:lang w:val="en-US"/>
+          <w14:ligatures w14:val="standardContextual"/>
+        </w:rPr>
+        <w:t xml:space="preserve">        file_path</w:t>
+      </w:r>
+    </w:p>
+    <w:p>
+      <w:pPr>
+        <w:spacing w:after="0" w:line="360" w:lineRule="auto"/>
+        <w:jc w:val="both"/>
+        <w:rPr>
+          <w:rFonts w:ascii="Times New Roman" w:eastAsia="Aptos" w:hAnsi="Times New Roman" w:cs="Times New Roman"/>
+          <w:kern w:val="2"/>
+          <w:sz w:val="28"/>
+          <w:szCs w:val="28"/>
+          <w:lang w:val="en-US"/>
+          <w14:ligatures w14:val="standardContextual"/>
+        </w:rPr>
+      </w:pPr>
+      <w:r>
+        <w:rPr>
+          <w:rFonts w:ascii="Times New Roman" w:eastAsia="Aptos" w:hAnsi="Times New Roman" w:cs="Times New Roman"/>
+          <w:kern w:val="2"/>
+          <w:sz w:val="28"/>
+          <w:szCs w:val="28"/>
+          <w:lang w:val="en-US"/>
+          <w14:ligatures w14:val="standardContextual"/>
+        </w:rPr>
+        <w:t xml:space="preserve">    ))</w:t>
+      </w:r>
+    </w:p>
+    <w:p>
+      <w:pPr>
+        <w:spacing w:after="0" w:line="360" w:lineRule="auto"/>
+        <w:jc w:val="both"/>
+        <w:rPr>
+          <w:rFonts w:ascii="Times New Roman" w:eastAsia="Aptos" w:hAnsi="Times New Roman" w:cs="Times New Roman"/>
+          <w:kern w:val="2"/>
+          <w:sz w:val="28"/>
+          <w:szCs w:val="28"/>
+          <w:lang w:val="en-US"/>
+          <w14:ligatures w14:val="standardContextual"/>
+        </w:rPr>
+      </w:pPr>
+    </w:p>
+    <w:p>
+      <w:pPr>
+        <w:spacing w:after="0" w:line="360" w:lineRule="auto"/>
+        <w:jc w:val="both"/>
+        <w:rPr>
+          <w:rFonts w:ascii="Times New Roman" w:eastAsia="Aptos" w:hAnsi="Times New Roman" w:cs="Times New Roman"/>
+          <w:kern w:val="2"/>
+          <w:sz w:val="28"/>
+          <w:szCs w:val="28"/>
+          <w:lang w:val="en-US"/>
+          <w14:ligatures w14:val="standardContextual"/>
+        </w:rPr>
+      </w:pPr>
+      <w:r>
+        <w:rPr>
+          <w:rFonts w:ascii="Times New Roman" w:eastAsia="Aptos" w:hAnsi="Times New Roman" w:cs="Times New Roman"/>
+          <w:kern w:val="2"/>
+          <w:sz w:val="28"/>
+          <w:szCs w:val="28"/>
+          <w:lang w:val="en-US"/>
+          <w14:ligatures w14:val="standardContextual"/>
+        </w:rPr>
+        <w:t xml:space="preserve">    connection.commit()</w:t>
+      </w:r>
+    </w:p>
+    <w:p>
+      <w:pPr>
+        <w:spacing w:after="0" w:line="360" w:lineRule="auto"/>
+        <w:jc w:val="both"/>
+        <w:rPr>
+          <w:rFonts w:ascii="Times New Roman" w:eastAsia="Aptos" w:hAnsi="Times New Roman" w:cs="Times New Roman"/>
+          <w:kern w:val="2"/>
+          <w:sz w:val="28"/>
+          <w:szCs w:val="28"/>
+          <w:lang w:val="en-US"/>
+          <w14:ligatures w14:val="standardContextual"/>
+        </w:rPr>
+      </w:pPr>
+    </w:p>
+    <w:p>
+      <w:pPr>
+        <w:spacing w:after="0" w:line="360" w:lineRule="auto"/>
+        <w:jc w:val="both"/>
+        <w:rPr>
+          <w:rFonts w:ascii="Times New Roman" w:eastAsia="Aptos" w:hAnsi="Times New Roman" w:cs="Times New Roman"/>
+          <w:kern w:val="2"/>
+          <w:sz w:val="28"/>
+          <w:szCs w:val="28"/>
+          <w:lang w:val="en-US"/>
+          <w14:ligatures w14:val="standardContextual"/>
+        </w:rPr>
+      </w:pPr>
+      <w:r>
+        <w:rPr>
+          <w:rFonts w:ascii="Times New Roman" w:eastAsia="Aptos" w:hAnsi="Times New Roman" w:cs="Times New Roman"/>
+          <w:kern w:val="2"/>
+          <w:sz w:val="28"/>
+          <w:szCs w:val="28"/>
+          <w:lang w:val="en-US"/>
+          <w14:ligatures w14:val="standardContextual"/>
+        </w:rPr>
+        <w:t xml:space="preserve">    return {</w:t>
+      </w:r>
+    </w:p>
+    <w:p>
+      <w:pPr>
+        <w:spacing w:after="0" w:line="360" w:lineRule="auto"/>
+        <w:jc w:val="both"/>
+        <w:rPr>
+          <w:rFonts w:ascii="Times New Roman" w:eastAsia="Aptos" w:hAnsi="Times New Roman" w:cs="Times New Roman"/>
+          <w:kern w:val="2"/>
+          <w:sz w:val="28"/>
+          <w:szCs w:val="28"/>
+          <w14:ligatures w14:val="standardContextual"/>
+        </w:rPr>
+      </w:pPr>
+      <w:r>
+        <w:rPr>
+          <w:rFonts w:ascii="Times New Roman" w:eastAsia="Aptos" w:hAnsi="Times New Roman" w:cs="Times New Roman"/>
+          <w:kern w:val="2"/>
+          <w:sz w:val="28"/>
+          <w:szCs w:val="28"/>
+          <w:lang w:val="en-US"/>
+          <w14:ligatures w14:val="standardContextual"/>
+        </w:rPr>
+        <w:t xml:space="preserve">        </w:t>
+      </w:r>
+      <w:r>
+        <w:rPr>
+          <w:rFonts w:ascii="Times New Roman" w:eastAsia="Aptos" w:hAnsi="Times New Roman" w:cs="Times New Roman"/>
+          <w:kern w:val="2"/>
+          <w:sz w:val="28"/>
+          <w:szCs w:val="28"/>
+          <w14:ligatures w14:val="standardContextual"/>
+        </w:rPr>
+        <w:t>"message": "Изображение добавлено",</w:t>
+      </w:r>
+    </w:p>
+    <w:p>
+      <w:pPr>
+        <w:spacing w:after="0" w:line="360" w:lineRule="auto"/>
+        <w:jc w:val="both"/>
+        <w:rPr>
+          <w:rFonts w:ascii="Times New Roman" w:eastAsia="Aptos" w:hAnsi="Times New Roman" w:cs="Times New Roman"/>
+          <w:kern w:val="2"/>
+          <w:sz w:val="28"/>
+          <w:szCs w:val="28"/>
+          <w14:ligatures w14:val="standardContextual"/>
+        </w:rPr>
+      </w:pPr>
+      <w:r>
+        <w:rPr>
+          <w:rFonts w:ascii="Times New Roman" w:eastAsia="Aptos" w:hAnsi="Times New Roman" w:cs="Times New Roman"/>
+          <w:kern w:val="2"/>
+          <w:sz w:val="28"/>
+          <w:szCs w:val="28"/>
+          <w14:ligatures w14:val="standardContextual"/>
+        </w:rPr>
+        <w:t xml:space="preserve">        "path": file_path</w:t>
+      </w:r>
+    </w:p>
+    <w:p>
+      <w:pPr>
+        <w:spacing w:after="0" w:line="360" w:lineRule="auto"/>
+        <w:jc w:val="both"/>
+        <w:rPr>
+          <w:rFonts w:ascii="Times New Roman" w:eastAsia="Aptos" w:hAnsi="Times New Roman" w:cs="Times New Roman"/>
+          <w:kern w:val="2"/>
+          <w:sz w:val="28"/>
+          <w:szCs w:val="28"/>
+          <w14:ligatures w14:val="standardContextual"/>
+        </w:rPr>
+      </w:pPr>
+      <w:r>
+        <w:rPr>
+          <w:rFonts w:ascii="Times New Roman" w:eastAsia="Aptos" w:hAnsi="Times New Roman" w:cs="Times New Roman"/>
+          <w:kern w:val="2"/>
+          <w:sz w:val="28"/>
+          <w:szCs w:val="28"/>
+          <w14:ligatures w14:val="standardContextual"/>
+        </w:rPr>
+        <w:t xml:space="preserve">    }</w:t>
+      </w:r>
+    </w:p>
+    <w:p>
+      <w:pPr>
+        <w:spacing w:after="0" w:line="360" w:lineRule="auto"/>
+        <w:jc w:val="both"/>
+        <w:rPr>
+          <w:rFonts w:ascii="Times New Roman" w:eastAsia="Aptos" w:hAnsi="Times New Roman" w:cs="Times New Roman"/>
+          <w:kern w:val="2"/>
+          <w:sz w:val="28"/>
+          <w:szCs w:val="28"/>
+          <w14:ligatures w14:val="standardContextual"/>
+        </w:rPr>
+      </w:pPr>
+    </w:p>
+    <w:p>
+      <w:pPr>
+        <w:spacing w:after="0" w:line="360" w:lineRule="auto"/>
+        <w:jc w:val="both"/>
+        <w:rPr>
+          <w:rFonts w:ascii="Times New Roman" w:eastAsia="Aptos" w:hAnsi="Times New Roman" w:cs="Times New Roman"/>
+          <w:kern w:val="2"/>
+          <w:sz w:val="28"/>
+          <w:szCs w:val="28"/>
+          <w14:ligatures w14:val="standardContextual"/>
+        </w:rPr>
+      </w:pPr>
+      <w:r>
+        <w:rPr>
+          <w:rFonts w:ascii="Times New Roman" w:eastAsia="Aptos" w:hAnsi="Times New Roman" w:cs="Times New Roman"/>
+          <w:kern w:val="2"/>
+          <w:sz w:val="28"/>
+          <w:szCs w:val="28"/>
+          <w14:ligatures w14:val="standardContextual"/>
+        </w:rPr>
+        <w:t># Изменение размера изображения</w:t>
+      </w:r>
+    </w:p>
+    <w:p>
+      <w:pPr>
+        <w:spacing w:after="0" w:line="360" w:lineRule="auto"/>
+        <w:jc w:val="both"/>
+        <w:rPr>
+          <w:rFonts w:ascii="Times New Roman" w:eastAsia="Aptos" w:hAnsi="Times New Roman" w:cs="Times New Roman"/>
+          <w:kern w:val="2"/>
+          <w:sz w:val="28"/>
+          <w:szCs w:val="28"/>
+          <w14:ligatures w14:val="standardContextual"/>
+        </w:rPr>
+      </w:pPr>
+      <w:r>
+        <w:rPr>
+          <w:rFonts w:ascii="Times New Roman" w:eastAsia="Aptos" w:hAnsi="Times New Roman" w:cs="Times New Roman"/>
+          <w:kern w:val="2"/>
+          <w:sz w:val="28"/>
+          <w:szCs w:val="28"/>
+          <w14:ligatures w14:val="standardContextual"/>
+        </w:rPr>
+        <w:t>@app.put("/api/image/change/size")</w:t>
+      </w:r>
+    </w:p>
+    <w:p>
+      <w:pPr>
+        <w:spacing w:after="0" w:line="360" w:lineRule="auto"/>
+        <w:jc w:val="both"/>
+        <w:rPr>
+          <w:rFonts w:ascii="Times New Roman" w:eastAsia="Aptos" w:hAnsi="Times New Roman" w:cs="Times New Roman"/>
+          <w:kern w:val="2"/>
+          <w:sz w:val="28"/>
+          <w:szCs w:val="28"/>
+          <w:lang w:val="en-US"/>
+          <w14:ligatures w14:val="standardContextual"/>
+        </w:rPr>
+      </w:pPr>
+      <w:r>
+        <w:rPr>
+          <w:rFonts w:ascii="Times New Roman" w:eastAsia="Aptos" w:hAnsi="Times New Roman" w:cs="Times New Roman"/>
+          <w:kern w:val="2"/>
+          <w:sz w:val="28"/>
+          <w:szCs w:val="28"/>
+          <w:lang w:val="en-US"/>
+          <w14:ligatures w14:val="standardContextual"/>
+        </w:rPr>
+        <w:lastRenderedPageBreak/>
+        <w:t>def resize_image(data: ResizeRequest):</w:t>
+      </w:r>
+    </w:p>
+    <w:p>
+      <w:pPr>
+        <w:spacing w:after="0" w:line="360" w:lineRule="auto"/>
+        <w:jc w:val="both"/>
+        <w:rPr>
+          <w:rFonts w:ascii="Times New Roman" w:eastAsia="Aptos" w:hAnsi="Times New Roman" w:cs="Times New Roman"/>
+          <w:kern w:val="2"/>
+          <w:sz w:val="28"/>
+          <w:szCs w:val="28"/>
+          <w:lang w:val="en-US"/>
+          <w14:ligatures w14:val="standardContextual"/>
+        </w:rPr>
+      </w:pPr>
+    </w:p>
+    <w:p>
+      <w:pPr>
+        <w:spacing w:after="0" w:line="360" w:lineRule="auto"/>
+        <w:jc w:val="both"/>
+        <w:rPr>
+          <w:rFonts w:ascii="Times New Roman" w:eastAsia="Aptos" w:hAnsi="Times New Roman" w:cs="Times New Roman"/>
+          <w:kern w:val="2"/>
+          <w:sz w:val="28"/>
+          <w:szCs w:val="28"/>
+          <w:lang w:val="en-US"/>
+          <w14:ligatures w14:val="standardContextual"/>
+        </w:rPr>
+      </w:pPr>
+      <w:r>
+        <w:rPr>
+          <w:rFonts w:ascii="Times New Roman" w:eastAsia="Aptos" w:hAnsi="Times New Roman" w:cs="Times New Roman"/>
+          <w:kern w:val="2"/>
+          <w:sz w:val="28"/>
+          <w:szCs w:val="28"/>
+          <w:lang w:val="en-US"/>
+          <w14:ligatures w14:val="standardContextual"/>
+        </w:rPr>
+        <w:t xml:space="preserve">    result = modification_module.resize_picture(</w:t>
+      </w:r>
+    </w:p>
+    <w:p>
+      <w:pPr>
+        <w:spacing w:after="0" w:line="360" w:lineRule="auto"/>
+        <w:jc w:val="both"/>
+        <w:rPr>
+          <w:rFonts w:ascii="Times New Roman" w:eastAsia="Aptos" w:hAnsi="Times New Roman" w:cs="Times New Roman"/>
+          <w:kern w:val="2"/>
+          <w:sz w:val="28"/>
+          <w:szCs w:val="28"/>
+          <w:lang w:val="en-US"/>
+          <w14:ligatures w14:val="standardContextual"/>
+        </w:rPr>
+      </w:pPr>
+      <w:r>
+        <w:rPr>
+          <w:rFonts w:ascii="Times New Roman" w:eastAsia="Aptos" w:hAnsi="Times New Roman" w:cs="Times New Roman"/>
+          <w:kern w:val="2"/>
+          <w:sz w:val="28"/>
+          <w:szCs w:val="28"/>
+          <w:lang w:val="en-US"/>
+          <w14:ligatures w14:val="standardContextual"/>
+        </w:rPr>
+        <w:t xml:space="preserve">        data.path,</w:t>
+      </w:r>
+    </w:p>
+    <w:p>
+      <w:pPr>
+        <w:spacing w:after="0" w:line="360" w:lineRule="auto"/>
+        <w:jc w:val="both"/>
+        <w:rPr>
+          <w:rFonts w:ascii="Times New Roman" w:eastAsia="Aptos" w:hAnsi="Times New Roman" w:cs="Times New Roman"/>
+          <w:kern w:val="2"/>
+          <w:sz w:val="28"/>
+          <w:szCs w:val="28"/>
+          <w:lang w:val="en-US"/>
+          <w14:ligatures w14:val="standardContextual"/>
+        </w:rPr>
+      </w:pPr>
+      <w:r>
+        <w:rPr>
+          <w:rFonts w:ascii="Times New Roman" w:eastAsia="Aptos" w:hAnsi="Times New Roman" w:cs="Times New Roman"/>
+          <w:kern w:val="2"/>
+          <w:sz w:val="28"/>
+          <w:szCs w:val="28"/>
+          <w:lang w:val="en-US"/>
+          <w14:ligatures w14:val="standardContextual"/>
+        </w:rPr>
+        <w:t xml:space="preserve">        data.width,</w:t>
+      </w:r>
+    </w:p>
+    <w:p>
+      <w:pPr>
+        <w:spacing w:after="0" w:line="360" w:lineRule="auto"/>
+        <w:jc w:val="both"/>
+        <w:rPr>
+          <w:rFonts w:ascii="Times New Roman" w:eastAsia="Aptos" w:hAnsi="Times New Roman" w:cs="Times New Roman"/>
+          <w:kern w:val="2"/>
+          <w:sz w:val="28"/>
+          <w:szCs w:val="28"/>
+          <w:lang w:val="en-US"/>
+          <w14:ligatures w14:val="standardContextual"/>
+        </w:rPr>
+      </w:pPr>
+      <w:r>
+        <w:rPr>
+          <w:rFonts w:ascii="Times New Roman" w:eastAsia="Aptos" w:hAnsi="Times New Roman" w:cs="Times New Roman"/>
+          <w:kern w:val="2"/>
+          <w:sz w:val="28"/>
+          <w:szCs w:val="28"/>
+          <w:lang w:val="en-US"/>
+          <w14:ligatures w14:val="standardContextual"/>
+        </w:rPr>
+        <w:t xml:space="preserve">        data.height</w:t>
+      </w:r>
+    </w:p>
+    <w:p>
+      <w:pPr>
+        <w:spacing w:after="0" w:line="360" w:lineRule="auto"/>
+        <w:jc w:val="both"/>
+        <w:rPr>
+          <w:rFonts w:ascii="Times New Roman" w:eastAsia="Aptos" w:hAnsi="Times New Roman" w:cs="Times New Roman"/>
+          <w:kern w:val="2"/>
+          <w:sz w:val="28"/>
+          <w:szCs w:val="28"/>
+          <w:lang w:val="en-US"/>
+          <w14:ligatures w14:val="standardContextual"/>
+        </w:rPr>
+      </w:pPr>
+      <w:r>
+        <w:rPr>
+          <w:rFonts w:ascii="Times New Roman" w:eastAsia="Aptos" w:hAnsi="Times New Roman" w:cs="Times New Roman"/>
+          <w:kern w:val="2"/>
+          <w:sz w:val="28"/>
+          <w:szCs w:val="28"/>
+          <w:lang w:val="en-US"/>
+          <w14:ligatures w14:val="standardContextual"/>
+        </w:rPr>
+        <w:t xml:space="preserve">    )</w:t>
+      </w:r>
+    </w:p>
+    <w:p>
+      <w:pPr>
+        <w:spacing w:after="0" w:line="360" w:lineRule="auto"/>
+        <w:jc w:val="both"/>
+        <w:rPr>
+          <w:rFonts w:ascii="Times New Roman" w:eastAsia="Aptos" w:hAnsi="Times New Roman" w:cs="Times New Roman"/>
+          <w:kern w:val="2"/>
+          <w:sz w:val="28"/>
+          <w:szCs w:val="28"/>
+          <w:lang w:val="en-US"/>
+          <w14:ligatures w14:val="standardContextual"/>
+        </w:rPr>
+      </w:pPr>
+    </w:p>
+    <w:p>
+      <w:pPr>
+        <w:spacing w:after="0" w:line="360" w:lineRule="auto"/>
+        <w:jc w:val="both"/>
+        <w:rPr>
+          <w:rFonts w:ascii="Times New Roman" w:eastAsia="Aptos" w:hAnsi="Times New Roman" w:cs="Times New Roman"/>
+          <w:kern w:val="2"/>
+          <w:sz w:val="28"/>
+          <w:szCs w:val="28"/>
+          <w:lang w:val="en-US"/>
+          <w14:ligatures w14:val="standardContextual"/>
+        </w:rPr>
+      </w:pPr>
+      <w:r>
+        <w:rPr>
+          <w:rFonts w:ascii="Times New Roman" w:eastAsia="Aptos" w:hAnsi="Times New Roman" w:cs="Times New Roman"/>
+          <w:kern w:val="2"/>
+          <w:sz w:val="28"/>
+          <w:szCs w:val="28"/>
+          <w:lang w:val="en-US"/>
+          <w14:ligatures w14:val="standardContextual"/>
+        </w:rPr>
+        <w:t xml:space="preserve">    return {</w:t>
+      </w:r>
+    </w:p>
+    <w:p>
+      <w:pPr>
+        <w:spacing w:after="0" w:line="360" w:lineRule="auto"/>
+        <w:jc w:val="both"/>
+        <w:rPr>
+          <w:rFonts w:ascii="Times New Roman" w:eastAsia="Aptos" w:hAnsi="Times New Roman" w:cs="Times New Roman"/>
+          <w:kern w:val="2"/>
+          <w:sz w:val="28"/>
+          <w:szCs w:val="28"/>
+          <w:lang w:val="en-US"/>
+          <w14:ligatures w14:val="standardContextual"/>
+        </w:rPr>
+      </w:pPr>
+      <w:r>
+        <w:rPr>
+          <w:rFonts w:ascii="Times New Roman" w:eastAsia="Aptos" w:hAnsi="Times New Roman" w:cs="Times New Roman"/>
+          <w:kern w:val="2"/>
+          <w:sz w:val="28"/>
+          <w:szCs w:val="28"/>
+          <w:lang w:val="en-US"/>
+          <w14:ligatures w14:val="standardContextual"/>
+        </w:rPr>
+        <w:t xml:space="preserve">        "message": "</w:t>
+      </w:r>
+      <w:r>
+        <w:rPr>
+          <w:rFonts w:ascii="Times New Roman" w:eastAsia="Aptos" w:hAnsi="Times New Roman" w:cs="Times New Roman"/>
+          <w:kern w:val="2"/>
+          <w:sz w:val="28"/>
+          <w:szCs w:val="28"/>
+          <w14:ligatures w14:val="standardContextual"/>
+        </w:rPr>
+        <w:t>Размер</w:t>
+      </w:r>
+      <w:r>
+        <w:rPr>
+          <w:rFonts w:ascii="Times New Roman" w:eastAsia="Aptos" w:hAnsi="Times New Roman" w:cs="Times New Roman"/>
+          <w:kern w:val="2"/>
+          <w:sz w:val="28"/>
+          <w:szCs w:val="28"/>
+          <w:lang w:val="en-US"/>
+          <w14:ligatures w14:val="standardContextual"/>
+        </w:rPr>
+        <w:t xml:space="preserve"> </w:t>
+      </w:r>
+      <w:r>
+        <w:rPr>
+          <w:rFonts w:ascii="Times New Roman" w:eastAsia="Aptos" w:hAnsi="Times New Roman" w:cs="Times New Roman"/>
+          <w:kern w:val="2"/>
+          <w:sz w:val="28"/>
+          <w:szCs w:val="28"/>
+          <w14:ligatures w14:val="standardContextual"/>
+        </w:rPr>
+        <w:t>изменен</w:t>
+      </w:r>
+      <w:r>
+        <w:rPr>
+          <w:rFonts w:ascii="Times New Roman" w:eastAsia="Aptos" w:hAnsi="Times New Roman" w:cs="Times New Roman"/>
+          <w:kern w:val="2"/>
+          <w:sz w:val="28"/>
+          <w:szCs w:val="28"/>
+          <w:lang w:val="en-US"/>
+          <w14:ligatures w14:val="standardContextual"/>
+        </w:rPr>
+        <w:t>",</w:t>
+      </w:r>
+    </w:p>
+    <w:p>
+      <w:pPr>
+        <w:spacing w:after="0" w:line="360" w:lineRule="auto"/>
+        <w:jc w:val="both"/>
+        <w:rPr>
+          <w:rFonts w:ascii="Times New Roman" w:eastAsia="Aptos" w:hAnsi="Times New Roman" w:cs="Times New Roman"/>
+          <w:kern w:val="2"/>
+          <w:sz w:val="28"/>
+          <w:szCs w:val="28"/>
+          <w:lang w:val="en-US"/>
+          <w14:ligatures w14:val="standardContextual"/>
+        </w:rPr>
+      </w:pPr>
+      <w:r>
+        <w:rPr>
+          <w:rFonts w:ascii="Times New Roman" w:eastAsia="Aptos" w:hAnsi="Times New Roman" w:cs="Times New Roman"/>
+          <w:kern w:val="2"/>
+          <w:sz w:val="28"/>
+          <w:szCs w:val="28"/>
+          <w:lang w:val="en-US"/>
+          <w14:ligatures w14:val="standardContextual"/>
+        </w:rPr>
+        <w:t xml:space="preserve">        "saved_path": result</w:t>
+      </w:r>
+    </w:p>
+    <w:p>
+      <w:pPr>
+        <w:spacing w:after="0" w:line="360" w:lineRule="auto"/>
+        <w:jc w:val="both"/>
+        <w:rPr>
+          <w:rFonts w:ascii="Times New Roman" w:eastAsia="Aptos" w:hAnsi="Times New Roman" w:cs="Times New Roman"/>
+          <w:kern w:val="2"/>
+          <w:sz w:val="28"/>
+          <w:szCs w:val="28"/>
+          <w14:ligatures w14:val="standardContextual"/>
+        </w:rPr>
+      </w:pPr>
+      <w:r>
+        <w:rPr>
+          <w:rFonts w:ascii="Times New Roman" w:eastAsia="Aptos" w:hAnsi="Times New Roman" w:cs="Times New Roman"/>
+          <w:kern w:val="2"/>
+          <w:sz w:val="28"/>
+          <w:szCs w:val="28"/>
+          <w:lang w:val="en-US"/>
+          <w14:ligatures w14:val="standardContextual"/>
+        </w:rPr>
+        <w:t xml:space="preserve">    </w:t>
+      </w:r>
+      <w:r>
+        <w:rPr>
+          <w:rFonts w:ascii="Times New Roman" w:eastAsia="Aptos" w:hAnsi="Times New Roman" w:cs="Times New Roman"/>
+          <w:kern w:val="2"/>
+          <w:sz w:val="28"/>
+          <w:szCs w:val="28"/>
+          <w14:ligatures w14:val="standardContextual"/>
+        </w:rPr>
+        <w:t>}</w:t>
+      </w:r>
+    </w:p>
+    <w:p>
+      <w:pPr>
+        <w:spacing w:after="0" w:line="360" w:lineRule="auto"/>
+        <w:jc w:val="both"/>
+        <w:rPr>
+          <w:rFonts w:ascii="Times New Roman" w:eastAsia="Aptos" w:hAnsi="Times New Roman" w:cs="Times New Roman"/>
+          <w:kern w:val="2"/>
+          <w:sz w:val="28"/>
+          <w:szCs w:val="28"/>
+          <w14:ligatures w14:val="standardContextual"/>
+        </w:rPr>
+      </w:pPr>
+    </w:p>
+    <w:p>
+      <w:pPr>
+        <w:spacing w:after="0" w:line="360" w:lineRule="auto"/>
+        <w:jc w:val="both"/>
+        <w:rPr>
+          <w:rFonts w:ascii="Times New Roman" w:eastAsia="Aptos" w:hAnsi="Times New Roman" w:cs="Times New Roman"/>
+          <w:kern w:val="2"/>
+          <w:sz w:val="28"/>
+          <w:szCs w:val="28"/>
+          <w14:ligatures w14:val="standardContextual"/>
+        </w:rPr>
+      </w:pPr>
+      <w:r>
+        <w:rPr>
+          <w:rFonts w:ascii="Times New Roman" w:eastAsia="Aptos" w:hAnsi="Times New Roman" w:cs="Times New Roman"/>
+          <w:kern w:val="2"/>
+          <w:sz w:val="28"/>
+          <w:szCs w:val="28"/>
+          <w14:ligatures w14:val="standardContextual"/>
+        </w:rPr>
+        <w:t># Поворот изображения</w:t>
+      </w:r>
+    </w:p>
+    <w:p>
+      <w:pPr>
+        <w:spacing w:after="0" w:line="360" w:lineRule="auto"/>
+        <w:jc w:val="both"/>
+        <w:rPr>
+          <w:rFonts w:ascii="Times New Roman" w:eastAsia="Aptos" w:hAnsi="Times New Roman" w:cs="Times New Roman"/>
+          <w:kern w:val="2"/>
+          <w:sz w:val="28"/>
+          <w:szCs w:val="28"/>
+          <w14:ligatures w14:val="standardContextual"/>
+        </w:rPr>
+      </w:pPr>
+      <w:r>
+        <w:rPr>
+          <w:rFonts w:ascii="Times New Roman" w:eastAsia="Aptos" w:hAnsi="Times New Roman" w:cs="Times New Roman"/>
+          <w:kern w:val="2"/>
+          <w:sz w:val="28"/>
+          <w:szCs w:val="28"/>
+          <w14:ligatures w14:val="standardContextual"/>
+        </w:rPr>
+        <w:t>@app.put("/api/image/change/rotate")</w:t>
+      </w:r>
+    </w:p>
+    <w:p>
+      <w:pPr>
+        <w:spacing w:after="0" w:line="360" w:lineRule="auto"/>
+        <w:jc w:val="both"/>
+        <w:rPr>
+          <w:rFonts w:ascii="Times New Roman" w:eastAsia="Aptos" w:hAnsi="Times New Roman" w:cs="Times New Roman"/>
+          <w:kern w:val="2"/>
+          <w:sz w:val="28"/>
+          <w:szCs w:val="28"/>
+          <w:lang w:val="en-US"/>
+          <w14:ligatures w14:val="standardContextual"/>
+        </w:rPr>
+      </w:pPr>
+      <w:r>
+        <w:rPr>
+          <w:rFonts w:ascii="Times New Roman" w:eastAsia="Aptos" w:hAnsi="Times New Roman" w:cs="Times New Roman"/>
+          <w:kern w:val="2"/>
+          <w:sz w:val="28"/>
+          <w:szCs w:val="28"/>
+          <w:lang w:val="en-US"/>
+          <w14:ligatures w14:val="standardContextual"/>
+        </w:rPr>
+        <w:t>def rotate_image(data: RotateRequest):</w:t>
+      </w:r>
+    </w:p>
+    <w:p>
+      <w:pPr>
+        <w:spacing w:after="0" w:line="360" w:lineRule="auto"/>
+        <w:jc w:val="both"/>
+        <w:rPr>
+          <w:rFonts w:ascii="Times New Roman" w:eastAsia="Aptos" w:hAnsi="Times New Roman" w:cs="Times New Roman"/>
+          <w:kern w:val="2"/>
+          <w:sz w:val="28"/>
+          <w:szCs w:val="28"/>
+          <w:lang w:val="en-US"/>
+          <w14:ligatures w14:val="standardContextual"/>
+        </w:rPr>
+      </w:pPr>
+    </w:p>
+    <w:p>
+      <w:pPr>
+        <w:spacing w:after="0" w:line="360" w:lineRule="auto"/>
+        <w:jc w:val="both"/>
+        <w:rPr>
+          <w:rFonts w:ascii="Times New Roman" w:eastAsia="Aptos" w:hAnsi="Times New Roman" w:cs="Times New Roman"/>
+          <w:kern w:val="2"/>
+          <w:sz w:val="28"/>
+          <w:szCs w:val="28"/>
+          <w:lang w:val="en-US"/>
+          <w14:ligatures w14:val="standardContextual"/>
+        </w:rPr>
+      </w:pPr>
+      <w:r>
+        <w:rPr>
+          <w:rFonts w:ascii="Times New Roman" w:eastAsia="Aptos" w:hAnsi="Times New Roman" w:cs="Times New Roman"/>
+          <w:kern w:val="2"/>
+          <w:sz w:val="28"/>
+          <w:szCs w:val="28"/>
+          <w:lang w:val="en-US"/>
+          <w14:ligatures w14:val="standardContextual"/>
+        </w:rPr>
+        <w:t xml:space="preserve">    result = modification_module.rotate_picture(</w:t>
+      </w:r>
+    </w:p>
+    <w:p>
+      <w:pPr>
+        <w:spacing w:after="0" w:line="360" w:lineRule="auto"/>
+        <w:jc w:val="both"/>
+        <w:rPr>
+          <w:rFonts w:ascii="Times New Roman" w:eastAsia="Aptos" w:hAnsi="Times New Roman" w:cs="Times New Roman"/>
+          <w:kern w:val="2"/>
+          <w:sz w:val="28"/>
+          <w:szCs w:val="28"/>
+          <w:lang w:val="en-US"/>
+          <w14:ligatures w14:val="standardContextual"/>
+        </w:rPr>
+      </w:pPr>
+      <w:r>
+        <w:rPr>
+          <w:rFonts w:ascii="Times New Roman" w:eastAsia="Aptos" w:hAnsi="Times New Roman" w:cs="Times New Roman"/>
+          <w:kern w:val="2"/>
+          <w:sz w:val="28"/>
+          <w:szCs w:val="28"/>
+          <w:lang w:val="en-US"/>
+          <w14:ligatures w14:val="standardContextual"/>
+        </w:rPr>
+        <w:t xml:space="preserve">        data.path,</w:t>
+      </w:r>
+    </w:p>
+    <w:p>
+      <w:pPr>
+        <w:spacing w:after="0" w:line="360" w:lineRule="auto"/>
+        <w:jc w:val="both"/>
+        <w:rPr>
+          <w:rFonts w:ascii="Times New Roman" w:eastAsia="Aptos" w:hAnsi="Times New Roman" w:cs="Times New Roman"/>
+          <w:kern w:val="2"/>
+          <w:sz w:val="28"/>
+          <w:szCs w:val="28"/>
+          <w:lang w:val="en-US"/>
+          <w14:ligatures w14:val="standardContextual"/>
+        </w:rPr>
+      </w:pPr>
+      <w:r>
+        <w:rPr>
+          <w:rFonts w:ascii="Times New Roman" w:eastAsia="Aptos" w:hAnsi="Times New Roman" w:cs="Times New Roman"/>
+          <w:kern w:val="2"/>
+          <w:sz w:val="28"/>
+          <w:szCs w:val="28"/>
+          <w:lang w:val="en-US"/>
+          <w14:ligatures w14:val="standardContextual"/>
+        </w:rPr>
+        <w:t xml:space="preserve">        data.angle</w:t>
+      </w:r>
+    </w:p>
+    <w:p>
+      <w:pPr>
+        <w:spacing w:after="0" w:line="360" w:lineRule="auto"/>
+        <w:jc w:val="both"/>
+        <w:rPr>
+          <w:rFonts w:ascii="Times New Roman" w:eastAsia="Aptos" w:hAnsi="Times New Roman" w:cs="Times New Roman"/>
+          <w:kern w:val="2"/>
+          <w:sz w:val="28"/>
+          <w:szCs w:val="28"/>
+          <w:lang w:val="en-US"/>
+          <w14:ligatures w14:val="standardContextual"/>
+        </w:rPr>
+      </w:pPr>
+      <w:r>
+        <w:rPr>
+          <w:rFonts w:ascii="Times New Roman" w:eastAsia="Aptos" w:hAnsi="Times New Roman" w:cs="Times New Roman"/>
+          <w:kern w:val="2"/>
+          <w:sz w:val="28"/>
+          <w:szCs w:val="28"/>
+          <w:lang w:val="en-US"/>
+          <w14:ligatures w14:val="standardContextual"/>
+        </w:rPr>
+        <w:t xml:space="preserve">    )</w:t>
+      </w:r>
+    </w:p>
+    <w:p>
+      <w:pPr>
+        <w:spacing w:after="0" w:line="360" w:lineRule="auto"/>
+        <w:jc w:val="both"/>
+        <w:rPr>
+          <w:rFonts w:ascii="Times New Roman" w:eastAsia="Aptos" w:hAnsi="Times New Roman" w:cs="Times New Roman"/>
+          <w:kern w:val="2"/>
+          <w:sz w:val="28"/>
+          <w:szCs w:val="28"/>
+          <w:lang w:val="en-US"/>
+          <w14:ligatures w14:val="standardContextual"/>
+        </w:rPr>
+      </w:pPr>
+    </w:p>
+    <w:p>
+      <w:pPr>
+        <w:spacing w:after="0" w:line="360" w:lineRule="auto"/>
+        <w:jc w:val="both"/>
+        <w:rPr>
+          <w:rFonts w:ascii="Times New Roman" w:eastAsia="Aptos" w:hAnsi="Times New Roman" w:cs="Times New Roman"/>
+          <w:kern w:val="2"/>
+          <w:sz w:val="28"/>
+          <w:szCs w:val="28"/>
+          <w:lang w:val="en-US"/>
+          <w14:ligatures w14:val="standardContextual"/>
+        </w:rPr>
+      </w:pPr>
+      <w:r>
+        <w:rPr>
+          <w:rFonts w:ascii="Times New Roman" w:eastAsia="Aptos" w:hAnsi="Times New Roman" w:cs="Times New Roman"/>
+          <w:kern w:val="2"/>
+          <w:sz w:val="28"/>
+          <w:szCs w:val="28"/>
+          <w:lang w:val="en-US"/>
+          <w14:ligatures w14:val="standardContextual"/>
+        </w:rPr>
+        <w:t xml:space="preserve">    return {</w:t>
+      </w:r>
+    </w:p>
+    <w:p>
+      <w:pPr>
+        <w:spacing w:after="0" w:line="360" w:lineRule="auto"/>
+        <w:jc w:val="both"/>
+        <w:rPr>
+          <w:rFonts w:ascii="Times New Roman" w:eastAsia="Aptos" w:hAnsi="Times New Roman" w:cs="Times New Roman"/>
+          <w:kern w:val="2"/>
+          <w:sz w:val="28"/>
+          <w:szCs w:val="28"/>
+          <w:lang w:val="en-US"/>
+          <w14:ligatures w14:val="standardContextual"/>
+        </w:rPr>
+      </w:pPr>
+      <w:r>
+        <w:rPr>
+          <w:rFonts w:ascii="Times New Roman" w:eastAsia="Aptos" w:hAnsi="Times New Roman" w:cs="Times New Roman"/>
+          <w:kern w:val="2"/>
+          <w:sz w:val="28"/>
+          <w:szCs w:val="28"/>
+          <w:lang w:val="en-US"/>
+          <w14:ligatures w14:val="standardContextual"/>
+        </w:rPr>
+        <w:t xml:space="preserve">        "message": "</w:t>
+      </w:r>
+      <w:r>
+        <w:rPr>
+          <w:rFonts w:ascii="Times New Roman" w:eastAsia="Aptos" w:hAnsi="Times New Roman" w:cs="Times New Roman"/>
+          <w:kern w:val="2"/>
+          <w:sz w:val="28"/>
+          <w:szCs w:val="28"/>
+          <w14:ligatures w14:val="standardContextual"/>
+        </w:rPr>
+        <w:t>Изображение</w:t>
+      </w:r>
+      <w:r>
+        <w:rPr>
+          <w:rFonts w:ascii="Times New Roman" w:eastAsia="Aptos" w:hAnsi="Times New Roman" w:cs="Times New Roman"/>
+          <w:kern w:val="2"/>
+          <w:sz w:val="28"/>
+          <w:szCs w:val="28"/>
+          <w:lang w:val="en-US"/>
+          <w14:ligatures w14:val="standardContextual"/>
+        </w:rPr>
+        <w:t xml:space="preserve"> </w:t>
+      </w:r>
+      <w:r>
+        <w:rPr>
+          <w:rFonts w:ascii="Times New Roman" w:eastAsia="Aptos" w:hAnsi="Times New Roman" w:cs="Times New Roman"/>
+          <w:kern w:val="2"/>
+          <w:sz w:val="28"/>
+          <w:szCs w:val="28"/>
+          <w14:ligatures w14:val="standardContextual"/>
+        </w:rPr>
+        <w:t>повернуто</w:t>
+      </w:r>
+      <w:r>
+        <w:rPr>
+          <w:rFonts w:ascii="Times New Roman" w:eastAsia="Aptos" w:hAnsi="Times New Roman" w:cs="Times New Roman"/>
+          <w:kern w:val="2"/>
+          <w:sz w:val="28"/>
+          <w:szCs w:val="28"/>
+          <w:lang w:val="en-US"/>
+          <w14:ligatures w14:val="standardContextual"/>
+        </w:rPr>
+        <w:t>",</w:t>
+      </w:r>
+    </w:p>
+    <w:p>
+      <w:pPr>
+        <w:spacing w:after="0" w:line="360" w:lineRule="auto"/>
+        <w:jc w:val="both"/>
+        <w:rPr>
+          <w:rFonts w:ascii="Times New Roman" w:eastAsia="Aptos" w:hAnsi="Times New Roman" w:cs="Times New Roman"/>
+          <w:kern w:val="2"/>
+          <w:sz w:val="28"/>
+          <w:szCs w:val="28"/>
+          <w:lang w:val="en-US"/>
+          <w14:ligatures w14:val="standardContextual"/>
+        </w:rPr>
+      </w:pPr>
+      <w:r>
+        <w:rPr>
+          <w:rFonts w:ascii="Times New Roman" w:eastAsia="Aptos" w:hAnsi="Times New Roman" w:cs="Times New Roman"/>
+          <w:kern w:val="2"/>
+          <w:sz w:val="28"/>
+          <w:szCs w:val="28"/>
+          <w:lang w:val="en-US"/>
+          <w14:ligatures w14:val="standardContextual"/>
+        </w:rPr>
+        <w:t xml:space="preserve">        "saved_path": result</w:t>
+      </w:r>
+    </w:p>
+    <w:p>
+      <w:pPr>
+        <w:spacing w:after="0" w:line="360" w:lineRule="auto"/>
+        <w:jc w:val="both"/>
+        <w:rPr>
+          <w:rFonts w:ascii="Times New Roman" w:eastAsia="Aptos" w:hAnsi="Times New Roman" w:cs="Times New Roman"/>
+          <w:kern w:val="2"/>
+          <w:sz w:val="28"/>
+          <w:szCs w:val="28"/>
+          <w14:ligatures w14:val="standardContextual"/>
+        </w:rPr>
+      </w:pPr>
+      <w:r>
+        <w:rPr>
+          <w:rFonts w:ascii="Times New Roman" w:eastAsia="Aptos" w:hAnsi="Times New Roman" w:cs="Times New Roman"/>
+          <w:kern w:val="2"/>
+          <w:sz w:val="28"/>
+          <w:szCs w:val="28"/>
+          <w:lang w:val="en-US"/>
+          <w14:ligatures w14:val="standardContextual"/>
+        </w:rPr>
+        <w:t xml:space="preserve">    </w:t>
+      </w:r>
+      <w:r>
+        <w:rPr>
+          <w:rFonts w:ascii="Times New Roman" w:eastAsia="Aptos" w:hAnsi="Times New Roman" w:cs="Times New Roman"/>
+          <w:kern w:val="2"/>
+          <w:sz w:val="28"/>
+          <w:szCs w:val="28"/>
+          <w14:ligatures w14:val="standardContextual"/>
+        </w:rPr>
+        <w:t>}</w:t>
+      </w:r>
+    </w:p>
+    <w:p>
+      <w:pPr>
+        <w:spacing w:after="0" w:line="360" w:lineRule="auto"/>
+        <w:jc w:val="both"/>
+        <w:rPr>
+          <w:rFonts w:ascii="Times New Roman" w:eastAsia="Aptos" w:hAnsi="Times New Roman" w:cs="Times New Roman"/>
+          <w:kern w:val="2"/>
+          <w:sz w:val="28"/>
+          <w:szCs w:val="28"/>
+          <w14:ligatures w14:val="standardContextual"/>
+        </w:rPr>
+      </w:pPr>
+    </w:p>
+    <w:p>
+      <w:pPr>
+        <w:spacing w:after="0" w:line="360" w:lineRule="auto"/>
+        <w:jc w:val="both"/>
+        <w:rPr>
+          <w:rFonts w:ascii="Times New Roman" w:eastAsia="Aptos" w:hAnsi="Times New Roman" w:cs="Times New Roman"/>
+          <w:kern w:val="2"/>
+          <w:sz w:val="28"/>
+          <w:szCs w:val="28"/>
+          <w14:ligatures w14:val="standardContextual"/>
+        </w:rPr>
+      </w:pPr>
+      <w:r>
+        <w:rPr>
+          <w:rFonts w:ascii="Times New Roman" w:eastAsia="Aptos" w:hAnsi="Times New Roman" w:cs="Times New Roman"/>
+          <w:kern w:val="2"/>
+          <w:sz w:val="28"/>
+          <w:szCs w:val="28"/>
+          <w14:ligatures w14:val="standardContextual"/>
+        </w:rPr>
+        <w:t># Получение всех изображений</w:t>
+      </w:r>
+    </w:p>
+    <w:p>
+      <w:pPr>
+        <w:spacing w:after="0" w:line="360" w:lineRule="auto"/>
+        <w:jc w:val="both"/>
+        <w:rPr>
+          <w:rFonts w:ascii="Times New Roman" w:eastAsia="Aptos" w:hAnsi="Times New Roman" w:cs="Times New Roman"/>
+          <w:kern w:val="2"/>
+          <w:sz w:val="28"/>
+          <w:szCs w:val="28"/>
+          <w14:ligatures w14:val="standardContextual"/>
+        </w:rPr>
+      </w:pPr>
+      <w:r>
+        <w:rPr>
+          <w:rFonts w:ascii="Times New Roman" w:eastAsia="Aptos" w:hAnsi="Times New Roman" w:cs="Times New Roman"/>
+          <w:kern w:val="2"/>
+          <w:sz w:val="28"/>
+          <w:szCs w:val="28"/>
+          <w14:ligatures w14:val="standardContextual"/>
+        </w:rPr>
+        <w:t>@app.get("/api/image")</w:t>
+      </w:r>
+    </w:p>
+    <w:p>
+      <w:pPr>
+        <w:spacing w:after="0" w:line="360" w:lineRule="auto"/>
+        <w:jc w:val="both"/>
+        <w:rPr>
+          <w:rFonts w:ascii="Times New Roman" w:eastAsia="Aptos" w:hAnsi="Times New Roman" w:cs="Times New Roman"/>
+          <w:kern w:val="2"/>
+          <w:sz w:val="28"/>
+          <w:szCs w:val="28"/>
+          <w:lang w:val="en-US"/>
+          <w14:ligatures w14:val="standardContextual"/>
+        </w:rPr>
+      </w:pPr>
+      <w:r>
+        <w:rPr>
+          <w:rFonts w:ascii="Times New Roman" w:eastAsia="Aptos" w:hAnsi="Times New Roman" w:cs="Times New Roman"/>
+          <w:kern w:val="2"/>
+          <w:sz w:val="28"/>
+          <w:szCs w:val="28"/>
+          <w:lang w:val="en-US"/>
+          <w14:ligatures w14:val="standardContextual"/>
+        </w:rPr>
+        <w:t>def get_images():</w:t>
+      </w:r>
+    </w:p>
+    <w:p>
+      <w:pPr>
+        <w:spacing w:after="0" w:line="360" w:lineRule="auto"/>
+        <w:jc w:val="both"/>
+        <w:rPr>
+          <w:rFonts w:ascii="Times New Roman" w:eastAsia="Aptos" w:hAnsi="Times New Roman" w:cs="Times New Roman"/>
+          <w:kern w:val="2"/>
+          <w:sz w:val="28"/>
+          <w:szCs w:val="28"/>
+          <w:lang w:val="en-US"/>
+          <w14:ligatures w14:val="standardContextual"/>
+        </w:rPr>
+      </w:pPr>
+    </w:p>
+    <w:p>
+      <w:pPr>
+        <w:spacing w:after="0" w:line="360" w:lineRule="auto"/>
+        <w:jc w:val="both"/>
+        <w:rPr>
+          <w:rFonts w:ascii="Times New Roman" w:eastAsia="Aptos" w:hAnsi="Times New Roman" w:cs="Times New Roman"/>
+          <w:kern w:val="2"/>
+          <w:sz w:val="28"/>
+          <w:szCs w:val="28"/>
+          <w:lang w:val="en-US"/>
+          <w14:ligatures w14:val="standardContextual"/>
+        </w:rPr>
+      </w:pPr>
+      <w:r>
+        <w:rPr>
+          <w:rFonts w:ascii="Times New Roman" w:eastAsia="Aptos" w:hAnsi="Times New Roman" w:cs="Times New Roman"/>
+          <w:kern w:val="2"/>
+          <w:sz w:val="28"/>
+          <w:szCs w:val="28"/>
+          <w:lang w:val="en-US"/>
+          <w14:ligatures w14:val="standardContextual"/>
+        </w:rPr>
+        <w:t xml:space="preserve">    cursor.execute("SELECT * FROM images")</w:t>
+      </w:r>
+    </w:p>
+    <w:p>
+      <w:pPr>
+        <w:spacing w:after="0" w:line="360" w:lineRule="auto"/>
+        <w:jc w:val="both"/>
+        <w:rPr>
+          <w:rFonts w:ascii="Times New Roman" w:eastAsia="Aptos" w:hAnsi="Times New Roman" w:cs="Times New Roman"/>
+          <w:kern w:val="2"/>
+          <w:sz w:val="28"/>
+          <w:szCs w:val="28"/>
+          <w:lang w:val="en-US"/>
+          <w14:ligatures w14:val="standardContextual"/>
+        </w:rPr>
+      </w:pPr>
+      <w:r>
+        <w:rPr>
+          <w:rFonts w:ascii="Times New Roman" w:eastAsia="Aptos" w:hAnsi="Times New Roman" w:cs="Times New Roman"/>
+          <w:kern w:val="2"/>
+          <w:sz w:val="28"/>
+          <w:szCs w:val="28"/>
+          <w:lang w:val="en-US"/>
+          <w14:ligatures w14:val="standardContextual"/>
+        </w:rPr>
+        <w:t xml:space="preserve">    images = cursor.fetchall()</w:t>
+      </w:r>
+    </w:p>
+    <w:p>
+      <w:pPr>
+        <w:spacing w:after="0" w:line="360" w:lineRule="auto"/>
+        <w:jc w:val="both"/>
+        <w:rPr>
+          <w:rFonts w:ascii="Times New Roman" w:eastAsia="Aptos" w:hAnsi="Times New Roman" w:cs="Times New Roman"/>
+          <w:kern w:val="2"/>
+          <w:sz w:val="28"/>
+          <w:szCs w:val="28"/>
+          <w:lang w:val="en-US"/>
+          <w14:ligatures w14:val="standardContextual"/>
+        </w:rPr>
+      </w:pPr>
+      <w:r>
+        <w:rPr>
+          <w:rFonts w:ascii="Times New Roman" w:eastAsia="Aptos" w:hAnsi="Times New Roman" w:cs="Times New Roman"/>
+          <w:kern w:val="2"/>
+          <w:sz w:val="28"/>
+          <w:szCs w:val="28"/>
+          <w:lang w:val="en-US"/>
+          <w14:ligatures w14:val="standardContextual"/>
+        </w:rPr>
+        <w:t xml:space="preserve">    return images</w:t>
+      </w:r>
+    </w:p>
+    <w:p>
+      <w:pPr>
+        <w:spacing w:after="0" w:line="480" w:lineRule="auto"/>
+        <w:jc w:val="both"/>
+        <w:rPr>
+          <w:rFonts w:ascii="Times New Roman" w:eastAsia="Aptos" w:hAnsi="Times New Roman" w:cs="Times New Roman"/>
+          <w:kern w:val="2"/>
+          <w:sz w:val="28"/>
+          <w:szCs w:val="28"/>
+          <w:lang w:val="en-US"/>
+          <w14:ligatures w14:val="standardContextual"/>
+        </w:rPr>
+      </w:pPr>
+    </w:p>
+    <w:p>
+      <w:pPr>
+        <w:spacing w:after="0" w:line="360" w:lineRule="auto"/>
+        <w:ind w:firstLine="709"/>
+        <w:jc w:val="both"/>
+        <w:rPr>
+          <w:rFonts w:ascii="Times New Roman" w:eastAsia="Aptos" w:hAnsi="Times New Roman" w:cs="Times New Roman"/>
+          <w:kern w:val="2"/>
+          <w:sz w:val="28"/>
+          <w:szCs w:val="28"/>
+          <w:lang w:val="en-US"/>
+          <w14:ligatures w14:val="standardContextual"/>
+        </w:rPr>
+      </w:pPr>
+      <w:r>
+        <w:rPr>
+          <w:rFonts w:ascii="Times New Roman" w:eastAsia="Aptos" w:hAnsi="Times New Roman" w:cs="Times New Roman"/>
+          <w:kern w:val="2"/>
+          <w:sz w:val="28"/>
+          <w:szCs w:val="28"/>
+          <w:lang w:val="en-US"/>
+          <w14:ligatures w14:val="standardContextual"/>
+        </w:rPr>
+        <w:t xml:space="preserve">4 </w:t>
+      </w:r>
+      <w:r>
+        <w:rPr>
+          <w:rFonts w:ascii="Times New Roman" w:eastAsia="Aptos" w:hAnsi="Times New Roman" w:cs="Times New Roman"/>
+          <w:kern w:val="2"/>
+          <w:sz w:val="28"/>
+          <w:szCs w:val="28"/>
+          <w14:ligatures w14:val="standardContextual"/>
+        </w:rPr>
+        <w:t>Что</w:t>
+      </w:r>
+      <w:r>
+        <w:rPr>
+          <w:rFonts w:ascii="Times New Roman" w:eastAsia="Aptos" w:hAnsi="Times New Roman" w:cs="Times New Roman"/>
+          <w:kern w:val="2"/>
+          <w:sz w:val="28"/>
+          <w:szCs w:val="28"/>
+          <w:lang w:val="en-US"/>
+          <w14:ligatures w14:val="standardContextual"/>
+        </w:rPr>
+        <w:t xml:space="preserve"> </w:t>
+      </w:r>
+      <w:r>
+        <w:rPr>
+          <w:rFonts w:ascii="Times New Roman" w:eastAsia="Aptos" w:hAnsi="Times New Roman" w:cs="Times New Roman"/>
+          <w:kern w:val="2"/>
+          <w:sz w:val="28"/>
+          <w:szCs w:val="28"/>
+          <w14:ligatures w14:val="standardContextual"/>
+        </w:rPr>
+        <w:t>нужно</w:t>
+      </w:r>
+      <w:r>
+        <w:rPr>
+          <w:rFonts w:ascii="Times New Roman" w:eastAsia="Aptos" w:hAnsi="Times New Roman" w:cs="Times New Roman"/>
+          <w:kern w:val="2"/>
+          <w:sz w:val="28"/>
+          <w:szCs w:val="28"/>
+          <w:lang w:val="en-US"/>
+          <w14:ligatures w14:val="standardContextual"/>
+        </w:rPr>
+        <w:t xml:space="preserve"> </w:t>
+      </w:r>
+      <w:r>
+        <w:rPr>
+          <w:rFonts w:ascii="Times New Roman" w:eastAsia="Aptos" w:hAnsi="Times New Roman" w:cs="Times New Roman"/>
+          <w:kern w:val="2"/>
+          <w:sz w:val="28"/>
+          <w:szCs w:val="28"/>
+          <w14:ligatures w14:val="standardContextual"/>
+        </w:rPr>
+        <w:t>установить</w:t>
+      </w:r>
+    </w:p>
+    <w:p>
+      <w:pPr>
+        <w:spacing w:after="0" w:line="360" w:lineRule="auto"/>
+        <w:jc w:val="both"/>
+        <w:rPr>
+          <w:rFonts w:ascii="Times New Roman" w:eastAsia="Aptos" w:hAnsi="Times New Roman" w:cs="Times New Roman"/>
+          <w:kern w:val="2"/>
+          <w:sz w:val="28"/>
+          <w:szCs w:val="28"/>
+          <w:lang w:val="en-US"/>
+          <w14:ligatures w14:val="standardContextual"/>
+        </w:rPr>
+      </w:pPr>
+    </w:p>
+    <w:p>
+      <w:pPr>
+        <w:spacing w:after="0" w:line="360" w:lineRule="auto"/>
+        <w:jc w:val="both"/>
+        <w:rPr>
+          <w:rFonts w:ascii="Times New Roman" w:eastAsia="Aptos" w:hAnsi="Times New Roman" w:cs="Times New Roman"/>
+          <w:kern w:val="2"/>
+          <w:sz w:val="28"/>
+          <w:szCs w:val="28"/>
+          <w:lang w:val="en-US"/>
+          <w14:ligatures w14:val="standardContextual"/>
+        </w:rPr>
+      </w:pPr>
+      <w:r>
+        <w:rPr>
+          <w:rFonts w:ascii="Times New Roman" w:eastAsia="Aptos" w:hAnsi="Times New Roman" w:cs="Times New Roman"/>
+          <w:kern w:val="2"/>
+          <w:sz w:val="28"/>
+          <w:szCs w:val="28"/>
+          <w14:ligatures w14:val="standardContextual"/>
+        </w:rPr>
+        <w:t>Один</w:t>
+      </w:r>
+      <w:r>
+        <w:rPr>
+          <w:rFonts w:ascii="Times New Roman" w:eastAsia="Aptos" w:hAnsi="Times New Roman" w:cs="Times New Roman"/>
+          <w:kern w:val="2"/>
+          <w:sz w:val="28"/>
+          <w:szCs w:val="28"/>
+          <w:lang w:val="en-US"/>
+          <w14:ligatures w14:val="standardContextual"/>
+        </w:rPr>
+        <w:t xml:space="preserve"> </w:t>
+      </w:r>
+      <w:r>
+        <w:rPr>
+          <w:rFonts w:ascii="Times New Roman" w:eastAsia="Aptos" w:hAnsi="Times New Roman" w:cs="Times New Roman"/>
+          <w:kern w:val="2"/>
+          <w:sz w:val="28"/>
+          <w:szCs w:val="28"/>
+          <w14:ligatures w14:val="standardContextual"/>
+        </w:rPr>
+        <w:t>раз</w:t>
+      </w:r>
+      <w:r>
+        <w:rPr>
+          <w:rFonts w:ascii="Times New Roman" w:eastAsia="Aptos" w:hAnsi="Times New Roman" w:cs="Times New Roman"/>
+          <w:kern w:val="2"/>
+          <w:sz w:val="28"/>
+          <w:szCs w:val="28"/>
+          <w:lang w:val="en-US"/>
+          <w14:ligatures w14:val="standardContextual"/>
+        </w:rPr>
+        <w:t>: py -m pip install fastapi uvicorn pillow python-multipart</w:t>
+      </w:r>
+    </w:p>
+    <w:p>
+      <w:pPr>
+        <w:spacing w:after="0" w:line="480" w:lineRule="auto"/>
+        <w:jc w:val="both"/>
+        <w:rPr>
+          <w:rFonts w:ascii="Times New Roman" w:eastAsia="Aptos" w:hAnsi="Times New Roman" w:cs="Times New Roman"/>
+          <w:kern w:val="2"/>
+          <w:sz w:val="28"/>
+          <w:szCs w:val="28"/>
+          <w:lang w:val="en-US"/>
+          <w14:ligatures w14:val="standardContextual"/>
+        </w:rPr>
+      </w:pPr>
+    </w:p>
+    <w:p>
+      <w:pPr>
+        <w:spacing w:after="0" w:line="360" w:lineRule="auto"/>
+        <w:ind w:firstLine="709"/>
+        <w:jc w:val="both"/>
+        <w:rPr>
+          <w:rFonts w:ascii="Times New Roman" w:eastAsia="Aptos" w:hAnsi="Times New Roman" w:cs="Times New Roman"/>
+          <w:kern w:val="2"/>
+          <w:sz w:val="28"/>
+          <w:szCs w:val="28"/>
+          <w14:ligatures w14:val="standardContextual"/>
+        </w:rPr>
+      </w:pPr>
+      <w:r>
+        <w:rPr>
+          <w:rFonts w:ascii="Times New Roman" w:eastAsia="Aptos" w:hAnsi="Times New Roman" w:cs="Times New Roman"/>
+          <w:kern w:val="2"/>
+          <w:sz w:val="28"/>
+          <w:szCs w:val="28"/>
+          <w14:ligatures w14:val="standardContextual"/>
+        </w:rPr>
+        <w:t>5 Как запускать</w:t>
+      </w:r>
+    </w:p>
+    <w:p>
+      <w:pPr>
+        <w:spacing w:after="0" w:line="360" w:lineRule="auto"/>
+        <w:ind w:firstLine="709"/>
+        <w:jc w:val="both"/>
+        <w:rPr>
+          <w:rFonts w:ascii="Times New Roman" w:eastAsia="Aptos" w:hAnsi="Times New Roman" w:cs="Times New Roman"/>
+          <w:kern w:val="2"/>
+          <w:sz w:val="28"/>
+          <w:szCs w:val="28"/>
+          <w14:ligatures w14:val="standardContextual"/>
+        </w:rPr>
+      </w:pPr>
+    </w:p>
+    <w:p>
+      <w:pPr>
+        <w:spacing w:after="0" w:line="360" w:lineRule="auto"/>
+        <w:jc w:val="both"/>
+        <w:rPr>
+          <w:rFonts w:ascii="Times New Roman" w:eastAsia="Aptos" w:hAnsi="Times New Roman" w:cs="Times New Roman"/>
+          <w:kern w:val="2"/>
+          <w:sz w:val="28"/>
+          <w:szCs w:val="28"/>
+          <w14:ligatures w14:val="standardContextual"/>
+        </w:rPr>
+      </w:pPr>
+      <w:r>
+        <w:rPr>
+          <w:rFonts w:ascii="Times New Roman" w:eastAsia="Aptos" w:hAnsi="Times New Roman" w:cs="Times New Roman"/>
+          <w:kern w:val="2"/>
+          <w:sz w:val="28"/>
+          <w:szCs w:val="28"/>
+          <w14:ligatures w14:val="standardContextual"/>
+        </w:rPr>
+        <w:t xml:space="preserve">Каждый раз: </w:t>
+      </w:r>
+      <w:r>
+        <w:rPr>
+          <w:rFonts w:ascii="Times New Roman" w:eastAsia="Aptos" w:hAnsi="Times New Roman" w:cs="Times New Roman"/>
+          <w:kern w:val="2"/>
+          <w:sz w:val="28"/>
+          <w:szCs w:val="28"/>
+          <w:lang w:val="en-US"/>
+          <w14:ligatures w14:val="standardContextual"/>
+        </w:rPr>
+        <w:t>py</w:t>
+      </w:r>
+      <w:r>
+        <w:rPr>
+          <w:rFonts w:ascii="Times New Roman" w:eastAsia="Aptos" w:hAnsi="Times New Roman" w:cs="Times New Roman"/>
+          <w:kern w:val="2"/>
+          <w:sz w:val="28"/>
+          <w:szCs w:val="28"/>
+          <w14:ligatures w14:val="standardContextual"/>
+        </w:rPr>
+        <w:t xml:space="preserve"> -</w:t>
+      </w:r>
+      <w:r>
+        <w:rPr>
+          <w:rFonts w:ascii="Times New Roman" w:eastAsia="Aptos" w:hAnsi="Times New Roman" w:cs="Times New Roman"/>
+          <w:kern w:val="2"/>
+          <w:sz w:val="28"/>
+          <w:szCs w:val="28"/>
+          <w:lang w:val="en-US"/>
+          <w14:ligatures w14:val="standardContextual"/>
+        </w:rPr>
+        <w:t>m</w:t>
+      </w:r>
+      <w:r>
+        <w:rPr>
+          <w:rFonts w:ascii="Times New Roman" w:eastAsia="Aptos" w:hAnsi="Times New Roman" w:cs="Times New Roman"/>
+          <w:kern w:val="2"/>
+          <w:sz w:val="28"/>
+          <w:szCs w:val="28"/>
+          <w14:ligatures w14:val="standardContextual"/>
+        </w:rPr>
+        <w:t xml:space="preserve"> </w:t>
+      </w:r>
+      <w:r>
+        <w:rPr>
+          <w:rFonts w:ascii="Times New Roman" w:eastAsia="Aptos" w:hAnsi="Times New Roman" w:cs="Times New Roman"/>
+          <w:kern w:val="2"/>
+          <w:sz w:val="28"/>
+          <w:szCs w:val="28"/>
+          <w:lang w:val="en-US"/>
+          <w14:ligatures w14:val="standardContextual"/>
+        </w:rPr>
+        <w:t>uvicorn</w:t>
+      </w:r>
+      <w:r>
+        <w:rPr>
+          <w:rFonts w:ascii="Times New Roman" w:eastAsia="Aptos" w:hAnsi="Times New Roman" w:cs="Times New Roman"/>
+          <w:kern w:val="2"/>
+          <w:sz w:val="28"/>
+          <w:szCs w:val="28"/>
+          <w14:ligatures w14:val="standardContextual"/>
+        </w:rPr>
+        <w:t xml:space="preserve"> </w:t>
+      </w:r>
+      <w:r>
+        <w:rPr>
+          <w:rFonts w:ascii="Times New Roman" w:eastAsia="Aptos" w:hAnsi="Times New Roman" w:cs="Times New Roman"/>
+          <w:kern w:val="2"/>
+          <w:sz w:val="28"/>
+          <w:szCs w:val="28"/>
+          <w:lang w:val="en-US"/>
+          <w14:ligatures w14:val="standardContextual"/>
+        </w:rPr>
+        <w:t>main</w:t>
+      </w:r>
+      <w:r>
+        <w:rPr>
+          <w:rFonts w:ascii="Times New Roman" w:eastAsia="Aptos" w:hAnsi="Times New Roman" w:cs="Times New Roman"/>
+          <w:kern w:val="2"/>
+          <w:sz w:val="28"/>
+          <w:szCs w:val="28"/>
+          <w14:ligatures w14:val="standardContextual"/>
+        </w:rPr>
+        <w:t>:</w:t>
+      </w:r>
+      <w:r>
+        <w:rPr>
+          <w:rFonts w:ascii="Times New Roman" w:eastAsia="Aptos" w:hAnsi="Times New Roman" w:cs="Times New Roman"/>
+          <w:kern w:val="2"/>
+          <w:sz w:val="28"/>
+          <w:szCs w:val="28"/>
+          <w:lang w:val="en-US"/>
+          <w14:ligatures w14:val="standardContextual"/>
+        </w:rPr>
+        <w:t>app</w:t>
+      </w:r>
+      <w:r>
+        <w:rPr>
+          <w:rFonts w:ascii="Times New Roman" w:eastAsia="Aptos" w:hAnsi="Times New Roman" w:cs="Times New Roman"/>
+          <w:kern w:val="2"/>
+          <w:sz w:val="28"/>
+          <w:szCs w:val="28"/>
+          <w14:ligatures w14:val="standardContextual"/>
+        </w:rPr>
+        <w:t xml:space="preserve"> --</w:t>
+      </w:r>
+      <w:r>
+        <w:rPr>
+          <w:rFonts w:ascii="Times New Roman" w:eastAsia="Aptos" w:hAnsi="Times New Roman" w:cs="Times New Roman"/>
+          <w:kern w:val="2"/>
+          <w:sz w:val="28"/>
+          <w:szCs w:val="28"/>
+          <w:lang w:val="en-US"/>
+          <w14:ligatures w14:val="standardContextual"/>
+        </w:rPr>
+        <w:t>reload</w:t>
+      </w:r>
+    </w:p>
+    <w:p>
+      <w:pPr>
+        <w:spacing w:after="0" w:line="360" w:lineRule="auto"/>
+        <w:jc w:val="both"/>
+        <w:rPr>
+          <w:rFonts w:ascii="Times New Roman" w:eastAsia="Aptos" w:hAnsi="Times New Roman" w:cs="Times New Roman"/>
+          <w:kern w:val="2"/>
+          <w:sz w:val="28"/>
+          <w:szCs w:val="28"/>
+          <w14:ligatures w14:val="standardContextual"/>
+        </w:rPr>
+      </w:pPr>
+      <w:r>
+        <w:rPr>
+          <w:rFonts w:ascii="Times New Roman" w:eastAsia="Aptos" w:hAnsi="Times New Roman" w:cs="Times New Roman"/>
+          <w:kern w:val="2"/>
+          <w:sz w:val="28"/>
+          <w:szCs w:val="28"/>
+          <w14:ligatures w14:val="standardContextual"/>
+        </w:rPr>
+        <w:t>Swagger</w:t>
+      </w:r>
+    </w:p>
+    <w:p>
+      <w:pPr>
+        <w:spacing w:after="0" w:line="360" w:lineRule="auto"/>
+        <w:jc w:val="both"/>
+        <w:rPr>
+          <w:rFonts w:ascii="Times New Roman" w:eastAsia="Aptos" w:hAnsi="Times New Roman" w:cs="Times New Roman"/>
+          <w:kern w:val="2"/>
+          <w:sz w:val="28"/>
+          <w:szCs w:val="28"/>
+          <w14:ligatures w14:val="standardContextual"/>
+        </w:rPr>
+      </w:pPr>
+      <w:r>
+        <w:rPr>
+          <w:rFonts w:ascii="Times New Roman" w:eastAsia="Aptos" w:hAnsi="Times New Roman" w:cs="Times New Roman"/>
+          <w:kern w:val="2"/>
+          <w:sz w:val="28"/>
+          <w:szCs w:val="28"/>
+          <w14:ligatures w14:val="standardContextual"/>
+        </w:rPr>
+        <w:t>После запуска: http://127.0.0.1:8000/docs</w:t>
+      </w:r>
+    </w:p>
+    <w:p>
+      <w:pPr>
+        <w:pStyle w:val="a3"/>
+        <w:spacing w:after="0" w:line="360" w:lineRule="auto"/>
+        <w:ind w:left="0"/>
+        <w:jc w:val="both"/>
+        <w:rPr>
+          <w:rFonts w:ascii="Times New Roman" w:eastAsia="Times New Roman" w:hAnsi="Times New Roman" w:cs="Times New Roman"/>
+          <w:sz w:val="28"/>
+          <w:szCs w:val="28"/>
+          <w:lang w:eastAsia="ru-RU"/>
+        </w:rPr>
+      </w:pPr>
     </w:p>
     <w:sectPr>
       <w:type w:val="continuous"/>
@@ -12022,6 +16336,7 @@
   <w:style w:type="character" w:default="1" w:styleId="a0">
     <w:name w:val="Default Paragraph Font"/>
     <w:uiPriority w:val="1"/>
+    <w:semiHidden/>
     <w:unhideWhenUsed/>
   </w:style>
   <w:style w:type="table" w:default="1" w:styleId="a1">
@@ -12210,6 +16525,18 @@
     <w:rPr>
       <w:color w:val="605E5C"/>
       <w:shd w:val="clear" w:color="auto" w:fill="E1DFDD"/>
+    </w:rPr>
+  </w:style>
+  <w:style w:type="character" w:styleId="ac">
+    <w:name w:val="FollowedHyperlink"/>
+    <w:basedOn w:val="a0"/>
+    <w:uiPriority w:val="99"/>
+    <w:semiHidden/>
+    <w:unhideWhenUsed/>
+    <w:rsid w:val="002B2FA3"/>
+    <w:rPr>
+      <w:color w:val="800080" w:themeColor="followedHyperlink"/>
+      <w:u w:val="single"/>
     </w:rPr>
   </w:style>
 </w:styles>

--- a/Report/Отчет по ПП06.docx
+++ b/Report/Отчет по ПП06.docx
@@ -881,8 +881,8 @@
               <w:rFonts w:ascii="Times New Roman" w:eastAsiaTheme="minorEastAsia" w:hAnsi="Times New Roman" w:cs="Times New Roman"/>
               <w:noProof/>
               <w:kern w:val="2"/>
-              <w:sz w:val="32"/>
-              <w:szCs w:val="32"/>
+              <w:sz w:val="28"/>
+              <w:szCs w:val="28"/>
               <w:lang w:eastAsia="ru-RU"/>
               <w14:ligatures w14:val="standardContextual"/>
             </w:rPr>
@@ -980,8 +980,8 @@
               <w:rFonts w:ascii="Times New Roman" w:eastAsiaTheme="minorEastAsia" w:hAnsi="Times New Roman" w:cs="Times New Roman"/>
               <w:noProof/>
               <w:kern w:val="2"/>
-              <w:sz w:val="32"/>
-              <w:szCs w:val="32"/>
+              <w:sz w:val="28"/>
+              <w:szCs w:val="28"/>
               <w:lang w:eastAsia="ru-RU"/>
               <w14:ligatures w14:val="standardContextual"/>
             </w:rPr>
@@ -1079,8 +1079,8 @@
               <w:rFonts w:ascii="Times New Roman" w:eastAsiaTheme="minorEastAsia" w:hAnsi="Times New Roman" w:cs="Times New Roman"/>
               <w:noProof/>
               <w:kern w:val="2"/>
-              <w:sz w:val="32"/>
-              <w:szCs w:val="32"/>
+              <w:sz w:val="28"/>
+              <w:szCs w:val="28"/>
               <w:lang w:eastAsia="ru-RU"/>
               <w14:ligatures w14:val="standardContextual"/>
             </w:rPr>
@@ -1178,8 +1178,8 @@
               <w:rFonts w:ascii="Times New Roman" w:eastAsiaTheme="minorEastAsia" w:hAnsi="Times New Roman" w:cs="Times New Roman"/>
               <w:noProof/>
               <w:kern w:val="2"/>
-              <w:sz w:val="32"/>
-              <w:szCs w:val="32"/>
+              <w:sz w:val="28"/>
+              <w:szCs w:val="28"/>
               <w:lang w:eastAsia="ru-RU"/>
               <w14:ligatures w14:val="standardContextual"/>
             </w:rPr>
@@ -1277,8 +1277,8 @@
               <w:rFonts w:ascii="Times New Roman" w:eastAsiaTheme="minorEastAsia" w:hAnsi="Times New Roman" w:cs="Times New Roman"/>
               <w:noProof/>
               <w:kern w:val="2"/>
-              <w:sz w:val="32"/>
-              <w:szCs w:val="32"/>
+              <w:sz w:val="28"/>
+              <w:szCs w:val="28"/>
               <w:lang w:eastAsia="ru-RU"/>
               <w14:ligatures w14:val="standardContextual"/>
             </w:rPr>
@@ -1376,8 +1376,8 @@
               <w:rFonts w:ascii="Times New Roman" w:eastAsiaTheme="minorEastAsia" w:hAnsi="Times New Roman" w:cs="Times New Roman"/>
               <w:noProof/>
               <w:kern w:val="2"/>
-              <w:sz w:val="32"/>
-              <w:szCs w:val="32"/>
+              <w:sz w:val="28"/>
+              <w:szCs w:val="28"/>
               <w:lang w:eastAsia="ru-RU"/>
               <w14:ligatures w14:val="standardContextual"/>
             </w:rPr>
@@ -1475,8 +1475,8 @@
               <w:rFonts w:ascii="Times New Roman" w:eastAsiaTheme="minorEastAsia" w:hAnsi="Times New Roman" w:cs="Times New Roman"/>
               <w:noProof/>
               <w:kern w:val="2"/>
-              <w:sz w:val="32"/>
-              <w:szCs w:val="32"/>
+              <w:sz w:val="28"/>
+              <w:szCs w:val="28"/>
               <w:lang w:eastAsia="ru-RU"/>
               <w14:ligatures w14:val="standardContextual"/>
             </w:rPr>
@@ -1574,8 +1574,8 @@
               <w:rFonts w:ascii="Times New Roman" w:eastAsiaTheme="minorEastAsia" w:hAnsi="Times New Roman" w:cs="Times New Roman"/>
               <w:noProof/>
               <w:kern w:val="2"/>
-              <w:sz w:val="32"/>
-              <w:szCs w:val="32"/>
+              <w:sz w:val="28"/>
+              <w:szCs w:val="28"/>
               <w:lang w:eastAsia="ru-RU"/>
               <w14:ligatures w14:val="standardContextual"/>
             </w:rPr>
@@ -1673,8 +1673,8 @@
               <w:rFonts w:ascii="Times New Roman" w:eastAsiaTheme="minorEastAsia" w:hAnsi="Times New Roman" w:cs="Times New Roman"/>
               <w:noProof/>
               <w:kern w:val="2"/>
-              <w:sz w:val="32"/>
-              <w:szCs w:val="32"/>
+              <w:sz w:val="28"/>
+              <w:szCs w:val="28"/>
               <w:lang w:eastAsia="ru-RU"/>
               <w14:ligatures w14:val="standardContextual"/>
             </w:rPr>
@@ -1772,8 +1772,8 @@
               <w:rFonts w:ascii="Times New Roman" w:eastAsiaTheme="minorEastAsia" w:hAnsi="Times New Roman" w:cs="Times New Roman"/>
               <w:noProof/>
               <w:kern w:val="2"/>
-              <w:sz w:val="32"/>
-              <w:szCs w:val="32"/>
+              <w:sz w:val="28"/>
+              <w:szCs w:val="28"/>
               <w:lang w:eastAsia="ru-RU"/>
               <w14:ligatures w14:val="standardContextual"/>
             </w:rPr>
@@ -1871,8 +1871,8 @@
               <w:rFonts w:ascii="Times New Roman" w:eastAsiaTheme="minorEastAsia" w:hAnsi="Times New Roman" w:cs="Times New Roman"/>
               <w:noProof/>
               <w:kern w:val="2"/>
-              <w:sz w:val="32"/>
-              <w:szCs w:val="32"/>
+              <w:sz w:val="28"/>
+              <w:szCs w:val="28"/>
               <w:lang w:eastAsia="ru-RU"/>
               <w14:ligatures w14:val="standardContextual"/>
             </w:rPr>
@@ -1970,8 +1970,8 @@
               <w:rFonts w:ascii="Times New Roman" w:eastAsiaTheme="minorEastAsia" w:hAnsi="Times New Roman" w:cs="Times New Roman"/>
               <w:noProof/>
               <w:kern w:val="2"/>
-              <w:sz w:val="32"/>
-              <w:szCs w:val="32"/>
+              <w:sz w:val="28"/>
+              <w:szCs w:val="28"/>
               <w:lang w:eastAsia="ru-RU"/>
               <w14:ligatures w14:val="standardContextual"/>
             </w:rPr>
@@ -2069,8 +2069,8 @@
               <w:rFonts w:ascii="Times New Roman" w:eastAsiaTheme="minorEastAsia" w:hAnsi="Times New Roman" w:cs="Times New Roman"/>
               <w:noProof/>
               <w:kern w:val="2"/>
-              <w:sz w:val="32"/>
-              <w:szCs w:val="32"/>
+              <w:sz w:val="28"/>
+              <w:szCs w:val="28"/>
               <w:lang w:eastAsia="ru-RU"/>
               <w14:ligatures w14:val="standardContextual"/>
             </w:rPr>
@@ -2168,8 +2168,8 @@
               <w:rFonts w:ascii="Times New Roman" w:eastAsiaTheme="minorEastAsia" w:hAnsi="Times New Roman" w:cs="Times New Roman"/>
               <w:noProof/>
               <w:kern w:val="2"/>
-              <w:sz w:val="32"/>
-              <w:szCs w:val="32"/>
+              <w:sz w:val="28"/>
+              <w:szCs w:val="28"/>
               <w:lang w:eastAsia="ru-RU"/>
               <w14:ligatures w14:val="standardContextual"/>
             </w:rPr>
@@ -2267,8 +2267,8 @@
               <w:rFonts w:ascii="Times New Roman" w:eastAsiaTheme="minorEastAsia" w:hAnsi="Times New Roman" w:cs="Times New Roman"/>
               <w:noProof/>
               <w:kern w:val="2"/>
-              <w:sz w:val="32"/>
-              <w:szCs w:val="32"/>
+              <w:sz w:val="28"/>
+              <w:szCs w:val="28"/>
               <w:lang w:eastAsia="ru-RU"/>
               <w14:ligatures w14:val="standardContextual"/>
             </w:rPr>
@@ -2366,8 +2366,8 @@
               <w:rFonts w:ascii="Times New Roman" w:eastAsiaTheme="minorEastAsia" w:hAnsi="Times New Roman" w:cs="Times New Roman"/>
               <w:noProof/>
               <w:kern w:val="2"/>
-              <w:sz w:val="32"/>
-              <w:szCs w:val="32"/>
+              <w:sz w:val="28"/>
+              <w:szCs w:val="28"/>
               <w:lang w:eastAsia="ru-RU"/>
               <w14:ligatures w14:val="standardContextual"/>
             </w:rPr>
@@ -2465,8 +2465,8 @@
               <w:rFonts w:ascii="Times New Roman" w:eastAsiaTheme="minorEastAsia" w:hAnsi="Times New Roman" w:cs="Times New Roman"/>
               <w:noProof/>
               <w:kern w:val="2"/>
-              <w:sz w:val="32"/>
-              <w:szCs w:val="32"/>
+              <w:sz w:val="28"/>
+              <w:szCs w:val="28"/>
               <w:lang w:eastAsia="ru-RU"/>
               <w14:ligatures w14:val="standardContextual"/>
             </w:rPr>
@@ -2564,8 +2564,8 @@
               <w:rFonts w:ascii="Times New Roman" w:eastAsiaTheme="minorEastAsia" w:hAnsi="Times New Roman" w:cs="Times New Roman"/>
               <w:noProof/>
               <w:kern w:val="2"/>
-              <w:sz w:val="32"/>
-              <w:szCs w:val="32"/>
+              <w:sz w:val="28"/>
+              <w:szCs w:val="28"/>
               <w:lang w:eastAsia="ru-RU"/>
               <w14:ligatures w14:val="standardContextual"/>
             </w:rPr>
@@ -2663,8 +2663,8 @@
               <w:rFonts w:ascii="Times New Roman" w:eastAsiaTheme="minorEastAsia" w:hAnsi="Times New Roman" w:cs="Times New Roman"/>
               <w:noProof/>
               <w:kern w:val="2"/>
-              <w:sz w:val="32"/>
-              <w:szCs w:val="32"/>
+              <w:sz w:val="28"/>
+              <w:szCs w:val="28"/>
               <w:lang w:eastAsia="ru-RU"/>
               <w14:ligatures w14:val="standardContextual"/>
             </w:rPr>
@@ -2762,8 +2762,8 @@
               <w:rFonts w:ascii="Times New Roman" w:eastAsiaTheme="minorEastAsia" w:hAnsi="Times New Roman" w:cs="Times New Roman"/>
               <w:noProof/>
               <w:kern w:val="2"/>
-              <w:sz w:val="32"/>
-              <w:szCs w:val="32"/>
+              <w:sz w:val="28"/>
+              <w:szCs w:val="28"/>
               <w:lang w:eastAsia="ru-RU"/>
               <w14:ligatures w14:val="standardContextual"/>
             </w:rPr>
@@ -2861,8 +2861,8 @@
               <w:rFonts w:ascii="Times New Roman" w:eastAsiaTheme="minorEastAsia" w:hAnsi="Times New Roman" w:cs="Times New Roman"/>
               <w:noProof/>
               <w:kern w:val="2"/>
-              <w:sz w:val="32"/>
-              <w:szCs w:val="32"/>
+              <w:sz w:val="28"/>
+              <w:szCs w:val="28"/>
               <w:lang w:eastAsia="ru-RU"/>
               <w14:ligatures w14:val="standardContextual"/>
             </w:rPr>
@@ -3443,6 +3443,7 @@
       <w:pPr>
         <w:spacing w:after="0" w:line="360" w:lineRule="auto"/>
         <w:ind w:firstLine="709"/>
+        <w:jc w:val="both"/>
         <w:rPr>
           <w:rFonts w:ascii="Times New Roman" w:eastAsia="Times New Roman" w:hAnsi="Times New Roman" w:cs="Times New Roman"/>
           <w:sz w:val="28"/>
